--- a/deliverables/2026_산자부_연구노트_D2O_현장점검제출본.docx
+++ b/deliverables/2026_산자부_연구노트_D2O_현장점검제출본.docx
@@ -452,6 +452,47 @@
                 <w:b/>
                 <w:sz w:val="20"/>
               </w:rPr>
+              <w:t>노트 번호 / 권</w:t>
+            </w:r>
+          </w:p>
+        </w:tc>
+        <w:tc>
+          <w:tcPr>
+            <w:tcW w:type="dxa" w:w="7710"/>
+          </w:tcPr>
+          <w:p>
+            <w:pPr>
+              <w:spacing w:after="20" w:line="252" w:lineRule="auto"/>
+            </w:pPr>
+            <w:r/>
+            <w:r>
+              <w:rPr>
+                <w:rFonts w:ascii="맑은 고딕" w:hAnsi="맑은 고딕" w:eastAsia="맑은 고딕"/>
+                <w:b w:val="0"/>
+                <w:sz w:val="20"/>
+              </w:rPr>
+              <w:t>D2O-RN-2026-01 / 제1권</w:t>
+            </w:r>
+          </w:p>
+        </w:tc>
+      </w:tr>
+      <w:tr>
+        <w:tc>
+          <w:tcPr>
+            <w:tcW w:type="dxa" w:w="1928"/>
+            <w:shd w:val="clear" w:color="auto" w:fill="EDEDED"/>
+          </w:tcPr>
+          <w:p>
+            <w:pPr>
+              <w:spacing w:after="20" w:line="252" w:lineRule="auto"/>
+            </w:pPr>
+            <w:r/>
+            <w:r>
+              <w:rPr>
+                <w:rFonts w:ascii="맑은 고딕" w:hAnsi="맑은 고딕" w:eastAsia="맑은 고딕"/>
+                <w:b/>
+                <w:sz w:val="20"/>
+              </w:rPr>
               <w:t>노트 사용기간</w:t>
             </w:r>
           </w:p>
@@ -481,6 +522,47 @@
                 <w:sz w:val="20"/>
               </w:rPr>
               <w:t>〔        〕</w:t>
+            </w:r>
+          </w:p>
+        </w:tc>
+      </w:tr>
+      <w:tr>
+        <w:tc>
+          <w:tcPr>
+            <w:tcW w:type="dxa" w:w="1928"/>
+            <w:shd w:val="clear" w:color="auto" w:fill="EDEDED"/>
+          </w:tcPr>
+          <w:p>
+            <w:pPr>
+              <w:spacing w:after="20" w:line="252" w:lineRule="auto"/>
+            </w:pPr>
+            <w:r/>
+            <w:r>
+              <w:rPr>
+                <w:rFonts w:ascii="맑은 고딕" w:hAnsi="맑은 고딕" w:eastAsia="맑은 고딕"/>
+                <w:b/>
+                <w:sz w:val="20"/>
+              </w:rPr>
+              <w:t>관리책임자 / 보안</w:t>
+            </w:r>
+          </w:p>
+        </w:tc>
+        <w:tc>
+          <w:tcPr>
+            <w:tcW w:type="dxa" w:w="7710"/>
+          </w:tcPr>
+          <w:p>
+            <w:pPr>
+              <w:spacing w:after="20" w:line="252" w:lineRule="auto"/>
+            </w:pPr>
+            <w:r/>
+            <w:r>
+              <w:rPr>
+                <w:rFonts w:ascii="맑은 고딕" w:hAnsi="맑은 고딕" w:eastAsia="맑은 고딕"/>
+                <w:b w:val="0"/>
+                <w:sz w:val="20"/>
+              </w:rPr>
+              <w:t>하현제(연구책임자) / 대외비 — 과제 관계자 외 열람 제한</w:t>
             </w:r>
           </w:p>
         </w:tc>
@@ -579,7 +661,7 @@
           <w:b/>
           <w:sz w:val="20"/>
         </w:rPr>
-        <w:t>1. 연구노트 작성 기준</w:t>
+        <w:t>1. 연구노트 작성·관리 기준</w:t>
         <w:tab/>
         <w:t>2</w:t>
       </w:r>
@@ -598,7 +680,7 @@
           <w:b/>
           <w:sz w:val="20"/>
         </w:rPr>
-        <w:t>2. 과제 개요 및 디투오 역할</w:t>
+        <w:t>2. 과제 개요 및 디투오 역할 (연구개발계획서 기준)</w:t>
         <w:tab/>
         <w:t>2</w:t>
       </w:r>
@@ -619,7 +701,7 @@
         </w:rPr>
         <w:t>3. 실증지 우사 개요</w:t>
         <w:tab/>
-        <w:t>3</w:t>
+        <w:t>4</w:t>
       </w:r>
     </w:p>
     <w:p>
@@ -638,7 +720,7 @@
         </w:rPr>
         <w:t>4. 표준 작업 절차 — 1일 2회 교반 및 HBP 침상 관리</w:t>
         <w:tab/>
-        <w:t>4</w:t>
+        <w:t>5</w:t>
       </w:r>
     </w:p>
     <w:p>
@@ -655,9 +737,161 @@
           <w:b/>
           <w:sz w:val="20"/>
         </w:rPr>
-        <w:t>5. 연구 기록</w:t>
+        <w:t>5. 제1부 기술 기초 조사</w:t>
         <w:tab/>
-        <w:t>4</w:t>
+        <w:t>5</w:t>
+      </w:r>
+    </w:p>
+    <w:p>
+      <w:pPr>
+        <w:tabs>
+          <w:tab w:pos="9638" w:val="right" w:leader="dot"/>
+        </w:tabs>
+        <w:spacing w:after="40"/>
+        <w:ind w:left="340"/>
+      </w:pPr>
+      <w:r>
+        <w:rPr>
+          <w:rFonts w:ascii="맑은 고딕" w:hAnsi="맑은 고딕" w:eastAsia="맑은 고딕"/>
+          <w:b w:val="0"/>
+          <w:sz w:val="19"/>
+        </w:rPr>
+        <w:t>[조사 1] CBP(Compost Bedded Pack barn)의 정의·원리·운영 기준</w:t>
+        <w:tab/>
+        <w:t>5</w:t>
+      </w:r>
+    </w:p>
+    <w:p>
+      <w:pPr>
+        <w:tabs>
+          <w:tab w:pos="9638" w:val="right" w:leader="dot"/>
+        </w:tabs>
+        <w:spacing w:after="40"/>
+        <w:ind w:left="340"/>
+      </w:pPr>
+      <w:r>
+        <w:rPr>
+          <w:rFonts w:ascii="맑은 고딕" w:hAnsi="맑은 고딕" w:eastAsia="맑은 고딕"/>
+          <w:b w:val="0"/>
+          <w:sz w:val="19"/>
+        </w:rPr>
+        <w:t>[조사 2] 피트모스(Sphagnum peat moss)</w:t>
+        <w:tab/>
+        <w:t>6</w:t>
+      </w:r>
+    </w:p>
+    <w:p>
+      <w:pPr>
+        <w:tabs>
+          <w:tab w:pos="9638" w:val="right" w:leader="dot"/>
+        </w:tabs>
+        <w:spacing w:after="40"/>
+        <w:ind w:left="340"/>
+      </w:pPr>
+      <w:r>
+        <w:rPr>
+          <w:rFonts w:ascii="맑은 고딕" w:hAnsi="맑은 고딕" w:eastAsia="맑은 고딕"/>
+          <w:b w:val="0"/>
+          <w:sz w:val="19"/>
+        </w:rPr>
+        <w:t>[조사 3] 휴머스(Humus, 부식·부엽토)</w:t>
+        <w:tab/>
+        <w:t>7</w:t>
+      </w:r>
+    </w:p>
+    <w:p>
+      <w:pPr>
+        <w:tabs>
+          <w:tab w:pos="9638" w:val="right" w:leader="dot"/>
+        </w:tabs>
+        <w:spacing w:after="40"/>
+        <w:ind w:left="340"/>
+      </w:pPr>
+      <w:r>
+        <w:rPr>
+          <w:rFonts w:ascii="맑은 고딕" w:hAnsi="맑은 고딕" w:eastAsia="맑은 고딕"/>
+          <w:b w:val="0"/>
+          <w:sz w:val="19"/>
+        </w:rPr>
+        <w:t>[조사 4] HBP(Humus Bedded Pack barn) — 연구책임자 개발 시스템</w:t>
+        <w:tab/>
+        <w:t>7</w:t>
+      </w:r>
+    </w:p>
+    <w:p>
+      <w:pPr>
+        <w:tabs>
+          <w:tab w:pos="9638" w:val="right" w:leader="dot"/>
+        </w:tabs>
+        <w:spacing w:after="40"/>
+        <w:ind w:left="340"/>
+      </w:pPr>
+      <w:r>
+        <w:rPr>
+          <w:rFonts w:ascii="맑은 고딕" w:hAnsi="맑은 고딕" w:eastAsia="맑은 고딕"/>
+          <w:b w:val="0"/>
+          <w:sz w:val="19"/>
+        </w:rPr>
+        <w:t>[조사 5] HBP 침상 관리 매뉴얼 (실증지 표준)</w:t>
+        <w:tab/>
+        <w:t>8</w:t>
+      </w:r>
+    </w:p>
+    <w:p>
+      <w:pPr>
+        <w:tabs>
+          <w:tab w:pos="9638" w:val="right" w:leader="dot"/>
+        </w:tabs>
+        <w:spacing w:after="40"/>
+        <w:ind w:left="340"/>
+      </w:pPr>
+      <w:r>
+        <w:rPr>
+          <w:rFonts w:ascii="맑은 고딕" w:hAnsi="맑은 고딕" w:eastAsia="맑은 고딕"/>
+          <w:b w:val="0"/>
+          <w:sz w:val="19"/>
+        </w:rPr>
+        <w:t>[조사 6] 교반 작업의 필수성과 자동화 필요성</w:t>
+        <w:tab/>
+        <w:t>9</w:t>
+      </w:r>
+    </w:p>
+    <w:p>
+      <w:pPr>
+        <w:tabs>
+          <w:tab w:pos="9638" w:val="right" w:leader="dot"/>
+        </w:tabs>
+        <w:spacing w:after="40"/>
+        <w:ind w:left="340"/>
+      </w:pPr>
+      <w:r>
+        <w:rPr>
+          <w:rFonts w:ascii="맑은 고딕" w:hAnsi="맑은 고딕" w:eastAsia="맑은 고딕"/>
+          <w:b w:val="0"/>
+          <w:sz w:val="19"/>
+        </w:rPr>
+        <w:t>[조사 7] 세계 추세·동물복지·국내 지속가능 목장 전망</w:t>
+        <w:tab/>
+        <w:t>9</w:t>
+      </w:r>
+    </w:p>
+    <w:p>
+      <w:pPr>
+        <w:tabs>
+          <w:tab w:pos="9638" w:val="right" w:leader="dot"/>
+        </w:tabs>
+        <w:spacing w:after="40"/>
+        <w:ind w:left="0"/>
+      </w:pPr>
+      <w:r>
+        <w:rPr>
+          <w:rFonts w:ascii="맑은 고딕" w:hAnsi="맑은 고딕" w:eastAsia="맑은 고딕"/>
+          <w:b/>
+          <w:sz w:val="20"/>
+        </w:rPr>
+        <w:t>6. 제2부 실증 활동 기록</w:t>
+        <w:tab/>
+        <w:t>11</w:t>
       </w:r>
     </w:p>
     <w:p>
@@ -676,7 +910,7 @@
         </w:rPr>
         <w:t>[기록 1] 일일 교반·침상 관리 기록 개시</w:t>
         <w:tab/>
-        <w:t>4</w:t>
+        <w:t>11</w:t>
       </w:r>
     </w:p>
     <w:p>
@@ -695,7 +929,7 @@
         </w:rPr>
         <w:t>[기록 2] 정책기관 실증지 방문 — HBP·과제 소개</w:t>
         <w:tab/>
-        <w:t>4</w:t>
+        <w:t>11</w:t>
       </w:r>
     </w:p>
     <w:p>
@@ -714,7 +948,7 @@
         </w:rPr>
         <w:t>[기록 3] 해외(ODA) 방문단 대상 HBP·과제 소개</w:t>
         <w:tab/>
-        <w:t>5</w:t>
+        <w:t>11</w:t>
       </w:r>
     </w:p>
     <w:p>
@@ -733,7 +967,7 @@
         </w:rPr>
         <w:t>[기록 4] 실증지 우사 제원 조사 및 실사용 환경 정의</w:t>
         <w:tab/>
-        <w:t>5</w:t>
+        <w:t>12</w:t>
       </w:r>
     </w:p>
     <w:p>
@@ -752,7 +986,7 @@
         </w:rPr>
         <w:t>[기록 5] 수행기관 간담회 발표</w:t>
         <w:tab/>
-        <w:t>5</w:t>
+        <w:t>12</w:t>
       </w:r>
     </w:p>
     <w:p>
@@ -771,7 +1005,7 @@
         </w:rPr>
         <w:t>[기록 6] 1일 2회 표준 교반 절차 및 겨울~봄 침상 보충 계획 수립</w:t>
         <w:tab/>
-        <w:t>6</w:t>
+        <w:t>12</w:t>
       </w:r>
     </w:p>
     <w:p>
@@ -788,9 +1022,9 @@
           <w:b/>
           <w:sz w:val="20"/>
         </w:rPr>
-        <w:t>6. 수기 기록지</w:t>
+        <w:t>7. 제3부 수기 기록지</w:t>
         <w:tab/>
-        <w:t>7</w:t>
+        <w:t>14</w:t>
       </w:r>
     </w:p>
     <w:p>
@@ -809,7 +1043,7 @@
         </w:rPr>
         <w:t>기록지 A. 일일 교반·침상 관리 기록 (주간)</w:t>
         <w:tab/>
-        <w:t>7</w:t>
+        <w:t>14</w:t>
       </w:r>
     </w:p>
     <w:p>
@@ -828,7 +1062,7 @@
         </w:rPr>
         <w:t>기록지 B. 주간 침상 측정 기록</w:t>
         <w:tab/>
-        <w:t>8</w:t>
+        <w:t>15</w:t>
       </w:r>
     </w:p>
     <w:p>
@@ -847,7 +1081,7 @@
         </w:rPr>
         <w:t>기록지 C. 베딩 재료 입고·투입 기록</w:t>
         <w:tab/>
-        <w:t>9</w:t>
+        <w:t>16</w:t>
       </w:r>
     </w:p>
     <w:p>
@@ -866,7 +1100,7 @@
         </w:rPr>
         <w:t>기록지 D. 영업·홍보 활동 기록</w:t>
         <w:tab/>
-        <w:t>10</w:t>
+        <w:t>17</w:t>
       </w:r>
     </w:p>
     <w:p>
@@ -885,7 +1119,26 @@
         </w:rPr>
         <w:t>기록지 E. 연구 기록 (공란)</w:t>
         <w:tab/>
-        <w:t>11</w:t>
+        <w:t>18</w:t>
+      </w:r>
+    </w:p>
+    <w:p>
+      <w:pPr>
+        <w:tabs>
+          <w:tab w:pos="9638" w:val="right" w:leader="dot"/>
+        </w:tabs>
+        <w:spacing w:after="40"/>
+        <w:ind w:left="0"/>
+      </w:pPr>
+      <w:r>
+        <w:rPr>
+          <w:rFonts w:ascii="맑은 고딕" w:hAnsi="맑은 고딕" w:eastAsia="맑은 고딕"/>
+          <w:b/>
+          <w:sz w:val="20"/>
+        </w:rPr>
+        <w:t>8. 점검 기록 (연구책임자·관리자)</w:t>
+        <w:tab/>
+        <w:t>19</w:t>
       </w:r>
     </w:p>
     <w:p>
@@ -912,7 +1165,7 @@
           <w:b/>
           <w:sz w:val="26"/>
         </w:rPr>
-        <w:t>1. 연구노트 작성 기준</w:t>
+        <w:t>1. 연구노트 작성·관리 기준</w:t>
       </w:r>
     </w:p>
     <w:p>
@@ -1018,6 +1271,34 @@
     </w:p>
     <w:p>
       <w:pPr>
+        <w:spacing w:after="60" w:before="0"/>
+        <w:ind w:left="227" w:hanging="198"/>
+      </w:pPr>
+      <w:r>
+        <w:rPr>
+          <w:rFonts w:ascii="맑은 고딕" w:hAnsi="맑은 고딕" w:eastAsia="맑은 고딕"/>
+          <w:b w:val="0"/>
+          <w:sz w:val="19"/>
+        </w:rPr>
+        <w:t>• 본 노트는 연구책임자가 관리하며, 과제 관계자 외 반출·복제를 금한다. 과제 종료 후 기관 규정에 따른 기간 동안 보존한다.</w:t>
+      </w:r>
+    </w:p>
+    <w:p>
+      <w:pPr>
+        <w:spacing w:after="60" w:before="0"/>
+        <w:ind w:left="227" w:hanging="198"/>
+      </w:pPr>
+      <w:r>
+        <w:rPr>
+          <w:rFonts w:ascii="맑은 고딕" w:hAnsi="맑은 고딕" w:eastAsia="맑은 고딕"/>
+          <w:b w:val="0"/>
+          <w:sz w:val="19"/>
+        </w:rPr>
+        <w:t>• 구성: 제1부 기술 기초 조사(문헌·운영 경험 정리) / 제2부 실증 활동 기록(일자순) / 제3부 수기 기록지(매일·매주 작성) / 점검 기록.</w:t>
+      </w:r>
+    </w:p>
+    <w:p>
+      <w:pPr>
         <w:keepNext/>
         <w:spacing w:after="100" w:before="200"/>
       </w:pPr>
@@ -1027,7 +1308,7 @@
           <w:b/>
           <w:sz w:val="26"/>
         </w:rPr>
-        <w:t>2. 과제 개요 및 디투오 역할</w:t>
+        <w:t>2. 과제 개요 및 디투오 역할 (연구개발계획서 기준)</w:t>
       </w:r>
     </w:p>
     <w:tbl>
@@ -1160,7 +1441,7 @@
                 <w:b w:val="0"/>
                 <w:sz w:val="19"/>
               </w:rPr>
-              <w:t>㈜GMW(주관): 설계·부품·조립·양산 / 충남대학교(공동): 자율주행·플랫폼 설계 / ㈜디투오(공동, 수요사): 실증 및 테스트, 영업·판매</w:t>
+              <w:t>㈜GMW(주관): 설계·부품 개발, 조립·제작, 검증·양산 / 충남대학교 산학협력단(공동, 공급사): 플랫폼 설계, 자율주행·경로 생성·객체 모니터링 / ㈜디투오(공동, 수요사): 실증 지원 — 실증 환경 구축·현장 실증 지원, 사업화 제품 영업·기술 교육·컨설팅 등 확산 기반 구축</w:t>
             </w:r>
           </w:p>
         </w:tc>
@@ -1187,7 +1468,7 @@
       <w:tr>
         <w:tc>
           <w:tcPr>
-            <w:tcW w:type="dxa" w:w="2041"/>
+            <w:tcW w:type="dxa" w:w="1701"/>
             <w:shd w:val="clear" w:color="auto" w:fill="EDEDED"/>
           </w:tcPr>
           <w:p>
@@ -1200,9 +1481,9 @@
               <w:rPr>
                 <w:rFonts w:ascii="맑은 고딕" w:hAnsi="맑은 고딕" w:eastAsia="맑은 고딕"/>
                 <w:b/>
-                <w:sz w:val="18"/>
-              </w:rPr>
-              <w:t>디투오 역할</w:t>
+                <w:sz w:val="17"/>
+              </w:rPr>
+              <w:t>구분</w:t>
             </w:r>
           </w:p>
         </w:tc>
@@ -1221,15 +1502,15 @@
               <w:rPr>
                 <w:rFonts w:ascii="맑은 고딕" w:hAnsi="맑은 고딕" w:eastAsia="맑은 고딕"/>
                 <w:b/>
-                <w:sz w:val="18"/>
-              </w:rPr>
-              <w:t>내용</w:t>
-            </w:r>
-          </w:p>
-        </w:tc>
-        <w:tc>
-          <w:tcPr>
-            <w:tcW w:type="dxa" w:w="1587"/>
+                <w:sz w:val="17"/>
+              </w:rPr>
+              <w:t>디투오 연구개발 내용</w:t>
+            </w:r>
+          </w:p>
+        </w:tc>
+        <w:tc>
+          <w:tcPr>
+            <w:tcW w:type="dxa" w:w="1928"/>
             <w:shd w:val="clear" w:color="auto" w:fill="EDEDED"/>
           </w:tcPr>
           <w:p>
@@ -1242,9 +1523,9 @@
               <w:rPr>
                 <w:rFonts w:ascii="맑은 고딕" w:hAnsi="맑은 고딕" w:eastAsia="맑은 고딕"/>
                 <w:b/>
-                <w:sz w:val="18"/>
-              </w:rPr>
-              <w:t>연차</w:t>
+                <w:sz w:val="17"/>
+              </w:rPr>
+              <w:t>결과물</w:t>
             </w:r>
           </w:p>
         </w:tc>
@@ -1252,7 +1533,7 @@
       <w:tr>
         <w:tc>
           <w:tcPr>
-            <w:tcW w:type="dxa" w:w="2041"/>
+            <w:tcW w:type="dxa" w:w="1701"/>
           </w:tcPr>
           <w:p>
             <w:pPr>
@@ -1263,9 +1544,9 @@
               <w:rPr>
                 <w:rFonts w:ascii="맑은 고딕" w:hAnsi="맑은 고딕" w:eastAsia="맑은 고딕"/>
                 <w:b w:val="0"/>
-                <w:sz w:val="18"/>
-              </w:rPr>
-              <w:t>① 실증지 HBP 침상 관리</w:t>
+                <w:sz w:val="17"/>
+              </w:rPr>
+              <w:t>1차년도 (2026)</w:t>
             </w:r>
           </w:p>
         </w:tc>
@@ -1282,28 +1563,41 @@
               <w:rPr>
                 <w:rFonts w:ascii="맑은 고딕" w:hAnsi="맑은 고딕" w:eastAsia="맑은 고딕"/>
                 <w:b w:val="0"/>
-                <w:sz w:val="18"/>
-              </w:rPr>
-              <w:t>실증 우사의 HBP(Humus Bedded Pack) 침상(톱밥+피트모스, 60 cm 이상)을 유지하고, 1일 2회 수동 교반과 일일 점검으로 기준 데이터(수동 작업 기준선)를 확보</w:t>
-            </w:r>
-          </w:p>
-        </w:tc>
-        <w:tc>
-          <w:tcPr>
-            <w:tcW w:type="dxa" w:w="1587"/>
-          </w:tcPr>
-          <w:p>
-            <w:pPr>
-              <w:spacing w:after="20" w:line="252" w:lineRule="auto"/>
-            </w:pPr>
-            <w:r/>
+                <w:sz w:val="17"/>
+              </w:rPr>
+              <w:t>• 실사용 환경 정의: 우사 구조·침상 상태 분석, 교반 작업 주기·시간·폭·깊이 등 수요기반 요구사항 도출</w:t>
+            </w:r>
+          </w:p>
+          <w:p>
+            <w:pPr>
+              <w:spacing w:after="20" w:line="252" w:lineRule="auto"/>
+            </w:pPr>
             <w:r>
               <w:rPr>
                 <w:rFonts w:ascii="맑은 고딕" w:hAnsi="맑은 고딕" w:eastAsia="맑은 고딕"/>
                 <w:b w:val="0"/>
-                <w:sz w:val="18"/>
-              </w:rPr>
-              <w:t>1~3년차</w:t>
+                <w:sz w:val="17"/>
+              </w:rPr>
+              <w:t>• 1차 현장 실증 준비: 실증지 확보·HBP 침상 운영, 수동 교반 기준 데이터 확보 (시작품 투입은 제작 일정에 따름)</w:t>
+            </w:r>
+          </w:p>
+        </w:tc>
+        <w:tc>
+          <w:tcPr>
+            <w:tcW w:type="dxa" w:w="1928"/>
+          </w:tcPr>
+          <w:p>
+            <w:pPr>
+              <w:spacing w:after="20" w:line="252" w:lineRule="auto"/>
+            </w:pPr>
+            <w:r/>
+            <w:r>
+              <w:rPr>
+                <w:rFonts w:ascii="맑은 고딕" w:hAnsi="맑은 고딕" w:eastAsia="맑은 고딕"/>
+                <w:b w:val="0"/>
+                <w:sz w:val="17"/>
+              </w:rPr>
+              <w:t>요구사항 정의서, 실증지 기준 데이터</w:t>
             </w:r>
           </w:p>
         </w:tc>
@@ -1311,7 +1605,7 @@
       <w:tr>
         <w:tc>
           <w:tcPr>
-            <w:tcW w:type="dxa" w:w="2041"/>
+            <w:tcW w:type="dxa" w:w="1701"/>
           </w:tcPr>
           <w:p>
             <w:pPr>
@@ -1322,9 +1616,9 @@
               <w:rPr>
                 <w:rFonts w:ascii="맑은 고딕" w:hAnsi="맑은 고딕" w:eastAsia="맑은 고딕"/>
                 <w:b w:val="0"/>
-                <w:sz w:val="18"/>
-              </w:rPr>
-              <w:t>② 시제품 실증</w:t>
+                <w:sz w:val="17"/>
+              </w:rPr>
+              <w:t>2차년도 (2027)</w:t>
             </w:r>
           </w:p>
         </w:tc>
@@ -1341,15 +1635,15 @@
               <w:rPr>
                 <w:rFonts w:ascii="맑은 고딕" w:hAnsi="맑은 고딕" w:eastAsia="맑은 고딕"/>
                 <w:b w:val="0"/>
-                <w:sz w:val="18"/>
-              </w:rPr>
-              <w:t>GMW·충남대가 제작한 시제품을 실증 우사에 투입하여 작업 성능·안전성을 현장에서 확인하고, 수동 기준선과 비교·개선 의견 제공</w:t>
-            </w:r>
-          </w:p>
-        </w:tc>
-        <w:tc>
-          <w:tcPr>
-            <w:tcW w:type="dxa" w:w="1587"/>
+                <w:sz w:val="17"/>
+              </w:rPr>
+              <w:t>• 1차 시제품 실증지 투입·현장 실증, 수동 기준선 대비 성능·안전성 확인, 개선 요구 제공</w:t>
+            </w:r>
+          </w:p>
+        </w:tc>
+        <w:tc>
+          <w:tcPr>
+            <w:tcW w:type="dxa" w:w="1928"/>
           </w:tcPr>
           <w:p>
             <w:pPr>
@@ -1360,9 +1654,9 @@
               <w:rPr>
                 <w:rFonts w:ascii="맑은 고딕" w:hAnsi="맑은 고딕" w:eastAsia="맑은 고딕"/>
                 <w:b w:val="0"/>
-                <w:sz w:val="18"/>
-              </w:rPr>
-              <w:t>2~3년차</w:t>
+                <w:sz w:val="17"/>
+              </w:rPr>
+              <w:t>현장 실증 보고서</w:t>
             </w:r>
           </w:p>
         </w:tc>
@@ -1370,7 +1664,7 @@
       <w:tr>
         <w:tc>
           <w:tcPr>
-            <w:tcW w:type="dxa" w:w="2041"/>
+            <w:tcW w:type="dxa" w:w="1701"/>
           </w:tcPr>
           <w:p>
             <w:pPr>
@@ -1381,9 +1675,9 @@
               <w:rPr>
                 <w:rFonts w:ascii="맑은 고딕" w:hAnsi="맑은 고딕" w:eastAsia="맑은 고딕"/>
                 <w:b w:val="0"/>
-                <w:sz w:val="18"/>
-              </w:rPr>
-              <w:t>③ 영업·판매</w:t>
+                <w:sz w:val="17"/>
+              </w:rPr>
+              <w:t>3차년도 (2028)</w:t>
             </w:r>
           </w:p>
         </w:tc>
@@ -1400,15 +1694,15 @@
               <w:rPr>
                 <w:rFonts w:ascii="맑은 고딕" w:hAnsi="맑은 고딕" w:eastAsia="맑은 고딕"/>
                 <w:b w:val="0"/>
-                <w:sz w:val="18"/>
-              </w:rPr>
-              <w:t>실증 레퍼런스를 바탕으로 정책기관·지자체·농가·해외 방문단 대상 소개, 농가 교육·컨설팅, 사업화 제품 판매</w:t>
-            </w:r>
-          </w:p>
-        </w:tc>
-        <w:tc>
-          <w:tcPr>
-            <w:tcW w:type="dxa" w:w="1587"/>
+                <w:sz w:val="17"/>
+              </w:rPr>
+              <w:t>• 2차 시제품 최종 실증, 실증 레퍼런스 확보, 농가 교육·컨설팅 및 영업·판매</w:t>
+            </w:r>
+          </w:p>
+        </w:tc>
+        <w:tc>
+          <w:tcPr>
+            <w:tcW w:type="dxa" w:w="1928"/>
           </w:tcPr>
           <w:p>
             <w:pPr>
@@ -1419,9 +1713,9 @@
               <w:rPr>
                 <w:rFonts w:ascii="맑은 고딕" w:hAnsi="맑은 고딕" w:eastAsia="맑은 고딕"/>
                 <w:b w:val="0"/>
-                <w:sz w:val="18"/>
-              </w:rPr>
-              <w:t>1~3년차 (판매 3년차)</w:t>
+                <w:sz w:val="17"/>
+              </w:rPr>
+              <w:t>실증 레퍼런스, 영업·판매 자료</w:t>
             </w:r>
           </w:p>
         </w:tc>
@@ -1434,15 +1728,202 @@
     </w:p>
     <w:p>
       <w:pPr>
-        <w:spacing w:after="60" w:before="60"/>
+        <w:spacing w:after="60" w:before="0"/>
       </w:pPr>
       <w:r>
         <w:rPr>
           <w:rFonts w:ascii="맑은 고딕" w:hAnsi="맑은 고딕" w:eastAsia="맑은 고딕"/>
-          <w:b/>
-          <w:sz w:val="19"/>
+          <w:b w:val="0"/>
+          <w:sz w:val="18"/>
         </w:rPr>
-        <w:t>1차년도 디투오 목표: 실사용 환경 정의 및 현장 실증 준비(1차 실증지 확보·준비) — 결과물: 실증지 정의, 일일 점검 기준 데이터, 실증지 요구사항</w:t>
+        <w:t>1차년도 정량목표(연구개발계획서): 자율주행 오차 10 cm · 교반 깊이 오차 20 mm · 미작업 비율 10 % · 작업 능률 1,500 m²/hr · 깔개 관리 로봇 실증 1건 — 장치 성능은 개발기관이 측정하고, 디투오는 실증지 조건 제공과 현장 확인을 담당한다.</w:t>
+      </w:r>
+    </w:p>
+    <w:tbl>
+      <w:tblPr>
+        <w:tblStyle w:val="TableGrid"/>
+        <w:tblW w:type="auto" w:w="0"/>
+        <w:jc w:val="center"/>
+        <w:tblLayout w:type="fixed"/>
+        <w:tblLook w:firstColumn="1" w:firstRow="1" w:lastColumn="0" w:lastRow="0" w:noHBand="0" w:noVBand="1" w:val="04A0"/>
+      </w:tblPr>
+      <w:tblGrid>
+        <w:gridCol w:w="4819"/>
+        <w:gridCol w:w="4819"/>
+      </w:tblGrid>
+      <w:tr>
+        <w:tc>
+          <w:tcPr>
+            <w:tcW w:type="dxa" w:w="2381"/>
+            <w:shd w:val="clear" w:color="auto" w:fill="EDEDED"/>
+          </w:tcPr>
+          <w:p>
+            <w:pPr>
+              <w:spacing w:after="20" w:line="252" w:lineRule="auto"/>
+              <w:jc w:val="center"/>
+            </w:pPr>
+            <w:r/>
+            <w:r>
+              <w:rPr>
+                <w:rFonts w:ascii="맑은 고딕" w:hAnsi="맑은 고딕" w:eastAsia="맑은 고딕"/>
+                <w:b/>
+                <w:sz w:val="18"/>
+              </w:rPr>
+              <w:t>디투오 역할</w:t>
+            </w:r>
+          </w:p>
+        </w:tc>
+        <w:tc>
+          <w:tcPr>
+            <w:tcW w:type="dxa" w:w="7257"/>
+            <w:shd w:val="clear" w:color="auto" w:fill="EDEDED"/>
+          </w:tcPr>
+          <w:p>
+            <w:pPr>
+              <w:spacing w:after="20" w:line="252" w:lineRule="auto"/>
+              <w:jc w:val="center"/>
+            </w:pPr>
+            <w:r/>
+            <w:r>
+              <w:rPr>
+                <w:rFonts w:ascii="맑은 고딕" w:hAnsi="맑은 고딕" w:eastAsia="맑은 고딕"/>
+                <w:b/>
+                <w:sz w:val="18"/>
+              </w:rPr>
+              <w:t>내용</w:t>
+            </w:r>
+          </w:p>
+        </w:tc>
+      </w:tr>
+      <w:tr>
+        <w:tc>
+          <w:tcPr>
+            <w:tcW w:type="dxa" w:w="2381"/>
+          </w:tcPr>
+          <w:p>
+            <w:pPr>
+              <w:spacing w:after="20" w:line="252" w:lineRule="auto"/>
+            </w:pPr>
+            <w:r/>
+            <w:r>
+              <w:rPr>
+                <w:rFonts w:ascii="맑은 고딕" w:hAnsi="맑은 고딕" w:eastAsia="맑은 고딕"/>
+                <w:b w:val="0"/>
+                <w:sz w:val="18"/>
+              </w:rPr>
+              <w:t>① 실증지 HBP 침상 관리</w:t>
+            </w:r>
+          </w:p>
+        </w:tc>
+        <w:tc>
+          <w:tcPr>
+            <w:tcW w:type="dxa" w:w="7257"/>
+          </w:tcPr>
+          <w:p>
+            <w:pPr>
+              <w:spacing w:after="20" w:line="252" w:lineRule="auto"/>
+            </w:pPr>
+            <w:r/>
+            <w:r>
+              <w:rPr>
+                <w:rFonts w:ascii="맑은 고딕" w:hAnsi="맑은 고딕" w:eastAsia="맑은 고딕"/>
+                <w:b w:val="0"/>
+                <w:sz w:val="18"/>
+              </w:rPr>
+              <w:t>HBP 침상(톱밥+피트모스, 60 cm 이상) 유지, 1일 2회 수동 교반·일일 점검으로 수동 작업 기준선 확보</w:t>
+            </w:r>
+          </w:p>
+        </w:tc>
+      </w:tr>
+      <w:tr>
+        <w:tc>
+          <w:tcPr>
+            <w:tcW w:type="dxa" w:w="2381"/>
+          </w:tcPr>
+          <w:p>
+            <w:pPr>
+              <w:spacing w:after="20" w:line="252" w:lineRule="auto"/>
+            </w:pPr>
+            <w:r/>
+            <w:r>
+              <w:rPr>
+                <w:rFonts w:ascii="맑은 고딕" w:hAnsi="맑은 고딕" w:eastAsia="맑은 고딕"/>
+                <w:b w:val="0"/>
+                <w:sz w:val="18"/>
+              </w:rPr>
+              <w:t>② 시제품 실증</w:t>
+            </w:r>
+          </w:p>
+        </w:tc>
+        <w:tc>
+          <w:tcPr>
+            <w:tcW w:type="dxa" w:w="7257"/>
+          </w:tcPr>
+          <w:p>
+            <w:pPr>
+              <w:spacing w:after="20" w:line="252" w:lineRule="auto"/>
+            </w:pPr>
+            <w:r/>
+            <w:r>
+              <w:rPr>
+                <w:rFonts w:ascii="맑은 고딕" w:hAnsi="맑은 고딕" w:eastAsia="맑은 고딕"/>
+                <w:b w:val="0"/>
+                <w:sz w:val="18"/>
+              </w:rPr>
+              <w:t>GMW·충남대 제작 시제품을 실증 우사에 투입하여 작업 성능·안전성을 확인하고 수동 기준선과 비교</w:t>
+            </w:r>
+          </w:p>
+        </w:tc>
+      </w:tr>
+      <w:tr>
+        <w:tc>
+          <w:tcPr>
+            <w:tcW w:type="dxa" w:w="2381"/>
+          </w:tcPr>
+          <w:p>
+            <w:pPr>
+              <w:spacing w:after="20" w:line="252" w:lineRule="auto"/>
+            </w:pPr>
+            <w:r/>
+            <w:r>
+              <w:rPr>
+                <w:rFonts w:ascii="맑은 고딕" w:hAnsi="맑은 고딕" w:eastAsia="맑은 고딕"/>
+                <w:b w:val="0"/>
+                <w:sz w:val="18"/>
+              </w:rPr>
+              <w:t>③ 영업·판매</w:t>
+            </w:r>
+          </w:p>
+        </w:tc>
+        <w:tc>
+          <w:tcPr>
+            <w:tcW w:type="dxa" w:w="7257"/>
+          </w:tcPr>
+          <w:p>
+            <w:pPr>
+              <w:spacing w:after="20" w:line="252" w:lineRule="auto"/>
+            </w:pPr>
+            <w:r/>
+            <w:r>
+              <w:rPr>
+                <w:rFonts w:ascii="맑은 고딕" w:hAnsi="맑은 고딕" w:eastAsia="맑은 고딕"/>
+                <w:b w:val="0"/>
+                <w:sz w:val="18"/>
+              </w:rPr>
+              <w:t>정책기관·지자체·농가·해외 방문단 대상 HBP·갈전구리 소개, 농가 교육·컨설팅, 사업화 제품 판매(3년차)</w:t>
+            </w:r>
+          </w:p>
+        </w:tc>
+      </w:tr>
+    </w:tbl>
+    <w:p>
+      <w:pPr>
+        <w:spacing w:after="40"/>
+      </w:pPr>
+    </w:p>
+    <w:p>
+      <w:r>
+        <w:br w:type="page"/>
       </w:r>
     </w:p>
     <w:p>
@@ -2281,6 +2762,235 @@
     <w:p>
       <w:pPr>
         <w:keepNext/>
+        <w:spacing w:after="40" w:before="120"/>
+      </w:pPr>
+      <w:r>
+        <w:rPr>
+          <w:rFonts w:ascii="맑은 고딕" w:hAnsi="맑은 고딕" w:eastAsia="맑은 고딕"/>
+          <w:b/>
+          <w:sz w:val="21"/>
+        </w:rPr>
+        <w:t>실증지 현장 사진 (2026. 9. 촬영)</w:t>
+      </w:r>
+    </w:p>
+    <w:tbl>
+      <w:tblPr>
+        <w:tblW w:type="auto" w:w="0"/>
+        <w:jc w:val="center"/>
+        <w:tblLook w:firstColumn="1" w:firstRow="1" w:lastColumn="0" w:lastRow="0" w:noHBand="0" w:noVBand="1" w:val="04A0"/>
+      </w:tblPr>
+      <w:tblGrid>
+        <w:gridCol w:w="3213"/>
+        <w:gridCol w:w="3213"/>
+        <w:gridCol w:w="3213"/>
+      </w:tblGrid>
+      <w:tr>
+        <w:tc>
+          <w:tcPr>
+            <w:tcW w:type="dxa" w:w="3175"/>
+          </w:tcPr>
+          <w:p>
+            <w:pPr>
+              <w:jc w:val="center"/>
+            </w:pPr>
+            <w:r>
+              <w:drawing>
+                <wp:inline xmlns:a="http://schemas.openxmlformats.org/drawingml/2006/main" xmlns:pic="http://schemas.openxmlformats.org/drawingml/2006/picture">
+                  <wp:extent cx="1872000" cy="2496000"/>
+                  <wp:docPr id="2" name="Picture 2"/>
+                  <wp:cNvGraphicFramePr>
+                    <a:graphicFrameLocks noChangeAspect="1"/>
+                  </wp:cNvGraphicFramePr>
+                  <a:graphic>
+                    <a:graphicData uri="http://schemas.openxmlformats.org/drawingml/2006/picture">
+                      <pic:pic>
+                        <pic:nvPicPr>
+                          <pic:cNvPr id="0" name="photo-01-milking-barn-cows-feeding-tilled-bedding.jpg"/>
+                          <pic:cNvPicPr/>
+                        </pic:nvPicPr>
+                        <pic:blipFill>
+                          <a:blip r:embed="rId11"/>
+                          <a:stretch>
+                            <a:fillRect/>
+                          </a:stretch>
+                        </pic:blipFill>
+                        <pic:spPr>
+                          <a:xfrm>
+                            <a:off x="0" y="0"/>
+                            <a:ext cx="1872000" cy="2496000"/>
+                          </a:xfrm>
+                          <a:prstGeom prst="rect"/>
+                        </pic:spPr>
+                      </pic:pic>
+                    </a:graphicData>
+                  </a:graphic>
+                </wp:inline>
+              </w:drawing>
+            </w:r>
+          </w:p>
+        </w:tc>
+        <w:tc>
+          <w:tcPr>
+            <w:tcW w:type="dxa" w:w="3175"/>
+          </w:tcPr>
+          <w:p>
+            <w:pPr>
+              <w:jc w:val="center"/>
+            </w:pPr>
+            <w:r>
+              <w:drawing>
+                <wp:inline xmlns:a="http://schemas.openxmlformats.org/drawingml/2006/main" xmlns:pic="http://schemas.openxmlformats.org/drawingml/2006/picture">
+                  <wp:extent cx="1872000" cy="2496000"/>
+                  <wp:docPr id="3" name="Picture 3"/>
+                  <wp:cNvGraphicFramePr>
+                    <a:graphicFrameLocks noChangeAspect="1"/>
+                  </wp:cNvGraphicFramePr>
+                  <a:graphic>
+                    <a:graphicData uri="http://schemas.openxmlformats.org/drawingml/2006/picture">
+                      <pic:pic>
+                        <pic:nvPicPr>
+                          <pic:cNvPr id="0" name="photo-02-bedding-surface-after-rotary-tilling.jpg"/>
+                          <pic:cNvPicPr/>
+                        </pic:nvPicPr>
+                        <pic:blipFill>
+                          <a:blip r:embed="rId12"/>
+                          <a:stretch>
+                            <a:fillRect/>
+                          </a:stretch>
+                        </pic:blipFill>
+                        <pic:spPr>
+                          <a:xfrm>
+                            <a:off x="0" y="0"/>
+                            <a:ext cx="1872000" cy="2496000"/>
+                          </a:xfrm>
+                          <a:prstGeom prst="rect"/>
+                        </pic:spPr>
+                      </pic:pic>
+                    </a:graphicData>
+                  </a:graphic>
+                </wp:inline>
+              </w:drawing>
+            </w:r>
+          </w:p>
+        </w:tc>
+        <w:tc>
+          <w:tcPr>
+            <w:tcW w:type="dxa" w:w="3175"/>
+          </w:tcPr>
+          <w:p>
+            <w:pPr>
+              <w:jc w:val="center"/>
+            </w:pPr>
+            <w:r>
+              <w:drawing>
+                <wp:inline xmlns:a="http://schemas.openxmlformats.org/drawingml/2006/main" xmlns:pic="http://schemas.openxmlformats.org/drawingml/2006/picture">
+                  <wp:extent cx="1872000" cy="2496000"/>
+                  <wp:docPr id="4" name="Picture 4"/>
+                  <wp:cNvGraphicFramePr>
+                    <a:graphicFrameLocks noChangeAspect="1"/>
+                  </wp:cNvGraphicFramePr>
+                  <a:graphic>
+                    <a:graphicData uri="http://schemas.openxmlformats.org/drawingml/2006/picture">
+                      <pic:pic>
+                        <pic:nvPicPr>
+                          <pic:cNvPr id="0" name="photo-03-pillars-and-herd-in-resting-area.jpg"/>
+                          <pic:cNvPicPr/>
+                        </pic:nvPicPr>
+                        <pic:blipFill>
+                          <a:blip r:embed="rId13"/>
+                          <a:stretch>
+                            <a:fillRect/>
+                          </a:stretch>
+                        </pic:blipFill>
+                        <pic:spPr>
+                          <a:xfrm>
+                            <a:off x="0" y="0"/>
+                            <a:ext cx="1872000" cy="2496000"/>
+                          </a:xfrm>
+                          <a:prstGeom prst="rect"/>
+                        </pic:spPr>
+                      </pic:pic>
+                    </a:graphicData>
+                  </a:graphic>
+                </wp:inline>
+              </w:drawing>
+            </w:r>
+          </w:p>
+        </w:tc>
+      </w:tr>
+      <w:tr>
+        <w:tc>
+          <w:tcPr>
+            <w:tcW w:type="dxa" w:w="3175"/>
+          </w:tcPr>
+          <w:p>
+            <w:pPr>
+              <w:jc w:val="center"/>
+            </w:pPr>
+            <w:r>
+              <w:rPr>
+                <w:rFonts w:ascii="맑은 고딕" w:hAnsi="맑은 고딕" w:eastAsia="맑은 고딕"/>
+                <w:b w:val="0"/>
+                <w:sz w:val="16"/>
+              </w:rPr>
+              <w:t>〈사진 1〉 착유장 — 사조의 착유우와 교반된 HBP 침상</w:t>
+            </w:r>
+          </w:p>
+        </w:tc>
+        <w:tc>
+          <w:tcPr>
+            <w:tcW w:type="dxa" w:w="3175"/>
+          </w:tcPr>
+          <w:p>
+            <w:pPr>
+              <w:jc w:val="center"/>
+            </w:pPr>
+            <w:r>
+              <w:rPr>
+                <w:rFonts w:ascii="맑은 고딕" w:hAnsi="맑은 고딕" w:eastAsia="맑은 고딕"/>
+                <w:b w:val="0"/>
+                <w:sz w:val="16"/>
+              </w:rPr>
+              <w:t>〈사진 2〉 로터리 교반 직후 침상 표면</w:t>
+            </w:r>
+          </w:p>
+        </w:tc>
+        <w:tc>
+          <w:tcPr>
+            <w:tcW w:type="dxa" w:w="3175"/>
+          </w:tcPr>
+          <w:p>
+            <w:pPr>
+              <w:jc w:val="center"/>
+            </w:pPr>
+            <w:r>
+              <w:rPr>
+                <w:rFonts w:ascii="맑은 고딕" w:hAnsi="맑은 고딕" w:eastAsia="맑은 고딕"/>
+                <w:b w:val="0"/>
+                <w:sz w:val="16"/>
+              </w:rPr>
+              <w:t>〈사진 3〉 휴식 공간의 기둥과 우군 — 교반 시 회피 대상</w:t>
+            </w:r>
+          </w:p>
+        </w:tc>
+      </w:tr>
+    </w:tbl>
+    <w:p>
+      <w:pPr>
+        <w:spacing w:after="60" w:before="40"/>
+      </w:pPr>
+      <w:r>
+        <w:rPr>
+          <w:rFonts w:ascii="맑은 고딕" w:hAnsi="맑은 고딕" w:eastAsia="맑은 고딕"/>
+          <w:b w:val="0"/>
+          <w:sz w:val="17"/>
+        </w:rPr>
+        <w:t>※ 사진 원본은 첨부 사진 대장(번호·촬영일·촬영자)과 함께 보관한다.</w:t>
+      </w:r>
+    </w:p>
+    <w:p>
+      <w:pPr>
+        <w:keepNext/>
         <w:spacing w:after="100" w:before="200"/>
       </w:pPr>
       <w:r>
@@ -3004,7 +3714,4608 @@
           <w:b/>
           <w:sz w:val="26"/>
         </w:rPr>
-        <w:t>5. 연구 기록</w:t>
+        <w:t>5. 제1부 기술 기초 조사</w:t>
+      </w:r>
+    </w:p>
+    <w:p>
+      <w:pPr>
+        <w:spacing w:after="60" w:before="0"/>
+      </w:pPr>
+      <w:r>
+        <w:rPr>
+          <w:rFonts w:ascii="맑은 고딕" w:hAnsi="맑은 고딕" w:eastAsia="맑은 고딕"/>
+          <w:b w:val="0"/>
+          <w:sz w:val="19"/>
+        </w:rPr>
+        <w:t>실증 대상인 HBP 침상과 교반 작업의 기술적 근거를 정리한다. 문헌 조사와 연구책임자의 실증지 운영 경험(2022년 HBP 도입 이후)을 함께 기록하며, 농장 경험치는 '운영 경험'으로, 검증이 필요한 효과는 '실증 목표'로 구분한다.</w:t>
+      </w:r>
+    </w:p>
+    <w:p>
+      <w:pPr>
+        <w:keepNext/>
+        <w:spacing w:after="40" w:before="120"/>
+      </w:pPr>
+      <w:r>
+        <w:rPr>
+          <w:rFonts w:ascii="맑은 고딕" w:hAnsi="맑은 고딕" w:eastAsia="맑은 고딕"/>
+          <w:b/>
+          <w:sz w:val="21"/>
+        </w:rPr>
+        <w:t>[조사 1] CBP(Compost Bedded Pack barn)의 정의·원리·운영 기준</w:t>
+      </w:r>
+    </w:p>
+    <w:tbl>
+      <w:tblPr>
+        <w:tblStyle w:val="TableGrid"/>
+        <w:tblW w:type="auto" w:w="0"/>
+        <w:jc w:val="center"/>
+        <w:tblLayout w:type="fixed"/>
+        <w:tblLook w:firstColumn="1" w:firstRow="1" w:lastColumn="0" w:lastRow="0" w:noHBand="0" w:noVBand="1" w:val="04A0"/>
+      </w:tblPr>
+      <w:tblGrid>
+        <w:gridCol w:w="4819"/>
+        <w:gridCol w:w="4819"/>
+      </w:tblGrid>
+      <w:tr>
+        <w:tc>
+          <w:tcPr>
+            <w:tcW w:type="dxa" w:w="1814"/>
+            <w:shd w:val="clear" w:color="auto" w:fill="EDEDED"/>
+          </w:tcPr>
+          <w:p>
+            <w:pPr>
+              <w:spacing w:after="20" w:line="252" w:lineRule="auto"/>
+            </w:pPr>
+            <w:r/>
+            <w:r>
+              <w:rPr>
+                <w:rFonts w:ascii="맑은 고딕" w:hAnsi="맑은 고딕" w:eastAsia="맑은 고딕"/>
+                <w:b/>
+                <w:sz w:val="18"/>
+              </w:rPr>
+              <w:t>기록일 / 조사기간</w:t>
+            </w:r>
+          </w:p>
+        </w:tc>
+        <w:tc>
+          <w:tcPr>
+            <w:tcW w:type="dxa" w:w="7824"/>
+          </w:tcPr>
+          <w:p>
+            <w:pPr>
+              <w:spacing w:after="20" w:line="252" w:lineRule="auto"/>
+            </w:pPr>
+            <w:r/>
+            <w:r>
+              <w:rPr>
+                <w:rFonts w:ascii="맑은 고딕" w:hAnsi="맑은 고딕" w:eastAsia="맑은 고딕"/>
+                <w:b w:val="0"/>
+                <w:sz w:val="18"/>
+              </w:rPr>
+              <w:t>2026. 10. 26.  /  2026. 7. ~ 10. (문헌 조사)</w:t>
+            </w:r>
+          </w:p>
+        </w:tc>
+      </w:tr>
+      <w:tr>
+        <w:tc>
+          <w:tcPr>
+            <w:tcW w:type="dxa" w:w="1814"/>
+            <w:shd w:val="clear" w:color="auto" w:fill="EDEDED"/>
+          </w:tcPr>
+          <w:p>
+            <w:pPr>
+              <w:spacing w:after="20" w:line="252" w:lineRule="auto"/>
+            </w:pPr>
+            <w:r/>
+            <w:r>
+              <w:rPr>
+                <w:rFonts w:ascii="맑은 고딕" w:hAnsi="맑은 고딕" w:eastAsia="맑은 고딕"/>
+                <w:b/>
+                <w:sz w:val="18"/>
+              </w:rPr>
+              <w:t>목적</w:t>
+            </w:r>
+          </w:p>
+        </w:tc>
+        <w:tc>
+          <w:tcPr>
+            <w:tcW w:type="dxa" w:w="7824"/>
+          </w:tcPr>
+          <w:p>
+            <w:pPr>
+              <w:spacing w:after="20" w:line="252" w:lineRule="auto"/>
+            </w:pPr>
+            <w:r/>
+            <w:r>
+              <w:rPr>
+                <w:rFonts w:ascii="맑은 고딕" w:hAnsi="맑은 고딕" w:eastAsia="맑은 고딕"/>
+                <w:b w:val="0"/>
+                <w:sz w:val="18"/>
+              </w:rPr>
+              <w:t>HBP의 기반이 되는 국제 표준 시스템 CBP의 정의와 운영 기준을 확인하여 실증지 운영 기준의 근거로 삼는다.</w:t>
+            </w:r>
+          </w:p>
+        </w:tc>
+      </w:tr>
+      <w:tr>
+        <w:tc>
+          <w:tcPr>
+            <w:tcW w:type="dxa" w:w="1814"/>
+            <w:shd w:val="clear" w:color="auto" w:fill="EDEDED"/>
+          </w:tcPr>
+          <w:p>
+            <w:pPr>
+              <w:spacing w:after="20" w:line="252" w:lineRule="auto"/>
+            </w:pPr>
+            <w:r/>
+            <w:r>
+              <w:rPr>
+                <w:rFonts w:ascii="맑은 고딕" w:hAnsi="맑은 고딕" w:eastAsia="맑은 고딕"/>
+                <w:b/>
+                <w:sz w:val="18"/>
+              </w:rPr>
+              <w:t>정의</w:t>
+            </w:r>
+          </w:p>
+        </w:tc>
+        <w:tc>
+          <w:tcPr>
+            <w:tcW w:type="dxa" w:w="7824"/>
+          </w:tcPr>
+          <w:p>
+            <w:pPr>
+              <w:spacing w:after="20" w:line="252" w:lineRule="auto"/>
+            </w:pPr>
+            <w:r/>
+            <w:r>
+              <w:rPr>
+                <w:rFonts w:ascii="맑은 고딕" w:hAnsi="맑은 고딕" w:eastAsia="맑은 고딕"/>
+                <w:b w:val="0"/>
+                <w:sz w:val="18"/>
+              </w:rPr>
+              <w:t>CBP(퇴비화 침상 우사)는 개별 계류 칸(프리스톨)과 콘크리트 통로 대신, 톱밥 등 유기 깔개와 소의 분뇨가 섞인 넓은 침상(bedded pack)에서 소가 자유롭게 휴식·이동하도록 한 개방형 우사이다. 침상을 매일 교반하여 분뇨와 공기를 섞어 넣어 침상 안에서 호기성 퇴비화가 일어나게 하는 것이 핵심이다.</w:t>
+            </w:r>
+          </w:p>
+        </w:tc>
+      </w:tr>
+      <w:tr>
+        <w:tc>
+          <w:tcPr>
+            <w:tcW w:type="dxa" w:w="1814"/>
+            <w:shd w:val="clear" w:color="auto" w:fill="EDEDED"/>
+          </w:tcPr>
+          <w:p>
+            <w:pPr>
+              <w:spacing w:after="20" w:line="252" w:lineRule="auto"/>
+            </w:pPr>
+            <w:r/>
+            <w:r>
+              <w:rPr>
+                <w:rFonts w:ascii="맑은 고딕" w:hAnsi="맑은 고딕" w:eastAsia="맑은 고딕"/>
+                <w:b/>
+                <w:sz w:val="18"/>
+              </w:rPr>
+              <w:t>원리</w:t>
+            </w:r>
+          </w:p>
+        </w:tc>
+        <w:tc>
+          <w:tcPr>
+            <w:tcW w:type="dxa" w:w="7824"/>
+          </w:tcPr>
+          <w:p>
+            <w:pPr>
+              <w:spacing w:after="20" w:line="252" w:lineRule="auto"/>
+            </w:pPr>
+            <w:r/>
+            <w:r>
+              <w:rPr>
+                <w:rFonts w:ascii="맑은 고딕" w:hAnsi="맑은 고딕" w:eastAsia="맑은 고딕"/>
+                <w:b w:val="0"/>
+                <w:sz w:val="18"/>
+              </w:rPr>
+              <w:t>• 탄소원(톱밥) + 질소원(분뇨·오줌) + 산소(교반) + 수분 → 미생물 호기 발효 → 발효열로 수분 증발, 침상 건조 유지</w:t>
+            </w:r>
+          </w:p>
+          <w:p>
+            <w:pPr>
+              <w:spacing w:after="20" w:line="252" w:lineRule="auto"/>
+            </w:pPr>
+            <w:r>
+              <w:rPr>
+                <w:rFonts w:ascii="맑은 고딕" w:hAnsi="맑은 고딕" w:eastAsia="맑은 고딕"/>
+                <w:b w:val="0"/>
+                <w:sz w:val="18"/>
+              </w:rPr>
+              <w:t>• 교반을 하지 않으면 혐기 상태가 되어 침상이 젖고 악취·병원균이 늘어남 → 교반이 시스템 성립의 필수 조건</w:t>
+            </w:r>
+          </w:p>
+        </w:tc>
+      </w:tr>
+      <w:tr>
+        <w:tc>
+          <w:tcPr>
+            <w:tcW w:type="dxa" w:w="1814"/>
+            <w:shd w:val="clear" w:color="auto" w:fill="EDEDED"/>
+          </w:tcPr>
+          <w:p>
+            <w:pPr>
+              <w:spacing w:after="20" w:line="252" w:lineRule="auto"/>
+            </w:pPr>
+            <w:r/>
+            <w:r>
+              <w:rPr>
+                <w:rFonts w:ascii="맑은 고딕" w:hAnsi="맑은 고딕" w:eastAsia="맑은 고딕"/>
+                <w:b/>
+                <w:sz w:val="18"/>
+              </w:rPr>
+              <w:t>운영 기준(문헌)</w:t>
+            </w:r>
+          </w:p>
+        </w:tc>
+        <w:tc>
+          <w:tcPr>
+            <w:tcW w:type="dxa" w:w="7824"/>
+          </w:tcPr>
+          <w:p>
+            <w:pPr>
+              <w:spacing w:after="20" w:line="252" w:lineRule="auto"/>
+            </w:pPr>
+            <w:r/>
+            <w:r>
+              <w:rPr>
+                <w:rFonts w:ascii="맑은 고딕" w:hAnsi="맑은 고딕" w:eastAsia="맑은 고딕"/>
+                <w:b w:val="0"/>
+                <w:sz w:val="18"/>
+              </w:rPr>
+              <w:t>• 교반: 1일 2회(문헌 범위 1~3회), 깊이 25~30 cm, 착유 시간대 권장</w:t>
+            </w:r>
+          </w:p>
+          <w:p>
+            <w:pPr>
+              <w:spacing w:after="20" w:line="252" w:lineRule="auto"/>
+            </w:pPr>
+            <w:r>
+              <w:rPr>
+                <w:rFonts w:ascii="맑은 고딕" w:hAnsi="맑은 고딕" w:eastAsia="맑은 고딕"/>
+                <w:b w:val="0"/>
+                <w:sz w:val="18"/>
+              </w:rPr>
+              <w:t>• 침상 수분 40~60 % (30~35 % 미만이면 발효 정지) · 침상 온도 15 cm 깊이 43~55 ℃</w:t>
+            </w:r>
+          </w:p>
+          <w:p>
+            <w:pPr>
+              <w:spacing w:after="20" w:line="252" w:lineRule="auto"/>
+            </w:pPr>
+            <w:r>
+              <w:rPr>
+                <w:rFonts w:ascii="맑은 고딕" w:hAnsi="맑은 고딕" w:eastAsia="맑은 고딕"/>
+                <w:b w:val="0"/>
+                <w:sz w:val="18"/>
+              </w:rPr>
+              <w:t>• C:N 비 25~30 : 1 (25 미만이면 암모니아 냄새 증가)</w:t>
+            </w:r>
+          </w:p>
+          <w:p>
+            <w:pPr>
+              <w:spacing w:after="20" w:line="252" w:lineRule="auto"/>
+            </w:pPr>
+            <w:r>
+              <w:rPr>
+                <w:rFonts w:ascii="맑은 고딕" w:hAnsi="맑은 고딕" w:eastAsia="맑은 고딕"/>
+                <w:b w:val="0"/>
+                <w:sz w:val="18"/>
+              </w:rPr>
+              <w:t>• 두당 면적 최소 7.4~9.3 m² (문헌 범위 7.4~15 m² 이상)</w:t>
+            </w:r>
+          </w:p>
+          <w:p>
+            <w:pPr>
+              <w:spacing w:after="20" w:line="252" w:lineRule="auto"/>
+            </w:pPr>
+            <w:r>
+              <w:rPr>
+                <w:rFonts w:ascii="맑은 고딕" w:hAnsi="맑은 고딕" w:eastAsia="맑은 고딕"/>
+                <w:b w:val="0"/>
+                <w:sz w:val="18"/>
+              </w:rPr>
+              <w:t>• 시작 두께 30~45 cm, 젖으면 2~5일 간격 톱밥 보충 · 측벽 개방·송풍기로 환기</w:t>
+            </w:r>
+          </w:p>
+        </w:tc>
+      </w:tr>
+      <w:tr>
+        <w:tc>
+          <w:tcPr>
+            <w:tcW w:type="dxa" w:w="1814"/>
+            <w:shd w:val="clear" w:color="auto" w:fill="EDEDED"/>
+          </w:tcPr>
+          <w:p>
+            <w:pPr>
+              <w:spacing w:after="20" w:line="252" w:lineRule="auto"/>
+            </w:pPr>
+            <w:r/>
+            <w:r>
+              <w:rPr>
+                <w:rFonts w:ascii="맑은 고딕" w:hAnsi="맑은 고딕" w:eastAsia="맑은 고딕"/>
+                <w:b/>
+                <w:sz w:val="18"/>
+              </w:rPr>
+              <w:t>보고된 장점·주의점</w:t>
+            </w:r>
+          </w:p>
+        </w:tc>
+        <w:tc>
+          <w:tcPr>
+            <w:tcW w:type="dxa" w:w="7824"/>
+          </w:tcPr>
+          <w:p>
+            <w:pPr>
+              <w:spacing w:after="20" w:line="252" w:lineRule="auto"/>
+            </w:pPr>
+            <w:r/>
+            <w:r>
+              <w:rPr>
+                <w:rFonts w:ascii="맑은 고딕" w:hAnsi="맑은 고딕" w:eastAsia="맑은 고딕"/>
+                <w:b w:val="0"/>
+                <w:sz w:val="18"/>
+              </w:rPr>
+              <w:t>• 장점: 휴식 편안함, 다리·발굽 건강 개선, 자연스러운 행동, 분뇨를 퇴비로 바로 활용</w:t>
+            </w:r>
+          </w:p>
+          <w:p>
+            <w:pPr>
+              <w:spacing w:after="20" w:line="252" w:lineRule="auto"/>
+            </w:pPr>
+            <w:r>
+              <w:rPr>
+                <w:rFonts w:ascii="맑은 고딕" w:hAnsi="맑은 고딕" w:eastAsia="맑은 고딕"/>
+                <w:b w:val="0"/>
+                <w:sz w:val="18"/>
+              </w:rPr>
+              <w:t>• 주의: 수분 관리가 가장 중요, 관리 부실 시 세균 증가로 유방염 위험, 교반 시간대 암모니아·메탄 순간 배출 증가, 깔개 사용량이 프리스톨의 3~4배</w:t>
+            </w:r>
+          </w:p>
+        </w:tc>
+      </w:tr>
+      <w:tr>
+        <w:tc>
+          <w:tcPr>
+            <w:tcW w:type="dxa" w:w="1814"/>
+            <w:shd w:val="clear" w:color="auto" w:fill="EDEDED"/>
+          </w:tcPr>
+          <w:p>
+            <w:pPr>
+              <w:spacing w:after="20" w:line="252" w:lineRule="auto"/>
+            </w:pPr>
+            <w:r/>
+            <w:r>
+              <w:rPr>
+                <w:rFonts w:ascii="맑은 고딕" w:hAnsi="맑은 고딕" w:eastAsia="맑은 고딕"/>
+                <w:b/>
+                <w:sz w:val="18"/>
+              </w:rPr>
+              <w:t>세계 확산</w:t>
+            </w:r>
+          </w:p>
+        </w:tc>
+        <w:tc>
+          <w:tcPr>
+            <w:tcW w:type="dxa" w:w="7824"/>
+          </w:tcPr>
+          <w:p>
+            <w:pPr>
+              <w:spacing w:after="20" w:line="252" w:lineRule="auto"/>
+            </w:pPr>
+            <w:r/>
+            <w:r>
+              <w:rPr>
+                <w:rFonts w:ascii="맑은 고딕" w:hAnsi="맑은 고딕" w:eastAsia="맑은 고딕"/>
+                <w:b w:val="0"/>
+                <w:sz w:val="18"/>
+              </w:rPr>
+              <w:t>미국에서 개발되어 2000년대 이후 미네소타·켄터키 대학 등의 연구로 설계·관리 기준이 정립되었고, 이스라엘·네덜란드·오스트리아·이탈리아 등 유럽과 브라질 등 남미로 확산됨</w:t>
+            </w:r>
+          </w:p>
+        </w:tc>
+      </w:tr>
+      <w:tr>
+        <w:tc>
+          <w:tcPr>
+            <w:tcW w:type="dxa" w:w="1814"/>
+            <w:shd w:val="clear" w:color="auto" w:fill="EDEDED"/>
+          </w:tcPr>
+          <w:p>
+            <w:pPr>
+              <w:spacing w:after="20" w:line="252" w:lineRule="auto"/>
+            </w:pPr>
+            <w:r/>
+            <w:r>
+              <w:rPr>
+                <w:rFonts w:ascii="맑은 고딕" w:hAnsi="맑은 고딕" w:eastAsia="맑은 고딕"/>
+                <w:b/>
+                <w:sz w:val="18"/>
+              </w:rPr>
+              <w:t>시사점</w:t>
+            </w:r>
+          </w:p>
+        </w:tc>
+        <w:tc>
+          <w:tcPr>
+            <w:tcW w:type="dxa" w:w="7824"/>
+          </w:tcPr>
+          <w:p>
+            <w:pPr>
+              <w:spacing w:after="20" w:line="252" w:lineRule="auto"/>
+            </w:pPr>
+            <w:r/>
+            <w:r>
+              <w:rPr>
+                <w:rFonts w:ascii="맑은 고딕" w:hAnsi="맑은 고딕" w:eastAsia="맑은 고딕"/>
+                <w:b w:val="0"/>
+                <w:sz w:val="18"/>
+              </w:rPr>
+              <w:t>실증지 표준(1일 2회, 깊이 25~30 cm, 수분 관리)은 CBP 국제 기준과 일치시킨다. 교반 횟수·깊이·수분은 교반장치 실증의 핵심 판정 항목이 된다.</w:t>
+            </w:r>
+          </w:p>
+        </w:tc>
+      </w:tr>
+      <w:tr>
+        <w:tc>
+          <w:tcPr>
+            <w:tcW w:type="dxa" w:w="1814"/>
+            <w:shd w:val="clear" w:color="auto" w:fill="EDEDED"/>
+          </w:tcPr>
+          <w:p>
+            <w:pPr>
+              <w:spacing w:after="20" w:line="252" w:lineRule="auto"/>
+            </w:pPr>
+            <w:r/>
+            <w:r>
+              <w:rPr>
+                <w:rFonts w:ascii="맑은 고딕" w:hAnsi="맑은 고딕" w:eastAsia="맑은 고딕"/>
+                <w:b/>
+                <w:sz w:val="18"/>
+              </w:rPr>
+              <w:t>참고문헌</w:t>
+            </w:r>
+          </w:p>
+        </w:tc>
+        <w:tc>
+          <w:tcPr>
+            <w:tcW w:type="dxa" w:w="7824"/>
+          </w:tcPr>
+          <w:p>
+            <w:pPr>
+              <w:spacing w:after="20" w:line="252" w:lineRule="auto"/>
+            </w:pPr>
+            <w:r/>
+            <w:r>
+              <w:rPr>
+                <w:rFonts w:ascii="맑은 고딕" w:hAnsi="맑은 고딕" w:eastAsia="맑은 고딕"/>
+                <w:b w:val="0"/>
+                <w:sz w:val="18"/>
+              </w:rPr>
+              <w:t>Leso et al.(2020) J. Dairy Sci. 103:1072–1099 / Black et al.(2013) J. Dairy Sci. / Janni et al.(2007) Appl. Eng. Agric.(ASABE) / Ontario OMAFRA 「Dairy housing: compost-bedded pack barns」 / Virginia Tech Extension 442-124</w:t>
+            </w:r>
+          </w:p>
+        </w:tc>
+      </w:tr>
+    </w:tbl>
+    <w:p>
+      <w:pPr>
+        <w:spacing w:after="40"/>
+      </w:pPr>
+    </w:p>
+    <w:tbl>
+      <w:tblPr>
+        <w:tblStyle w:val="TableGrid"/>
+        <w:tblW w:type="auto" w:w="0"/>
+        <w:jc w:val="center"/>
+        <w:tblLayout w:type="fixed"/>
+        <w:tblLook w:firstColumn="1" w:firstRow="1" w:lastColumn="0" w:lastRow="0" w:noHBand="0" w:noVBand="1" w:val="04A0"/>
+      </w:tblPr>
+      <w:tblGrid>
+        <w:gridCol w:w="1606"/>
+        <w:gridCol w:w="1606"/>
+        <w:gridCol w:w="1606"/>
+        <w:gridCol w:w="1606"/>
+        <w:gridCol w:w="1606"/>
+        <w:gridCol w:w="1606"/>
+      </w:tblGrid>
+      <w:tr>
+        <w:trPr>
+          <w:trHeight w:val="510" w:hRule="atLeast"/>
+        </w:trPr>
+        <w:tc>
+          <w:tcPr>
+            <w:tcW w:type="dxa" w:w="1474"/>
+            <w:shd w:val="clear" w:color="auto" w:fill="EDEDED"/>
+          </w:tcPr>
+          <w:p>
+            <w:pPr>
+              <w:spacing w:after="20" w:line="252" w:lineRule="auto"/>
+              <w:jc w:val="center"/>
+            </w:pPr>
+            <w:r/>
+            <w:r>
+              <w:rPr>
+                <w:rFonts w:ascii="맑은 고딕" w:hAnsi="맑은 고딕" w:eastAsia="맑은 고딕"/>
+                <w:b/>
+                <w:sz w:val="18"/>
+              </w:rPr>
+              <w:t>작성자</w:t>
+            </w:r>
+          </w:p>
+        </w:tc>
+        <w:tc>
+          <w:tcPr>
+            <w:tcW w:type="dxa" w:w="1361"/>
+            <w:shd w:val="clear" w:color="auto" w:fill="EDEDED"/>
+          </w:tcPr>
+          <w:p>
+            <w:pPr>
+              <w:spacing w:after="20" w:line="252" w:lineRule="auto"/>
+              <w:jc w:val="center"/>
+            </w:pPr>
+            <w:r/>
+            <w:r>
+              <w:rPr>
+                <w:rFonts w:ascii="맑은 고딕" w:hAnsi="맑은 고딕" w:eastAsia="맑은 고딕"/>
+                <w:b/>
+                <w:sz w:val="18"/>
+              </w:rPr>
+              <w:t>서명</w:t>
+            </w:r>
+          </w:p>
+        </w:tc>
+        <w:tc>
+          <w:tcPr>
+            <w:tcW w:type="dxa" w:w="1474"/>
+            <w:shd w:val="clear" w:color="auto" w:fill="EDEDED"/>
+          </w:tcPr>
+          <w:p>
+            <w:pPr>
+              <w:spacing w:after="20" w:line="252" w:lineRule="auto"/>
+              <w:jc w:val="center"/>
+            </w:pPr>
+            <w:r/>
+            <w:r>
+              <w:rPr>
+                <w:rFonts w:ascii="맑은 고딕" w:hAnsi="맑은 고딕" w:eastAsia="맑은 고딕"/>
+                <w:b/>
+                <w:sz w:val="18"/>
+              </w:rPr>
+              <w:t>작성일</w:t>
+            </w:r>
+          </w:p>
+        </w:tc>
+        <w:tc>
+          <w:tcPr>
+            <w:tcW w:type="dxa" w:w="1928"/>
+            <w:shd w:val="clear" w:color="auto" w:fill="EDEDED"/>
+          </w:tcPr>
+          <w:p>
+            <w:pPr>
+              <w:spacing w:after="20" w:line="252" w:lineRule="auto"/>
+              <w:jc w:val="center"/>
+            </w:pPr>
+            <w:r/>
+            <w:r>
+              <w:rPr>
+                <w:rFonts w:ascii="맑은 고딕" w:hAnsi="맑은 고딕" w:eastAsia="맑은 고딕"/>
+                <w:b/>
+                <w:sz w:val="18"/>
+              </w:rPr>
+              <w:t>점검자(연구책임자)</w:t>
+            </w:r>
+          </w:p>
+        </w:tc>
+        <w:tc>
+          <w:tcPr>
+            <w:tcW w:type="dxa" w:w="1361"/>
+            <w:shd w:val="clear" w:color="auto" w:fill="EDEDED"/>
+          </w:tcPr>
+          <w:p>
+            <w:pPr>
+              <w:spacing w:after="20" w:line="252" w:lineRule="auto"/>
+              <w:jc w:val="center"/>
+            </w:pPr>
+            <w:r/>
+            <w:r>
+              <w:rPr>
+                <w:rFonts w:ascii="맑은 고딕" w:hAnsi="맑은 고딕" w:eastAsia="맑은 고딕"/>
+                <w:b/>
+                <w:sz w:val="18"/>
+              </w:rPr>
+              <w:t>서명</w:t>
+            </w:r>
+          </w:p>
+        </w:tc>
+        <w:tc>
+          <w:tcPr>
+            <w:tcW w:type="dxa" w:w="1474"/>
+            <w:shd w:val="clear" w:color="auto" w:fill="EDEDED"/>
+          </w:tcPr>
+          <w:p>
+            <w:pPr>
+              <w:spacing w:after="20" w:line="252" w:lineRule="auto"/>
+              <w:jc w:val="center"/>
+            </w:pPr>
+            <w:r/>
+            <w:r>
+              <w:rPr>
+                <w:rFonts w:ascii="맑은 고딕" w:hAnsi="맑은 고딕" w:eastAsia="맑은 고딕"/>
+                <w:b/>
+                <w:sz w:val="18"/>
+              </w:rPr>
+              <w:t>점검일</w:t>
+            </w:r>
+          </w:p>
+        </w:tc>
+      </w:tr>
+      <w:tr>
+        <w:trPr>
+          <w:trHeight w:val="510" w:hRule="atLeast"/>
+        </w:trPr>
+        <w:tc>
+          <w:tcPr>
+            <w:tcW w:type="dxa" w:w="1474"/>
+          </w:tcPr>
+          <w:p>
+            <w:pPr>
+              <w:spacing w:after="20" w:line="252" w:lineRule="auto"/>
+            </w:pPr>
+            <w:r/>
+            <w:r>
+              <w:rPr>
+                <w:rFonts w:ascii="맑은 고딕" w:hAnsi="맑은 고딕" w:eastAsia="맑은 고딕"/>
+                <w:b w:val="0"/>
+                <w:sz w:val="18"/>
+              </w:rPr>
+              <w:t>하현제</w:t>
+            </w:r>
+          </w:p>
+        </w:tc>
+        <w:tc>
+          <w:tcPr>
+            <w:tcW w:type="dxa" w:w="1361"/>
+          </w:tcPr>
+          <w:p>
+            <w:pPr>
+              <w:spacing w:after="20" w:line="252" w:lineRule="auto"/>
+            </w:pPr>
+            <w:r/>
+          </w:p>
+        </w:tc>
+        <w:tc>
+          <w:tcPr>
+            <w:tcW w:type="dxa" w:w="1474"/>
+          </w:tcPr>
+          <w:p>
+            <w:pPr>
+              <w:spacing w:after="20" w:line="252" w:lineRule="auto"/>
+            </w:pPr>
+            <w:r/>
+          </w:p>
+        </w:tc>
+        <w:tc>
+          <w:tcPr>
+            <w:tcW w:type="dxa" w:w="1928"/>
+          </w:tcPr>
+          <w:p>
+            <w:pPr>
+              <w:spacing w:after="20" w:line="252" w:lineRule="auto"/>
+            </w:pPr>
+            <w:r/>
+            <w:r>
+              <w:rPr>
+                <w:rFonts w:ascii="맑은 고딕" w:hAnsi="맑은 고딕" w:eastAsia="맑은 고딕"/>
+                <w:b w:val="0"/>
+                <w:sz w:val="18"/>
+              </w:rPr>
+              <w:t>하현제</w:t>
+            </w:r>
+          </w:p>
+        </w:tc>
+        <w:tc>
+          <w:tcPr>
+            <w:tcW w:type="dxa" w:w="1361"/>
+          </w:tcPr>
+          <w:p>
+            <w:pPr>
+              <w:spacing w:after="20" w:line="252" w:lineRule="auto"/>
+            </w:pPr>
+            <w:r/>
+          </w:p>
+        </w:tc>
+        <w:tc>
+          <w:tcPr>
+            <w:tcW w:type="dxa" w:w="1474"/>
+          </w:tcPr>
+          <w:p>
+            <w:pPr>
+              <w:spacing w:after="20" w:line="252" w:lineRule="auto"/>
+            </w:pPr>
+            <w:r/>
+          </w:p>
+        </w:tc>
+      </w:tr>
+    </w:tbl>
+    <w:p>
+      <w:pPr>
+        <w:spacing w:after="40"/>
+      </w:pPr>
+    </w:p>
+    <w:p>
+      <w:pPr>
+        <w:keepNext/>
+        <w:spacing w:after="40" w:before="120"/>
+      </w:pPr>
+      <w:r>
+        <w:rPr>
+          <w:rFonts w:ascii="맑은 고딕" w:hAnsi="맑은 고딕" w:eastAsia="맑은 고딕"/>
+          <w:b/>
+          <w:sz w:val="21"/>
+        </w:rPr>
+        <w:t>[조사 2] 피트모스(Sphagnum peat moss)</w:t>
+      </w:r>
+    </w:p>
+    <w:tbl>
+      <w:tblPr>
+        <w:tblStyle w:val="TableGrid"/>
+        <w:tblW w:type="auto" w:w="0"/>
+        <w:jc w:val="center"/>
+        <w:tblLayout w:type="fixed"/>
+        <w:tblLook w:firstColumn="1" w:firstRow="1" w:lastColumn="0" w:lastRow="0" w:noHBand="0" w:noVBand="1" w:val="04A0"/>
+      </w:tblPr>
+      <w:tblGrid>
+        <w:gridCol w:w="4819"/>
+        <w:gridCol w:w="4819"/>
+      </w:tblGrid>
+      <w:tr>
+        <w:tc>
+          <w:tcPr>
+            <w:tcW w:type="dxa" w:w="1814"/>
+            <w:shd w:val="clear" w:color="auto" w:fill="EDEDED"/>
+          </w:tcPr>
+          <w:p>
+            <w:pPr>
+              <w:spacing w:after="20" w:line="252" w:lineRule="auto"/>
+            </w:pPr>
+            <w:r/>
+            <w:r>
+              <w:rPr>
+                <w:rFonts w:ascii="맑은 고딕" w:hAnsi="맑은 고딕" w:eastAsia="맑은 고딕"/>
+                <w:b/>
+                <w:sz w:val="18"/>
+              </w:rPr>
+              <w:t>기록일 / 조사기간</w:t>
+            </w:r>
+          </w:p>
+        </w:tc>
+        <w:tc>
+          <w:tcPr>
+            <w:tcW w:type="dxa" w:w="7824"/>
+          </w:tcPr>
+          <w:p>
+            <w:pPr>
+              <w:spacing w:after="20" w:line="252" w:lineRule="auto"/>
+            </w:pPr>
+            <w:r/>
+            <w:r>
+              <w:rPr>
+                <w:rFonts w:ascii="맑은 고딕" w:hAnsi="맑은 고딕" w:eastAsia="맑은 고딕"/>
+                <w:b w:val="0"/>
+                <w:sz w:val="18"/>
+              </w:rPr>
+              <w:t>2026. 10. 26.  /  2026. 7. ~ 10.</w:t>
+            </w:r>
+          </w:p>
+        </w:tc>
+      </w:tr>
+      <w:tr>
+        <w:tc>
+          <w:tcPr>
+            <w:tcW w:type="dxa" w:w="1814"/>
+            <w:shd w:val="clear" w:color="auto" w:fill="EDEDED"/>
+          </w:tcPr>
+          <w:p>
+            <w:pPr>
+              <w:spacing w:after="20" w:line="252" w:lineRule="auto"/>
+            </w:pPr>
+            <w:r/>
+            <w:r>
+              <w:rPr>
+                <w:rFonts w:ascii="맑은 고딕" w:hAnsi="맑은 고딕" w:eastAsia="맑은 고딕"/>
+                <w:b/>
+                <w:sz w:val="18"/>
+              </w:rPr>
+              <w:t>목적</w:t>
+            </w:r>
+          </w:p>
+        </w:tc>
+        <w:tc>
+          <w:tcPr>
+            <w:tcW w:type="dxa" w:w="7824"/>
+          </w:tcPr>
+          <w:p>
+            <w:pPr>
+              <w:spacing w:after="20" w:line="252" w:lineRule="auto"/>
+            </w:pPr>
+            <w:r/>
+            <w:r>
+              <w:rPr>
+                <w:rFonts w:ascii="맑은 고딕" w:hAnsi="맑은 고딕" w:eastAsia="맑은 고딕"/>
+                <w:b w:val="0"/>
+                <w:sz w:val="18"/>
+              </w:rPr>
+              <w:t>HBP의 핵심 재료인 피트모스의 특성을 정리하여 침상 재료로서의 역할을 명확히 한다.</w:t>
+            </w:r>
+          </w:p>
+        </w:tc>
+      </w:tr>
+      <w:tr>
+        <w:tc>
+          <w:tcPr>
+            <w:tcW w:type="dxa" w:w="1814"/>
+            <w:shd w:val="clear" w:color="auto" w:fill="EDEDED"/>
+          </w:tcPr>
+          <w:p>
+            <w:pPr>
+              <w:spacing w:after="20" w:line="252" w:lineRule="auto"/>
+            </w:pPr>
+            <w:r/>
+            <w:r>
+              <w:rPr>
+                <w:rFonts w:ascii="맑은 고딕" w:hAnsi="맑은 고딕" w:eastAsia="맑은 고딕"/>
+                <w:b/>
+                <w:sz w:val="18"/>
+              </w:rPr>
+              <w:t>정의</w:t>
+            </w:r>
+          </w:p>
+        </w:tc>
+        <w:tc>
+          <w:tcPr>
+            <w:tcW w:type="dxa" w:w="7824"/>
+          </w:tcPr>
+          <w:p>
+            <w:pPr>
+              <w:spacing w:after="20" w:line="252" w:lineRule="auto"/>
+            </w:pPr>
+            <w:r/>
+            <w:r>
+              <w:rPr>
+                <w:rFonts w:ascii="맑은 고딕" w:hAnsi="맑은 고딕" w:eastAsia="맑은 고딕"/>
+                <w:b w:val="0"/>
+                <w:sz w:val="18"/>
+              </w:rPr>
+              <w:t>스패그넘 피트모스는 유럽 북부 등 한랭 습지(고층 습원, raised bog)에서 물이끼(Sphagnum)가 물에 잠긴 산성·저산소 조건에서 수천 년 동안 완전히 분해되지 않고 쌓여 만들어진 유기 퇴적물이다. 퇴적 깊이에 따라 상층의 밝은 화이트 피트에서 하층의 분해가 진행된 블랙 피트로 구분된다.</w:t>
+            </w:r>
+          </w:p>
+        </w:tc>
+      </w:tr>
+      <w:tr>
+        <w:tc>
+          <w:tcPr>
+            <w:tcW w:type="dxa" w:w="1814"/>
+            <w:shd w:val="clear" w:color="auto" w:fill="EDEDED"/>
+          </w:tcPr>
+          <w:p>
+            <w:pPr>
+              <w:spacing w:after="20" w:line="252" w:lineRule="auto"/>
+            </w:pPr>
+            <w:r/>
+            <w:r>
+              <w:rPr>
+                <w:rFonts w:ascii="맑은 고딕" w:hAnsi="맑은 고딕" w:eastAsia="맑은 고딕"/>
+                <w:b/>
+                <w:sz w:val="18"/>
+              </w:rPr>
+              <w:t>특성</w:t>
+            </w:r>
+          </w:p>
+        </w:tc>
+        <w:tc>
+          <w:tcPr>
+            <w:tcW w:type="dxa" w:w="7824"/>
+          </w:tcPr>
+          <w:p>
+            <w:pPr>
+              <w:spacing w:after="20" w:line="252" w:lineRule="auto"/>
+            </w:pPr>
+            <w:r/>
+            <w:r>
+              <w:rPr>
+                <w:rFonts w:ascii="맑은 고딕" w:hAnsi="맑은 고딕" w:eastAsia="맑은 고딕"/>
+                <w:b w:val="0"/>
+                <w:sz w:val="18"/>
+              </w:rPr>
+              <w:t>• 다공성 구조: 자기 무게의 약 10~20배 수분 흡수, 통기성이 좋아 공기 접촉 시 쉽게 건조</w:t>
+            </w:r>
+          </w:p>
+          <w:p>
+            <w:pPr>
+              <w:spacing w:after="20" w:line="252" w:lineRule="auto"/>
+            </w:pPr>
+            <w:r>
+              <w:rPr>
+                <w:rFonts w:ascii="맑은 고딕" w:hAnsi="맑은 고딕" w:eastAsia="맑은 고딕"/>
+                <w:b w:val="0"/>
+                <w:sz w:val="18"/>
+              </w:rPr>
+              <w:t>• 산성: pH 약 3.5~4.5 → 암모니아 흡착·휘산 저감에 유리</w:t>
+            </w:r>
+          </w:p>
+          <w:p>
+            <w:pPr>
+              <w:spacing w:after="20" w:line="252" w:lineRule="auto"/>
+            </w:pPr>
+            <w:r>
+              <w:rPr>
+                <w:rFonts w:ascii="맑은 고딕" w:hAnsi="맑은 고딕" w:eastAsia="맑은 고딕"/>
+                <w:b w:val="0"/>
+                <w:sz w:val="18"/>
+              </w:rPr>
+              <w:t>• 다량의 휴믹 물질(부식물질) 함유, 높은 양이온 교환 용량(CEC)</w:t>
+            </w:r>
+          </w:p>
+          <w:p>
+            <w:pPr>
+              <w:spacing w:after="20" w:line="252" w:lineRule="auto"/>
+            </w:pPr>
+            <w:r>
+              <w:rPr>
+                <w:rFonts w:ascii="맑은 고딕" w:hAnsi="맑은 고딕" w:eastAsia="맑은 고딕"/>
+                <w:b w:val="0"/>
+                <w:sz w:val="18"/>
+              </w:rPr>
+              <w:t>• 가벼워 압축 베일로 장거리 운송·보관 용이 (예: 800 × 800 × 1,100 mm 압축 베일)</w:t>
+            </w:r>
+          </w:p>
+        </w:tc>
+      </w:tr>
+      <w:tr>
+        <w:tc>
+          <w:tcPr>
+            <w:tcW w:type="dxa" w:w="1814"/>
+            <w:shd w:val="clear" w:color="auto" w:fill="EDEDED"/>
+          </w:tcPr>
+          <w:p>
+            <w:pPr>
+              <w:spacing w:after="20" w:line="252" w:lineRule="auto"/>
+            </w:pPr>
+            <w:r/>
+            <w:r>
+              <w:rPr>
+                <w:rFonts w:ascii="맑은 고딕" w:hAnsi="맑은 고딕" w:eastAsia="맑은 고딕"/>
+                <w:b/>
+                <w:sz w:val="18"/>
+              </w:rPr>
+              <w:t>침상 재료로서 역할</w:t>
+            </w:r>
+          </w:p>
+        </w:tc>
+        <w:tc>
+          <w:tcPr>
+            <w:tcW w:type="dxa" w:w="7824"/>
+          </w:tcPr>
+          <w:p>
+            <w:pPr>
+              <w:spacing w:after="20" w:line="252" w:lineRule="auto"/>
+            </w:pPr>
+            <w:r/>
+            <w:r>
+              <w:rPr>
+                <w:rFonts w:ascii="맑은 고딕" w:hAnsi="맑은 고딕" w:eastAsia="맑은 고딕"/>
+                <w:b w:val="0"/>
+                <w:sz w:val="18"/>
+              </w:rPr>
+              <w:t>• 수분 흡수·완충 → 침상 건조 유지, 여름철 고온 스트레스 완화에 기여</w:t>
+            </w:r>
+          </w:p>
+          <w:p>
+            <w:pPr>
+              <w:spacing w:after="20" w:line="252" w:lineRule="auto"/>
+            </w:pPr>
+            <w:r>
+              <w:rPr>
+                <w:rFonts w:ascii="맑은 고딕" w:hAnsi="맑은 고딕" w:eastAsia="맑은 고딕"/>
+                <w:b w:val="0"/>
+                <w:sz w:val="18"/>
+              </w:rPr>
+              <w:t>• 암모니아·악취 흡착, 파리 발생 감소 기대</w:t>
+            </w:r>
+          </w:p>
+          <w:p>
+            <w:pPr>
+              <w:spacing w:after="20" w:line="252" w:lineRule="auto"/>
+            </w:pPr>
+            <w:r>
+              <w:rPr>
+                <w:rFonts w:ascii="맑은 고딕" w:hAnsi="맑은 고딕" w:eastAsia="맑은 고딕"/>
+                <w:b w:val="0"/>
+                <w:sz w:val="18"/>
+              </w:rPr>
+              <w:t>• 부숙 촉진 → 침상과 퇴비의 품질 향상, 다 쓴 침상은 토양 개량재로 재사용</w:t>
+            </w:r>
+          </w:p>
+        </w:tc>
+      </w:tr>
+      <w:tr>
+        <w:tc>
+          <w:tcPr>
+            <w:tcW w:type="dxa" w:w="1814"/>
+            <w:shd w:val="clear" w:color="auto" w:fill="EDEDED"/>
+          </w:tcPr>
+          <w:p>
+            <w:pPr>
+              <w:spacing w:after="20" w:line="252" w:lineRule="auto"/>
+            </w:pPr>
+            <w:r/>
+            <w:r>
+              <w:rPr>
+                <w:rFonts w:ascii="맑은 고딕" w:hAnsi="맑은 고딕" w:eastAsia="맑은 고딕"/>
+                <w:b/>
+                <w:sz w:val="18"/>
+              </w:rPr>
+              <w:t>시사점</w:t>
+            </w:r>
+          </w:p>
+        </w:tc>
+        <w:tc>
+          <w:tcPr>
+            <w:tcW w:type="dxa" w:w="7824"/>
+          </w:tcPr>
+          <w:p>
+            <w:pPr>
+              <w:spacing w:after="20" w:line="252" w:lineRule="auto"/>
+            </w:pPr>
+            <w:r/>
+            <w:r>
+              <w:rPr>
+                <w:rFonts w:ascii="맑은 고딕" w:hAnsi="맑은 고딕" w:eastAsia="맑은 고딕"/>
+                <w:b w:val="0"/>
+                <w:sz w:val="18"/>
+              </w:rPr>
+              <w:t>피트모스 투입 기준(휴식 공간 50 m²당 1~2 m³, 전체 깔짚의 약 30 %)과 투입 시점·수량을 기록지 C에 기록하여, 침상 수분·냄새 변화와 연결해 분석한다.</w:t>
+            </w:r>
+          </w:p>
+        </w:tc>
+      </w:tr>
+      <w:tr>
+        <w:tc>
+          <w:tcPr>
+            <w:tcW w:type="dxa" w:w="1814"/>
+            <w:shd w:val="clear" w:color="auto" w:fill="EDEDED"/>
+          </w:tcPr>
+          <w:p>
+            <w:pPr>
+              <w:spacing w:after="20" w:line="252" w:lineRule="auto"/>
+            </w:pPr>
+            <w:r/>
+            <w:r>
+              <w:rPr>
+                <w:rFonts w:ascii="맑은 고딕" w:hAnsi="맑은 고딕" w:eastAsia="맑은 고딕"/>
+                <w:b/>
+                <w:sz w:val="18"/>
+              </w:rPr>
+              <w:t>참고문헌</w:t>
+            </w:r>
+          </w:p>
+        </w:tc>
+        <w:tc>
+          <w:tcPr>
+            <w:tcW w:type="dxa" w:w="7824"/>
+          </w:tcPr>
+          <w:p>
+            <w:pPr>
+              <w:spacing w:after="20" w:line="252" w:lineRule="auto"/>
+            </w:pPr>
+            <w:r/>
+            <w:r>
+              <w:rPr>
+                <w:rFonts w:ascii="맑은 고딕" w:hAnsi="맑은 고딕" w:eastAsia="맑은 고딕"/>
+                <w:b w:val="0"/>
+                <w:sz w:val="18"/>
+              </w:rPr>
+              <w:t>㈜디투오 「D2O Care Project — 똥 걱정 NO」(2022. 1. 8.) · 「부엽토식 침상 우사」(2022. 2. 23.) 자료</w:t>
+            </w:r>
+          </w:p>
+        </w:tc>
+      </w:tr>
+    </w:tbl>
+    <w:p>
+      <w:pPr>
+        <w:spacing w:after="40"/>
+      </w:pPr>
+    </w:p>
+    <w:tbl>
+      <w:tblPr>
+        <w:tblStyle w:val="TableGrid"/>
+        <w:tblW w:type="auto" w:w="0"/>
+        <w:jc w:val="center"/>
+        <w:tblLayout w:type="fixed"/>
+        <w:tblLook w:firstColumn="1" w:firstRow="1" w:lastColumn="0" w:lastRow="0" w:noHBand="0" w:noVBand="1" w:val="04A0"/>
+      </w:tblPr>
+      <w:tblGrid>
+        <w:gridCol w:w="1606"/>
+        <w:gridCol w:w="1606"/>
+        <w:gridCol w:w="1606"/>
+        <w:gridCol w:w="1606"/>
+        <w:gridCol w:w="1606"/>
+        <w:gridCol w:w="1606"/>
+      </w:tblGrid>
+      <w:tr>
+        <w:trPr>
+          <w:trHeight w:val="510" w:hRule="atLeast"/>
+        </w:trPr>
+        <w:tc>
+          <w:tcPr>
+            <w:tcW w:type="dxa" w:w="1474"/>
+            <w:shd w:val="clear" w:color="auto" w:fill="EDEDED"/>
+          </w:tcPr>
+          <w:p>
+            <w:pPr>
+              <w:spacing w:after="20" w:line="252" w:lineRule="auto"/>
+              <w:jc w:val="center"/>
+            </w:pPr>
+            <w:r/>
+            <w:r>
+              <w:rPr>
+                <w:rFonts w:ascii="맑은 고딕" w:hAnsi="맑은 고딕" w:eastAsia="맑은 고딕"/>
+                <w:b/>
+                <w:sz w:val="18"/>
+              </w:rPr>
+              <w:t>작성자</w:t>
+            </w:r>
+          </w:p>
+        </w:tc>
+        <w:tc>
+          <w:tcPr>
+            <w:tcW w:type="dxa" w:w="1361"/>
+            <w:shd w:val="clear" w:color="auto" w:fill="EDEDED"/>
+          </w:tcPr>
+          <w:p>
+            <w:pPr>
+              <w:spacing w:after="20" w:line="252" w:lineRule="auto"/>
+              <w:jc w:val="center"/>
+            </w:pPr>
+            <w:r/>
+            <w:r>
+              <w:rPr>
+                <w:rFonts w:ascii="맑은 고딕" w:hAnsi="맑은 고딕" w:eastAsia="맑은 고딕"/>
+                <w:b/>
+                <w:sz w:val="18"/>
+              </w:rPr>
+              <w:t>서명</w:t>
+            </w:r>
+          </w:p>
+        </w:tc>
+        <w:tc>
+          <w:tcPr>
+            <w:tcW w:type="dxa" w:w="1474"/>
+            <w:shd w:val="clear" w:color="auto" w:fill="EDEDED"/>
+          </w:tcPr>
+          <w:p>
+            <w:pPr>
+              <w:spacing w:after="20" w:line="252" w:lineRule="auto"/>
+              <w:jc w:val="center"/>
+            </w:pPr>
+            <w:r/>
+            <w:r>
+              <w:rPr>
+                <w:rFonts w:ascii="맑은 고딕" w:hAnsi="맑은 고딕" w:eastAsia="맑은 고딕"/>
+                <w:b/>
+                <w:sz w:val="18"/>
+              </w:rPr>
+              <w:t>작성일</w:t>
+            </w:r>
+          </w:p>
+        </w:tc>
+        <w:tc>
+          <w:tcPr>
+            <w:tcW w:type="dxa" w:w="1928"/>
+            <w:shd w:val="clear" w:color="auto" w:fill="EDEDED"/>
+          </w:tcPr>
+          <w:p>
+            <w:pPr>
+              <w:spacing w:after="20" w:line="252" w:lineRule="auto"/>
+              <w:jc w:val="center"/>
+            </w:pPr>
+            <w:r/>
+            <w:r>
+              <w:rPr>
+                <w:rFonts w:ascii="맑은 고딕" w:hAnsi="맑은 고딕" w:eastAsia="맑은 고딕"/>
+                <w:b/>
+                <w:sz w:val="18"/>
+              </w:rPr>
+              <w:t>점검자(연구책임자)</w:t>
+            </w:r>
+          </w:p>
+        </w:tc>
+        <w:tc>
+          <w:tcPr>
+            <w:tcW w:type="dxa" w:w="1361"/>
+            <w:shd w:val="clear" w:color="auto" w:fill="EDEDED"/>
+          </w:tcPr>
+          <w:p>
+            <w:pPr>
+              <w:spacing w:after="20" w:line="252" w:lineRule="auto"/>
+              <w:jc w:val="center"/>
+            </w:pPr>
+            <w:r/>
+            <w:r>
+              <w:rPr>
+                <w:rFonts w:ascii="맑은 고딕" w:hAnsi="맑은 고딕" w:eastAsia="맑은 고딕"/>
+                <w:b/>
+                <w:sz w:val="18"/>
+              </w:rPr>
+              <w:t>서명</w:t>
+            </w:r>
+          </w:p>
+        </w:tc>
+        <w:tc>
+          <w:tcPr>
+            <w:tcW w:type="dxa" w:w="1474"/>
+            <w:shd w:val="clear" w:color="auto" w:fill="EDEDED"/>
+          </w:tcPr>
+          <w:p>
+            <w:pPr>
+              <w:spacing w:after="20" w:line="252" w:lineRule="auto"/>
+              <w:jc w:val="center"/>
+            </w:pPr>
+            <w:r/>
+            <w:r>
+              <w:rPr>
+                <w:rFonts w:ascii="맑은 고딕" w:hAnsi="맑은 고딕" w:eastAsia="맑은 고딕"/>
+                <w:b/>
+                <w:sz w:val="18"/>
+              </w:rPr>
+              <w:t>점검일</w:t>
+            </w:r>
+          </w:p>
+        </w:tc>
+      </w:tr>
+      <w:tr>
+        <w:trPr>
+          <w:trHeight w:val="510" w:hRule="atLeast"/>
+        </w:trPr>
+        <w:tc>
+          <w:tcPr>
+            <w:tcW w:type="dxa" w:w="1474"/>
+          </w:tcPr>
+          <w:p>
+            <w:pPr>
+              <w:spacing w:after="20" w:line="252" w:lineRule="auto"/>
+            </w:pPr>
+            <w:r/>
+            <w:r>
+              <w:rPr>
+                <w:rFonts w:ascii="맑은 고딕" w:hAnsi="맑은 고딕" w:eastAsia="맑은 고딕"/>
+                <w:b w:val="0"/>
+                <w:sz w:val="18"/>
+              </w:rPr>
+              <w:t>하현제</w:t>
+            </w:r>
+          </w:p>
+        </w:tc>
+        <w:tc>
+          <w:tcPr>
+            <w:tcW w:type="dxa" w:w="1361"/>
+          </w:tcPr>
+          <w:p>
+            <w:pPr>
+              <w:spacing w:after="20" w:line="252" w:lineRule="auto"/>
+            </w:pPr>
+            <w:r/>
+          </w:p>
+        </w:tc>
+        <w:tc>
+          <w:tcPr>
+            <w:tcW w:type="dxa" w:w="1474"/>
+          </w:tcPr>
+          <w:p>
+            <w:pPr>
+              <w:spacing w:after="20" w:line="252" w:lineRule="auto"/>
+            </w:pPr>
+            <w:r/>
+          </w:p>
+        </w:tc>
+        <w:tc>
+          <w:tcPr>
+            <w:tcW w:type="dxa" w:w="1928"/>
+          </w:tcPr>
+          <w:p>
+            <w:pPr>
+              <w:spacing w:after="20" w:line="252" w:lineRule="auto"/>
+            </w:pPr>
+            <w:r/>
+            <w:r>
+              <w:rPr>
+                <w:rFonts w:ascii="맑은 고딕" w:hAnsi="맑은 고딕" w:eastAsia="맑은 고딕"/>
+                <w:b w:val="0"/>
+                <w:sz w:val="18"/>
+              </w:rPr>
+              <w:t>하현제</w:t>
+            </w:r>
+          </w:p>
+        </w:tc>
+        <w:tc>
+          <w:tcPr>
+            <w:tcW w:type="dxa" w:w="1361"/>
+          </w:tcPr>
+          <w:p>
+            <w:pPr>
+              <w:spacing w:after="20" w:line="252" w:lineRule="auto"/>
+            </w:pPr>
+            <w:r/>
+          </w:p>
+        </w:tc>
+        <w:tc>
+          <w:tcPr>
+            <w:tcW w:type="dxa" w:w="1474"/>
+          </w:tcPr>
+          <w:p>
+            <w:pPr>
+              <w:spacing w:after="20" w:line="252" w:lineRule="auto"/>
+            </w:pPr>
+            <w:r/>
+          </w:p>
+        </w:tc>
+      </w:tr>
+    </w:tbl>
+    <w:p>
+      <w:pPr>
+        <w:spacing w:after="40"/>
+      </w:pPr>
+    </w:p>
+    <w:p>
+      <w:pPr>
+        <w:keepNext/>
+        <w:spacing w:after="40" w:before="120"/>
+      </w:pPr>
+      <w:r>
+        <w:rPr>
+          <w:rFonts w:ascii="맑은 고딕" w:hAnsi="맑은 고딕" w:eastAsia="맑은 고딕"/>
+          <w:b/>
+          <w:sz w:val="21"/>
+        </w:rPr>
+        <w:t>[조사 3] 휴머스(Humus, 부식·부엽토)</w:t>
+      </w:r>
+    </w:p>
+    <w:tbl>
+      <w:tblPr>
+        <w:tblStyle w:val="TableGrid"/>
+        <w:tblW w:type="auto" w:w="0"/>
+        <w:jc w:val="center"/>
+        <w:tblLayout w:type="fixed"/>
+        <w:tblLook w:firstColumn="1" w:firstRow="1" w:lastColumn="0" w:lastRow="0" w:noHBand="0" w:noVBand="1" w:val="04A0"/>
+      </w:tblPr>
+      <w:tblGrid>
+        <w:gridCol w:w="4819"/>
+        <w:gridCol w:w="4819"/>
+      </w:tblGrid>
+      <w:tr>
+        <w:tc>
+          <w:tcPr>
+            <w:tcW w:type="dxa" w:w="1814"/>
+            <w:shd w:val="clear" w:color="auto" w:fill="EDEDED"/>
+          </w:tcPr>
+          <w:p>
+            <w:pPr>
+              <w:spacing w:after="20" w:line="252" w:lineRule="auto"/>
+            </w:pPr>
+            <w:r/>
+            <w:r>
+              <w:rPr>
+                <w:rFonts w:ascii="맑은 고딕" w:hAnsi="맑은 고딕" w:eastAsia="맑은 고딕"/>
+                <w:b/>
+                <w:sz w:val="18"/>
+              </w:rPr>
+              <w:t>기록일 / 조사기간</w:t>
+            </w:r>
+          </w:p>
+        </w:tc>
+        <w:tc>
+          <w:tcPr>
+            <w:tcW w:type="dxa" w:w="7824"/>
+          </w:tcPr>
+          <w:p>
+            <w:pPr>
+              <w:spacing w:after="20" w:line="252" w:lineRule="auto"/>
+            </w:pPr>
+            <w:r/>
+            <w:r>
+              <w:rPr>
+                <w:rFonts w:ascii="맑은 고딕" w:hAnsi="맑은 고딕" w:eastAsia="맑은 고딕"/>
+                <w:b w:val="0"/>
+                <w:sz w:val="18"/>
+              </w:rPr>
+              <w:t>2026. 10. 26.  /  2026. 7. ~ 10.</w:t>
+            </w:r>
+          </w:p>
+        </w:tc>
+      </w:tr>
+      <w:tr>
+        <w:tc>
+          <w:tcPr>
+            <w:tcW w:type="dxa" w:w="1814"/>
+            <w:shd w:val="clear" w:color="auto" w:fill="EDEDED"/>
+          </w:tcPr>
+          <w:p>
+            <w:pPr>
+              <w:spacing w:after="20" w:line="252" w:lineRule="auto"/>
+            </w:pPr>
+            <w:r/>
+            <w:r>
+              <w:rPr>
+                <w:rFonts w:ascii="맑은 고딕" w:hAnsi="맑은 고딕" w:eastAsia="맑은 고딕"/>
+                <w:b/>
+                <w:sz w:val="18"/>
+              </w:rPr>
+              <w:t>목적</w:t>
+            </w:r>
+          </w:p>
+        </w:tc>
+        <w:tc>
+          <w:tcPr>
+            <w:tcW w:type="dxa" w:w="7824"/>
+          </w:tcPr>
+          <w:p>
+            <w:pPr>
+              <w:spacing w:after="20" w:line="252" w:lineRule="auto"/>
+            </w:pPr>
+            <w:r/>
+            <w:r>
+              <w:rPr>
+                <w:rFonts w:ascii="맑은 고딕" w:hAnsi="맑은 고딕" w:eastAsia="맑은 고딕"/>
+                <w:b w:val="0"/>
+                <w:sz w:val="18"/>
+              </w:rPr>
+              <w:t>HBP의 명칭과 목표 상태인 '휴머스(부엽토)'의 개념과 기능을 정리한다.</w:t>
+            </w:r>
+          </w:p>
+        </w:tc>
+      </w:tr>
+      <w:tr>
+        <w:tc>
+          <w:tcPr>
+            <w:tcW w:type="dxa" w:w="1814"/>
+            <w:shd w:val="clear" w:color="auto" w:fill="EDEDED"/>
+          </w:tcPr>
+          <w:p>
+            <w:pPr>
+              <w:spacing w:after="20" w:line="252" w:lineRule="auto"/>
+            </w:pPr>
+            <w:r/>
+            <w:r>
+              <w:rPr>
+                <w:rFonts w:ascii="맑은 고딕" w:hAnsi="맑은 고딕" w:eastAsia="맑은 고딕"/>
+                <w:b/>
+                <w:sz w:val="18"/>
+              </w:rPr>
+              <w:t>정의</w:t>
+            </w:r>
+          </w:p>
+        </w:tc>
+        <w:tc>
+          <w:tcPr>
+            <w:tcW w:type="dxa" w:w="7824"/>
+          </w:tcPr>
+          <w:p>
+            <w:pPr>
+              <w:spacing w:after="20" w:line="252" w:lineRule="auto"/>
+            </w:pPr>
+            <w:r/>
+            <w:r>
+              <w:rPr>
+                <w:rFonts w:ascii="맑은 고딕" w:hAnsi="맑은 고딕" w:eastAsia="맑은 고딕"/>
+                <w:b w:val="0"/>
+                <w:sz w:val="18"/>
+              </w:rPr>
+              <w:t>휴머스는 식물 유기물(이끼 등)과 무기물이 오랜 기간 지층에 매장되어 발효와 숙성을 반복하며 만들어진 안정화된 유기물로, 휴믹산·풀빅산 등 부식물질과 천연 미네랄, 아미노산, 유용 미생물을 풍부하게 포함한 흙이다. 우리말로는 부식(腐植) 또는 부엽토로 부른다.</w:t>
+            </w:r>
+          </w:p>
+        </w:tc>
+      </w:tr>
+      <w:tr>
+        <w:tc>
+          <w:tcPr>
+            <w:tcW w:type="dxa" w:w="1814"/>
+            <w:shd w:val="clear" w:color="auto" w:fill="EDEDED"/>
+          </w:tcPr>
+          <w:p>
+            <w:pPr>
+              <w:spacing w:after="20" w:line="252" w:lineRule="auto"/>
+            </w:pPr>
+            <w:r/>
+            <w:r>
+              <w:rPr>
+                <w:rFonts w:ascii="맑은 고딕" w:hAnsi="맑은 고딕" w:eastAsia="맑은 고딕"/>
+                <w:b/>
+                <w:sz w:val="18"/>
+              </w:rPr>
+              <w:t>기능</w:t>
+            </w:r>
+          </w:p>
+        </w:tc>
+        <w:tc>
+          <w:tcPr>
+            <w:tcW w:type="dxa" w:w="7824"/>
+          </w:tcPr>
+          <w:p>
+            <w:pPr>
+              <w:spacing w:after="20" w:line="252" w:lineRule="auto"/>
+            </w:pPr>
+            <w:r/>
+            <w:r>
+              <w:rPr>
+                <w:rFonts w:ascii="맑은 고딕" w:hAnsi="맑은 고딕" w:eastAsia="맑은 고딕"/>
+                <w:b w:val="0"/>
+                <w:sz w:val="18"/>
+              </w:rPr>
+              <w:t>① pH 완충 ② 킬레이트 반응 ③ 높은 양이온 교환 용량(CEC) ④ 토양 떼알(입단) 구조 형성 ⑤ 생리 활성 ⑥ 병원균 억제 ⑦ 식물 생육 장해 예방 ⑧ 보비력·보수력·배수성 개선 ⑨ 탈취 ⑩ 잉여 슬러지 저감 ⑪ 기름 분해 ⑫ 항산화</w:t>
+            </w:r>
+          </w:p>
+        </w:tc>
+      </w:tr>
+      <w:tr>
+        <w:tc>
+          <w:tcPr>
+            <w:tcW w:type="dxa" w:w="1814"/>
+            <w:shd w:val="clear" w:color="auto" w:fill="EDEDED"/>
+          </w:tcPr>
+          <w:p>
+            <w:pPr>
+              <w:spacing w:after="20" w:line="252" w:lineRule="auto"/>
+            </w:pPr>
+            <w:r/>
+            <w:r>
+              <w:rPr>
+                <w:rFonts w:ascii="맑은 고딕" w:hAnsi="맑은 고딕" w:eastAsia="맑은 고딕"/>
+                <w:b/>
+                <w:sz w:val="18"/>
+              </w:rPr>
+              <w:t>침상과의 관계</w:t>
+            </w:r>
+          </w:p>
+        </w:tc>
+        <w:tc>
+          <w:tcPr>
+            <w:tcW w:type="dxa" w:w="7824"/>
+          </w:tcPr>
+          <w:p>
+            <w:pPr>
+              <w:spacing w:after="20" w:line="252" w:lineRule="auto"/>
+            </w:pPr>
+            <w:r/>
+            <w:r>
+              <w:rPr>
+                <w:rFonts w:ascii="맑은 고딕" w:hAnsi="맑은 고딕" w:eastAsia="맑은 고딕"/>
+                <w:b w:val="0"/>
+                <w:sz w:val="18"/>
+              </w:rPr>
+              <w:t>HBP의 목표는 소가 눕는 침상을 '잘 발효된 부엽토(휴머스) 상태'로 유지하는 것이다. 이 상태의 침상은 보송보송하고 냄새가 적으며, 그대로 또는 퇴비장 숙성을 거쳐 초지(약 30 ha)로 환원된다.</w:t>
+            </w:r>
+          </w:p>
+        </w:tc>
+      </w:tr>
+      <w:tr>
+        <w:tc>
+          <w:tcPr>
+            <w:tcW w:type="dxa" w:w="1814"/>
+            <w:shd w:val="clear" w:color="auto" w:fill="EDEDED"/>
+          </w:tcPr>
+          <w:p>
+            <w:pPr>
+              <w:spacing w:after="20" w:line="252" w:lineRule="auto"/>
+            </w:pPr>
+            <w:r/>
+            <w:r>
+              <w:rPr>
+                <w:rFonts w:ascii="맑은 고딕" w:hAnsi="맑은 고딕" w:eastAsia="맑은 고딕"/>
+                <w:b/>
+                <w:sz w:val="18"/>
+              </w:rPr>
+              <w:t>시사점</w:t>
+            </w:r>
+          </w:p>
+        </w:tc>
+        <w:tc>
+          <w:tcPr>
+            <w:tcW w:type="dxa" w:w="7824"/>
+          </w:tcPr>
+          <w:p>
+            <w:pPr>
+              <w:spacing w:after="20" w:line="252" w:lineRule="auto"/>
+            </w:pPr>
+            <w:r/>
+            <w:r>
+              <w:rPr>
+                <w:rFonts w:ascii="맑은 고딕" w:hAnsi="맑은 고딕" w:eastAsia="맑은 고딕"/>
+                <w:b w:val="0"/>
+                <w:sz w:val="18"/>
+              </w:rPr>
+              <w:t>침상의 '휴머스화' 정도를 색·냄새·덩어리·수분으로 매일 관찰하여 기록지 A에 등급으로 남긴다.</w:t>
+            </w:r>
+          </w:p>
+        </w:tc>
+      </w:tr>
+      <w:tr>
+        <w:tc>
+          <w:tcPr>
+            <w:tcW w:type="dxa" w:w="1814"/>
+            <w:shd w:val="clear" w:color="auto" w:fill="EDEDED"/>
+          </w:tcPr>
+          <w:p>
+            <w:pPr>
+              <w:spacing w:after="20" w:line="252" w:lineRule="auto"/>
+            </w:pPr>
+            <w:r/>
+            <w:r>
+              <w:rPr>
+                <w:rFonts w:ascii="맑은 고딕" w:hAnsi="맑은 고딕" w:eastAsia="맑은 고딕"/>
+                <w:b/>
+                <w:sz w:val="18"/>
+              </w:rPr>
+              <w:t>참고문헌</w:t>
+            </w:r>
+          </w:p>
+        </w:tc>
+        <w:tc>
+          <w:tcPr>
+            <w:tcW w:type="dxa" w:w="7824"/>
+          </w:tcPr>
+          <w:p>
+            <w:pPr>
+              <w:spacing w:after="20" w:line="252" w:lineRule="auto"/>
+            </w:pPr>
+            <w:r/>
+            <w:r>
+              <w:rPr>
+                <w:rFonts w:ascii="맑은 고딕" w:hAnsi="맑은 고딕" w:eastAsia="맑은 고딕"/>
+                <w:b w:val="0"/>
+                <w:sz w:val="18"/>
+              </w:rPr>
+              <w:t>㈜디투오 「부엽토식 침상 우사」(2022. 2. 23.)</w:t>
+            </w:r>
+          </w:p>
+        </w:tc>
+      </w:tr>
+    </w:tbl>
+    <w:p>
+      <w:pPr>
+        <w:spacing w:after="40"/>
+      </w:pPr>
+    </w:p>
+    <w:tbl>
+      <w:tblPr>
+        <w:tblStyle w:val="TableGrid"/>
+        <w:tblW w:type="auto" w:w="0"/>
+        <w:jc w:val="center"/>
+        <w:tblLayout w:type="fixed"/>
+        <w:tblLook w:firstColumn="1" w:firstRow="1" w:lastColumn="0" w:lastRow="0" w:noHBand="0" w:noVBand="1" w:val="04A0"/>
+      </w:tblPr>
+      <w:tblGrid>
+        <w:gridCol w:w="1606"/>
+        <w:gridCol w:w="1606"/>
+        <w:gridCol w:w="1606"/>
+        <w:gridCol w:w="1606"/>
+        <w:gridCol w:w="1606"/>
+        <w:gridCol w:w="1606"/>
+      </w:tblGrid>
+      <w:tr>
+        <w:trPr>
+          <w:trHeight w:val="510" w:hRule="atLeast"/>
+        </w:trPr>
+        <w:tc>
+          <w:tcPr>
+            <w:tcW w:type="dxa" w:w="1474"/>
+            <w:shd w:val="clear" w:color="auto" w:fill="EDEDED"/>
+          </w:tcPr>
+          <w:p>
+            <w:pPr>
+              <w:spacing w:after="20" w:line="252" w:lineRule="auto"/>
+              <w:jc w:val="center"/>
+            </w:pPr>
+            <w:r/>
+            <w:r>
+              <w:rPr>
+                <w:rFonts w:ascii="맑은 고딕" w:hAnsi="맑은 고딕" w:eastAsia="맑은 고딕"/>
+                <w:b/>
+                <w:sz w:val="18"/>
+              </w:rPr>
+              <w:t>작성자</w:t>
+            </w:r>
+          </w:p>
+        </w:tc>
+        <w:tc>
+          <w:tcPr>
+            <w:tcW w:type="dxa" w:w="1361"/>
+            <w:shd w:val="clear" w:color="auto" w:fill="EDEDED"/>
+          </w:tcPr>
+          <w:p>
+            <w:pPr>
+              <w:spacing w:after="20" w:line="252" w:lineRule="auto"/>
+              <w:jc w:val="center"/>
+            </w:pPr>
+            <w:r/>
+            <w:r>
+              <w:rPr>
+                <w:rFonts w:ascii="맑은 고딕" w:hAnsi="맑은 고딕" w:eastAsia="맑은 고딕"/>
+                <w:b/>
+                <w:sz w:val="18"/>
+              </w:rPr>
+              <w:t>서명</w:t>
+            </w:r>
+          </w:p>
+        </w:tc>
+        <w:tc>
+          <w:tcPr>
+            <w:tcW w:type="dxa" w:w="1474"/>
+            <w:shd w:val="clear" w:color="auto" w:fill="EDEDED"/>
+          </w:tcPr>
+          <w:p>
+            <w:pPr>
+              <w:spacing w:after="20" w:line="252" w:lineRule="auto"/>
+              <w:jc w:val="center"/>
+            </w:pPr>
+            <w:r/>
+            <w:r>
+              <w:rPr>
+                <w:rFonts w:ascii="맑은 고딕" w:hAnsi="맑은 고딕" w:eastAsia="맑은 고딕"/>
+                <w:b/>
+                <w:sz w:val="18"/>
+              </w:rPr>
+              <w:t>작성일</w:t>
+            </w:r>
+          </w:p>
+        </w:tc>
+        <w:tc>
+          <w:tcPr>
+            <w:tcW w:type="dxa" w:w="1928"/>
+            <w:shd w:val="clear" w:color="auto" w:fill="EDEDED"/>
+          </w:tcPr>
+          <w:p>
+            <w:pPr>
+              <w:spacing w:after="20" w:line="252" w:lineRule="auto"/>
+              <w:jc w:val="center"/>
+            </w:pPr>
+            <w:r/>
+            <w:r>
+              <w:rPr>
+                <w:rFonts w:ascii="맑은 고딕" w:hAnsi="맑은 고딕" w:eastAsia="맑은 고딕"/>
+                <w:b/>
+                <w:sz w:val="18"/>
+              </w:rPr>
+              <w:t>점검자(연구책임자)</w:t>
+            </w:r>
+          </w:p>
+        </w:tc>
+        <w:tc>
+          <w:tcPr>
+            <w:tcW w:type="dxa" w:w="1361"/>
+            <w:shd w:val="clear" w:color="auto" w:fill="EDEDED"/>
+          </w:tcPr>
+          <w:p>
+            <w:pPr>
+              <w:spacing w:after="20" w:line="252" w:lineRule="auto"/>
+              <w:jc w:val="center"/>
+            </w:pPr>
+            <w:r/>
+            <w:r>
+              <w:rPr>
+                <w:rFonts w:ascii="맑은 고딕" w:hAnsi="맑은 고딕" w:eastAsia="맑은 고딕"/>
+                <w:b/>
+                <w:sz w:val="18"/>
+              </w:rPr>
+              <w:t>서명</w:t>
+            </w:r>
+          </w:p>
+        </w:tc>
+        <w:tc>
+          <w:tcPr>
+            <w:tcW w:type="dxa" w:w="1474"/>
+            <w:shd w:val="clear" w:color="auto" w:fill="EDEDED"/>
+          </w:tcPr>
+          <w:p>
+            <w:pPr>
+              <w:spacing w:after="20" w:line="252" w:lineRule="auto"/>
+              <w:jc w:val="center"/>
+            </w:pPr>
+            <w:r/>
+            <w:r>
+              <w:rPr>
+                <w:rFonts w:ascii="맑은 고딕" w:hAnsi="맑은 고딕" w:eastAsia="맑은 고딕"/>
+                <w:b/>
+                <w:sz w:val="18"/>
+              </w:rPr>
+              <w:t>점검일</w:t>
+            </w:r>
+          </w:p>
+        </w:tc>
+      </w:tr>
+      <w:tr>
+        <w:trPr>
+          <w:trHeight w:val="510" w:hRule="atLeast"/>
+        </w:trPr>
+        <w:tc>
+          <w:tcPr>
+            <w:tcW w:type="dxa" w:w="1474"/>
+          </w:tcPr>
+          <w:p>
+            <w:pPr>
+              <w:spacing w:after="20" w:line="252" w:lineRule="auto"/>
+            </w:pPr>
+            <w:r/>
+            <w:r>
+              <w:rPr>
+                <w:rFonts w:ascii="맑은 고딕" w:hAnsi="맑은 고딕" w:eastAsia="맑은 고딕"/>
+                <w:b w:val="0"/>
+                <w:sz w:val="18"/>
+              </w:rPr>
+              <w:t>하현제</w:t>
+            </w:r>
+          </w:p>
+        </w:tc>
+        <w:tc>
+          <w:tcPr>
+            <w:tcW w:type="dxa" w:w="1361"/>
+          </w:tcPr>
+          <w:p>
+            <w:pPr>
+              <w:spacing w:after="20" w:line="252" w:lineRule="auto"/>
+            </w:pPr>
+            <w:r/>
+          </w:p>
+        </w:tc>
+        <w:tc>
+          <w:tcPr>
+            <w:tcW w:type="dxa" w:w="1474"/>
+          </w:tcPr>
+          <w:p>
+            <w:pPr>
+              <w:spacing w:after="20" w:line="252" w:lineRule="auto"/>
+            </w:pPr>
+            <w:r/>
+          </w:p>
+        </w:tc>
+        <w:tc>
+          <w:tcPr>
+            <w:tcW w:type="dxa" w:w="1928"/>
+          </w:tcPr>
+          <w:p>
+            <w:pPr>
+              <w:spacing w:after="20" w:line="252" w:lineRule="auto"/>
+            </w:pPr>
+            <w:r/>
+            <w:r>
+              <w:rPr>
+                <w:rFonts w:ascii="맑은 고딕" w:hAnsi="맑은 고딕" w:eastAsia="맑은 고딕"/>
+                <w:b w:val="0"/>
+                <w:sz w:val="18"/>
+              </w:rPr>
+              <w:t>하현제</w:t>
+            </w:r>
+          </w:p>
+        </w:tc>
+        <w:tc>
+          <w:tcPr>
+            <w:tcW w:type="dxa" w:w="1361"/>
+          </w:tcPr>
+          <w:p>
+            <w:pPr>
+              <w:spacing w:after="20" w:line="252" w:lineRule="auto"/>
+            </w:pPr>
+            <w:r/>
+          </w:p>
+        </w:tc>
+        <w:tc>
+          <w:tcPr>
+            <w:tcW w:type="dxa" w:w="1474"/>
+          </w:tcPr>
+          <w:p>
+            <w:pPr>
+              <w:spacing w:after="20" w:line="252" w:lineRule="auto"/>
+            </w:pPr>
+            <w:r/>
+          </w:p>
+        </w:tc>
+      </w:tr>
+    </w:tbl>
+    <w:p>
+      <w:pPr>
+        <w:spacing w:after="40"/>
+      </w:pPr>
+    </w:p>
+    <w:p>
+      <w:pPr>
+        <w:keepNext/>
+        <w:spacing w:after="40" w:before="120"/>
+      </w:pPr>
+      <w:r>
+        <w:rPr>
+          <w:rFonts w:ascii="맑은 고딕" w:hAnsi="맑은 고딕" w:eastAsia="맑은 고딕"/>
+          <w:b/>
+          <w:sz w:val="21"/>
+        </w:rPr>
+        <w:t>[조사 4] HBP(Humus Bedded Pack barn) — 연구책임자 개발 시스템</w:t>
+      </w:r>
+    </w:p>
+    <w:tbl>
+      <w:tblPr>
+        <w:tblStyle w:val="TableGrid"/>
+        <w:tblW w:type="auto" w:w="0"/>
+        <w:jc w:val="center"/>
+        <w:tblLayout w:type="fixed"/>
+        <w:tblLook w:firstColumn="1" w:firstRow="1" w:lastColumn="0" w:lastRow="0" w:noHBand="0" w:noVBand="1" w:val="04A0"/>
+      </w:tblPr>
+      <w:tblGrid>
+        <w:gridCol w:w="4819"/>
+        <w:gridCol w:w="4819"/>
+      </w:tblGrid>
+      <w:tr>
+        <w:tc>
+          <w:tcPr>
+            <w:tcW w:type="dxa" w:w="1814"/>
+            <w:shd w:val="clear" w:color="auto" w:fill="EDEDED"/>
+          </w:tcPr>
+          <w:p>
+            <w:pPr>
+              <w:spacing w:after="20" w:line="252" w:lineRule="auto"/>
+            </w:pPr>
+            <w:r/>
+            <w:r>
+              <w:rPr>
+                <w:rFonts w:ascii="맑은 고딕" w:hAnsi="맑은 고딕" w:eastAsia="맑은 고딕"/>
+                <w:b/>
+                <w:sz w:val="18"/>
+              </w:rPr>
+              <w:t>기록일 / 조사기간</w:t>
+            </w:r>
+          </w:p>
+        </w:tc>
+        <w:tc>
+          <w:tcPr>
+            <w:tcW w:type="dxa" w:w="7824"/>
+          </w:tcPr>
+          <w:p>
+            <w:pPr>
+              <w:spacing w:after="20" w:line="252" w:lineRule="auto"/>
+            </w:pPr>
+            <w:r/>
+            <w:r>
+              <w:rPr>
+                <w:rFonts w:ascii="맑은 고딕" w:hAnsi="맑은 고딕" w:eastAsia="맑은 고딕"/>
+                <w:b w:val="0"/>
+                <w:sz w:val="18"/>
+              </w:rPr>
+              <w:t>2026. 10. 26.  /  2022. 1. ~ 2026. 10. (실증지 운영 경험 정리)</w:t>
+            </w:r>
+          </w:p>
+        </w:tc>
+      </w:tr>
+      <w:tr>
+        <w:tc>
+          <w:tcPr>
+            <w:tcW w:type="dxa" w:w="1814"/>
+            <w:shd w:val="clear" w:color="auto" w:fill="EDEDED"/>
+          </w:tcPr>
+          <w:p>
+            <w:pPr>
+              <w:spacing w:after="20" w:line="252" w:lineRule="auto"/>
+            </w:pPr>
+            <w:r/>
+            <w:r>
+              <w:rPr>
+                <w:rFonts w:ascii="맑은 고딕" w:hAnsi="맑은 고딕" w:eastAsia="맑은 고딕"/>
+                <w:b/>
+                <w:sz w:val="18"/>
+              </w:rPr>
+              <w:t>목적</w:t>
+            </w:r>
+          </w:p>
+        </w:tc>
+        <w:tc>
+          <w:tcPr>
+            <w:tcW w:type="dxa" w:w="7824"/>
+          </w:tcPr>
+          <w:p>
+            <w:pPr>
+              <w:spacing w:after="20" w:line="252" w:lineRule="auto"/>
+            </w:pPr>
+            <w:r/>
+            <w:r>
+              <w:rPr>
+                <w:rFonts w:ascii="맑은 고딕" w:hAnsi="맑은 고딕" w:eastAsia="맑은 고딕"/>
+                <w:b w:val="0"/>
+                <w:sz w:val="18"/>
+              </w:rPr>
+              <w:t>연구책임자가 개발·명명한 HBP의 정의, CBP와의 차이, 운영 기준과 운영 경험을 정리하여 실증 대상 시스템을 명확히 한다.</w:t>
+            </w:r>
+          </w:p>
+        </w:tc>
+      </w:tr>
+      <w:tr>
+        <w:tc>
+          <w:tcPr>
+            <w:tcW w:type="dxa" w:w="1814"/>
+            <w:shd w:val="clear" w:color="auto" w:fill="EDEDED"/>
+          </w:tcPr>
+          <w:p>
+            <w:pPr>
+              <w:spacing w:after="20" w:line="252" w:lineRule="auto"/>
+            </w:pPr>
+            <w:r/>
+            <w:r>
+              <w:rPr>
+                <w:rFonts w:ascii="맑은 고딕" w:hAnsi="맑은 고딕" w:eastAsia="맑은 고딕"/>
+                <w:b/>
+                <w:sz w:val="18"/>
+              </w:rPr>
+              <w:t>정의</w:t>
+            </w:r>
+          </w:p>
+        </w:tc>
+        <w:tc>
+          <w:tcPr>
+            <w:tcW w:type="dxa" w:w="7824"/>
+          </w:tcPr>
+          <w:p>
+            <w:pPr>
+              <w:spacing w:after="20" w:line="252" w:lineRule="auto"/>
+            </w:pPr>
+            <w:r/>
+            <w:r>
+              <w:rPr>
+                <w:rFonts w:ascii="맑은 고딕" w:hAnsi="맑은 고딕" w:eastAsia="맑은 고딕"/>
+                <w:b w:val="0"/>
+                <w:sz w:val="18"/>
+              </w:rPr>
+              <w:t>HBP(Humus Bedded Pack barn, 부엽토 침상 우사)는 CBP를 바탕으로 스패그넘 피트모스(Humus)를 깔개에 적용하여, 우사 침상을 잘 발효된 부엽토로 만들고 그 위에서 소를 사육하는 방식이다. 연구책임자가 2022년 「부엽토식 침상 우사(Humus compost bedding pack barn)」로 체계화하였고, 송영신목장에 적용·운영 중이다.</w:t>
+            </w:r>
+          </w:p>
+        </w:tc>
+      </w:tr>
+      <w:tr>
+        <w:tc>
+          <w:tcPr>
+            <w:tcW w:type="dxa" w:w="1814"/>
+            <w:shd w:val="clear" w:color="auto" w:fill="EDEDED"/>
+          </w:tcPr>
+          <w:p>
+            <w:pPr>
+              <w:spacing w:after="20" w:line="252" w:lineRule="auto"/>
+            </w:pPr>
+            <w:r/>
+            <w:r>
+              <w:rPr>
+                <w:rFonts w:ascii="맑은 고딕" w:hAnsi="맑은 고딕" w:eastAsia="맑은 고딕"/>
+                <w:b/>
+                <w:sz w:val="18"/>
+              </w:rPr>
+              <w:t>CBP와의 차이</w:t>
+            </w:r>
+          </w:p>
+        </w:tc>
+        <w:tc>
+          <w:tcPr>
+            <w:tcW w:type="dxa" w:w="7824"/>
+          </w:tcPr>
+          <w:p>
+            <w:pPr>
+              <w:spacing w:after="20" w:line="252" w:lineRule="auto"/>
+            </w:pPr>
+            <w:r/>
+            <w:r>
+              <w:rPr>
+                <w:rFonts w:ascii="맑은 고딕" w:hAnsi="맑은 고딕" w:eastAsia="맑은 고딕"/>
+                <w:b w:val="0"/>
+                <w:sz w:val="18"/>
+              </w:rPr>
+              <w:t>• 깔개: CBP는 톱밥 중심 / HBP는 톱밥 + 피트모스(전체 깔짚의 약 30 %)</w:t>
+            </w:r>
+          </w:p>
+          <w:p>
+            <w:pPr>
+              <w:spacing w:after="20" w:line="252" w:lineRule="auto"/>
+            </w:pPr>
+            <w:r>
+              <w:rPr>
+                <w:rFonts w:ascii="맑은 고딕" w:hAnsi="맑은 고딕" w:eastAsia="맑은 고딕"/>
+                <w:b w:val="0"/>
+                <w:sz w:val="18"/>
+              </w:rPr>
+              <w:t>• 수분 관리: 피트모스의 흡수·통기성으로 침상 건조 유지에 유리 (HBP 기준 수분 65 % 이하)</w:t>
+            </w:r>
+          </w:p>
+          <w:p>
+            <w:pPr>
+              <w:spacing w:after="20" w:line="252" w:lineRule="auto"/>
+            </w:pPr>
+            <w:r>
+              <w:rPr>
+                <w:rFonts w:ascii="맑은 고딕" w:hAnsi="맑은 고딕" w:eastAsia="맑은 고딕"/>
+                <w:b w:val="0"/>
+                <w:sz w:val="18"/>
+              </w:rPr>
+              <w:t>• 냄새: 산성·흡착 특성으로 암모니아 저감 기대 (실증 목표)</w:t>
+            </w:r>
+          </w:p>
+          <w:p>
+            <w:pPr>
+              <w:spacing w:after="20" w:line="252" w:lineRule="auto"/>
+            </w:pPr>
+            <w:r>
+              <w:rPr>
+                <w:rFonts w:ascii="맑은 고딕" w:hAnsi="맑은 고딕" w:eastAsia="맑은 고딕"/>
+                <w:b w:val="0"/>
+                <w:sz w:val="18"/>
+              </w:rPr>
+              <w:t>• 순환: 퇴비장 부숙 시 피트모스 약 10 % 혼합, 잘 부숙된 퇴비를 다시 깔짚으로 재사용</w:t>
+            </w:r>
+          </w:p>
+        </w:tc>
+      </w:tr>
+      <w:tr>
+        <w:tc>
+          <w:tcPr>
+            <w:tcW w:type="dxa" w:w="1814"/>
+            <w:shd w:val="clear" w:color="auto" w:fill="EDEDED"/>
+          </w:tcPr>
+          <w:p>
+            <w:pPr>
+              <w:spacing w:after="20" w:line="252" w:lineRule="auto"/>
+            </w:pPr>
+            <w:r/>
+            <w:r>
+              <w:rPr>
+                <w:rFonts w:ascii="맑은 고딕" w:hAnsi="맑은 고딕" w:eastAsia="맑은 고딕"/>
+                <w:b/>
+                <w:sz w:val="18"/>
+              </w:rPr>
+              <w:t>HBP 운영 기준</w:t>
+            </w:r>
+          </w:p>
+        </w:tc>
+        <w:tc>
+          <w:tcPr>
+            <w:tcW w:type="dxa" w:w="7824"/>
+          </w:tcPr>
+          <w:p>
+            <w:pPr>
+              <w:spacing w:after="20" w:line="252" w:lineRule="auto"/>
+            </w:pPr>
+            <w:r/>
+            <w:r>
+              <w:rPr>
+                <w:rFonts w:ascii="맑은 고딕" w:hAnsi="맑은 고딕" w:eastAsia="맑은 고딕"/>
+                <w:b w:val="0"/>
+                <w:sz w:val="18"/>
+              </w:rPr>
+              <w:t>• 시작: 3~9월(외기 10 ℃ 이상), 침상 두께 25~30 cm로 시작(톱밥·기존 깔짚)</w:t>
+            </w:r>
+          </w:p>
+          <w:p>
+            <w:pPr>
+              <w:spacing w:after="20" w:line="252" w:lineRule="auto"/>
+            </w:pPr>
+            <w:r>
+              <w:rPr>
+                <w:rFonts w:ascii="맑은 고딕" w:hAnsi="맑은 고딕" w:eastAsia="맑은 고딕"/>
+                <w:b w:val="0"/>
+                <w:sz w:val="18"/>
+              </w:rPr>
+              <w:t>• 유지: 최종 두께 60~90 cm, 피트모스 전체 깔짚의 약 30 %</w:t>
+            </w:r>
+          </w:p>
+          <w:p>
+            <w:pPr>
+              <w:spacing w:after="20" w:line="252" w:lineRule="auto"/>
+            </w:pPr>
+            <w:r>
+              <w:rPr>
+                <w:rFonts w:ascii="맑은 고딕" w:hAnsi="맑은 고딕" w:eastAsia="맑은 고딕"/>
+                <w:b w:val="0"/>
+                <w:sz w:val="18"/>
+              </w:rPr>
+              <w:t>• 컬티베이트(교반): 1일 1~2회, 쟁기·로터리</w:t>
+            </w:r>
+          </w:p>
+          <w:p>
+            <w:pPr>
+              <w:spacing w:after="20" w:line="252" w:lineRule="auto"/>
+            </w:pPr>
+            <w:r>
+              <w:rPr>
+                <w:rFonts w:ascii="맑은 고딕" w:hAnsi="맑은 고딕" w:eastAsia="맑은 고딕"/>
+                <w:b w:val="0"/>
+                <w:sz w:val="18"/>
+              </w:rPr>
+              <w:t>• 수분 65 % 이하 유지, 선풍기 적극 활용, 겨울철 바닥 상태에 따라 톱밥 추가</w:t>
+            </w:r>
+          </w:p>
+          <w:p>
+            <w:pPr>
+              <w:spacing w:after="20" w:line="252" w:lineRule="auto"/>
+            </w:pPr>
+            <w:r>
+              <w:rPr>
+                <w:rFonts w:ascii="맑은 고딕" w:hAnsi="맑은 고딕" w:eastAsia="맑은 고딕"/>
+                <w:b w:val="0"/>
+                <w:sz w:val="18"/>
+              </w:rPr>
+              <w:t>• 퇴비장: 수분 70 % 이하에서 부숙 시작, 퇴비량의 약 10 % 피트모스 혼합</w:t>
+            </w:r>
+          </w:p>
+        </w:tc>
+      </w:tr>
+      <w:tr>
+        <w:tc>
+          <w:tcPr>
+            <w:tcW w:type="dxa" w:w="1814"/>
+            <w:shd w:val="clear" w:color="auto" w:fill="EDEDED"/>
+          </w:tcPr>
+          <w:p>
+            <w:pPr>
+              <w:spacing w:after="20" w:line="252" w:lineRule="auto"/>
+            </w:pPr>
+            <w:r/>
+            <w:r>
+              <w:rPr>
+                <w:rFonts w:ascii="맑은 고딕" w:hAnsi="맑은 고딕" w:eastAsia="맑은 고딕"/>
+                <w:b/>
+                <w:sz w:val="18"/>
+              </w:rPr>
+              <w:t>운영 경험 (송영신목장)</w:t>
+            </w:r>
+          </w:p>
+        </w:tc>
+        <w:tc>
+          <w:tcPr>
+            <w:tcW w:type="dxa" w:w="7824"/>
+          </w:tcPr>
+          <w:p>
+            <w:pPr>
+              <w:spacing w:after="20" w:line="252" w:lineRule="auto"/>
+            </w:pPr>
+            <w:r/>
+            <w:r>
+              <w:rPr>
+                <w:rFonts w:ascii="맑은 고딕" w:hAnsi="맑은 고딕" w:eastAsia="맑은 고딕"/>
+                <w:b w:val="0"/>
+                <w:sz w:val="18"/>
+              </w:rPr>
+              <w:t>• 개방형 우사, 톱밥+피트모스 침상 60 cm 이상, 트랙터 교반 — 분뇨 저장조 없이 퇴비를 자가 초지로 환원</w:t>
+            </w:r>
+          </w:p>
+          <w:p>
+            <w:pPr>
+              <w:spacing w:after="20" w:line="252" w:lineRule="auto"/>
+            </w:pPr>
+            <w:r>
+              <w:rPr>
+                <w:rFonts w:ascii="맑은 고딕" w:hAnsi="맑은 고딕" w:eastAsia="맑은 고딕"/>
+                <w:b w:val="0"/>
+                <w:sz w:val="18"/>
+              </w:rPr>
+              <w:t>• 톱밥만 사용할 때보다 분뇨의 부숙 기간이 크게 짧아짐(농장 관찰: 약 2년 → 약 2개월, 날씨·관리에 따라 차이)</w:t>
+            </w:r>
+          </w:p>
+          <w:p>
+            <w:pPr>
+              <w:spacing w:after="20" w:line="252" w:lineRule="auto"/>
+            </w:pPr>
+            <w:r>
+              <w:rPr>
+                <w:rFonts w:ascii="맑은 고딕" w:hAnsi="맑은 고딕" w:eastAsia="맑은 고딕"/>
+                <w:b w:val="0"/>
+                <w:sz w:val="18"/>
+              </w:rPr>
+              <w:t>• 관찰된 효과: 악취·파리 감소, 분뇨 처리량 감소, 유방염·발굽 질병 감소, 여름 고온 스트레스 감소, 깔짚 교체 주기 연장 — 정량 효과는 본 과제 실증 목표</w:t>
+            </w:r>
+          </w:p>
+          <w:p>
+            <w:pPr>
+              <w:spacing w:after="20" w:line="252" w:lineRule="auto"/>
+            </w:pPr>
+            <w:r>
+              <w:rPr>
+                <w:rFonts w:ascii="맑은 고딕" w:hAnsi="맑은 고딕" w:eastAsia="맑은 고딕"/>
+                <w:b w:val="0"/>
+                <w:sz w:val="18"/>
+              </w:rPr>
+              <w:t xml:space="preserve">• 목장 인증: 동물복지 인증 젖소목장, 저탄소 인증 목장 </w:t>
+            </w:r>
+            <w:r>
+              <w:rPr>
+                <w:rFonts w:ascii="맑은 고딕" w:hAnsi="맑은 고딕" w:eastAsia="맑은 고딕"/>
+                <w:b w:val="0"/>
+                <w:color w:val="C00000"/>
+                <w:sz w:val="18"/>
+              </w:rPr>
+              <w:t>〔인증일·번호〕</w:t>
+            </w:r>
+          </w:p>
+        </w:tc>
+      </w:tr>
+      <w:tr>
+        <w:tc>
+          <w:tcPr>
+            <w:tcW w:type="dxa" w:w="1814"/>
+            <w:shd w:val="clear" w:color="auto" w:fill="EDEDED"/>
+          </w:tcPr>
+          <w:p>
+            <w:pPr>
+              <w:spacing w:after="20" w:line="252" w:lineRule="auto"/>
+            </w:pPr>
+            <w:r/>
+            <w:r>
+              <w:rPr>
+                <w:rFonts w:ascii="맑은 고딕" w:hAnsi="맑은 고딕" w:eastAsia="맑은 고딕"/>
+                <w:b/>
+                <w:sz w:val="18"/>
+              </w:rPr>
+              <w:t>시사점</w:t>
+            </w:r>
+          </w:p>
+        </w:tc>
+        <w:tc>
+          <w:tcPr>
+            <w:tcW w:type="dxa" w:w="7824"/>
+          </w:tcPr>
+          <w:p>
+            <w:pPr>
+              <w:spacing w:after="20" w:line="252" w:lineRule="auto"/>
+            </w:pPr>
+            <w:r/>
+            <w:r>
+              <w:rPr>
+                <w:rFonts w:ascii="맑은 고딕" w:hAnsi="맑은 고딕" w:eastAsia="맑은 고딕"/>
+                <w:b w:val="0"/>
+                <w:sz w:val="18"/>
+              </w:rPr>
+              <w:t>HBP는 하루 1~2회의 교반을 전제로 성립하는 시스템이며, 이 반복 교반이 노동 부담의 핵심이다. 갈전구리 실증은 HBP의 교반을 자동화하여 HBP를 다른 농가로 확산하기 위한 조건을 만드는 것이다.</w:t>
+            </w:r>
+          </w:p>
+        </w:tc>
+      </w:tr>
+      <w:tr>
+        <w:tc>
+          <w:tcPr>
+            <w:tcW w:type="dxa" w:w="1814"/>
+            <w:shd w:val="clear" w:color="auto" w:fill="EDEDED"/>
+          </w:tcPr>
+          <w:p>
+            <w:pPr>
+              <w:spacing w:after="20" w:line="252" w:lineRule="auto"/>
+            </w:pPr>
+            <w:r/>
+            <w:r>
+              <w:rPr>
+                <w:rFonts w:ascii="맑은 고딕" w:hAnsi="맑은 고딕" w:eastAsia="맑은 고딕"/>
+                <w:b/>
+                <w:sz w:val="18"/>
+              </w:rPr>
+              <w:t>참고문헌</w:t>
+            </w:r>
+          </w:p>
+        </w:tc>
+        <w:tc>
+          <w:tcPr>
+            <w:tcW w:type="dxa" w:w="7824"/>
+          </w:tcPr>
+          <w:p>
+            <w:pPr>
+              <w:spacing w:after="20" w:line="252" w:lineRule="auto"/>
+            </w:pPr>
+            <w:r/>
+            <w:r>
+              <w:rPr>
+                <w:rFonts w:ascii="맑은 고딕" w:hAnsi="맑은 고딕" w:eastAsia="맑은 고딕"/>
+                <w:b w:val="0"/>
+                <w:sz w:val="18"/>
+              </w:rPr>
+              <w:t>㈜디투오 「D2O Care Project — 똥 걱정 NO」(2022. 1. 8.), 「부엽토식 침상 우사」(2022. 2. 23.) / 실증지 운영 기록</w:t>
+            </w:r>
+          </w:p>
+        </w:tc>
+      </w:tr>
+    </w:tbl>
+    <w:p>
+      <w:pPr>
+        <w:spacing w:after="40"/>
+      </w:pPr>
+    </w:p>
+    <w:tbl>
+      <w:tblPr>
+        <w:tblStyle w:val="TableGrid"/>
+        <w:tblW w:type="auto" w:w="0"/>
+        <w:jc w:val="center"/>
+        <w:tblLayout w:type="fixed"/>
+        <w:tblLook w:firstColumn="1" w:firstRow="1" w:lastColumn="0" w:lastRow="0" w:noHBand="0" w:noVBand="1" w:val="04A0"/>
+      </w:tblPr>
+      <w:tblGrid>
+        <w:gridCol w:w="1606"/>
+        <w:gridCol w:w="1606"/>
+        <w:gridCol w:w="1606"/>
+        <w:gridCol w:w="1606"/>
+        <w:gridCol w:w="1606"/>
+        <w:gridCol w:w="1606"/>
+      </w:tblGrid>
+      <w:tr>
+        <w:trPr>
+          <w:trHeight w:val="510" w:hRule="atLeast"/>
+        </w:trPr>
+        <w:tc>
+          <w:tcPr>
+            <w:tcW w:type="dxa" w:w="1474"/>
+            <w:shd w:val="clear" w:color="auto" w:fill="EDEDED"/>
+          </w:tcPr>
+          <w:p>
+            <w:pPr>
+              <w:spacing w:after="20" w:line="252" w:lineRule="auto"/>
+              <w:jc w:val="center"/>
+            </w:pPr>
+            <w:r/>
+            <w:r>
+              <w:rPr>
+                <w:rFonts w:ascii="맑은 고딕" w:hAnsi="맑은 고딕" w:eastAsia="맑은 고딕"/>
+                <w:b/>
+                <w:sz w:val="18"/>
+              </w:rPr>
+              <w:t>작성자</w:t>
+            </w:r>
+          </w:p>
+        </w:tc>
+        <w:tc>
+          <w:tcPr>
+            <w:tcW w:type="dxa" w:w="1361"/>
+            <w:shd w:val="clear" w:color="auto" w:fill="EDEDED"/>
+          </w:tcPr>
+          <w:p>
+            <w:pPr>
+              <w:spacing w:after="20" w:line="252" w:lineRule="auto"/>
+              <w:jc w:val="center"/>
+            </w:pPr>
+            <w:r/>
+            <w:r>
+              <w:rPr>
+                <w:rFonts w:ascii="맑은 고딕" w:hAnsi="맑은 고딕" w:eastAsia="맑은 고딕"/>
+                <w:b/>
+                <w:sz w:val="18"/>
+              </w:rPr>
+              <w:t>서명</w:t>
+            </w:r>
+          </w:p>
+        </w:tc>
+        <w:tc>
+          <w:tcPr>
+            <w:tcW w:type="dxa" w:w="1474"/>
+            <w:shd w:val="clear" w:color="auto" w:fill="EDEDED"/>
+          </w:tcPr>
+          <w:p>
+            <w:pPr>
+              <w:spacing w:after="20" w:line="252" w:lineRule="auto"/>
+              <w:jc w:val="center"/>
+            </w:pPr>
+            <w:r/>
+            <w:r>
+              <w:rPr>
+                <w:rFonts w:ascii="맑은 고딕" w:hAnsi="맑은 고딕" w:eastAsia="맑은 고딕"/>
+                <w:b/>
+                <w:sz w:val="18"/>
+              </w:rPr>
+              <w:t>작성일</w:t>
+            </w:r>
+          </w:p>
+        </w:tc>
+        <w:tc>
+          <w:tcPr>
+            <w:tcW w:type="dxa" w:w="1928"/>
+            <w:shd w:val="clear" w:color="auto" w:fill="EDEDED"/>
+          </w:tcPr>
+          <w:p>
+            <w:pPr>
+              <w:spacing w:after="20" w:line="252" w:lineRule="auto"/>
+              <w:jc w:val="center"/>
+            </w:pPr>
+            <w:r/>
+            <w:r>
+              <w:rPr>
+                <w:rFonts w:ascii="맑은 고딕" w:hAnsi="맑은 고딕" w:eastAsia="맑은 고딕"/>
+                <w:b/>
+                <w:sz w:val="18"/>
+              </w:rPr>
+              <w:t>점검자(연구책임자)</w:t>
+            </w:r>
+          </w:p>
+        </w:tc>
+        <w:tc>
+          <w:tcPr>
+            <w:tcW w:type="dxa" w:w="1361"/>
+            <w:shd w:val="clear" w:color="auto" w:fill="EDEDED"/>
+          </w:tcPr>
+          <w:p>
+            <w:pPr>
+              <w:spacing w:after="20" w:line="252" w:lineRule="auto"/>
+              <w:jc w:val="center"/>
+            </w:pPr>
+            <w:r/>
+            <w:r>
+              <w:rPr>
+                <w:rFonts w:ascii="맑은 고딕" w:hAnsi="맑은 고딕" w:eastAsia="맑은 고딕"/>
+                <w:b/>
+                <w:sz w:val="18"/>
+              </w:rPr>
+              <w:t>서명</w:t>
+            </w:r>
+          </w:p>
+        </w:tc>
+        <w:tc>
+          <w:tcPr>
+            <w:tcW w:type="dxa" w:w="1474"/>
+            <w:shd w:val="clear" w:color="auto" w:fill="EDEDED"/>
+          </w:tcPr>
+          <w:p>
+            <w:pPr>
+              <w:spacing w:after="20" w:line="252" w:lineRule="auto"/>
+              <w:jc w:val="center"/>
+            </w:pPr>
+            <w:r/>
+            <w:r>
+              <w:rPr>
+                <w:rFonts w:ascii="맑은 고딕" w:hAnsi="맑은 고딕" w:eastAsia="맑은 고딕"/>
+                <w:b/>
+                <w:sz w:val="18"/>
+              </w:rPr>
+              <w:t>점검일</w:t>
+            </w:r>
+          </w:p>
+        </w:tc>
+      </w:tr>
+      <w:tr>
+        <w:trPr>
+          <w:trHeight w:val="510" w:hRule="atLeast"/>
+        </w:trPr>
+        <w:tc>
+          <w:tcPr>
+            <w:tcW w:type="dxa" w:w="1474"/>
+          </w:tcPr>
+          <w:p>
+            <w:pPr>
+              <w:spacing w:after="20" w:line="252" w:lineRule="auto"/>
+            </w:pPr>
+            <w:r/>
+            <w:r>
+              <w:rPr>
+                <w:rFonts w:ascii="맑은 고딕" w:hAnsi="맑은 고딕" w:eastAsia="맑은 고딕"/>
+                <w:b w:val="0"/>
+                <w:sz w:val="18"/>
+              </w:rPr>
+              <w:t>하현제</w:t>
+            </w:r>
+          </w:p>
+        </w:tc>
+        <w:tc>
+          <w:tcPr>
+            <w:tcW w:type="dxa" w:w="1361"/>
+          </w:tcPr>
+          <w:p>
+            <w:pPr>
+              <w:spacing w:after="20" w:line="252" w:lineRule="auto"/>
+            </w:pPr>
+            <w:r/>
+          </w:p>
+        </w:tc>
+        <w:tc>
+          <w:tcPr>
+            <w:tcW w:type="dxa" w:w="1474"/>
+          </w:tcPr>
+          <w:p>
+            <w:pPr>
+              <w:spacing w:after="20" w:line="252" w:lineRule="auto"/>
+            </w:pPr>
+            <w:r/>
+          </w:p>
+        </w:tc>
+        <w:tc>
+          <w:tcPr>
+            <w:tcW w:type="dxa" w:w="1928"/>
+          </w:tcPr>
+          <w:p>
+            <w:pPr>
+              <w:spacing w:after="20" w:line="252" w:lineRule="auto"/>
+            </w:pPr>
+            <w:r/>
+            <w:r>
+              <w:rPr>
+                <w:rFonts w:ascii="맑은 고딕" w:hAnsi="맑은 고딕" w:eastAsia="맑은 고딕"/>
+                <w:b w:val="0"/>
+                <w:sz w:val="18"/>
+              </w:rPr>
+              <w:t>하현제</w:t>
+            </w:r>
+          </w:p>
+        </w:tc>
+        <w:tc>
+          <w:tcPr>
+            <w:tcW w:type="dxa" w:w="1361"/>
+          </w:tcPr>
+          <w:p>
+            <w:pPr>
+              <w:spacing w:after="20" w:line="252" w:lineRule="auto"/>
+            </w:pPr>
+            <w:r/>
+          </w:p>
+        </w:tc>
+        <w:tc>
+          <w:tcPr>
+            <w:tcW w:type="dxa" w:w="1474"/>
+          </w:tcPr>
+          <w:p>
+            <w:pPr>
+              <w:spacing w:after="20" w:line="252" w:lineRule="auto"/>
+            </w:pPr>
+            <w:r/>
+          </w:p>
+        </w:tc>
+      </w:tr>
+    </w:tbl>
+    <w:p>
+      <w:pPr>
+        <w:spacing w:after="40"/>
+      </w:pPr>
+    </w:p>
+    <w:p>
+      <w:pPr>
+        <w:keepNext/>
+        <w:spacing w:after="40" w:before="120"/>
+      </w:pPr>
+      <w:r>
+        <w:rPr>
+          <w:rFonts w:ascii="맑은 고딕" w:hAnsi="맑은 고딕" w:eastAsia="맑은 고딕"/>
+          <w:b/>
+          <w:sz w:val="21"/>
+        </w:rPr>
+        <w:t>[조사 5] HBP 침상 관리 매뉴얼 (실증지 표준)</w:t>
+      </w:r>
+    </w:p>
+    <w:tbl>
+      <w:tblPr>
+        <w:tblStyle w:val="TableGrid"/>
+        <w:tblW w:type="auto" w:w="0"/>
+        <w:jc w:val="center"/>
+        <w:tblLayout w:type="fixed"/>
+        <w:tblLook w:firstColumn="1" w:firstRow="1" w:lastColumn="0" w:lastRow="0" w:noHBand="0" w:noVBand="1" w:val="04A0"/>
+      </w:tblPr>
+      <w:tblGrid>
+        <w:gridCol w:w="4819"/>
+        <w:gridCol w:w="4819"/>
+      </w:tblGrid>
+      <w:tr>
+        <w:tc>
+          <w:tcPr>
+            <w:tcW w:type="dxa" w:w="1814"/>
+            <w:shd w:val="clear" w:color="auto" w:fill="EDEDED"/>
+          </w:tcPr>
+          <w:p>
+            <w:pPr>
+              <w:spacing w:after="20" w:line="252" w:lineRule="auto"/>
+            </w:pPr>
+            <w:r/>
+            <w:r>
+              <w:rPr>
+                <w:rFonts w:ascii="맑은 고딕" w:hAnsi="맑은 고딕" w:eastAsia="맑은 고딕"/>
+                <w:b/>
+                <w:sz w:val="18"/>
+              </w:rPr>
+              <w:t>기록일</w:t>
+            </w:r>
+          </w:p>
+        </w:tc>
+        <w:tc>
+          <w:tcPr>
+            <w:tcW w:type="dxa" w:w="7824"/>
+          </w:tcPr>
+          <w:p>
+            <w:pPr>
+              <w:spacing w:after="20" w:line="252" w:lineRule="auto"/>
+            </w:pPr>
+            <w:r/>
+            <w:r>
+              <w:rPr>
+                <w:rFonts w:ascii="맑은 고딕" w:hAnsi="맑은 고딕" w:eastAsia="맑은 고딕"/>
+                <w:b w:val="0"/>
+                <w:sz w:val="18"/>
+              </w:rPr>
+              <w:t>2026. 10. 26.  (CBP 기준 + HBP 기준 + 실증지 운영 경험 종합)</w:t>
+            </w:r>
+          </w:p>
+        </w:tc>
+      </w:tr>
+      <w:tr>
+        <w:tc>
+          <w:tcPr>
+            <w:tcW w:type="dxa" w:w="1814"/>
+            <w:shd w:val="clear" w:color="auto" w:fill="EDEDED"/>
+          </w:tcPr>
+          <w:p>
+            <w:pPr>
+              <w:spacing w:after="20" w:line="252" w:lineRule="auto"/>
+            </w:pPr>
+            <w:r/>
+            <w:r>
+              <w:rPr>
+                <w:rFonts w:ascii="맑은 고딕" w:hAnsi="맑은 고딕" w:eastAsia="맑은 고딕"/>
+                <w:b/>
+                <w:sz w:val="18"/>
+              </w:rPr>
+              <w:t>목적</w:t>
+            </w:r>
+          </w:p>
+        </w:tc>
+        <w:tc>
+          <w:tcPr>
+            <w:tcW w:type="dxa" w:w="7824"/>
+          </w:tcPr>
+          <w:p>
+            <w:pPr>
+              <w:spacing w:after="20" w:line="252" w:lineRule="auto"/>
+            </w:pPr>
+            <w:r/>
+            <w:r>
+              <w:rPr>
+                <w:rFonts w:ascii="맑은 고딕" w:hAnsi="맑은 고딕" w:eastAsia="맑은 고딕"/>
+                <w:b w:val="0"/>
+                <w:sz w:val="18"/>
+              </w:rPr>
+              <w:t>실증 기간 동안 사람이 하든 장치가 하든 같은 기준으로 침상을 관리하도록 표준 매뉴얼을 정한다.</w:t>
+            </w:r>
+          </w:p>
+        </w:tc>
+      </w:tr>
+      <w:tr>
+        <w:tc>
+          <w:tcPr>
+            <w:tcW w:type="dxa" w:w="1814"/>
+            <w:shd w:val="clear" w:color="auto" w:fill="EDEDED"/>
+          </w:tcPr>
+          <w:p>
+            <w:pPr>
+              <w:spacing w:after="20" w:line="252" w:lineRule="auto"/>
+            </w:pPr>
+            <w:r/>
+            <w:r>
+              <w:rPr>
+                <w:rFonts w:ascii="맑은 고딕" w:hAnsi="맑은 고딕" w:eastAsia="맑은 고딕"/>
+                <w:b/>
+                <w:sz w:val="18"/>
+              </w:rPr>
+              <w:t>① 침상 조성</w:t>
+            </w:r>
+          </w:p>
+        </w:tc>
+        <w:tc>
+          <w:tcPr>
+            <w:tcW w:type="dxa" w:w="7824"/>
+          </w:tcPr>
+          <w:p>
+            <w:pPr>
+              <w:spacing w:after="20" w:line="252" w:lineRule="auto"/>
+            </w:pPr>
+            <w:r/>
+            <w:r>
+              <w:rPr>
+                <w:rFonts w:ascii="맑은 고딕" w:hAnsi="맑은 고딕" w:eastAsia="맑은 고딕"/>
+                <w:b w:val="0"/>
+                <w:sz w:val="18"/>
+              </w:rPr>
+              <w:t>톱밥·기존 깔짚 25~30 cm로 시작(외기 10 ℃ 이상 시기) → 분뇨와 함께 교반하며 60~90 cm까지 키움. 피트모스는 휴식 공간 50 m²당 1~2 m³씩 투입(전체 깔짚의 약 30 %)</w:t>
+            </w:r>
+          </w:p>
+        </w:tc>
+      </w:tr>
+      <w:tr>
+        <w:tc>
+          <w:tcPr>
+            <w:tcW w:type="dxa" w:w="1814"/>
+            <w:shd w:val="clear" w:color="auto" w:fill="EDEDED"/>
+          </w:tcPr>
+          <w:p>
+            <w:pPr>
+              <w:spacing w:after="20" w:line="252" w:lineRule="auto"/>
+            </w:pPr>
+            <w:r/>
+            <w:r>
+              <w:rPr>
+                <w:rFonts w:ascii="맑은 고딕" w:hAnsi="맑은 고딕" w:eastAsia="맑은 고딕"/>
+                <w:b/>
+                <w:sz w:val="18"/>
+              </w:rPr>
+              <w:t>② 일일 교반</w:t>
+            </w:r>
+          </w:p>
+        </w:tc>
+        <w:tc>
+          <w:tcPr>
+            <w:tcW w:type="dxa" w:w="7824"/>
+          </w:tcPr>
+          <w:p>
+            <w:pPr>
+              <w:spacing w:after="20" w:line="252" w:lineRule="auto"/>
+            </w:pPr>
+            <w:r/>
+            <w:r>
+              <w:rPr>
+                <w:rFonts w:ascii="맑은 고딕" w:hAnsi="맑은 고딕" w:eastAsia="맑은 고딕"/>
+                <w:b w:val="0"/>
+                <w:sz w:val="18"/>
+              </w:rPr>
+              <w:t>아침·저녁 1일 2회, 깊이 25~30 cm(침상 두께보다 얕게, 바닥 흙이 섞이지 않게), 기둥 열 사이 장변 왕복, 기둥 주변 마지막 정리. 소가 있으면 서행·정지·우회</w:t>
+            </w:r>
+          </w:p>
+        </w:tc>
+      </w:tr>
+      <w:tr>
+        <w:tc>
+          <w:tcPr>
+            <w:tcW w:type="dxa" w:w="1814"/>
+            <w:shd w:val="clear" w:color="auto" w:fill="EDEDED"/>
+          </w:tcPr>
+          <w:p>
+            <w:pPr>
+              <w:spacing w:after="20" w:line="252" w:lineRule="auto"/>
+            </w:pPr>
+            <w:r/>
+            <w:r>
+              <w:rPr>
+                <w:rFonts w:ascii="맑은 고딕" w:hAnsi="맑은 고딕" w:eastAsia="맑은 고딕"/>
+                <w:b/>
+                <w:sz w:val="18"/>
+              </w:rPr>
+              <w:t>③ 상태 점검</w:t>
+            </w:r>
+          </w:p>
+        </w:tc>
+        <w:tc>
+          <w:tcPr>
+            <w:tcW w:type="dxa" w:w="7824"/>
+          </w:tcPr>
+          <w:p>
+            <w:pPr>
+              <w:spacing w:after="20" w:line="252" w:lineRule="auto"/>
+            </w:pPr>
+            <w:r/>
+            <w:r>
+              <w:rPr>
+                <w:rFonts w:ascii="맑은 고딕" w:hAnsi="맑은 고딕" w:eastAsia="맑은 고딕"/>
+                <w:b w:val="0"/>
+                <w:sz w:val="18"/>
+              </w:rPr>
+              <w:t>매회: 수분·냄새 등급, 덩어리·과습 구역 / 매주: 두께·깊이·온도(표층·20 cm)·수분·암모니아(교반 전·후)</w:t>
+            </w:r>
+          </w:p>
+        </w:tc>
+      </w:tr>
+      <w:tr>
+        <w:tc>
+          <w:tcPr>
+            <w:tcW w:type="dxa" w:w="1814"/>
+            <w:shd w:val="clear" w:color="auto" w:fill="EDEDED"/>
+          </w:tcPr>
+          <w:p>
+            <w:pPr>
+              <w:spacing w:after="20" w:line="252" w:lineRule="auto"/>
+            </w:pPr>
+            <w:r/>
+            <w:r>
+              <w:rPr>
+                <w:rFonts w:ascii="맑은 고딕" w:hAnsi="맑은 고딕" w:eastAsia="맑은 고딕"/>
+                <w:b/>
+                <w:sz w:val="18"/>
+              </w:rPr>
+              <w:t>④ 보충 기준</w:t>
+            </w:r>
+          </w:p>
+        </w:tc>
+        <w:tc>
+          <w:tcPr>
+            <w:tcW w:type="dxa" w:w="7824"/>
+          </w:tcPr>
+          <w:p>
+            <w:pPr>
+              <w:spacing w:after="20" w:line="252" w:lineRule="auto"/>
+            </w:pPr>
+            <w:r/>
+            <w:r>
+              <w:rPr>
+                <w:rFonts w:ascii="맑은 고딕" w:hAnsi="맑은 고딕" w:eastAsia="맑은 고딕"/>
+                <w:b w:val="0"/>
+                <w:sz w:val="18"/>
+              </w:rPr>
+              <w:t>수분 65 % 초과, 표면이 소 몸에 묻어날 정도로 젖음, 과습 구역 확대 시 → 톱밥 보충, 피트모스 기준량 투입. 겨울철은 발효열 저하로 톱밥 보충을 늘림</w:t>
+            </w:r>
+          </w:p>
+        </w:tc>
+      </w:tr>
+      <w:tr>
+        <w:tc>
+          <w:tcPr>
+            <w:tcW w:type="dxa" w:w="1814"/>
+            <w:shd w:val="clear" w:color="auto" w:fill="EDEDED"/>
+          </w:tcPr>
+          <w:p>
+            <w:pPr>
+              <w:spacing w:after="20" w:line="252" w:lineRule="auto"/>
+            </w:pPr>
+            <w:r/>
+            <w:r>
+              <w:rPr>
+                <w:rFonts w:ascii="맑은 고딕" w:hAnsi="맑은 고딕" w:eastAsia="맑은 고딕"/>
+                <w:b/>
+                <w:sz w:val="18"/>
+              </w:rPr>
+              <w:t>⑤ 통로·퇴비장</w:t>
+            </w:r>
+          </w:p>
+        </w:tc>
+        <w:tc>
+          <w:tcPr>
+            <w:tcW w:type="dxa" w:w="7824"/>
+          </w:tcPr>
+          <w:p>
+            <w:pPr>
+              <w:spacing w:after="20" w:line="252" w:lineRule="auto"/>
+            </w:pPr>
+            <w:r/>
+            <w:r>
+              <w:rPr>
+                <w:rFonts w:ascii="맑은 고딕" w:hAnsi="맑은 고딕" w:eastAsia="맑은 고딕"/>
+                <w:b w:val="0"/>
+                <w:sz w:val="18"/>
+              </w:rPr>
+              <w:t>사조·급수 통로(무깔짚)의 분뇨는 매일 1회 스키드로더로 서측 퇴비장 반출 → 수직형 교반기로 부숙(수분 70 % 이하, 피트모스 약 10 %) → 잘 부숙된 퇴비는 깔짚 재사용 또는 초지 환원</w:t>
+            </w:r>
+          </w:p>
+        </w:tc>
+      </w:tr>
+      <w:tr>
+        <w:tc>
+          <w:tcPr>
+            <w:tcW w:type="dxa" w:w="1814"/>
+            <w:shd w:val="clear" w:color="auto" w:fill="EDEDED"/>
+          </w:tcPr>
+          <w:p>
+            <w:pPr>
+              <w:spacing w:after="20" w:line="252" w:lineRule="auto"/>
+            </w:pPr>
+            <w:r/>
+            <w:r>
+              <w:rPr>
+                <w:rFonts w:ascii="맑은 고딕" w:hAnsi="맑은 고딕" w:eastAsia="맑은 고딕"/>
+                <w:b/>
+                <w:sz w:val="18"/>
+              </w:rPr>
+              <w:t>⑥ 계절 관리</w:t>
+            </w:r>
+          </w:p>
+        </w:tc>
+        <w:tc>
+          <w:tcPr>
+            <w:tcW w:type="dxa" w:w="7824"/>
+          </w:tcPr>
+          <w:p>
+            <w:pPr>
+              <w:spacing w:after="20" w:line="252" w:lineRule="auto"/>
+            </w:pPr>
+            <w:r/>
+            <w:r>
+              <w:rPr>
+                <w:rFonts w:ascii="맑은 고딕" w:hAnsi="맑은 고딕" w:eastAsia="맑은 고딕"/>
+                <w:b w:val="0"/>
+                <w:sz w:val="18"/>
+              </w:rPr>
+              <w:t>여름: 송풍·환기 강화, 교반으로 열 발산 / 겨울(11월~봄): 톱밥·피트모스 보충으로 침상 준비, 표층 결빙 관찰 / 장마: 과습 구역 집중 관리</w:t>
+            </w:r>
+          </w:p>
+        </w:tc>
+      </w:tr>
+      <w:tr>
+        <w:tc>
+          <w:tcPr>
+            <w:tcW w:type="dxa" w:w="1814"/>
+            <w:shd w:val="clear" w:color="auto" w:fill="EDEDED"/>
+          </w:tcPr>
+          <w:p>
+            <w:pPr>
+              <w:spacing w:after="20" w:line="252" w:lineRule="auto"/>
+            </w:pPr>
+            <w:r/>
+            <w:r>
+              <w:rPr>
+                <w:rFonts w:ascii="맑은 고딕" w:hAnsi="맑은 고딕" w:eastAsia="맑은 고딕"/>
+                <w:b/>
+                <w:sz w:val="18"/>
+              </w:rPr>
+              <w:t>⑦ 이상 징후·조치</w:t>
+            </w:r>
+          </w:p>
+        </w:tc>
+        <w:tc>
+          <w:tcPr>
+            <w:tcW w:type="dxa" w:w="7824"/>
+          </w:tcPr>
+          <w:p>
+            <w:pPr>
+              <w:spacing w:after="20" w:line="252" w:lineRule="auto"/>
+            </w:pPr>
+            <w:r/>
+            <w:r>
+              <w:rPr>
+                <w:rFonts w:ascii="맑은 고딕" w:hAnsi="맑은 고딕" w:eastAsia="맑은 고딕"/>
+                <w:b w:val="0"/>
+                <w:sz w:val="18"/>
+              </w:rPr>
+              <w:t>악취·암모니아 증가 → 보충·교반 강화 / 침상 온도 저하 → 수분·C:N 점검 / 소 오염도 증가·유방염 증가 → 즉시 보충, 수의 점검 / 파리 증가 → 수분 관리</w:t>
+            </w:r>
+          </w:p>
+        </w:tc>
+      </w:tr>
+      <w:tr>
+        <w:tc>
+          <w:tcPr>
+            <w:tcW w:type="dxa" w:w="1814"/>
+            <w:shd w:val="clear" w:color="auto" w:fill="EDEDED"/>
+          </w:tcPr>
+          <w:p>
+            <w:pPr>
+              <w:spacing w:after="20" w:line="252" w:lineRule="auto"/>
+            </w:pPr>
+            <w:r/>
+            <w:r>
+              <w:rPr>
+                <w:rFonts w:ascii="맑은 고딕" w:hAnsi="맑은 고딕" w:eastAsia="맑은 고딕"/>
+                <w:b/>
+                <w:sz w:val="18"/>
+              </w:rPr>
+              <w:t>⑧ 기록</w:t>
+            </w:r>
+          </w:p>
+        </w:tc>
+        <w:tc>
+          <w:tcPr>
+            <w:tcW w:type="dxa" w:w="7824"/>
+          </w:tcPr>
+          <w:p>
+            <w:pPr>
+              <w:spacing w:after="20" w:line="252" w:lineRule="auto"/>
+            </w:pPr>
+            <w:r/>
+            <w:r>
+              <w:rPr>
+                <w:rFonts w:ascii="맑은 고딕" w:hAnsi="맑은 고딕" w:eastAsia="맑은 고딕"/>
+                <w:b w:val="0"/>
+                <w:sz w:val="18"/>
+              </w:rPr>
+              <w:t>기록지 A(매일)·B(매주)·C(재료) 작성, 연구책임자 주간 점검·서명</w:t>
+            </w:r>
+          </w:p>
+        </w:tc>
+      </w:tr>
+    </w:tbl>
+    <w:p>
+      <w:pPr>
+        <w:spacing w:after="40"/>
+      </w:pPr>
+    </w:p>
+    <w:tbl>
+      <w:tblPr>
+        <w:tblStyle w:val="TableGrid"/>
+        <w:tblW w:type="auto" w:w="0"/>
+        <w:jc w:val="center"/>
+        <w:tblLayout w:type="fixed"/>
+        <w:tblLook w:firstColumn="1" w:firstRow="1" w:lastColumn="0" w:lastRow="0" w:noHBand="0" w:noVBand="1" w:val="04A0"/>
+      </w:tblPr>
+      <w:tblGrid>
+        <w:gridCol w:w="1606"/>
+        <w:gridCol w:w="1606"/>
+        <w:gridCol w:w="1606"/>
+        <w:gridCol w:w="1606"/>
+        <w:gridCol w:w="1606"/>
+        <w:gridCol w:w="1606"/>
+      </w:tblGrid>
+      <w:tr>
+        <w:trPr>
+          <w:trHeight w:val="510" w:hRule="atLeast"/>
+        </w:trPr>
+        <w:tc>
+          <w:tcPr>
+            <w:tcW w:type="dxa" w:w="1474"/>
+            <w:shd w:val="clear" w:color="auto" w:fill="EDEDED"/>
+          </w:tcPr>
+          <w:p>
+            <w:pPr>
+              <w:spacing w:after="20" w:line="252" w:lineRule="auto"/>
+              <w:jc w:val="center"/>
+            </w:pPr>
+            <w:r/>
+            <w:r>
+              <w:rPr>
+                <w:rFonts w:ascii="맑은 고딕" w:hAnsi="맑은 고딕" w:eastAsia="맑은 고딕"/>
+                <w:b/>
+                <w:sz w:val="18"/>
+              </w:rPr>
+              <w:t>작성자</w:t>
+            </w:r>
+          </w:p>
+        </w:tc>
+        <w:tc>
+          <w:tcPr>
+            <w:tcW w:type="dxa" w:w="1361"/>
+            <w:shd w:val="clear" w:color="auto" w:fill="EDEDED"/>
+          </w:tcPr>
+          <w:p>
+            <w:pPr>
+              <w:spacing w:after="20" w:line="252" w:lineRule="auto"/>
+              <w:jc w:val="center"/>
+            </w:pPr>
+            <w:r/>
+            <w:r>
+              <w:rPr>
+                <w:rFonts w:ascii="맑은 고딕" w:hAnsi="맑은 고딕" w:eastAsia="맑은 고딕"/>
+                <w:b/>
+                <w:sz w:val="18"/>
+              </w:rPr>
+              <w:t>서명</w:t>
+            </w:r>
+          </w:p>
+        </w:tc>
+        <w:tc>
+          <w:tcPr>
+            <w:tcW w:type="dxa" w:w="1474"/>
+            <w:shd w:val="clear" w:color="auto" w:fill="EDEDED"/>
+          </w:tcPr>
+          <w:p>
+            <w:pPr>
+              <w:spacing w:after="20" w:line="252" w:lineRule="auto"/>
+              <w:jc w:val="center"/>
+            </w:pPr>
+            <w:r/>
+            <w:r>
+              <w:rPr>
+                <w:rFonts w:ascii="맑은 고딕" w:hAnsi="맑은 고딕" w:eastAsia="맑은 고딕"/>
+                <w:b/>
+                <w:sz w:val="18"/>
+              </w:rPr>
+              <w:t>작성일</w:t>
+            </w:r>
+          </w:p>
+        </w:tc>
+        <w:tc>
+          <w:tcPr>
+            <w:tcW w:type="dxa" w:w="1928"/>
+            <w:shd w:val="clear" w:color="auto" w:fill="EDEDED"/>
+          </w:tcPr>
+          <w:p>
+            <w:pPr>
+              <w:spacing w:after="20" w:line="252" w:lineRule="auto"/>
+              <w:jc w:val="center"/>
+            </w:pPr>
+            <w:r/>
+            <w:r>
+              <w:rPr>
+                <w:rFonts w:ascii="맑은 고딕" w:hAnsi="맑은 고딕" w:eastAsia="맑은 고딕"/>
+                <w:b/>
+                <w:sz w:val="18"/>
+              </w:rPr>
+              <w:t>점검자(연구책임자)</w:t>
+            </w:r>
+          </w:p>
+        </w:tc>
+        <w:tc>
+          <w:tcPr>
+            <w:tcW w:type="dxa" w:w="1361"/>
+            <w:shd w:val="clear" w:color="auto" w:fill="EDEDED"/>
+          </w:tcPr>
+          <w:p>
+            <w:pPr>
+              <w:spacing w:after="20" w:line="252" w:lineRule="auto"/>
+              <w:jc w:val="center"/>
+            </w:pPr>
+            <w:r/>
+            <w:r>
+              <w:rPr>
+                <w:rFonts w:ascii="맑은 고딕" w:hAnsi="맑은 고딕" w:eastAsia="맑은 고딕"/>
+                <w:b/>
+                <w:sz w:val="18"/>
+              </w:rPr>
+              <w:t>서명</w:t>
+            </w:r>
+          </w:p>
+        </w:tc>
+        <w:tc>
+          <w:tcPr>
+            <w:tcW w:type="dxa" w:w="1474"/>
+            <w:shd w:val="clear" w:color="auto" w:fill="EDEDED"/>
+          </w:tcPr>
+          <w:p>
+            <w:pPr>
+              <w:spacing w:after="20" w:line="252" w:lineRule="auto"/>
+              <w:jc w:val="center"/>
+            </w:pPr>
+            <w:r/>
+            <w:r>
+              <w:rPr>
+                <w:rFonts w:ascii="맑은 고딕" w:hAnsi="맑은 고딕" w:eastAsia="맑은 고딕"/>
+                <w:b/>
+                <w:sz w:val="18"/>
+              </w:rPr>
+              <w:t>점검일</w:t>
+            </w:r>
+          </w:p>
+        </w:tc>
+      </w:tr>
+      <w:tr>
+        <w:trPr>
+          <w:trHeight w:val="510" w:hRule="atLeast"/>
+        </w:trPr>
+        <w:tc>
+          <w:tcPr>
+            <w:tcW w:type="dxa" w:w="1474"/>
+          </w:tcPr>
+          <w:p>
+            <w:pPr>
+              <w:spacing w:after="20" w:line="252" w:lineRule="auto"/>
+            </w:pPr>
+            <w:r/>
+            <w:r>
+              <w:rPr>
+                <w:rFonts w:ascii="맑은 고딕" w:hAnsi="맑은 고딕" w:eastAsia="맑은 고딕"/>
+                <w:b w:val="0"/>
+                <w:sz w:val="18"/>
+              </w:rPr>
+              <w:t>하현제</w:t>
+            </w:r>
+          </w:p>
+        </w:tc>
+        <w:tc>
+          <w:tcPr>
+            <w:tcW w:type="dxa" w:w="1361"/>
+          </w:tcPr>
+          <w:p>
+            <w:pPr>
+              <w:spacing w:after="20" w:line="252" w:lineRule="auto"/>
+            </w:pPr>
+            <w:r/>
+          </w:p>
+        </w:tc>
+        <w:tc>
+          <w:tcPr>
+            <w:tcW w:type="dxa" w:w="1474"/>
+          </w:tcPr>
+          <w:p>
+            <w:pPr>
+              <w:spacing w:after="20" w:line="252" w:lineRule="auto"/>
+            </w:pPr>
+            <w:r/>
+          </w:p>
+        </w:tc>
+        <w:tc>
+          <w:tcPr>
+            <w:tcW w:type="dxa" w:w="1928"/>
+          </w:tcPr>
+          <w:p>
+            <w:pPr>
+              <w:spacing w:after="20" w:line="252" w:lineRule="auto"/>
+            </w:pPr>
+            <w:r/>
+            <w:r>
+              <w:rPr>
+                <w:rFonts w:ascii="맑은 고딕" w:hAnsi="맑은 고딕" w:eastAsia="맑은 고딕"/>
+                <w:b w:val="0"/>
+                <w:sz w:val="18"/>
+              </w:rPr>
+              <w:t>하현제</w:t>
+            </w:r>
+          </w:p>
+        </w:tc>
+        <w:tc>
+          <w:tcPr>
+            <w:tcW w:type="dxa" w:w="1361"/>
+          </w:tcPr>
+          <w:p>
+            <w:pPr>
+              <w:spacing w:after="20" w:line="252" w:lineRule="auto"/>
+            </w:pPr>
+            <w:r/>
+          </w:p>
+        </w:tc>
+        <w:tc>
+          <w:tcPr>
+            <w:tcW w:type="dxa" w:w="1474"/>
+          </w:tcPr>
+          <w:p>
+            <w:pPr>
+              <w:spacing w:after="20" w:line="252" w:lineRule="auto"/>
+            </w:pPr>
+            <w:r/>
+          </w:p>
+        </w:tc>
+      </w:tr>
+    </w:tbl>
+    <w:p>
+      <w:pPr>
+        <w:spacing w:after="40"/>
+      </w:pPr>
+    </w:p>
+    <w:p>
+      <w:pPr>
+        <w:keepNext/>
+        <w:spacing w:after="40" w:before="120"/>
+      </w:pPr>
+      <w:r>
+        <w:rPr>
+          <w:rFonts w:ascii="맑은 고딕" w:hAnsi="맑은 고딕" w:eastAsia="맑은 고딕"/>
+          <w:b/>
+          <w:sz w:val="21"/>
+        </w:rPr>
+        <w:t>[조사 6] 교반 작업의 필수성과 자동화 필요성</w:t>
+      </w:r>
+    </w:p>
+    <w:tbl>
+      <w:tblPr>
+        <w:tblStyle w:val="TableGrid"/>
+        <w:tblW w:type="auto" w:w="0"/>
+        <w:jc w:val="center"/>
+        <w:tblLayout w:type="fixed"/>
+        <w:tblLook w:firstColumn="1" w:firstRow="1" w:lastColumn="0" w:lastRow="0" w:noHBand="0" w:noVBand="1" w:val="04A0"/>
+      </w:tblPr>
+      <w:tblGrid>
+        <w:gridCol w:w="4819"/>
+        <w:gridCol w:w="4819"/>
+      </w:tblGrid>
+      <w:tr>
+        <w:tc>
+          <w:tcPr>
+            <w:tcW w:type="dxa" w:w="1814"/>
+            <w:shd w:val="clear" w:color="auto" w:fill="EDEDED"/>
+          </w:tcPr>
+          <w:p>
+            <w:pPr>
+              <w:spacing w:after="20" w:line="252" w:lineRule="auto"/>
+            </w:pPr>
+            <w:r/>
+            <w:r>
+              <w:rPr>
+                <w:rFonts w:ascii="맑은 고딕" w:hAnsi="맑은 고딕" w:eastAsia="맑은 고딕"/>
+                <w:b/>
+                <w:sz w:val="18"/>
+              </w:rPr>
+              <w:t>기록일</w:t>
+            </w:r>
+          </w:p>
+        </w:tc>
+        <w:tc>
+          <w:tcPr>
+            <w:tcW w:type="dxa" w:w="7824"/>
+          </w:tcPr>
+          <w:p>
+            <w:pPr>
+              <w:spacing w:after="20" w:line="252" w:lineRule="auto"/>
+            </w:pPr>
+            <w:r/>
+            <w:r>
+              <w:rPr>
+                <w:rFonts w:ascii="맑은 고딕" w:hAnsi="맑은 고딕" w:eastAsia="맑은 고딕"/>
+                <w:b w:val="0"/>
+                <w:sz w:val="18"/>
+              </w:rPr>
+              <w:t>2026. 10. 26.</w:t>
+            </w:r>
+          </w:p>
+        </w:tc>
+      </w:tr>
+      <w:tr>
+        <w:tc>
+          <w:tcPr>
+            <w:tcW w:type="dxa" w:w="1814"/>
+            <w:shd w:val="clear" w:color="auto" w:fill="EDEDED"/>
+          </w:tcPr>
+          <w:p>
+            <w:pPr>
+              <w:spacing w:after="20" w:line="252" w:lineRule="auto"/>
+            </w:pPr>
+            <w:r/>
+            <w:r>
+              <w:rPr>
+                <w:rFonts w:ascii="맑은 고딕" w:hAnsi="맑은 고딕" w:eastAsia="맑은 고딕"/>
+                <w:b/>
+                <w:sz w:val="18"/>
+              </w:rPr>
+              <w:t>목적</w:t>
+            </w:r>
+          </w:p>
+        </w:tc>
+        <w:tc>
+          <w:tcPr>
+            <w:tcW w:type="dxa" w:w="7824"/>
+          </w:tcPr>
+          <w:p>
+            <w:pPr>
+              <w:spacing w:after="20" w:line="252" w:lineRule="auto"/>
+            </w:pPr>
+            <w:r/>
+            <w:r>
+              <w:rPr>
+                <w:rFonts w:ascii="맑은 고딕" w:hAnsi="맑은 고딕" w:eastAsia="맑은 고딕"/>
+                <w:b w:val="0"/>
+                <w:sz w:val="18"/>
+              </w:rPr>
+              <w:t>HBP·CBP에서 교반이 왜 필수인지와, 이를 자동화해야 하는 이유를 실증지 관점에서 정리한다.</w:t>
+            </w:r>
+          </w:p>
+        </w:tc>
+      </w:tr>
+      <w:tr>
+        <w:tc>
+          <w:tcPr>
+            <w:tcW w:type="dxa" w:w="1814"/>
+            <w:shd w:val="clear" w:color="auto" w:fill="EDEDED"/>
+          </w:tcPr>
+          <w:p>
+            <w:pPr>
+              <w:spacing w:after="20" w:line="252" w:lineRule="auto"/>
+            </w:pPr>
+            <w:r/>
+            <w:r>
+              <w:rPr>
+                <w:rFonts w:ascii="맑은 고딕" w:hAnsi="맑은 고딕" w:eastAsia="맑은 고딕"/>
+                <w:b/>
+                <w:sz w:val="18"/>
+              </w:rPr>
+              <w:t>교반이 필수인 이유</w:t>
+            </w:r>
+          </w:p>
+        </w:tc>
+        <w:tc>
+          <w:tcPr>
+            <w:tcW w:type="dxa" w:w="7824"/>
+          </w:tcPr>
+          <w:p>
+            <w:pPr>
+              <w:spacing w:after="20" w:line="252" w:lineRule="auto"/>
+            </w:pPr>
+            <w:r/>
+            <w:r>
+              <w:rPr>
+                <w:rFonts w:ascii="맑은 고딕" w:hAnsi="맑은 고딕" w:eastAsia="맑은 고딕"/>
+                <w:b w:val="0"/>
+                <w:sz w:val="18"/>
+              </w:rPr>
+              <w:t>• 산소 공급: 호기 발효를 유지하여 발효열로 침상을 건조시킴 — 교반이 멈추면 혐기화·과습·악취</w:t>
+            </w:r>
+          </w:p>
+          <w:p>
+            <w:pPr>
+              <w:spacing w:after="20" w:line="252" w:lineRule="auto"/>
+            </w:pPr>
+            <w:r>
+              <w:rPr>
+                <w:rFonts w:ascii="맑은 고딕" w:hAnsi="맑은 고딕" w:eastAsia="맑은 고딕"/>
+                <w:b w:val="0"/>
+                <w:sz w:val="18"/>
+              </w:rPr>
+              <w:t>• 분뇨 분산: 표면의 신선한 분뇨를 침상 속으로 섞어 소의 몸과 유방 오염을 줄임</w:t>
+            </w:r>
+          </w:p>
+          <w:p>
+            <w:pPr>
+              <w:spacing w:after="20" w:line="252" w:lineRule="auto"/>
+            </w:pPr>
+            <w:r>
+              <w:rPr>
+                <w:rFonts w:ascii="맑은 고딕" w:hAnsi="맑은 고딕" w:eastAsia="맑은 고딕"/>
+                <w:b w:val="0"/>
+                <w:sz w:val="18"/>
+              </w:rPr>
+              <w:t>• 침상 평탄화: 소가 편하게 눕고 일어나는 표면 유지 (젖소 하루 휴식 12~14시간)</w:t>
+            </w:r>
+          </w:p>
+          <w:p>
+            <w:pPr>
+              <w:spacing w:after="20" w:line="252" w:lineRule="auto"/>
+            </w:pPr>
+            <w:r>
+              <w:rPr>
+                <w:rFonts w:ascii="맑은 고딕" w:hAnsi="맑은 고딕" w:eastAsia="맑은 고딕"/>
+                <w:b w:val="0"/>
+                <w:sz w:val="18"/>
+              </w:rPr>
+              <w:t>• 결론: 교반 품질과 횟수가 침상 위생·동물복지·악취 저감을 좌우함</w:t>
+            </w:r>
+          </w:p>
+        </w:tc>
+      </w:tr>
+      <w:tr>
+        <w:tc>
+          <w:tcPr>
+            <w:tcW w:type="dxa" w:w="1814"/>
+            <w:shd w:val="clear" w:color="auto" w:fill="EDEDED"/>
+          </w:tcPr>
+          <w:p>
+            <w:pPr>
+              <w:spacing w:after="20" w:line="252" w:lineRule="auto"/>
+            </w:pPr>
+            <w:r/>
+            <w:r>
+              <w:rPr>
+                <w:rFonts w:ascii="맑은 고딕" w:hAnsi="맑은 고딕" w:eastAsia="맑은 고딕"/>
+                <w:b/>
+                <w:sz w:val="18"/>
+              </w:rPr>
+              <w:t>현행 수동 교반의 한계</w:t>
+            </w:r>
+          </w:p>
+        </w:tc>
+        <w:tc>
+          <w:tcPr>
+            <w:tcW w:type="dxa" w:w="7824"/>
+          </w:tcPr>
+          <w:p>
+            <w:pPr>
+              <w:spacing w:after="20" w:line="252" w:lineRule="auto"/>
+            </w:pPr>
+            <w:r/>
+            <w:r>
+              <w:rPr>
+                <w:rFonts w:ascii="맑은 고딕" w:hAnsi="맑은 고딕" w:eastAsia="맑은 고딕"/>
+                <w:b w:val="0"/>
+                <w:sz w:val="18"/>
+              </w:rPr>
+              <w:t>• 연구책임자가 매일 아침(필요 시 아침·저녁) 56 HP 트랙터로 직접 교반 — 1,368 m², 회당 약 30분</w:t>
+            </w:r>
+          </w:p>
+          <w:p>
+            <w:pPr>
+              <w:spacing w:after="20" w:line="252" w:lineRule="auto"/>
+            </w:pPr>
+            <w:r>
+              <w:rPr>
+                <w:rFonts w:ascii="맑은 고딕" w:hAnsi="맑은 고딕" w:eastAsia="맑은 고딕"/>
+                <w:b w:val="0"/>
+                <w:sz w:val="18"/>
+              </w:rPr>
+              <w:t>• 365일 빠짐없이 해야 하는 반복 노동, 이른 아침·저녁 작업</w:t>
+            </w:r>
+          </w:p>
+          <w:p>
+            <w:pPr>
+              <w:spacing w:after="20" w:line="252" w:lineRule="auto"/>
+            </w:pPr>
+            <w:r>
+              <w:rPr>
+                <w:rFonts w:ascii="맑은 고딕" w:hAnsi="맑은 고딕" w:eastAsia="맑은 고딕"/>
+                <w:b w:val="0"/>
+                <w:sz w:val="18"/>
+              </w:rPr>
+              <w:t>• 소가 있는 상태에서 작업 — 소와 접촉·협착 위험, 분진·암모니아 노출</w:t>
+            </w:r>
+          </w:p>
+          <w:p>
+            <w:pPr>
+              <w:spacing w:after="20" w:line="252" w:lineRule="auto"/>
+            </w:pPr>
+            <w:r>
+              <w:rPr>
+                <w:rFonts w:ascii="맑은 고딕" w:hAnsi="맑은 고딕" w:eastAsia="맑은 고딕"/>
+                <w:b w:val="0"/>
+                <w:sz w:val="18"/>
+              </w:rPr>
+              <w:t>• 작업자에 따라 깊이·경로·미작업 구간이 달라 품질 편차 발생</w:t>
+            </w:r>
+          </w:p>
+        </w:tc>
+      </w:tr>
+      <w:tr>
+        <w:tc>
+          <w:tcPr>
+            <w:tcW w:type="dxa" w:w="1814"/>
+            <w:shd w:val="clear" w:color="auto" w:fill="EDEDED"/>
+          </w:tcPr>
+          <w:p>
+            <w:pPr>
+              <w:spacing w:after="20" w:line="252" w:lineRule="auto"/>
+            </w:pPr>
+            <w:r/>
+            <w:r>
+              <w:rPr>
+                <w:rFonts w:ascii="맑은 고딕" w:hAnsi="맑은 고딕" w:eastAsia="맑은 고딕"/>
+                <w:b/>
+                <w:sz w:val="18"/>
+              </w:rPr>
+              <w:t>자동화(갈전구리)의 기대 효과 (실증 목표)</w:t>
+            </w:r>
+          </w:p>
+        </w:tc>
+        <w:tc>
+          <w:tcPr>
+            <w:tcW w:type="dxa" w:w="7824"/>
+          </w:tcPr>
+          <w:p>
+            <w:pPr>
+              <w:spacing w:after="20" w:line="252" w:lineRule="auto"/>
+            </w:pPr>
+            <w:r/>
+            <w:r>
+              <w:rPr>
+                <w:rFonts w:ascii="맑은 고딕" w:hAnsi="맑은 고딕" w:eastAsia="맑은 고딕"/>
+                <w:b w:val="0"/>
+                <w:sz w:val="18"/>
+              </w:rPr>
+              <w:t>노동 시간 절감 · 작업자 안전 향상 · 교반 품질 균일화(깊이·미작업 비율) · 필요 시 교반 횟수 증가로 침상 관리 개선 → 악취·온실가스 저감 · HBP의 타 농가 확산 조건 마련</w:t>
+            </w:r>
+          </w:p>
+        </w:tc>
+      </w:tr>
+      <w:tr>
+        <w:tc>
+          <w:tcPr>
+            <w:tcW w:type="dxa" w:w="1814"/>
+            <w:shd w:val="clear" w:color="auto" w:fill="EDEDED"/>
+          </w:tcPr>
+          <w:p>
+            <w:pPr>
+              <w:spacing w:after="20" w:line="252" w:lineRule="auto"/>
+            </w:pPr>
+            <w:r/>
+            <w:r>
+              <w:rPr>
+                <w:rFonts w:ascii="맑은 고딕" w:hAnsi="맑은 고딕" w:eastAsia="맑은 고딕"/>
+                <w:b/>
+                <w:sz w:val="18"/>
+              </w:rPr>
+              <w:t>시사점</w:t>
+            </w:r>
+          </w:p>
+        </w:tc>
+        <w:tc>
+          <w:tcPr>
+            <w:tcW w:type="dxa" w:w="7824"/>
+          </w:tcPr>
+          <w:p>
+            <w:pPr>
+              <w:spacing w:after="20" w:line="252" w:lineRule="auto"/>
+            </w:pPr>
+            <w:r/>
+            <w:r>
+              <w:rPr>
+                <w:rFonts w:ascii="맑은 고딕" w:hAnsi="맑은 고딕" w:eastAsia="맑은 고딕"/>
+                <w:b w:val="0"/>
+                <w:sz w:val="18"/>
+              </w:rPr>
+              <w:t>수동 교반 기준선(소요시간, 미교반 구간, 소 회피, 침상 상태, 노동 시간)을 기록지 A·B로 확보해야, 2차년도 시제품 실증에서 자동화 효과를 같은 잣대로 비교할 수 있다.</w:t>
+            </w:r>
+          </w:p>
+        </w:tc>
+      </w:tr>
+    </w:tbl>
+    <w:p>
+      <w:pPr>
+        <w:spacing w:after="40"/>
+      </w:pPr>
+    </w:p>
+    <w:tbl>
+      <w:tblPr>
+        <w:tblStyle w:val="TableGrid"/>
+        <w:tblW w:type="auto" w:w="0"/>
+        <w:jc w:val="center"/>
+        <w:tblLayout w:type="fixed"/>
+        <w:tblLook w:firstColumn="1" w:firstRow="1" w:lastColumn="0" w:lastRow="0" w:noHBand="0" w:noVBand="1" w:val="04A0"/>
+      </w:tblPr>
+      <w:tblGrid>
+        <w:gridCol w:w="1606"/>
+        <w:gridCol w:w="1606"/>
+        <w:gridCol w:w="1606"/>
+        <w:gridCol w:w="1606"/>
+        <w:gridCol w:w="1606"/>
+        <w:gridCol w:w="1606"/>
+      </w:tblGrid>
+      <w:tr>
+        <w:trPr>
+          <w:trHeight w:val="510" w:hRule="atLeast"/>
+        </w:trPr>
+        <w:tc>
+          <w:tcPr>
+            <w:tcW w:type="dxa" w:w="1474"/>
+            <w:shd w:val="clear" w:color="auto" w:fill="EDEDED"/>
+          </w:tcPr>
+          <w:p>
+            <w:pPr>
+              <w:spacing w:after="20" w:line="252" w:lineRule="auto"/>
+              <w:jc w:val="center"/>
+            </w:pPr>
+            <w:r/>
+            <w:r>
+              <w:rPr>
+                <w:rFonts w:ascii="맑은 고딕" w:hAnsi="맑은 고딕" w:eastAsia="맑은 고딕"/>
+                <w:b/>
+                <w:sz w:val="18"/>
+              </w:rPr>
+              <w:t>작성자</w:t>
+            </w:r>
+          </w:p>
+        </w:tc>
+        <w:tc>
+          <w:tcPr>
+            <w:tcW w:type="dxa" w:w="1361"/>
+            <w:shd w:val="clear" w:color="auto" w:fill="EDEDED"/>
+          </w:tcPr>
+          <w:p>
+            <w:pPr>
+              <w:spacing w:after="20" w:line="252" w:lineRule="auto"/>
+              <w:jc w:val="center"/>
+            </w:pPr>
+            <w:r/>
+            <w:r>
+              <w:rPr>
+                <w:rFonts w:ascii="맑은 고딕" w:hAnsi="맑은 고딕" w:eastAsia="맑은 고딕"/>
+                <w:b/>
+                <w:sz w:val="18"/>
+              </w:rPr>
+              <w:t>서명</w:t>
+            </w:r>
+          </w:p>
+        </w:tc>
+        <w:tc>
+          <w:tcPr>
+            <w:tcW w:type="dxa" w:w="1474"/>
+            <w:shd w:val="clear" w:color="auto" w:fill="EDEDED"/>
+          </w:tcPr>
+          <w:p>
+            <w:pPr>
+              <w:spacing w:after="20" w:line="252" w:lineRule="auto"/>
+              <w:jc w:val="center"/>
+            </w:pPr>
+            <w:r/>
+            <w:r>
+              <w:rPr>
+                <w:rFonts w:ascii="맑은 고딕" w:hAnsi="맑은 고딕" w:eastAsia="맑은 고딕"/>
+                <w:b/>
+                <w:sz w:val="18"/>
+              </w:rPr>
+              <w:t>작성일</w:t>
+            </w:r>
+          </w:p>
+        </w:tc>
+        <w:tc>
+          <w:tcPr>
+            <w:tcW w:type="dxa" w:w="1928"/>
+            <w:shd w:val="clear" w:color="auto" w:fill="EDEDED"/>
+          </w:tcPr>
+          <w:p>
+            <w:pPr>
+              <w:spacing w:after="20" w:line="252" w:lineRule="auto"/>
+              <w:jc w:val="center"/>
+            </w:pPr>
+            <w:r/>
+            <w:r>
+              <w:rPr>
+                <w:rFonts w:ascii="맑은 고딕" w:hAnsi="맑은 고딕" w:eastAsia="맑은 고딕"/>
+                <w:b/>
+                <w:sz w:val="18"/>
+              </w:rPr>
+              <w:t>점검자(연구책임자)</w:t>
+            </w:r>
+          </w:p>
+        </w:tc>
+        <w:tc>
+          <w:tcPr>
+            <w:tcW w:type="dxa" w:w="1361"/>
+            <w:shd w:val="clear" w:color="auto" w:fill="EDEDED"/>
+          </w:tcPr>
+          <w:p>
+            <w:pPr>
+              <w:spacing w:after="20" w:line="252" w:lineRule="auto"/>
+              <w:jc w:val="center"/>
+            </w:pPr>
+            <w:r/>
+            <w:r>
+              <w:rPr>
+                <w:rFonts w:ascii="맑은 고딕" w:hAnsi="맑은 고딕" w:eastAsia="맑은 고딕"/>
+                <w:b/>
+                <w:sz w:val="18"/>
+              </w:rPr>
+              <w:t>서명</w:t>
+            </w:r>
+          </w:p>
+        </w:tc>
+        <w:tc>
+          <w:tcPr>
+            <w:tcW w:type="dxa" w:w="1474"/>
+            <w:shd w:val="clear" w:color="auto" w:fill="EDEDED"/>
+          </w:tcPr>
+          <w:p>
+            <w:pPr>
+              <w:spacing w:after="20" w:line="252" w:lineRule="auto"/>
+              <w:jc w:val="center"/>
+            </w:pPr>
+            <w:r/>
+            <w:r>
+              <w:rPr>
+                <w:rFonts w:ascii="맑은 고딕" w:hAnsi="맑은 고딕" w:eastAsia="맑은 고딕"/>
+                <w:b/>
+                <w:sz w:val="18"/>
+              </w:rPr>
+              <w:t>점검일</w:t>
+            </w:r>
+          </w:p>
+        </w:tc>
+      </w:tr>
+      <w:tr>
+        <w:trPr>
+          <w:trHeight w:val="510" w:hRule="atLeast"/>
+        </w:trPr>
+        <w:tc>
+          <w:tcPr>
+            <w:tcW w:type="dxa" w:w="1474"/>
+          </w:tcPr>
+          <w:p>
+            <w:pPr>
+              <w:spacing w:after="20" w:line="252" w:lineRule="auto"/>
+            </w:pPr>
+            <w:r/>
+            <w:r>
+              <w:rPr>
+                <w:rFonts w:ascii="맑은 고딕" w:hAnsi="맑은 고딕" w:eastAsia="맑은 고딕"/>
+                <w:b w:val="0"/>
+                <w:sz w:val="18"/>
+              </w:rPr>
+              <w:t>하현제</w:t>
+            </w:r>
+          </w:p>
+        </w:tc>
+        <w:tc>
+          <w:tcPr>
+            <w:tcW w:type="dxa" w:w="1361"/>
+          </w:tcPr>
+          <w:p>
+            <w:pPr>
+              <w:spacing w:after="20" w:line="252" w:lineRule="auto"/>
+            </w:pPr>
+            <w:r/>
+          </w:p>
+        </w:tc>
+        <w:tc>
+          <w:tcPr>
+            <w:tcW w:type="dxa" w:w="1474"/>
+          </w:tcPr>
+          <w:p>
+            <w:pPr>
+              <w:spacing w:after="20" w:line="252" w:lineRule="auto"/>
+            </w:pPr>
+            <w:r/>
+          </w:p>
+        </w:tc>
+        <w:tc>
+          <w:tcPr>
+            <w:tcW w:type="dxa" w:w="1928"/>
+          </w:tcPr>
+          <w:p>
+            <w:pPr>
+              <w:spacing w:after="20" w:line="252" w:lineRule="auto"/>
+            </w:pPr>
+            <w:r/>
+            <w:r>
+              <w:rPr>
+                <w:rFonts w:ascii="맑은 고딕" w:hAnsi="맑은 고딕" w:eastAsia="맑은 고딕"/>
+                <w:b w:val="0"/>
+                <w:sz w:val="18"/>
+              </w:rPr>
+              <w:t>하현제</w:t>
+            </w:r>
+          </w:p>
+        </w:tc>
+        <w:tc>
+          <w:tcPr>
+            <w:tcW w:type="dxa" w:w="1361"/>
+          </w:tcPr>
+          <w:p>
+            <w:pPr>
+              <w:spacing w:after="20" w:line="252" w:lineRule="auto"/>
+            </w:pPr>
+            <w:r/>
+          </w:p>
+        </w:tc>
+        <w:tc>
+          <w:tcPr>
+            <w:tcW w:type="dxa" w:w="1474"/>
+          </w:tcPr>
+          <w:p>
+            <w:pPr>
+              <w:spacing w:after="20" w:line="252" w:lineRule="auto"/>
+            </w:pPr>
+            <w:r/>
+          </w:p>
+        </w:tc>
+      </w:tr>
+    </w:tbl>
+    <w:p>
+      <w:pPr>
+        <w:spacing w:after="40"/>
+      </w:pPr>
+    </w:p>
+    <w:p>
+      <w:pPr>
+        <w:keepNext/>
+        <w:spacing w:after="40" w:before="120"/>
+      </w:pPr>
+      <w:r>
+        <w:rPr>
+          <w:rFonts w:ascii="맑은 고딕" w:hAnsi="맑은 고딕" w:eastAsia="맑은 고딕"/>
+          <w:b/>
+          <w:sz w:val="21"/>
+        </w:rPr>
+        <w:t>[조사 7] 세계 추세·동물복지·국내 지속가능 목장 전망</w:t>
+      </w:r>
+    </w:p>
+    <w:tbl>
+      <w:tblPr>
+        <w:tblStyle w:val="TableGrid"/>
+        <w:tblW w:type="auto" w:w="0"/>
+        <w:jc w:val="center"/>
+        <w:tblLayout w:type="fixed"/>
+        <w:tblLook w:firstColumn="1" w:firstRow="1" w:lastColumn="0" w:lastRow="0" w:noHBand="0" w:noVBand="1" w:val="04A0"/>
+      </w:tblPr>
+      <w:tblGrid>
+        <w:gridCol w:w="4819"/>
+        <w:gridCol w:w="4819"/>
+      </w:tblGrid>
+      <w:tr>
+        <w:tc>
+          <w:tcPr>
+            <w:tcW w:type="dxa" w:w="1814"/>
+            <w:shd w:val="clear" w:color="auto" w:fill="EDEDED"/>
+          </w:tcPr>
+          <w:p>
+            <w:pPr>
+              <w:spacing w:after="20" w:line="252" w:lineRule="auto"/>
+            </w:pPr>
+            <w:r/>
+            <w:r>
+              <w:rPr>
+                <w:rFonts w:ascii="맑은 고딕" w:hAnsi="맑은 고딕" w:eastAsia="맑은 고딕"/>
+                <w:b/>
+                <w:sz w:val="18"/>
+              </w:rPr>
+              <w:t>기록일 / 조사기간</w:t>
+            </w:r>
+          </w:p>
+        </w:tc>
+        <w:tc>
+          <w:tcPr>
+            <w:tcW w:type="dxa" w:w="7824"/>
+          </w:tcPr>
+          <w:p>
+            <w:pPr>
+              <w:spacing w:after="20" w:line="252" w:lineRule="auto"/>
+            </w:pPr>
+            <w:r/>
+            <w:r>
+              <w:rPr>
+                <w:rFonts w:ascii="맑은 고딕" w:hAnsi="맑은 고딕" w:eastAsia="맑은 고딕"/>
+                <w:b w:val="0"/>
+                <w:sz w:val="18"/>
+              </w:rPr>
+              <w:t>2026. 10. 26.  /  2026. 7. ~ 10. (문헌·정책 동향 조사)</w:t>
+            </w:r>
+          </w:p>
+        </w:tc>
+      </w:tr>
+      <w:tr>
+        <w:tc>
+          <w:tcPr>
+            <w:tcW w:type="dxa" w:w="1814"/>
+            <w:shd w:val="clear" w:color="auto" w:fill="EDEDED"/>
+          </w:tcPr>
+          <w:p>
+            <w:pPr>
+              <w:spacing w:after="20" w:line="252" w:lineRule="auto"/>
+            </w:pPr>
+            <w:r/>
+            <w:r>
+              <w:rPr>
+                <w:rFonts w:ascii="맑은 고딕" w:hAnsi="맑은 고딕" w:eastAsia="맑은 고딕"/>
+                <w:b/>
+                <w:sz w:val="18"/>
+              </w:rPr>
+              <w:t>목적</w:t>
+            </w:r>
+          </w:p>
+        </w:tc>
+        <w:tc>
+          <w:tcPr>
+            <w:tcW w:type="dxa" w:w="7824"/>
+          </w:tcPr>
+          <w:p>
+            <w:pPr>
+              <w:spacing w:after="20" w:line="252" w:lineRule="auto"/>
+            </w:pPr>
+            <w:r/>
+            <w:r>
+              <w:rPr>
+                <w:rFonts w:ascii="맑은 고딕" w:hAnsi="맑은 고딕" w:eastAsia="맑은 고딕"/>
+                <w:b w:val="0"/>
+                <w:sz w:val="18"/>
+              </w:rPr>
+              <w:t>HBP와 자동 교반의 필요성을 세계 추세, 동물복지, 국내 낙농 여건 측면에서 정리하여 실증과 영업·판매의 방향을 잡는다.</w:t>
+            </w:r>
+          </w:p>
+        </w:tc>
+      </w:tr>
+      <w:tr>
+        <w:tc>
+          <w:tcPr>
+            <w:tcW w:type="dxa" w:w="1814"/>
+            <w:shd w:val="clear" w:color="auto" w:fill="EDEDED"/>
+          </w:tcPr>
+          <w:p>
+            <w:pPr>
+              <w:spacing w:after="20" w:line="252" w:lineRule="auto"/>
+            </w:pPr>
+            <w:r/>
+            <w:r>
+              <w:rPr>
+                <w:rFonts w:ascii="맑은 고딕" w:hAnsi="맑은 고딕" w:eastAsia="맑은 고딕"/>
+                <w:b/>
+                <w:sz w:val="18"/>
+              </w:rPr>
+              <w:t>세계 추세</w:t>
+            </w:r>
+          </w:p>
+        </w:tc>
+        <w:tc>
+          <w:tcPr>
+            <w:tcW w:type="dxa" w:w="7824"/>
+          </w:tcPr>
+          <w:p>
+            <w:pPr>
+              <w:spacing w:after="20" w:line="252" w:lineRule="auto"/>
+            </w:pPr>
+            <w:r/>
+            <w:r>
+              <w:rPr>
+                <w:rFonts w:ascii="맑은 고딕" w:hAnsi="맑은 고딕" w:eastAsia="맑은 고딕"/>
+                <w:b w:val="0"/>
+                <w:sz w:val="18"/>
+              </w:rPr>
+              <w:t>• 퇴비화 침상 우사(CBP)는 미국에서 정립된 뒤 이스라엘·유럽·브라질 등으로 확산 — 소의 휴식 편안함과 분뇨의 자원화를 동시에 얻는 방식으로 평가</w:t>
+            </w:r>
+          </w:p>
+          <w:p>
+            <w:pPr>
+              <w:spacing w:after="20" w:line="252" w:lineRule="auto"/>
+            </w:pPr>
+            <w:r>
+              <w:rPr>
+                <w:rFonts w:ascii="맑은 고딕" w:hAnsi="맑은 고딕" w:eastAsia="맑은 고딕"/>
+                <w:b w:val="0"/>
+                <w:sz w:val="18"/>
+              </w:rPr>
+              <w:t>• 낙농 현장의 자동화 확대(로봇 착유, 분뇨 청소 로봇, 자동 급이) — 다만 침상 교반을 자율로 수행하는 장치의 상용 사례는 확인되지 않음(2026. 10. 문헌 조사 기준) → 본 과제의 차별성</w:t>
+            </w:r>
+          </w:p>
+          <w:p>
+            <w:pPr>
+              <w:spacing w:after="20" w:line="252" w:lineRule="auto"/>
+            </w:pPr>
+            <w:r>
+              <w:rPr>
+                <w:rFonts w:ascii="맑은 고딕" w:hAnsi="맑은 고딕" w:eastAsia="맑은 고딕"/>
+                <w:b w:val="0"/>
+                <w:sz w:val="18"/>
+              </w:rPr>
+              <w:t>• 탄소중립과 분뇨 자원화 요구 증가</w:t>
+            </w:r>
+          </w:p>
+        </w:tc>
+      </w:tr>
+      <w:tr>
+        <w:tc>
+          <w:tcPr>
+            <w:tcW w:type="dxa" w:w="1814"/>
+            <w:shd w:val="clear" w:color="auto" w:fill="EDEDED"/>
+          </w:tcPr>
+          <w:p>
+            <w:pPr>
+              <w:spacing w:after="20" w:line="252" w:lineRule="auto"/>
+            </w:pPr>
+            <w:r/>
+            <w:r>
+              <w:rPr>
+                <w:rFonts w:ascii="맑은 고딕" w:hAnsi="맑은 고딕" w:eastAsia="맑은 고딕"/>
+                <w:b/>
+                <w:sz w:val="18"/>
+              </w:rPr>
+              <w:t>동물복지 연관</w:t>
+            </w:r>
+          </w:p>
+        </w:tc>
+        <w:tc>
+          <w:tcPr>
+            <w:tcW w:type="dxa" w:w="7824"/>
+          </w:tcPr>
+          <w:p>
+            <w:pPr>
+              <w:spacing w:after="20" w:line="252" w:lineRule="auto"/>
+            </w:pPr>
+            <w:r/>
+            <w:r>
+              <w:rPr>
+                <w:rFonts w:ascii="맑은 고딕" w:hAnsi="맑은 고딕" w:eastAsia="맑은 고딕"/>
+                <w:b w:val="0"/>
+                <w:sz w:val="18"/>
+              </w:rPr>
+              <w:t>• 젖소는 하루 12~14시간 누워 쉬어야 하며, 휴식 시간이 늘면 반추와 유량이 늘어남 — 부드럽고 건조한 침상이 핵심</w:t>
+            </w:r>
+          </w:p>
+          <w:p>
+            <w:pPr>
+              <w:spacing w:after="20" w:line="252" w:lineRule="auto"/>
+            </w:pPr>
+            <w:r>
+              <w:rPr>
+                <w:rFonts w:ascii="맑은 고딕" w:hAnsi="맑은 고딕" w:eastAsia="맑은 고딕"/>
+                <w:b w:val="0"/>
+                <w:sz w:val="18"/>
+              </w:rPr>
+              <w:t>• CBP 문헌: 휴식 편안함, 다리·발굽 건강 개선, 자연스러운 행동 보고</w:t>
+            </w:r>
+          </w:p>
+          <w:p>
+            <w:pPr>
+              <w:spacing w:after="20" w:line="252" w:lineRule="auto"/>
+            </w:pPr>
+            <w:r>
+              <w:rPr>
+                <w:rFonts w:ascii="맑은 고딕" w:hAnsi="맑은 고딕" w:eastAsia="맑은 고딕"/>
+                <w:b w:val="0"/>
+                <w:sz w:val="18"/>
+              </w:rPr>
+              <w:t>• 국내 동물복지 축산농장 인증은 2016년 1월부터 젖소로 확대 시행 — 송영신목장은 동물복지 인증 젖소목장으로 HBP 침상 운영</w:t>
+            </w:r>
+          </w:p>
+        </w:tc>
+      </w:tr>
+      <w:tr>
+        <w:tc>
+          <w:tcPr>
+            <w:tcW w:type="dxa" w:w="1814"/>
+            <w:shd w:val="clear" w:color="auto" w:fill="EDEDED"/>
+          </w:tcPr>
+          <w:p>
+            <w:pPr>
+              <w:spacing w:after="20" w:line="252" w:lineRule="auto"/>
+            </w:pPr>
+            <w:r/>
+            <w:r>
+              <w:rPr>
+                <w:rFonts w:ascii="맑은 고딕" w:hAnsi="맑은 고딕" w:eastAsia="맑은 고딕"/>
+                <w:b/>
+                <w:sz w:val="18"/>
+              </w:rPr>
+              <w:t>국내 여건과 전망</w:t>
+            </w:r>
+          </w:p>
+        </w:tc>
+        <w:tc>
+          <w:tcPr>
+            <w:tcW w:type="dxa" w:w="7824"/>
+          </w:tcPr>
+          <w:p>
+            <w:pPr>
+              <w:spacing w:after="20" w:line="252" w:lineRule="auto"/>
+            </w:pPr>
+            <w:r/>
+            <w:r>
+              <w:rPr>
+                <w:rFonts w:ascii="맑은 고딕" w:hAnsi="맑은 고딕" w:eastAsia="맑은 고딕"/>
+                <w:b w:val="0"/>
+                <w:sz w:val="18"/>
+              </w:rPr>
+              <w:t>• 악취 민원·가축분뇨 처리 부담, 2050 탄소중립에 따른 온실가스 저감 요구</w:t>
+            </w:r>
+          </w:p>
+          <w:p>
+            <w:pPr>
+              <w:spacing w:after="20" w:line="252" w:lineRule="auto"/>
+            </w:pPr>
+            <w:r>
+              <w:rPr>
+                <w:rFonts w:ascii="맑은 고딕" w:hAnsi="맑은 고딕" w:eastAsia="맑은 고딕"/>
+                <w:b w:val="0"/>
+                <w:sz w:val="18"/>
+              </w:rPr>
+              <w:t>• 농촌 고령화·인력 부족 → 반복 노동의 자동화 필요</w:t>
+            </w:r>
+          </w:p>
+          <w:p>
+            <w:pPr>
+              <w:spacing w:after="20" w:line="252" w:lineRule="auto"/>
+            </w:pPr>
+            <w:r>
+              <w:rPr>
+                <w:rFonts w:ascii="맑은 고딕" w:hAnsi="맑은 고딕" w:eastAsia="맑은 고딕"/>
+                <w:b w:val="0"/>
+                <w:sz w:val="18"/>
+              </w:rPr>
+              <w:t>• 톱밥 등 깔개 비용 부담 → 침상 수명 연장과 퇴비 재사용의 경제성</w:t>
+            </w:r>
+          </w:p>
+          <w:p>
+            <w:pPr>
+              <w:spacing w:after="20" w:line="252" w:lineRule="auto"/>
+            </w:pPr>
+            <w:r>
+              <w:rPr>
+                <w:rFonts w:ascii="맑은 고딕" w:hAnsi="맑은 고딕" w:eastAsia="맑은 고딕"/>
+                <w:b w:val="0"/>
+                <w:sz w:val="18"/>
+              </w:rPr>
+              <w:t>• 전망: HBP + 자율 교반은 동물복지·악취 저감·분뇨 자원화·노동 절감을 함께 달성하는 지속가능 목장 모델로, 낙농·한우 농가와 지자체 축산환경 개선 사업, 해외(ODA 대상국) 보급으로 확산 가능 (실증 목표)</w:t>
+            </w:r>
+          </w:p>
+        </w:tc>
+      </w:tr>
+      <w:tr>
+        <w:tc>
+          <w:tcPr>
+            <w:tcW w:type="dxa" w:w="1814"/>
+            <w:shd w:val="clear" w:color="auto" w:fill="EDEDED"/>
+          </w:tcPr>
+          <w:p>
+            <w:pPr>
+              <w:spacing w:after="20" w:line="252" w:lineRule="auto"/>
+            </w:pPr>
+            <w:r/>
+            <w:r>
+              <w:rPr>
+                <w:rFonts w:ascii="맑은 고딕" w:hAnsi="맑은 고딕" w:eastAsia="맑은 고딕"/>
+                <w:b/>
+                <w:sz w:val="18"/>
+              </w:rPr>
+              <w:t>디투오 역할과 연결</w:t>
+            </w:r>
+          </w:p>
+        </w:tc>
+        <w:tc>
+          <w:tcPr>
+            <w:tcW w:type="dxa" w:w="7824"/>
+          </w:tcPr>
+          <w:p>
+            <w:pPr>
+              <w:spacing w:after="20" w:line="252" w:lineRule="auto"/>
+            </w:pPr>
+            <w:r/>
+            <w:r>
+              <w:rPr>
+                <w:rFonts w:ascii="맑은 고딕" w:hAnsi="맑은 고딕" w:eastAsia="맑은 고딕"/>
+                <w:b w:val="0"/>
+                <w:sz w:val="18"/>
+              </w:rPr>
+              <w:t>① 실증지에서 HBP 기준선 확보 → ② 시제품 실증으로 자동화 효과 입증 → ③ 실증 레퍼런스로 농가·지자체·해외 영업·판매</w:t>
+            </w:r>
+          </w:p>
+        </w:tc>
+      </w:tr>
+      <w:tr>
+        <w:tc>
+          <w:tcPr>
+            <w:tcW w:type="dxa" w:w="1814"/>
+            <w:shd w:val="clear" w:color="auto" w:fill="EDEDED"/>
+          </w:tcPr>
+          <w:p>
+            <w:pPr>
+              <w:spacing w:after="20" w:line="252" w:lineRule="auto"/>
+            </w:pPr>
+            <w:r/>
+            <w:r>
+              <w:rPr>
+                <w:rFonts w:ascii="맑은 고딕" w:hAnsi="맑은 고딕" w:eastAsia="맑은 고딕"/>
+                <w:b/>
+                <w:sz w:val="18"/>
+              </w:rPr>
+              <w:t>참고문헌</w:t>
+            </w:r>
+          </w:p>
+        </w:tc>
+        <w:tc>
+          <w:tcPr>
+            <w:tcW w:type="dxa" w:w="7824"/>
+          </w:tcPr>
+          <w:p>
+            <w:pPr>
+              <w:spacing w:after="20" w:line="252" w:lineRule="auto"/>
+            </w:pPr>
+            <w:r/>
+            <w:r>
+              <w:rPr>
+                <w:rFonts w:ascii="맑은 고딕" w:hAnsi="맑은 고딕" w:eastAsia="맑은 고딕"/>
+                <w:b w:val="0"/>
+                <w:sz w:val="18"/>
+              </w:rPr>
+              <w:t>Leso et al.(2020) J. Dairy Sci. / Black et al.(2013) J. Dairy Sci. / 농림축산검역본부 동물복지 축산농장 인증제(젖소 2016. 1. 시행) / ㈜디투오 HBP 자료(2022)</w:t>
+            </w:r>
+          </w:p>
+        </w:tc>
+      </w:tr>
+    </w:tbl>
+    <w:p>
+      <w:pPr>
+        <w:spacing w:after="40"/>
+      </w:pPr>
+    </w:p>
+    <w:tbl>
+      <w:tblPr>
+        <w:tblStyle w:val="TableGrid"/>
+        <w:tblW w:type="auto" w:w="0"/>
+        <w:jc w:val="center"/>
+        <w:tblLayout w:type="fixed"/>
+        <w:tblLook w:firstColumn="1" w:firstRow="1" w:lastColumn="0" w:lastRow="0" w:noHBand="0" w:noVBand="1" w:val="04A0"/>
+      </w:tblPr>
+      <w:tblGrid>
+        <w:gridCol w:w="1606"/>
+        <w:gridCol w:w="1606"/>
+        <w:gridCol w:w="1606"/>
+        <w:gridCol w:w="1606"/>
+        <w:gridCol w:w="1606"/>
+        <w:gridCol w:w="1606"/>
+      </w:tblGrid>
+      <w:tr>
+        <w:trPr>
+          <w:trHeight w:val="510" w:hRule="atLeast"/>
+        </w:trPr>
+        <w:tc>
+          <w:tcPr>
+            <w:tcW w:type="dxa" w:w="1474"/>
+            <w:shd w:val="clear" w:color="auto" w:fill="EDEDED"/>
+          </w:tcPr>
+          <w:p>
+            <w:pPr>
+              <w:spacing w:after="20" w:line="252" w:lineRule="auto"/>
+              <w:jc w:val="center"/>
+            </w:pPr>
+            <w:r/>
+            <w:r>
+              <w:rPr>
+                <w:rFonts w:ascii="맑은 고딕" w:hAnsi="맑은 고딕" w:eastAsia="맑은 고딕"/>
+                <w:b/>
+                <w:sz w:val="18"/>
+              </w:rPr>
+              <w:t>작성자</w:t>
+            </w:r>
+          </w:p>
+        </w:tc>
+        <w:tc>
+          <w:tcPr>
+            <w:tcW w:type="dxa" w:w="1361"/>
+            <w:shd w:val="clear" w:color="auto" w:fill="EDEDED"/>
+          </w:tcPr>
+          <w:p>
+            <w:pPr>
+              <w:spacing w:after="20" w:line="252" w:lineRule="auto"/>
+              <w:jc w:val="center"/>
+            </w:pPr>
+            <w:r/>
+            <w:r>
+              <w:rPr>
+                <w:rFonts w:ascii="맑은 고딕" w:hAnsi="맑은 고딕" w:eastAsia="맑은 고딕"/>
+                <w:b/>
+                <w:sz w:val="18"/>
+              </w:rPr>
+              <w:t>서명</w:t>
+            </w:r>
+          </w:p>
+        </w:tc>
+        <w:tc>
+          <w:tcPr>
+            <w:tcW w:type="dxa" w:w="1474"/>
+            <w:shd w:val="clear" w:color="auto" w:fill="EDEDED"/>
+          </w:tcPr>
+          <w:p>
+            <w:pPr>
+              <w:spacing w:after="20" w:line="252" w:lineRule="auto"/>
+              <w:jc w:val="center"/>
+            </w:pPr>
+            <w:r/>
+            <w:r>
+              <w:rPr>
+                <w:rFonts w:ascii="맑은 고딕" w:hAnsi="맑은 고딕" w:eastAsia="맑은 고딕"/>
+                <w:b/>
+                <w:sz w:val="18"/>
+              </w:rPr>
+              <w:t>작성일</w:t>
+            </w:r>
+          </w:p>
+        </w:tc>
+        <w:tc>
+          <w:tcPr>
+            <w:tcW w:type="dxa" w:w="1928"/>
+            <w:shd w:val="clear" w:color="auto" w:fill="EDEDED"/>
+          </w:tcPr>
+          <w:p>
+            <w:pPr>
+              <w:spacing w:after="20" w:line="252" w:lineRule="auto"/>
+              <w:jc w:val="center"/>
+            </w:pPr>
+            <w:r/>
+            <w:r>
+              <w:rPr>
+                <w:rFonts w:ascii="맑은 고딕" w:hAnsi="맑은 고딕" w:eastAsia="맑은 고딕"/>
+                <w:b/>
+                <w:sz w:val="18"/>
+              </w:rPr>
+              <w:t>점검자(연구책임자)</w:t>
+            </w:r>
+          </w:p>
+        </w:tc>
+        <w:tc>
+          <w:tcPr>
+            <w:tcW w:type="dxa" w:w="1361"/>
+            <w:shd w:val="clear" w:color="auto" w:fill="EDEDED"/>
+          </w:tcPr>
+          <w:p>
+            <w:pPr>
+              <w:spacing w:after="20" w:line="252" w:lineRule="auto"/>
+              <w:jc w:val="center"/>
+            </w:pPr>
+            <w:r/>
+            <w:r>
+              <w:rPr>
+                <w:rFonts w:ascii="맑은 고딕" w:hAnsi="맑은 고딕" w:eastAsia="맑은 고딕"/>
+                <w:b/>
+                <w:sz w:val="18"/>
+              </w:rPr>
+              <w:t>서명</w:t>
+            </w:r>
+          </w:p>
+        </w:tc>
+        <w:tc>
+          <w:tcPr>
+            <w:tcW w:type="dxa" w:w="1474"/>
+            <w:shd w:val="clear" w:color="auto" w:fill="EDEDED"/>
+          </w:tcPr>
+          <w:p>
+            <w:pPr>
+              <w:spacing w:after="20" w:line="252" w:lineRule="auto"/>
+              <w:jc w:val="center"/>
+            </w:pPr>
+            <w:r/>
+            <w:r>
+              <w:rPr>
+                <w:rFonts w:ascii="맑은 고딕" w:hAnsi="맑은 고딕" w:eastAsia="맑은 고딕"/>
+                <w:b/>
+                <w:sz w:val="18"/>
+              </w:rPr>
+              <w:t>점검일</w:t>
+            </w:r>
+          </w:p>
+        </w:tc>
+      </w:tr>
+      <w:tr>
+        <w:trPr>
+          <w:trHeight w:val="510" w:hRule="atLeast"/>
+        </w:trPr>
+        <w:tc>
+          <w:tcPr>
+            <w:tcW w:type="dxa" w:w="1474"/>
+          </w:tcPr>
+          <w:p>
+            <w:pPr>
+              <w:spacing w:after="20" w:line="252" w:lineRule="auto"/>
+            </w:pPr>
+            <w:r/>
+            <w:r>
+              <w:rPr>
+                <w:rFonts w:ascii="맑은 고딕" w:hAnsi="맑은 고딕" w:eastAsia="맑은 고딕"/>
+                <w:b w:val="0"/>
+                <w:sz w:val="18"/>
+              </w:rPr>
+              <w:t>하현제</w:t>
+            </w:r>
+          </w:p>
+        </w:tc>
+        <w:tc>
+          <w:tcPr>
+            <w:tcW w:type="dxa" w:w="1361"/>
+          </w:tcPr>
+          <w:p>
+            <w:pPr>
+              <w:spacing w:after="20" w:line="252" w:lineRule="auto"/>
+            </w:pPr>
+            <w:r/>
+          </w:p>
+        </w:tc>
+        <w:tc>
+          <w:tcPr>
+            <w:tcW w:type="dxa" w:w="1474"/>
+          </w:tcPr>
+          <w:p>
+            <w:pPr>
+              <w:spacing w:after="20" w:line="252" w:lineRule="auto"/>
+            </w:pPr>
+            <w:r/>
+          </w:p>
+        </w:tc>
+        <w:tc>
+          <w:tcPr>
+            <w:tcW w:type="dxa" w:w="1928"/>
+          </w:tcPr>
+          <w:p>
+            <w:pPr>
+              <w:spacing w:after="20" w:line="252" w:lineRule="auto"/>
+            </w:pPr>
+            <w:r/>
+            <w:r>
+              <w:rPr>
+                <w:rFonts w:ascii="맑은 고딕" w:hAnsi="맑은 고딕" w:eastAsia="맑은 고딕"/>
+                <w:b w:val="0"/>
+                <w:sz w:val="18"/>
+              </w:rPr>
+              <w:t>하현제</w:t>
+            </w:r>
+          </w:p>
+        </w:tc>
+        <w:tc>
+          <w:tcPr>
+            <w:tcW w:type="dxa" w:w="1361"/>
+          </w:tcPr>
+          <w:p>
+            <w:pPr>
+              <w:spacing w:after="20" w:line="252" w:lineRule="auto"/>
+            </w:pPr>
+            <w:r/>
+          </w:p>
+        </w:tc>
+        <w:tc>
+          <w:tcPr>
+            <w:tcW w:type="dxa" w:w="1474"/>
+          </w:tcPr>
+          <w:p>
+            <w:pPr>
+              <w:spacing w:after="20" w:line="252" w:lineRule="auto"/>
+            </w:pPr>
+            <w:r/>
+          </w:p>
+        </w:tc>
+      </w:tr>
+    </w:tbl>
+    <w:p>
+      <w:pPr>
+        <w:spacing w:after="40"/>
+      </w:pPr>
+    </w:p>
+    <w:p>
+      <w:r>
+        <w:br w:type="page"/>
+      </w:r>
+    </w:p>
+    <w:p>
+      <w:pPr>
+        <w:keepNext/>
+        <w:spacing w:after="100" w:before="200"/>
+      </w:pPr>
+      <w:r>
+        <w:rPr>
+          <w:rFonts w:ascii="맑은 고딕" w:hAnsi="맑은 고딕" w:eastAsia="맑은 고딕"/>
+          <w:b/>
+          <w:sz w:val="26"/>
+        </w:rPr>
+        <w:t>6. 제2부 실증 활동 기록</w:t>
       </w:r>
     </w:p>
     <w:p>
@@ -6356,7 +11667,7 @@
           <w:b/>
           <w:sz w:val="26"/>
         </w:rPr>
-        <w:t>6. 수기 기록지</w:t>
+        <w:t>7. 제3부 수기 기록지</w:t>
       </w:r>
     </w:p>
     <w:p>
@@ -15001,6 +20312,1578 @@
         <w:tc>
           <w:tcPr>
             <w:tcW w:type="dxa" w:w="1474"/>
+          </w:tcPr>
+          <w:p>
+            <w:pPr>
+              <w:spacing w:after="20" w:line="252" w:lineRule="auto"/>
+            </w:pPr>
+            <w:r/>
+          </w:p>
+        </w:tc>
+      </w:tr>
+    </w:tbl>
+    <w:p>
+      <w:pPr>
+        <w:spacing w:after="40"/>
+      </w:pPr>
+    </w:p>
+    <w:p>
+      <w:r>
+        <w:br w:type="page"/>
+      </w:r>
+    </w:p>
+    <w:p>
+      <w:pPr>
+        <w:keepNext/>
+        <w:spacing w:after="100" w:before="200"/>
+      </w:pPr>
+      <w:r>
+        <w:rPr>
+          <w:rFonts w:ascii="맑은 고딕" w:hAnsi="맑은 고딕" w:eastAsia="맑은 고딕"/>
+          <w:b/>
+          <w:sz w:val="26"/>
+        </w:rPr>
+        <w:t>8. 점검 기록 (연구책임자·관리자)</w:t>
+      </w:r>
+    </w:p>
+    <w:p>
+      <w:pPr>
+        <w:spacing w:after="60" w:before="0"/>
+      </w:pPr>
+      <w:r>
+        <w:rPr>
+          <w:rFonts w:ascii="맑은 고딕" w:hAnsi="맑은 고딕" w:eastAsia="맑은 고딕"/>
+          <w:b w:val="0"/>
+          <w:sz w:val="19"/>
+        </w:rPr>
+        <w:t>연구책임자는 매주, 연구관리 담당자는 분기별로 본 노트를 점검하고 아래에 기록한다.</w:t>
+      </w:r>
+    </w:p>
+    <w:tbl>
+      <w:tblPr>
+        <w:tblStyle w:val="TableGrid"/>
+        <w:tblW w:type="auto" w:w="0"/>
+        <w:jc w:val="center"/>
+        <w:tblLayout w:type="fixed"/>
+        <w:tblLook w:firstColumn="1" w:firstRow="1" w:lastColumn="0" w:lastRow="0" w:noHBand="0" w:noVBand="1" w:val="04A0"/>
+      </w:tblPr>
+      <w:tblGrid>
+        <w:gridCol w:w="1377"/>
+        <w:gridCol w:w="1377"/>
+        <w:gridCol w:w="1377"/>
+        <w:gridCol w:w="1377"/>
+        <w:gridCol w:w="1377"/>
+        <w:gridCol w:w="1377"/>
+        <w:gridCol w:w="1377"/>
+      </w:tblGrid>
+      <w:tr>
+        <w:trPr>
+          <w:trHeight w:val="510" w:hRule="atLeast"/>
+        </w:trPr>
+        <w:tc>
+          <w:tcPr>
+            <w:tcW w:type="dxa" w:w="567"/>
+            <w:shd w:val="clear" w:color="auto" w:fill="EDEDED"/>
+          </w:tcPr>
+          <w:p>
+            <w:pPr>
+              <w:spacing w:after="20" w:line="252" w:lineRule="auto"/>
+              <w:jc w:val="center"/>
+            </w:pPr>
+            <w:r/>
+            <w:r>
+              <w:rPr>
+                <w:rFonts w:ascii="맑은 고딕" w:hAnsi="맑은 고딕" w:eastAsia="맑은 고딕"/>
+                <w:b/>
+                <w:sz w:val="18"/>
+              </w:rPr>
+              <w:t>No.</w:t>
+            </w:r>
+          </w:p>
+        </w:tc>
+        <w:tc>
+          <w:tcPr>
+            <w:tcW w:type="dxa" w:w="1361"/>
+            <w:shd w:val="clear" w:color="auto" w:fill="EDEDED"/>
+          </w:tcPr>
+          <w:p>
+            <w:pPr>
+              <w:spacing w:after="20" w:line="252" w:lineRule="auto"/>
+              <w:jc w:val="center"/>
+            </w:pPr>
+            <w:r/>
+            <w:r>
+              <w:rPr>
+                <w:rFonts w:ascii="맑은 고딕" w:hAnsi="맑은 고딕" w:eastAsia="맑은 고딕"/>
+                <w:b/>
+                <w:sz w:val="18"/>
+              </w:rPr>
+              <w:t>점검일</w:t>
+            </w:r>
+          </w:p>
+        </w:tc>
+        <w:tc>
+          <w:tcPr>
+            <w:tcW w:type="dxa" w:w="1361"/>
+            <w:shd w:val="clear" w:color="auto" w:fill="EDEDED"/>
+          </w:tcPr>
+          <w:p>
+            <w:pPr>
+              <w:spacing w:after="20" w:line="252" w:lineRule="auto"/>
+              <w:jc w:val="center"/>
+            </w:pPr>
+            <w:r/>
+            <w:r>
+              <w:rPr>
+                <w:rFonts w:ascii="맑은 고딕" w:hAnsi="맑은 고딕" w:eastAsia="맑은 고딕"/>
+                <w:b/>
+                <w:sz w:val="18"/>
+              </w:rPr>
+              <w:t>점검 범위 (쪽)</w:t>
+            </w:r>
+          </w:p>
+        </w:tc>
+        <w:tc>
+          <w:tcPr>
+            <w:tcW w:type="dxa" w:w="2608"/>
+            <w:shd w:val="clear" w:color="auto" w:fill="EDEDED"/>
+          </w:tcPr>
+          <w:p>
+            <w:pPr>
+              <w:spacing w:after="20" w:line="252" w:lineRule="auto"/>
+              <w:jc w:val="center"/>
+            </w:pPr>
+            <w:r/>
+            <w:r>
+              <w:rPr>
+                <w:rFonts w:ascii="맑은 고딕" w:hAnsi="맑은 고딕" w:eastAsia="맑은 고딕"/>
+                <w:b/>
+                <w:sz w:val="18"/>
+              </w:rPr>
+              <w:t>점검 결과 · 지적 사항</w:t>
+            </w:r>
+          </w:p>
+        </w:tc>
+        <w:tc>
+          <w:tcPr>
+            <w:tcW w:type="dxa" w:w="1814"/>
+            <w:shd w:val="clear" w:color="auto" w:fill="EDEDED"/>
+          </w:tcPr>
+          <w:p>
+            <w:pPr>
+              <w:spacing w:after="20" w:line="252" w:lineRule="auto"/>
+              <w:jc w:val="center"/>
+            </w:pPr>
+            <w:r/>
+            <w:r>
+              <w:rPr>
+                <w:rFonts w:ascii="맑은 고딕" w:hAnsi="맑은 고딕" w:eastAsia="맑은 고딕"/>
+                <w:b/>
+                <w:sz w:val="18"/>
+              </w:rPr>
+              <w:t>조치 결과</w:t>
+            </w:r>
+          </w:p>
+        </w:tc>
+        <w:tc>
+          <w:tcPr>
+            <w:tcW w:type="dxa" w:w="1020"/>
+            <w:shd w:val="clear" w:color="auto" w:fill="EDEDED"/>
+          </w:tcPr>
+          <w:p>
+            <w:pPr>
+              <w:spacing w:after="20" w:line="252" w:lineRule="auto"/>
+              <w:jc w:val="center"/>
+            </w:pPr>
+            <w:r/>
+            <w:r>
+              <w:rPr>
+                <w:rFonts w:ascii="맑은 고딕" w:hAnsi="맑은 고딕" w:eastAsia="맑은 고딕"/>
+                <w:b/>
+                <w:sz w:val="18"/>
+              </w:rPr>
+              <w:t>점검자</w:t>
+            </w:r>
+          </w:p>
+        </w:tc>
+        <w:tc>
+          <w:tcPr>
+            <w:tcW w:type="dxa" w:w="907"/>
+            <w:shd w:val="clear" w:color="auto" w:fill="EDEDED"/>
+          </w:tcPr>
+          <w:p>
+            <w:pPr>
+              <w:spacing w:after="20" w:line="252" w:lineRule="auto"/>
+              <w:jc w:val="center"/>
+            </w:pPr>
+            <w:r/>
+            <w:r>
+              <w:rPr>
+                <w:rFonts w:ascii="맑은 고딕" w:hAnsi="맑은 고딕" w:eastAsia="맑은 고딕"/>
+                <w:b/>
+                <w:sz w:val="18"/>
+              </w:rPr>
+              <w:t>서명</w:t>
+            </w:r>
+          </w:p>
+        </w:tc>
+      </w:tr>
+      <w:tr>
+        <w:trPr>
+          <w:trHeight w:val="510" w:hRule="atLeast"/>
+        </w:trPr>
+        <w:tc>
+          <w:tcPr>
+            <w:tcW w:type="dxa" w:w="567"/>
+          </w:tcPr>
+          <w:p>
+            <w:pPr>
+              <w:spacing w:after="20" w:line="252" w:lineRule="auto"/>
+              <w:jc w:val="center"/>
+            </w:pPr>
+            <w:r/>
+            <w:r>
+              <w:rPr>
+                <w:rFonts w:ascii="맑은 고딕" w:hAnsi="맑은 고딕" w:eastAsia="맑은 고딕"/>
+                <w:b w:val="0"/>
+                <w:sz w:val="18"/>
+              </w:rPr>
+              <w:t>1</w:t>
+            </w:r>
+          </w:p>
+        </w:tc>
+        <w:tc>
+          <w:tcPr>
+            <w:tcW w:type="dxa" w:w="1361"/>
+          </w:tcPr>
+          <w:p>
+            <w:pPr>
+              <w:spacing w:after="20" w:line="252" w:lineRule="auto"/>
+            </w:pPr>
+            <w:r/>
+          </w:p>
+        </w:tc>
+        <w:tc>
+          <w:tcPr>
+            <w:tcW w:type="dxa" w:w="1361"/>
+          </w:tcPr>
+          <w:p>
+            <w:pPr>
+              <w:spacing w:after="20" w:line="252" w:lineRule="auto"/>
+            </w:pPr>
+            <w:r/>
+          </w:p>
+        </w:tc>
+        <w:tc>
+          <w:tcPr>
+            <w:tcW w:type="dxa" w:w="2608"/>
+          </w:tcPr>
+          <w:p>
+            <w:pPr>
+              <w:spacing w:after="20" w:line="252" w:lineRule="auto"/>
+            </w:pPr>
+            <w:r/>
+          </w:p>
+        </w:tc>
+        <w:tc>
+          <w:tcPr>
+            <w:tcW w:type="dxa" w:w="1814"/>
+          </w:tcPr>
+          <w:p>
+            <w:pPr>
+              <w:spacing w:after="20" w:line="252" w:lineRule="auto"/>
+            </w:pPr>
+            <w:r/>
+          </w:p>
+        </w:tc>
+        <w:tc>
+          <w:tcPr>
+            <w:tcW w:type="dxa" w:w="1020"/>
+          </w:tcPr>
+          <w:p>
+            <w:pPr>
+              <w:spacing w:after="20" w:line="252" w:lineRule="auto"/>
+            </w:pPr>
+            <w:r/>
+          </w:p>
+        </w:tc>
+        <w:tc>
+          <w:tcPr>
+            <w:tcW w:type="dxa" w:w="907"/>
+          </w:tcPr>
+          <w:p>
+            <w:pPr>
+              <w:spacing w:after="20" w:line="252" w:lineRule="auto"/>
+            </w:pPr>
+            <w:r/>
+          </w:p>
+        </w:tc>
+      </w:tr>
+      <w:tr>
+        <w:trPr>
+          <w:trHeight w:val="510" w:hRule="atLeast"/>
+        </w:trPr>
+        <w:tc>
+          <w:tcPr>
+            <w:tcW w:type="dxa" w:w="567"/>
+          </w:tcPr>
+          <w:p>
+            <w:pPr>
+              <w:spacing w:after="20" w:line="252" w:lineRule="auto"/>
+              <w:jc w:val="center"/>
+            </w:pPr>
+            <w:r/>
+            <w:r>
+              <w:rPr>
+                <w:rFonts w:ascii="맑은 고딕" w:hAnsi="맑은 고딕" w:eastAsia="맑은 고딕"/>
+                <w:b w:val="0"/>
+                <w:sz w:val="18"/>
+              </w:rPr>
+              <w:t>2</w:t>
+            </w:r>
+          </w:p>
+        </w:tc>
+        <w:tc>
+          <w:tcPr>
+            <w:tcW w:type="dxa" w:w="1361"/>
+          </w:tcPr>
+          <w:p>
+            <w:pPr>
+              <w:spacing w:after="20" w:line="252" w:lineRule="auto"/>
+            </w:pPr>
+            <w:r/>
+          </w:p>
+        </w:tc>
+        <w:tc>
+          <w:tcPr>
+            <w:tcW w:type="dxa" w:w="1361"/>
+          </w:tcPr>
+          <w:p>
+            <w:pPr>
+              <w:spacing w:after="20" w:line="252" w:lineRule="auto"/>
+            </w:pPr>
+            <w:r/>
+          </w:p>
+        </w:tc>
+        <w:tc>
+          <w:tcPr>
+            <w:tcW w:type="dxa" w:w="2608"/>
+          </w:tcPr>
+          <w:p>
+            <w:pPr>
+              <w:spacing w:after="20" w:line="252" w:lineRule="auto"/>
+            </w:pPr>
+            <w:r/>
+          </w:p>
+        </w:tc>
+        <w:tc>
+          <w:tcPr>
+            <w:tcW w:type="dxa" w:w="1814"/>
+          </w:tcPr>
+          <w:p>
+            <w:pPr>
+              <w:spacing w:after="20" w:line="252" w:lineRule="auto"/>
+            </w:pPr>
+            <w:r/>
+          </w:p>
+        </w:tc>
+        <w:tc>
+          <w:tcPr>
+            <w:tcW w:type="dxa" w:w="1020"/>
+          </w:tcPr>
+          <w:p>
+            <w:pPr>
+              <w:spacing w:after="20" w:line="252" w:lineRule="auto"/>
+            </w:pPr>
+            <w:r/>
+          </w:p>
+        </w:tc>
+        <w:tc>
+          <w:tcPr>
+            <w:tcW w:type="dxa" w:w="907"/>
+          </w:tcPr>
+          <w:p>
+            <w:pPr>
+              <w:spacing w:after="20" w:line="252" w:lineRule="auto"/>
+            </w:pPr>
+            <w:r/>
+          </w:p>
+        </w:tc>
+      </w:tr>
+      <w:tr>
+        <w:trPr>
+          <w:trHeight w:val="510" w:hRule="atLeast"/>
+        </w:trPr>
+        <w:tc>
+          <w:tcPr>
+            <w:tcW w:type="dxa" w:w="567"/>
+          </w:tcPr>
+          <w:p>
+            <w:pPr>
+              <w:spacing w:after="20" w:line="252" w:lineRule="auto"/>
+              <w:jc w:val="center"/>
+            </w:pPr>
+            <w:r/>
+            <w:r>
+              <w:rPr>
+                <w:rFonts w:ascii="맑은 고딕" w:hAnsi="맑은 고딕" w:eastAsia="맑은 고딕"/>
+                <w:b w:val="0"/>
+                <w:sz w:val="18"/>
+              </w:rPr>
+              <w:t>3</w:t>
+            </w:r>
+          </w:p>
+        </w:tc>
+        <w:tc>
+          <w:tcPr>
+            <w:tcW w:type="dxa" w:w="1361"/>
+          </w:tcPr>
+          <w:p>
+            <w:pPr>
+              <w:spacing w:after="20" w:line="252" w:lineRule="auto"/>
+            </w:pPr>
+            <w:r/>
+          </w:p>
+        </w:tc>
+        <w:tc>
+          <w:tcPr>
+            <w:tcW w:type="dxa" w:w="1361"/>
+          </w:tcPr>
+          <w:p>
+            <w:pPr>
+              <w:spacing w:after="20" w:line="252" w:lineRule="auto"/>
+            </w:pPr>
+            <w:r/>
+          </w:p>
+        </w:tc>
+        <w:tc>
+          <w:tcPr>
+            <w:tcW w:type="dxa" w:w="2608"/>
+          </w:tcPr>
+          <w:p>
+            <w:pPr>
+              <w:spacing w:after="20" w:line="252" w:lineRule="auto"/>
+            </w:pPr>
+            <w:r/>
+          </w:p>
+        </w:tc>
+        <w:tc>
+          <w:tcPr>
+            <w:tcW w:type="dxa" w:w="1814"/>
+          </w:tcPr>
+          <w:p>
+            <w:pPr>
+              <w:spacing w:after="20" w:line="252" w:lineRule="auto"/>
+            </w:pPr>
+            <w:r/>
+          </w:p>
+        </w:tc>
+        <w:tc>
+          <w:tcPr>
+            <w:tcW w:type="dxa" w:w="1020"/>
+          </w:tcPr>
+          <w:p>
+            <w:pPr>
+              <w:spacing w:after="20" w:line="252" w:lineRule="auto"/>
+            </w:pPr>
+            <w:r/>
+          </w:p>
+        </w:tc>
+        <w:tc>
+          <w:tcPr>
+            <w:tcW w:type="dxa" w:w="907"/>
+          </w:tcPr>
+          <w:p>
+            <w:pPr>
+              <w:spacing w:after="20" w:line="252" w:lineRule="auto"/>
+            </w:pPr>
+            <w:r/>
+          </w:p>
+        </w:tc>
+      </w:tr>
+      <w:tr>
+        <w:trPr>
+          <w:trHeight w:val="510" w:hRule="atLeast"/>
+        </w:trPr>
+        <w:tc>
+          <w:tcPr>
+            <w:tcW w:type="dxa" w:w="567"/>
+          </w:tcPr>
+          <w:p>
+            <w:pPr>
+              <w:spacing w:after="20" w:line="252" w:lineRule="auto"/>
+              <w:jc w:val="center"/>
+            </w:pPr>
+            <w:r/>
+            <w:r>
+              <w:rPr>
+                <w:rFonts w:ascii="맑은 고딕" w:hAnsi="맑은 고딕" w:eastAsia="맑은 고딕"/>
+                <w:b w:val="0"/>
+                <w:sz w:val="18"/>
+              </w:rPr>
+              <w:t>4</w:t>
+            </w:r>
+          </w:p>
+        </w:tc>
+        <w:tc>
+          <w:tcPr>
+            <w:tcW w:type="dxa" w:w="1361"/>
+          </w:tcPr>
+          <w:p>
+            <w:pPr>
+              <w:spacing w:after="20" w:line="252" w:lineRule="auto"/>
+            </w:pPr>
+            <w:r/>
+          </w:p>
+        </w:tc>
+        <w:tc>
+          <w:tcPr>
+            <w:tcW w:type="dxa" w:w="1361"/>
+          </w:tcPr>
+          <w:p>
+            <w:pPr>
+              <w:spacing w:after="20" w:line="252" w:lineRule="auto"/>
+            </w:pPr>
+            <w:r/>
+          </w:p>
+        </w:tc>
+        <w:tc>
+          <w:tcPr>
+            <w:tcW w:type="dxa" w:w="2608"/>
+          </w:tcPr>
+          <w:p>
+            <w:pPr>
+              <w:spacing w:after="20" w:line="252" w:lineRule="auto"/>
+            </w:pPr>
+            <w:r/>
+          </w:p>
+        </w:tc>
+        <w:tc>
+          <w:tcPr>
+            <w:tcW w:type="dxa" w:w="1814"/>
+          </w:tcPr>
+          <w:p>
+            <w:pPr>
+              <w:spacing w:after="20" w:line="252" w:lineRule="auto"/>
+            </w:pPr>
+            <w:r/>
+          </w:p>
+        </w:tc>
+        <w:tc>
+          <w:tcPr>
+            <w:tcW w:type="dxa" w:w="1020"/>
+          </w:tcPr>
+          <w:p>
+            <w:pPr>
+              <w:spacing w:after="20" w:line="252" w:lineRule="auto"/>
+            </w:pPr>
+            <w:r/>
+          </w:p>
+        </w:tc>
+        <w:tc>
+          <w:tcPr>
+            <w:tcW w:type="dxa" w:w="907"/>
+          </w:tcPr>
+          <w:p>
+            <w:pPr>
+              <w:spacing w:after="20" w:line="252" w:lineRule="auto"/>
+            </w:pPr>
+            <w:r/>
+          </w:p>
+        </w:tc>
+      </w:tr>
+      <w:tr>
+        <w:trPr>
+          <w:trHeight w:val="510" w:hRule="atLeast"/>
+        </w:trPr>
+        <w:tc>
+          <w:tcPr>
+            <w:tcW w:type="dxa" w:w="567"/>
+          </w:tcPr>
+          <w:p>
+            <w:pPr>
+              <w:spacing w:after="20" w:line="252" w:lineRule="auto"/>
+              <w:jc w:val="center"/>
+            </w:pPr>
+            <w:r/>
+            <w:r>
+              <w:rPr>
+                <w:rFonts w:ascii="맑은 고딕" w:hAnsi="맑은 고딕" w:eastAsia="맑은 고딕"/>
+                <w:b w:val="0"/>
+                <w:sz w:val="18"/>
+              </w:rPr>
+              <w:t>5</w:t>
+            </w:r>
+          </w:p>
+        </w:tc>
+        <w:tc>
+          <w:tcPr>
+            <w:tcW w:type="dxa" w:w="1361"/>
+          </w:tcPr>
+          <w:p>
+            <w:pPr>
+              <w:spacing w:after="20" w:line="252" w:lineRule="auto"/>
+            </w:pPr>
+            <w:r/>
+          </w:p>
+        </w:tc>
+        <w:tc>
+          <w:tcPr>
+            <w:tcW w:type="dxa" w:w="1361"/>
+          </w:tcPr>
+          <w:p>
+            <w:pPr>
+              <w:spacing w:after="20" w:line="252" w:lineRule="auto"/>
+            </w:pPr>
+            <w:r/>
+          </w:p>
+        </w:tc>
+        <w:tc>
+          <w:tcPr>
+            <w:tcW w:type="dxa" w:w="2608"/>
+          </w:tcPr>
+          <w:p>
+            <w:pPr>
+              <w:spacing w:after="20" w:line="252" w:lineRule="auto"/>
+            </w:pPr>
+            <w:r/>
+          </w:p>
+        </w:tc>
+        <w:tc>
+          <w:tcPr>
+            <w:tcW w:type="dxa" w:w="1814"/>
+          </w:tcPr>
+          <w:p>
+            <w:pPr>
+              <w:spacing w:after="20" w:line="252" w:lineRule="auto"/>
+            </w:pPr>
+            <w:r/>
+          </w:p>
+        </w:tc>
+        <w:tc>
+          <w:tcPr>
+            <w:tcW w:type="dxa" w:w="1020"/>
+          </w:tcPr>
+          <w:p>
+            <w:pPr>
+              <w:spacing w:after="20" w:line="252" w:lineRule="auto"/>
+            </w:pPr>
+            <w:r/>
+          </w:p>
+        </w:tc>
+        <w:tc>
+          <w:tcPr>
+            <w:tcW w:type="dxa" w:w="907"/>
+          </w:tcPr>
+          <w:p>
+            <w:pPr>
+              <w:spacing w:after="20" w:line="252" w:lineRule="auto"/>
+            </w:pPr>
+            <w:r/>
+          </w:p>
+        </w:tc>
+      </w:tr>
+      <w:tr>
+        <w:trPr>
+          <w:trHeight w:val="510" w:hRule="atLeast"/>
+        </w:trPr>
+        <w:tc>
+          <w:tcPr>
+            <w:tcW w:type="dxa" w:w="567"/>
+          </w:tcPr>
+          <w:p>
+            <w:pPr>
+              <w:spacing w:after="20" w:line="252" w:lineRule="auto"/>
+              <w:jc w:val="center"/>
+            </w:pPr>
+            <w:r/>
+            <w:r>
+              <w:rPr>
+                <w:rFonts w:ascii="맑은 고딕" w:hAnsi="맑은 고딕" w:eastAsia="맑은 고딕"/>
+                <w:b w:val="0"/>
+                <w:sz w:val="18"/>
+              </w:rPr>
+              <w:t>6</w:t>
+            </w:r>
+          </w:p>
+        </w:tc>
+        <w:tc>
+          <w:tcPr>
+            <w:tcW w:type="dxa" w:w="1361"/>
+          </w:tcPr>
+          <w:p>
+            <w:pPr>
+              <w:spacing w:after="20" w:line="252" w:lineRule="auto"/>
+            </w:pPr>
+            <w:r/>
+          </w:p>
+        </w:tc>
+        <w:tc>
+          <w:tcPr>
+            <w:tcW w:type="dxa" w:w="1361"/>
+          </w:tcPr>
+          <w:p>
+            <w:pPr>
+              <w:spacing w:after="20" w:line="252" w:lineRule="auto"/>
+            </w:pPr>
+            <w:r/>
+          </w:p>
+        </w:tc>
+        <w:tc>
+          <w:tcPr>
+            <w:tcW w:type="dxa" w:w="2608"/>
+          </w:tcPr>
+          <w:p>
+            <w:pPr>
+              <w:spacing w:after="20" w:line="252" w:lineRule="auto"/>
+            </w:pPr>
+            <w:r/>
+          </w:p>
+        </w:tc>
+        <w:tc>
+          <w:tcPr>
+            <w:tcW w:type="dxa" w:w="1814"/>
+          </w:tcPr>
+          <w:p>
+            <w:pPr>
+              <w:spacing w:after="20" w:line="252" w:lineRule="auto"/>
+            </w:pPr>
+            <w:r/>
+          </w:p>
+        </w:tc>
+        <w:tc>
+          <w:tcPr>
+            <w:tcW w:type="dxa" w:w="1020"/>
+          </w:tcPr>
+          <w:p>
+            <w:pPr>
+              <w:spacing w:after="20" w:line="252" w:lineRule="auto"/>
+            </w:pPr>
+            <w:r/>
+          </w:p>
+        </w:tc>
+        <w:tc>
+          <w:tcPr>
+            <w:tcW w:type="dxa" w:w="907"/>
+          </w:tcPr>
+          <w:p>
+            <w:pPr>
+              <w:spacing w:after="20" w:line="252" w:lineRule="auto"/>
+            </w:pPr>
+            <w:r/>
+          </w:p>
+        </w:tc>
+      </w:tr>
+      <w:tr>
+        <w:trPr>
+          <w:trHeight w:val="510" w:hRule="atLeast"/>
+        </w:trPr>
+        <w:tc>
+          <w:tcPr>
+            <w:tcW w:type="dxa" w:w="567"/>
+          </w:tcPr>
+          <w:p>
+            <w:pPr>
+              <w:spacing w:after="20" w:line="252" w:lineRule="auto"/>
+              <w:jc w:val="center"/>
+            </w:pPr>
+            <w:r/>
+            <w:r>
+              <w:rPr>
+                <w:rFonts w:ascii="맑은 고딕" w:hAnsi="맑은 고딕" w:eastAsia="맑은 고딕"/>
+                <w:b w:val="0"/>
+                <w:sz w:val="18"/>
+              </w:rPr>
+              <w:t>7</w:t>
+            </w:r>
+          </w:p>
+        </w:tc>
+        <w:tc>
+          <w:tcPr>
+            <w:tcW w:type="dxa" w:w="1361"/>
+          </w:tcPr>
+          <w:p>
+            <w:pPr>
+              <w:spacing w:after="20" w:line="252" w:lineRule="auto"/>
+            </w:pPr>
+            <w:r/>
+          </w:p>
+        </w:tc>
+        <w:tc>
+          <w:tcPr>
+            <w:tcW w:type="dxa" w:w="1361"/>
+          </w:tcPr>
+          <w:p>
+            <w:pPr>
+              <w:spacing w:after="20" w:line="252" w:lineRule="auto"/>
+            </w:pPr>
+            <w:r/>
+          </w:p>
+        </w:tc>
+        <w:tc>
+          <w:tcPr>
+            <w:tcW w:type="dxa" w:w="2608"/>
+          </w:tcPr>
+          <w:p>
+            <w:pPr>
+              <w:spacing w:after="20" w:line="252" w:lineRule="auto"/>
+            </w:pPr>
+            <w:r/>
+          </w:p>
+        </w:tc>
+        <w:tc>
+          <w:tcPr>
+            <w:tcW w:type="dxa" w:w="1814"/>
+          </w:tcPr>
+          <w:p>
+            <w:pPr>
+              <w:spacing w:after="20" w:line="252" w:lineRule="auto"/>
+            </w:pPr>
+            <w:r/>
+          </w:p>
+        </w:tc>
+        <w:tc>
+          <w:tcPr>
+            <w:tcW w:type="dxa" w:w="1020"/>
+          </w:tcPr>
+          <w:p>
+            <w:pPr>
+              <w:spacing w:after="20" w:line="252" w:lineRule="auto"/>
+            </w:pPr>
+            <w:r/>
+          </w:p>
+        </w:tc>
+        <w:tc>
+          <w:tcPr>
+            <w:tcW w:type="dxa" w:w="907"/>
+          </w:tcPr>
+          <w:p>
+            <w:pPr>
+              <w:spacing w:after="20" w:line="252" w:lineRule="auto"/>
+            </w:pPr>
+            <w:r/>
+          </w:p>
+        </w:tc>
+      </w:tr>
+      <w:tr>
+        <w:trPr>
+          <w:trHeight w:val="510" w:hRule="atLeast"/>
+        </w:trPr>
+        <w:tc>
+          <w:tcPr>
+            <w:tcW w:type="dxa" w:w="567"/>
+          </w:tcPr>
+          <w:p>
+            <w:pPr>
+              <w:spacing w:after="20" w:line="252" w:lineRule="auto"/>
+              <w:jc w:val="center"/>
+            </w:pPr>
+            <w:r/>
+            <w:r>
+              <w:rPr>
+                <w:rFonts w:ascii="맑은 고딕" w:hAnsi="맑은 고딕" w:eastAsia="맑은 고딕"/>
+                <w:b w:val="0"/>
+                <w:sz w:val="18"/>
+              </w:rPr>
+              <w:t>8</w:t>
+            </w:r>
+          </w:p>
+        </w:tc>
+        <w:tc>
+          <w:tcPr>
+            <w:tcW w:type="dxa" w:w="1361"/>
+          </w:tcPr>
+          <w:p>
+            <w:pPr>
+              <w:spacing w:after="20" w:line="252" w:lineRule="auto"/>
+            </w:pPr>
+            <w:r/>
+          </w:p>
+        </w:tc>
+        <w:tc>
+          <w:tcPr>
+            <w:tcW w:type="dxa" w:w="1361"/>
+          </w:tcPr>
+          <w:p>
+            <w:pPr>
+              <w:spacing w:after="20" w:line="252" w:lineRule="auto"/>
+            </w:pPr>
+            <w:r/>
+          </w:p>
+        </w:tc>
+        <w:tc>
+          <w:tcPr>
+            <w:tcW w:type="dxa" w:w="2608"/>
+          </w:tcPr>
+          <w:p>
+            <w:pPr>
+              <w:spacing w:after="20" w:line="252" w:lineRule="auto"/>
+            </w:pPr>
+            <w:r/>
+          </w:p>
+        </w:tc>
+        <w:tc>
+          <w:tcPr>
+            <w:tcW w:type="dxa" w:w="1814"/>
+          </w:tcPr>
+          <w:p>
+            <w:pPr>
+              <w:spacing w:after="20" w:line="252" w:lineRule="auto"/>
+            </w:pPr>
+            <w:r/>
+          </w:p>
+        </w:tc>
+        <w:tc>
+          <w:tcPr>
+            <w:tcW w:type="dxa" w:w="1020"/>
+          </w:tcPr>
+          <w:p>
+            <w:pPr>
+              <w:spacing w:after="20" w:line="252" w:lineRule="auto"/>
+            </w:pPr>
+            <w:r/>
+          </w:p>
+        </w:tc>
+        <w:tc>
+          <w:tcPr>
+            <w:tcW w:type="dxa" w:w="907"/>
+          </w:tcPr>
+          <w:p>
+            <w:pPr>
+              <w:spacing w:after="20" w:line="252" w:lineRule="auto"/>
+            </w:pPr>
+            <w:r/>
+          </w:p>
+        </w:tc>
+      </w:tr>
+      <w:tr>
+        <w:trPr>
+          <w:trHeight w:val="510" w:hRule="atLeast"/>
+        </w:trPr>
+        <w:tc>
+          <w:tcPr>
+            <w:tcW w:type="dxa" w:w="567"/>
+          </w:tcPr>
+          <w:p>
+            <w:pPr>
+              <w:spacing w:after="20" w:line="252" w:lineRule="auto"/>
+              <w:jc w:val="center"/>
+            </w:pPr>
+            <w:r/>
+            <w:r>
+              <w:rPr>
+                <w:rFonts w:ascii="맑은 고딕" w:hAnsi="맑은 고딕" w:eastAsia="맑은 고딕"/>
+                <w:b w:val="0"/>
+                <w:sz w:val="18"/>
+              </w:rPr>
+              <w:t>9</w:t>
+            </w:r>
+          </w:p>
+        </w:tc>
+        <w:tc>
+          <w:tcPr>
+            <w:tcW w:type="dxa" w:w="1361"/>
+          </w:tcPr>
+          <w:p>
+            <w:pPr>
+              <w:spacing w:after="20" w:line="252" w:lineRule="auto"/>
+            </w:pPr>
+            <w:r/>
+          </w:p>
+        </w:tc>
+        <w:tc>
+          <w:tcPr>
+            <w:tcW w:type="dxa" w:w="1361"/>
+          </w:tcPr>
+          <w:p>
+            <w:pPr>
+              <w:spacing w:after="20" w:line="252" w:lineRule="auto"/>
+            </w:pPr>
+            <w:r/>
+          </w:p>
+        </w:tc>
+        <w:tc>
+          <w:tcPr>
+            <w:tcW w:type="dxa" w:w="2608"/>
+          </w:tcPr>
+          <w:p>
+            <w:pPr>
+              <w:spacing w:after="20" w:line="252" w:lineRule="auto"/>
+            </w:pPr>
+            <w:r/>
+          </w:p>
+        </w:tc>
+        <w:tc>
+          <w:tcPr>
+            <w:tcW w:type="dxa" w:w="1814"/>
+          </w:tcPr>
+          <w:p>
+            <w:pPr>
+              <w:spacing w:after="20" w:line="252" w:lineRule="auto"/>
+            </w:pPr>
+            <w:r/>
+          </w:p>
+        </w:tc>
+        <w:tc>
+          <w:tcPr>
+            <w:tcW w:type="dxa" w:w="1020"/>
+          </w:tcPr>
+          <w:p>
+            <w:pPr>
+              <w:spacing w:after="20" w:line="252" w:lineRule="auto"/>
+            </w:pPr>
+            <w:r/>
+          </w:p>
+        </w:tc>
+        <w:tc>
+          <w:tcPr>
+            <w:tcW w:type="dxa" w:w="907"/>
+          </w:tcPr>
+          <w:p>
+            <w:pPr>
+              <w:spacing w:after="20" w:line="252" w:lineRule="auto"/>
+            </w:pPr>
+            <w:r/>
+          </w:p>
+        </w:tc>
+      </w:tr>
+      <w:tr>
+        <w:trPr>
+          <w:trHeight w:val="510" w:hRule="atLeast"/>
+        </w:trPr>
+        <w:tc>
+          <w:tcPr>
+            <w:tcW w:type="dxa" w:w="567"/>
+          </w:tcPr>
+          <w:p>
+            <w:pPr>
+              <w:spacing w:after="20" w:line="252" w:lineRule="auto"/>
+              <w:jc w:val="center"/>
+            </w:pPr>
+            <w:r/>
+            <w:r>
+              <w:rPr>
+                <w:rFonts w:ascii="맑은 고딕" w:hAnsi="맑은 고딕" w:eastAsia="맑은 고딕"/>
+                <w:b w:val="0"/>
+                <w:sz w:val="18"/>
+              </w:rPr>
+              <w:t>10</w:t>
+            </w:r>
+          </w:p>
+        </w:tc>
+        <w:tc>
+          <w:tcPr>
+            <w:tcW w:type="dxa" w:w="1361"/>
+          </w:tcPr>
+          <w:p>
+            <w:pPr>
+              <w:spacing w:after="20" w:line="252" w:lineRule="auto"/>
+            </w:pPr>
+            <w:r/>
+          </w:p>
+        </w:tc>
+        <w:tc>
+          <w:tcPr>
+            <w:tcW w:type="dxa" w:w="1361"/>
+          </w:tcPr>
+          <w:p>
+            <w:pPr>
+              <w:spacing w:after="20" w:line="252" w:lineRule="auto"/>
+            </w:pPr>
+            <w:r/>
+          </w:p>
+        </w:tc>
+        <w:tc>
+          <w:tcPr>
+            <w:tcW w:type="dxa" w:w="2608"/>
+          </w:tcPr>
+          <w:p>
+            <w:pPr>
+              <w:spacing w:after="20" w:line="252" w:lineRule="auto"/>
+            </w:pPr>
+            <w:r/>
+          </w:p>
+        </w:tc>
+        <w:tc>
+          <w:tcPr>
+            <w:tcW w:type="dxa" w:w="1814"/>
+          </w:tcPr>
+          <w:p>
+            <w:pPr>
+              <w:spacing w:after="20" w:line="252" w:lineRule="auto"/>
+            </w:pPr>
+            <w:r/>
+          </w:p>
+        </w:tc>
+        <w:tc>
+          <w:tcPr>
+            <w:tcW w:type="dxa" w:w="1020"/>
+          </w:tcPr>
+          <w:p>
+            <w:pPr>
+              <w:spacing w:after="20" w:line="252" w:lineRule="auto"/>
+            </w:pPr>
+            <w:r/>
+          </w:p>
+        </w:tc>
+        <w:tc>
+          <w:tcPr>
+            <w:tcW w:type="dxa" w:w="907"/>
+          </w:tcPr>
+          <w:p>
+            <w:pPr>
+              <w:spacing w:after="20" w:line="252" w:lineRule="auto"/>
+            </w:pPr>
+            <w:r/>
+          </w:p>
+        </w:tc>
+      </w:tr>
+      <w:tr>
+        <w:trPr>
+          <w:trHeight w:val="510" w:hRule="atLeast"/>
+        </w:trPr>
+        <w:tc>
+          <w:tcPr>
+            <w:tcW w:type="dxa" w:w="567"/>
+          </w:tcPr>
+          <w:p>
+            <w:pPr>
+              <w:spacing w:after="20" w:line="252" w:lineRule="auto"/>
+              <w:jc w:val="center"/>
+            </w:pPr>
+            <w:r/>
+            <w:r>
+              <w:rPr>
+                <w:rFonts w:ascii="맑은 고딕" w:hAnsi="맑은 고딕" w:eastAsia="맑은 고딕"/>
+                <w:b w:val="0"/>
+                <w:sz w:val="18"/>
+              </w:rPr>
+              <w:t>11</w:t>
+            </w:r>
+          </w:p>
+        </w:tc>
+        <w:tc>
+          <w:tcPr>
+            <w:tcW w:type="dxa" w:w="1361"/>
+          </w:tcPr>
+          <w:p>
+            <w:pPr>
+              <w:spacing w:after="20" w:line="252" w:lineRule="auto"/>
+            </w:pPr>
+            <w:r/>
+          </w:p>
+        </w:tc>
+        <w:tc>
+          <w:tcPr>
+            <w:tcW w:type="dxa" w:w="1361"/>
+          </w:tcPr>
+          <w:p>
+            <w:pPr>
+              <w:spacing w:after="20" w:line="252" w:lineRule="auto"/>
+            </w:pPr>
+            <w:r/>
+          </w:p>
+        </w:tc>
+        <w:tc>
+          <w:tcPr>
+            <w:tcW w:type="dxa" w:w="2608"/>
+          </w:tcPr>
+          <w:p>
+            <w:pPr>
+              <w:spacing w:after="20" w:line="252" w:lineRule="auto"/>
+            </w:pPr>
+            <w:r/>
+          </w:p>
+        </w:tc>
+        <w:tc>
+          <w:tcPr>
+            <w:tcW w:type="dxa" w:w="1814"/>
+          </w:tcPr>
+          <w:p>
+            <w:pPr>
+              <w:spacing w:after="20" w:line="252" w:lineRule="auto"/>
+            </w:pPr>
+            <w:r/>
+          </w:p>
+        </w:tc>
+        <w:tc>
+          <w:tcPr>
+            <w:tcW w:type="dxa" w:w="1020"/>
+          </w:tcPr>
+          <w:p>
+            <w:pPr>
+              <w:spacing w:after="20" w:line="252" w:lineRule="auto"/>
+            </w:pPr>
+            <w:r/>
+          </w:p>
+        </w:tc>
+        <w:tc>
+          <w:tcPr>
+            <w:tcW w:type="dxa" w:w="907"/>
+          </w:tcPr>
+          <w:p>
+            <w:pPr>
+              <w:spacing w:after="20" w:line="252" w:lineRule="auto"/>
+            </w:pPr>
+            <w:r/>
+          </w:p>
+        </w:tc>
+      </w:tr>
+      <w:tr>
+        <w:trPr>
+          <w:trHeight w:val="510" w:hRule="atLeast"/>
+        </w:trPr>
+        <w:tc>
+          <w:tcPr>
+            <w:tcW w:type="dxa" w:w="567"/>
+          </w:tcPr>
+          <w:p>
+            <w:pPr>
+              <w:spacing w:after="20" w:line="252" w:lineRule="auto"/>
+              <w:jc w:val="center"/>
+            </w:pPr>
+            <w:r/>
+            <w:r>
+              <w:rPr>
+                <w:rFonts w:ascii="맑은 고딕" w:hAnsi="맑은 고딕" w:eastAsia="맑은 고딕"/>
+                <w:b w:val="0"/>
+                <w:sz w:val="18"/>
+              </w:rPr>
+              <w:t>12</w:t>
+            </w:r>
+          </w:p>
+        </w:tc>
+        <w:tc>
+          <w:tcPr>
+            <w:tcW w:type="dxa" w:w="1361"/>
+          </w:tcPr>
+          <w:p>
+            <w:pPr>
+              <w:spacing w:after="20" w:line="252" w:lineRule="auto"/>
+            </w:pPr>
+            <w:r/>
+          </w:p>
+        </w:tc>
+        <w:tc>
+          <w:tcPr>
+            <w:tcW w:type="dxa" w:w="1361"/>
+          </w:tcPr>
+          <w:p>
+            <w:pPr>
+              <w:spacing w:after="20" w:line="252" w:lineRule="auto"/>
+            </w:pPr>
+            <w:r/>
+          </w:p>
+        </w:tc>
+        <w:tc>
+          <w:tcPr>
+            <w:tcW w:type="dxa" w:w="2608"/>
+          </w:tcPr>
+          <w:p>
+            <w:pPr>
+              <w:spacing w:after="20" w:line="252" w:lineRule="auto"/>
+            </w:pPr>
+            <w:r/>
+          </w:p>
+        </w:tc>
+        <w:tc>
+          <w:tcPr>
+            <w:tcW w:type="dxa" w:w="1814"/>
+          </w:tcPr>
+          <w:p>
+            <w:pPr>
+              <w:spacing w:after="20" w:line="252" w:lineRule="auto"/>
+            </w:pPr>
+            <w:r/>
+          </w:p>
+        </w:tc>
+        <w:tc>
+          <w:tcPr>
+            <w:tcW w:type="dxa" w:w="1020"/>
+          </w:tcPr>
+          <w:p>
+            <w:pPr>
+              <w:spacing w:after="20" w:line="252" w:lineRule="auto"/>
+            </w:pPr>
+            <w:r/>
+          </w:p>
+        </w:tc>
+        <w:tc>
+          <w:tcPr>
+            <w:tcW w:type="dxa" w:w="907"/>
+          </w:tcPr>
+          <w:p>
+            <w:pPr>
+              <w:spacing w:after="20" w:line="252" w:lineRule="auto"/>
+            </w:pPr>
+            <w:r/>
+          </w:p>
+        </w:tc>
+      </w:tr>
+      <w:tr>
+        <w:trPr>
+          <w:trHeight w:val="510" w:hRule="atLeast"/>
+        </w:trPr>
+        <w:tc>
+          <w:tcPr>
+            <w:tcW w:type="dxa" w:w="567"/>
+          </w:tcPr>
+          <w:p>
+            <w:pPr>
+              <w:spacing w:after="20" w:line="252" w:lineRule="auto"/>
+              <w:jc w:val="center"/>
+            </w:pPr>
+            <w:r/>
+            <w:r>
+              <w:rPr>
+                <w:rFonts w:ascii="맑은 고딕" w:hAnsi="맑은 고딕" w:eastAsia="맑은 고딕"/>
+                <w:b w:val="0"/>
+                <w:sz w:val="18"/>
+              </w:rPr>
+              <w:t>13</w:t>
+            </w:r>
+          </w:p>
+        </w:tc>
+        <w:tc>
+          <w:tcPr>
+            <w:tcW w:type="dxa" w:w="1361"/>
+          </w:tcPr>
+          <w:p>
+            <w:pPr>
+              <w:spacing w:after="20" w:line="252" w:lineRule="auto"/>
+            </w:pPr>
+            <w:r/>
+          </w:p>
+        </w:tc>
+        <w:tc>
+          <w:tcPr>
+            <w:tcW w:type="dxa" w:w="1361"/>
+          </w:tcPr>
+          <w:p>
+            <w:pPr>
+              <w:spacing w:after="20" w:line="252" w:lineRule="auto"/>
+            </w:pPr>
+            <w:r/>
+          </w:p>
+        </w:tc>
+        <w:tc>
+          <w:tcPr>
+            <w:tcW w:type="dxa" w:w="2608"/>
+          </w:tcPr>
+          <w:p>
+            <w:pPr>
+              <w:spacing w:after="20" w:line="252" w:lineRule="auto"/>
+            </w:pPr>
+            <w:r/>
+          </w:p>
+        </w:tc>
+        <w:tc>
+          <w:tcPr>
+            <w:tcW w:type="dxa" w:w="1814"/>
+          </w:tcPr>
+          <w:p>
+            <w:pPr>
+              <w:spacing w:after="20" w:line="252" w:lineRule="auto"/>
+            </w:pPr>
+            <w:r/>
+          </w:p>
+        </w:tc>
+        <w:tc>
+          <w:tcPr>
+            <w:tcW w:type="dxa" w:w="1020"/>
+          </w:tcPr>
+          <w:p>
+            <w:pPr>
+              <w:spacing w:after="20" w:line="252" w:lineRule="auto"/>
+            </w:pPr>
+            <w:r/>
+          </w:p>
+        </w:tc>
+        <w:tc>
+          <w:tcPr>
+            <w:tcW w:type="dxa" w:w="907"/>
+          </w:tcPr>
+          <w:p>
+            <w:pPr>
+              <w:spacing w:after="20" w:line="252" w:lineRule="auto"/>
+            </w:pPr>
+            <w:r/>
+          </w:p>
+        </w:tc>
+      </w:tr>
+      <w:tr>
+        <w:trPr>
+          <w:trHeight w:val="510" w:hRule="atLeast"/>
+        </w:trPr>
+        <w:tc>
+          <w:tcPr>
+            <w:tcW w:type="dxa" w:w="567"/>
+          </w:tcPr>
+          <w:p>
+            <w:pPr>
+              <w:spacing w:after="20" w:line="252" w:lineRule="auto"/>
+              <w:jc w:val="center"/>
+            </w:pPr>
+            <w:r/>
+            <w:r>
+              <w:rPr>
+                <w:rFonts w:ascii="맑은 고딕" w:hAnsi="맑은 고딕" w:eastAsia="맑은 고딕"/>
+                <w:b w:val="0"/>
+                <w:sz w:val="18"/>
+              </w:rPr>
+              <w:t>14</w:t>
+            </w:r>
+          </w:p>
+        </w:tc>
+        <w:tc>
+          <w:tcPr>
+            <w:tcW w:type="dxa" w:w="1361"/>
+          </w:tcPr>
+          <w:p>
+            <w:pPr>
+              <w:spacing w:after="20" w:line="252" w:lineRule="auto"/>
+            </w:pPr>
+            <w:r/>
+          </w:p>
+        </w:tc>
+        <w:tc>
+          <w:tcPr>
+            <w:tcW w:type="dxa" w:w="1361"/>
+          </w:tcPr>
+          <w:p>
+            <w:pPr>
+              <w:spacing w:after="20" w:line="252" w:lineRule="auto"/>
+            </w:pPr>
+            <w:r/>
+          </w:p>
+        </w:tc>
+        <w:tc>
+          <w:tcPr>
+            <w:tcW w:type="dxa" w:w="2608"/>
+          </w:tcPr>
+          <w:p>
+            <w:pPr>
+              <w:spacing w:after="20" w:line="252" w:lineRule="auto"/>
+            </w:pPr>
+            <w:r/>
+          </w:p>
+        </w:tc>
+        <w:tc>
+          <w:tcPr>
+            <w:tcW w:type="dxa" w:w="1814"/>
+          </w:tcPr>
+          <w:p>
+            <w:pPr>
+              <w:spacing w:after="20" w:line="252" w:lineRule="auto"/>
+            </w:pPr>
+            <w:r/>
+          </w:p>
+        </w:tc>
+        <w:tc>
+          <w:tcPr>
+            <w:tcW w:type="dxa" w:w="1020"/>
+          </w:tcPr>
+          <w:p>
+            <w:pPr>
+              <w:spacing w:after="20" w:line="252" w:lineRule="auto"/>
+            </w:pPr>
+            <w:r/>
+          </w:p>
+        </w:tc>
+        <w:tc>
+          <w:tcPr>
+            <w:tcW w:type="dxa" w:w="907"/>
+          </w:tcPr>
+          <w:p>
+            <w:pPr>
+              <w:spacing w:after="20" w:line="252" w:lineRule="auto"/>
+            </w:pPr>
+            <w:r/>
+          </w:p>
+        </w:tc>
+      </w:tr>
+      <w:tr>
+        <w:trPr>
+          <w:trHeight w:val="510" w:hRule="atLeast"/>
+        </w:trPr>
+        <w:tc>
+          <w:tcPr>
+            <w:tcW w:type="dxa" w:w="567"/>
+          </w:tcPr>
+          <w:p>
+            <w:pPr>
+              <w:spacing w:after="20" w:line="252" w:lineRule="auto"/>
+              <w:jc w:val="center"/>
+            </w:pPr>
+            <w:r/>
+            <w:r>
+              <w:rPr>
+                <w:rFonts w:ascii="맑은 고딕" w:hAnsi="맑은 고딕" w:eastAsia="맑은 고딕"/>
+                <w:b w:val="0"/>
+                <w:sz w:val="18"/>
+              </w:rPr>
+              <w:t>15</w:t>
+            </w:r>
+          </w:p>
+        </w:tc>
+        <w:tc>
+          <w:tcPr>
+            <w:tcW w:type="dxa" w:w="1361"/>
+          </w:tcPr>
+          <w:p>
+            <w:pPr>
+              <w:spacing w:after="20" w:line="252" w:lineRule="auto"/>
+            </w:pPr>
+            <w:r/>
+          </w:p>
+        </w:tc>
+        <w:tc>
+          <w:tcPr>
+            <w:tcW w:type="dxa" w:w="1361"/>
+          </w:tcPr>
+          <w:p>
+            <w:pPr>
+              <w:spacing w:after="20" w:line="252" w:lineRule="auto"/>
+            </w:pPr>
+            <w:r/>
+          </w:p>
+        </w:tc>
+        <w:tc>
+          <w:tcPr>
+            <w:tcW w:type="dxa" w:w="2608"/>
+          </w:tcPr>
+          <w:p>
+            <w:pPr>
+              <w:spacing w:after="20" w:line="252" w:lineRule="auto"/>
+            </w:pPr>
+            <w:r/>
+          </w:p>
+        </w:tc>
+        <w:tc>
+          <w:tcPr>
+            <w:tcW w:type="dxa" w:w="1814"/>
+          </w:tcPr>
+          <w:p>
+            <w:pPr>
+              <w:spacing w:after="20" w:line="252" w:lineRule="auto"/>
+            </w:pPr>
+            <w:r/>
+          </w:p>
+        </w:tc>
+        <w:tc>
+          <w:tcPr>
+            <w:tcW w:type="dxa" w:w="1020"/>
+          </w:tcPr>
+          <w:p>
+            <w:pPr>
+              <w:spacing w:after="20" w:line="252" w:lineRule="auto"/>
+            </w:pPr>
+            <w:r/>
+          </w:p>
+        </w:tc>
+        <w:tc>
+          <w:tcPr>
+            <w:tcW w:type="dxa" w:w="907"/>
           </w:tcPr>
           <w:p>
             <w:pPr>

--- a/deliverables/2026_산자부_연구노트_D2O_현장점검제출본.docx
+++ b/deliverables/2026_산자부_연구노트_D2O_현장점검제출본.docx
@@ -739,7 +739,7 @@
         </w:rPr>
         <w:t>5. 제1부 기술 기초 조사</w:t>
         <w:tab/>
-        <w:t>5</w:t>
+        <w:t>7</w:t>
       </w:r>
     </w:p>
     <w:p>
@@ -758,7 +758,7 @@
         </w:rPr>
         <w:t>[조사 1] CBP(Compost Bedded Pack barn)의 정의·원리·운영 기준</w:t>
         <w:tab/>
-        <w:t>5</w:t>
+        <w:t>7</w:t>
       </w:r>
     </w:p>
     <w:p>
@@ -777,7 +777,7 @@
         </w:rPr>
         <w:t>[조사 2] 피트모스(Sphagnum peat moss)</w:t>
         <w:tab/>
-        <w:t>6</w:t>
+        <w:t>7</w:t>
       </w:r>
     </w:p>
     <w:p>
@@ -796,7 +796,7 @@
         </w:rPr>
         <w:t>[조사 3] 휴머스(Humus, 부식·부엽토)</w:t>
         <w:tab/>
-        <w:t>7</w:t>
+        <w:t>8</w:t>
       </w:r>
     </w:p>
     <w:p>
@@ -815,7 +815,7 @@
         </w:rPr>
         <w:t>[조사 4] HBP(Humus Bedded Pack barn) — 연구책임자 개발 시스템</w:t>
         <w:tab/>
-        <w:t>7</w:t>
+        <w:t>8</w:t>
       </w:r>
     </w:p>
     <w:p>
@@ -834,7 +834,7 @@
         </w:rPr>
         <w:t>[조사 5] HBP 침상 관리 매뉴얼 (실증지 표준)</w:t>
         <w:tab/>
-        <w:t>8</w:t>
+        <w:t>9</w:t>
       </w:r>
     </w:p>
     <w:p>
@@ -853,7 +853,7 @@
         </w:rPr>
         <w:t>[조사 6] 교반 작업의 필수성과 자동화 필요성</w:t>
         <w:tab/>
-        <w:t>9</w:t>
+        <w:t>10</w:t>
       </w:r>
     </w:p>
     <w:p>
@@ -872,7 +872,7 @@
         </w:rPr>
         <w:t>[조사 7] 세계 추세·동물복지·국내 지속가능 목장 전망</w:t>
         <w:tab/>
-        <w:t>9</w:t>
+        <w:t>11</w:t>
       </w:r>
     </w:p>
     <w:p>
@@ -891,7 +891,7 @@
         </w:rPr>
         <w:t>6. 제2부 실증 활동 기록</w:t>
         <w:tab/>
-        <w:t>11</w:t>
+        <w:t>12</w:t>
       </w:r>
     </w:p>
     <w:p>
@@ -910,7 +910,7 @@
         </w:rPr>
         <w:t>[기록 1] 일일 교반·침상 관리 기록 개시</w:t>
         <w:tab/>
-        <w:t>11</w:t>
+        <w:t>12</w:t>
       </w:r>
     </w:p>
     <w:p>
@@ -929,7 +929,7 @@
         </w:rPr>
         <w:t>[기록 2] 정책기관 실증지 방문 — HBP·과제 소개</w:t>
         <w:tab/>
-        <w:t>11</w:t>
+        <w:t>12</w:t>
       </w:r>
     </w:p>
     <w:p>
@@ -948,7 +948,7 @@
         </w:rPr>
         <w:t>[기록 3] 해외(ODA) 방문단 대상 HBP·과제 소개</w:t>
         <w:tab/>
-        <w:t>11</w:t>
+        <w:t>12</w:t>
       </w:r>
     </w:p>
     <w:p>
@@ -967,7 +967,7 @@
         </w:rPr>
         <w:t>[기록 4] 실증지 우사 제원 조사 및 실사용 환경 정의</w:t>
         <w:tab/>
-        <w:t>12</w:t>
+        <w:t>13</w:t>
       </w:r>
     </w:p>
     <w:p>
@@ -986,7 +986,7 @@
         </w:rPr>
         <w:t>[기록 5] 수행기관 간담회 발표</w:t>
         <w:tab/>
-        <w:t>12</w:t>
+        <w:t>13</w:t>
       </w:r>
     </w:p>
     <w:p>
@@ -1005,7 +1005,7 @@
         </w:rPr>
         <w:t>[기록 6] 1일 2회 표준 교반 절차 및 겨울~봄 침상 보충 계획 수립</w:t>
         <w:tab/>
-        <w:t>12</w:t>
+        <w:t>13</w:t>
       </w:r>
     </w:p>
     <w:p>
@@ -1024,7 +1024,7 @@
         </w:rPr>
         <w:t>7. 제3부 수기 기록지</w:t>
         <w:tab/>
-        <w:t>14</w:t>
+        <w:t>15</w:t>
       </w:r>
     </w:p>
     <w:p>
@@ -1043,7 +1043,7 @@
         </w:rPr>
         <w:t>기록지 A. 일일 교반·침상 관리 기록 (주간)</w:t>
         <w:tab/>
-        <w:t>14</w:t>
+        <w:t>15</w:t>
       </w:r>
     </w:p>
     <w:p>
@@ -1062,7 +1062,7 @@
         </w:rPr>
         <w:t>기록지 B. 주간 침상 측정 기록</w:t>
         <w:tab/>
-        <w:t>15</w:t>
+        <w:t>16</w:t>
       </w:r>
     </w:p>
     <w:p>
@@ -1081,7 +1081,7 @@
         </w:rPr>
         <w:t>기록지 C. 베딩 재료 입고·투입 기록</w:t>
         <w:tab/>
-        <w:t>16</w:t>
+        <w:t>17</w:t>
       </w:r>
     </w:p>
     <w:p>
@@ -1100,7 +1100,7 @@
         </w:rPr>
         <w:t>기록지 D. 영업·홍보 활동 기록</w:t>
         <w:tab/>
-        <w:t>17</w:t>
+        <w:t>18</w:t>
       </w:r>
     </w:p>
     <w:p>
@@ -1119,7 +1119,7 @@
         </w:rPr>
         <w:t>기록지 E. 연구 기록 (공란)</w:t>
         <w:tab/>
-        <w:t>18</w:t>
+        <w:t>19</w:t>
       </w:r>
     </w:p>
     <w:p>
@@ -1138,7 +1138,7 @@
         </w:rPr>
         <w:t>8. 점검 기록 (연구책임자·관리자)</w:t>
         <w:tab/>
-        <w:t>19</w:t>
+        <w:t>20</w:t>
       </w:r>
     </w:p>
     <w:p>
@@ -3701,6 +3701,389 @@
           <w:sz w:val="17"/>
         </w:rPr>
         <w:t>※ 일일 점검 9개 항목(작업 동선, 회전반경, 베딩 두께, 로터리 회전수, 교반 깊이, 수분, 베딩 추가, 냄새, 사용기간)은 위 표준과 기록지 A·B·C에 모두 포함된다.</w:t>
+      </w:r>
+    </w:p>
+    <w:p>
+      <w:pPr>
+        <w:keepNext/>
+        <w:spacing w:after="40" w:before="120"/>
+      </w:pPr>
+      <w:r>
+        <w:rPr>
+          <w:rFonts w:ascii="맑은 고딕" w:hAnsi="맑은 고딕" w:eastAsia="맑은 고딕"/>
+          <w:b/>
+          <w:sz w:val="21"/>
+        </w:rPr>
+        <w:t>수동 교반 작업 및 HBP 침상 사진 (촬영일은 사진 대장에 기재)</w:t>
+      </w:r>
+    </w:p>
+    <w:tbl>
+      <w:tblPr>
+        <w:tblW w:type="auto" w:w="0"/>
+        <w:jc w:val="center"/>
+        <w:tblLook w:firstColumn="1" w:firstRow="1" w:lastColumn="0" w:lastRow="0" w:noHBand="0" w:noVBand="1" w:val="04A0"/>
+      </w:tblPr>
+      <w:tblGrid>
+        <w:gridCol w:w="3213"/>
+        <w:gridCol w:w="3213"/>
+        <w:gridCol w:w="3213"/>
+      </w:tblGrid>
+      <w:tr>
+        <w:tc>
+          <w:tcPr>
+            <w:tcW w:type="dxa" w:w="3213"/>
+          </w:tcPr>
+          <w:p>
+            <w:pPr>
+              <w:jc w:val="center"/>
+            </w:pPr>
+            <w:r>
+              <w:drawing>
+                <wp:inline xmlns:a="http://schemas.openxmlformats.org/drawingml/2006/main" xmlns:pic="http://schemas.openxmlformats.org/drawingml/2006/picture">
+                  <wp:extent cx="1332375" cy="2376000"/>
+                  <wp:docPr id="5" name="Picture 5"/>
+                  <wp:cNvGraphicFramePr>
+                    <a:graphicFrameLocks noChangeAspect="1"/>
+                  </wp:cNvGraphicFramePr>
+                  <a:graphic>
+                    <a:graphicData uri="http://schemas.openxmlformats.org/drawingml/2006/picture">
+                      <pic:pic>
+                        <pic:nvPicPr>
+                          <pic:cNvPr id="0" name="photo-04-tractor-rotary-tilling.jpg"/>
+                          <pic:cNvPicPr/>
+                        </pic:nvPicPr>
+                        <pic:blipFill>
+                          <a:blip r:embed="rId14"/>
+                          <a:stretch>
+                            <a:fillRect/>
+                          </a:stretch>
+                        </pic:blipFill>
+                        <pic:spPr>
+                          <a:xfrm>
+                            <a:off x="0" y="0"/>
+                            <a:ext cx="1332375" cy="2376000"/>
+                          </a:xfrm>
+                          <a:prstGeom prst="rect"/>
+                        </pic:spPr>
+                      </pic:pic>
+                    </a:graphicData>
+                  </a:graphic>
+                </wp:inline>
+              </w:drawing>
+            </w:r>
+          </w:p>
+        </w:tc>
+        <w:tc>
+          <w:tcPr>
+            <w:tcW w:type="dxa" w:w="3213"/>
+          </w:tcPr>
+          <w:p>
+            <w:pPr>
+              <w:jc w:val="center"/>
+            </w:pPr>
+            <w:r>
+              <w:drawing>
+                <wp:inline xmlns:a="http://schemas.openxmlformats.org/drawingml/2006/main" xmlns:pic="http://schemas.openxmlformats.org/drawingml/2006/picture">
+                  <wp:extent cx="1336500" cy="2376000"/>
+                  <wp:docPr id="6" name="Picture 6"/>
+                  <wp:cNvGraphicFramePr>
+                    <a:graphicFrameLocks noChangeAspect="1"/>
+                  </wp:cNvGraphicFramePr>
+                  <a:graphic>
+                    <a:graphicData uri="http://schemas.openxmlformats.org/drawingml/2006/picture">
+                      <pic:pic>
+                        <pic:nvPicPr>
+                          <pic:cNvPr id="0" name="photo-05-tilling-turn-pattern.jpg"/>
+                          <pic:cNvPicPr/>
+                        </pic:nvPicPr>
+                        <pic:blipFill>
+                          <a:blip r:embed="rId15"/>
+                          <a:stretch>
+                            <a:fillRect/>
+                          </a:stretch>
+                        </pic:blipFill>
+                        <pic:spPr>
+                          <a:xfrm>
+                            <a:off x="0" y="0"/>
+                            <a:ext cx="1336500" cy="2376000"/>
+                          </a:xfrm>
+                          <a:prstGeom prst="rect"/>
+                        </pic:spPr>
+                      </pic:pic>
+                    </a:graphicData>
+                  </a:graphic>
+                </wp:inline>
+              </w:drawing>
+            </w:r>
+          </w:p>
+        </w:tc>
+        <w:tc>
+          <w:tcPr>
+            <w:tcW w:type="dxa" w:w="3213"/>
+          </w:tcPr>
+          <w:p>
+            <w:pPr>
+              <w:jc w:val="center"/>
+            </w:pPr>
+            <w:r>
+              <w:drawing>
+                <wp:inline xmlns:a="http://schemas.openxmlformats.org/drawingml/2006/main" xmlns:pic="http://schemas.openxmlformats.org/drawingml/2006/picture">
+                  <wp:extent cx="1336500" cy="2376000"/>
+                  <wp:docPr id="7" name="Picture 7"/>
+                  <wp:cNvGraphicFramePr>
+                    <a:graphicFrameLocks noChangeAspect="1"/>
+                  </wp:cNvGraphicFramePr>
+                  <a:graphic>
+                    <a:graphicData uri="http://schemas.openxmlformats.org/drawingml/2006/picture">
+                      <pic:pic>
+                        <pic:nvPicPr>
+                          <pic:cNvPr id="0" name="photo-06-rotary-depth-closeup.jpg"/>
+                          <pic:cNvPicPr/>
+                        </pic:nvPicPr>
+                        <pic:blipFill>
+                          <a:blip r:embed="rId16"/>
+                          <a:stretch>
+                            <a:fillRect/>
+                          </a:stretch>
+                        </pic:blipFill>
+                        <pic:spPr>
+                          <a:xfrm>
+                            <a:off x="0" y="0"/>
+                            <a:ext cx="1336500" cy="2376000"/>
+                          </a:xfrm>
+                          <a:prstGeom prst="rect"/>
+                        </pic:spPr>
+                      </pic:pic>
+                    </a:graphicData>
+                  </a:graphic>
+                </wp:inline>
+              </w:drawing>
+            </w:r>
+          </w:p>
+        </w:tc>
+      </w:tr>
+      <w:tr>
+        <w:tc>
+          <w:tcPr>
+            <w:tcW w:type="dxa" w:w="3213"/>
+          </w:tcPr>
+          <w:p>
+            <w:pPr>
+              <w:jc w:val="center"/>
+            </w:pPr>
+            <w:r>
+              <w:rPr>
+                <w:rFonts w:ascii="맑은 고딕" w:hAnsi="맑은 고딕" w:eastAsia="맑은 고딕"/>
+                <w:b w:val="0"/>
+                <w:sz w:val="16"/>
+              </w:rPr>
+              <w:t>〈사진 4〉 56 HP 트랙터 + 로터리 수동 교반</w:t>
+            </w:r>
+          </w:p>
+        </w:tc>
+        <w:tc>
+          <w:tcPr>
+            <w:tcW w:type="dxa" w:w="3213"/>
+          </w:tcPr>
+          <w:p>
+            <w:pPr>
+              <w:jc w:val="center"/>
+            </w:pPr>
+            <w:r>
+              <w:rPr>
+                <w:rFonts w:ascii="맑은 고딕" w:hAnsi="맑은 고딕" w:eastAsia="맑은 고딕"/>
+                <w:b w:val="0"/>
+                <w:sz w:val="16"/>
+              </w:rPr>
+              <w:t>〈사진 5〉 휴식 공간 교반 — 끝단 회전 궤적</w:t>
+            </w:r>
+          </w:p>
+        </w:tc>
+        <w:tc>
+          <w:tcPr>
+            <w:tcW w:type="dxa" w:w="3213"/>
+          </w:tcPr>
+          <w:p>
+            <w:pPr>
+              <w:jc w:val="center"/>
+            </w:pPr>
+            <w:r>
+              <w:rPr>
+                <w:rFonts w:ascii="맑은 고딕" w:hAnsi="맑은 고딕" w:eastAsia="맑은 고딕"/>
+                <w:b w:val="0"/>
+                <w:sz w:val="16"/>
+              </w:rPr>
+              <w:t>〈사진 6〉 로터리 작업기의 침상 관입(교반 깊이)</w:t>
+            </w:r>
+          </w:p>
+        </w:tc>
+      </w:tr>
+    </w:tbl>
+    <w:p>
+      <w:pPr>
+        <w:spacing w:after="40"/>
+      </w:pPr>
+    </w:p>
+    <w:tbl>
+      <w:tblPr>
+        <w:tblW w:type="auto" w:w="0"/>
+        <w:jc w:val="center"/>
+        <w:tblLook w:firstColumn="1" w:firstRow="1" w:lastColumn="0" w:lastRow="0" w:noHBand="0" w:noVBand="1" w:val="04A0"/>
+      </w:tblPr>
+      <w:tblGrid>
+        <w:gridCol w:w="4819"/>
+        <w:gridCol w:w="4819"/>
+      </w:tblGrid>
+      <w:tr>
+        <w:tc>
+          <w:tcPr>
+            <w:tcW w:type="dxa" w:w="4819"/>
+          </w:tcPr>
+          <w:p>
+            <w:pPr>
+              <w:jc w:val="center"/>
+            </w:pPr>
+            <w:r>
+              <w:drawing>
+                <wp:inline xmlns:a="http://schemas.openxmlformats.org/drawingml/2006/main" xmlns:pic="http://schemas.openxmlformats.org/drawingml/2006/picture">
+                  <wp:extent cx="3456000" cy="1944365"/>
+                  <wp:docPr id="8" name="Picture 8"/>
+                  <wp:cNvGraphicFramePr>
+                    <a:graphicFrameLocks noChangeAspect="1"/>
+                  </wp:cNvGraphicFramePr>
+                  <a:graphic>
+                    <a:graphicData uri="http://schemas.openxmlformats.org/drawingml/2006/picture">
+                      <pic:pic>
+                        <pic:nvPicPr>
+                          <pic:cNvPr id="0" name="photo-07-jerseys-resting-on-hbp.jpg"/>
+                          <pic:cNvPicPr/>
+                        </pic:nvPicPr>
+                        <pic:blipFill>
+                          <a:blip r:embed="rId17"/>
+                          <a:stretch>
+                            <a:fillRect/>
+                          </a:stretch>
+                        </pic:blipFill>
+                        <pic:spPr>
+                          <a:xfrm>
+                            <a:off x="0" y="0"/>
+                            <a:ext cx="3456000" cy="1944365"/>
+                          </a:xfrm>
+                          <a:prstGeom prst="rect"/>
+                        </pic:spPr>
+                      </pic:pic>
+                    </a:graphicData>
+                  </a:graphic>
+                </wp:inline>
+              </w:drawing>
+            </w:r>
+          </w:p>
+        </w:tc>
+        <w:tc>
+          <w:tcPr>
+            <w:tcW w:type="dxa" w:w="4819"/>
+          </w:tcPr>
+          <w:p>
+            <w:pPr>
+              <w:jc w:val="center"/>
+            </w:pPr>
+            <w:r>
+              <w:drawing>
+                <wp:inline xmlns:a="http://schemas.openxmlformats.org/drawingml/2006/main" xmlns:pic="http://schemas.openxmlformats.org/drawingml/2006/picture">
+                  <wp:extent cx="1782000" cy="2376000"/>
+                  <wp:docPr id="9" name="Picture 9"/>
+                  <wp:cNvGraphicFramePr>
+                    <a:graphicFrameLocks noChangeAspect="1"/>
+                  </wp:cNvGraphicFramePr>
+                  <a:graphic>
+                    <a:graphicData uri="http://schemas.openxmlformats.org/drawingml/2006/picture">
+                      <pic:pic>
+                        <pic:nvPicPr>
+                          <pic:cNvPr id="0" name="photo-08-bedding-after-tilling-rows.jpg"/>
+                          <pic:cNvPicPr/>
+                        </pic:nvPicPr>
+                        <pic:blipFill>
+                          <a:blip r:embed="rId18"/>
+                          <a:stretch>
+                            <a:fillRect/>
+                          </a:stretch>
+                        </pic:blipFill>
+                        <pic:spPr>
+                          <a:xfrm>
+                            <a:off x="0" y="0"/>
+                            <a:ext cx="1782000" cy="2376000"/>
+                          </a:xfrm>
+                          <a:prstGeom prst="rect"/>
+                        </pic:spPr>
+                      </pic:pic>
+                    </a:graphicData>
+                  </a:graphic>
+                </wp:inline>
+              </w:drawing>
+            </w:r>
+          </w:p>
+        </w:tc>
+      </w:tr>
+      <w:tr>
+        <w:tc>
+          <w:tcPr>
+            <w:tcW w:type="dxa" w:w="4819"/>
+          </w:tcPr>
+          <w:p>
+            <w:pPr>
+              <w:jc w:val="center"/>
+            </w:pPr>
+            <w:r>
+              <w:rPr>
+                <w:rFonts w:ascii="맑은 고딕" w:hAnsi="맑은 고딕" w:eastAsia="맑은 고딕"/>
+                <w:b w:val="0"/>
+                <w:sz w:val="16"/>
+              </w:rPr>
+              <w:t>〈사진 7〉 HBP 침상에서 휴식하는 저지 우군과 사조 쪽 통로</w:t>
+            </w:r>
+          </w:p>
+        </w:tc>
+        <w:tc>
+          <w:tcPr>
+            <w:tcW w:type="dxa" w:w="4819"/>
+          </w:tcPr>
+          <w:p>
+            <w:pPr>
+              <w:jc w:val="center"/>
+            </w:pPr>
+            <w:r>
+              <w:rPr>
+                <w:rFonts w:ascii="맑은 고딕" w:hAnsi="맑은 고딕" w:eastAsia="맑은 고딕"/>
+                <w:b w:val="0"/>
+                <w:sz w:val="16"/>
+              </w:rPr>
+              <w:t>〈사진 8〉 교반 직후 침상 — 왕복 경로 자국</w:t>
+            </w:r>
+          </w:p>
+        </w:tc>
+      </w:tr>
+    </w:tbl>
+    <w:p>
+      <w:pPr>
+        <w:spacing w:after="40"/>
+      </w:pPr>
+    </w:p>
+    <w:p>
+      <w:pPr>
+        <w:spacing w:after="60" w:before="0"/>
+      </w:pPr>
+      <w:r>
+        <w:rPr>
+          <w:rFonts w:ascii="맑은 고딕" w:hAnsi="맑은 고딕" w:eastAsia="맑은 고딕"/>
+          <w:b w:val="0"/>
+          <w:sz w:val="17"/>
+        </w:rPr>
+        <w:t>※ 사진 4~8은 연구책임자의 수동 교반 작업과 침상 상태를 기록한 것으로, 교반 경로·회전 궤적·교반 깊이·침상 표면 상태는 시제품 실증 시 비교 기준(기준선)으로 활용한다.</w:t>
+      </w:r>
+    </w:p>
+    <w:p>
+      <w:r>
+        <w:br w:type="page"/>
       </w:r>
     </w:p>
     <w:p>

--- a/deliverables/2026_산자부_연구노트_D2O_현장점검제출본.docx
+++ b/deliverables/2026_산자부_연구노트_D2O_현장점검제출본.docx
@@ -3714,7 +3714,7 @@
           <w:b/>
           <w:sz w:val="21"/>
         </w:rPr>
-        <w:t>수동 교반 작업 및 HBP 침상 사진 (촬영일은 사진 대장에 기재)</w:t>
+        <w:t>수동 교반 작업 및 HBP 침상 사진 (2026년 촬영)</w:t>
       </w:r>
     </w:p>
     <w:tbl>

--- a/deliverables/2026_산자부_연구노트_D2O_현장점검제출본.docx
+++ b/deliverables/2026_산자부_연구노트_D2O_현장점검제출본.docx
@@ -380,16 +380,7 @@
                 <w:b w:val="0"/>
                 <w:sz w:val="20"/>
               </w:rPr>
-              <w:t xml:space="preserve">송영신(이사), </w:t>
-            </w:r>
-            <w:r>
-              <w:rPr>
-                <w:rFonts w:ascii="맑은 고딕" w:hAnsi="맑은 고딕" w:eastAsia="맑은 고딕"/>
-                <w:b w:val="0"/>
-                <w:color w:val="C00000"/>
-                <w:sz w:val="20"/>
-              </w:rPr>
-              <w:t>〔과장 성명〕</w:t>
+              <w:t>송영신(이사), 하현숙(과장)</w:t>
             </w:r>
           </w:p>
         </w:tc>

--- a/deliverables/2026_산자부_연구노트_D2O_현장점검제출본.docx
+++ b/deliverables/2026_산자부_연구노트_D2O_현장점검제출본.docx
@@ -937,7 +937,7 @@
           <w:b w:val="0"/>
           <w:sz w:val="19"/>
         </w:rPr>
-        <w:t>[기록 3] 해외(ODA) 방문단 대상 HBP·과제 소개</w:t>
+        <w:t>[기록 3] 해외 ODA 사업국 목장 방문 — HBP·과제 소개</w:t>
         <w:tab/>
         <w:t>12</w:t>
       </w:r>
@@ -2708,7 +2708,7 @@
                 <w:b w:val="0"/>
                 <w:sz w:val="17"/>
               </w:rPr>
-              <w:t>56 HP 트랙터 + 로터리</w:t>
+              <w:t>대동 DK600 트랙터(56 HP) + 로터리</w:t>
             </w:r>
           </w:p>
         </w:tc>
@@ -2732,6 +2732,14 @@
               <w:spacing w:after="20" w:line="252" w:lineRule="auto"/>
             </w:pPr>
             <w:r/>
+            <w:r>
+              <w:rPr>
+                <w:rFonts w:ascii="맑은 고딕" w:hAnsi="맑은 고딕" w:eastAsia="맑은 고딕"/>
+                <w:b w:val="0"/>
+                <w:sz w:val="17"/>
+              </w:rPr>
+              <w:t xml:space="preserve">로터리 작업폭 </w:t>
+            </w:r>
             <w:r>
               <w:rPr>
                 <w:rFonts w:ascii="맑은 고딕" w:hAnsi="맑은 고딕" w:eastAsia="맑은 고딕"/>
@@ -2739,7 +2747,15 @@
                 <w:color w:val="C00000"/>
                 <w:sz w:val="17"/>
               </w:rPr>
-              <w:t>〔모델·작업폭〕</w:t>
+              <w:t>〔  〕</w:t>
+            </w:r>
+            <w:r>
+              <w:rPr>
+                <w:rFonts w:ascii="맑은 고딕" w:hAnsi="맑은 고딕" w:eastAsia="맑은 고딕"/>
+                <w:b w:val="0"/>
+                <w:sz w:val="17"/>
+              </w:rPr>
+              <w:t xml:space="preserve"> m</w:t>
             </w:r>
           </w:p>
         </w:tc>
@@ -4059,6 +4075,87 @@
         <w:spacing w:after="40"/>
       </w:pPr>
     </w:p>
+    <w:tbl>
+      <w:tblPr>
+        <w:tblW w:type="auto" w:w="0"/>
+        <w:jc w:val="center"/>
+        <w:tblLook w:firstColumn="1" w:firstRow="1" w:lastColumn="0" w:lastRow="0" w:noHBand="0" w:noVBand="1" w:val="04A0"/>
+      </w:tblPr>
+      <w:tblGrid>
+        <w:gridCol w:w="9638"/>
+      </w:tblGrid>
+      <w:tr>
+        <w:tc>
+          <w:tcPr>
+            <w:tcW w:type="dxa" w:w="9638"/>
+          </w:tcPr>
+          <w:p>
+            <w:pPr>
+              <w:jc w:val="center"/>
+            </w:pPr>
+            <w:r>
+              <w:drawing>
+                <wp:inline xmlns:a="http://schemas.openxmlformats.org/drawingml/2006/main" xmlns:pic="http://schemas.openxmlformats.org/drawingml/2006/picture">
+                  <wp:extent cx="3240000" cy="2430000"/>
+                  <wp:docPr id="10" name="Picture 10"/>
+                  <wp:cNvGraphicFramePr>
+                    <a:graphicFrameLocks noChangeAspect="1"/>
+                  </wp:cNvGraphicFramePr>
+                  <a:graphic>
+                    <a:graphicData uri="http://schemas.openxmlformats.org/drawingml/2006/picture">
+                      <pic:pic>
+                        <pic:nvPicPr>
+                          <pic:cNvPr id="0" name="photo-09-daedong-dk600-rotary.jpg"/>
+                          <pic:cNvPicPr/>
+                        </pic:nvPicPr>
+                        <pic:blipFill>
+                          <a:blip r:embed="rId19"/>
+                          <a:stretch>
+                            <a:fillRect/>
+                          </a:stretch>
+                        </pic:blipFill>
+                        <pic:spPr>
+                          <a:xfrm>
+                            <a:off x="0" y="0"/>
+                            <a:ext cx="3240000" cy="2430000"/>
+                          </a:xfrm>
+                          <a:prstGeom prst="rect"/>
+                        </pic:spPr>
+                      </pic:pic>
+                    </a:graphicData>
+                  </a:graphic>
+                </wp:inline>
+              </w:drawing>
+            </w:r>
+          </w:p>
+        </w:tc>
+      </w:tr>
+      <w:tr>
+        <w:tc>
+          <w:tcPr>
+            <w:tcW w:type="dxa" w:w="9638"/>
+          </w:tcPr>
+          <w:p>
+            <w:pPr>
+              <w:jc w:val="center"/>
+            </w:pPr>
+            <w:r>
+              <w:rPr>
+                <w:rFonts w:ascii="맑은 고딕" w:hAnsi="맑은 고딕" w:eastAsia="맑은 고딕"/>
+                <w:b w:val="0"/>
+                <w:sz w:val="16"/>
+              </w:rPr>
+              <w:t>〈사진 9〉 교반 장비 — 대동 DK600 트랙터(56 HP) + 로터리</w:t>
+            </w:r>
+          </w:p>
+        </w:tc>
+      </w:tr>
+    </w:tbl>
+    <w:p>
+      <w:pPr>
+        <w:spacing w:after="40"/>
+      </w:pPr>
+    </w:p>
     <w:p>
       <w:pPr>
         <w:spacing w:after="60" w:before="0"/>
@@ -4069,17 +4166,13 @@
           <w:b w:val="0"/>
           <w:sz w:val="17"/>
         </w:rPr>
-        <w:t>※ 사진 4~8은 연구책임자의 수동 교반 작업과 침상 상태를 기록한 것으로, 교반 경로·회전 궤적·교반 깊이·침상 표면 상태는 시제품 실증 시 비교 기준(기준선)으로 활용한다.</w:t>
-      </w:r>
-    </w:p>
-    <w:p>
-      <w:r>
-        <w:br w:type="page"/>
+        <w:t>※ 사진 4~9는 연구책임자의 수동 교반 작업과 침상 상태를 기록한 것으로, 교반 경로·회전 궤적·교반 깊이·침상 표면 상태는 시제품 실증 시 비교 기준(기준선)으로 활용한다.</w:t>
       </w:r>
     </w:p>
     <w:p>
       <w:pPr>
         <w:keepNext/>
+        <w:pageBreakBefore/>
         <w:spacing w:after="100" w:before="200"/>
       </w:pPr>
       <w:r>
@@ -6403,16 +6496,7 @@
                 <w:b w:val="0"/>
                 <w:sz w:val="18"/>
               </w:rPr>
-              <w:t xml:space="preserve">• 목장 인증: 동물복지 인증 젖소목장, 저탄소 인증 목장 </w:t>
-            </w:r>
-            <w:r>
-              <w:rPr>
-                <w:rFonts w:ascii="맑은 고딕" w:hAnsi="맑은 고딕" w:eastAsia="맑은 고딕"/>
-                <w:b w:val="0"/>
-                <w:color w:val="C00000"/>
-                <w:sz w:val="18"/>
-              </w:rPr>
-              <w:t>〔인증일·번호〕</w:t>
+              <w:t>• 목장 인증: 동물복지 인증 젖소목장, 저탄소 인증 목장</w:t>
             </w:r>
           </w:p>
         </w:tc>
@@ -9838,7 +9922,7 @@
           <w:b/>
           <w:sz w:val="21"/>
         </w:rPr>
-        <w:t>[기록 3] 해외(ODA) 방문단 대상 HBP·과제 소개 (사후 정리)</w:t>
+        <w:t>[기록 3] 해외 ODA 사업국 목장 방문 — HBP·과제 소개 (사후 정리)</w:t>
       </w:r>
     </w:p>
     <w:tbl>
@@ -9898,7 +9982,7 @@
                 <w:b w:val="0"/>
                 <w:sz w:val="18"/>
               </w:rPr>
-              <w:t xml:space="preserve">  /  </w:t>
+              <w:t xml:space="preserve">  /  우즈베키스탄 </w:t>
             </w:r>
             <w:r>
               <w:rPr>
@@ -9909,87 +9993,13 @@
               </w:rPr>
               <w:t>〔방문일〕</w:t>
             </w:r>
-          </w:p>
-        </w:tc>
-      </w:tr>
-      <w:tr>
-        <w:tc>
-          <w:tcPr>
-            <w:tcW w:type="dxa" w:w="1814"/>
-            <w:shd w:val="clear" w:color="auto" w:fill="EDEDED"/>
-          </w:tcPr>
-          <w:p>
-            <w:pPr>
-              <w:spacing w:after="20" w:line="252" w:lineRule="auto"/>
-            </w:pPr>
-            <w:r/>
-            <w:r>
-              <w:rPr>
-                <w:rFonts w:ascii="맑은 고딕" w:hAnsi="맑은 고딕" w:eastAsia="맑은 고딕"/>
-                <w:b/>
-                <w:sz w:val="18"/>
-              </w:rPr>
-              <w:t>목적</w:t>
-            </w:r>
-          </w:p>
-        </w:tc>
-        <w:tc>
-          <w:tcPr>
-            <w:tcW w:type="dxa" w:w="7824"/>
-          </w:tcPr>
-          <w:p>
-            <w:pPr>
-              <w:spacing w:after="20" w:line="252" w:lineRule="auto"/>
-            </w:pPr>
-            <w:r/>
             <w:r>
               <w:rPr>
                 <w:rFonts w:ascii="맑은 고딕" w:hAnsi="맑은 고딕" w:eastAsia="맑은 고딕"/>
                 <w:b w:val="0"/>
                 <w:sz w:val="18"/>
               </w:rPr>
-              <w:t>ODA 사업국 방문단에 HBP와 본 과제를 소개하여 해외 수요를 확인한다. (영업·판매)</w:t>
-            </w:r>
-          </w:p>
-        </w:tc>
-      </w:tr>
-      <w:tr>
-        <w:tc>
-          <w:tcPr>
-            <w:tcW w:type="dxa" w:w="1814"/>
-            <w:shd w:val="clear" w:color="auto" w:fill="EDEDED"/>
-          </w:tcPr>
-          <w:p>
-            <w:pPr>
-              <w:spacing w:after="20" w:line="252" w:lineRule="auto"/>
-            </w:pPr>
-            <w:r/>
-            <w:r>
-              <w:rPr>
-                <w:rFonts w:ascii="맑은 고딕" w:hAnsi="맑은 고딕" w:eastAsia="맑은 고딕"/>
-                <w:b/>
-                <w:sz w:val="18"/>
-              </w:rPr>
-              <w:t>수행 내용</w:t>
-            </w:r>
-          </w:p>
-        </w:tc>
-        <w:tc>
-          <w:tcPr>
-            <w:tcW w:type="dxa" w:w="7824"/>
-          </w:tcPr>
-          <w:p>
-            <w:pPr>
-              <w:spacing w:after="20" w:line="252" w:lineRule="auto"/>
-            </w:pPr>
-            <w:r/>
-            <w:r>
-              <w:rPr>
-                <w:rFonts w:ascii="맑은 고딕" w:hAnsi="맑은 고딕" w:eastAsia="맑은 고딕"/>
-                <w:b w:val="0"/>
-                <w:sz w:val="18"/>
-              </w:rPr>
-              <w:t xml:space="preserve">방문단 </w:t>
+              <w:t xml:space="preserve"> · 필리핀 </w:t>
             </w:r>
             <w:r>
               <w:rPr>
@@ -9998,7 +10008,7 @@
                 <w:color w:val="C00000"/>
                 <w:sz w:val="18"/>
               </w:rPr>
-              <w:t>〔국가·기관·인원〕</w:t>
+              <w:t>〔방문일〕</w:t>
             </w:r>
             <w:r>
               <w:rPr>
@@ -10006,48 +10016,7 @@
                 <w:b w:val="0"/>
                 <w:sz w:val="18"/>
               </w:rPr>
-              <w:t xml:space="preserve"> 대상 실증지 소개 — HBP 침상 시스템, 본 과제 및 향후 해외 보급 계획 설명</w:t>
-            </w:r>
-          </w:p>
-        </w:tc>
-      </w:tr>
-      <w:tr>
-        <w:tc>
-          <w:tcPr>
-            <w:tcW w:type="dxa" w:w="1814"/>
-            <w:shd w:val="clear" w:color="auto" w:fill="EDEDED"/>
-          </w:tcPr>
-          <w:p>
-            <w:pPr>
-              <w:spacing w:after="20" w:line="252" w:lineRule="auto"/>
-            </w:pPr>
-            <w:r/>
-            <w:r>
-              <w:rPr>
-                <w:rFonts w:ascii="맑은 고딕" w:hAnsi="맑은 고딕" w:eastAsia="맑은 고딕"/>
-                <w:b/>
-                <w:sz w:val="18"/>
-              </w:rPr>
-              <w:t>결과</w:t>
-            </w:r>
-          </w:p>
-        </w:tc>
-        <w:tc>
-          <w:tcPr>
-            <w:tcW w:type="dxa" w:w="7824"/>
-          </w:tcPr>
-          <w:p>
-            <w:pPr>
-              <w:spacing w:after="20" w:line="252" w:lineRule="auto"/>
-            </w:pPr>
-            <w:r/>
-            <w:r>
-              <w:rPr>
-                <w:rFonts w:ascii="맑은 고딕" w:hAnsi="맑은 고딕" w:eastAsia="맑은 고딕"/>
-                <w:b w:val="0"/>
-                <w:sz w:val="18"/>
-              </w:rPr>
-              <w:t xml:space="preserve">방문단 관심 사항: </w:t>
+              <w:t xml:space="preserve"> · 네팔 </w:t>
             </w:r>
             <w:r>
               <w:rPr>
@@ -10056,7 +10025,7 @@
                 <w:color w:val="C00000"/>
                 <w:sz w:val="18"/>
               </w:rPr>
-              <w:t>〔        〕</w:t>
+              <w:t>〔방문일〕</w:t>
             </w:r>
           </w:p>
         </w:tc>
@@ -10078,7 +10047,7 @@
                 <w:b/>
                 <w:sz w:val="18"/>
               </w:rPr>
-              <w:t>첨부</w:t>
+              <w:t>목적</w:t>
             </w:r>
           </w:p>
         </w:tc>
@@ -10097,7 +10066,165 @@
                 <w:b w:val="0"/>
                 <w:sz w:val="18"/>
               </w:rPr>
-              <w:t xml:space="preserve">사진, 방문 일정표 </w:t>
+              <w:t>ODA 사업국 목장 방문 시 HBP와 본 과제를 소개하여 해외 보급 수요를 확인한다. (영업·판매)</w:t>
+            </w:r>
+          </w:p>
+        </w:tc>
+      </w:tr>
+      <w:tr>
+        <w:tc>
+          <w:tcPr>
+            <w:tcW w:type="dxa" w:w="1814"/>
+            <w:shd w:val="clear" w:color="auto" w:fill="EDEDED"/>
+          </w:tcPr>
+          <w:p>
+            <w:pPr>
+              <w:spacing w:after="20" w:line="252" w:lineRule="auto"/>
+            </w:pPr>
+            <w:r/>
+            <w:r>
+              <w:rPr>
+                <w:rFonts w:ascii="맑은 고딕" w:hAnsi="맑은 고딕" w:eastAsia="맑은 고딕"/>
+                <w:b/>
+                <w:sz w:val="18"/>
+              </w:rPr>
+              <w:t>수행 내용</w:t>
+            </w:r>
+          </w:p>
+        </w:tc>
+        <w:tc>
+          <w:tcPr>
+            <w:tcW w:type="dxa" w:w="7824"/>
+          </w:tcPr>
+          <w:p>
+            <w:pPr>
+              <w:spacing w:after="20" w:line="252" w:lineRule="auto"/>
+            </w:pPr>
+            <w:r/>
+            <w:r>
+              <w:rPr>
+                <w:rFonts w:ascii="맑은 고딕" w:hAnsi="맑은 고딕" w:eastAsia="맑은 고딕"/>
+                <w:b w:val="0"/>
+                <w:sz w:val="18"/>
+              </w:rPr>
+              <w:t>• 방문국: 우즈베키스탄, 필리핀, 네팔 — 현지 목장·관계자 대상 송영신목장 소개</w:t>
+            </w:r>
+          </w:p>
+          <w:p>
+            <w:pPr>
+              <w:spacing w:after="20" w:line="252" w:lineRule="auto"/>
+            </w:pPr>
+            <w:r>
+              <w:rPr>
+                <w:rFonts w:ascii="맑은 고딕" w:hAnsi="맑은 고딕" w:eastAsia="맑은 고딕"/>
+                <w:b w:val="0"/>
+                <w:sz w:val="18"/>
+              </w:rPr>
+              <w:t>• 소개 내용: HBP(부엽토 침상 우사) 시스템과 운영 효과, 본 과제(자율주행 깔개 관리 로봇) 및 향후 해외 보급 계획</w:t>
+            </w:r>
+          </w:p>
+        </w:tc>
+      </w:tr>
+      <w:tr>
+        <w:tc>
+          <w:tcPr>
+            <w:tcW w:type="dxa" w:w="1814"/>
+            <w:shd w:val="clear" w:color="auto" w:fill="EDEDED"/>
+          </w:tcPr>
+          <w:p>
+            <w:pPr>
+              <w:spacing w:after="20" w:line="252" w:lineRule="auto"/>
+            </w:pPr>
+            <w:r/>
+            <w:r>
+              <w:rPr>
+                <w:rFonts w:ascii="맑은 고딕" w:hAnsi="맑은 고딕" w:eastAsia="맑은 고딕"/>
+                <w:b/>
+                <w:sz w:val="18"/>
+              </w:rPr>
+              <w:t>결과</w:t>
+            </w:r>
+          </w:p>
+        </w:tc>
+        <w:tc>
+          <w:tcPr>
+            <w:tcW w:type="dxa" w:w="7824"/>
+          </w:tcPr>
+          <w:p>
+            <w:pPr>
+              <w:spacing w:after="20" w:line="252" w:lineRule="auto"/>
+            </w:pPr>
+            <w:r/>
+            <w:r>
+              <w:rPr>
+                <w:rFonts w:ascii="맑은 고딕" w:hAnsi="맑은 고딕" w:eastAsia="맑은 고딕"/>
+                <w:b w:val="0"/>
+                <w:sz w:val="18"/>
+              </w:rPr>
+              <w:t>• 현지 농가는 콘크리트 바닥·계류 사육이 많아 침상 개선 수요 확인</w:t>
+            </w:r>
+          </w:p>
+          <w:p>
+            <w:pPr>
+              <w:spacing w:after="20" w:line="252" w:lineRule="auto"/>
+            </w:pPr>
+            <w:r>
+              <w:rPr>
+                <w:rFonts w:ascii="맑은 고딕" w:hAnsi="맑은 고딕" w:eastAsia="맑은 고딕"/>
+                <w:b w:val="0"/>
+                <w:sz w:val="18"/>
+              </w:rPr>
+              <w:t xml:space="preserve">• 국가별 관심 사항: </w:t>
+            </w:r>
+            <w:r>
+              <w:rPr>
+                <w:rFonts w:ascii="맑은 고딕" w:hAnsi="맑은 고딕" w:eastAsia="맑은 고딕"/>
+                <w:b w:val="0"/>
+                <w:color w:val="C00000"/>
+                <w:sz w:val="18"/>
+              </w:rPr>
+              <w:t>〔        〕</w:t>
+            </w:r>
+          </w:p>
+        </w:tc>
+      </w:tr>
+      <w:tr>
+        <w:tc>
+          <w:tcPr>
+            <w:tcW w:type="dxa" w:w="1814"/>
+            <w:shd w:val="clear" w:color="auto" w:fill="EDEDED"/>
+          </w:tcPr>
+          <w:p>
+            <w:pPr>
+              <w:spacing w:after="20" w:line="252" w:lineRule="auto"/>
+            </w:pPr>
+            <w:r/>
+            <w:r>
+              <w:rPr>
+                <w:rFonts w:ascii="맑은 고딕" w:hAnsi="맑은 고딕" w:eastAsia="맑은 고딕"/>
+                <w:b/>
+                <w:sz w:val="18"/>
+              </w:rPr>
+              <w:t>첨부</w:t>
+            </w:r>
+          </w:p>
+        </w:tc>
+        <w:tc>
+          <w:tcPr>
+            <w:tcW w:type="dxa" w:w="7824"/>
+          </w:tcPr>
+          <w:p>
+            <w:pPr>
+              <w:spacing w:after="20" w:line="252" w:lineRule="auto"/>
+            </w:pPr>
+            <w:r/>
+            <w:r>
+              <w:rPr>
+                <w:rFonts w:ascii="맑은 고딕" w:hAnsi="맑은 고딕" w:eastAsia="맑은 고딕"/>
+                <w:b w:val="0"/>
+                <w:sz w:val="18"/>
+              </w:rPr>
+              <w:t xml:space="preserve">방문 일정표, 발표자료, 사진 </w:t>
             </w:r>
             <w:r>
               <w:rPr>
@@ -12169,7 +12296,7 @@
           <w:b w:val="0"/>
           <w:sz w:val="18"/>
         </w:rPr>
-        <w:t xml:space="preserve">두     장비: 56 HP 트랙터 + 로터리     쪽번호: </w:t>
+        <w:t xml:space="preserve">두     장비: 대동 DK600(56 HP) + 로터리     쪽번호: </w:t>
       </w:r>
       <w:r>
         <w:rPr>

--- a/deliverables/2026_산자부_연구노트_D2O_현장점검제출본.docx
+++ b/deliverables/2026_산자부_연구노트_D2O_현장점검제출본.docx
@@ -2738,24 +2738,7 @@
                 <w:b w:val="0"/>
                 <w:sz w:val="17"/>
               </w:rPr>
-              <w:t xml:space="preserve">로터리 작업폭 </w:t>
-            </w:r>
-            <w:r>
-              <w:rPr>
-                <w:rFonts w:ascii="맑은 고딕" w:hAnsi="맑은 고딕" w:eastAsia="맑은 고딕"/>
-                <w:b w:val="0"/>
-                <w:color w:val="C00000"/>
-                <w:sz w:val="17"/>
-              </w:rPr>
-              <w:t>〔  〕</w:t>
-            </w:r>
-            <w:r>
-              <w:rPr>
-                <w:rFonts w:ascii="맑은 고딕" w:hAnsi="맑은 고딕" w:eastAsia="맑은 고딕"/>
-                <w:b w:val="0"/>
-                <w:sz w:val="17"/>
-              </w:rPr>
-              <w:t xml:space="preserve"> m</w:t>
+              <w:t>로터리 작업폭은 11월 실측</w:t>
             </w:r>
           </w:p>
         </w:tc>
@@ -3253,30 +3236,34 @@
                 <w:b w:val="0"/>
                 <w:sz w:val="17"/>
               </w:rPr>
-              <w:t xml:space="preserve">25~30 cm (설정 </w:t>
-            </w:r>
-            <w:r>
-              <w:rPr>
-                <w:rFonts w:ascii="맑은 고딕" w:hAnsi="맑은 고딕" w:eastAsia="맑은 고딕"/>
-                <w:b w:val="0"/>
-                <w:color w:val="C00000"/>
-                <w:sz w:val="17"/>
-              </w:rPr>
-              <w:t>〔  〕</w:t>
-            </w:r>
+              <w:t>25~30 cm (설정값은 11월 실측 후 확정)</w:t>
+            </w:r>
+          </w:p>
+        </w:tc>
+        <w:tc>
+          <w:tcPr>
+            <w:tcW w:type="dxa" w:w="2835"/>
+          </w:tcPr>
+          <w:p>
+            <w:pPr>
+              <w:spacing w:after="20" w:line="252" w:lineRule="auto"/>
+            </w:pPr>
+            <w:r/>
             <w:r>
               <w:rPr>
                 <w:rFonts w:ascii="맑은 고딕" w:hAnsi="맑은 고딕" w:eastAsia="맑은 고딕"/>
                 <w:b w:val="0"/>
                 <w:sz w:val="17"/>
               </w:rPr>
-              <w:t>cm)</w:t>
-            </w:r>
-          </w:p>
-        </w:tc>
-        <w:tc>
-          <w:tcPr>
-            <w:tcW w:type="dxa" w:w="2835"/>
+              <w:t>주 1회 실측 — 기록지 B</w:t>
+            </w:r>
+          </w:p>
+        </w:tc>
+      </w:tr>
+      <w:tr>
+        <w:tc>
+          <w:tcPr>
+            <w:tcW w:type="dxa" w:w="1928"/>
           </w:tcPr>
           <w:p>
             <w:pPr>
@@ -3289,15 +3276,13 @@
                 <w:b w:val="0"/>
                 <w:sz w:val="17"/>
               </w:rPr>
-              <w:t>주 1회 실측 — 기록지 B</w:t>
-            </w:r>
-          </w:p>
-        </w:tc>
-      </w:tr>
-      <w:tr>
-        <w:tc>
-          <w:tcPr>
-            <w:tcW w:type="dxa" w:w="1928"/>
+              <w:t>트랙터 작업 조건</w:t>
+            </w:r>
+          </w:p>
+        </w:tc>
+        <w:tc>
+          <w:tcPr>
+            <w:tcW w:type="dxa" w:w="4876"/>
           </w:tcPr>
           <w:p>
             <w:pPr>
@@ -3310,69 +3295,7 @@
                 <w:b w:val="0"/>
                 <w:sz w:val="17"/>
               </w:rPr>
-              <w:t>트랙터 작업 조건</w:t>
-            </w:r>
-          </w:p>
-        </w:tc>
-        <w:tc>
-          <w:tcPr>
-            <w:tcW w:type="dxa" w:w="4876"/>
-          </w:tcPr>
-          <w:p>
-            <w:pPr>
-              <w:spacing w:after="20" w:line="252" w:lineRule="auto"/>
-            </w:pPr>
-            <w:r/>
-            <w:r>
-              <w:rPr>
-                <w:rFonts w:ascii="맑은 고딕" w:hAnsi="맑은 고딕" w:eastAsia="맑은 고딕"/>
-                <w:b w:val="0"/>
-                <w:sz w:val="17"/>
-              </w:rPr>
-              <w:t xml:space="preserve">로터리 회전수 </w:t>
-            </w:r>
-            <w:r>
-              <w:rPr>
-                <w:rFonts w:ascii="맑은 고딕" w:hAnsi="맑은 고딕" w:eastAsia="맑은 고딕"/>
-                <w:b w:val="0"/>
-                <w:color w:val="C00000"/>
-                <w:sz w:val="17"/>
-              </w:rPr>
-              <w:t>〔  〕</w:t>
-            </w:r>
-            <w:r>
-              <w:rPr>
-                <w:rFonts w:ascii="맑은 고딕" w:hAnsi="맑은 고딕" w:eastAsia="맑은 고딕"/>
-                <w:b w:val="0"/>
-                <w:sz w:val="17"/>
-              </w:rPr>
-              <w:t xml:space="preserve">rpm / 주행 </w:t>
-            </w:r>
-            <w:r>
-              <w:rPr>
-                <w:rFonts w:ascii="맑은 고딕" w:hAnsi="맑은 고딕" w:eastAsia="맑은 고딕"/>
-                <w:b w:val="0"/>
-                <w:color w:val="C00000"/>
-                <w:sz w:val="17"/>
-              </w:rPr>
-              <w:t>〔  〕</w:t>
-            </w:r>
-            <w:r>
-              <w:rPr>
-                <w:rFonts w:ascii="맑은 고딕" w:hAnsi="맑은 고딕" w:eastAsia="맑은 고딕"/>
-                <w:b w:val="0"/>
-                <w:sz w:val="17"/>
-              </w:rPr>
-              <w:t xml:space="preserve">단 / 회전 방식·반경 </w:t>
-            </w:r>
-            <w:r>
-              <w:rPr>
-                <w:rFonts w:ascii="맑은 고딕" w:hAnsi="맑은 고딕" w:eastAsia="맑은 고딕"/>
-                <w:b w:val="0"/>
-                <w:color w:val="C00000"/>
-                <w:sz w:val="17"/>
-              </w:rPr>
-              <w:t>〔  〕</w:t>
+              <w:t>로터리 회전수·주행 단수·회전 방식은 11월 표준 측정 후 확정</w:t>
             </w:r>
           </w:p>
         </w:tc>
@@ -8974,180 +8897,115 @@
                 <w:b w:val="0"/>
                 <w:sz w:val="18"/>
               </w:rPr>
-              <w:t xml:space="preserve">• 평균 교반 시간: </w:t>
-            </w:r>
-            <w:r>
-              <w:rPr>
-                <w:rFonts w:ascii="맑은 고딕" w:hAnsi="맑은 고딕" w:eastAsia="맑은 고딕"/>
-                <w:b w:val="0"/>
-                <w:color w:val="C00000"/>
-                <w:sz w:val="18"/>
-              </w:rPr>
-              <w:t>〔  〕</w:t>
-            </w:r>
+              <w:t>• 2026. 7. ~ 10.: 매일 교반 수행 및 일일 수기 기록 유지 (기록철 보관)</w:t>
+            </w:r>
+          </w:p>
+          <w:p>
+            <w:pPr>
+              <w:spacing w:after="20" w:line="252" w:lineRule="auto"/>
+            </w:pPr>
             <w:r>
               <w:rPr>
                 <w:rFonts w:ascii="맑은 고딕" w:hAnsi="맑은 고딕" w:eastAsia="맑은 고딕"/>
                 <w:b w:val="0"/>
                 <w:sz w:val="18"/>
               </w:rPr>
-              <w:t xml:space="preserve">분/회   • 침상 두께: </w:t>
-            </w:r>
-            <w:r>
-              <w:rPr>
-                <w:rFonts w:ascii="맑은 고딕" w:hAnsi="맑은 고딕" w:eastAsia="맑은 고딕"/>
-                <w:b w:val="0"/>
-                <w:color w:val="C00000"/>
-                <w:sz w:val="18"/>
-              </w:rPr>
-              <w:t>〔  〕</w:t>
-            </w:r>
+              <w:t>• 관찰: 소가 침상 위에 있는 상태에서 작업하므로 소 회피를 위한 정지·우회가 반복되고, 기둥 주변과 끝단에 미교반 구간이 생김 → 교반장치 요구사항(소·기둥 회피, 미작업 비율)의 근거</w:t>
+            </w:r>
+          </w:p>
+          <w:p>
+            <w:pPr>
+              <w:spacing w:after="20" w:line="252" w:lineRule="auto"/>
+            </w:pPr>
             <w:r>
               <w:rPr>
                 <w:rFonts w:ascii="맑은 고딕" w:hAnsi="맑은 고딕" w:eastAsia="맑은 고딕"/>
                 <w:b w:val="0"/>
                 <w:sz w:val="18"/>
               </w:rPr>
-              <w:t xml:space="preserve">cm   • 수분·냄새 등급 평균: </w:t>
-            </w:r>
-            <w:r>
-              <w:rPr>
-                <w:rFonts w:ascii="맑은 고딕" w:hAnsi="맑은 고딕" w:eastAsia="맑은 고딕"/>
-                <w:b w:val="0"/>
-                <w:color w:val="C00000"/>
+              <w:t>• 평균 교반 시간·침상 두께·수분·냄새 등급은 11월부터 기록지 A·B로 정량 집계</w:t>
+            </w:r>
+          </w:p>
+        </w:tc>
+      </w:tr>
+      <w:tr>
+        <w:tc>
+          <w:tcPr>
+            <w:tcW w:type="dxa" w:w="1814"/>
+            <w:shd w:val="clear" w:color="auto" w:fill="EDEDED"/>
+          </w:tcPr>
+          <w:p>
+            <w:pPr>
+              <w:spacing w:after="20" w:line="252" w:lineRule="auto"/>
+            </w:pPr>
+            <w:r/>
+            <w:r>
+              <w:rPr>
+                <w:rFonts w:ascii="맑은 고딕" w:hAnsi="맑은 고딕" w:eastAsia="맑은 고딕"/>
+                <w:b/>
                 <w:sz w:val="18"/>
               </w:rPr>
-              <w:t>〔  〕</w:t>
-            </w:r>
+              <w:t>향후 계획</w:t>
+            </w:r>
+          </w:p>
+        </w:tc>
+        <w:tc>
+          <w:tcPr>
+            <w:tcW w:type="dxa" w:w="7824"/>
+          </w:tcPr>
+          <w:p>
+            <w:pPr>
+              <w:spacing w:after="20" w:line="252" w:lineRule="auto"/>
+            </w:pPr>
+            <w:r/>
             <w:r>
               <w:rPr>
                 <w:rFonts w:ascii="맑은 고딕" w:hAnsi="맑은 고딕" w:eastAsia="맑은 고딕"/>
                 <w:b w:val="0"/>
                 <w:sz w:val="18"/>
               </w:rPr>
-              <w:t xml:space="preserve"> / </w:t>
-            </w:r>
-            <w:r>
-              <w:rPr>
-                <w:rFonts w:ascii="맑은 고딕" w:hAnsi="맑은 고딕" w:eastAsia="맑은 고딕"/>
-                <w:b w:val="0"/>
-                <w:color w:val="C00000"/>
+              <w:t>2026. 11.부터 1일 2회 표준 절차(4장)로 전환하여 기록지 A에 매일 수기 기록</w:t>
+            </w:r>
+          </w:p>
+        </w:tc>
+      </w:tr>
+      <w:tr>
+        <w:tc>
+          <w:tcPr>
+            <w:tcW w:type="dxa" w:w="1814"/>
+            <w:shd w:val="clear" w:color="auto" w:fill="EDEDED"/>
+          </w:tcPr>
+          <w:p>
+            <w:pPr>
+              <w:spacing w:after="20" w:line="252" w:lineRule="auto"/>
+            </w:pPr>
+            <w:r/>
+            <w:r>
+              <w:rPr>
+                <w:rFonts w:ascii="맑은 고딕" w:hAnsi="맑은 고딕" w:eastAsia="맑은 고딕"/>
+                <w:b/>
                 <w:sz w:val="18"/>
               </w:rPr>
-              <w:t>〔  〕</w:t>
-            </w:r>
-          </w:p>
-          <w:p>
-            <w:pPr>
-              <w:spacing w:after="20" w:line="252" w:lineRule="auto"/>
-            </w:pPr>
+              <w:t>첨부</w:t>
+            </w:r>
+          </w:p>
+        </w:tc>
+        <w:tc>
+          <w:tcPr>
+            <w:tcW w:type="dxa" w:w="7824"/>
+          </w:tcPr>
+          <w:p>
+            <w:pPr>
+              <w:spacing w:after="20" w:line="252" w:lineRule="auto"/>
+            </w:pPr>
+            <w:r/>
             <w:r>
               <w:rPr>
                 <w:rFonts w:ascii="맑은 고딕" w:hAnsi="맑은 고딕" w:eastAsia="맑은 고딕"/>
                 <w:b w:val="0"/>
                 <w:sz w:val="18"/>
               </w:rPr>
-              <w:t xml:space="preserve">• 관찰 사항: </w:t>
-            </w:r>
-            <w:r>
-              <w:rPr>
-                <w:rFonts w:ascii="맑은 고딕" w:hAnsi="맑은 고딕" w:eastAsia="맑은 고딕"/>
-                <w:b w:val="0"/>
-                <w:color w:val="C00000"/>
-                <w:sz w:val="18"/>
-              </w:rPr>
-              <w:t>〔예: 소 회피, 기둥 주변 미교반, 과습 구역〕</w:t>
-            </w:r>
-          </w:p>
-        </w:tc>
-      </w:tr>
-      <w:tr>
-        <w:tc>
-          <w:tcPr>
-            <w:tcW w:type="dxa" w:w="1814"/>
-            <w:shd w:val="clear" w:color="auto" w:fill="EDEDED"/>
-          </w:tcPr>
-          <w:p>
-            <w:pPr>
-              <w:spacing w:after="20" w:line="252" w:lineRule="auto"/>
-            </w:pPr>
-            <w:r/>
-            <w:r>
-              <w:rPr>
-                <w:rFonts w:ascii="맑은 고딕" w:hAnsi="맑은 고딕" w:eastAsia="맑은 고딕"/>
-                <w:b/>
-                <w:sz w:val="18"/>
-              </w:rPr>
-              <w:t>향후 계획</w:t>
-            </w:r>
-          </w:p>
-        </w:tc>
-        <w:tc>
-          <w:tcPr>
-            <w:tcW w:type="dxa" w:w="7824"/>
-          </w:tcPr>
-          <w:p>
-            <w:pPr>
-              <w:spacing w:after="20" w:line="252" w:lineRule="auto"/>
-            </w:pPr>
-            <w:r/>
-            <w:r>
-              <w:rPr>
-                <w:rFonts w:ascii="맑은 고딕" w:hAnsi="맑은 고딕" w:eastAsia="맑은 고딕"/>
-                <w:b w:val="0"/>
-                <w:sz w:val="18"/>
-              </w:rPr>
-              <w:t>2026. 11.부터 1일 2회 표준 절차(4장)로 전환하여 기록지 A에 매일 수기 기록</w:t>
-            </w:r>
-          </w:p>
-        </w:tc>
-      </w:tr>
-      <w:tr>
-        <w:tc>
-          <w:tcPr>
-            <w:tcW w:type="dxa" w:w="1814"/>
-            <w:shd w:val="clear" w:color="auto" w:fill="EDEDED"/>
-          </w:tcPr>
-          <w:p>
-            <w:pPr>
-              <w:spacing w:after="20" w:line="252" w:lineRule="auto"/>
-            </w:pPr>
-            <w:r/>
-            <w:r>
-              <w:rPr>
-                <w:rFonts w:ascii="맑은 고딕" w:hAnsi="맑은 고딕" w:eastAsia="맑은 고딕"/>
-                <w:b/>
-                <w:sz w:val="18"/>
-              </w:rPr>
-              <w:t>첨부</w:t>
-            </w:r>
-          </w:p>
-        </w:tc>
-        <w:tc>
-          <w:tcPr>
-            <w:tcW w:type="dxa" w:w="7824"/>
-          </w:tcPr>
-          <w:p>
-            <w:pPr>
-              <w:spacing w:after="20" w:line="252" w:lineRule="auto"/>
-            </w:pPr>
-            <w:r/>
-            <w:r>
-              <w:rPr>
-                <w:rFonts w:ascii="맑은 고딕" w:hAnsi="맑은 고딕" w:eastAsia="맑은 고딕"/>
-                <w:b w:val="0"/>
-                <w:sz w:val="18"/>
-              </w:rPr>
-              <w:t xml:space="preserve">일일 수기 기록(2026. 7.~), 일일 깔개 관리 점검표(2026. 9. 21.~), 작업 사진 </w:t>
-            </w:r>
-            <w:r>
-              <w:rPr>
-                <w:rFonts w:ascii="맑은 고딕" w:hAnsi="맑은 고딕" w:eastAsia="맑은 고딕"/>
-                <w:b w:val="0"/>
-                <w:color w:val="C00000"/>
-                <w:sz w:val="18"/>
-              </w:rPr>
-              <w:t>〔번호〕</w:t>
+              <w:t>일일 수기 기록(2026. 7.~), 일일 깔개 관리 점검표(2026. 9. 21.~), 작업 사진(사진 4~9)</w:t>
             </w:r>
           </w:p>
         </w:tc>
@@ -9458,18 +9316,50 @@
               <w:rPr>
                 <w:rFonts w:ascii="맑은 고딕" w:hAnsi="맑은 고딕" w:eastAsia="맑은 고딕"/>
                 <w:b w:val="0"/>
-                <w:color w:val="C00000"/>
                 <w:sz w:val="18"/>
               </w:rPr>
-              <w:t>〔기록일〕</w:t>
-            </w:r>
+              <w:t>2026. 10. 26.  /  2026. 7. 30.</w:t>
+            </w:r>
+          </w:p>
+        </w:tc>
+      </w:tr>
+      <w:tr>
+        <w:tc>
+          <w:tcPr>
+            <w:tcW w:type="dxa" w:w="1814"/>
+            <w:shd w:val="clear" w:color="auto" w:fill="EDEDED"/>
+          </w:tcPr>
+          <w:p>
+            <w:pPr>
+              <w:spacing w:after="20" w:line="252" w:lineRule="auto"/>
+            </w:pPr>
+            <w:r/>
+            <w:r>
+              <w:rPr>
+                <w:rFonts w:ascii="맑은 고딕" w:hAnsi="맑은 고딕" w:eastAsia="맑은 고딕"/>
+                <w:b/>
+                <w:sz w:val="18"/>
+              </w:rPr>
+              <w:t>목적</w:t>
+            </w:r>
+          </w:p>
+        </w:tc>
+        <w:tc>
+          <w:tcPr>
+            <w:tcW w:type="dxa" w:w="7824"/>
+          </w:tcPr>
+          <w:p>
+            <w:pPr>
+              <w:spacing w:after="20" w:line="252" w:lineRule="auto"/>
+            </w:pPr>
+            <w:r/>
             <w:r>
               <w:rPr>
                 <w:rFonts w:ascii="맑은 고딕" w:hAnsi="맑은 고딕" w:eastAsia="맑은 고딕"/>
                 <w:b w:val="0"/>
                 <w:sz w:val="18"/>
               </w:rPr>
-              <w:t xml:space="preserve">  /  2026. 7. 30.</w:t>
+              <w:t>실증지 HBP 운영과 본 과제를 정책기관에 소개하여 보급·확산 기반을 마련한다. (영업·판매)</w:t>
             </w:r>
           </w:p>
         </w:tc>
@@ -9491,7 +9381,7 @@
                 <w:b/>
                 <w:sz w:val="18"/>
               </w:rPr>
-              <w:t>목적</w:t>
+              <w:t>수행 내용</w:t>
             </w:r>
           </w:p>
         </w:tc>
@@ -9510,7 +9400,7 @@
                 <w:b w:val="0"/>
                 <w:sz w:val="18"/>
               </w:rPr>
-              <w:t>실증지 HBP 운영과 본 과제를 정책기관에 소개하여 보급·확산 기반을 마련한다. (영업·판매)</w:t>
+              <w:t>농림축산식품부 축산경영과장, 낙농진흥회, 경기도청 축산국 실증지 방문 — HBP 시스템 운영 현황 및 본 과제(자율주행 깔개 관리 로봇) 소개</w:t>
             </w:r>
           </w:p>
         </w:tc>
@@ -9532,7 +9422,7 @@
                 <w:b/>
                 <w:sz w:val="18"/>
               </w:rPr>
-              <w:t>수행 내용</w:t>
+              <w:t>결과</w:t>
             </w:r>
           </w:p>
         </w:tc>
@@ -9551,16 +9441,7 @@
                 <w:b w:val="0"/>
                 <w:sz w:val="18"/>
               </w:rPr>
-              <w:t xml:space="preserve">농림축산식품부 축산경영과장, 낙농진흥회, 경기도청 축산국 실증지 방문 — HBP 시스템 운영 현황 및 본 과제(자율주행 깔개 관리 로봇) 소개 </w:t>
-            </w:r>
-            <w:r>
-              <w:rPr>
-                <w:rFonts w:ascii="맑은 고딕" w:hAnsi="맑은 고딕" w:eastAsia="맑은 고딕"/>
-                <w:b w:val="0"/>
-                <w:color w:val="C00000"/>
-                <w:sz w:val="18"/>
-              </w:rPr>
-              <w:t>〔참석자 성명·직위〕</w:t>
+              <w:t>정책기관에 HBP 운영 현황과 본 과제를 현장에서 소개함. 정책 연계·보급 가능성은 후속 협의</w:t>
             </w:r>
           </w:p>
         </w:tc>
@@ -9582,7 +9463,7 @@
                 <w:b/>
                 <w:sz w:val="18"/>
               </w:rPr>
-              <w:t>결과</w:t>
+              <w:t>첨부</w:t>
             </w:r>
           </w:p>
         </w:tc>
@@ -9601,66 +9482,7 @@
                 <w:b w:val="0"/>
                 <w:sz w:val="18"/>
               </w:rPr>
-              <w:t xml:space="preserve">질의·의견: </w:t>
-            </w:r>
-            <w:r>
-              <w:rPr>
-                <w:rFonts w:ascii="맑은 고딕" w:hAnsi="맑은 고딕" w:eastAsia="맑은 고딕"/>
-                <w:b w:val="0"/>
-                <w:color w:val="C00000"/>
-                <w:sz w:val="18"/>
-              </w:rPr>
-              <w:t>〔        〕</w:t>
-            </w:r>
-          </w:p>
-        </w:tc>
-      </w:tr>
-      <w:tr>
-        <w:tc>
-          <w:tcPr>
-            <w:tcW w:type="dxa" w:w="1814"/>
-            <w:shd w:val="clear" w:color="auto" w:fill="EDEDED"/>
-          </w:tcPr>
-          <w:p>
-            <w:pPr>
-              <w:spacing w:after="20" w:line="252" w:lineRule="auto"/>
-            </w:pPr>
-            <w:r/>
-            <w:r>
-              <w:rPr>
-                <w:rFonts w:ascii="맑은 고딕" w:hAnsi="맑은 고딕" w:eastAsia="맑은 고딕"/>
-                <w:b/>
-                <w:sz w:val="18"/>
-              </w:rPr>
-              <w:t>첨부</w:t>
-            </w:r>
-          </w:p>
-        </w:tc>
-        <w:tc>
-          <w:tcPr>
-            <w:tcW w:type="dxa" w:w="7824"/>
-          </w:tcPr>
-          <w:p>
-            <w:pPr>
-              <w:spacing w:after="20" w:line="252" w:lineRule="auto"/>
-            </w:pPr>
-            <w:r/>
-            <w:r>
-              <w:rPr>
-                <w:rFonts w:ascii="맑은 고딕" w:hAnsi="맑은 고딕" w:eastAsia="맑은 고딕"/>
-                <w:b w:val="0"/>
-                <w:sz w:val="18"/>
-              </w:rPr>
-              <w:t xml:space="preserve">사진, 방명록 </w:t>
-            </w:r>
-            <w:r>
-              <w:rPr>
-                <w:rFonts w:ascii="맑은 고딕" w:hAnsi="맑은 고딕" w:eastAsia="맑은 고딕"/>
-                <w:b w:val="0"/>
-                <w:color w:val="C00000"/>
-                <w:sz w:val="18"/>
-              </w:rPr>
-              <w:t>〔번호〕</w:t>
+              <w:t>방문 사진, 방명록</w:t>
             </w:r>
           </w:p>
         </w:tc>
@@ -9971,61 +9793,104 @@
               <w:rPr>
                 <w:rFonts w:ascii="맑은 고딕" w:hAnsi="맑은 고딕" w:eastAsia="맑은 고딕"/>
                 <w:b w:val="0"/>
-                <w:color w:val="C00000"/>
                 <w:sz w:val="18"/>
               </w:rPr>
-              <w:t>〔기록일〕</w:t>
-            </w:r>
+              <w:t>2026. 10. 26.  /  2026년 ODA 사업국 방문 시 (우즈베키스탄 · 필리핀 · 네팔)</w:t>
+            </w:r>
+          </w:p>
+        </w:tc>
+      </w:tr>
+      <w:tr>
+        <w:tc>
+          <w:tcPr>
+            <w:tcW w:type="dxa" w:w="1814"/>
+            <w:shd w:val="clear" w:color="auto" w:fill="EDEDED"/>
+          </w:tcPr>
+          <w:p>
+            <w:pPr>
+              <w:spacing w:after="20" w:line="252" w:lineRule="auto"/>
+            </w:pPr>
+            <w:r/>
+            <w:r>
+              <w:rPr>
+                <w:rFonts w:ascii="맑은 고딕" w:hAnsi="맑은 고딕" w:eastAsia="맑은 고딕"/>
+                <w:b/>
+                <w:sz w:val="18"/>
+              </w:rPr>
+              <w:t>목적</w:t>
+            </w:r>
+          </w:p>
+        </w:tc>
+        <w:tc>
+          <w:tcPr>
+            <w:tcW w:type="dxa" w:w="7824"/>
+          </w:tcPr>
+          <w:p>
+            <w:pPr>
+              <w:spacing w:after="20" w:line="252" w:lineRule="auto"/>
+            </w:pPr>
+            <w:r/>
             <w:r>
               <w:rPr>
                 <w:rFonts w:ascii="맑은 고딕" w:hAnsi="맑은 고딕" w:eastAsia="맑은 고딕"/>
                 <w:b w:val="0"/>
                 <w:sz w:val="18"/>
               </w:rPr>
-              <w:t xml:space="preserve">  /  우즈베키스탄 </w:t>
-            </w:r>
-            <w:r>
-              <w:rPr>
-                <w:rFonts w:ascii="맑은 고딕" w:hAnsi="맑은 고딕" w:eastAsia="맑은 고딕"/>
-                <w:b w:val="0"/>
-                <w:color w:val="C00000"/>
+              <w:t>ODA 사업국 목장 방문 시 HBP와 본 과제를 소개하여 해외 보급 수요를 확인한다. (영업·판매)</w:t>
+            </w:r>
+          </w:p>
+        </w:tc>
+      </w:tr>
+      <w:tr>
+        <w:tc>
+          <w:tcPr>
+            <w:tcW w:type="dxa" w:w="1814"/>
+            <w:shd w:val="clear" w:color="auto" w:fill="EDEDED"/>
+          </w:tcPr>
+          <w:p>
+            <w:pPr>
+              <w:spacing w:after="20" w:line="252" w:lineRule="auto"/>
+            </w:pPr>
+            <w:r/>
+            <w:r>
+              <w:rPr>
+                <w:rFonts w:ascii="맑은 고딕" w:hAnsi="맑은 고딕" w:eastAsia="맑은 고딕"/>
+                <w:b/>
                 <w:sz w:val="18"/>
               </w:rPr>
-              <w:t>〔방문일〕</w:t>
-            </w:r>
+              <w:t>수행 내용</w:t>
+            </w:r>
+          </w:p>
+        </w:tc>
+        <w:tc>
+          <w:tcPr>
+            <w:tcW w:type="dxa" w:w="7824"/>
+          </w:tcPr>
+          <w:p>
+            <w:pPr>
+              <w:spacing w:after="20" w:line="252" w:lineRule="auto"/>
+            </w:pPr>
+            <w:r/>
             <w:r>
               <w:rPr>
                 <w:rFonts w:ascii="맑은 고딕" w:hAnsi="맑은 고딕" w:eastAsia="맑은 고딕"/>
                 <w:b w:val="0"/>
                 <w:sz w:val="18"/>
               </w:rPr>
-              <w:t xml:space="preserve"> · 필리핀 </w:t>
-            </w:r>
-            <w:r>
-              <w:rPr>
-                <w:rFonts w:ascii="맑은 고딕" w:hAnsi="맑은 고딕" w:eastAsia="맑은 고딕"/>
-                <w:b w:val="0"/>
-                <w:color w:val="C00000"/>
-                <w:sz w:val="18"/>
-              </w:rPr>
-              <w:t>〔방문일〕</w:t>
-            </w:r>
+              <w:t>• 방문국: 우즈베키스탄, 필리핀, 네팔 — 현지 목장·관계자 대상 송영신목장 소개</w:t>
+            </w:r>
+          </w:p>
+          <w:p>
+            <w:pPr>
+              <w:spacing w:after="20" w:line="252" w:lineRule="auto"/>
+            </w:pPr>
             <w:r>
               <w:rPr>
                 <w:rFonts w:ascii="맑은 고딕" w:hAnsi="맑은 고딕" w:eastAsia="맑은 고딕"/>
                 <w:b w:val="0"/>
                 <w:sz w:val="18"/>
               </w:rPr>
-              <w:t xml:space="preserve"> · 네팔 </w:t>
-            </w:r>
-            <w:r>
-              <w:rPr>
-                <w:rFonts w:ascii="맑은 고딕" w:hAnsi="맑은 고딕" w:eastAsia="맑은 고딕"/>
-                <w:b w:val="0"/>
-                <w:color w:val="C00000"/>
-                <w:sz w:val="18"/>
-              </w:rPr>
-              <w:t>〔방문일〕</w:t>
+              <w:t>• 소개 내용: HBP(부엽토 침상 우사) 시스템과 운영 효과, 본 과제(자율주행 깔개 관리 로봇) 및 향후 해외 보급 계획</w:t>
             </w:r>
           </w:p>
         </w:tc>
@@ -10047,7 +9912,7 @@
                 <w:b/>
                 <w:sz w:val="18"/>
               </w:rPr>
-              <w:t>목적</w:t>
+              <w:t>결과</w:t>
             </w:r>
           </w:p>
         </w:tc>
@@ -10066,7 +9931,20 @@
                 <w:b w:val="0"/>
                 <w:sz w:val="18"/>
               </w:rPr>
-              <w:t>ODA 사업국 목장 방문 시 HBP와 본 과제를 소개하여 해외 보급 수요를 확인한다. (영업·판매)</w:t>
+              <w:t>• 현지 농가는 콘크리트 바닥·계류 사육이 많아 침상 개선 수요 확인</w:t>
+            </w:r>
+          </w:p>
+          <w:p>
+            <w:pPr>
+              <w:spacing w:after="20" w:line="252" w:lineRule="auto"/>
+            </w:pPr>
+            <w:r>
+              <w:rPr>
+                <w:rFonts w:ascii="맑은 고딕" w:hAnsi="맑은 고딕" w:eastAsia="맑은 고딕"/>
+                <w:b w:val="0"/>
+                <w:sz w:val="18"/>
+              </w:rPr>
+              <w:t>• 3개국을 HBP·갈전구리 해외 보급 후보국으로 관리</w:t>
             </w:r>
           </w:p>
         </w:tc>
@@ -10088,7 +9966,7 @@
                 <w:b/>
                 <w:sz w:val="18"/>
               </w:rPr>
-              <w:t>수행 내용</w:t>
+              <w:t>첨부</w:t>
             </w:r>
           </w:p>
         </w:tc>
@@ -10107,133 +9985,7 @@
                 <w:b w:val="0"/>
                 <w:sz w:val="18"/>
               </w:rPr>
-              <w:t>• 방문국: 우즈베키스탄, 필리핀, 네팔 — 현지 목장·관계자 대상 송영신목장 소개</w:t>
-            </w:r>
-          </w:p>
-          <w:p>
-            <w:pPr>
-              <w:spacing w:after="20" w:line="252" w:lineRule="auto"/>
-            </w:pPr>
-            <w:r>
-              <w:rPr>
-                <w:rFonts w:ascii="맑은 고딕" w:hAnsi="맑은 고딕" w:eastAsia="맑은 고딕"/>
-                <w:b w:val="0"/>
-                <w:sz w:val="18"/>
-              </w:rPr>
-              <w:t>• 소개 내용: HBP(부엽토 침상 우사) 시스템과 운영 효과, 본 과제(자율주행 깔개 관리 로봇) 및 향후 해외 보급 계획</w:t>
-            </w:r>
-          </w:p>
-        </w:tc>
-      </w:tr>
-      <w:tr>
-        <w:tc>
-          <w:tcPr>
-            <w:tcW w:type="dxa" w:w="1814"/>
-            <w:shd w:val="clear" w:color="auto" w:fill="EDEDED"/>
-          </w:tcPr>
-          <w:p>
-            <w:pPr>
-              <w:spacing w:after="20" w:line="252" w:lineRule="auto"/>
-            </w:pPr>
-            <w:r/>
-            <w:r>
-              <w:rPr>
-                <w:rFonts w:ascii="맑은 고딕" w:hAnsi="맑은 고딕" w:eastAsia="맑은 고딕"/>
-                <w:b/>
-                <w:sz w:val="18"/>
-              </w:rPr>
-              <w:t>결과</w:t>
-            </w:r>
-          </w:p>
-        </w:tc>
-        <w:tc>
-          <w:tcPr>
-            <w:tcW w:type="dxa" w:w="7824"/>
-          </w:tcPr>
-          <w:p>
-            <w:pPr>
-              <w:spacing w:after="20" w:line="252" w:lineRule="auto"/>
-            </w:pPr>
-            <w:r/>
-            <w:r>
-              <w:rPr>
-                <w:rFonts w:ascii="맑은 고딕" w:hAnsi="맑은 고딕" w:eastAsia="맑은 고딕"/>
-                <w:b w:val="0"/>
-                <w:sz w:val="18"/>
-              </w:rPr>
-              <w:t>• 현지 농가는 콘크리트 바닥·계류 사육이 많아 침상 개선 수요 확인</w:t>
-            </w:r>
-          </w:p>
-          <w:p>
-            <w:pPr>
-              <w:spacing w:after="20" w:line="252" w:lineRule="auto"/>
-            </w:pPr>
-            <w:r>
-              <w:rPr>
-                <w:rFonts w:ascii="맑은 고딕" w:hAnsi="맑은 고딕" w:eastAsia="맑은 고딕"/>
-                <w:b w:val="0"/>
-                <w:sz w:val="18"/>
-              </w:rPr>
-              <w:t xml:space="preserve">• 국가별 관심 사항: </w:t>
-            </w:r>
-            <w:r>
-              <w:rPr>
-                <w:rFonts w:ascii="맑은 고딕" w:hAnsi="맑은 고딕" w:eastAsia="맑은 고딕"/>
-                <w:b w:val="0"/>
-                <w:color w:val="C00000"/>
-                <w:sz w:val="18"/>
-              </w:rPr>
-              <w:t>〔        〕</w:t>
-            </w:r>
-          </w:p>
-        </w:tc>
-      </w:tr>
-      <w:tr>
-        <w:tc>
-          <w:tcPr>
-            <w:tcW w:type="dxa" w:w="1814"/>
-            <w:shd w:val="clear" w:color="auto" w:fill="EDEDED"/>
-          </w:tcPr>
-          <w:p>
-            <w:pPr>
-              <w:spacing w:after="20" w:line="252" w:lineRule="auto"/>
-            </w:pPr>
-            <w:r/>
-            <w:r>
-              <w:rPr>
-                <w:rFonts w:ascii="맑은 고딕" w:hAnsi="맑은 고딕" w:eastAsia="맑은 고딕"/>
-                <w:b/>
-                <w:sz w:val="18"/>
-              </w:rPr>
-              <w:t>첨부</w:t>
-            </w:r>
-          </w:p>
-        </w:tc>
-        <w:tc>
-          <w:tcPr>
-            <w:tcW w:type="dxa" w:w="7824"/>
-          </w:tcPr>
-          <w:p>
-            <w:pPr>
-              <w:spacing w:after="20" w:line="252" w:lineRule="auto"/>
-            </w:pPr>
-            <w:r/>
-            <w:r>
-              <w:rPr>
-                <w:rFonts w:ascii="맑은 고딕" w:hAnsi="맑은 고딕" w:eastAsia="맑은 고딕"/>
-                <w:b w:val="0"/>
-                <w:sz w:val="18"/>
-              </w:rPr>
-              <w:t xml:space="preserve">방문 일정표, 발표자료, 사진 </w:t>
-            </w:r>
-            <w:r>
-              <w:rPr>
-                <w:rFonts w:ascii="맑은 고딕" w:hAnsi="맑은 고딕" w:eastAsia="맑은 고딕"/>
-                <w:b w:val="0"/>
-                <w:color w:val="C00000"/>
-                <w:sz w:val="18"/>
-              </w:rPr>
-              <w:t>〔번호〕</w:t>
+              <w:t>방문 일정표, 발표자료, 방문 사진</w:t>
             </w:r>
           </w:p>
         </w:tc>
@@ -10803,16 +10555,7 @@
                 <w:b w:val="0"/>
                 <w:sz w:val="18"/>
               </w:rPr>
-              <w:t xml:space="preserve">우사 도면 1·2차, 평면도 v3, 중간점검 제출자료, 현장 사진 </w:t>
-            </w:r>
-            <w:r>
-              <w:rPr>
-                <w:rFonts w:ascii="맑은 고딕" w:hAnsi="맑은 고딕" w:eastAsia="맑은 고딕"/>
-                <w:b w:val="0"/>
-                <w:color w:val="C00000"/>
-                <w:sz w:val="18"/>
-              </w:rPr>
-              <w:t>〔번호〕</w:t>
+              <w:t>우사 도면 1·2차, 평면도 v3, 중간점검 제출자료, 현장 사진(사진 1~3)</w:t>
             </w:r>
           </w:p>
         </w:tc>
@@ -11123,18 +10866,50 @@
               <w:rPr>
                 <w:rFonts w:ascii="맑은 고딕" w:hAnsi="맑은 고딕" w:eastAsia="맑은 고딕"/>
                 <w:b w:val="0"/>
-                <w:color w:val="C00000"/>
                 <w:sz w:val="18"/>
               </w:rPr>
-              <w:t>〔기록일〕</w:t>
-            </w:r>
+              <w:t>2026. 10. 26.  /  2026. 9. 30.</w:t>
+            </w:r>
+          </w:p>
+        </w:tc>
+      </w:tr>
+      <w:tr>
+        <w:tc>
+          <w:tcPr>
+            <w:tcW w:type="dxa" w:w="1814"/>
+            <w:shd w:val="clear" w:color="auto" w:fill="EDEDED"/>
+          </w:tcPr>
+          <w:p>
+            <w:pPr>
+              <w:spacing w:after="20" w:line="252" w:lineRule="auto"/>
+            </w:pPr>
+            <w:r/>
+            <w:r>
+              <w:rPr>
+                <w:rFonts w:ascii="맑은 고딕" w:hAnsi="맑은 고딕" w:eastAsia="맑은 고딕"/>
+                <w:b/>
+                <w:sz w:val="18"/>
+              </w:rPr>
+              <w:t>목적</w:t>
+            </w:r>
+          </w:p>
+        </w:tc>
+        <w:tc>
+          <w:tcPr>
+            <w:tcW w:type="dxa" w:w="7824"/>
+          </w:tcPr>
+          <w:p>
+            <w:pPr>
+              <w:spacing w:after="20" w:line="252" w:lineRule="auto"/>
+            </w:pPr>
+            <w:r/>
             <w:r>
               <w:rPr>
                 <w:rFonts w:ascii="맑은 고딕" w:hAnsi="맑은 고딕" w:eastAsia="맑은 고딕"/>
                 <w:b w:val="0"/>
                 <w:sz w:val="18"/>
               </w:rPr>
-              <w:t xml:space="preserve">  /  2026. 9. 30.</w:t>
+              <w:t>수행기관 간 과제 수행 현황을 공유하고 일정·역할을 조율한다.</w:t>
             </w:r>
           </w:p>
         </w:tc>
@@ -11156,7 +10931,7 @@
                 <w:b/>
                 <w:sz w:val="18"/>
               </w:rPr>
-              <w:t>목적</w:t>
+              <w:t>수행 내용</w:t>
             </w:r>
           </w:p>
         </w:tc>
@@ -11175,7 +10950,7 @@
                 <w:b w:val="0"/>
                 <w:sz w:val="18"/>
               </w:rPr>
-              <w:t>수행기관 간 과제 수행 현황을 공유하고 일정·역할을 조율한다.</w:t>
+              <w:t>D2O 파트 발표: 수행 업무(실증 및 테스트, 영업·판매), 실증지 개요(1,368 m², 착유우 30두·건유·육성우 약 35두, 침상 60 cm 이상), 1년차 추진 경과, 실증지에서 도출한 교반장치 핵심 요구(기둥·소 회피, 작업 구역 형상, 수작업과 동등한 교반 품질, 매일 1~2회 예약 작업)</w:t>
             </w:r>
           </w:p>
         </w:tc>
@@ -11197,7 +10972,7 @@
                 <w:b/>
                 <w:sz w:val="18"/>
               </w:rPr>
-              <w:t>수행 내용</w:t>
+              <w:t>결과</w:t>
             </w:r>
           </w:p>
         </w:tc>
@@ -11216,7 +10991,7 @@
                 <w:b w:val="0"/>
                 <w:sz w:val="18"/>
               </w:rPr>
-              <w:t>D2O 파트 발표: 수행 업무(실증 및 테스트, 영업·판매), 실증지 개요(1,368 m², 착유우 30두·건유·육성우 약 35두, 침상 60 cm 이상), 1년차 추진 경과, 실증지에서 도출한 교반장치 핵심 요구(기둥·소 회피, 작업 구역 형상, 수작업과 동등한 교반 품질, 매일 1~2회 예약 작업)</w:t>
+              <w:t>D2O 파트 발표 완료, 수행기관 간 1년차 일정·역할 공유 (세부 사항은 회의록)</w:t>
             </w:r>
           </w:p>
         </w:tc>
@@ -11238,7 +11013,7 @@
                 <w:b/>
                 <w:sz w:val="18"/>
               </w:rPr>
-              <w:t>결과</w:t>
+              <w:t>향후 계획</w:t>
             </w:r>
           </w:p>
         </w:tc>
@@ -11257,16 +11032,7 @@
                 <w:b w:val="0"/>
                 <w:sz w:val="18"/>
               </w:rPr>
-              <w:t xml:space="preserve">결정 사항: </w:t>
-            </w:r>
-            <w:r>
-              <w:rPr>
-                <w:rFonts w:ascii="맑은 고딕" w:hAnsi="맑은 고딕" w:eastAsia="맑은 고딕"/>
-                <w:b w:val="0"/>
-                <w:color w:val="C00000"/>
-                <w:sz w:val="18"/>
-              </w:rPr>
-              <w:t>〔        〕</w:t>
+              <w:t>요구사항 정리·전달, 일일 점검 데이터 누적, 측정 장비 도입</w:t>
             </w:r>
           </w:p>
         </w:tc>
@@ -11288,7 +11054,7 @@
                 <w:b/>
                 <w:sz w:val="18"/>
               </w:rPr>
-              <w:t>향후 계획</w:t>
+              <w:t>첨부</w:t>
             </w:r>
           </w:p>
         </w:tc>
@@ -11307,57 +11073,7 @@
                 <w:b w:val="0"/>
                 <w:sz w:val="18"/>
               </w:rPr>
-              <w:t>요구사항 정리·전달, 일일 점검 데이터 누적, 측정 장비 도입</w:t>
-            </w:r>
-          </w:p>
-        </w:tc>
-      </w:tr>
-      <w:tr>
-        <w:tc>
-          <w:tcPr>
-            <w:tcW w:type="dxa" w:w="1814"/>
-            <w:shd w:val="clear" w:color="auto" w:fill="EDEDED"/>
-          </w:tcPr>
-          <w:p>
-            <w:pPr>
-              <w:spacing w:after="20" w:line="252" w:lineRule="auto"/>
-            </w:pPr>
-            <w:r/>
-            <w:r>
-              <w:rPr>
-                <w:rFonts w:ascii="맑은 고딕" w:hAnsi="맑은 고딕" w:eastAsia="맑은 고딕"/>
-                <w:b/>
-                <w:sz w:val="18"/>
-              </w:rPr>
-              <w:t>첨부</w:t>
-            </w:r>
-          </w:p>
-        </w:tc>
-        <w:tc>
-          <w:tcPr>
-            <w:tcW w:type="dxa" w:w="7824"/>
-          </w:tcPr>
-          <w:p>
-            <w:pPr>
-              <w:spacing w:after="20" w:line="252" w:lineRule="auto"/>
-            </w:pPr>
-            <w:r/>
-            <w:r>
-              <w:rPr>
-                <w:rFonts w:ascii="맑은 고딕" w:hAnsi="맑은 고딕" w:eastAsia="맑은 고딕"/>
-                <w:b w:val="0"/>
-                <w:sz w:val="18"/>
-              </w:rPr>
-              <w:t xml:space="preserve">간담회 발표자료(D2O 파트), 회의록 </w:t>
-            </w:r>
-            <w:r>
-              <w:rPr>
-                <w:rFonts w:ascii="맑은 고딕" w:hAnsi="맑은 고딕" w:eastAsia="맑은 고딕"/>
-                <w:b w:val="0"/>
-                <w:color w:val="C00000"/>
-                <w:sz w:val="18"/>
-              </w:rPr>
-              <w:t>〔번호〕</w:t>
+              <w:t>간담회 발표자료(D2O 파트), 회의록</w:t>
             </w:r>
           </w:p>
         </w:tc>
@@ -11886,16 +11602,7 @@
                 <w:b w:val="0"/>
                 <w:sz w:val="18"/>
               </w:rPr>
-              <w:t xml:space="preserve">연구비 집행계획서(2026. 10. 23.), 견적서·발주서 </w:t>
-            </w:r>
-            <w:r>
-              <w:rPr>
-                <w:rFonts w:ascii="맑은 고딕" w:hAnsi="맑은 고딕" w:eastAsia="맑은 고딕"/>
-                <w:b w:val="0"/>
-                <w:color w:val="C00000"/>
-                <w:sz w:val="18"/>
-              </w:rPr>
-              <w:t>〔번호〕</w:t>
+              <w:t>연구비 집행계획서(2026. 10. 23.), 견적서·발주서(발주 시 첨부)</w:t>
             </w:r>
           </w:p>
         </w:tc>

--- a/deliverables/2026_산자부_연구노트_D2O_현장점검제출본.docx
+++ b/deliverables/2026_산자부_연구노트_D2O_현장점검제출본.docx
@@ -977,7 +977,7 @@
         </w:rPr>
         <w:t>[기록 5] 수행기관 간담회 발표</w:t>
         <w:tab/>
-        <w:t>13</w:t>
+        <w:t>14</w:t>
       </w:r>
     </w:p>
     <w:p>
@@ -996,7 +996,7 @@
         </w:rPr>
         <w:t>[기록 6] 1일 2회 표준 교반 절차 및 겨울~봄 침상 보충 계획 수립</w:t>
         <w:tab/>
-        <w:t>13</w:t>
+        <w:t>14</w:t>
       </w:r>
     </w:p>
     <w:p>
@@ -1015,7 +1015,7 @@
         </w:rPr>
         <w:t>7. 제3부 수기 기록지</w:t>
         <w:tab/>
-        <w:t>15</w:t>
+        <w:t>16</w:t>
       </w:r>
     </w:p>
     <w:p>
@@ -1034,7 +1034,7 @@
         </w:rPr>
         <w:t>기록지 A. 일일 교반·침상 관리 기록 (주간)</w:t>
         <w:tab/>
-        <w:t>15</w:t>
+        <w:t>16</w:t>
       </w:r>
     </w:p>
     <w:p>
@@ -1053,7 +1053,7 @@
         </w:rPr>
         <w:t>기록지 B. 주간 침상 측정 기록</w:t>
         <w:tab/>
-        <w:t>16</w:t>
+        <w:t>17</w:t>
       </w:r>
     </w:p>
     <w:p>
@@ -1072,7 +1072,7 @@
         </w:rPr>
         <w:t>기록지 C. 베딩 재료 입고·투입 기록</w:t>
         <w:tab/>
-        <w:t>17</w:t>
+        <w:t>18</w:t>
       </w:r>
     </w:p>
     <w:p>
@@ -1091,7 +1091,7 @@
         </w:rPr>
         <w:t>기록지 D. 영업·홍보 활동 기록</w:t>
         <w:tab/>
-        <w:t>18</w:t>
+        <w:t>19</w:t>
       </w:r>
     </w:p>
     <w:p>
@@ -1110,7 +1110,7 @@
         </w:rPr>
         <w:t>기록지 E. 연구 기록 (공란)</w:t>
         <w:tab/>
-        <w:t>19</w:t>
+        <w:t>20</w:t>
       </w:r>
     </w:p>
     <w:p>
@@ -1129,7 +1129,7 @@
         </w:rPr>
         <w:t>8. 점검 기록 (연구책임자·관리자)</w:t>
         <w:tab/>
-        <w:t>20</w:t>
+        <w:t>21</w:t>
       </w:r>
     </w:p>
     <w:p>
@@ -9795,7 +9795,7 @@
                 <w:b w:val="0"/>
                 <w:sz w:val="18"/>
               </w:rPr>
-              <w:t>2026. 10. 26.  /  2026년 ODA 사업국 방문 시 (우즈베키스탄 · 필리핀 · 네팔)</w:t>
+              <w:t>2026. 10. 26.  /  우즈베키스탄 2026. 8. 19.~22. · 필리핀 2026. 9. 13.~17. · 네팔 2026. 10. 8.</w:t>
             </w:r>
           </w:p>
         </w:tc>
@@ -9836,7 +9836,7 @@
                 <w:b w:val="0"/>
                 <w:sz w:val="18"/>
               </w:rPr>
-              <w:t>ODA 사업국 목장 방문 시 HBP와 본 과제를 소개하여 해외 보급 수요를 확인한다. (영업·판매)</w:t>
+              <w:t>ODA 사업국 목장 방문 시 HBP와 본 과제를 소개하여 해외 보급 수요를 확인한다. (영업·판매·확산 기반 구축)</w:t>
             </w:r>
           </w:p>
         </w:tc>
@@ -9877,7 +9877,7 @@
                 <w:b w:val="0"/>
                 <w:sz w:val="18"/>
               </w:rPr>
-              <w:t>• 방문국: 우즈베키스탄, 필리핀, 네팔 — 현지 목장·관계자 대상 송영신목장 소개</w:t>
+              <w:t>• 우즈베키스탄(8. 19.~22.): 현지 목장 관계자 면담 및 낙농 목장 현장 방문 — 송영신목장 HBP 침상 운영과 본 과제 소개</w:t>
             </w:r>
           </w:p>
           <w:p>
@@ -9890,7 +9890,20 @@
                 <w:b w:val="0"/>
                 <w:sz w:val="18"/>
               </w:rPr>
-              <w:t>• 소개 내용: HBP(부엽토 침상 우사) 시스템과 운영 효과, 본 과제(자율주행 깔개 관리 로봇) 및 향후 해외 보급 계획</w:t>
+              <w:t>• 필리핀(9. 13.~17.): 현지 교육·강의 및 물소 농가 방문 — HBP 침상 시스템과 본 과제 소개</w:t>
+            </w:r>
+          </w:p>
+          <w:p>
+            <w:pPr>
+              <w:spacing w:after="20" w:line="252" w:lineRule="auto"/>
+            </w:pPr>
+            <w:r>
+              <w:rPr>
+                <w:rFonts w:ascii="맑은 고딕" w:hAnsi="맑은 고딕" w:eastAsia="맑은 고딕"/>
+                <w:b w:val="0"/>
+                <w:sz w:val="18"/>
+              </w:rPr>
+              <w:t>• 네팔(10. 8.): 신둘리 낙농 농민 대상 강의 — HBP(부엽토 침상 우사) 원리·조성 방법, 송영신목장 사례, 본 과제 소개</w:t>
             </w:r>
           </w:p>
         </w:tc>
@@ -9931,7 +9944,7 @@
                 <w:b w:val="0"/>
                 <w:sz w:val="18"/>
               </w:rPr>
-              <w:t>• 현지 농가는 콘크리트 바닥·계류 사육이 많아 침상 개선 수요 확인</w:t>
+              <w:t>• 3개국 현지 농가는 콘크리트 바닥·계류 사육 비중이 높아 침상 개선 수요를 확인함</w:t>
             </w:r>
           </w:p>
           <w:p>
@@ -9947,6 +9960,19 @@
               <w:t>• 3개국을 HBP·갈전구리 해외 보급 후보국으로 관리</w:t>
             </w:r>
           </w:p>
+          <w:p>
+            <w:pPr>
+              <w:spacing w:after="20" w:line="252" w:lineRule="auto"/>
+            </w:pPr>
+            <w:r>
+              <w:rPr>
+                <w:rFonts w:ascii="맑은 고딕" w:hAnsi="맑은 고딕" w:eastAsia="맑은 고딕"/>
+                <w:b w:val="0"/>
+                <w:sz w:val="18"/>
+              </w:rPr>
+              <w:t>• 본 활동은 타 사업 출장 중 수행한 소개 활동으로, 본 과제 연구비 집행과는 관계없음</w:t>
+            </w:r>
+          </w:p>
         </w:tc>
       </w:tr>
       <w:tr>
@@ -9985,7 +10011,7 @@
                 <w:b w:val="0"/>
                 <w:sz w:val="18"/>
               </w:rPr>
-              <w:t>방문 일정표, 발표자료, 방문 사진</w:t>
+              <w:t>방문 사진(사진 10~13), 네팔 신둘리 강의 자료(2026. 10. 8.)</w:t>
             </w:r>
           </w:p>
         </w:tc>
@@ -10227,6 +10253,308 @@
               <w:spacing w:after="20" w:line="252" w:lineRule="auto"/>
             </w:pPr>
             <w:r/>
+          </w:p>
+        </w:tc>
+      </w:tr>
+    </w:tbl>
+    <w:p>
+      <w:pPr>
+        <w:spacing w:after="40"/>
+      </w:pPr>
+    </w:p>
+    <w:p>
+      <w:pPr>
+        <w:keepNext/>
+        <w:spacing w:after="40" w:before="40"/>
+      </w:pPr>
+      <w:r>
+        <w:rPr>
+          <w:rFonts w:ascii="맑은 고딕" w:hAnsi="맑은 고딕" w:eastAsia="맑은 고딕"/>
+          <w:b/>
+          <w:sz w:val="20"/>
+        </w:rPr>
+        <w:t>해외 방문 사진</w:t>
+      </w:r>
+    </w:p>
+    <w:tbl>
+      <w:tblPr>
+        <w:tblW w:type="auto" w:w="0"/>
+        <w:jc w:val="center"/>
+        <w:tblLook w:firstColumn="1" w:firstRow="1" w:lastColumn="0" w:lastRow="0" w:noHBand="0" w:noVBand="1" w:val="04A0"/>
+      </w:tblPr>
+      <w:tblGrid>
+        <w:gridCol w:w="4819"/>
+        <w:gridCol w:w="4819"/>
+      </w:tblGrid>
+      <w:tr>
+        <w:tc>
+          <w:tcPr>
+            <w:tcW w:type="dxa" w:w="4819"/>
+          </w:tcPr>
+          <w:p>
+            <w:pPr>
+              <w:jc w:val="center"/>
+            </w:pPr>
+            <w:r>
+              <w:drawing>
+                <wp:inline xmlns:a="http://schemas.openxmlformats.org/drawingml/2006/main" xmlns:pic="http://schemas.openxmlformats.org/drawingml/2006/picture">
+                  <wp:extent cx="1350000" cy="1800000"/>
+                  <wp:docPr id="11" name="Picture 11"/>
+                  <wp:cNvGraphicFramePr>
+                    <a:graphicFrameLocks noChangeAspect="1"/>
+                  </wp:cNvGraphicFramePr>
+                  <a:graphic>
+                    <a:graphicData uri="http://schemas.openxmlformats.org/drawingml/2006/picture">
+                      <pic:pic>
+                        <pic:nvPicPr>
+                          <pic:cNvPr id="0" name="oda-uz-01-meeting-0819.jpg"/>
+                          <pic:cNvPicPr/>
+                        </pic:nvPicPr>
+                        <pic:blipFill>
+                          <a:blip r:embed="rId20"/>
+                          <a:stretch>
+                            <a:fillRect/>
+                          </a:stretch>
+                        </pic:blipFill>
+                        <pic:spPr>
+                          <a:xfrm>
+                            <a:off x="0" y="0"/>
+                            <a:ext cx="1350000" cy="1800000"/>
+                          </a:xfrm>
+                          <a:prstGeom prst="rect"/>
+                        </pic:spPr>
+                      </pic:pic>
+                    </a:graphicData>
+                  </a:graphic>
+                </wp:inline>
+              </w:drawing>
+            </w:r>
+          </w:p>
+        </w:tc>
+        <w:tc>
+          <w:tcPr>
+            <w:tcW w:type="dxa" w:w="4819"/>
+          </w:tcPr>
+          <w:p>
+            <w:pPr>
+              <w:jc w:val="center"/>
+            </w:pPr>
+            <w:r>
+              <w:drawing>
+                <wp:inline xmlns:a="http://schemas.openxmlformats.org/drawingml/2006/main" xmlns:pic="http://schemas.openxmlformats.org/drawingml/2006/picture">
+                  <wp:extent cx="1350000" cy="1800000"/>
+                  <wp:docPr id="12" name="Picture 12"/>
+                  <wp:cNvGraphicFramePr>
+                    <a:graphicFrameLocks noChangeAspect="1"/>
+                  </wp:cNvGraphicFramePr>
+                  <a:graphic>
+                    <a:graphicData uri="http://schemas.openxmlformats.org/drawingml/2006/picture">
+                      <pic:pic>
+                        <pic:nvPicPr>
+                          <pic:cNvPr id="0" name="oda-uz-02-farm-0819.jpg"/>
+                          <pic:cNvPicPr/>
+                        </pic:nvPicPr>
+                        <pic:blipFill>
+                          <a:blip r:embed="rId21"/>
+                          <a:stretch>
+                            <a:fillRect/>
+                          </a:stretch>
+                        </pic:blipFill>
+                        <pic:spPr>
+                          <a:xfrm>
+                            <a:off x="0" y="0"/>
+                            <a:ext cx="1350000" cy="1800000"/>
+                          </a:xfrm>
+                          <a:prstGeom prst="rect"/>
+                        </pic:spPr>
+                      </pic:pic>
+                    </a:graphicData>
+                  </a:graphic>
+                </wp:inline>
+              </w:drawing>
+            </w:r>
+          </w:p>
+        </w:tc>
+      </w:tr>
+      <w:tr>
+        <w:tc>
+          <w:tcPr>
+            <w:tcW w:type="dxa" w:w="4819"/>
+          </w:tcPr>
+          <w:p>
+            <w:pPr>
+              <w:jc w:val="center"/>
+            </w:pPr>
+            <w:r>
+              <w:rPr>
+                <w:rFonts w:ascii="맑은 고딕" w:hAnsi="맑은 고딕" w:eastAsia="맑은 고딕"/>
+                <w:b w:val="0"/>
+                <w:sz w:val="16"/>
+              </w:rPr>
+              <w:t>〈사진 10〉 우즈베키스탄 — 목장 관계자 면담 (2026. 8.)</w:t>
+            </w:r>
+          </w:p>
+        </w:tc>
+        <w:tc>
+          <w:tcPr>
+            <w:tcW w:type="dxa" w:w="4819"/>
+          </w:tcPr>
+          <w:p>
+            <w:pPr>
+              <w:jc w:val="center"/>
+            </w:pPr>
+            <w:r>
+              <w:rPr>
+                <w:rFonts w:ascii="맑은 고딕" w:hAnsi="맑은 고딕" w:eastAsia="맑은 고딕"/>
+                <w:b w:val="0"/>
+                <w:sz w:val="16"/>
+              </w:rPr>
+              <w:t>〈사진 11〉 우즈베키스탄 — 낙농 목장 현장 (2026. 8.)</w:t>
+            </w:r>
+          </w:p>
+        </w:tc>
+      </w:tr>
+    </w:tbl>
+    <w:p>
+      <w:pPr>
+        <w:spacing w:after="40"/>
+      </w:pPr>
+    </w:p>
+    <w:tbl>
+      <w:tblPr>
+        <w:tblW w:type="auto" w:w="0"/>
+        <w:jc w:val="center"/>
+        <w:tblLook w:firstColumn="1" w:firstRow="1" w:lastColumn="0" w:lastRow="0" w:noHBand="0" w:noVBand="1" w:val="04A0"/>
+      </w:tblPr>
+      <w:tblGrid>
+        <w:gridCol w:w="4819"/>
+        <w:gridCol w:w="4819"/>
+      </w:tblGrid>
+      <w:tr>
+        <w:tc>
+          <w:tcPr>
+            <w:tcW w:type="dxa" w:w="4819"/>
+          </w:tcPr>
+          <w:p>
+            <w:pPr>
+              <w:jc w:val="center"/>
+            </w:pPr>
+            <w:r>
+              <w:drawing>
+                <wp:inline xmlns:a="http://schemas.openxmlformats.org/drawingml/2006/main" xmlns:pic="http://schemas.openxmlformats.org/drawingml/2006/picture">
+                  <wp:extent cx="2016000" cy="1512000"/>
+                  <wp:docPr id="13" name="Picture 13"/>
+                  <wp:cNvGraphicFramePr>
+                    <a:graphicFrameLocks noChangeAspect="1"/>
+                  </wp:cNvGraphicFramePr>
+                  <a:graphic>
+                    <a:graphicData uri="http://schemas.openxmlformats.org/drawingml/2006/picture">
+                      <pic:pic>
+                        <pic:nvPicPr>
+                          <pic:cNvPr id="0" name="oda-ph-01-lecture-0913.jpg"/>
+                          <pic:cNvPicPr/>
+                        </pic:nvPicPr>
+                        <pic:blipFill>
+                          <a:blip r:embed="rId22"/>
+                          <a:stretch>
+                            <a:fillRect/>
+                          </a:stretch>
+                        </pic:blipFill>
+                        <pic:spPr>
+                          <a:xfrm>
+                            <a:off x="0" y="0"/>
+                            <a:ext cx="2016000" cy="1512000"/>
+                          </a:xfrm>
+                          <a:prstGeom prst="rect"/>
+                        </pic:spPr>
+                      </pic:pic>
+                    </a:graphicData>
+                  </a:graphic>
+                </wp:inline>
+              </w:drawing>
+            </w:r>
+          </w:p>
+        </w:tc>
+        <w:tc>
+          <w:tcPr>
+            <w:tcW w:type="dxa" w:w="4819"/>
+          </w:tcPr>
+          <w:p>
+            <w:pPr>
+              <w:jc w:val="center"/>
+            </w:pPr>
+            <w:r>
+              <w:drawing>
+                <wp:inline xmlns:a="http://schemas.openxmlformats.org/drawingml/2006/main" xmlns:pic="http://schemas.openxmlformats.org/drawingml/2006/picture">
+                  <wp:extent cx="1134000" cy="1512000"/>
+                  <wp:docPr id="14" name="Picture 14"/>
+                  <wp:cNvGraphicFramePr>
+                    <a:graphicFrameLocks noChangeAspect="1"/>
+                  </wp:cNvGraphicFramePr>
+                  <a:graphic>
+                    <a:graphicData uri="http://schemas.openxmlformats.org/drawingml/2006/picture">
+                      <pic:pic>
+                        <pic:nvPicPr>
+                          <pic:cNvPr id="0" name="oda-ph-02-buffalo-farm-0913.jpg"/>
+                          <pic:cNvPicPr/>
+                        </pic:nvPicPr>
+                        <pic:blipFill>
+                          <a:blip r:embed="rId23"/>
+                          <a:stretch>
+                            <a:fillRect/>
+                          </a:stretch>
+                        </pic:blipFill>
+                        <pic:spPr>
+                          <a:xfrm>
+                            <a:off x="0" y="0"/>
+                            <a:ext cx="1134000" cy="1512000"/>
+                          </a:xfrm>
+                          <a:prstGeom prst="rect"/>
+                        </pic:spPr>
+                      </pic:pic>
+                    </a:graphicData>
+                  </a:graphic>
+                </wp:inline>
+              </w:drawing>
+            </w:r>
+          </w:p>
+        </w:tc>
+      </w:tr>
+      <w:tr>
+        <w:tc>
+          <w:tcPr>
+            <w:tcW w:type="dxa" w:w="4819"/>
+          </w:tcPr>
+          <w:p>
+            <w:pPr>
+              <w:jc w:val="center"/>
+            </w:pPr>
+            <w:r>
+              <w:rPr>
+                <w:rFonts w:ascii="맑은 고딕" w:hAnsi="맑은 고딕" w:eastAsia="맑은 고딕"/>
+                <w:b w:val="0"/>
+                <w:sz w:val="16"/>
+              </w:rPr>
+              <w:t>〈사진 12〉 필리핀 — 현지 교육·강의 (2026. 9.)</w:t>
+            </w:r>
+          </w:p>
+        </w:tc>
+        <w:tc>
+          <w:tcPr>
+            <w:tcW w:type="dxa" w:w="4819"/>
+          </w:tcPr>
+          <w:p>
+            <w:pPr>
+              <w:jc w:val="center"/>
+            </w:pPr>
+            <w:r>
+              <w:rPr>
+                <w:rFonts w:ascii="맑은 고딕" w:hAnsi="맑은 고딕" w:eastAsia="맑은 고딕"/>
+                <w:b w:val="0"/>
+                <w:sz w:val="16"/>
+              </w:rPr>
+              <w:t>〈사진 13〉 필리핀 — 물소 농가 방문 (2026. 9.)</w:t>
+            </w:r>
           </w:p>
         </w:tc>
       </w:tr>

--- a/deliverables/2026_산자부_연구노트_D2O_현장점검제출본.docx
+++ b/deliverables/2026_산자부_연구노트_D2O_현장점검제출본.docx
@@ -1005,6 +1005,25 @@
           <w:tab w:pos="9638" w:val="right" w:leader="dot"/>
         </w:tabs>
         <w:spacing w:after="40"/>
+        <w:ind w:left="340"/>
+      </w:pPr>
+      <w:r>
+        <w:rPr>
+          <w:rFonts w:ascii="맑은 고딕" w:hAnsi="맑은 고딕" w:eastAsia="맑은 고딕"/>
+          <w:b w:val="0"/>
+          <w:sz w:val="19"/>
+        </w:rPr>
+        <w:t>[기록 7] 영업·홍보 활동 종합 — 국내외 교육·견학 대상 소개</w:t>
+        <w:tab/>
+        <w:t>15</w:t>
+      </w:r>
+    </w:p>
+    <w:p>
+      <w:pPr>
+        <w:tabs>
+          <w:tab w:pos="9638" w:val="right" w:leader="dot"/>
+        </w:tabs>
+        <w:spacing w:after="40"/>
         <w:ind w:left="0"/>
       </w:pPr>
       <w:r>
@@ -1015,7 +1034,7 @@
         </w:rPr>
         <w:t>7. 제3부 수기 기록지</w:t>
         <w:tab/>
-        <w:t>16</w:t>
+        <w:t>17</w:t>
       </w:r>
     </w:p>
     <w:p>
@@ -1034,7 +1053,7 @@
         </w:rPr>
         <w:t>기록지 A. 일일 교반·침상 관리 기록 (주간)</w:t>
         <w:tab/>
-        <w:t>16</w:t>
+        <w:t>17</w:t>
       </w:r>
     </w:p>
     <w:p>
@@ -1053,7 +1072,7 @@
         </w:rPr>
         <w:t>기록지 B. 주간 침상 측정 기록</w:t>
         <w:tab/>
-        <w:t>17</w:t>
+        <w:t>18</w:t>
       </w:r>
     </w:p>
     <w:p>
@@ -1072,7 +1091,7 @@
         </w:rPr>
         <w:t>기록지 C. 베딩 재료 입고·투입 기록</w:t>
         <w:tab/>
-        <w:t>18</w:t>
+        <w:t>19</w:t>
       </w:r>
     </w:p>
     <w:p>
@@ -1091,7 +1110,7 @@
         </w:rPr>
         <w:t>기록지 D. 영업·홍보 활동 기록</w:t>
         <w:tab/>
-        <w:t>19</w:t>
+        <w:t>20</w:t>
       </w:r>
     </w:p>
     <w:p>
@@ -1110,7 +1129,7 @@
         </w:rPr>
         <w:t>기록지 E. 연구 기록 (공란)</w:t>
         <w:tab/>
-        <w:t>20</w:t>
+        <w:t>21</w:t>
       </w:r>
     </w:p>
     <w:p>
@@ -1129,7 +1148,7 @@
         </w:rPr>
         <w:t>8. 점검 기록 (연구책임자·관리자)</w:t>
         <w:tab/>
-        <w:t>21</w:t>
+        <w:t>22</w:t>
       </w:r>
     </w:p>
     <w:p>
@@ -11931,6 +11950,1711 @@
                 <w:sz w:val="18"/>
               </w:rPr>
               <w:t>연구비 집행계획서(2026. 10. 23.), 견적서·발주서(발주 시 첨부)</w:t>
+            </w:r>
+          </w:p>
+        </w:tc>
+      </w:tr>
+    </w:tbl>
+    <w:p>
+      <w:pPr>
+        <w:spacing w:after="40"/>
+      </w:pPr>
+    </w:p>
+    <w:tbl>
+      <w:tblPr>
+        <w:tblStyle w:val="TableGrid"/>
+        <w:tblW w:type="auto" w:w="0"/>
+        <w:jc w:val="center"/>
+        <w:tblLayout w:type="fixed"/>
+        <w:tblLook w:firstColumn="1" w:firstRow="1" w:lastColumn="0" w:lastRow="0" w:noHBand="0" w:noVBand="1" w:val="04A0"/>
+      </w:tblPr>
+      <w:tblGrid>
+        <w:gridCol w:w="1606"/>
+        <w:gridCol w:w="1606"/>
+        <w:gridCol w:w="1606"/>
+        <w:gridCol w:w="1606"/>
+        <w:gridCol w:w="1606"/>
+        <w:gridCol w:w="1606"/>
+      </w:tblGrid>
+      <w:tr>
+        <w:trPr>
+          <w:trHeight w:val="510" w:hRule="atLeast"/>
+        </w:trPr>
+        <w:tc>
+          <w:tcPr>
+            <w:tcW w:type="dxa" w:w="1474"/>
+            <w:shd w:val="clear" w:color="auto" w:fill="EDEDED"/>
+          </w:tcPr>
+          <w:p>
+            <w:pPr>
+              <w:spacing w:after="20" w:line="252" w:lineRule="auto"/>
+              <w:jc w:val="center"/>
+            </w:pPr>
+            <w:r/>
+            <w:r>
+              <w:rPr>
+                <w:rFonts w:ascii="맑은 고딕" w:hAnsi="맑은 고딕" w:eastAsia="맑은 고딕"/>
+                <w:b/>
+                <w:sz w:val="18"/>
+              </w:rPr>
+              <w:t>작성자</w:t>
+            </w:r>
+          </w:p>
+        </w:tc>
+        <w:tc>
+          <w:tcPr>
+            <w:tcW w:type="dxa" w:w="1361"/>
+            <w:shd w:val="clear" w:color="auto" w:fill="EDEDED"/>
+          </w:tcPr>
+          <w:p>
+            <w:pPr>
+              <w:spacing w:after="20" w:line="252" w:lineRule="auto"/>
+              <w:jc w:val="center"/>
+            </w:pPr>
+            <w:r/>
+            <w:r>
+              <w:rPr>
+                <w:rFonts w:ascii="맑은 고딕" w:hAnsi="맑은 고딕" w:eastAsia="맑은 고딕"/>
+                <w:b/>
+                <w:sz w:val="18"/>
+              </w:rPr>
+              <w:t>서명</w:t>
+            </w:r>
+          </w:p>
+        </w:tc>
+        <w:tc>
+          <w:tcPr>
+            <w:tcW w:type="dxa" w:w="1474"/>
+            <w:shd w:val="clear" w:color="auto" w:fill="EDEDED"/>
+          </w:tcPr>
+          <w:p>
+            <w:pPr>
+              <w:spacing w:after="20" w:line="252" w:lineRule="auto"/>
+              <w:jc w:val="center"/>
+            </w:pPr>
+            <w:r/>
+            <w:r>
+              <w:rPr>
+                <w:rFonts w:ascii="맑은 고딕" w:hAnsi="맑은 고딕" w:eastAsia="맑은 고딕"/>
+                <w:b/>
+                <w:sz w:val="18"/>
+              </w:rPr>
+              <w:t>작성일</w:t>
+            </w:r>
+          </w:p>
+        </w:tc>
+        <w:tc>
+          <w:tcPr>
+            <w:tcW w:type="dxa" w:w="1928"/>
+            <w:shd w:val="clear" w:color="auto" w:fill="EDEDED"/>
+          </w:tcPr>
+          <w:p>
+            <w:pPr>
+              <w:spacing w:after="20" w:line="252" w:lineRule="auto"/>
+              <w:jc w:val="center"/>
+            </w:pPr>
+            <w:r/>
+            <w:r>
+              <w:rPr>
+                <w:rFonts w:ascii="맑은 고딕" w:hAnsi="맑은 고딕" w:eastAsia="맑은 고딕"/>
+                <w:b/>
+                <w:sz w:val="18"/>
+              </w:rPr>
+              <w:t>점검자(연구책임자)</w:t>
+            </w:r>
+          </w:p>
+        </w:tc>
+        <w:tc>
+          <w:tcPr>
+            <w:tcW w:type="dxa" w:w="1361"/>
+            <w:shd w:val="clear" w:color="auto" w:fill="EDEDED"/>
+          </w:tcPr>
+          <w:p>
+            <w:pPr>
+              <w:spacing w:after="20" w:line="252" w:lineRule="auto"/>
+              <w:jc w:val="center"/>
+            </w:pPr>
+            <w:r/>
+            <w:r>
+              <w:rPr>
+                <w:rFonts w:ascii="맑은 고딕" w:hAnsi="맑은 고딕" w:eastAsia="맑은 고딕"/>
+                <w:b/>
+                <w:sz w:val="18"/>
+              </w:rPr>
+              <w:t>서명</w:t>
+            </w:r>
+          </w:p>
+        </w:tc>
+        <w:tc>
+          <w:tcPr>
+            <w:tcW w:type="dxa" w:w="1474"/>
+            <w:shd w:val="clear" w:color="auto" w:fill="EDEDED"/>
+          </w:tcPr>
+          <w:p>
+            <w:pPr>
+              <w:spacing w:after="20" w:line="252" w:lineRule="auto"/>
+              <w:jc w:val="center"/>
+            </w:pPr>
+            <w:r/>
+            <w:r>
+              <w:rPr>
+                <w:rFonts w:ascii="맑은 고딕" w:hAnsi="맑은 고딕" w:eastAsia="맑은 고딕"/>
+                <w:b/>
+                <w:sz w:val="18"/>
+              </w:rPr>
+              <w:t>점검일</w:t>
+            </w:r>
+          </w:p>
+        </w:tc>
+      </w:tr>
+      <w:tr>
+        <w:trPr>
+          <w:trHeight w:val="510" w:hRule="atLeast"/>
+        </w:trPr>
+        <w:tc>
+          <w:tcPr>
+            <w:tcW w:type="dxa" w:w="1474"/>
+          </w:tcPr>
+          <w:p>
+            <w:pPr>
+              <w:spacing w:after="20" w:line="252" w:lineRule="auto"/>
+            </w:pPr>
+            <w:r/>
+            <w:r>
+              <w:rPr>
+                <w:rFonts w:ascii="맑은 고딕" w:hAnsi="맑은 고딕" w:eastAsia="맑은 고딕"/>
+                <w:b w:val="0"/>
+                <w:sz w:val="18"/>
+              </w:rPr>
+              <w:t>하현제</w:t>
+            </w:r>
+          </w:p>
+        </w:tc>
+        <w:tc>
+          <w:tcPr>
+            <w:tcW w:type="dxa" w:w="1361"/>
+          </w:tcPr>
+          <w:p>
+            <w:pPr>
+              <w:spacing w:after="20" w:line="252" w:lineRule="auto"/>
+            </w:pPr>
+            <w:r/>
+          </w:p>
+        </w:tc>
+        <w:tc>
+          <w:tcPr>
+            <w:tcW w:type="dxa" w:w="1474"/>
+          </w:tcPr>
+          <w:p>
+            <w:pPr>
+              <w:spacing w:after="20" w:line="252" w:lineRule="auto"/>
+            </w:pPr>
+            <w:r/>
+          </w:p>
+        </w:tc>
+        <w:tc>
+          <w:tcPr>
+            <w:tcW w:type="dxa" w:w="1928"/>
+          </w:tcPr>
+          <w:p>
+            <w:pPr>
+              <w:spacing w:after="20" w:line="252" w:lineRule="auto"/>
+            </w:pPr>
+            <w:r/>
+            <w:r>
+              <w:rPr>
+                <w:rFonts w:ascii="맑은 고딕" w:hAnsi="맑은 고딕" w:eastAsia="맑은 고딕"/>
+                <w:b w:val="0"/>
+                <w:sz w:val="18"/>
+              </w:rPr>
+              <w:t>하현제</w:t>
+            </w:r>
+          </w:p>
+        </w:tc>
+        <w:tc>
+          <w:tcPr>
+            <w:tcW w:type="dxa" w:w="1361"/>
+          </w:tcPr>
+          <w:p>
+            <w:pPr>
+              <w:spacing w:after="20" w:line="252" w:lineRule="auto"/>
+            </w:pPr>
+            <w:r/>
+          </w:p>
+        </w:tc>
+        <w:tc>
+          <w:tcPr>
+            <w:tcW w:type="dxa" w:w="1474"/>
+          </w:tcPr>
+          <w:p>
+            <w:pPr>
+              <w:spacing w:after="20" w:line="252" w:lineRule="auto"/>
+            </w:pPr>
+            <w:r/>
+          </w:p>
+        </w:tc>
+      </w:tr>
+    </w:tbl>
+    <w:p>
+      <w:pPr>
+        <w:spacing w:after="40"/>
+      </w:pPr>
+    </w:p>
+    <w:p>
+      <w:pPr>
+        <w:keepNext/>
+        <w:spacing w:after="40" w:before="120"/>
+      </w:pPr>
+      <w:r>
+        <w:rPr>
+          <w:rFonts w:ascii="맑은 고딕" w:hAnsi="맑은 고딕" w:eastAsia="맑은 고딕"/>
+          <w:b/>
+          <w:sz w:val="21"/>
+        </w:rPr>
+        <w:t>[기록 7] 영업·홍보 활동 종합 — 국내외 교육·견학 대상 HBP·과제 소개 (사후 정리)</w:t>
+      </w:r>
+    </w:p>
+    <w:tbl>
+      <w:tblPr>
+        <w:tblStyle w:val="TableGrid"/>
+        <w:tblW w:type="auto" w:w="0"/>
+        <w:jc w:val="center"/>
+        <w:tblLayout w:type="fixed"/>
+        <w:tblLook w:firstColumn="1" w:firstRow="1" w:lastColumn="0" w:lastRow="0" w:noHBand="0" w:noVBand="1" w:val="04A0"/>
+      </w:tblPr>
+      <w:tblGrid>
+        <w:gridCol w:w="4819"/>
+        <w:gridCol w:w="4819"/>
+      </w:tblGrid>
+      <w:tr>
+        <w:tc>
+          <w:tcPr>
+            <w:tcW w:type="dxa" w:w="1814"/>
+            <w:shd w:val="clear" w:color="auto" w:fill="EDEDED"/>
+          </w:tcPr>
+          <w:p>
+            <w:pPr>
+              <w:spacing w:after="20" w:line="252" w:lineRule="auto"/>
+            </w:pPr>
+            <w:r/>
+            <w:r>
+              <w:rPr>
+                <w:rFonts w:ascii="맑은 고딕" w:hAnsi="맑은 고딕" w:eastAsia="맑은 고딕"/>
+                <w:b/>
+                <w:sz w:val="18"/>
+              </w:rPr>
+              <w:t>기록일 / 수행기간</w:t>
+            </w:r>
+          </w:p>
+        </w:tc>
+        <w:tc>
+          <w:tcPr>
+            <w:tcW w:type="dxa" w:w="7824"/>
+          </w:tcPr>
+          <w:p>
+            <w:pPr>
+              <w:spacing w:after="20" w:line="252" w:lineRule="auto"/>
+            </w:pPr>
+            <w:r/>
+            <w:r>
+              <w:rPr>
+                <w:rFonts w:ascii="맑은 고딕" w:hAnsi="맑은 고딕" w:eastAsia="맑은 고딕"/>
+                <w:b w:val="0"/>
+                <w:sz w:val="18"/>
+              </w:rPr>
+              <w:t>2026. 10. 27.  /  2026. 7. ~ 10.</w:t>
+            </w:r>
+          </w:p>
+        </w:tc>
+      </w:tr>
+      <w:tr>
+        <w:tc>
+          <w:tcPr>
+            <w:tcW w:type="dxa" w:w="1814"/>
+            <w:shd w:val="clear" w:color="auto" w:fill="EDEDED"/>
+          </w:tcPr>
+          <w:p>
+            <w:pPr>
+              <w:spacing w:after="20" w:line="252" w:lineRule="auto"/>
+            </w:pPr>
+            <w:r/>
+            <w:r>
+              <w:rPr>
+                <w:rFonts w:ascii="맑은 고딕" w:hAnsi="맑은 고딕" w:eastAsia="맑은 고딕"/>
+                <w:b/>
+                <w:sz w:val="18"/>
+              </w:rPr>
+              <w:t>목적</w:t>
+            </w:r>
+          </w:p>
+        </w:tc>
+        <w:tc>
+          <w:tcPr>
+            <w:tcW w:type="dxa" w:w="7824"/>
+          </w:tcPr>
+          <w:p>
+            <w:pPr>
+              <w:spacing w:after="20" w:line="252" w:lineRule="auto"/>
+            </w:pPr>
+            <w:r/>
+            <w:r>
+              <w:rPr>
+                <w:rFonts w:ascii="맑은 고딕" w:hAnsi="맑은 고딕" w:eastAsia="맑은 고딕"/>
+                <w:b w:val="0"/>
+                <w:sz w:val="18"/>
+              </w:rPr>
+              <w:t>정책기관·대학·해외 연수단 등 다양한 대상에게 실증지 HBP와 본 과제를 소개하여 보급·확산 기반을 마련한다. (영업·판매·홍보)</w:t>
+            </w:r>
+          </w:p>
+        </w:tc>
+      </w:tr>
+    </w:tbl>
+    <w:p>
+      <w:pPr>
+        <w:spacing w:after="40"/>
+      </w:pPr>
+    </w:p>
+    <w:tbl>
+      <w:tblPr>
+        <w:tblStyle w:val="TableGrid"/>
+        <w:tblW w:type="auto" w:w="0"/>
+        <w:jc w:val="center"/>
+        <w:tblLayout w:type="fixed"/>
+        <w:tblLook w:firstColumn="1" w:firstRow="1" w:lastColumn="0" w:lastRow="0" w:noHBand="0" w:noVBand="1" w:val="04A0"/>
+      </w:tblPr>
+      <w:tblGrid>
+        <w:gridCol w:w="1928"/>
+        <w:gridCol w:w="1928"/>
+        <w:gridCol w:w="1928"/>
+        <w:gridCol w:w="1928"/>
+        <w:gridCol w:w="1928"/>
+      </w:tblGrid>
+      <w:tr>
+        <w:tc>
+          <w:tcPr>
+            <w:tcW w:type="dxa" w:w="1587"/>
+            <w:shd w:val="clear" w:color="auto" w:fill="EDEDED"/>
+          </w:tcPr>
+          <w:p>
+            <w:pPr>
+              <w:spacing w:after="20" w:line="252" w:lineRule="auto"/>
+              <w:jc w:val="center"/>
+            </w:pPr>
+            <w:r/>
+            <w:r>
+              <w:rPr>
+                <w:rFonts w:ascii="맑은 고딕" w:hAnsi="맑은 고딕" w:eastAsia="맑은 고딕"/>
+                <w:b/>
+                <w:sz w:val="17"/>
+              </w:rPr>
+              <w:t>일자</w:t>
+            </w:r>
+          </w:p>
+        </w:tc>
+        <w:tc>
+          <w:tcPr>
+            <w:tcW w:type="dxa" w:w="2608"/>
+            <w:shd w:val="clear" w:color="auto" w:fill="EDEDED"/>
+          </w:tcPr>
+          <w:p>
+            <w:pPr>
+              <w:spacing w:after="20" w:line="252" w:lineRule="auto"/>
+              <w:jc w:val="center"/>
+            </w:pPr>
+            <w:r/>
+            <w:r>
+              <w:rPr>
+                <w:rFonts w:ascii="맑은 고딕" w:hAnsi="맑은 고딕" w:eastAsia="맑은 고딕"/>
+                <w:b/>
+                <w:sz w:val="17"/>
+              </w:rPr>
+              <w:t>대상</w:t>
+            </w:r>
+          </w:p>
+        </w:tc>
+        <w:tc>
+          <w:tcPr>
+            <w:tcW w:type="dxa" w:w="1361"/>
+            <w:shd w:val="clear" w:color="auto" w:fill="EDEDED"/>
+          </w:tcPr>
+          <w:p>
+            <w:pPr>
+              <w:spacing w:after="20" w:line="252" w:lineRule="auto"/>
+              <w:jc w:val="center"/>
+            </w:pPr>
+            <w:r/>
+            <w:r>
+              <w:rPr>
+                <w:rFonts w:ascii="맑은 고딕" w:hAnsi="맑은 고딕" w:eastAsia="맑은 고딕"/>
+                <w:b/>
+                <w:sz w:val="17"/>
+              </w:rPr>
+              <w:t>장소</w:t>
+            </w:r>
+          </w:p>
+        </w:tc>
+        <w:tc>
+          <w:tcPr>
+            <w:tcW w:type="dxa" w:w="3175"/>
+            <w:shd w:val="clear" w:color="auto" w:fill="EDEDED"/>
+          </w:tcPr>
+          <w:p>
+            <w:pPr>
+              <w:spacing w:after="20" w:line="252" w:lineRule="auto"/>
+              <w:jc w:val="center"/>
+            </w:pPr>
+            <w:r/>
+            <w:r>
+              <w:rPr>
+                <w:rFonts w:ascii="맑은 고딕" w:hAnsi="맑은 고딕" w:eastAsia="맑은 고딕"/>
+                <w:b/>
+                <w:sz w:val="17"/>
+              </w:rPr>
+              <w:t>소개 내용</w:t>
+            </w:r>
+          </w:p>
+        </w:tc>
+        <w:tc>
+          <w:tcPr>
+            <w:tcW w:type="dxa" w:w="907"/>
+            <w:shd w:val="clear" w:color="auto" w:fill="EDEDED"/>
+          </w:tcPr>
+          <w:p>
+            <w:pPr>
+              <w:spacing w:after="20" w:line="252" w:lineRule="auto"/>
+              <w:jc w:val="center"/>
+            </w:pPr>
+            <w:r/>
+            <w:r>
+              <w:rPr>
+                <w:rFonts w:ascii="맑은 고딕" w:hAnsi="맑은 고딕" w:eastAsia="맑은 고딕"/>
+                <w:b/>
+                <w:sz w:val="17"/>
+              </w:rPr>
+              <w:t>사진</w:t>
+            </w:r>
+          </w:p>
+        </w:tc>
+      </w:tr>
+      <w:tr>
+        <w:tc>
+          <w:tcPr>
+            <w:tcW w:type="dxa" w:w="1587"/>
+          </w:tcPr>
+          <w:p>
+            <w:pPr>
+              <w:spacing w:after="20" w:line="252" w:lineRule="auto"/>
+            </w:pPr>
+            <w:r/>
+            <w:r>
+              <w:rPr>
+                <w:rFonts w:ascii="맑은 고딕" w:hAnsi="맑은 고딕" w:eastAsia="맑은 고딕"/>
+                <w:b w:val="0"/>
+                <w:sz w:val="17"/>
+              </w:rPr>
+              <w:t>2026. 7. 9.</w:t>
+            </w:r>
+          </w:p>
+        </w:tc>
+        <w:tc>
+          <w:tcPr>
+            <w:tcW w:type="dxa" w:w="2608"/>
+          </w:tcPr>
+          <w:p>
+            <w:pPr>
+              <w:spacing w:after="20" w:line="252" w:lineRule="auto"/>
+            </w:pPr>
+            <w:r/>
+            <w:r>
+              <w:rPr>
+                <w:rFonts w:ascii="맑은 고딕" w:hAnsi="맑은 고딕" w:eastAsia="맑은 고딕"/>
+                <w:b w:val="0"/>
+                <w:sz w:val="17"/>
+              </w:rPr>
+              <w:t>경기도청 도지사 인수위원회, 도의원 및 관계자</w:t>
+            </w:r>
+          </w:p>
+        </w:tc>
+        <w:tc>
+          <w:tcPr>
+            <w:tcW w:type="dxa" w:w="1361"/>
+          </w:tcPr>
+          <w:p>
+            <w:pPr>
+              <w:spacing w:after="20" w:line="252" w:lineRule="auto"/>
+            </w:pPr>
+            <w:r/>
+            <w:r>
+              <w:rPr>
+                <w:rFonts w:ascii="맑은 고딕" w:hAnsi="맑은 고딕" w:eastAsia="맑은 고딕"/>
+                <w:b w:val="0"/>
+                <w:sz w:val="17"/>
+              </w:rPr>
+              <w:t>송영신목장</w:t>
+            </w:r>
+          </w:p>
+        </w:tc>
+        <w:tc>
+          <w:tcPr>
+            <w:tcW w:type="dxa" w:w="3175"/>
+          </w:tcPr>
+          <w:p>
+            <w:pPr>
+              <w:spacing w:after="20" w:line="252" w:lineRule="auto"/>
+            </w:pPr>
+            <w:r/>
+            <w:r>
+              <w:rPr>
+                <w:rFonts w:ascii="맑은 고딕" w:hAnsi="맑은 고딕" w:eastAsia="맑은 고딕"/>
+                <w:b w:val="0"/>
+                <w:sz w:val="17"/>
+              </w:rPr>
+              <w:t>지속가능한 축산의 핵심 과제로 HBP와 본 과제 소개, 향후 보급사업 설명</w:t>
+            </w:r>
+          </w:p>
+        </w:tc>
+        <w:tc>
+          <w:tcPr>
+            <w:tcW w:type="dxa" w:w="907"/>
+          </w:tcPr>
+          <w:p>
+            <w:pPr>
+              <w:spacing w:after="20" w:line="252" w:lineRule="auto"/>
+              <w:jc w:val="center"/>
+            </w:pPr>
+            <w:r/>
+            <w:r>
+              <w:rPr>
+                <w:rFonts w:ascii="맑은 고딕" w:hAnsi="맑은 고딕" w:eastAsia="맑은 고딕"/>
+                <w:b w:val="0"/>
+                <w:sz w:val="17"/>
+              </w:rPr>
+              <w:t>14</w:t>
+            </w:r>
+          </w:p>
+        </w:tc>
+      </w:tr>
+      <w:tr>
+        <w:tc>
+          <w:tcPr>
+            <w:tcW w:type="dxa" w:w="1587"/>
+          </w:tcPr>
+          <w:p>
+            <w:pPr>
+              <w:spacing w:after="20" w:line="252" w:lineRule="auto"/>
+            </w:pPr>
+            <w:r/>
+            <w:r>
+              <w:rPr>
+                <w:rFonts w:ascii="맑은 고딕" w:hAnsi="맑은 고딕" w:eastAsia="맑은 고딕"/>
+                <w:b w:val="0"/>
+                <w:sz w:val="17"/>
+              </w:rPr>
+              <w:t>2026. 7. 15.</w:t>
+            </w:r>
+          </w:p>
+        </w:tc>
+        <w:tc>
+          <w:tcPr>
+            <w:tcW w:type="dxa" w:w="2608"/>
+          </w:tcPr>
+          <w:p>
+            <w:pPr>
+              <w:spacing w:after="20" w:line="252" w:lineRule="auto"/>
+            </w:pPr>
+            <w:r/>
+            <w:r>
+              <w:rPr>
+                <w:rFonts w:ascii="맑은 고딕" w:hAnsi="맑은 고딕" w:eastAsia="맑은 고딕"/>
+                <w:b w:val="0"/>
+                <w:sz w:val="17"/>
+              </w:rPr>
+              <w:t>연암대학교 스마트축산학과 (농대 영농창업특성화사업 국내 현장실습)</w:t>
+            </w:r>
+          </w:p>
+        </w:tc>
+        <w:tc>
+          <w:tcPr>
+            <w:tcW w:type="dxa" w:w="1361"/>
+          </w:tcPr>
+          <w:p>
+            <w:pPr>
+              <w:spacing w:after="20" w:line="252" w:lineRule="auto"/>
+            </w:pPr>
+            <w:r/>
+            <w:r>
+              <w:rPr>
+                <w:rFonts w:ascii="맑은 고딕" w:hAnsi="맑은 고딕" w:eastAsia="맑은 고딕"/>
+                <w:b w:val="0"/>
+                <w:sz w:val="17"/>
+              </w:rPr>
+              <w:t>송영신목장</w:t>
+            </w:r>
+          </w:p>
+        </w:tc>
+        <w:tc>
+          <w:tcPr>
+            <w:tcW w:type="dxa" w:w="3175"/>
+          </w:tcPr>
+          <w:p>
+            <w:pPr>
+              <w:spacing w:after="20" w:line="252" w:lineRule="auto"/>
+            </w:pPr>
+            <w:r/>
+            <w:r>
+              <w:rPr>
+                <w:rFonts w:ascii="맑은 고딕" w:hAnsi="맑은 고딕" w:eastAsia="맑은 고딕"/>
+                <w:b w:val="0"/>
+                <w:sz w:val="17"/>
+              </w:rPr>
+              <w:t>목장 견학, HBP 침상·교반 작업 설명</w:t>
+            </w:r>
+          </w:p>
+        </w:tc>
+        <w:tc>
+          <w:tcPr>
+            <w:tcW w:type="dxa" w:w="907"/>
+          </w:tcPr>
+          <w:p>
+            <w:pPr>
+              <w:spacing w:after="20" w:line="252" w:lineRule="auto"/>
+              <w:jc w:val="center"/>
+            </w:pPr>
+            <w:r/>
+            <w:r>
+              <w:rPr>
+                <w:rFonts w:ascii="맑은 고딕" w:hAnsi="맑은 고딕" w:eastAsia="맑은 고딕"/>
+                <w:b w:val="0"/>
+                <w:sz w:val="17"/>
+              </w:rPr>
+              <w:t>15</w:t>
+            </w:r>
+          </w:p>
+        </w:tc>
+      </w:tr>
+      <w:tr>
+        <w:tc>
+          <w:tcPr>
+            <w:tcW w:type="dxa" w:w="1587"/>
+          </w:tcPr>
+          <w:p>
+            <w:pPr>
+              <w:spacing w:after="20" w:line="252" w:lineRule="auto"/>
+            </w:pPr>
+            <w:r/>
+            <w:r>
+              <w:rPr>
+                <w:rFonts w:ascii="맑은 고딕" w:hAnsi="맑은 고딕" w:eastAsia="맑은 고딕"/>
+                <w:b w:val="0"/>
+                <w:sz w:val="17"/>
+              </w:rPr>
+              <w:t>2026. 7. 30.</w:t>
+            </w:r>
+          </w:p>
+        </w:tc>
+        <w:tc>
+          <w:tcPr>
+            <w:tcW w:type="dxa" w:w="2608"/>
+          </w:tcPr>
+          <w:p>
+            <w:pPr>
+              <w:spacing w:after="20" w:line="252" w:lineRule="auto"/>
+            </w:pPr>
+            <w:r/>
+            <w:r>
+              <w:rPr>
+                <w:rFonts w:ascii="맑은 고딕" w:hAnsi="맑은 고딕" w:eastAsia="맑은 고딕"/>
+                <w:b w:val="0"/>
+                <w:sz w:val="17"/>
+              </w:rPr>
+              <w:t>농림축산식품부 축산경영과장, 낙농진흥회, 경기도청 축산국</w:t>
+            </w:r>
+          </w:p>
+        </w:tc>
+        <w:tc>
+          <w:tcPr>
+            <w:tcW w:type="dxa" w:w="1361"/>
+          </w:tcPr>
+          <w:p>
+            <w:pPr>
+              <w:spacing w:after="20" w:line="252" w:lineRule="auto"/>
+            </w:pPr>
+            <w:r/>
+            <w:r>
+              <w:rPr>
+                <w:rFonts w:ascii="맑은 고딕" w:hAnsi="맑은 고딕" w:eastAsia="맑은 고딕"/>
+                <w:b w:val="0"/>
+                <w:sz w:val="17"/>
+              </w:rPr>
+              <w:t>송영신목장</w:t>
+            </w:r>
+          </w:p>
+        </w:tc>
+        <w:tc>
+          <w:tcPr>
+            <w:tcW w:type="dxa" w:w="3175"/>
+          </w:tcPr>
+          <w:p>
+            <w:pPr>
+              <w:spacing w:after="20" w:line="252" w:lineRule="auto"/>
+            </w:pPr>
+            <w:r/>
+            <w:r>
+              <w:rPr>
+                <w:rFonts w:ascii="맑은 고딕" w:hAnsi="맑은 고딕" w:eastAsia="맑은 고딕"/>
+                <w:b w:val="0"/>
+                <w:sz w:val="17"/>
+              </w:rPr>
+              <w:t>[기록 2] 참조</w:t>
+            </w:r>
+          </w:p>
+        </w:tc>
+        <w:tc>
+          <w:tcPr>
+            <w:tcW w:type="dxa" w:w="907"/>
+          </w:tcPr>
+          <w:p>
+            <w:pPr>
+              <w:spacing w:after="20" w:line="252" w:lineRule="auto"/>
+              <w:jc w:val="center"/>
+            </w:pPr>
+            <w:r/>
+            <w:r>
+              <w:rPr>
+                <w:rFonts w:ascii="맑은 고딕" w:hAnsi="맑은 고딕" w:eastAsia="맑은 고딕"/>
+                <w:b w:val="0"/>
+                <w:sz w:val="17"/>
+              </w:rPr>
+              <w:t>—</w:t>
+            </w:r>
+          </w:p>
+        </w:tc>
+      </w:tr>
+      <w:tr>
+        <w:tc>
+          <w:tcPr>
+            <w:tcW w:type="dxa" w:w="1587"/>
+          </w:tcPr>
+          <w:p>
+            <w:pPr>
+              <w:spacing w:after="20" w:line="252" w:lineRule="auto"/>
+            </w:pPr>
+            <w:r/>
+            <w:r>
+              <w:rPr>
+                <w:rFonts w:ascii="맑은 고딕" w:hAnsi="맑은 고딕" w:eastAsia="맑은 고딕"/>
+                <w:b w:val="0"/>
+                <w:sz w:val="17"/>
+              </w:rPr>
+              <w:t>2026. 8. 25.</w:t>
+            </w:r>
+          </w:p>
+        </w:tc>
+        <w:tc>
+          <w:tcPr>
+            <w:tcW w:type="dxa" w:w="2608"/>
+          </w:tcPr>
+          <w:p>
+            <w:pPr>
+              <w:spacing w:after="20" w:line="252" w:lineRule="auto"/>
+            </w:pPr>
+            <w:r/>
+            <w:r>
+              <w:rPr>
+                <w:rFonts w:ascii="맑은 고딕" w:hAnsi="맑은 고딕" w:eastAsia="맑은 고딕"/>
+                <w:b w:val="0"/>
+                <w:sz w:val="17"/>
+              </w:rPr>
+              <w:t>건국대학교 수의과대학 학생</w:t>
+            </w:r>
+          </w:p>
+        </w:tc>
+        <w:tc>
+          <w:tcPr>
+            <w:tcW w:type="dxa" w:w="1361"/>
+          </w:tcPr>
+          <w:p>
+            <w:pPr>
+              <w:spacing w:after="20" w:line="252" w:lineRule="auto"/>
+            </w:pPr>
+            <w:r/>
+            <w:r>
+              <w:rPr>
+                <w:rFonts w:ascii="맑은 고딕" w:hAnsi="맑은 고딕" w:eastAsia="맑은 고딕"/>
+                <w:b w:val="0"/>
+                <w:sz w:val="17"/>
+              </w:rPr>
+              <w:t>농협 위생교육원</w:t>
+            </w:r>
+          </w:p>
+        </w:tc>
+        <w:tc>
+          <w:tcPr>
+            <w:tcW w:type="dxa" w:w="3175"/>
+          </w:tcPr>
+          <w:p>
+            <w:pPr>
+              <w:spacing w:after="20" w:line="252" w:lineRule="auto"/>
+            </w:pPr>
+            <w:r/>
+            <w:r>
+              <w:rPr>
+                <w:rFonts w:ascii="맑은 고딕" w:hAnsi="맑은 고딕" w:eastAsia="맑은 고딕"/>
+                <w:b w:val="0"/>
+                <w:sz w:val="17"/>
+              </w:rPr>
+              <w:t>D2O·송영신목장 소개, HBP 시스템 교육</w:t>
+            </w:r>
+          </w:p>
+        </w:tc>
+        <w:tc>
+          <w:tcPr>
+            <w:tcW w:type="dxa" w:w="907"/>
+          </w:tcPr>
+          <w:p>
+            <w:pPr>
+              <w:spacing w:after="20" w:line="252" w:lineRule="auto"/>
+              <w:jc w:val="center"/>
+            </w:pPr>
+            <w:r/>
+            <w:r>
+              <w:rPr>
+                <w:rFonts w:ascii="맑은 고딕" w:hAnsi="맑은 고딕" w:eastAsia="맑은 고딕"/>
+                <w:b w:val="0"/>
+                <w:sz w:val="17"/>
+              </w:rPr>
+              <w:t>16</w:t>
+            </w:r>
+          </w:p>
+        </w:tc>
+      </w:tr>
+      <w:tr>
+        <w:tc>
+          <w:tcPr>
+            <w:tcW w:type="dxa" w:w="1587"/>
+          </w:tcPr>
+          <w:p>
+            <w:pPr>
+              <w:spacing w:after="20" w:line="252" w:lineRule="auto"/>
+            </w:pPr>
+            <w:r/>
+            <w:r>
+              <w:rPr>
+                <w:rFonts w:ascii="맑은 고딕" w:hAnsi="맑은 고딕" w:eastAsia="맑은 고딕"/>
+                <w:b w:val="0"/>
+                <w:sz w:val="17"/>
+              </w:rPr>
+              <w:t>2026. 8. 31. ~ 9. 11.</w:t>
+            </w:r>
+          </w:p>
+        </w:tc>
+        <w:tc>
+          <w:tcPr>
+            <w:tcW w:type="dxa" w:w="2608"/>
+          </w:tcPr>
+          <w:p>
+            <w:pPr>
+              <w:spacing w:after="20" w:line="252" w:lineRule="auto"/>
+            </w:pPr>
+            <w:r/>
+            <w:r>
+              <w:rPr>
+                <w:rFonts w:ascii="맑은 고딕" w:hAnsi="맑은 고딕" w:eastAsia="맑은 고딕"/>
+                <w:b w:val="0"/>
+                <w:sz w:val="17"/>
+              </w:rPr>
+              <w:t>우즈베키스탄 수의사 연수생 2명</w:t>
+            </w:r>
+          </w:p>
+        </w:tc>
+        <w:tc>
+          <w:tcPr>
+            <w:tcW w:type="dxa" w:w="1361"/>
+          </w:tcPr>
+          <w:p>
+            <w:pPr>
+              <w:spacing w:after="20" w:line="252" w:lineRule="auto"/>
+            </w:pPr>
+            <w:r/>
+            <w:r>
+              <w:rPr>
+                <w:rFonts w:ascii="맑은 고딕" w:hAnsi="맑은 고딕" w:eastAsia="맑은 고딕"/>
+                <w:b w:val="0"/>
+                <w:sz w:val="17"/>
+              </w:rPr>
+              <w:t>송영신목장</w:t>
+            </w:r>
+          </w:p>
+        </w:tc>
+        <w:tc>
+          <w:tcPr>
+            <w:tcW w:type="dxa" w:w="3175"/>
+          </w:tcPr>
+          <w:p>
+            <w:pPr>
+              <w:spacing w:after="20" w:line="252" w:lineRule="auto"/>
+            </w:pPr>
+            <w:r/>
+            <w:r>
+              <w:rPr>
+                <w:rFonts w:ascii="맑은 고딕" w:hAnsi="맑은 고딕" w:eastAsia="맑은 고딕"/>
+                <w:b w:val="0"/>
+                <w:sz w:val="17"/>
+              </w:rPr>
+              <w:t>연수 기간 중 HBP 침상 운영과 본 과제 설명</w:t>
+            </w:r>
+          </w:p>
+        </w:tc>
+        <w:tc>
+          <w:tcPr>
+            <w:tcW w:type="dxa" w:w="907"/>
+          </w:tcPr>
+          <w:p>
+            <w:pPr>
+              <w:spacing w:after="20" w:line="252" w:lineRule="auto"/>
+              <w:jc w:val="center"/>
+            </w:pPr>
+            <w:r/>
+            <w:r>
+              <w:rPr>
+                <w:rFonts w:ascii="맑은 고딕" w:hAnsi="맑은 고딕" w:eastAsia="맑은 고딕"/>
+                <w:b w:val="0"/>
+                <w:sz w:val="17"/>
+              </w:rPr>
+              <w:t>17</w:t>
+            </w:r>
+          </w:p>
+        </w:tc>
+      </w:tr>
+      <w:tr>
+        <w:tc>
+          <w:tcPr>
+            <w:tcW w:type="dxa" w:w="1587"/>
+          </w:tcPr>
+          <w:p>
+            <w:pPr>
+              <w:spacing w:after="20" w:line="252" w:lineRule="auto"/>
+            </w:pPr>
+            <w:r/>
+            <w:r>
+              <w:rPr>
+                <w:rFonts w:ascii="맑은 고딕" w:hAnsi="맑은 고딕" w:eastAsia="맑은 고딕"/>
+                <w:b w:val="0"/>
+                <w:color w:val="C00000"/>
+                <w:sz w:val="17"/>
+              </w:rPr>
+              <w:t>〔일자〕</w:t>
+            </w:r>
+          </w:p>
+        </w:tc>
+        <w:tc>
+          <w:tcPr>
+            <w:tcW w:type="dxa" w:w="2608"/>
+          </w:tcPr>
+          <w:p>
+            <w:pPr>
+              <w:spacing w:after="20" w:line="252" w:lineRule="auto"/>
+            </w:pPr>
+            <w:r/>
+            <w:r>
+              <w:rPr>
+                <w:rFonts w:ascii="맑은 고딕" w:hAnsi="맑은 고딕" w:eastAsia="맑은 고딕"/>
+                <w:b w:val="0"/>
+                <w:sz w:val="17"/>
+              </w:rPr>
+              <w:t>라오스 농림부 중앙공무원 (KOICA 연수단)</w:t>
+            </w:r>
+          </w:p>
+        </w:tc>
+        <w:tc>
+          <w:tcPr>
+            <w:tcW w:type="dxa" w:w="1361"/>
+          </w:tcPr>
+          <w:p>
+            <w:pPr>
+              <w:spacing w:after="20" w:line="252" w:lineRule="auto"/>
+            </w:pPr>
+            <w:r/>
+            <w:r>
+              <w:rPr>
+                <w:rFonts w:ascii="맑은 고딕" w:hAnsi="맑은 고딕" w:eastAsia="맑은 고딕"/>
+                <w:b w:val="0"/>
+                <w:sz w:val="17"/>
+              </w:rPr>
+              <w:t>송영신목장</w:t>
+            </w:r>
+          </w:p>
+        </w:tc>
+        <w:tc>
+          <w:tcPr>
+            <w:tcW w:type="dxa" w:w="3175"/>
+          </w:tcPr>
+          <w:p>
+            <w:pPr>
+              <w:spacing w:after="20" w:line="252" w:lineRule="auto"/>
+            </w:pPr>
+            <w:r/>
+            <w:r>
+              <w:rPr>
+                <w:rFonts w:ascii="맑은 고딕" w:hAnsi="맑은 고딕" w:eastAsia="맑은 고딕"/>
+                <w:b w:val="0"/>
+                <w:sz w:val="17"/>
+              </w:rPr>
+              <w:t>목장 견학, HBP 침상 운영과 본 과제 설명</w:t>
+            </w:r>
+          </w:p>
+        </w:tc>
+        <w:tc>
+          <w:tcPr>
+            <w:tcW w:type="dxa" w:w="907"/>
+          </w:tcPr>
+          <w:p>
+            <w:pPr>
+              <w:spacing w:after="20" w:line="252" w:lineRule="auto"/>
+              <w:jc w:val="center"/>
+            </w:pPr>
+            <w:r/>
+            <w:r>
+              <w:rPr>
+                <w:rFonts w:ascii="맑은 고딕" w:hAnsi="맑은 고딕" w:eastAsia="맑은 고딕"/>
+                <w:b w:val="0"/>
+                <w:sz w:val="17"/>
+              </w:rPr>
+              <w:t>18</w:t>
+            </w:r>
+          </w:p>
+        </w:tc>
+      </w:tr>
+      <w:tr>
+        <w:tc>
+          <w:tcPr>
+            <w:tcW w:type="dxa" w:w="1587"/>
+          </w:tcPr>
+          <w:p>
+            <w:pPr>
+              <w:spacing w:after="20" w:line="252" w:lineRule="auto"/>
+            </w:pPr>
+            <w:r/>
+            <w:r>
+              <w:rPr>
+                <w:rFonts w:ascii="맑은 고딕" w:hAnsi="맑은 고딕" w:eastAsia="맑은 고딕"/>
+                <w:b w:val="0"/>
+                <w:sz w:val="17"/>
+              </w:rPr>
+              <w:t>2026. 8. ~ 10.</w:t>
+            </w:r>
+          </w:p>
+        </w:tc>
+        <w:tc>
+          <w:tcPr>
+            <w:tcW w:type="dxa" w:w="2608"/>
+          </w:tcPr>
+          <w:p>
+            <w:pPr>
+              <w:spacing w:after="20" w:line="252" w:lineRule="auto"/>
+            </w:pPr>
+            <w:r/>
+            <w:r>
+              <w:rPr>
+                <w:rFonts w:ascii="맑은 고딕" w:hAnsi="맑은 고딕" w:eastAsia="맑은 고딕"/>
+                <w:b w:val="0"/>
+                <w:sz w:val="17"/>
+              </w:rPr>
+              <w:t>우즈베키스탄·필리핀·네팔 현지</w:t>
+            </w:r>
+          </w:p>
+        </w:tc>
+        <w:tc>
+          <w:tcPr>
+            <w:tcW w:type="dxa" w:w="1361"/>
+          </w:tcPr>
+          <w:p>
+            <w:pPr>
+              <w:spacing w:after="20" w:line="252" w:lineRule="auto"/>
+            </w:pPr>
+            <w:r/>
+            <w:r>
+              <w:rPr>
+                <w:rFonts w:ascii="맑은 고딕" w:hAnsi="맑은 고딕" w:eastAsia="맑은 고딕"/>
+                <w:b w:val="0"/>
+                <w:sz w:val="17"/>
+              </w:rPr>
+              <w:t>현지</w:t>
+            </w:r>
+          </w:p>
+        </w:tc>
+        <w:tc>
+          <w:tcPr>
+            <w:tcW w:type="dxa" w:w="3175"/>
+          </w:tcPr>
+          <w:p>
+            <w:pPr>
+              <w:spacing w:after="20" w:line="252" w:lineRule="auto"/>
+            </w:pPr>
+            <w:r/>
+            <w:r>
+              <w:rPr>
+                <w:rFonts w:ascii="맑은 고딕" w:hAnsi="맑은 고딕" w:eastAsia="맑은 고딕"/>
+                <w:b w:val="0"/>
+                <w:sz w:val="17"/>
+              </w:rPr>
+              <w:t>[기록 3] 참조</w:t>
+            </w:r>
+          </w:p>
+        </w:tc>
+        <w:tc>
+          <w:tcPr>
+            <w:tcW w:type="dxa" w:w="907"/>
+          </w:tcPr>
+          <w:p>
+            <w:pPr>
+              <w:spacing w:after="20" w:line="252" w:lineRule="auto"/>
+              <w:jc w:val="center"/>
+            </w:pPr>
+            <w:r/>
+            <w:r>
+              <w:rPr>
+                <w:rFonts w:ascii="맑은 고딕" w:hAnsi="맑은 고딕" w:eastAsia="맑은 고딕"/>
+                <w:b w:val="0"/>
+                <w:sz w:val="17"/>
+              </w:rPr>
+              <w:t>10~13</w:t>
+            </w:r>
+          </w:p>
+        </w:tc>
+      </w:tr>
+    </w:tbl>
+    <w:p>
+      <w:pPr>
+        <w:spacing w:after="40"/>
+      </w:pPr>
+    </w:p>
+    <w:tbl>
+      <w:tblPr>
+        <w:tblStyle w:val="TableGrid"/>
+        <w:tblW w:type="auto" w:w="0"/>
+        <w:jc w:val="center"/>
+        <w:tblLayout w:type="fixed"/>
+        <w:tblLook w:firstColumn="1" w:firstRow="1" w:lastColumn="0" w:lastRow="0" w:noHBand="0" w:noVBand="1" w:val="04A0"/>
+      </w:tblPr>
+      <w:tblGrid>
+        <w:gridCol w:w="4819"/>
+        <w:gridCol w:w="4819"/>
+      </w:tblGrid>
+      <w:tr>
+        <w:tc>
+          <w:tcPr>
+            <w:tcW w:type="dxa" w:w="1814"/>
+            <w:shd w:val="clear" w:color="auto" w:fill="EDEDED"/>
+          </w:tcPr>
+          <w:p>
+            <w:pPr>
+              <w:spacing w:after="20" w:line="252" w:lineRule="auto"/>
+            </w:pPr>
+            <w:r/>
+            <w:r>
+              <w:rPr>
+                <w:rFonts w:ascii="맑은 고딕" w:hAnsi="맑은 고딕" w:eastAsia="맑은 고딕"/>
+                <w:b/>
+                <w:sz w:val="18"/>
+              </w:rPr>
+              <w:t>결과</w:t>
+            </w:r>
+          </w:p>
+        </w:tc>
+        <w:tc>
+          <w:tcPr>
+            <w:tcW w:type="dxa" w:w="7824"/>
+          </w:tcPr>
+          <w:p>
+            <w:pPr>
+              <w:spacing w:after="20" w:line="252" w:lineRule="auto"/>
+            </w:pPr>
+            <w:r/>
+            <w:r>
+              <w:rPr>
+                <w:rFonts w:ascii="맑은 고딕" w:hAnsi="맑은 고딕" w:eastAsia="맑은 고딕"/>
+                <w:b w:val="0"/>
+                <w:sz w:val="18"/>
+              </w:rPr>
+              <w:t>• 국내 정책기관(경기도·농식품부), 대학(연암대·건국대), 해외 연수단(우즈베키스탄·라오스)과 해외 현지(3개국)에 HBP와 갈전구리 과제를 소개함</w:t>
+            </w:r>
+          </w:p>
+          <w:p>
+            <w:pPr>
+              <w:spacing w:after="20" w:line="252" w:lineRule="auto"/>
+            </w:pPr>
+            <w:r>
+              <w:rPr>
+                <w:rFonts w:ascii="맑은 고딕" w:hAnsi="맑은 고딕" w:eastAsia="맑은 고딕"/>
+                <w:b w:val="0"/>
+                <w:sz w:val="18"/>
+              </w:rPr>
+              <w:t>• 경기도에는 지속가능 축산 핵심 과제로 향후 보급사업을 설명하여 지자체 보급 연계 기반을 마련함</w:t>
+            </w:r>
+          </w:p>
+          <w:p>
+            <w:pPr>
+              <w:spacing w:after="20" w:line="252" w:lineRule="auto"/>
+            </w:pPr>
+            <w:r>
+              <w:rPr>
+                <w:rFonts w:ascii="맑은 고딕" w:hAnsi="맑은 고딕" w:eastAsia="맑은 고딕"/>
+                <w:b w:val="0"/>
+                <w:sz w:val="18"/>
+              </w:rPr>
+              <w:t>• 실증지 송영신목장이 교육·견학 현장으로 활용되고 있어, 시제품 실증 이후 영업·판매의 시연 거점으로 활용 가능</w:t>
+            </w:r>
+          </w:p>
+        </w:tc>
+      </w:tr>
+      <w:tr>
+        <w:tc>
+          <w:tcPr>
+            <w:tcW w:type="dxa" w:w="1814"/>
+            <w:shd w:val="clear" w:color="auto" w:fill="EDEDED"/>
+          </w:tcPr>
+          <w:p>
+            <w:pPr>
+              <w:spacing w:after="20" w:line="252" w:lineRule="auto"/>
+            </w:pPr>
+            <w:r/>
+            <w:r>
+              <w:rPr>
+                <w:rFonts w:ascii="맑은 고딕" w:hAnsi="맑은 고딕" w:eastAsia="맑은 고딕"/>
+                <w:b/>
+                <w:sz w:val="18"/>
+              </w:rPr>
+              <w:t>향후 계획</w:t>
+            </w:r>
+          </w:p>
+        </w:tc>
+        <w:tc>
+          <w:tcPr>
+            <w:tcW w:type="dxa" w:w="7824"/>
+          </w:tcPr>
+          <w:p>
+            <w:pPr>
+              <w:spacing w:after="20" w:line="252" w:lineRule="auto"/>
+            </w:pPr>
+            <w:r/>
+            <w:r>
+              <w:rPr>
+                <w:rFonts w:ascii="맑은 고딕" w:hAnsi="맑은 고딕" w:eastAsia="맑은 고딕"/>
+                <w:b w:val="0"/>
+                <w:sz w:val="18"/>
+              </w:rPr>
+              <w:t>방문·교육 대상별 관심 사항과 후속 요청을 기록지 D(영업·홍보 활동 기록)에 누적하고, 2~3년차 시제품 시연·영업 대상 목록으로 관리</w:t>
+            </w:r>
+          </w:p>
+        </w:tc>
+      </w:tr>
+      <w:tr>
+        <w:tc>
+          <w:tcPr>
+            <w:tcW w:type="dxa" w:w="1814"/>
+            <w:shd w:val="clear" w:color="auto" w:fill="EDEDED"/>
+          </w:tcPr>
+          <w:p>
+            <w:pPr>
+              <w:spacing w:after="20" w:line="252" w:lineRule="auto"/>
+            </w:pPr>
+            <w:r/>
+            <w:r>
+              <w:rPr>
+                <w:rFonts w:ascii="맑은 고딕" w:hAnsi="맑은 고딕" w:eastAsia="맑은 고딕"/>
+                <w:b/>
+                <w:sz w:val="18"/>
+              </w:rPr>
+              <w:t>첨부</w:t>
+            </w:r>
+          </w:p>
+        </w:tc>
+        <w:tc>
+          <w:tcPr>
+            <w:tcW w:type="dxa" w:w="7824"/>
+          </w:tcPr>
+          <w:p>
+            <w:pPr>
+              <w:spacing w:after="20" w:line="252" w:lineRule="auto"/>
+            </w:pPr>
+            <w:r/>
+            <w:r>
+              <w:rPr>
+                <w:rFonts w:ascii="맑은 고딕" w:hAnsi="맑은 고딕" w:eastAsia="맑은 고딕"/>
+                <w:b w:val="0"/>
+                <w:sz w:val="18"/>
+              </w:rPr>
+              <w:t>사진 14~18, 행사 안내문·현수막·방명록</w:t>
+            </w:r>
+          </w:p>
+        </w:tc>
+      </w:tr>
+    </w:tbl>
+    <w:p>
+      <w:pPr>
+        <w:spacing w:after="40"/>
+      </w:pPr>
+    </w:p>
+    <w:tbl>
+      <w:tblPr>
+        <w:tblW w:type="auto" w:w="0"/>
+        <w:jc w:val="center"/>
+        <w:tblLook w:firstColumn="1" w:firstRow="1" w:lastColumn="0" w:lastRow="0" w:noHBand="0" w:noVBand="1" w:val="04A0"/>
+      </w:tblPr>
+      <w:tblGrid>
+        <w:gridCol w:w="4819"/>
+        <w:gridCol w:w="4819"/>
+      </w:tblGrid>
+      <w:tr>
+        <w:tc>
+          <w:tcPr>
+            <w:tcW w:type="dxa" w:w="4819"/>
+          </w:tcPr>
+          <w:p>
+            <w:pPr>
+              <w:jc w:val="center"/>
+            </w:pPr>
+            <w:r>
+              <w:drawing>
+                <wp:inline xmlns:a="http://schemas.openxmlformats.org/drawingml/2006/main" xmlns:pic="http://schemas.openxmlformats.org/drawingml/2006/picture">
+                  <wp:extent cx="2322000" cy="1548000"/>
+                  <wp:docPr id="15" name="Picture 15"/>
+                  <wp:cNvGraphicFramePr>
+                    <a:graphicFrameLocks noChangeAspect="1"/>
+                  </wp:cNvGraphicFramePr>
+                  <a:graphic>
+                    <a:graphicData uri="http://schemas.openxmlformats.org/drawingml/2006/picture">
+                      <pic:pic>
+                        <pic:nvPicPr>
+                          <pic:cNvPr id="0" name="pr-0709-gyeonggi-transition-briefing.jpg"/>
+                          <pic:cNvPicPr/>
+                        </pic:nvPicPr>
+                        <pic:blipFill>
+                          <a:blip r:embed="rId24"/>
+                          <a:stretch>
+                            <a:fillRect/>
+                          </a:stretch>
+                        </pic:blipFill>
+                        <pic:spPr>
+                          <a:xfrm>
+                            <a:off x="0" y="0"/>
+                            <a:ext cx="2322000" cy="1548000"/>
+                          </a:xfrm>
+                          <a:prstGeom prst="rect"/>
+                        </pic:spPr>
+                      </pic:pic>
+                    </a:graphicData>
+                  </a:graphic>
+                </wp:inline>
+              </w:drawing>
+            </w:r>
+          </w:p>
+        </w:tc>
+        <w:tc>
+          <w:tcPr>
+            <w:tcW w:type="dxa" w:w="4819"/>
+          </w:tcPr>
+          <w:p>
+            <w:pPr>
+              <w:jc w:val="center"/>
+            </w:pPr>
+            <w:r>
+              <w:drawing>
+                <wp:inline xmlns:a="http://schemas.openxmlformats.org/drawingml/2006/main" xmlns:pic="http://schemas.openxmlformats.org/drawingml/2006/picture">
+                  <wp:extent cx="2064000" cy="1548000"/>
+                  <wp:docPr id="16" name="Picture 16"/>
+                  <wp:cNvGraphicFramePr>
+                    <a:graphicFrameLocks noChangeAspect="1"/>
+                  </wp:cNvGraphicFramePr>
+                  <a:graphic>
+                    <a:graphicData uri="http://schemas.openxmlformats.org/drawingml/2006/picture">
+                      <pic:pic>
+                        <pic:nvPicPr>
+                          <pic:cNvPr id="0" name="pr-0715-yonam-univ-farm-visit.jpg"/>
+                          <pic:cNvPicPr/>
+                        </pic:nvPicPr>
+                        <pic:blipFill>
+                          <a:blip r:embed="rId25"/>
+                          <a:stretch>
+                            <a:fillRect/>
+                          </a:stretch>
+                        </pic:blipFill>
+                        <pic:spPr>
+                          <a:xfrm>
+                            <a:off x="0" y="0"/>
+                            <a:ext cx="2064000" cy="1548000"/>
+                          </a:xfrm>
+                          <a:prstGeom prst="rect"/>
+                        </pic:spPr>
+                      </pic:pic>
+                    </a:graphicData>
+                  </a:graphic>
+                </wp:inline>
+              </w:drawing>
+            </w:r>
+          </w:p>
+        </w:tc>
+      </w:tr>
+      <w:tr>
+        <w:tc>
+          <w:tcPr>
+            <w:tcW w:type="dxa" w:w="4819"/>
+          </w:tcPr>
+          <w:p>
+            <w:pPr>
+              <w:jc w:val="center"/>
+            </w:pPr>
+            <w:r>
+              <w:rPr>
+                <w:rFonts w:ascii="맑은 고딕" w:hAnsi="맑은 고딕" w:eastAsia="맑은 고딕"/>
+                <w:b w:val="0"/>
+                <w:sz w:val="16"/>
+              </w:rPr>
+              <w:t>〈사진 14〉 경기도청 인수위·도의원 설명 (2026. 7. 9.)</w:t>
+            </w:r>
+          </w:p>
+        </w:tc>
+        <w:tc>
+          <w:tcPr>
+            <w:tcW w:type="dxa" w:w="4819"/>
+          </w:tcPr>
+          <w:p>
+            <w:pPr>
+              <w:jc w:val="center"/>
+            </w:pPr>
+            <w:r>
+              <w:rPr>
+                <w:rFonts w:ascii="맑은 고딕" w:hAnsi="맑은 고딕" w:eastAsia="맑은 고딕"/>
+                <w:b w:val="0"/>
+                <w:sz w:val="16"/>
+              </w:rPr>
+              <w:t>〈사진 15〉 연암대 스마트축산학과 견학 (2026. 7. 15.)</w:t>
+            </w:r>
+          </w:p>
+        </w:tc>
+      </w:tr>
+    </w:tbl>
+    <w:p>
+      <w:pPr>
+        <w:spacing w:after="40"/>
+      </w:pPr>
+    </w:p>
+    <w:tbl>
+      <w:tblPr>
+        <w:tblW w:type="auto" w:w="0"/>
+        <w:jc w:val="center"/>
+        <w:tblLook w:firstColumn="1" w:firstRow="1" w:lastColumn="0" w:lastRow="0" w:noHBand="0" w:noVBand="1" w:val="04A0"/>
+      </w:tblPr>
+      <w:tblGrid>
+        <w:gridCol w:w="4819"/>
+        <w:gridCol w:w="4819"/>
+      </w:tblGrid>
+      <w:tr>
+        <w:tc>
+          <w:tcPr>
+            <w:tcW w:type="dxa" w:w="4819"/>
+          </w:tcPr>
+          <w:p>
+            <w:pPr>
+              <w:jc w:val="center"/>
+            </w:pPr>
+            <w:r>
+              <w:drawing>
+                <wp:inline xmlns:a="http://schemas.openxmlformats.org/drawingml/2006/main" xmlns:pic="http://schemas.openxmlformats.org/drawingml/2006/picture">
+                  <wp:extent cx="2747351" cy="1548000"/>
+                  <wp:docPr id="17" name="Picture 17"/>
+                  <wp:cNvGraphicFramePr>
+                    <a:graphicFrameLocks noChangeAspect="1"/>
+                  </wp:cNvGraphicFramePr>
+                  <a:graphic>
+                    <a:graphicData uri="http://schemas.openxmlformats.org/drawingml/2006/picture">
+                      <pic:pic>
+                        <pic:nvPicPr>
+                          <pic:cNvPr id="0" name="pr-0825-konkuk-vet-students-lecture.jpg"/>
+                          <pic:cNvPicPr/>
+                        </pic:nvPicPr>
+                        <pic:blipFill>
+                          <a:blip r:embed="rId26"/>
+                          <a:stretch>
+                            <a:fillRect/>
+                          </a:stretch>
+                        </pic:blipFill>
+                        <pic:spPr>
+                          <a:xfrm>
+                            <a:off x="0" y="0"/>
+                            <a:ext cx="2747351" cy="1548000"/>
+                          </a:xfrm>
+                          <a:prstGeom prst="rect"/>
+                        </pic:spPr>
+                      </pic:pic>
+                    </a:graphicData>
+                  </a:graphic>
+                </wp:inline>
+              </w:drawing>
+            </w:r>
+          </w:p>
+        </w:tc>
+        <w:tc>
+          <w:tcPr>
+            <w:tcW w:type="dxa" w:w="4819"/>
+          </w:tcPr>
+          <w:p>
+            <w:pPr>
+              <w:jc w:val="center"/>
+            </w:pPr>
+            <w:r>
+              <w:drawing>
+                <wp:inline xmlns:a="http://schemas.openxmlformats.org/drawingml/2006/main" xmlns:pic="http://schemas.openxmlformats.org/drawingml/2006/picture">
+                  <wp:extent cx="1161000" cy="1548000"/>
+                  <wp:docPr id="18" name="Picture 18"/>
+                  <wp:cNvGraphicFramePr>
+                    <a:graphicFrameLocks noChangeAspect="1"/>
+                  </wp:cNvGraphicFramePr>
+                  <a:graphic>
+                    <a:graphicData uri="http://schemas.openxmlformats.org/drawingml/2006/picture">
+                      <pic:pic>
+                        <pic:nvPicPr>
+                          <pic:cNvPr id="0" name="pr-0831-uzbek-vets-hbp-briefing.jpg"/>
+                          <pic:cNvPicPr/>
+                        </pic:nvPicPr>
+                        <pic:blipFill>
+                          <a:blip r:embed="rId27"/>
+                          <a:stretch>
+                            <a:fillRect/>
+                          </a:stretch>
+                        </pic:blipFill>
+                        <pic:spPr>
+                          <a:xfrm>
+                            <a:off x="0" y="0"/>
+                            <a:ext cx="1161000" cy="1548000"/>
+                          </a:xfrm>
+                          <a:prstGeom prst="rect"/>
+                        </pic:spPr>
+                      </pic:pic>
+                    </a:graphicData>
+                  </a:graphic>
+                </wp:inline>
+              </w:drawing>
+            </w:r>
+          </w:p>
+        </w:tc>
+      </w:tr>
+      <w:tr>
+        <w:tc>
+          <w:tcPr>
+            <w:tcW w:type="dxa" w:w="4819"/>
+          </w:tcPr>
+          <w:p>
+            <w:pPr>
+              <w:jc w:val="center"/>
+            </w:pPr>
+            <w:r>
+              <w:rPr>
+                <w:rFonts w:ascii="맑은 고딕" w:hAnsi="맑은 고딕" w:eastAsia="맑은 고딕"/>
+                <w:b w:val="0"/>
+                <w:sz w:val="16"/>
+              </w:rPr>
+              <w:t>〈사진 16〉 건국대 수의과 학생 교육 (2026. 8. 25.)</w:t>
+            </w:r>
+          </w:p>
+        </w:tc>
+        <w:tc>
+          <w:tcPr>
+            <w:tcW w:type="dxa" w:w="4819"/>
+          </w:tcPr>
+          <w:p>
+            <w:pPr>
+              <w:jc w:val="center"/>
+            </w:pPr>
+            <w:r>
+              <w:rPr>
+                <w:rFonts w:ascii="맑은 고딕" w:hAnsi="맑은 고딕" w:eastAsia="맑은 고딕"/>
+                <w:b w:val="0"/>
+                <w:sz w:val="16"/>
+              </w:rPr>
+              <w:t>〈사진 17〉 우즈베키스탄 수의사 연수 중 설명</w:t>
+            </w:r>
+          </w:p>
+        </w:tc>
+      </w:tr>
+    </w:tbl>
+    <w:p>
+      <w:pPr>
+        <w:spacing w:after="40"/>
+      </w:pPr>
+    </w:p>
+    <w:tbl>
+      <w:tblPr>
+        <w:tblW w:type="auto" w:w="0"/>
+        <w:jc w:val="center"/>
+        <w:tblLook w:firstColumn="1" w:firstRow="1" w:lastColumn="0" w:lastRow="0" w:noHBand="0" w:noVBand="1" w:val="04A0"/>
+      </w:tblPr>
+      <w:tblGrid>
+        <w:gridCol w:w="9638"/>
+      </w:tblGrid>
+      <w:tr>
+        <w:tc>
+          <w:tcPr>
+            <w:tcW w:type="dxa" w:w="9638"/>
+          </w:tcPr>
+          <w:p>
+            <w:pPr>
+              <w:jc w:val="center"/>
+            </w:pPr>
+            <w:r>
+              <w:drawing>
+                <wp:inline xmlns:a="http://schemas.openxmlformats.org/drawingml/2006/main" xmlns:pic="http://schemas.openxmlformats.org/drawingml/2006/picture">
+                  <wp:extent cx="2400000" cy="1800000"/>
+                  <wp:docPr id="19" name="Picture 19"/>
+                  <wp:cNvGraphicFramePr>
+                    <a:graphicFrameLocks noChangeAspect="1"/>
+                  </wp:cNvGraphicFramePr>
+                  <a:graphic>
+                    <a:graphicData uri="http://schemas.openxmlformats.org/drawingml/2006/picture">
+                      <pic:pic>
+                        <pic:nvPicPr>
+                          <pic:cNvPr id="0" name="pr-laos-koica-farm-visit.jpg"/>
+                          <pic:cNvPicPr/>
+                        </pic:nvPicPr>
+                        <pic:blipFill>
+                          <a:blip r:embed="rId28"/>
+                          <a:stretch>
+                            <a:fillRect/>
+                          </a:stretch>
+                        </pic:blipFill>
+                        <pic:spPr>
+                          <a:xfrm>
+                            <a:off x="0" y="0"/>
+                            <a:ext cx="2400000" cy="1800000"/>
+                          </a:xfrm>
+                          <a:prstGeom prst="rect"/>
+                        </pic:spPr>
+                      </pic:pic>
+                    </a:graphicData>
+                  </a:graphic>
+                </wp:inline>
+              </w:drawing>
+            </w:r>
+          </w:p>
+        </w:tc>
+      </w:tr>
+      <w:tr>
+        <w:tc>
+          <w:tcPr>
+            <w:tcW w:type="dxa" w:w="9638"/>
+          </w:tcPr>
+          <w:p>
+            <w:pPr>
+              <w:jc w:val="center"/>
+            </w:pPr>
+            <w:r>
+              <w:rPr>
+                <w:rFonts w:ascii="맑은 고딕" w:hAnsi="맑은 고딕" w:eastAsia="맑은 고딕"/>
+                <w:b w:val="0"/>
+                <w:sz w:val="16"/>
+              </w:rPr>
+              <w:t>〈사진 18〉 라오스 농림부 공무원(KOICA 연수) 목장 견학</w:t>
             </w:r>
           </w:p>
         </w:tc>

--- a/deliverables/2026_산자부_연구노트_D2O_현장점검제출본.docx
+++ b/deliverables/2026_산자부_연구노트_D2O_현장점검제출본.docx
@@ -54,8 +54,8 @@
         <w:tblLook w:firstColumn="1" w:firstRow="1" w:lastColumn="0" w:lastRow="0" w:noHBand="0" w:noVBand="1" w:val="04A0"/>
       </w:tblPr>
       <w:tblGrid>
-        <w:gridCol w:w="4819"/>
-        <w:gridCol w:w="4819"/>
+        <w:gridCol w:w="1927"/>
+        <w:gridCol w:w="7711"/>
       </w:tblGrid>
       <w:tr>
         <w:tc>
@@ -844,7 +844,7 @@
         </w:rPr>
         <w:t>[조사 6] 교반 작업의 필수성과 자동화 필요성</w:t>
         <w:tab/>
-        <w:t>10</w:t>
+        <w:t>9</w:t>
       </w:r>
     </w:p>
     <w:p>
@@ -863,7 +863,7 @@
         </w:rPr>
         <w:t>[조사 7] 세계 추세·동물복지·국내 지속가능 목장 전망</w:t>
         <w:tab/>
-        <w:t>11</w:t>
+        <w:t>10</w:t>
       </w:r>
     </w:p>
     <w:p>
@@ -882,7 +882,7 @@
         </w:rPr>
         <w:t>6. 제2부 실증 활동 기록</w:t>
         <w:tab/>
-        <w:t>12</w:t>
+        <w:t>11</w:t>
       </w:r>
     </w:p>
     <w:p>
@@ -901,7 +901,7 @@
         </w:rPr>
         <w:t>[기록 1] 일일 교반·침상 관리 기록 개시</w:t>
         <w:tab/>
-        <w:t>12</w:t>
+        <w:t>11</w:t>
       </w:r>
     </w:p>
     <w:p>
@@ -920,7 +920,7 @@
         </w:rPr>
         <w:t>[기록 2] 정책기관 실증지 방문 — HBP·과제 소개</w:t>
         <w:tab/>
-        <w:t>12</w:t>
+        <w:t>11</w:t>
       </w:r>
     </w:p>
     <w:p>
@@ -939,7 +939,7 @@
         </w:rPr>
         <w:t>[기록 3] 해외 ODA 사업국 목장 방문 — HBP·과제 소개</w:t>
         <w:tab/>
-        <w:t>12</w:t>
+        <w:t>11</w:t>
       </w:r>
     </w:p>
     <w:p>
@@ -958,7 +958,7 @@
         </w:rPr>
         <w:t>[기록 4] 실증지 우사 제원 조사 및 실사용 환경 정의</w:t>
         <w:tab/>
-        <w:t>13</w:t>
+        <w:t>12</w:t>
       </w:r>
     </w:p>
     <w:p>
@@ -977,7 +977,7 @@
         </w:rPr>
         <w:t>[기록 5] 수행기관 간담회 발표</w:t>
         <w:tab/>
-        <w:t>14</w:t>
+        <w:t>12</w:t>
       </w:r>
     </w:p>
     <w:p>
@@ -996,7 +996,7 @@
         </w:rPr>
         <w:t>[기록 6] 1일 2회 표준 교반 절차 및 겨울~봄 침상 보충 계획 수립</w:t>
         <w:tab/>
-        <w:t>14</w:t>
+        <w:t>13</w:t>
       </w:r>
     </w:p>
     <w:p>
@@ -1015,7 +1015,7 @@
         </w:rPr>
         <w:t>[기록 7] 영업·홍보 활동 종합 — 국내외 교육·견학 대상 소개</w:t>
         <w:tab/>
-        <w:t>15</w:t>
+        <w:t>13</w:t>
       </w:r>
     </w:p>
     <w:p>
@@ -1034,7 +1034,7 @@
         </w:rPr>
         <w:t>7. 제3부 수기 기록지</w:t>
         <w:tab/>
-        <w:t>17</w:t>
+        <w:t>15</w:t>
       </w:r>
     </w:p>
     <w:p>
@@ -1053,83 +1053,7 @@
         </w:rPr>
         <w:t>기록지 A. 일일 교반·침상 관리 기록 (주간)</w:t>
         <w:tab/>
-        <w:t>17</w:t>
-      </w:r>
-    </w:p>
-    <w:p>
-      <w:pPr>
-        <w:tabs>
-          <w:tab w:pos="9638" w:val="right" w:leader="dot"/>
-        </w:tabs>
-        <w:spacing w:after="40"/>
-        <w:ind w:left="340"/>
-      </w:pPr>
-      <w:r>
-        <w:rPr>
-          <w:rFonts w:ascii="맑은 고딕" w:hAnsi="맑은 고딕" w:eastAsia="맑은 고딕"/>
-          <w:b w:val="0"/>
-          <w:sz w:val="19"/>
-        </w:rPr>
-        <w:t>기록지 B. 주간 침상 측정 기록</w:t>
-        <w:tab/>
-        <w:t>18</w:t>
-      </w:r>
-    </w:p>
-    <w:p>
-      <w:pPr>
-        <w:tabs>
-          <w:tab w:pos="9638" w:val="right" w:leader="dot"/>
-        </w:tabs>
-        <w:spacing w:after="40"/>
-        <w:ind w:left="340"/>
-      </w:pPr>
-      <w:r>
-        <w:rPr>
-          <w:rFonts w:ascii="맑은 고딕" w:hAnsi="맑은 고딕" w:eastAsia="맑은 고딕"/>
-          <w:b w:val="0"/>
-          <w:sz w:val="19"/>
-        </w:rPr>
-        <w:t>기록지 C. 베딩 재료 입고·투입 기록</w:t>
-        <w:tab/>
-        <w:t>19</w:t>
-      </w:r>
-    </w:p>
-    <w:p>
-      <w:pPr>
-        <w:tabs>
-          <w:tab w:pos="9638" w:val="right" w:leader="dot"/>
-        </w:tabs>
-        <w:spacing w:after="40"/>
-        <w:ind w:left="340"/>
-      </w:pPr>
-      <w:r>
-        <w:rPr>
-          <w:rFonts w:ascii="맑은 고딕" w:hAnsi="맑은 고딕" w:eastAsia="맑은 고딕"/>
-          <w:b w:val="0"/>
-          <w:sz w:val="19"/>
-        </w:rPr>
-        <w:t>기록지 D. 영업·홍보 활동 기록</w:t>
-        <w:tab/>
-        <w:t>20</w:t>
-      </w:r>
-    </w:p>
-    <w:p>
-      <w:pPr>
-        <w:tabs>
-          <w:tab w:pos="9638" w:val="right" w:leader="dot"/>
-        </w:tabs>
-        <w:spacing w:after="40"/>
-        <w:ind w:left="340"/>
-      </w:pPr>
-      <w:r>
-        <w:rPr>
-          <w:rFonts w:ascii="맑은 고딕" w:hAnsi="맑은 고딕" w:eastAsia="맑은 고딕"/>
-          <w:b w:val="0"/>
-          <w:sz w:val="19"/>
-        </w:rPr>
-        <w:t>기록지 E. 연구 기록 (공란)</w:t>
-        <w:tab/>
-        <w:t>21</w:t>
+        <w:t>15</w:t>
       </w:r>
     </w:p>
     <w:p>
@@ -1148,7 +1072,7 @@
         </w:rPr>
         <w:t>8. 점검 기록 (연구책임자·관리자)</w:t>
         <w:tab/>
-        <w:t>22</w:t>
+        <w:t>16</w:t>
       </w:r>
     </w:p>
     <w:p>
@@ -1161,7 +1085,7 @@
           <w:b w:val="0"/>
           <w:sz w:val="17"/>
         </w:rPr>
-        <w:t>※ 기록지 A~E는 필요한 만큼 복사하여 수기로 작성하고, 작성 순서대로 본 노트 뒤에 철하며 연속 쪽번호를 부여한다.</w:t>
+        <w:t>※ 기록지 A(1주 1장)는 필요한 만큼 복사하여 수기로 작성하고, 작성 순서대로 본 노트 뒤에 철하며 연속 쪽번호를 부여한다.</w:t>
       </w:r>
     </w:p>
     <w:p>
@@ -1330,8 +1254,8 @@
         <w:tblLook w:firstColumn="1" w:firstRow="1" w:lastColumn="0" w:lastRow="0" w:noHBand="0" w:noVBand="1" w:val="04A0"/>
       </w:tblPr>
       <w:tblGrid>
-        <w:gridCol w:w="4819"/>
-        <w:gridCol w:w="4819"/>
+        <w:gridCol w:w="2154"/>
+        <w:gridCol w:w="7484"/>
       </w:tblGrid>
       <w:tr>
         <w:tc>
@@ -1471,9 +1395,9 @@
         <w:tblLook w:firstColumn="1" w:firstRow="1" w:lastColumn="0" w:lastRow="0" w:noHBand="0" w:noVBand="1" w:val="04A0"/>
       </w:tblPr>
       <w:tblGrid>
-        <w:gridCol w:w="3213"/>
-        <w:gridCol w:w="3213"/>
-        <w:gridCol w:w="3213"/>
+        <w:gridCol w:w="1701"/>
+        <w:gridCol w:w="6010"/>
+        <w:gridCol w:w="1927"/>
       </w:tblGrid>
       <w:tr>
         <w:tc>
@@ -1758,8 +1682,8 @@
         <w:tblLook w:firstColumn="1" w:firstRow="1" w:lastColumn="0" w:lastRow="0" w:noHBand="0" w:noVBand="1" w:val="04A0"/>
       </w:tblPr>
       <w:tblGrid>
-        <w:gridCol w:w="4819"/>
-        <w:gridCol w:w="4819"/>
+        <w:gridCol w:w="2381"/>
+        <w:gridCol w:w="7257"/>
       </w:tblGrid>
       <w:tr>
         <w:tc>
@@ -2009,10 +1933,10 @@
         <w:tblLook w:firstColumn="1" w:firstRow="1" w:lastColumn="0" w:lastRow="0" w:noHBand="0" w:noVBand="1" w:val="04A0"/>
       </w:tblPr>
       <w:tblGrid>
-        <w:gridCol w:w="2409"/>
-        <w:gridCol w:w="2409"/>
-        <w:gridCol w:w="2409"/>
-        <w:gridCol w:w="2409"/>
+        <w:gridCol w:w="2381"/>
+        <w:gridCol w:w="2608"/>
+        <w:gridCol w:w="1360"/>
+        <w:gridCol w:w="3288"/>
       </w:tblGrid>
       <w:tr>
         <w:tc>
@@ -3033,9 +2957,9 @@
         <w:tblLook w:firstColumn="1" w:firstRow="1" w:lastColumn="0" w:lastRow="0" w:noHBand="0" w:noVBand="1" w:val="04A0"/>
       </w:tblPr>
       <w:tblGrid>
-        <w:gridCol w:w="3213"/>
-        <w:gridCol w:w="3213"/>
-        <w:gridCol w:w="3213"/>
+        <w:gridCol w:w="1927"/>
+        <w:gridCol w:w="4876"/>
+        <w:gridCol w:w="2835"/>
       </w:tblGrid>
       <w:tr>
         <w:tc>
@@ -3274,7 +3198,7 @@
                 <w:b w:val="0"/>
                 <w:sz w:val="17"/>
               </w:rPr>
-              <w:t>주 1회 실측 — 기록지 B</w:t>
+              <w:t>주 1회 실측 — 기록지 A 하단</w:t>
             </w:r>
           </w:p>
         </w:tc>
@@ -3569,7 +3493,7 @@
                 <w:b w:val="0"/>
                 <w:sz w:val="17"/>
               </w:rPr>
-              <w:t>기록지 C</w:t>
+              <w:t>기록지 A (베딩 추가)</w:t>
             </w:r>
           </w:p>
         </w:tc>
@@ -3628,7 +3552,7 @@
                 <w:b w:val="0"/>
                 <w:sz w:val="17"/>
               </w:rPr>
-              <w:t>기록지 B</w:t>
+              <w:t>기록지 A 하단</w:t>
             </w:r>
           </w:p>
         </w:tc>
@@ -4162,8 +4086,8 @@
         <w:tblLook w:firstColumn="1" w:firstRow="1" w:lastColumn="0" w:lastRow="0" w:noHBand="0" w:noVBand="1" w:val="04A0"/>
       </w:tblPr>
       <w:tblGrid>
-        <w:gridCol w:w="4819"/>
-        <w:gridCol w:w="4819"/>
+        <w:gridCol w:w="1814"/>
+        <w:gridCol w:w="7824"/>
       </w:tblGrid>
       <w:tr>
         <w:tc>
@@ -4627,12 +4551,12 @@
         <w:tblLook w:firstColumn="1" w:firstRow="1" w:lastColumn="0" w:lastRow="0" w:noHBand="0" w:noVBand="1" w:val="04A0"/>
       </w:tblPr>
       <w:tblGrid>
-        <w:gridCol w:w="1606"/>
-        <w:gridCol w:w="1606"/>
-        <w:gridCol w:w="1606"/>
-        <w:gridCol w:w="1606"/>
-        <w:gridCol w:w="1606"/>
-        <w:gridCol w:w="1606"/>
+        <w:gridCol w:w="1474"/>
+        <w:gridCol w:w="1360"/>
+        <w:gridCol w:w="1474"/>
+        <w:gridCol w:w="1927"/>
+        <w:gridCol w:w="1360"/>
+        <w:gridCol w:w="1474"/>
       </w:tblGrid>
       <w:tr>
         <w:trPr>
@@ -4881,8 +4805,8 @@
         <w:tblLook w:firstColumn="1" w:firstRow="1" w:lastColumn="0" w:lastRow="0" w:noHBand="0" w:noVBand="1" w:val="04A0"/>
       </w:tblPr>
       <w:tblGrid>
-        <w:gridCol w:w="4819"/>
-        <w:gridCol w:w="4819"/>
+        <w:gridCol w:w="1814"/>
+        <w:gridCol w:w="7824"/>
       </w:tblGrid>
       <w:tr>
         <w:tc>
@@ -5190,7 +5114,7 @@
                 <w:b w:val="0"/>
                 <w:sz w:val="18"/>
               </w:rPr>
-              <w:t>피트모스 투입 기준(휴식 공간 50 m²당 1~2 m³, 전체 깔짚의 약 30 %)과 투입 시점·수량을 기록지 C에 기록하여, 침상 수분·냄새 변화와 연결해 분석한다.</w:t>
+              <w:t>피트모스 투입 기준(휴식 공간 50 m²당 1~2 m³, 전체 깔짚의 약 30 %)과 투입 시점·수량을 기록지 A에 기록하여, 침상 수분·냄새 변화와 연결해 분석한다.</w:t>
             </w:r>
           </w:p>
         </w:tc>
@@ -5251,12 +5175,12 @@
         <w:tblLook w:firstColumn="1" w:firstRow="1" w:lastColumn="0" w:lastRow="0" w:noHBand="0" w:noVBand="1" w:val="04A0"/>
       </w:tblPr>
       <w:tblGrid>
-        <w:gridCol w:w="1606"/>
-        <w:gridCol w:w="1606"/>
-        <w:gridCol w:w="1606"/>
-        <w:gridCol w:w="1606"/>
-        <w:gridCol w:w="1606"/>
-        <w:gridCol w:w="1606"/>
+        <w:gridCol w:w="1474"/>
+        <w:gridCol w:w="1360"/>
+        <w:gridCol w:w="1474"/>
+        <w:gridCol w:w="1927"/>
+        <w:gridCol w:w="1360"/>
+        <w:gridCol w:w="1474"/>
       </w:tblGrid>
       <w:tr>
         <w:trPr>
@@ -5505,8 +5429,8 @@
         <w:tblLook w:firstColumn="1" w:firstRow="1" w:lastColumn="0" w:lastRow="0" w:noHBand="0" w:noVBand="1" w:val="04A0"/>
       </w:tblPr>
       <w:tblGrid>
-        <w:gridCol w:w="4819"/>
-        <w:gridCol w:w="4819"/>
+        <w:gridCol w:w="1814"/>
+        <w:gridCol w:w="7824"/>
       </w:tblGrid>
       <w:tr>
         <w:tc>
@@ -5810,12 +5734,12 @@
         <w:tblLook w:firstColumn="1" w:firstRow="1" w:lastColumn="0" w:lastRow="0" w:noHBand="0" w:noVBand="1" w:val="04A0"/>
       </w:tblPr>
       <w:tblGrid>
-        <w:gridCol w:w="1606"/>
-        <w:gridCol w:w="1606"/>
-        <w:gridCol w:w="1606"/>
-        <w:gridCol w:w="1606"/>
-        <w:gridCol w:w="1606"/>
-        <w:gridCol w:w="1606"/>
+        <w:gridCol w:w="1474"/>
+        <w:gridCol w:w="1360"/>
+        <w:gridCol w:w="1474"/>
+        <w:gridCol w:w="1927"/>
+        <w:gridCol w:w="1360"/>
+        <w:gridCol w:w="1474"/>
       </w:tblGrid>
       <w:tr>
         <w:trPr>
@@ -6064,8 +5988,8 @@
         <w:tblLook w:firstColumn="1" w:firstRow="1" w:lastColumn="0" w:lastRow="0" w:noHBand="0" w:noVBand="1" w:val="04A0"/>
       </w:tblPr>
       <w:tblGrid>
-        <w:gridCol w:w="4819"/>
-        <w:gridCol w:w="4819"/>
+        <w:gridCol w:w="1814"/>
+        <w:gridCol w:w="7824"/>
       </w:tblGrid>
       <w:tr>
         <w:tc>
@@ -6540,12 +6464,12 @@
         <w:tblLook w:firstColumn="1" w:firstRow="1" w:lastColumn="0" w:lastRow="0" w:noHBand="0" w:noVBand="1" w:val="04A0"/>
       </w:tblPr>
       <w:tblGrid>
-        <w:gridCol w:w="1606"/>
-        <w:gridCol w:w="1606"/>
-        <w:gridCol w:w="1606"/>
-        <w:gridCol w:w="1606"/>
-        <w:gridCol w:w="1606"/>
-        <w:gridCol w:w="1606"/>
+        <w:gridCol w:w="1474"/>
+        <w:gridCol w:w="1360"/>
+        <w:gridCol w:w="1474"/>
+        <w:gridCol w:w="1927"/>
+        <w:gridCol w:w="1360"/>
+        <w:gridCol w:w="1474"/>
       </w:tblGrid>
       <w:tr>
         <w:trPr>
@@ -6794,8 +6718,8 @@
         <w:tblLook w:firstColumn="1" w:firstRow="1" w:lastColumn="0" w:lastRow="0" w:noHBand="0" w:noVBand="1" w:val="04A0"/>
       </w:tblPr>
       <w:tblGrid>
-        <w:gridCol w:w="4819"/>
-        <w:gridCol w:w="4819"/>
+        <w:gridCol w:w="1814"/>
+        <w:gridCol w:w="7824"/>
       </w:tblGrid>
       <w:tr>
         <w:tc>
@@ -7202,7 +7126,7 @@
                 <w:b w:val="0"/>
                 <w:sz w:val="18"/>
               </w:rPr>
-              <w:t>기록지 A(매일)·B(매주)·C(재료) 작성, 연구책임자 주간 점검·서명</w:t>
+              <w:t>기록지 A(매일 교반·재료 투입, 주 1회 측정) 작성, 연구책임자 주간 점검·서명</w:t>
             </w:r>
           </w:p>
         </w:tc>
@@ -7222,12 +7146,12 @@
         <w:tblLook w:firstColumn="1" w:firstRow="1" w:lastColumn="0" w:lastRow="0" w:noHBand="0" w:noVBand="1" w:val="04A0"/>
       </w:tblPr>
       <w:tblGrid>
-        <w:gridCol w:w="1606"/>
-        <w:gridCol w:w="1606"/>
-        <w:gridCol w:w="1606"/>
-        <w:gridCol w:w="1606"/>
-        <w:gridCol w:w="1606"/>
-        <w:gridCol w:w="1606"/>
+        <w:gridCol w:w="1474"/>
+        <w:gridCol w:w="1360"/>
+        <w:gridCol w:w="1474"/>
+        <w:gridCol w:w="1927"/>
+        <w:gridCol w:w="1360"/>
+        <w:gridCol w:w="1474"/>
       </w:tblGrid>
       <w:tr>
         <w:trPr>
@@ -7476,8 +7400,8 @@
         <w:tblLook w:firstColumn="1" w:firstRow="1" w:lastColumn="0" w:lastRow="0" w:noHBand="0" w:noVBand="1" w:val="04A0"/>
       </w:tblPr>
       <w:tblGrid>
-        <w:gridCol w:w="4819"/>
-        <w:gridCol w:w="4819"/>
+        <w:gridCol w:w="1814"/>
+        <w:gridCol w:w="7824"/>
       </w:tblGrid>
       <w:tr>
         <w:tc>
@@ -7798,7 +7722,7 @@
                 <w:b w:val="0"/>
                 <w:sz w:val="18"/>
               </w:rPr>
-              <w:t>수동 교반 기준선(소요시간, 미교반 구간, 소 회피, 침상 상태, 노동 시간)을 기록지 A·B로 확보해야, 2차년도 시제품 실증에서 자동화 효과를 같은 잣대로 비교할 수 있다.</w:t>
+              <w:t>수동 교반 기준선(소요시간, 미교반 구간, 소 회피, 침상 상태, 노동 시간)을 기록지 A로 확보해야, 2차년도 시제품 실증에서 자동화 효과를 같은 잣대로 비교할 수 있다.</w:t>
             </w:r>
           </w:p>
         </w:tc>
@@ -7818,12 +7742,12 @@
         <w:tblLook w:firstColumn="1" w:firstRow="1" w:lastColumn="0" w:lastRow="0" w:noHBand="0" w:noVBand="1" w:val="04A0"/>
       </w:tblPr>
       <w:tblGrid>
-        <w:gridCol w:w="1606"/>
-        <w:gridCol w:w="1606"/>
-        <w:gridCol w:w="1606"/>
-        <w:gridCol w:w="1606"/>
-        <w:gridCol w:w="1606"/>
-        <w:gridCol w:w="1606"/>
+        <w:gridCol w:w="1474"/>
+        <w:gridCol w:w="1360"/>
+        <w:gridCol w:w="1474"/>
+        <w:gridCol w:w="1927"/>
+        <w:gridCol w:w="1360"/>
+        <w:gridCol w:w="1474"/>
       </w:tblGrid>
       <w:tr>
         <w:trPr>
@@ -8072,8 +7996,8 @@
         <w:tblLook w:firstColumn="1" w:firstRow="1" w:lastColumn="0" w:lastRow="0" w:noHBand="0" w:noVBand="1" w:val="04A0"/>
       </w:tblPr>
       <w:tblGrid>
-        <w:gridCol w:w="4819"/>
-        <w:gridCol w:w="4819"/>
+        <w:gridCol w:w="1814"/>
+        <w:gridCol w:w="7824"/>
       </w:tblGrid>
       <w:tr>
         <w:tc>
@@ -8468,12 +8392,12 @@
         <w:tblLook w:firstColumn="1" w:firstRow="1" w:lastColumn="0" w:lastRow="0" w:noHBand="0" w:noVBand="1" w:val="04A0"/>
       </w:tblPr>
       <w:tblGrid>
-        <w:gridCol w:w="1606"/>
-        <w:gridCol w:w="1606"/>
-        <w:gridCol w:w="1606"/>
-        <w:gridCol w:w="1606"/>
-        <w:gridCol w:w="1606"/>
-        <w:gridCol w:w="1606"/>
+        <w:gridCol w:w="1474"/>
+        <w:gridCol w:w="1360"/>
+        <w:gridCol w:w="1474"/>
+        <w:gridCol w:w="1927"/>
+        <w:gridCol w:w="1360"/>
+        <w:gridCol w:w="1474"/>
       </w:tblGrid>
       <w:tr>
         <w:trPr>
@@ -8741,8 +8665,8 @@
         <w:tblLook w:firstColumn="1" w:firstRow="1" w:lastColumn="0" w:lastRow="0" w:noHBand="0" w:noVBand="1" w:val="04A0"/>
       </w:tblPr>
       <w:tblGrid>
-        <w:gridCol w:w="4819"/>
-        <w:gridCol w:w="4819"/>
+        <w:gridCol w:w="1814"/>
+        <w:gridCol w:w="7824"/>
       </w:tblGrid>
       <w:tr>
         <w:tc>
@@ -8942,7 +8866,7 @@
                 <w:b w:val="0"/>
                 <w:sz w:val="18"/>
               </w:rPr>
-              <w:t>• 평균 교반 시간·침상 두께·수분·냄새 등급은 11월부터 기록지 A·B로 정량 집계</w:t>
+              <w:t>• 평균 교반 시간·침상 두께·수분·냄새 등급은 11월부터 기록지 A로 정량 집계</w:t>
             </w:r>
           </w:p>
         </w:tc>
@@ -9044,12 +8968,12 @@
         <w:tblLook w:firstColumn="1" w:firstRow="1" w:lastColumn="0" w:lastRow="0" w:noHBand="0" w:noVBand="1" w:val="04A0"/>
       </w:tblPr>
       <w:tblGrid>
-        <w:gridCol w:w="1606"/>
-        <w:gridCol w:w="1606"/>
-        <w:gridCol w:w="1606"/>
-        <w:gridCol w:w="1606"/>
-        <w:gridCol w:w="1606"/>
-        <w:gridCol w:w="1606"/>
+        <w:gridCol w:w="1474"/>
+        <w:gridCol w:w="1360"/>
+        <w:gridCol w:w="1474"/>
+        <w:gridCol w:w="1927"/>
+        <w:gridCol w:w="1360"/>
+        <w:gridCol w:w="1474"/>
       </w:tblGrid>
       <w:tr>
         <w:trPr>
@@ -9298,8 +9222,8 @@
         <w:tblLook w:firstColumn="1" w:firstRow="1" w:lastColumn="0" w:lastRow="0" w:noHBand="0" w:noVBand="1" w:val="04A0"/>
       </w:tblPr>
       <w:tblGrid>
-        <w:gridCol w:w="4819"/>
-        <w:gridCol w:w="4819"/>
+        <w:gridCol w:w="1814"/>
+        <w:gridCol w:w="7824"/>
       </w:tblGrid>
       <w:tr>
         <w:tc>
@@ -9521,12 +9445,12 @@
         <w:tblLook w:firstColumn="1" w:firstRow="1" w:lastColumn="0" w:lastRow="0" w:noHBand="0" w:noVBand="1" w:val="04A0"/>
       </w:tblPr>
       <w:tblGrid>
-        <w:gridCol w:w="1606"/>
-        <w:gridCol w:w="1606"/>
-        <w:gridCol w:w="1606"/>
-        <w:gridCol w:w="1606"/>
-        <w:gridCol w:w="1606"/>
-        <w:gridCol w:w="1606"/>
+        <w:gridCol w:w="1474"/>
+        <w:gridCol w:w="1360"/>
+        <w:gridCol w:w="1474"/>
+        <w:gridCol w:w="1927"/>
+        <w:gridCol w:w="1360"/>
+        <w:gridCol w:w="1474"/>
       </w:tblGrid>
       <w:tr>
         <w:trPr>
@@ -9775,8 +9699,8 @@
         <w:tblLook w:firstColumn="1" w:firstRow="1" w:lastColumn="0" w:lastRow="0" w:noHBand="0" w:noVBand="1" w:val="04A0"/>
       </w:tblPr>
       <w:tblGrid>
-        <w:gridCol w:w="4819"/>
-        <w:gridCol w:w="4819"/>
+        <w:gridCol w:w="1814"/>
+        <w:gridCol w:w="7824"/>
       </w:tblGrid>
       <w:tr>
         <w:tc>
@@ -10050,12 +9974,12 @@
         <w:tblLook w:firstColumn="1" w:firstRow="1" w:lastColumn="0" w:lastRow="0" w:noHBand="0" w:noVBand="1" w:val="04A0"/>
       </w:tblPr>
       <w:tblGrid>
-        <w:gridCol w:w="1606"/>
-        <w:gridCol w:w="1606"/>
-        <w:gridCol w:w="1606"/>
-        <w:gridCol w:w="1606"/>
-        <w:gridCol w:w="1606"/>
-        <w:gridCol w:w="1606"/>
+        <w:gridCol w:w="1474"/>
+        <w:gridCol w:w="1360"/>
+        <w:gridCol w:w="1474"/>
+        <w:gridCol w:w="1927"/>
+        <w:gridCol w:w="1360"/>
+        <w:gridCol w:w="1474"/>
       </w:tblGrid>
       <w:tr>
         <w:trPr>
@@ -10606,8 +10530,8 @@
         <w:tblLook w:firstColumn="1" w:firstRow="1" w:lastColumn="0" w:lastRow="0" w:noHBand="0" w:noVBand="1" w:val="04A0"/>
       </w:tblPr>
       <w:tblGrid>
-        <w:gridCol w:w="4819"/>
-        <w:gridCol w:w="4819"/>
+        <w:gridCol w:w="1814"/>
+        <w:gridCol w:w="7824"/>
       </w:tblGrid>
       <w:tr>
         <w:tc>
@@ -10922,12 +10846,12 @@
         <w:tblLook w:firstColumn="1" w:firstRow="1" w:lastColumn="0" w:lastRow="0" w:noHBand="0" w:noVBand="1" w:val="04A0"/>
       </w:tblPr>
       <w:tblGrid>
-        <w:gridCol w:w="1606"/>
-        <w:gridCol w:w="1606"/>
-        <w:gridCol w:w="1606"/>
-        <w:gridCol w:w="1606"/>
-        <w:gridCol w:w="1606"/>
-        <w:gridCol w:w="1606"/>
+        <w:gridCol w:w="1474"/>
+        <w:gridCol w:w="1360"/>
+        <w:gridCol w:w="1474"/>
+        <w:gridCol w:w="1927"/>
+        <w:gridCol w:w="1360"/>
+        <w:gridCol w:w="1474"/>
       </w:tblGrid>
       <w:tr>
         <w:trPr>
@@ -11176,8 +11100,8 @@
         <w:tblLook w:firstColumn="1" w:firstRow="1" w:lastColumn="0" w:lastRow="0" w:noHBand="0" w:noVBand="1" w:val="04A0"/>
       </w:tblPr>
       <w:tblGrid>
-        <w:gridCol w:w="4819"/>
-        <w:gridCol w:w="4819"/>
+        <w:gridCol w:w="1814"/>
+        <w:gridCol w:w="7824"/>
       </w:tblGrid>
       <w:tr>
         <w:tc>
@@ -11440,12 +11364,12 @@
         <w:tblLook w:firstColumn="1" w:firstRow="1" w:lastColumn="0" w:lastRow="0" w:noHBand="0" w:noVBand="1" w:val="04A0"/>
       </w:tblPr>
       <w:tblGrid>
-        <w:gridCol w:w="1606"/>
-        <w:gridCol w:w="1606"/>
-        <w:gridCol w:w="1606"/>
-        <w:gridCol w:w="1606"/>
-        <w:gridCol w:w="1606"/>
-        <w:gridCol w:w="1606"/>
+        <w:gridCol w:w="1474"/>
+        <w:gridCol w:w="1360"/>
+        <w:gridCol w:w="1474"/>
+        <w:gridCol w:w="1927"/>
+        <w:gridCol w:w="1360"/>
+        <w:gridCol w:w="1474"/>
       </w:tblGrid>
       <w:tr>
         <w:trPr>
@@ -11694,8 +11618,8 @@
         <w:tblLook w:firstColumn="1" w:firstRow="1" w:lastColumn="0" w:lastRow="0" w:noHBand="0" w:noVBand="1" w:val="04A0"/>
       </w:tblPr>
       <w:tblGrid>
-        <w:gridCol w:w="4819"/>
-        <w:gridCol w:w="4819"/>
+        <w:gridCol w:w="1814"/>
+        <w:gridCol w:w="7824"/>
       </w:tblGrid>
       <w:tr>
         <w:tc>
@@ -11969,12 +11893,12 @@
         <w:tblLook w:firstColumn="1" w:firstRow="1" w:lastColumn="0" w:lastRow="0" w:noHBand="0" w:noVBand="1" w:val="04A0"/>
       </w:tblPr>
       <w:tblGrid>
-        <w:gridCol w:w="1606"/>
-        <w:gridCol w:w="1606"/>
-        <w:gridCol w:w="1606"/>
-        <w:gridCol w:w="1606"/>
-        <w:gridCol w:w="1606"/>
-        <w:gridCol w:w="1606"/>
+        <w:gridCol w:w="1474"/>
+        <w:gridCol w:w="1360"/>
+        <w:gridCol w:w="1474"/>
+        <w:gridCol w:w="1927"/>
+        <w:gridCol w:w="1360"/>
+        <w:gridCol w:w="1474"/>
       </w:tblGrid>
       <w:tr>
         <w:trPr>
@@ -12223,8 +12147,8 @@
         <w:tblLook w:firstColumn="1" w:firstRow="1" w:lastColumn="0" w:lastRow="0" w:noHBand="0" w:noVBand="1" w:val="04A0"/>
       </w:tblPr>
       <w:tblGrid>
-        <w:gridCol w:w="4819"/>
-        <w:gridCol w:w="4819"/>
+        <w:gridCol w:w="1814"/>
+        <w:gridCol w:w="7824"/>
       </w:tblGrid>
       <w:tr>
         <w:tc>
@@ -12323,11 +12247,11 @@
         <w:tblLook w:firstColumn="1" w:firstRow="1" w:lastColumn="0" w:lastRow="0" w:noHBand="0" w:noVBand="1" w:val="04A0"/>
       </w:tblPr>
       <w:tblGrid>
-        <w:gridCol w:w="1928"/>
-        <w:gridCol w:w="1928"/>
-        <w:gridCol w:w="1928"/>
-        <w:gridCol w:w="1928"/>
-        <w:gridCol w:w="1928"/>
+        <w:gridCol w:w="1587"/>
+        <w:gridCol w:w="2608"/>
+        <w:gridCol w:w="1360"/>
+        <w:gridCol w:w="3175"/>
+        <w:gridCol w:w="907"/>
       </w:tblGrid>
       <w:tr>
         <w:tc>
@@ -13138,8 +13062,8 @@
         <w:tblLook w:firstColumn="1" w:firstRow="1" w:lastColumn="0" w:lastRow="0" w:noHBand="0" w:noVBand="1" w:val="04A0"/>
       </w:tblPr>
       <w:tblGrid>
-        <w:gridCol w:w="4819"/>
-        <w:gridCol w:w="4819"/>
+        <w:gridCol w:w="1814"/>
+        <w:gridCol w:w="7824"/>
       </w:tblGrid>
       <w:tr>
         <w:tc>
@@ -13244,7 +13168,7 @@
                 <w:b w:val="0"/>
                 <w:sz w:val="18"/>
               </w:rPr>
-              <w:t>방문·교육 대상별 관심 사항과 후속 요청을 기록지 D(영업·홍보 활동 기록)에 누적하고, 2~3년차 시제품 시연·영업 대상 목록으로 관리</w:t>
+              <w:t>방문·교육 대상별 관심 사항과 후속 요청을 기록지 A 특이사항란과 연구 기록(제2부)에 누적하고, 2~3년차 시제품 시연·영업 대상 목록으로 관리</w:t>
             </w:r>
           </w:p>
         </w:tc>
@@ -13674,12 +13598,12 @@
         <w:tblLook w:firstColumn="1" w:firstRow="1" w:lastColumn="0" w:lastRow="0" w:noHBand="0" w:noVBand="1" w:val="04A0"/>
       </w:tblPr>
       <w:tblGrid>
-        <w:gridCol w:w="1606"/>
-        <w:gridCol w:w="1606"/>
-        <w:gridCol w:w="1606"/>
-        <w:gridCol w:w="1606"/>
-        <w:gridCol w:w="1606"/>
-        <w:gridCol w:w="1606"/>
+        <w:gridCol w:w="1474"/>
+        <w:gridCol w:w="1360"/>
+        <w:gridCol w:w="1474"/>
+        <w:gridCol w:w="1927"/>
+        <w:gridCol w:w="1360"/>
+        <w:gridCol w:w="1474"/>
       </w:tblGrid>
       <w:tr>
         <w:trPr>
@@ -13940,7 +13864,7 @@
           <w:b/>
           <w:sz w:val="23"/>
         </w:rPr>
-        <w:t>기록지 A. 일일 교반·침상 관리 기록 (1주 1장)</w:t>
+        <w:t>기록지 A. 일일 교반·침상 관리 기록 (1주 1장 — 매일 아침·저녁, 주 1회 측정 포함)</w:t>
       </w:r>
     </w:p>
     <w:p>
@@ -14076,23 +14000,23 @@
         <w:tblLook w:firstColumn="1" w:firstRow="1" w:lastColumn="0" w:lastRow="0" w:noHBand="0" w:noVBand="1" w:val="04A0"/>
       </w:tblPr>
       <w:tblGrid>
-        <w:gridCol w:w="1164"/>
-        <w:gridCol w:w="1164"/>
-        <w:gridCol w:w="1164"/>
-        <w:gridCol w:w="1164"/>
-        <w:gridCol w:w="1164"/>
-        <w:gridCol w:w="1164"/>
-        <w:gridCol w:w="1164"/>
-        <w:gridCol w:w="1164"/>
-        <w:gridCol w:w="1164"/>
-        <w:gridCol w:w="1164"/>
-        <w:gridCol w:w="1164"/>
-        <w:gridCol w:w="1164"/>
-        <w:gridCol w:w="1164"/>
+        <w:gridCol w:w="1134"/>
+        <w:gridCol w:w="680"/>
+        <w:gridCol w:w="1360"/>
+        <w:gridCol w:w="1020"/>
+        <w:gridCol w:w="623"/>
+        <w:gridCol w:w="850"/>
+        <w:gridCol w:w="1077"/>
+        <w:gridCol w:w="1077"/>
+        <w:gridCol w:w="1134"/>
+        <w:gridCol w:w="1134"/>
+        <w:gridCol w:w="623"/>
+        <w:gridCol w:w="3345"/>
+        <w:gridCol w:w="907"/>
       </w:tblGrid>
       <w:tr>
         <w:trPr>
-          <w:trHeight w:val="498" w:hRule="atLeast"/>
+          <w:trHeight w:val="362" w:hRule="atLeast"/>
         </w:trPr>
         <w:tc>
           <w:tcPr>
@@ -14355,7 +14279,7 @@
         </w:tc>
         <w:tc>
           <w:tcPr>
-            <w:tcW w:type="dxa" w:w="907"/>
+            <w:tcW w:type="dxa" w:w="1134"/>
             <w:shd w:val="clear" w:color="auto" w:fill="EDEDED"/>
           </w:tcPr>
           <w:p>
@@ -14370,7 +14294,7 @@
                 <w:b/>
                 <w:sz w:val="16"/>
               </w:rPr>
-              <w:t>베딩 추가</w:t>
+              <w:t>베딩 추가 m³</w:t>
             </w:r>
           </w:p>
           <w:p>
@@ -14384,13 +14308,13 @@
                 <w:b/>
                 <w:sz w:val="16"/>
               </w:rPr>
-              <w:t>(m³)</w:t>
-            </w:r>
-          </w:p>
-        </w:tc>
-        <w:tc>
-          <w:tcPr>
-            <w:tcW w:type="dxa" w:w="680"/>
+              <w:t>톱밥/피트모스</w:t>
+            </w:r>
+          </w:p>
+        </w:tc>
+        <w:tc>
+          <w:tcPr>
+            <w:tcW w:type="dxa" w:w="624"/>
             <w:shd w:val="clear" w:color="auto" w:fill="EDEDED"/>
           </w:tcPr>
           <w:p>
@@ -14425,7 +14349,7 @@
         </w:tc>
         <w:tc>
           <w:tcPr>
-            <w:tcW w:type="dxa" w:w="3515"/>
+            <w:tcW w:type="dxa" w:w="3345"/>
             <w:shd w:val="clear" w:color="auto" w:fill="EDEDED"/>
           </w:tcPr>
           <w:p>
@@ -14440,7 +14364,7 @@
                 <w:b/>
                 <w:sz w:val="16"/>
               </w:rPr>
-              <w:t>특이사항 (변경·사유·관찰)</w:t>
+              <w:t>특이사항 (변경·사유·관찰·방문)</w:t>
             </w:r>
           </w:p>
         </w:tc>
@@ -14468,7 +14392,7 @@
       </w:tr>
       <w:tr>
         <w:trPr>
-          <w:trHeight w:val="498" w:hRule="atLeast"/>
+          <w:trHeight w:val="362" w:hRule="atLeast"/>
         </w:trPr>
         <w:tc>
           <w:tcPr>
@@ -14621,29 +14545,37 @@
         </w:tc>
         <w:tc>
           <w:tcPr>
-            <w:tcW w:type="dxa" w:w="907"/>
-          </w:tcPr>
-          <w:p>
-            <w:pPr>
-              <w:spacing w:after="20" w:line="252" w:lineRule="auto"/>
-            </w:pPr>
-            <w:r/>
-          </w:p>
-        </w:tc>
-        <w:tc>
-          <w:tcPr>
-            <w:tcW w:type="dxa" w:w="680"/>
-          </w:tcPr>
-          <w:p>
-            <w:pPr>
-              <w:spacing w:after="20" w:line="252" w:lineRule="auto"/>
-            </w:pPr>
-            <w:r/>
-          </w:p>
-        </w:tc>
-        <w:tc>
-          <w:tcPr>
-            <w:tcW w:type="dxa" w:w="3515"/>
+            <w:tcW w:type="dxa" w:w="1134"/>
+          </w:tcPr>
+          <w:p>
+            <w:pPr>
+              <w:spacing w:after="20" w:line="252" w:lineRule="auto"/>
+            </w:pPr>
+            <w:r/>
+            <w:r>
+              <w:rPr>
+                <w:rFonts w:ascii="맑은 고딕" w:hAnsi="맑은 고딕" w:eastAsia="맑은 고딕"/>
+                <w:b w:val="0"/>
+                <w:sz w:val="16"/>
+              </w:rPr>
+              <w:t xml:space="preserve">  /  </w:t>
+            </w:r>
+          </w:p>
+        </w:tc>
+        <w:tc>
+          <w:tcPr>
+            <w:tcW w:type="dxa" w:w="624"/>
+          </w:tcPr>
+          <w:p>
+            <w:pPr>
+              <w:spacing w:after="20" w:line="252" w:lineRule="auto"/>
+            </w:pPr>
+            <w:r/>
+          </w:p>
+        </w:tc>
+        <w:tc>
+          <w:tcPr>
+            <w:tcW w:type="dxa" w:w="3345"/>
           </w:tcPr>
           <w:p>
             <w:pPr>
@@ -14666,7 +14598,7 @@
       </w:tr>
       <w:tr>
         <w:trPr>
-          <w:trHeight w:val="498" w:hRule="atLeast"/>
+          <w:trHeight w:val="362" w:hRule="atLeast"/>
         </w:trPr>
         <w:tc>
           <w:tcPr>
@@ -14811,29 +14743,37 @@
         </w:tc>
         <w:tc>
           <w:tcPr>
-            <w:tcW w:type="dxa" w:w="907"/>
-          </w:tcPr>
-          <w:p>
-            <w:pPr>
-              <w:spacing w:after="20" w:line="252" w:lineRule="auto"/>
-            </w:pPr>
-            <w:r/>
-          </w:p>
-        </w:tc>
-        <w:tc>
-          <w:tcPr>
-            <w:tcW w:type="dxa" w:w="680"/>
-          </w:tcPr>
-          <w:p>
-            <w:pPr>
-              <w:spacing w:after="20" w:line="252" w:lineRule="auto"/>
-            </w:pPr>
-            <w:r/>
-          </w:p>
-        </w:tc>
-        <w:tc>
-          <w:tcPr>
-            <w:tcW w:type="dxa" w:w="3515"/>
+            <w:tcW w:type="dxa" w:w="1134"/>
+          </w:tcPr>
+          <w:p>
+            <w:pPr>
+              <w:spacing w:after="20" w:line="252" w:lineRule="auto"/>
+            </w:pPr>
+            <w:r/>
+            <w:r>
+              <w:rPr>
+                <w:rFonts w:ascii="맑은 고딕" w:hAnsi="맑은 고딕" w:eastAsia="맑은 고딕"/>
+                <w:b w:val="0"/>
+                <w:sz w:val="16"/>
+              </w:rPr>
+              <w:t xml:space="preserve">  /  </w:t>
+            </w:r>
+          </w:p>
+        </w:tc>
+        <w:tc>
+          <w:tcPr>
+            <w:tcW w:type="dxa" w:w="624"/>
+          </w:tcPr>
+          <w:p>
+            <w:pPr>
+              <w:spacing w:after="20" w:line="252" w:lineRule="auto"/>
+            </w:pPr>
+            <w:r/>
+          </w:p>
+        </w:tc>
+        <w:tc>
+          <w:tcPr>
+            <w:tcW w:type="dxa" w:w="3345"/>
           </w:tcPr>
           <w:p>
             <w:pPr>
@@ -14856,7 +14796,7 @@
       </w:tr>
       <w:tr>
         <w:trPr>
-          <w:trHeight w:val="498" w:hRule="atLeast"/>
+          <w:trHeight w:val="362" w:hRule="atLeast"/>
         </w:trPr>
         <w:tc>
           <w:tcPr>
@@ -15009,29 +14949,37 @@
         </w:tc>
         <w:tc>
           <w:tcPr>
-            <w:tcW w:type="dxa" w:w="907"/>
-          </w:tcPr>
-          <w:p>
-            <w:pPr>
-              <w:spacing w:after="20" w:line="252" w:lineRule="auto"/>
-            </w:pPr>
-            <w:r/>
-          </w:p>
-        </w:tc>
-        <w:tc>
-          <w:tcPr>
-            <w:tcW w:type="dxa" w:w="680"/>
-          </w:tcPr>
-          <w:p>
-            <w:pPr>
-              <w:spacing w:after="20" w:line="252" w:lineRule="auto"/>
-            </w:pPr>
-            <w:r/>
-          </w:p>
-        </w:tc>
-        <w:tc>
-          <w:tcPr>
-            <w:tcW w:type="dxa" w:w="3515"/>
+            <w:tcW w:type="dxa" w:w="1134"/>
+          </w:tcPr>
+          <w:p>
+            <w:pPr>
+              <w:spacing w:after="20" w:line="252" w:lineRule="auto"/>
+            </w:pPr>
+            <w:r/>
+            <w:r>
+              <w:rPr>
+                <w:rFonts w:ascii="맑은 고딕" w:hAnsi="맑은 고딕" w:eastAsia="맑은 고딕"/>
+                <w:b w:val="0"/>
+                <w:sz w:val="16"/>
+              </w:rPr>
+              <w:t xml:space="preserve">  /  </w:t>
+            </w:r>
+          </w:p>
+        </w:tc>
+        <w:tc>
+          <w:tcPr>
+            <w:tcW w:type="dxa" w:w="624"/>
+          </w:tcPr>
+          <w:p>
+            <w:pPr>
+              <w:spacing w:after="20" w:line="252" w:lineRule="auto"/>
+            </w:pPr>
+            <w:r/>
+          </w:p>
+        </w:tc>
+        <w:tc>
+          <w:tcPr>
+            <w:tcW w:type="dxa" w:w="3345"/>
           </w:tcPr>
           <w:p>
             <w:pPr>
@@ -15054,7 +15002,7 @@
       </w:tr>
       <w:tr>
         <w:trPr>
-          <w:trHeight w:val="498" w:hRule="atLeast"/>
+          <w:trHeight w:val="362" w:hRule="atLeast"/>
         </w:trPr>
         <w:tc>
           <w:tcPr>
@@ -15199,29 +15147,37 @@
         </w:tc>
         <w:tc>
           <w:tcPr>
-            <w:tcW w:type="dxa" w:w="907"/>
-          </w:tcPr>
-          <w:p>
-            <w:pPr>
-              <w:spacing w:after="20" w:line="252" w:lineRule="auto"/>
-            </w:pPr>
-            <w:r/>
-          </w:p>
-        </w:tc>
-        <w:tc>
-          <w:tcPr>
-            <w:tcW w:type="dxa" w:w="680"/>
-          </w:tcPr>
-          <w:p>
-            <w:pPr>
-              <w:spacing w:after="20" w:line="252" w:lineRule="auto"/>
-            </w:pPr>
-            <w:r/>
-          </w:p>
-        </w:tc>
-        <w:tc>
-          <w:tcPr>
-            <w:tcW w:type="dxa" w:w="3515"/>
+            <w:tcW w:type="dxa" w:w="1134"/>
+          </w:tcPr>
+          <w:p>
+            <w:pPr>
+              <w:spacing w:after="20" w:line="252" w:lineRule="auto"/>
+            </w:pPr>
+            <w:r/>
+            <w:r>
+              <w:rPr>
+                <w:rFonts w:ascii="맑은 고딕" w:hAnsi="맑은 고딕" w:eastAsia="맑은 고딕"/>
+                <w:b w:val="0"/>
+                <w:sz w:val="16"/>
+              </w:rPr>
+              <w:t xml:space="preserve">  /  </w:t>
+            </w:r>
+          </w:p>
+        </w:tc>
+        <w:tc>
+          <w:tcPr>
+            <w:tcW w:type="dxa" w:w="624"/>
+          </w:tcPr>
+          <w:p>
+            <w:pPr>
+              <w:spacing w:after="20" w:line="252" w:lineRule="auto"/>
+            </w:pPr>
+            <w:r/>
+          </w:p>
+        </w:tc>
+        <w:tc>
+          <w:tcPr>
+            <w:tcW w:type="dxa" w:w="3345"/>
           </w:tcPr>
           <w:p>
             <w:pPr>
@@ -15244,7 +15200,7 @@
       </w:tr>
       <w:tr>
         <w:trPr>
-          <w:trHeight w:val="498" w:hRule="atLeast"/>
+          <w:trHeight w:val="362" w:hRule="atLeast"/>
         </w:trPr>
         <w:tc>
           <w:tcPr>
@@ -15397,29 +15353,37 @@
         </w:tc>
         <w:tc>
           <w:tcPr>
-            <w:tcW w:type="dxa" w:w="907"/>
-          </w:tcPr>
-          <w:p>
-            <w:pPr>
-              <w:spacing w:after="20" w:line="252" w:lineRule="auto"/>
-            </w:pPr>
-            <w:r/>
-          </w:p>
-        </w:tc>
-        <w:tc>
-          <w:tcPr>
-            <w:tcW w:type="dxa" w:w="680"/>
-          </w:tcPr>
-          <w:p>
-            <w:pPr>
-              <w:spacing w:after="20" w:line="252" w:lineRule="auto"/>
-            </w:pPr>
-            <w:r/>
-          </w:p>
-        </w:tc>
-        <w:tc>
-          <w:tcPr>
-            <w:tcW w:type="dxa" w:w="3515"/>
+            <w:tcW w:type="dxa" w:w="1134"/>
+          </w:tcPr>
+          <w:p>
+            <w:pPr>
+              <w:spacing w:after="20" w:line="252" w:lineRule="auto"/>
+            </w:pPr>
+            <w:r/>
+            <w:r>
+              <w:rPr>
+                <w:rFonts w:ascii="맑은 고딕" w:hAnsi="맑은 고딕" w:eastAsia="맑은 고딕"/>
+                <w:b w:val="0"/>
+                <w:sz w:val="16"/>
+              </w:rPr>
+              <w:t xml:space="preserve">  /  </w:t>
+            </w:r>
+          </w:p>
+        </w:tc>
+        <w:tc>
+          <w:tcPr>
+            <w:tcW w:type="dxa" w:w="624"/>
+          </w:tcPr>
+          <w:p>
+            <w:pPr>
+              <w:spacing w:after="20" w:line="252" w:lineRule="auto"/>
+            </w:pPr>
+            <w:r/>
+          </w:p>
+        </w:tc>
+        <w:tc>
+          <w:tcPr>
+            <w:tcW w:type="dxa" w:w="3345"/>
           </w:tcPr>
           <w:p>
             <w:pPr>
@@ -15442,7 +15406,7 @@
       </w:tr>
       <w:tr>
         <w:trPr>
-          <w:trHeight w:val="498" w:hRule="atLeast"/>
+          <w:trHeight w:val="362" w:hRule="atLeast"/>
         </w:trPr>
         <w:tc>
           <w:tcPr>
@@ -15587,29 +15551,37 @@
         </w:tc>
         <w:tc>
           <w:tcPr>
-            <w:tcW w:type="dxa" w:w="907"/>
-          </w:tcPr>
-          <w:p>
-            <w:pPr>
-              <w:spacing w:after="20" w:line="252" w:lineRule="auto"/>
-            </w:pPr>
-            <w:r/>
-          </w:p>
-        </w:tc>
-        <w:tc>
-          <w:tcPr>
-            <w:tcW w:type="dxa" w:w="680"/>
-          </w:tcPr>
-          <w:p>
-            <w:pPr>
-              <w:spacing w:after="20" w:line="252" w:lineRule="auto"/>
-            </w:pPr>
-            <w:r/>
-          </w:p>
-        </w:tc>
-        <w:tc>
-          <w:tcPr>
-            <w:tcW w:type="dxa" w:w="3515"/>
+            <w:tcW w:type="dxa" w:w="1134"/>
+          </w:tcPr>
+          <w:p>
+            <w:pPr>
+              <w:spacing w:after="20" w:line="252" w:lineRule="auto"/>
+            </w:pPr>
+            <w:r/>
+            <w:r>
+              <w:rPr>
+                <w:rFonts w:ascii="맑은 고딕" w:hAnsi="맑은 고딕" w:eastAsia="맑은 고딕"/>
+                <w:b w:val="0"/>
+                <w:sz w:val="16"/>
+              </w:rPr>
+              <w:t xml:space="preserve">  /  </w:t>
+            </w:r>
+          </w:p>
+        </w:tc>
+        <w:tc>
+          <w:tcPr>
+            <w:tcW w:type="dxa" w:w="624"/>
+          </w:tcPr>
+          <w:p>
+            <w:pPr>
+              <w:spacing w:after="20" w:line="252" w:lineRule="auto"/>
+            </w:pPr>
+            <w:r/>
+          </w:p>
+        </w:tc>
+        <w:tc>
+          <w:tcPr>
+            <w:tcW w:type="dxa" w:w="3345"/>
           </w:tcPr>
           <w:p>
             <w:pPr>
@@ -15632,7 +15604,7 @@
       </w:tr>
       <w:tr>
         <w:trPr>
-          <w:trHeight w:val="498" w:hRule="atLeast"/>
+          <w:trHeight w:val="362" w:hRule="atLeast"/>
         </w:trPr>
         <w:tc>
           <w:tcPr>
@@ -15785,29 +15757,37 @@
         </w:tc>
         <w:tc>
           <w:tcPr>
-            <w:tcW w:type="dxa" w:w="907"/>
-          </w:tcPr>
-          <w:p>
-            <w:pPr>
-              <w:spacing w:after="20" w:line="252" w:lineRule="auto"/>
-            </w:pPr>
-            <w:r/>
-          </w:p>
-        </w:tc>
-        <w:tc>
-          <w:tcPr>
-            <w:tcW w:type="dxa" w:w="680"/>
-          </w:tcPr>
-          <w:p>
-            <w:pPr>
-              <w:spacing w:after="20" w:line="252" w:lineRule="auto"/>
-            </w:pPr>
-            <w:r/>
-          </w:p>
-        </w:tc>
-        <w:tc>
-          <w:tcPr>
-            <w:tcW w:type="dxa" w:w="3515"/>
+            <w:tcW w:type="dxa" w:w="1134"/>
+          </w:tcPr>
+          <w:p>
+            <w:pPr>
+              <w:spacing w:after="20" w:line="252" w:lineRule="auto"/>
+            </w:pPr>
+            <w:r/>
+            <w:r>
+              <w:rPr>
+                <w:rFonts w:ascii="맑은 고딕" w:hAnsi="맑은 고딕" w:eastAsia="맑은 고딕"/>
+                <w:b w:val="0"/>
+                <w:sz w:val="16"/>
+              </w:rPr>
+              <w:t xml:space="preserve">  /  </w:t>
+            </w:r>
+          </w:p>
+        </w:tc>
+        <w:tc>
+          <w:tcPr>
+            <w:tcW w:type="dxa" w:w="624"/>
+          </w:tcPr>
+          <w:p>
+            <w:pPr>
+              <w:spacing w:after="20" w:line="252" w:lineRule="auto"/>
+            </w:pPr>
+            <w:r/>
+          </w:p>
+        </w:tc>
+        <w:tc>
+          <w:tcPr>
+            <w:tcW w:type="dxa" w:w="3345"/>
           </w:tcPr>
           <w:p>
             <w:pPr>
@@ -15830,7 +15810,7 @@
       </w:tr>
       <w:tr>
         <w:trPr>
-          <w:trHeight w:val="498" w:hRule="atLeast"/>
+          <w:trHeight w:val="362" w:hRule="atLeast"/>
         </w:trPr>
         <w:tc>
           <w:tcPr>
@@ -15975,29 +15955,37 @@
         </w:tc>
         <w:tc>
           <w:tcPr>
-            <w:tcW w:type="dxa" w:w="907"/>
-          </w:tcPr>
-          <w:p>
-            <w:pPr>
-              <w:spacing w:after="20" w:line="252" w:lineRule="auto"/>
-            </w:pPr>
-            <w:r/>
-          </w:p>
-        </w:tc>
-        <w:tc>
-          <w:tcPr>
-            <w:tcW w:type="dxa" w:w="680"/>
-          </w:tcPr>
-          <w:p>
-            <w:pPr>
-              <w:spacing w:after="20" w:line="252" w:lineRule="auto"/>
-            </w:pPr>
-            <w:r/>
-          </w:p>
-        </w:tc>
-        <w:tc>
-          <w:tcPr>
-            <w:tcW w:type="dxa" w:w="3515"/>
+            <w:tcW w:type="dxa" w:w="1134"/>
+          </w:tcPr>
+          <w:p>
+            <w:pPr>
+              <w:spacing w:after="20" w:line="252" w:lineRule="auto"/>
+            </w:pPr>
+            <w:r/>
+            <w:r>
+              <w:rPr>
+                <w:rFonts w:ascii="맑은 고딕" w:hAnsi="맑은 고딕" w:eastAsia="맑은 고딕"/>
+                <w:b w:val="0"/>
+                <w:sz w:val="16"/>
+              </w:rPr>
+              <w:t xml:space="preserve">  /  </w:t>
+            </w:r>
+          </w:p>
+        </w:tc>
+        <w:tc>
+          <w:tcPr>
+            <w:tcW w:type="dxa" w:w="624"/>
+          </w:tcPr>
+          <w:p>
+            <w:pPr>
+              <w:spacing w:after="20" w:line="252" w:lineRule="auto"/>
+            </w:pPr>
+            <w:r/>
+          </w:p>
+        </w:tc>
+        <w:tc>
+          <w:tcPr>
+            <w:tcW w:type="dxa" w:w="3345"/>
           </w:tcPr>
           <w:p>
             <w:pPr>
@@ -16020,7 +16008,7 @@
       </w:tr>
       <w:tr>
         <w:trPr>
-          <w:trHeight w:val="498" w:hRule="atLeast"/>
+          <w:trHeight w:val="362" w:hRule="atLeast"/>
         </w:trPr>
         <w:tc>
           <w:tcPr>
@@ -16173,29 +16161,37 @@
         </w:tc>
         <w:tc>
           <w:tcPr>
-            <w:tcW w:type="dxa" w:w="907"/>
-          </w:tcPr>
-          <w:p>
-            <w:pPr>
-              <w:spacing w:after="20" w:line="252" w:lineRule="auto"/>
-            </w:pPr>
-            <w:r/>
-          </w:p>
-        </w:tc>
-        <w:tc>
-          <w:tcPr>
-            <w:tcW w:type="dxa" w:w="680"/>
-          </w:tcPr>
-          <w:p>
-            <w:pPr>
-              <w:spacing w:after="20" w:line="252" w:lineRule="auto"/>
-            </w:pPr>
-            <w:r/>
-          </w:p>
-        </w:tc>
-        <w:tc>
-          <w:tcPr>
-            <w:tcW w:type="dxa" w:w="3515"/>
+            <w:tcW w:type="dxa" w:w="1134"/>
+          </w:tcPr>
+          <w:p>
+            <w:pPr>
+              <w:spacing w:after="20" w:line="252" w:lineRule="auto"/>
+            </w:pPr>
+            <w:r/>
+            <w:r>
+              <w:rPr>
+                <w:rFonts w:ascii="맑은 고딕" w:hAnsi="맑은 고딕" w:eastAsia="맑은 고딕"/>
+                <w:b w:val="0"/>
+                <w:sz w:val="16"/>
+              </w:rPr>
+              <w:t xml:space="preserve">  /  </w:t>
+            </w:r>
+          </w:p>
+        </w:tc>
+        <w:tc>
+          <w:tcPr>
+            <w:tcW w:type="dxa" w:w="624"/>
+          </w:tcPr>
+          <w:p>
+            <w:pPr>
+              <w:spacing w:after="20" w:line="252" w:lineRule="auto"/>
+            </w:pPr>
+            <w:r/>
+          </w:p>
+        </w:tc>
+        <w:tc>
+          <w:tcPr>
+            <w:tcW w:type="dxa" w:w="3345"/>
           </w:tcPr>
           <w:p>
             <w:pPr>
@@ -16218,7 +16214,7 @@
       </w:tr>
       <w:tr>
         <w:trPr>
-          <w:trHeight w:val="498" w:hRule="atLeast"/>
+          <w:trHeight w:val="362" w:hRule="atLeast"/>
         </w:trPr>
         <w:tc>
           <w:tcPr>
@@ -16363,29 +16359,37 @@
         </w:tc>
         <w:tc>
           <w:tcPr>
-            <w:tcW w:type="dxa" w:w="907"/>
-          </w:tcPr>
-          <w:p>
-            <w:pPr>
-              <w:spacing w:after="20" w:line="252" w:lineRule="auto"/>
-            </w:pPr>
-            <w:r/>
-          </w:p>
-        </w:tc>
-        <w:tc>
-          <w:tcPr>
-            <w:tcW w:type="dxa" w:w="680"/>
-          </w:tcPr>
-          <w:p>
-            <w:pPr>
-              <w:spacing w:after="20" w:line="252" w:lineRule="auto"/>
-            </w:pPr>
-            <w:r/>
-          </w:p>
-        </w:tc>
-        <w:tc>
-          <w:tcPr>
-            <w:tcW w:type="dxa" w:w="3515"/>
+            <w:tcW w:type="dxa" w:w="1134"/>
+          </w:tcPr>
+          <w:p>
+            <w:pPr>
+              <w:spacing w:after="20" w:line="252" w:lineRule="auto"/>
+            </w:pPr>
+            <w:r/>
+            <w:r>
+              <w:rPr>
+                <w:rFonts w:ascii="맑은 고딕" w:hAnsi="맑은 고딕" w:eastAsia="맑은 고딕"/>
+                <w:b w:val="0"/>
+                <w:sz w:val="16"/>
+              </w:rPr>
+              <w:t xml:space="preserve">  /  </w:t>
+            </w:r>
+          </w:p>
+        </w:tc>
+        <w:tc>
+          <w:tcPr>
+            <w:tcW w:type="dxa" w:w="624"/>
+          </w:tcPr>
+          <w:p>
+            <w:pPr>
+              <w:spacing w:after="20" w:line="252" w:lineRule="auto"/>
+            </w:pPr>
+            <w:r/>
+          </w:p>
+        </w:tc>
+        <w:tc>
+          <w:tcPr>
+            <w:tcW w:type="dxa" w:w="3345"/>
           </w:tcPr>
           <w:p>
             <w:pPr>
@@ -16408,7 +16412,7 @@
       </w:tr>
       <w:tr>
         <w:trPr>
-          <w:trHeight w:val="498" w:hRule="atLeast"/>
+          <w:trHeight w:val="362" w:hRule="atLeast"/>
         </w:trPr>
         <w:tc>
           <w:tcPr>
@@ -16561,29 +16565,37 @@
         </w:tc>
         <w:tc>
           <w:tcPr>
-            <w:tcW w:type="dxa" w:w="907"/>
-          </w:tcPr>
-          <w:p>
-            <w:pPr>
-              <w:spacing w:after="20" w:line="252" w:lineRule="auto"/>
-            </w:pPr>
-            <w:r/>
-          </w:p>
-        </w:tc>
-        <w:tc>
-          <w:tcPr>
-            <w:tcW w:type="dxa" w:w="680"/>
-          </w:tcPr>
-          <w:p>
-            <w:pPr>
-              <w:spacing w:after="20" w:line="252" w:lineRule="auto"/>
-            </w:pPr>
-            <w:r/>
-          </w:p>
-        </w:tc>
-        <w:tc>
-          <w:tcPr>
-            <w:tcW w:type="dxa" w:w="3515"/>
+            <w:tcW w:type="dxa" w:w="1134"/>
+          </w:tcPr>
+          <w:p>
+            <w:pPr>
+              <w:spacing w:after="20" w:line="252" w:lineRule="auto"/>
+            </w:pPr>
+            <w:r/>
+            <w:r>
+              <w:rPr>
+                <w:rFonts w:ascii="맑은 고딕" w:hAnsi="맑은 고딕" w:eastAsia="맑은 고딕"/>
+                <w:b w:val="0"/>
+                <w:sz w:val="16"/>
+              </w:rPr>
+              <w:t xml:space="preserve">  /  </w:t>
+            </w:r>
+          </w:p>
+        </w:tc>
+        <w:tc>
+          <w:tcPr>
+            <w:tcW w:type="dxa" w:w="624"/>
+          </w:tcPr>
+          <w:p>
+            <w:pPr>
+              <w:spacing w:after="20" w:line="252" w:lineRule="auto"/>
+            </w:pPr>
+            <w:r/>
+          </w:p>
+        </w:tc>
+        <w:tc>
+          <w:tcPr>
+            <w:tcW w:type="dxa" w:w="3345"/>
           </w:tcPr>
           <w:p>
             <w:pPr>
@@ -16606,7 +16618,7 @@
       </w:tr>
       <w:tr>
         <w:trPr>
-          <w:trHeight w:val="498" w:hRule="atLeast"/>
+          <w:trHeight w:val="362" w:hRule="atLeast"/>
         </w:trPr>
         <w:tc>
           <w:tcPr>
@@ -16751,29 +16763,37 @@
         </w:tc>
         <w:tc>
           <w:tcPr>
-            <w:tcW w:type="dxa" w:w="907"/>
-          </w:tcPr>
-          <w:p>
-            <w:pPr>
-              <w:spacing w:after="20" w:line="252" w:lineRule="auto"/>
-            </w:pPr>
-            <w:r/>
-          </w:p>
-        </w:tc>
-        <w:tc>
-          <w:tcPr>
-            <w:tcW w:type="dxa" w:w="680"/>
-          </w:tcPr>
-          <w:p>
-            <w:pPr>
-              <w:spacing w:after="20" w:line="252" w:lineRule="auto"/>
-            </w:pPr>
-            <w:r/>
-          </w:p>
-        </w:tc>
-        <w:tc>
-          <w:tcPr>
-            <w:tcW w:type="dxa" w:w="3515"/>
+            <w:tcW w:type="dxa" w:w="1134"/>
+          </w:tcPr>
+          <w:p>
+            <w:pPr>
+              <w:spacing w:after="20" w:line="252" w:lineRule="auto"/>
+            </w:pPr>
+            <w:r/>
+            <w:r>
+              <w:rPr>
+                <w:rFonts w:ascii="맑은 고딕" w:hAnsi="맑은 고딕" w:eastAsia="맑은 고딕"/>
+                <w:b w:val="0"/>
+                <w:sz w:val="16"/>
+              </w:rPr>
+              <w:t xml:space="preserve">  /  </w:t>
+            </w:r>
+          </w:p>
+        </w:tc>
+        <w:tc>
+          <w:tcPr>
+            <w:tcW w:type="dxa" w:w="624"/>
+          </w:tcPr>
+          <w:p>
+            <w:pPr>
+              <w:spacing w:after="20" w:line="252" w:lineRule="auto"/>
+            </w:pPr>
+            <w:r/>
+          </w:p>
+        </w:tc>
+        <w:tc>
+          <w:tcPr>
+            <w:tcW w:type="dxa" w:w="3345"/>
           </w:tcPr>
           <w:p>
             <w:pPr>
@@ -16796,7 +16816,7 @@
       </w:tr>
       <w:tr>
         <w:trPr>
-          <w:trHeight w:val="498" w:hRule="atLeast"/>
+          <w:trHeight w:val="362" w:hRule="atLeast"/>
         </w:trPr>
         <w:tc>
           <w:tcPr>
@@ -16949,29 +16969,37 @@
         </w:tc>
         <w:tc>
           <w:tcPr>
-            <w:tcW w:type="dxa" w:w="907"/>
-          </w:tcPr>
-          <w:p>
-            <w:pPr>
-              <w:spacing w:after="20" w:line="252" w:lineRule="auto"/>
-            </w:pPr>
-            <w:r/>
-          </w:p>
-        </w:tc>
-        <w:tc>
-          <w:tcPr>
-            <w:tcW w:type="dxa" w:w="680"/>
-          </w:tcPr>
-          <w:p>
-            <w:pPr>
-              <w:spacing w:after="20" w:line="252" w:lineRule="auto"/>
-            </w:pPr>
-            <w:r/>
-          </w:p>
-        </w:tc>
-        <w:tc>
-          <w:tcPr>
-            <w:tcW w:type="dxa" w:w="3515"/>
+            <w:tcW w:type="dxa" w:w="1134"/>
+          </w:tcPr>
+          <w:p>
+            <w:pPr>
+              <w:spacing w:after="20" w:line="252" w:lineRule="auto"/>
+            </w:pPr>
+            <w:r/>
+            <w:r>
+              <w:rPr>
+                <w:rFonts w:ascii="맑은 고딕" w:hAnsi="맑은 고딕" w:eastAsia="맑은 고딕"/>
+                <w:b w:val="0"/>
+                <w:sz w:val="16"/>
+              </w:rPr>
+              <w:t xml:space="preserve">  /  </w:t>
+            </w:r>
+          </w:p>
+        </w:tc>
+        <w:tc>
+          <w:tcPr>
+            <w:tcW w:type="dxa" w:w="624"/>
+          </w:tcPr>
+          <w:p>
+            <w:pPr>
+              <w:spacing w:after="20" w:line="252" w:lineRule="auto"/>
+            </w:pPr>
+            <w:r/>
+          </w:p>
+        </w:tc>
+        <w:tc>
+          <w:tcPr>
+            <w:tcW w:type="dxa" w:w="3345"/>
           </w:tcPr>
           <w:p>
             <w:pPr>
@@ -16994,7 +17022,7 @@
       </w:tr>
       <w:tr>
         <w:trPr>
-          <w:trHeight w:val="498" w:hRule="atLeast"/>
+          <w:trHeight w:val="362" w:hRule="atLeast"/>
         </w:trPr>
         <w:tc>
           <w:tcPr>
@@ -17139,29 +17167,37 @@
         </w:tc>
         <w:tc>
           <w:tcPr>
-            <w:tcW w:type="dxa" w:w="907"/>
-          </w:tcPr>
-          <w:p>
-            <w:pPr>
-              <w:spacing w:after="20" w:line="252" w:lineRule="auto"/>
-            </w:pPr>
-            <w:r/>
-          </w:p>
-        </w:tc>
-        <w:tc>
-          <w:tcPr>
-            <w:tcW w:type="dxa" w:w="680"/>
-          </w:tcPr>
-          <w:p>
-            <w:pPr>
-              <w:spacing w:after="20" w:line="252" w:lineRule="auto"/>
-            </w:pPr>
-            <w:r/>
-          </w:p>
-        </w:tc>
-        <w:tc>
-          <w:tcPr>
-            <w:tcW w:type="dxa" w:w="3515"/>
+            <w:tcW w:type="dxa" w:w="1134"/>
+          </w:tcPr>
+          <w:p>
+            <w:pPr>
+              <w:spacing w:after="20" w:line="252" w:lineRule="auto"/>
+            </w:pPr>
+            <w:r/>
+            <w:r>
+              <w:rPr>
+                <w:rFonts w:ascii="맑은 고딕" w:hAnsi="맑은 고딕" w:eastAsia="맑은 고딕"/>
+                <w:b w:val="0"/>
+                <w:sz w:val="16"/>
+              </w:rPr>
+              <w:t xml:space="preserve">  /  </w:t>
+            </w:r>
+          </w:p>
+        </w:tc>
+        <w:tc>
+          <w:tcPr>
+            <w:tcW w:type="dxa" w:w="624"/>
+          </w:tcPr>
+          <w:p>
+            <w:pPr>
+              <w:spacing w:after="20" w:line="252" w:lineRule="auto"/>
+            </w:pPr>
+            <w:r/>
+          </w:p>
+        </w:tc>
+        <w:tc>
+          <w:tcPr>
+            <w:tcW w:type="dxa" w:w="3345"/>
           </w:tcPr>
           <w:p>
             <w:pPr>
@@ -17190,119 +17226,15 @@
     </w:p>
     <w:p>
       <w:pPr>
-        <w:spacing w:after="60" w:before="40"/>
-      </w:pPr>
-      <w:r>
-        <w:rPr>
-          <w:rFonts w:ascii="맑은 고딕" w:hAnsi="맑은 고딕" w:eastAsia="맑은 고딕"/>
-          <w:b w:val="0"/>
-          <w:sz w:val="18"/>
-        </w:rPr>
-        <w:t xml:space="preserve">통로 분뇨 배출(스키드로더) 매일 ☐  /  베딩 사용 경과일: </w:t>
-      </w:r>
-      <w:r>
-        <w:rPr>
-          <w:rFonts w:ascii="맑은 고딕" w:hAnsi="맑은 고딕" w:eastAsia="맑은 고딕"/>
-          <w:b w:val="0"/>
-          <w:color w:val="C00000"/>
-          <w:sz w:val="18"/>
-        </w:rPr>
-        <w:t>〔  〕</w:t>
-      </w:r>
-      <w:r>
-        <w:rPr>
-          <w:rFonts w:ascii="맑은 고딕" w:hAnsi="맑은 고딕" w:eastAsia="맑은 고딕"/>
-          <w:b w:val="0"/>
-          <w:sz w:val="18"/>
-        </w:rPr>
-        <w:t>일  /  주간 점검(연구책임자): ____________ (서명)   점검일: ________</w:t>
-      </w:r>
-    </w:p>
-    <w:p>
-      <w:pPr>
-        <w:pageBreakBefore/>
-        <w:spacing w:after="40" w:before="80"/>
+        <w:spacing w:after="20" w:before="20"/>
       </w:pPr>
       <w:r>
         <w:rPr>
           <w:rFonts w:ascii="맑은 고딕" w:hAnsi="맑은 고딕" w:eastAsia="맑은 고딕"/>
           <w:b/>
-          <w:sz w:val="23"/>
-        </w:rPr>
-        <w:t>기록지 B. 주간 침상 측정 기록 (매주 월요일 아침 교반 후)</w:t>
-      </w:r>
-    </w:p>
-    <w:p>
-      <w:pPr>
-        <w:spacing w:after="60" w:before="0"/>
-      </w:pPr>
-      <w:r>
-        <w:rPr>
-          <w:rFonts w:ascii="맑은 고딕" w:hAnsi="맑은 고딕" w:eastAsia="맑은 고딕"/>
-          <w:b w:val="0"/>
           <w:sz w:val="18"/>
         </w:rPr>
-        <w:t xml:space="preserve">측정일: </w:t>
-      </w:r>
-      <w:r>
-        <w:rPr>
-          <w:rFonts w:ascii="맑은 고딕" w:hAnsi="맑은 고딕" w:eastAsia="맑은 고딕"/>
-          <w:b w:val="0"/>
-          <w:color w:val="C00000"/>
-          <w:sz w:val="18"/>
-        </w:rPr>
-        <w:t>〔      〕</w:t>
-      </w:r>
-      <w:r>
-        <w:rPr>
-          <w:rFonts w:ascii="맑은 고딕" w:hAnsi="맑은 고딕" w:eastAsia="맑은 고딕"/>
-          <w:b w:val="0"/>
-          <w:sz w:val="18"/>
-        </w:rPr>
-        <w:t xml:space="preserve">   측정자: </w:t>
-      </w:r>
-      <w:r>
-        <w:rPr>
-          <w:rFonts w:ascii="맑은 고딕" w:hAnsi="맑은 고딕" w:eastAsia="맑은 고딕"/>
-          <w:b w:val="0"/>
-          <w:color w:val="C00000"/>
-          <w:sz w:val="18"/>
-        </w:rPr>
-        <w:t>〔      〕</w:t>
-      </w:r>
-      <w:r>
-        <w:rPr>
-          <w:rFonts w:ascii="맑은 고딕" w:hAnsi="맑은 고딕" w:eastAsia="맑은 고딕"/>
-          <w:b w:val="0"/>
-          <w:sz w:val="18"/>
-        </w:rPr>
-        <w:t xml:space="preserve">   기온: </w:t>
-      </w:r>
-      <w:r>
-        <w:rPr>
-          <w:rFonts w:ascii="맑은 고딕" w:hAnsi="맑은 고딕" w:eastAsia="맑은 고딕"/>
-          <w:b w:val="0"/>
-          <w:color w:val="C00000"/>
-          <w:sz w:val="18"/>
-        </w:rPr>
-        <w:t>〔   〕</w:t>
-      </w:r>
-      <w:r>
-        <w:rPr>
-          <w:rFonts w:ascii="맑은 고딕" w:hAnsi="맑은 고딕" w:eastAsia="맑은 고딕"/>
-          <w:b w:val="0"/>
-          <w:sz w:val="18"/>
-        </w:rPr>
-        <w:t xml:space="preserve">℃   측정 장비: </w:t>
-      </w:r>
-      <w:r>
-        <w:rPr>
-          <w:rFonts w:ascii="맑은 고딕" w:hAnsi="맑은 고딕" w:eastAsia="맑은 고딕"/>
-          <w:b w:val="0"/>
-          <w:color w:val="C00000"/>
-          <w:sz w:val="18"/>
-        </w:rPr>
-        <w:t>〔                         〕</w:t>
+        <w:t>주 1회 측정 (월요일 아침 교반 후)   측정일: ________   측정자: ________</w:t>
       </w:r>
     </w:p>
     <w:tbl>
@@ -17314,23 +17246,22 @@
         <w:tblLook w:firstColumn="1" w:firstRow="1" w:lastColumn="0" w:lastRow="0" w:noHBand="0" w:noVBand="1" w:val="04A0"/>
       </w:tblPr>
       <w:tblGrid>
-        <w:gridCol w:w="1682"/>
-        <w:gridCol w:w="1682"/>
-        <w:gridCol w:w="1682"/>
-        <w:gridCol w:w="1682"/>
-        <w:gridCol w:w="1682"/>
-        <w:gridCol w:w="1682"/>
-        <w:gridCol w:w="1682"/>
-        <w:gridCol w:w="1682"/>
-        <w:gridCol w:w="1682"/>
+        <w:gridCol w:w="1814"/>
+        <w:gridCol w:w="1587"/>
+        <w:gridCol w:w="1587"/>
+        <w:gridCol w:w="2041"/>
+        <w:gridCol w:w="1814"/>
+        <w:gridCol w:w="2381"/>
+        <w:gridCol w:w="1360"/>
+        <w:gridCol w:w="1360"/>
       </w:tblGrid>
       <w:tr>
         <w:trPr>
-          <w:trHeight w:val="351" w:hRule="atLeast"/>
+          <w:trHeight w:val="340" w:hRule="atLeast"/>
         </w:trPr>
         <w:tc>
           <w:tcPr>
-            <w:tcW w:type="dxa" w:w="2835"/>
+            <w:tcW w:type="dxa" w:w="1814"/>
             <w:shd w:val="clear" w:color="auto" w:fill="EDEDED"/>
           </w:tcPr>
           <w:p>
@@ -17343,15 +17274,15 @@
               <w:rPr>
                 <w:rFonts w:ascii="맑은 고딕" w:hAnsi="맑은 고딕" w:eastAsia="맑은 고딕"/>
                 <w:b/>
-                <w:sz w:val="17"/>
-              </w:rPr>
-              <w:t>항목</w:t>
-            </w:r>
-          </w:p>
-        </w:tc>
-        <w:tc>
-          <w:tcPr>
-            <w:tcW w:type="dxa" w:w="1474"/>
+                <w:sz w:val="16"/>
+              </w:rPr>
+              <w:t>동</w:t>
+            </w:r>
+          </w:p>
+        </w:tc>
+        <w:tc>
+          <w:tcPr>
+            <w:tcW w:type="dxa" w:w="1587"/>
             <w:shd w:val="clear" w:color="auto" w:fill="EDEDED"/>
           </w:tcPr>
           <w:p>
@@ -17364,15 +17295,15 @@
               <w:rPr>
                 <w:rFonts w:ascii="맑은 고딕" w:hAnsi="맑은 고딕" w:eastAsia="맑은 고딕"/>
                 <w:b/>
-                <w:sz w:val="17"/>
-              </w:rPr>
-              <w:t>동</w:t>
-            </w:r>
-          </w:p>
-        </w:tc>
-        <w:tc>
-          <w:tcPr>
-            <w:tcW w:type="dxa" w:w="1247"/>
+                <w:sz w:val="16"/>
+              </w:rPr>
+              <w:t>침상 두께 (cm)</w:t>
+            </w:r>
+          </w:p>
+        </w:tc>
+        <w:tc>
+          <w:tcPr>
+            <w:tcW w:type="dxa" w:w="1587"/>
             <w:shd w:val="clear" w:color="auto" w:fill="EDEDED"/>
           </w:tcPr>
           <w:p>
@@ -17385,15 +17316,15 @@
               <w:rPr>
                 <w:rFonts w:ascii="맑은 고딕" w:hAnsi="맑은 고딕" w:eastAsia="맑은 고딕"/>
                 <w:b/>
-                <w:sz w:val="17"/>
-              </w:rPr>
-              <w:t>지점1</w:t>
-            </w:r>
-          </w:p>
-        </w:tc>
-        <w:tc>
-          <w:tcPr>
-            <w:tcW w:type="dxa" w:w="1247"/>
+                <w:sz w:val="16"/>
+              </w:rPr>
+              <w:t>교반 깊이 (cm)</w:t>
+            </w:r>
+          </w:p>
+        </w:tc>
+        <w:tc>
+          <w:tcPr>
+            <w:tcW w:type="dxa" w:w="2041"/>
             <w:shd w:val="clear" w:color="auto" w:fill="EDEDED"/>
           </w:tcPr>
           <w:p>
@@ -17406,15 +17337,15 @@
               <w:rPr>
                 <w:rFonts w:ascii="맑은 고딕" w:hAnsi="맑은 고딕" w:eastAsia="맑은 고딕"/>
                 <w:b/>
-                <w:sz w:val="17"/>
-              </w:rPr>
-              <w:t>지점2</w:t>
-            </w:r>
-          </w:p>
-        </w:tc>
-        <w:tc>
-          <w:tcPr>
-            <w:tcW w:type="dxa" w:w="1247"/>
+                <w:sz w:val="16"/>
+              </w:rPr>
+              <w:t>온도 표층 / 20 cm (℃)</w:t>
+            </w:r>
+          </w:p>
+        </w:tc>
+        <w:tc>
+          <w:tcPr>
+            <w:tcW w:type="dxa" w:w="1814"/>
             <w:shd w:val="clear" w:color="auto" w:fill="EDEDED"/>
           </w:tcPr>
           <w:p>
@@ -17427,15 +17358,15 @@
               <w:rPr>
                 <w:rFonts w:ascii="맑은 고딕" w:hAnsi="맑은 고딕" w:eastAsia="맑은 고딕"/>
                 <w:b/>
-                <w:sz w:val="17"/>
-              </w:rPr>
-              <w:t>지점3</w:t>
-            </w:r>
-          </w:p>
-        </w:tc>
-        <w:tc>
-          <w:tcPr>
-            <w:tcW w:type="dxa" w:w="1247"/>
+                <w:sz w:val="16"/>
+              </w:rPr>
+              <w:t>수분 (등급 / %)</w:t>
+            </w:r>
+          </w:p>
+        </w:tc>
+        <w:tc>
+          <w:tcPr>
+            <w:tcW w:type="dxa" w:w="2381"/>
             <w:shd w:val="clear" w:color="auto" w:fill="EDEDED"/>
           </w:tcPr>
           <w:p>
@@ -17448,15 +17379,15 @@
               <w:rPr>
                 <w:rFonts w:ascii="맑은 고딕" w:hAnsi="맑은 고딕" w:eastAsia="맑은 고딕"/>
                 <w:b/>
-                <w:sz w:val="17"/>
-              </w:rPr>
-              <w:t>지점4</w:t>
-            </w:r>
-          </w:p>
-        </w:tc>
-        <w:tc>
-          <w:tcPr>
-            <w:tcW w:type="dxa" w:w="1247"/>
+                <w:sz w:val="16"/>
+              </w:rPr>
+              <w:t>암모니아 교반 전 / 후 (ppm)</w:t>
+            </w:r>
+          </w:p>
+        </w:tc>
+        <w:tc>
+          <w:tcPr>
+            <w:tcW w:type="dxa" w:w="1361"/>
             <w:shd w:val="clear" w:color="auto" w:fill="EDEDED"/>
           </w:tcPr>
           <w:p>
@@ -17469,15 +17400,15 @@
               <w:rPr>
                 <w:rFonts w:ascii="맑은 고딕" w:hAnsi="맑은 고딕" w:eastAsia="맑은 고딕"/>
                 <w:b/>
-                <w:sz w:val="17"/>
-              </w:rPr>
-              <w:t>지점5</w:t>
-            </w:r>
-          </w:p>
-        </w:tc>
-        <w:tc>
-          <w:tcPr>
-            <w:tcW w:type="dxa" w:w="1247"/>
+                <w:sz w:val="16"/>
+              </w:rPr>
+              <w:t>통로 분뇨 배출</w:t>
+            </w:r>
+          </w:p>
+        </w:tc>
+        <w:tc>
+          <w:tcPr>
+            <w:tcW w:type="dxa" w:w="1361"/>
             <w:shd w:val="clear" w:color="auto" w:fill="EDEDED"/>
           </w:tcPr>
           <w:p>
@@ -17490,60 +17421,62 @@
               <w:rPr>
                 <w:rFonts w:ascii="맑은 고딕" w:hAnsi="맑은 고딕" w:eastAsia="맑은 고딕"/>
                 <w:b/>
-                <w:sz w:val="17"/>
-              </w:rPr>
-              <w:t>평균</w:t>
-            </w:r>
-          </w:p>
-        </w:tc>
-        <w:tc>
-          <w:tcPr>
-            <w:tcW w:type="dxa" w:w="2608"/>
-            <w:shd w:val="clear" w:color="auto" w:fill="EDEDED"/>
-          </w:tcPr>
-          <w:p>
-            <w:pPr>
-              <w:spacing w:after="20" w:line="252" w:lineRule="auto"/>
-              <w:jc w:val="center"/>
-            </w:pPr>
-            <w:r/>
-            <w:r>
-              <w:rPr>
-                <w:rFonts w:ascii="맑은 고딕" w:hAnsi="맑은 고딕" w:eastAsia="맑은 고딕"/>
-                <w:b/>
-                <w:sz w:val="17"/>
-              </w:rPr>
-              <w:t>비고</w:t>
+                <w:sz w:val="16"/>
+              </w:rPr>
+              <w:t>베딩 사용 경과일</w:t>
             </w:r>
           </w:p>
         </w:tc>
       </w:tr>
       <w:tr>
         <w:trPr>
-          <w:trHeight w:val="351" w:hRule="atLeast"/>
+          <w:trHeight w:val="340" w:hRule="atLeast"/>
         </w:trPr>
         <w:tc>
           <w:tcPr>
-            <w:tcW w:type="dxa" w:w="2835"/>
-          </w:tcPr>
-          <w:p>
-            <w:pPr>
-              <w:spacing w:after="20" w:line="252" w:lineRule="auto"/>
+            <w:tcW w:type="dxa" w:w="1814"/>
+          </w:tcPr>
+          <w:p>
+            <w:pPr>
+              <w:spacing w:after="20" w:line="252" w:lineRule="auto"/>
+              <w:jc w:val="center"/>
             </w:pPr>
             <w:r/>
             <w:r>
               <w:rPr>
                 <w:rFonts w:ascii="맑은 고딕" w:hAnsi="맑은 고딕" w:eastAsia="맑은 고딕"/>
                 <w:b w:val="0"/>
-                <w:sz w:val="17"/>
-              </w:rPr>
-              <w:t>침상 두께 (cm)</w:t>
-            </w:r>
-          </w:p>
-        </w:tc>
-        <w:tc>
-          <w:tcPr>
-            <w:tcW w:type="dxa" w:w="1474"/>
+                <w:sz w:val="16"/>
+              </w:rPr>
+              <w:t>건유·육성우동</w:t>
+            </w:r>
+          </w:p>
+        </w:tc>
+        <w:tc>
+          <w:tcPr>
+            <w:tcW w:type="dxa" w:w="1587"/>
+          </w:tcPr>
+          <w:p>
+            <w:pPr>
+              <w:spacing w:after="20" w:line="252" w:lineRule="auto"/>
+            </w:pPr>
+            <w:r/>
+          </w:p>
+        </w:tc>
+        <w:tc>
+          <w:tcPr>
+            <w:tcW w:type="dxa" w:w="1587"/>
+          </w:tcPr>
+          <w:p>
+            <w:pPr>
+              <w:spacing w:after="20" w:line="252" w:lineRule="auto"/>
+            </w:pPr>
+            <w:r/>
+          </w:p>
+        </w:tc>
+        <w:tc>
+          <w:tcPr>
+            <w:tcW w:type="dxa" w:w="2041"/>
           </w:tcPr>
           <w:p>
             <w:pPr>
@@ -17554,119 +17487,108 @@
               <w:rPr>
                 <w:rFonts w:ascii="맑은 고딕" w:hAnsi="맑은 고딕" w:eastAsia="맑은 고딕"/>
                 <w:b w:val="0"/>
-                <w:sz w:val="17"/>
-              </w:rPr>
-              <w:t>건유·육성우</w:t>
-            </w:r>
-          </w:p>
-        </w:tc>
-        <w:tc>
-          <w:tcPr>
-            <w:tcW w:type="dxa" w:w="1247"/>
-          </w:tcPr>
-          <w:p>
-            <w:pPr>
-              <w:spacing w:after="20" w:line="252" w:lineRule="auto"/>
-            </w:pPr>
-            <w:r/>
-          </w:p>
-        </w:tc>
-        <w:tc>
-          <w:tcPr>
-            <w:tcW w:type="dxa" w:w="1247"/>
-          </w:tcPr>
-          <w:p>
-            <w:pPr>
-              <w:spacing w:after="20" w:line="252" w:lineRule="auto"/>
-            </w:pPr>
-            <w:r/>
-          </w:p>
-        </w:tc>
-        <w:tc>
-          <w:tcPr>
-            <w:tcW w:type="dxa" w:w="1247"/>
-          </w:tcPr>
-          <w:p>
-            <w:pPr>
-              <w:spacing w:after="20" w:line="252" w:lineRule="auto"/>
-            </w:pPr>
-            <w:r/>
-          </w:p>
-        </w:tc>
-        <w:tc>
-          <w:tcPr>
-            <w:tcW w:type="dxa" w:w="1247"/>
-          </w:tcPr>
-          <w:p>
-            <w:pPr>
-              <w:spacing w:after="20" w:line="252" w:lineRule="auto"/>
-            </w:pPr>
-            <w:r/>
-          </w:p>
-        </w:tc>
-        <w:tc>
-          <w:tcPr>
-            <w:tcW w:type="dxa" w:w="1247"/>
-          </w:tcPr>
-          <w:p>
-            <w:pPr>
-              <w:spacing w:after="20" w:line="252" w:lineRule="auto"/>
-            </w:pPr>
-            <w:r/>
-          </w:p>
-        </w:tc>
-        <w:tc>
-          <w:tcPr>
-            <w:tcW w:type="dxa" w:w="1247"/>
-          </w:tcPr>
-          <w:p>
-            <w:pPr>
-              <w:spacing w:after="20" w:line="252" w:lineRule="auto"/>
-            </w:pPr>
-            <w:r/>
-          </w:p>
-        </w:tc>
-        <w:tc>
-          <w:tcPr>
-            <w:tcW w:type="dxa" w:w="2608"/>
-          </w:tcPr>
-          <w:p>
-            <w:pPr>
-              <w:spacing w:after="20" w:line="252" w:lineRule="auto"/>
-            </w:pPr>
-            <w:r/>
+                <w:sz w:val="16"/>
+              </w:rPr>
+              <w:t xml:space="preserve">  /  </w:t>
+            </w:r>
+          </w:p>
+        </w:tc>
+        <w:tc>
+          <w:tcPr>
+            <w:tcW w:type="dxa" w:w="1814"/>
+          </w:tcPr>
+          <w:p>
+            <w:pPr>
+              <w:spacing w:after="20" w:line="252" w:lineRule="auto"/>
+            </w:pPr>
+            <w:r/>
+            <w:r>
+              <w:rPr>
+                <w:rFonts w:ascii="맑은 고딕" w:hAnsi="맑은 고딕" w:eastAsia="맑은 고딕"/>
+                <w:b w:val="0"/>
+                <w:sz w:val="16"/>
+              </w:rPr>
+              <w:t xml:space="preserve">  /  </w:t>
+            </w:r>
+          </w:p>
+        </w:tc>
+        <w:tc>
+          <w:tcPr>
+            <w:tcW w:type="dxa" w:w="2381"/>
+          </w:tcPr>
+          <w:p>
+            <w:pPr>
+              <w:spacing w:after="20" w:line="252" w:lineRule="auto"/>
+            </w:pPr>
+            <w:r/>
+            <w:r>
+              <w:rPr>
+                <w:rFonts w:ascii="맑은 고딕" w:hAnsi="맑은 고딕" w:eastAsia="맑은 고딕"/>
+                <w:b w:val="0"/>
+                <w:sz w:val="16"/>
+              </w:rPr>
+              <w:t xml:space="preserve">  /  </w:t>
+            </w:r>
+          </w:p>
+        </w:tc>
+        <w:tc>
+          <w:tcPr>
+            <w:tcW w:type="dxa" w:w="1361"/>
+          </w:tcPr>
+          <w:p>
+            <w:pPr>
+              <w:spacing w:after="20" w:line="252" w:lineRule="auto"/>
+            </w:pPr>
+            <w:r/>
+            <w:r>
+              <w:rPr>
+                <w:rFonts w:ascii="맑은 고딕" w:hAnsi="맑은 고딕" w:eastAsia="맑은 고딕"/>
+                <w:b w:val="0"/>
+                <w:sz w:val="16"/>
+              </w:rPr>
+              <w:t>☐ 매일</w:t>
+            </w:r>
+          </w:p>
+        </w:tc>
+        <w:tc>
+          <w:tcPr>
+            <w:tcW w:type="dxa" w:w="1361"/>
+          </w:tcPr>
+          <w:p>
+            <w:pPr>
+              <w:spacing w:after="20" w:line="252" w:lineRule="auto"/>
+            </w:pPr>
+            <w:r/>
+            <w:r>
+              <w:rPr>
+                <w:rFonts w:ascii="맑은 고딕" w:hAnsi="맑은 고딕" w:eastAsia="맑은 고딕"/>
+                <w:b w:val="0"/>
+                <w:sz w:val="16"/>
+              </w:rPr>
+              <w:t xml:space="preserve">   일</w:t>
+            </w:r>
           </w:p>
         </w:tc>
       </w:tr>
       <w:tr>
         <w:trPr>
-          <w:trHeight w:val="351" w:hRule="atLeast"/>
+          <w:trHeight w:val="340" w:hRule="atLeast"/>
         </w:trPr>
         <w:tc>
           <w:tcPr>
-            <w:tcW w:type="dxa" w:w="2835"/>
-          </w:tcPr>
-          <w:p>
-            <w:pPr>
-              <w:spacing w:after="20" w:line="252" w:lineRule="auto"/>
-            </w:pPr>
-            <w:r/>
-          </w:p>
-        </w:tc>
-        <w:tc>
-          <w:tcPr>
-            <w:tcW w:type="dxa" w:w="1474"/>
-          </w:tcPr>
-          <w:p>
-            <w:pPr>
-              <w:spacing w:after="20" w:line="252" w:lineRule="auto"/>
+            <w:tcW w:type="dxa" w:w="1814"/>
+          </w:tcPr>
+          <w:p>
+            <w:pPr>
+              <w:spacing w:after="20" w:line="252" w:lineRule="auto"/>
+              <w:jc w:val="center"/>
             </w:pPr>
             <w:r/>
             <w:r>
               <w:rPr>
                 <w:rFonts w:ascii="맑은 고딕" w:hAnsi="맑은 고딕" w:eastAsia="맑은 고딕"/>
                 <w:b w:val="0"/>
-                <w:sz w:val="17"/>
+                <w:sz w:val="16"/>
               </w:rPr>
               <w:t>착유장</w:t>
             </w:r>
@@ -17674,89 +17596,29 @@
         </w:tc>
         <w:tc>
           <w:tcPr>
-            <w:tcW w:type="dxa" w:w="1247"/>
-          </w:tcPr>
-          <w:p>
-            <w:pPr>
-              <w:spacing w:after="20" w:line="252" w:lineRule="auto"/>
-            </w:pPr>
-            <w:r/>
-          </w:p>
-        </w:tc>
-        <w:tc>
-          <w:tcPr>
-            <w:tcW w:type="dxa" w:w="1247"/>
-          </w:tcPr>
-          <w:p>
-            <w:pPr>
-              <w:spacing w:after="20" w:line="252" w:lineRule="auto"/>
-            </w:pPr>
-            <w:r/>
-          </w:p>
-        </w:tc>
-        <w:tc>
-          <w:tcPr>
-            <w:tcW w:type="dxa" w:w="1247"/>
-          </w:tcPr>
-          <w:p>
-            <w:pPr>
-              <w:spacing w:after="20" w:line="252" w:lineRule="auto"/>
-            </w:pPr>
-            <w:r/>
-          </w:p>
-        </w:tc>
-        <w:tc>
-          <w:tcPr>
-            <w:tcW w:type="dxa" w:w="1247"/>
-          </w:tcPr>
-          <w:p>
-            <w:pPr>
-              <w:spacing w:after="20" w:line="252" w:lineRule="auto"/>
-            </w:pPr>
-            <w:r/>
-          </w:p>
-        </w:tc>
-        <w:tc>
-          <w:tcPr>
-            <w:tcW w:type="dxa" w:w="1247"/>
-          </w:tcPr>
-          <w:p>
-            <w:pPr>
-              <w:spacing w:after="20" w:line="252" w:lineRule="auto"/>
-            </w:pPr>
-            <w:r/>
-          </w:p>
-        </w:tc>
-        <w:tc>
-          <w:tcPr>
-            <w:tcW w:type="dxa" w:w="1247"/>
-          </w:tcPr>
-          <w:p>
-            <w:pPr>
-              <w:spacing w:after="20" w:line="252" w:lineRule="auto"/>
-            </w:pPr>
-            <w:r/>
-          </w:p>
-        </w:tc>
-        <w:tc>
-          <w:tcPr>
-            <w:tcW w:type="dxa" w:w="2608"/>
-          </w:tcPr>
-          <w:p>
-            <w:pPr>
-              <w:spacing w:after="20" w:line="252" w:lineRule="auto"/>
-            </w:pPr>
-            <w:r/>
-          </w:p>
-        </w:tc>
-      </w:tr>
-      <w:tr>
-        <w:trPr>
-          <w:trHeight w:val="351" w:hRule="atLeast"/>
-        </w:trPr>
-        <w:tc>
-          <w:tcPr>
-            <w:tcW w:type="dxa" w:w="2835"/>
+            <w:tcW w:type="dxa" w:w="1587"/>
+          </w:tcPr>
+          <w:p>
+            <w:pPr>
+              <w:spacing w:after="20" w:line="252" w:lineRule="auto"/>
+            </w:pPr>
+            <w:r/>
+          </w:p>
+        </w:tc>
+        <w:tc>
+          <w:tcPr>
+            <w:tcW w:type="dxa" w:w="1587"/>
+          </w:tcPr>
+          <w:p>
+            <w:pPr>
+              <w:spacing w:after="20" w:line="252" w:lineRule="auto"/>
+            </w:pPr>
+            <w:r/>
+          </w:p>
+        </w:tc>
+        <w:tc>
+          <w:tcPr>
+            <w:tcW w:type="dxa" w:w="2041"/>
           </w:tcPr>
           <w:p>
             <w:pPr>
@@ -17767,15 +17629,15 @@
               <w:rPr>
                 <w:rFonts w:ascii="맑은 고딕" w:hAnsi="맑은 고딕" w:eastAsia="맑은 고딕"/>
                 <w:b w:val="0"/>
-                <w:sz w:val="17"/>
-              </w:rPr>
-              <w:t>교반 깊이 (cm)</w:t>
-            </w:r>
-          </w:p>
-        </w:tc>
-        <w:tc>
-          <w:tcPr>
-            <w:tcW w:type="dxa" w:w="1474"/>
+                <w:sz w:val="16"/>
+              </w:rPr>
+              <w:t xml:space="preserve">  /  </w:t>
+            </w:r>
+          </w:p>
+        </w:tc>
+        <w:tc>
+          <w:tcPr>
+            <w:tcW w:type="dxa" w:w="1814"/>
           </w:tcPr>
           <w:p>
             <w:pPr>
@@ -17786,108 +17648,15 @@
               <w:rPr>
                 <w:rFonts w:ascii="맑은 고딕" w:hAnsi="맑은 고딕" w:eastAsia="맑은 고딕"/>
                 <w:b w:val="0"/>
-                <w:sz w:val="17"/>
-              </w:rPr>
-              <w:t>건유·육성우</w:t>
-            </w:r>
-          </w:p>
-        </w:tc>
-        <w:tc>
-          <w:tcPr>
-            <w:tcW w:type="dxa" w:w="1247"/>
-          </w:tcPr>
-          <w:p>
-            <w:pPr>
-              <w:spacing w:after="20" w:line="252" w:lineRule="auto"/>
-            </w:pPr>
-            <w:r/>
-          </w:p>
-        </w:tc>
-        <w:tc>
-          <w:tcPr>
-            <w:tcW w:type="dxa" w:w="1247"/>
-          </w:tcPr>
-          <w:p>
-            <w:pPr>
-              <w:spacing w:after="20" w:line="252" w:lineRule="auto"/>
-            </w:pPr>
-            <w:r/>
-          </w:p>
-        </w:tc>
-        <w:tc>
-          <w:tcPr>
-            <w:tcW w:type="dxa" w:w="1247"/>
-          </w:tcPr>
-          <w:p>
-            <w:pPr>
-              <w:spacing w:after="20" w:line="252" w:lineRule="auto"/>
-            </w:pPr>
-            <w:r/>
-          </w:p>
-        </w:tc>
-        <w:tc>
-          <w:tcPr>
-            <w:tcW w:type="dxa" w:w="1247"/>
-          </w:tcPr>
-          <w:p>
-            <w:pPr>
-              <w:spacing w:after="20" w:line="252" w:lineRule="auto"/>
-            </w:pPr>
-            <w:r/>
-          </w:p>
-        </w:tc>
-        <w:tc>
-          <w:tcPr>
-            <w:tcW w:type="dxa" w:w="1247"/>
-          </w:tcPr>
-          <w:p>
-            <w:pPr>
-              <w:spacing w:after="20" w:line="252" w:lineRule="auto"/>
-            </w:pPr>
-            <w:r/>
-          </w:p>
-        </w:tc>
-        <w:tc>
-          <w:tcPr>
-            <w:tcW w:type="dxa" w:w="1247"/>
-          </w:tcPr>
-          <w:p>
-            <w:pPr>
-              <w:spacing w:after="20" w:line="252" w:lineRule="auto"/>
-            </w:pPr>
-            <w:r/>
-          </w:p>
-        </w:tc>
-        <w:tc>
-          <w:tcPr>
-            <w:tcW w:type="dxa" w:w="2608"/>
-          </w:tcPr>
-          <w:p>
-            <w:pPr>
-              <w:spacing w:after="20" w:line="252" w:lineRule="auto"/>
-            </w:pPr>
-            <w:r/>
-          </w:p>
-        </w:tc>
-      </w:tr>
-      <w:tr>
-        <w:trPr>
-          <w:trHeight w:val="351" w:hRule="atLeast"/>
-        </w:trPr>
-        <w:tc>
-          <w:tcPr>
-            <w:tcW w:type="dxa" w:w="2835"/>
-          </w:tcPr>
-          <w:p>
-            <w:pPr>
-              <w:spacing w:after="20" w:line="252" w:lineRule="auto"/>
-            </w:pPr>
-            <w:r/>
-          </w:p>
-        </w:tc>
-        <w:tc>
-          <w:tcPr>
-            <w:tcW w:type="dxa" w:w="1474"/>
+                <w:sz w:val="16"/>
+              </w:rPr>
+              <w:t xml:space="preserve">  /  </w:t>
+            </w:r>
+          </w:p>
+        </w:tc>
+        <w:tc>
+          <w:tcPr>
+            <w:tcW w:type="dxa" w:w="2381"/>
           </w:tcPr>
           <w:p>
             <w:pPr>
@@ -17898,97 +17667,15 @@
               <w:rPr>
                 <w:rFonts w:ascii="맑은 고딕" w:hAnsi="맑은 고딕" w:eastAsia="맑은 고딕"/>
                 <w:b w:val="0"/>
-                <w:sz w:val="17"/>
-              </w:rPr>
-              <w:t>착유장</w:t>
-            </w:r>
-          </w:p>
-        </w:tc>
-        <w:tc>
-          <w:tcPr>
-            <w:tcW w:type="dxa" w:w="1247"/>
-          </w:tcPr>
-          <w:p>
-            <w:pPr>
-              <w:spacing w:after="20" w:line="252" w:lineRule="auto"/>
-            </w:pPr>
-            <w:r/>
-          </w:p>
-        </w:tc>
-        <w:tc>
-          <w:tcPr>
-            <w:tcW w:type="dxa" w:w="1247"/>
-          </w:tcPr>
-          <w:p>
-            <w:pPr>
-              <w:spacing w:after="20" w:line="252" w:lineRule="auto"/>
-            </w:pPr>
-            <w:r/>
-          </w:p>
-        </w:tc>
-        <w:tc>
-          <w:tcPr>
-            <w:tcW w:type="dxa" w:w="1247"/>
-          </w:tcPr>
-          <w:p>
-            <w:pPr>
-              <w:spacing w:after="20" w:line="252" w:lineRule="auto"/>
-            </w:pPr>
-            <w:r/>
-          </w:p>
-        </w:tc>
-        <w:tc>
-          <w:tcPr>
-            <w:tcW w:type="dxa" w:w="1247"/>
-          </w:tcPr>
-          <w:p>
-            <w:pPr>
-              <w:spacing w:after="20" w:line="252" w:lineRule="auto"/>
-            </w:pPr>
-            <w:r/>
-          </w:p>
-        </w:tc>
-        <w:tc>
-          <w:tcPr>
-            <w:tcW w:type="dxa" w:w="1247"/>
-          </w:tcPr>
-          <w:p>
-            <w:pPr>
-              <w:spacing w:after="20" w:line="252" w:lineRule="auto"/>
-            </w:pPr>
-            <w:r/>
-          </w:p>
-        </w:tc>
-        <w:tc>
-          <w:tcPr>
-            <w:tcW w:type="dxa" w:w="1247"/>
-          </w:tcPr>
-          <w:p>
-            <w:pPr>
-              <w:spacing w:after="20" w:line="252" w:lineRule="auto"/>
-            </w:pPr>
-            <w:r/>
-          </w:p>
-        </w:tc>
-        <w:tc>
-          <w:tcPr>
-            <w:tcW w:type="dxa" w:w="2608"/>
-          </w:tcPr>
-          <w:p>
-            <w:pPr>
-              <w:spacing w:after="20" w:line="252" w:lineRule="auto"/>
-            </w:pPr>
-            <w:r/>
-          </w:p>
-        </w:tc>
-      </w:tr>
-      <w:tr>
-        <w:trPr>
-          <w:trHeight w:val="351" w:hRule="atLeast"/>
-        </w:trPr>
-        <w:tc>
-          <w:tcPr>
-            <w:tcW w:type="dxa" w:w="2835"/>
+                <w:sz w:val="16"/>
+              </w:rPr>
+              <w:t xml:space="preserve">  /  </w:t>
+            </w:r>
+          </w:p>
+        </w:tc>
+        <w:tc>
+          <w:tcPr>
+            <w:tcW w:type="dxa" w:w="1361"/>
           </w:tcPr>
           <w:p>
             <w:pPr>
@@ -17999,15 +17686,15 @@
               <w:rPr>
                 <w:rFonts w:ascii="맑은 고딕" w:hAnsi="맑은 고딕" w:eastAsia="맑은 고딕"/>
                 <w:b w:val="0"/>
-                <w:sz w:val="17"/>
-              </w:rPr>
-              <w:t>온도 표층 / 20 cm (℃)</w:t>
-            </w:r>
-          </w:p>
-        </w:tc>
-        <w:tc>
-          <w:tcPr>
-            <w:tcW w:type="dxa" w:w="1474"/>
+                <w:sz w:val="16"/>
+              </w:rPr>
+              <w:t>☐ 매일</w:t>
+            </w:r>
+          </w:p>
+        </w:tc>
+        <w:tc>
+          <w:tcPr>
+            <w:tcW w:type="dxa" w:w="1361"/>
           </w:tcPr>
           <w:p>
             <w:pPr>
@@ -18018,663 +17705,10 @@
               <w:rPr>
                 <w:rFonts w:ascii="맑은 고딕" w:hAnsi="맑은 고딕" w:eastAsia="맑은 고딕"/>
                 <w:b w:val="0"/>
-                <w:sz w:val="17"/>
-              </w:rPr>
-              <w:t>건유·육성우</w:t>
-            </w:r>
-          </w:p>
-        </w:tc>
-        <w:tc>
-          <w:tcPr>
-            <w:tcW w:type="dxa" w:w="1247"/>
-          </w:tcPr>
-          <w:p>
-            <w:pPr>
-              <w:spacing w:after="20" w:line="252" w:lineRule="auto"/>
-            </w:pPr>
-            <w:r/>
-          </w:p>
-        </w:tc>
-        <w:tc>
-          <w:tcPr>
-            <w:tcW w:type="dxa" w:w="1247"/>
-          </w:tcPr>
-          <w:p>
-            <w:pPr>
-              <w:spacing w:after="20" w:line="252" w:lineRule="auto"/>
-            </w:pPr>
-            <w:r/>
-          </w:p>
-        </w:tc>
-        <w:tc>
-          <w:tcPr>
-            <w:tcW w:type="dxa" w:w="1247"/>
-          </w:tcPr>
-          <w:p>
-            <w:pPr>
-              <w:spacing w:after="20" w:line="252" w:lineRule="auto"/>
-            </w:pPr>
-            <w:r/>
-          </w:p>
-        </w:tc>
-        <w:tc>
-          <w:tcPr>
-            <w:tcW w:type="dxa" w:w="1247"/>
-          </w:tcPr>
-          <w:p>
-            <w:pPr>
-              <w:spacing w:after="20" w:line="252" w:lineRule="auto"/>
-            </w:pPr>
-            <w:r/>
-          </w:p>
-        </w:tc>
-        <w:tc>
-          <w:tcPr>
-            <w:tcW w:type="dxa" w:w="1247"/>
-          </w:tcPr>
-          <w:p>
-            <w:pPr>
-              <w:spacing w:after="20" w:line="252" w:lineRule="auto"/>
-            </w:pPr>
-            <w:r/>
-          </w:p>
-        </w:tc>
-        <w:tc>
-          <w:tcPr>
-            <w:tcW w:type="dxa" w:w="1247"/>
-          </w:tcPr>
-          <w:p>
-            <w:pPr>
-              <w:spacing w:after="20" w:line="252" w:lineRule="auto"/>
-            </w:pPr>
-            <w:r/>
-          </w:p>
-        </w:tc>
-        <w:tc>
-          <w:tcPr>
-            <w:tcW w:type="dxa" w:w="2608"/>
-          </w:tcPr>
-          <w:p>
-            <w:pPr>
-              <w:spacing w:after="20" w:line="252" w:lineRule="auto"/>
-            </w:pPr>
-            <w:r/>
-          </w:p>
-        </w:tc>
-      </w:tr>
-      <w:tr>
-        <w:trPr>
-          <w:trHeight w:val="351" w:hRule="atLeast"/>
-        </w:trPr>
-        <w:tc>
-          <w:tcPr>
-            <w:tcW w:type="dxa" w:w="2835"/>
-          </w:tcPr>
-          <w:p>
-            <w:pPr>
-              <w:spacing w:after="20" w:line="252" w:lineRule="auto"/>
-            </w:pPr>
-            <w:r/>
-          </w:p>
-        </w:tc>
-        <w:tc>
-          <w:tcPr>
-            <w:tcW w:type="dxa" w:w="1474"/>
-          </w:tcPr>
-          <w:p>
-            <w:pPr>
-              <w:spacing w:after="20" w:line="252" w:lineRule="auto"/>
-            </w:pPr>
-            <w:r/>
-            <w:r>
-              <w:rPr>
-                <w:rFonts w:ascii="맑은 고딕" w:hAnsi="맑은 고딕" w:eastAsia="맑은 고딕"/>
-                <w:b w:val="0"/>
-                <w:sz w:val="17"/>
-              </w:rPr>
-              <w:t>착유장</w:t>
-            </w:r>
-          </w:p>
-        </w:tc>
-        <w:tc>
-          <w:tcPr>
-            <w:tcW w:type="dxa" w:w="1247"/>
-          </w:tcPr>
-          <w:p>
-            <w:pPr>
-              <w:spacing w:after="20" w:line="252" w:lineRule="auto"/>
-            </w:pPr>
-            <w:r/>
-          </w:p>
-        </w:tc>
-        <w:tc>
-          <w:tcPr>
-            <w:tcW w:type="dxa" w:w="1247"/>
-          </w:tcPr>
-          <w:p>
-            <w:pPr>
-              <w:spacing w:after="20" w:line="252" w:lineRule="auto"/>
-            </w:pPr>
-            <w:r/>
-          </w:p>
-        </w:tc>
-        <w:tc>
-          <w:tcPr>
-            <w:tcW w:type="dxa" w:w="1247"/>
-          </w:tcPr>
-          <w:p>
-            <w:pPr>
-              <w:spacing w:after="20" w:line="252" w:lineRule="auto"/>
-            </w:pPr>
-            <w:r/>
-          </w:p>
-        </w:tc>
-        <w:tc>
-          <w:tcPr>
-            <w:tcW w:type="dxa" w:w="1247"/>
-          </w:tcPr>
-          <w:p>
-            <w:pPr>
-              <w:spacing w:after="20" w:line="252" w:lineRule="auto"/>
-            </w:pPr>
-            <w:r/>
-          </w:p>
-        </w:tc>
-        <w:tc>
-          <w:tcPr>
-            <w:tcW w:type="dxa" w:w="1247"/>
-          </w:tcPr>
-          <w:p>
-            <w:pPr>
-              <w:spacing w:after="20" w:line="252" w:lineRule="auto"/>
-            </w:pPr>
-            <w:r/>
-          </w:p>
-        </w:tc>
-        <w:tc>
-          <w:tcPr>
-            <w:tcW w:type="dxa" w:w="1247"/>
-          </w:tcPr>
-          <w:p>
-            <w:pPr>
-              <w:spacing w:after="20" w:line="252" w:lineRule="auto"/>
-            </w:pPr>
-            <w:r/>
-          </w:p>
-        </w:tc>
-        <w:tc>
-          <w:tcPr>
-            <w:tcW w:type="dxa" w:w="2608"/>
-          </w:tcPr>
-          <w:p>
-            <w:pPr>
-              <w:spacing w:after="20" w:line="252" w:lineRule="auto"/>
-            </w:pPr>
-            <w:r/>
-          </w:p>
-        </w:tc>
-      </w:tr>
-      <w:tr>
-        <w:trPr>
-          <w:trHeight w:val="351" w:hRule="atLeast"/>
-        </w:trPr>
-        <w:tc>
-          <w:tcPr>
-            <w:tcW w:type="dxa" w:w="2835"/>
-          </w:tcPr>
-          <w:p>
-            <w:pPr>
-              <w:spacing w:after="20" w:line="252" w:lineRule="auto"/>
-            </w:pPr>
-            <w:r/>
-            <w:r>
-              <w:rPr>
-                <w:rFonts w:ascii="맑은 고딕" w:hAnsi="맑은 고딕" w:eastAsia="맑은 고딕"/>
-                <w:b w:val="0"/>
-                <w:sz w:val="17"/>
-              </w:rPr>
-              <w:t>수분 (등급 / %)</w:t>
-            </w:r>
-          </w:p>
-        </w:tc>
-        <w:tc>
-          <w:tcPr>
-            <w:tcW w:type="dxa" w:w="1474"/>
-          </w:tcPr>
-          <w:p>
-            <w:pPr>
-              <w:spacing w:after="20" w:line="252" w:lineRule="auto"/>
-            </w:pPr>
-            <w:r/>
-            <w:r>
-              <w:rPr>
-                <w:rFonts w:ascii="맑은 고딕" w:hAnsi="맑은 고딕" w:eastAsia="맑은 고딕"/>
-                <w:b w:val="0"/>
-                <w:sz w:val="17"/>
-              </w:rPr>
-              <w:t>건유·육성우</w:t>
-            </w:r>
-          </w:p>
-        </w:tc>
-        <w:tc>
-          <w:tcPr>
-            <w:tcW w:type="dxa" w:w="1247"/>
-          </w:tcPr>
-          <w:p>
-            <w:pPr>
-              <w:spacing w:after="20" w:line="252" w:lineRule="auto"/>
-            </w:pPr>
-            <w:r/>
-          </w:p>
-        </w:tc>
-        <w:tc>
-          <w:tcPr>
-            <w:tcW w:type="dxa" w:w="1247"/>
-          </w:tcPr>
-          <w:p>
-            <w:pPr>
-              <w:spacing w:after="20" w:line="252" w:lineRule="auto"/>
-            </w:pPr>
-            <w:r/>
-          </w:p>
-        </w:tc>
-        <w:tc>
-          <w:tcPr>
-            <w:tcW w:type="dxa" w:w="1247"/>
-          </w:tcPr>
-          <w:p>
-            <w:pPr>
-              <w:spacing w:after="20" w:line="252" w:lineRule="auto"/>
-            </w:pPr>
-            <w:r/>
-          </w:p>
-        </w:tc>
-        <w:tc>
-          <w:tcPr>
-            <w:tcW w:type="dxa" w:w="1247"/>
-          </w:tcPr>
-          <w:p>
-            <w:pPr>
-              <w:spacing w:after="20" w:line="252" w:lineRule="auto"/>
-            </w:pPr>
-            <w:r/>
-          </w:p>
-        </w:tc>
-        <w:tc>
-          <w:tcPr>
-            <w:tcW w:type="dxa" w:w="1247"/>
-          </w:tcPr>
-          <w:p>
-            <w:pPr>
-              <w:spacing w:after="20" w:line="252" w:lineRule="auto"/>
-            </w:pPr>
-            <w:r/>
-          </w:p>
-        </w:tc>
-        <w:tc>
-          <w:tcPr>
-            <w:tcW w:type="dxa" w:w="1247"/>
-          </w:tcPr>
-          <w:p>
-            <w:pPr>
-              <w:spacing w:after="20" w:line="252" w:lineRule="auto"/>
-            </w:pPr>
-            <w:r/>
-          </w:p>
-        </w:tc>
-        <w:tc>
-          <w:tcPr>
-            <w:tcW w:type="dxa" w:w="2608"/>
-          </w:tcPr>
-          <w:p>
-            <w:pPr>
-              <w:spacing w:after="20" w:line="252" w:lineRule="auto"/>
-            </w:pPr>
-            <w:r/>
-          </w:p>
-        </w:tc>
-      </w:tr>
-      <w:tr>
-        <w:trPr>
-          <w:trHeight w:val="351" w:hRule="atLeast"/>
-        </w:trPr>
-        <w:tc>
-          <w:tcPr>
-            <w:tcW w:type="dxa" w:w="2835"/>
-          </w:tcPr>
-          <w:p>
-            <w:pPr>
-              <w:spacing w:after="20" w:line="252" w:lineRule="auto"/>
-            </w:pPr>
-            <w:r/>
-          </w:p>
-        </w:tc>
-        <w:tc>
-          <w:tcPr>
-            <w:tcW w:type="dxa" w:w="1474"/>
-          </w:tcPr>
-          <w:p>
-            <w:pPr>
-              <w:spacing w:after="20" w:line="252" w:lineRule="auto"/>
-            </w:pPr>
-            <w:r/>
-            <w:r>
-              <w:rPr>
-                <w:rFonts w:ascii="맑은 고딕" w:hAnsi="맑은 고딕" w:eastAsia="맑은 고딕"/>
-                <w:b w:val="0"/>
-                <w:sz w:val="17"/>
-              </w:rPr>
-              <w:t>착유장</w:t>
-            </w:r>
-          </w:p>
-        </w:tc>
-        <w:tc>
-          <w:tcPr>
-            <w:tcW w:type="dxa" w:w="1247"/>
-          </w:tcPr>
-          <w:p>
-            <w:pPr>
-              <w:spacing w:after="20" w:line="252" w:lineRule="auto"/>
-            </w:pPr>
-            <w:r/>
-          </w:p>
-        </w:tc>
-        <w:tc>
-          <w:tcPr>
-            <w:tcW w:type="dxa" w:w="1247"/>
-          </w:tcPr>
-          <w:p>
-            <w:pPr>
-              <w:spacing w:after="20" w:line="252" w:lineRule="auto"/>
-            </w:pPr>
-            <w:r/>
-          </w:p>
-        </w:tc>
-        <w:tc>
-          <w:tcPr>
-            <w:tcW w:type="dxa" w:w="1247"/>
-          </w:tcPr>
-          <w:p>
-            <w:pPr>
-              <w:spacing w:after="20" w:line="252" w:lineRule="auto"/>
-            </w:pPr>
-            <w:r/>
-          </w:p>
-        </w:tc>
-        <w:tc>
-          <w:tcPr>
-            <w:tcW w:type="dxa" w:w="1247"/>
-          </w:tcPr>
-          <w:p>
-            <w:pPr>
-              <w:spacing w:after="20" w:line="252" w:lineRule="auto"/>
-            </w:pPr>
-            <w:r/>
-          </w:p>
-        </w:tc>
-        <w:tc>
-          <w:tcPr>
-            <w:tcW w:type="dxa" w:w="1247"/>
-          </w:tcPr>
-          <w:p>
-            <w:pPr>
-              <w:spacing w:after="20" w:line="252" w:lineRule="auto"/>
-            </w:pPr>
-            <w:r/>
-          </w:p>
-        </w:tc>
-        <w:tc>
-          <w:tcPr>
-            <w:tcW w:type="dxa" w:w="1247"/>
-          </w:tcPr>
-          <w:p>
-            <w:pPr>
-              <w:spacing w:after="20" w:line="252" w:lineRule="auto"/>
-            </w:pPr>
-            <w:r/>
-          </w:p>
-        </w:tc>
-        <w:tc>
-          <w:tcPr>
-            <w:tcW w:type="dxa" w:w="2608"/>
-          </w:tcPr>
-          <w:p>
-            <w:pPr>
-              <w:spacing w:after="20" w:line="252" w:lineRule="auto"/>
-            </w:pPr>
-            <w:r/>
-          </w:p>
-        </w:tc>
-      </w:tr>
-      <w:tr>
-        <w:trPr>
-          <w:trHeight w:val="351" w:hRule="atLeast"/>
-        </w:trPr>
-        <w:tc>
-          <w:tcPr>
-            <w:tcW w:type="dxa" w:w="2835"/>
-          </w:tcPr>
-          <w:p>
-            <w:pPr>
-              <w:spacing w:after="20" w:line="252" w:lineRule="auto"/>
-            </w:pPr>
-            <w:r/>
-            <w:r>
-              <w:rPr>
-                <w:rFonts w:ascii="맑은 고딕" w:hAnsi="맑은 고딕" w:eastAsia="맑은 고딕"/>
-                <w:b w:val="0"/>
-                <w:sz w:val="17"/>
-              </w:rPr>
-              <w:t>암모니아 교반 전 / 후 (ppm)</w:t>
-            </w:r>
-          </w:p>
-        </w:tc>
-        <w:tc>
-          <w:tcPr>
-            <w:tcW w:type="dxa" w:w="1474"/>
-          </w:tcPr>
-          <w:p>
-            <w:pPr>
-              <w:spacing w:after="20" w:line="252" w:lineRule="auto"/>
-            </w:pPr>
-            <w:r/>
-            <w:r>
-              <w:rPr>
-                <w:rFonts w:ascii="맑은 고딕" w:hAnsi="맑은 고딕" w:eastAsia="맑은 고딕"/>
-                <w:b w:val="0"/>
-                <w:sz w:val="17"/>
-              </w:rPr>
-              <w:t>건유·육성우</w:t>
-            </w:r>
-          </w:p>
-        </w:tc>
-        <w:tc>
-          <w:tcPr>
-            <w:tcW w:type="dxa" w:w="1247"/>
-          </w:tcPr>
-          <w:p>
-            <w:pPr>
-              <w:spacing w:after="20" w:line="252" w:lineRule="auto"/>
-            </w:pPr>
-            <w:r/>
-          </w:p>
-        </w:tc>
-        <w:tc>
-          <w:tcPr>
-            <w:tcW w:type="dxa" w:w="1247"/>
-          </w:tcPr>
-          <w:p>
-            <w:pPr>
-              <w:spacing w:after="20" w:line="252" w:lineRule="auto"/>
-            </w:pPr>
-            <w:r/>
-          </w:p>
-        </w:tc>
-        <w:tc>
-          <w:tcPr>
-            <w:tcW w:type="dxa" w:w="1247"/>
-          </w:tcPr>
-          <w:p>
-            <w:pPr>
-              <w:spacing w:after="20" w:line="252" w:lineRule="auto"/>
-            </w:pPr>
-            <w:r/>
-          </w:p>
-        </w:tc>
-        <w:tc>
-          <w:tcPr>
-            <w:tcW w:type="dxa" w:w="1247"/>
-          </w:tcPr>
-          <w:p>
-            <w:pPr>
-              <w:spacing w:after="20" w:line="252" w:lineRule="auto"/>
-            </w:pPr>
-            <w:r/>
-          </w:p>
-        </w:tc>
-        <w:tc>
-          <w:tcPr>
-            <w:tcW w:type="dxa" w:w="1247"/>
-          </w:tcPr>
-          <w:p>
-            <w:pPr>
-              <w:spacing w:after="20" w:line="252" w:lineRule="auto"/>
-            </w:pPr>
-            <w:r/>
-          </w:p>
-        </w:tc>
-        <w:tc>
-          <w:tcPr>
-            <w:tcW w:type="dxa" w:w="1247"/>
-          </w:tcPr>
-          <w:p>
-            <w:pPr>
-              <w:spacing w:after="20" w:line="252" w:lineRule="auto"/>
-            </w:pPr>
-            <w:r/>
-          </w:p>
-        </w:tc>
-        <w:tc>
-          <w:tcPr>
-            <w:tcW w:type="dxa" w:w="2608"/>
-          </w:tcPr>
-          <w:p>
-            <w:pPr>
-              <w:spacing w:after="20" w:line="252" w:lineRule="auto"/>
-            </w:pPr>
-            <w:r/>
-          </w:p>
-        </w:tc>
-      </w:tr>
-      <w:tr>
-        <w:trPr>
-          <w:trHeight w:val="351" w:hRule="atLeast"/>
-        </w:trPr>
-        <w:tc>
-          <w:tcPr>
-            <w:tcW w:type="dxa" w:w="2835"/>
-          </w:tcPr>
-          <w:p>
-            <w:pPr>
-              <w:spacing w:after="20" w:line="252" w:lineRule="auto"/>
-            </w:pPr>
-            <w:r/>
-          </w:p>
-        </w:tc>
-        <w:tc>
-          <w:tcPr>
-            <w:tcW w:type="dxa" w:w="1474"/>
-          </w:tcPr>
-          <w:p>
-            <w:pPr>
-              <w:spacing w:after="20" w:line="252" w:lineRule="auto"/>
-            </w:pPr>
-            <w:r/>
-            <w:r>
-              <w:rPr>
-                <w:rFonts w:ascii="맑은 고딕" w:hAnsi="맑은 고딕" w:eastAsia="맑은 고딕"/>
-                <w:b w:val="0"/>
-                <w:sz w:val="17"/>
-              </w:rPr>
-              <w:t>착유장</w:t>
-            </w:r>
-          </w:p>
-        </w:tc>
-        <w:tc>
-          <w:tcPr>
-            <w:tcW w:type="dxa" w:w="1247"/>
-          </w:tcPr>
-          <w:p>
-            <w:pPr>
-              <w:spacing w:after="20" w:line="252" w:lineRule="auto"/>
-            </w:pPr>
-            <w:r/>
-          </w:p>
-        </w:tc>
-        <w:tc>
-          <w:tcPr>
-            <w:tcW w:type="dxa" w:w="1247"/>
-          </w:tcPr>
-          <w:p>
-            <w:pPr>
-              <w:spacing w:after="20" w:line="252" w:lineRule="auto"/>
-            </w:pPr>
-            <w:r/>
-          </w:p>
-        </w:tc>
-        <w:tc>
-          <w:tcPr>
-            <w:tcW w:type="dxa" w:w="1247"/>
-          </w:tcPr>
-          <w:p>
-            <w:pPr>
-              <w:spacing w:after="20" w:line="252" w:lineRule="auto"/>
-            </w:pPr>
-            <w:r/>
-          </w:p>
-        </w:tc>
-        <w:tc>
-          <w:tcPr>
-            <w:tcW w:type="dxa" w:w="1247"/>
-          </w:tcPr>
-          <w:p>
-            <w:pPr>
-              <w:spacing w:after="20" w:line="252" w:lineRule="auto"/>
-            </w:pPr>
-            <w:r/>
-          </w:p>
-        </w:tc>
-        <w:tc>
-          <w:tcPr>
-            <w:tcW w:type="dxa" w:w="1247"/>
-          </w:tcPr>
-          <w:p>
-            <w:pPr>
-              <w:spacing w:after="20" w:line="252" w:lineRule="auto"/>
-            </w:pPr>
-            <w:r/>
-          </w:p>
-        </w:tc>
-        <w:tc>
-          <w:tcPr>
-            <w:tcW w:type="dxa" w:w="1247"/>
-          </w:tcPr>
-          <w:p>
-            <w:pPr>
-              <w:spacing w:after="20" w:line="252" w:lineRule="auto"/>
-            </w:pPr>
-            <w:r/>
-          </w:p>
-        </w:tc>
-        <w:tc>
-          <w:tcPr>
-            <w:tcW w:type="dxa" w:w="2608"/>
-          </w:tcPr>
-          <w:p>
-            <w:pPr>
-              <w:spacing w:after="20" w:line="252" w:lineRule="auto"/>
-            </w:pPr>
-            <w:r/>
+                <w:sz w:val="16"/>
+              </w:rPr>
+              <w:t xml:space="preserve">   일</w:t>
+            </w:r>
           </w:p>
         </w:tc>
       </w:tr>
@@ -18686,3280 +17720,16 @@
     </w:p>
     <w:p>
       <w:pPr>
-        <w:spacing w:after="60" w:before="40"/>
+        <w:spacing w:after="60" w:before="20"/>
       </w:pPr>
       <w:r>
         <w:rPr>
           <w:rFonts w:ascii="맑은 고딕" w:hAnsi="맑은 고딕" w:eastAsia="맑은 고딕"/>
           <w:b w:val="0"/>
-          <w:sz w:val="18"/>
+          <w:sz w:val="17"/>
         </w:rPr>
-        <w:t>측정자 서명: ____________     점검(연구책임자): ____________ (서명)     점검일: ________</w:t>
+        <w:t>주간 점검(연구책임자): ____________ (서명)   점검일: ________     ※ 재료 입고 시 거래명세서, 방문·교육 시 사진·방명록을 이 쪽 뒤에 붙인다.</w:t>
       </w:r>
-    </w:p>
-    <w:p>
-      <w:pPr>
-        <w:pageBreakBefore/>
-        <w:spacing w:after="40" w:before="80"/>
-      </w:pPr>
-      <w:r>
-        <w:rPr>
-          <w:rFonts w:ascii="맑은 고딕" w:hAnsi="맑은 고딕" w:eastAsia="맑은 고딕"/>
-          <w:b/>
-          <w:sz w:val="23"/>
-        </w:rPr>
-        <w:t>기록지 C. 베딩 재료 입고·투입 기록</w:t>
-      </w:r>
-    </w:p>
-    <w:tbl>
-      <w:tblPr>
-        <w:tblStyle w:val="TableGrid"/>
-        <w:tblW w:type="auto" w:w="0"/>
-        <w:jc w:val="center"/>
-        <w:tblLayout w:type="fixed"/>
-        <w:tblLook w:firstColumn="1" w:firstRow="1" w:lastColumn="0" w:lastRow="0" w:noHBand="0" w:noVBand="1" w:val="04A0"/>
-      </w:tblPr>
-      <w:tblGrid>
-        <w:gridCol w:w="1514"/>
-        <w:gridCol w:w="1514"/>
-        <w:gridCol w:w="1514"/>
-        <w:gridCol w:w="1514"/>
-        <w:gridCol w:w="1514"/>
-        <w:gridCol w:w="1514"/>
-        <w:gridCol w:w="1514"/>
-        <w:gridCol w:w="1514"/>
-        <w:gridCol w:w="1514"/>
-        <w:gridCol w:w="1514"/>
-      </w:tblGrid>
-      <w:tr>
-        <w:trPr>
-          <w:trHeight w:val="425" w:hRule="atLeast"/>
-        </w:trPr>
-        <w:tc>
-          <w:tcPr>
-            <w:tcW w:type="dxa" w:w="1247"/>
-            <w:shd w:val="clear" w:color="auto" w:fill="EDEDED"/>
-          </w:tcPr>
-          <w:p>
-            <w:pPr>
-              <w:spacing w:after="20" w:line="252" w:lineRule="auto"/>
-              <w:jc w:val="center"/>
-            </w:pPr>
-            <w:r/>
-            <w:r>
-              <w:rPr>
-                <w:rFonts w:ascii="맑은 고딕" w:hAnsi="맑은 고딕" w:eastAsia="맑은 고딕"/>
-                <w:b/>
-                <w:sz w:val="17"/>
-              </w:rPr>
-              <w:t>일자</w:t>
-            </w:r>
-          </w:p>
-        </w:tc>
-        <w:tc>
-          <w:tcPr>
-            <w:tcW w:type="dxa" w:w="1474"/>
-            <w:shd w:val="clear" w:color="auto" w:fill="EDEDED"/>
-          </w:tcPr>
-          <w:p>
-            <w:pPr>
-              <w:spacing w:after="20" w:line="252" w:lineRule="auto"/>
-              <w:jc w:val="center"/>
-            </w:pPr>
-            <w:r/>
-            <w:r>
-              <w:rPr>
-                <w:rFonts w:ascii="맑은 고딕" w:hAnsi="맑은 고딕" w:eastAsia="맑은 고딕"/>
-                <w:b/>
-                <w:sz w:val="17"/>
-              </w:rPr>
-              <w:t>구분</w:t>
-            </w:r>
-          </w:p>
-        </w:tc>
-        <w:tc>
-          <w:tcPr>
-            <w:tcW w:type="dxa" w:w="1474"/>
-            <w:shd w:val="clear" w:color="auto" w:fill="EDEDED"/>
-          </w:tcPr>
-          <w:p>
-            <w:pPr>
-              <w:spacing w:after="20" w:line="252" w:lineRule="auto"/>
-              <w:jc w:val="center"/>
-            </w:pPr>
-            <w:r/>
-            <w:r>
-              <w:rPr>
-                <w:rFonts w:ascii="맑은 고딕" w:hAnsi="맑은 고딕" w:eastAsia="맑은 고딕"/>
-                <w:b/>
-                <w:sz w:val="17"/>
-              </w:rPr>
-              <w:t>품목</w:t>
-            </w:r>
-          </w:p>
-        </w:tc>
-        <w:tc>
-          <w:tcPr>
-            <w:tcW w:type="dxa" w:w="1361"/>
-            <w:shd w:val="clear" w:color="auto" w:fill="EDEDED"/>
-          </w:tcPr>
-          <w:p>
-            <w:pPr>
-              <w:spacing w:after="20" w:line="252" w:lineRule="auto"/>
-              <w:jc w:val="center"/>
-            </w:pPr>
-            <w:r/>
-            <w:r>
-              <w:rPr>
-                <w:rFonts w:ascii="맑은 고딕" w:hAnsi="맑은 고딕" w:eastAsia="맑은 고딕"/>
-                <w:b/>
-                <w:sz w:val="17"/>
-              </w:rPr>
-              <w:t>수량 (포·m³)</w:t>
-            </w:r>
-          </w:p>
-        </w:tc>
-        <w:tc>
-          <w:tcPr>
-            <w:tcW w:type="dxa" w:w="1701"/>
-            <w:shd w:val="clear" w:color="auto" w:fill="EDEDED"/>
-          </w:tcPr>
-          <w:p>
-            <w:pPr>
-              <w:spacing w:after="20" w:line="252" w:lineRule="auto"/>
-              <w:jc w:val="center"/>
-            </w:pPr>
-            <w:r/>
-            <w:r>
-              <w:rPr>
-                <w:rFonts w:ascii="맑은 고딕" w:hAnsi="맑은 고딕" w:eastAsia="맑은 고딕"/>
-                <w:b/>
-                <w:sz w:val="17"/>
-              </w:rPr>
-              <w:t>입고/투입 구역</w:t>
-            </w:r>
-          </w:p>
-        </w:tc>
-        <w:tc>
-          <w:tcPr>
-            <w:tcW w:type="dxa" w:w="1928"/>
-            <w:shd w:val="clear" w:color="auto" w:fill="EDEDED"/>
-          </w:tcPr>
-          <w:p>
-            <w:pPr>
-              <w:spacing w:after="20" w:line="252" w:lineRule="auto"/>
-              <w:jc w:val="center"/>
-            </w:pPr>
-            <w:r/>
-            <w:r>
-              <w:rPr>
-                <w:rFonts w:ascii="맑은 고딕" w:hAnsi="맑은 고딕" w:eastAsia="맑은 고딕"/>
-                <w:b/>
-                <w:sz w:val="17"/>
-              </w:rPr>
-              <w:t>침상 상태(투입 전)</w:t>
-            </w:r>
-          </w:p>
-        </w:tc>
-        <w:tc>
-          <w:tcPr>
-            <w:tcW w:type="dxa" w:w="1247"/>
-            <w:shd w:val="clear" w:color="auto" w:fill="EDEDED"/>
-          </w:tcPr>
-          <w:p>
-            <w:pPr>
-              <w:spacing w:after="20" w:line="252" w:lineRule="auto"/>
-              <w:jc w:val="center"/>
-            </w:pPr>
-            <w:r/>
-            <w:r>
-              <w:rPr>
-                <w:rFonts w:ascii="맑은 고딕" w:hAnsi="맑은 고딕" w:eastAsia="맑은 고딕"/>
-                <w:b/>
-                <w:sz w:val="17"/>
-              </w:rPr>
-              <w:t>두께 변화 (cm)</w:t>
-            </w:r>
-          </w:p>
-        </w:tc>
-        <w:tc>
-          <w:tcPr>
-            <w:tcW w:type="dxa" w:w="2494"/>
-            <w:shd w:val="clear" w:color="auto" w:fill="EDEDED"/>
-          </w:tcPr>
-          <w:p>
-            <w:pPr>
-              <w:spacing w:after="20" w:line="252" w:lineRule="auto"/>
-              <w:jc w:val="center"/>
-            </w:pPr>
-            <w:r/>
-            <w:r>
-              <w:rPr>
-                <w:rFonts w:ascii="맑은 고딕" w:hAnsi="맑은 고딕" w:eastAsia="맑은 고딕"/>
-                <w:b/>
-                <w:sz w:val="17"/>
-              </w:rPr>
-              <w:t>증빙 (거래명세·사진 번호)</w:t>
-            </w:r>
-          </w:p>
-        </w:tc>
-        <w:tc>
-          <w:tcPr>
-            <w:tcW w:type="dxa" w:w="1020"/>
-            <w:shd w:val="clear" w:color="auto" w:fill="EDEDED"/>
-          </w:tcPr>
-          <w:p>
-            <w:pPr>
-              <w:spacing w:after="20" w:line="252" w:lineRule="auto"/>
-              <w:jc w:val="center"/>
-            </w:pPr>
-            <w:r/>
-            <w:r>
-              <w:rPr>
-                <w:rFonts w:ascii="맑은 고딕" w:hAnsi="맑은 고딕" w:eastAsia="맑은 고딕"/>
-                <w:b/>
-                <w:sz w:val="17"/>
-              </w:rPr>
-              <w:t>작성자</w:t>
-            </w:r>
-          </w:p>
-        </w:tc>
-        <w:tc>
-          <w:tcPr>
-            <w:tcW w:type="dxa" w:w="907"/>
-            <w:shd w:val="clear" w:color="auto" w:fill="EDEDED"/>
-          </w:tcPr>
-          <w:p>
-            <w:pPr>
-              <w:spacing w:after="20" w:line="252" w:lineRule="auto"/>
-              <w:jc w:val="center"/>
-            </w:pPr>
-            <w:r/>
-            <w:r>
-              <w:rPr>
-                <w:rFonts w:ascii="맑은 고딕" w:hAnsi="맑은 고딕" w:eastAsia="맑은 고딕"/>
-                <w:b/>
-                <w:sz w:val="17"/>
-              </w:rPr>
-              <w:t>서명</w:t>
-            </w:r>
-          </w:p>
-        </w:tc>
-      </w:tr>
-      <w:tr>
-        <w:trPr>
-          <w:trHeight w:val="425" w:hRule="atLeast"/>
-        </w:trPr>
-        <w:tc>
-          <w:tcPr>
-            <w:tcW w:type="dxa" w:w="1247"/>
-          </w:tcPr>
-          <w:p>
-            <w:pPr>
-              <w:spacing w:after="20" w:line="252" w:lineRule="auto"/>
-            </w:pPr>
-            <w:r/>
-          </w:p>
-        </w:tc>
-        <w:tc>
-          <w:tcPr>
-            <w:tcW w:type="dxa" w:w="1474"/>
-          </w:tcPr>
-          <w:p>
-            <w:pPr>
-              <w:spacing w:after="20" w:line="252" w:lineRule="auto"/>
-              <w:jc w:val="center"/>
-            </w:pPr>
-            <w:r/>
-            <w:r>
-              <w:rPr>
-                <w:rFonts w:ascii="맑은 고딕" w:hAnsi="맑은 고딕" w:eastAsia="맑은 고딕"/>
-                <w:b w:val="0"/>
-                <w:sz w:val="17"/>
-              </w:rPr>
-              <w:t>☐입고 ☐투입</w:t>
-            </w:r>
-          </w:p>
-        </w:tc>
-        <w:tc>
-          <w:tcPr>
-            <w:tcW w:type="dxa" w:w="1474"/>
-          </w:tcPr>
-          <w:p>
-            <w:pPr>
-              <w:spacing w:after="20" w:line="252" w:lineRule="auto"/>
-            </w:pPr>
-            <w:r/>
-          </w:p>
-        </w:tc>
-        <w:tc>
-          <w:tcPr>
-            <w:tcW w:type="dxa" w:w="1361"/>
-          </w:tcPr>
-          <w:p>
-            <w:pPr>
-              <w:spacing w:after="20" w:line="252" w:lineRule="auto"/>
-            </w:pPr>
-            <w:r/>
-          </w:p>
-        </w:tc>
-        <w:tc>
-          <w:tcPr>
-            <w:tcW w:type="dxa" w:w="1701"/>
-          </w:tcPr>
-          <w:p>
-            <w:pPr>
-              <w:spacing w:after="20" w:line="252" w:lineRule="auto"/>
-            </w:pPr>
-            <w:r/>
-          </w:p>
-        </w:tc>
-        <w:tc>
-          <w:tcPr>
-            <w:tcW w:type="dxa" w:w="1928"/>
-          </w:tcPr>
-          <w:p>
-            <w:pPr>
-              <w:spacing w:after="20" w:line="252" w:lineRule="auto"/>
-            </w:pPr>
-            <w:r/>
-          </w:p>
-        </w:tc>
-        <w:tc>
-          <w:tcPr>
-            <w:tcW w:type="dxa" w:w="1247"/>
-          </w:tcPr>
-          <w:p>
-            <w:pPr>
-              <w:spacing w:after="20" w:line="252" w:lineRule="auto"/>
-            </w:pPr>
-            <w:r/>
-          </w:p>
-        </w:tc>
-        <w:tc>
-          <w:tcPr>
-            <w:tcW w:type="dxa" w:w="2494"/>
-          </w:tcPr>
-          <w:p>
-            <w:pPr>
-              <w:spacing w:after="20" w:line="252" w:lineRule="auto"/>
-            </w:pPr>
-            <w:r/>
-          </w:p>
-        </w:tc>
-        <w:tc>
-          <w:tcPr>
-            <w:tcW w:type="dxa" w:w="1020"/>
-          </w:tcPr>
-          <w:p>
-            <w:pPr>
-              <w:spacing w:after="20" w:line="252" w:lineRule="auto"/>
-            </w:pPr>
-            <w:r/>
-          </w:p>
-        </w:tc>
-        <w:tc>
-          <w:tcPr>
-            <w:tcW w:type="dxa" w:w="907"/>
-          </w:tcPr>
-          <w:p>
-            <w:pPr>
-              <w:spacing w:after="20" w:line="252" w:lineRule="auto"/>
-            </w:pPr>
-            <w:r/>
-          </w:p>
-        </w:tc>
-      </w:tr>
-      <w:tr>
-        <w:trPr>
-          <w:trHeight w:val="425" w:hRule="atLeast"/>
-        </w:trPr>
-        <w:tc>
-          <w:tcPr>
-            <w:tcW w:type="dxa" w:w="1247"/>
-          </w:tcPr>
-          <w:p>
-            <w:pPr>
-              <w:spacing w:after="20" w:line="252" w:lineRule="auto"/>
-            </w:pPr>
-            <w:r/>
-          </w:p>
-        </w:tc>
-        <w:tc>
-          <w:tcPr>
-            <w:tcW w:type="dxa" w:w="1474"/>
-          </w:tcPr>
-          <w:p>
-            <w:pPr>
-              <w:spacing w:after="20" w:line="252" w:lineRule="auto"/>
-              <w:jc w:val="center"/>
-            </w:pPr>
-            <w:r/>
-            <w:r>
-              <w:rPr>
-                <w:rFonts w:ascii="맑은 고딕" w:hAnsi="맑은 고딕" w:eastAsia="맑은 고딕"/>
-                <w:b w:val="0"/>
-                <w:sz w:val="17"/>
-              </w:rPr>
-              <w:t>☐입고 ☐투입</w:t>
-            </w:r>
-          </w:p>
-        </w:tc>
-        <w:tc>
-          <w:tcPr>
-            <w:tcW w:type="dxa" w:w="1474"/>
-          </w:tcPr>
-          <w:p>
-            <w:pPr>
-              <w:spacing w:after="20" w:line="252" w:lineRule="auto"/>
-            </w:pPr>
-            <w:r/>
-          </w:p>
-        </w:tc>
-        <w:tc>
-          <w:tcPr>
-            <w:tcW w:type="dxa" w:w="1361"/>
-          </w:tcPr>
-          <w:p>
-            <w:pPr>
-              <w:spacing w:after="20" w:line="252" w:lineRule="auto"/>
-            </w:pPr>
-            <w:r/>
-          </w:p>
-        </w:tc>
-        <w:tc>
-          <w:tcPr>
-            <w:tcW w:type="dxa" w:w="1701"/>
-          </w:tcPr>
-          <w:p>
-            <w:pPr>
-              <w:spacing w:after="20" w:line="252" w:lineRule="auto"/>
-            </w:pPr>
-            <w:r/>
-          </w:p>
-        </w:tc>
-        <w:tc>
-          <w:tcPr>
-            <w:tcW w:type="dxa" w:w="1928"/>
-          </w:tcPr>
-          <w:p>
-            <w:pPr>
-              <w:spacing w:after="20" w:line="252" w:lineRule="auto"/>
-            </w:pPr>
-            <w:r/>
-          </w:p>
-        </w:tc>
-        <w:tc>
-          <w:tcPr>
-            <w:tcW w:type="dxa" w:w="1247"/>
-          </w:tcPr>
-          <w:p>
-            <w:pPr>
-              <w:spacing w:after="20" w:line="252" w:lineRule="auto"/>
-            </w:pPr>
-            <w:r/>
-          </w:p>
-        </w:tc>
-        <w:tc>
-          <w:tcPr>
-            <w:tcW w:type="dxa" w:w="2494"/>
-          </w:tcPr>
-          <w:p>
-            <w:pPr>
-              <w:spacing w:after="20" w:line="252" w:lineRule="auto"/>
-            </w:pPr>
-            <w:r/>
-          </w:p>
-        </w:tc>
-        <w:tc>
-          <w:tcPr>
-            <w:tcW w:type="dxa" w:w="1020"/>
-          </w:tcPr>
-          <w:p>
-            <w:pPr>
-              <w:spacing w:after="20" w:line="252" w:lineRule="auto"/>
-            </w:pPr>
-            <w:r/>
-          </w:p>
-        </w:tc>
-        <w:tc>
-          <w:tcPr>
-            <w:tcW w:type="dxa" w:w="907"/>
-          </w:tcPr>
-          <w:p>
-            <w:pPr>
-              <w:spacing w:after="20" w:line="252" w:lineRule="auto"/>
-            </w:pPr>
-            <w:r/>
-          </w:p>
-        </w:tc>
-      </w:tr>
-      <w:tr>
-        <w:trPr>
-          <w:trHeight w:val="425" w:hRule="atLeast"/>
-        </w:trPr>
-        <w:tc>
-          <w:tcPr>
-            <w:tcW w:type="dxa" w:w="1247"/>
-          </w:tcPr>
-          <w:p>
-            <w:pPr>
-              <w:spacing w:after="20" w:line="252" w:lineRule="auto"/>
-            </w:pPr>
-            <w:r/>
-          </w:p>
-        </w:tc>
-        <w:tc>
-          <w:tcPr>
-            <w:tcW w:type="dxa" w:w="1474"/>
-          </w:tcPr>
-          <w:p>
-            <w:pPr>
-              <w:spacing w:after="20" w:line="252" w:lineRule="auto"/>
-              <w:jc w:val="center"/>
-            </w:pPr>
-            <w:r/>
-            <w:r>
-              <w:rPr>
-                <w:rFonts w:ascii="맑은 고딕" w:hAnsi="맑은 고딕" w:eastAsia="맑은 고딕"/>
-                <w:b w:val="0"/>
-                <w:sz w:val="17"/>
-              </w:rPr>
-              <w:t>☐입고 ☐투입</w:t>
-            </w:r>
-          </w:p>
-        </w:tc>
-        <w:tc>
-          <w:tcPr>
-            <w:tcW w:type="dxa" w:w="1474"/>
-          </w:tcPr>
-          <w:p>
-            <w:pPr>
-              <w:spacing w:after="20" w:line="252" w:lineRule="auto"/>
-            </w:pPr>
-            <w:r/>
-          </w:p>
-        </w:tc>
-        <w:tc>
-          <w:tcPr>
-            <w:tcW w:type="dxa" w:w="1361"/>
-          </w:tcPr>
-          <w:p>
-            <w:pPr>
-              <w:spacing w:after="20" w:line="252" w:lineRule="auto"/>
-            </w:pPr>
-            <w:r/>
-          </w:p>
-        </w:tc>
-        <w:tc>
-          <w:tcPr>
-            <w:tcW w:type="dxa" w:w="1701"/>
-          </w:tcPr>
-          <w:p>
-            <w:pPr>
-              <w:spacing w:after="20" w:line="252" w:lineRule="auto"/>
-            </w:pPr>
-            <w:r/>
-          </w:p>
-        </w:tc>
-        <w:tc>
-          <w:tcPr>
-            <w:tcW w:type="dxa" w:w="1928"/>
-          </w:tcPr>
-          <w:p>
-            <w:pPr>
-              <w:spacing w:after="20" w:line="252" w:lineRule="auto"/>
-            </w:pPr>
-            <w:r/>
-          </w:p>
-        </w:tc>
-        <w:tc>
-          <w:tcPr>
-            <w:tcW w:type="dxa" w:w="1247"/>
-          </w:tcPr>
-          <w:p>
-            <w:pPr>
-              <w:spacing w:after="20" w:line="252" w:lineRule="auto"/>
-            </w:pPr>
-            <w:r/>
-          </w:p>
-        </w:tc>
-        <w:tc>
-          <w:tcPr>
-            <w:tcW w:type="dxa" w:w="2494"/>
-          </w:tcPr>
-          <w:p>
-            <w:pPr>
-              <w:spacing w:after="20" w:line="252" w:lineRule="auto"/>
-            </w:pPr>
-            <w:r/>
-          </w:p>
-        </w:tc>
-        <w:tc>
-          <w:tcPr>
-            <w:tcW w:type="dxa" w:w="1020"/>
-          </w:tcPr>
-          <w:p>
-            <w:pPr>
-              <w:spacing w:after="20" w:line="252" w:lineRule="auto"/>
-            </w:pPr>
-            <w:r/>
-          </w:p>
-        </w:tc>
-        <w:tc>
-          <w:tcPr>
-            <w:tcW w:type="dxa" w:w="907"/>
-          </w:tcPr>
-          <w:p>
-            <w:pPr>
-              <w:spacing w:after="20" w:line="252" w:lineRule="auto"/>
-            </w:pPr>
-            <w:r/>
-          </w:p>
-        </w:tc>
-      </w:tr>
-      <w:tr>
-        <w:trPr>
-          <w:trHeight w:val="425" w:hRule="atLeast"/>
-        </w:trPr>
-        <w:tc>
-          <w:tcPr>
-            <w:tcW w:type="dxa" w:w="1247"/>
-          </w:tcPr>
-          <w:p>
-            <w:pPr>
-              <w:spacing w:after="20" w:line="252" w:lineRule="auto"/>
-            </w:pPr>
-            <w:r/>
-          </w:p>
-        </w:tc>
-        <w:tc>
-          <w:tcPr>
-            <w:tcW w:type="dxa" w:w="1474"/>
-          </w:tcPr>
-          <w:p>
-            <w:pPr>
-              <w:spacing w:after="20" w:line="252" w:lineRule="auto"/>
-              <w:jc w:val="center"/>
-            </w:pPr>
-            <w:r/>
-            <w:r>
-              <w:rPr>
-                <w:rFonts w:ascii="맑은 고딕" w:hAnsi="맑은 고딕" w:eastAsia="맑은 고딕"/>
-                <w:b w:val="0"/>
-                <w:sz w:val="17"/>
-              </w:rPr>
-              <w:t>☐입고 ☐투입</w:t>
-            </w:r>
-          </w:p>
-        </w:tc>
-        <w:tc>
-          <w:tcPr>
-            <w:tcW w:type="dxa" w:w="1474"/>
-          </w:tcPr>
-          <w:p>
-            <w:pPr>
-              <w:spacing w:after="20" w:line="252" w:lineRule="auto"/>
-            </w:pPr>
-            <w:r/>
-          </w:p>
-        </w:tc>
-        <w:tc>
-          <w:tcPr>
-            <w:tcW w:type="dxa" w:w="1361"/>
-          </w:tcPr>
-          <w:p>
-            <w:pPr>
-              <w:spacing w:after="20" w:line="252" w:lineRule="auto"/>
-            </w:pPr>
-            <w:r/>
-          </w:p>
-        </w:tc>
-        <w:tc>
-          <w:tcPr>
-            <w:tcW w:type="dxa" w:w="1701"/>
-          </w:tcPr>
-          <w:p>
-            <w:pPr>
-              <w:spacing w:after="20" w:line="252" w:lineRule="auto"/>
-            </w:pPr>
-            <w:r/>
-          </w:p>
-        </w:tc>
-        <w:tc>
-          <w:tcPr>
-            <w:tcW w:type="dxa" w:w="1928"/>
-          </w:tcPr>
-          <w:p>
-            <w:pPr>
-              <w:spacing w:after="20" w:line="252" w:lineRule="auto"/>
-            </w:pPr>
-            <w:r/>
-          </w:p>
-        </w:tc>
-        <w:tc>
-          <w:tcPr>
-            <w:tcW w:type="dxa" w:w="1247"/>
-          </w:tcPr>
-          <w:p>
-            <w:pPr>
-              <w:spacing w:after="20" w:line="252" w:lineRule="auto"/>
-            </w:pPr>
-            <w:r/>
-          </w:p>
-        </w:tc>
-        <w:tc>
-          <w:tcPr>
-            <w:tcW w:type="dxa" w:w="2494"/>
-          </w:tcPr>
-          <w:p>
-            <w:pPr>
-              <w:spacing w:after="20" w:line="252" w:lineRule="auto"/>
-            </w:pPr>
-            <w:r/>
-          </w:p>
-        </w:tc>
-        <w:tc>
-          <w:tcPr>
-            <w:tcW w:type="dxa" w:w="1020"/>
-          </w:tcPr>
-          <w:p>
-            <w:pPr>
-              <w:spacing w:after="20" w:line="252" w:lineRule="auto"/>
-            </w:pPr>
-            <w:r/>
-          </w:p>
-        </w:tc>
-        <w:tc>
-          <w:tcPr>
-            <w:tcW w:type="dxa" w:w="907"/>
-          </w:tcPr>
-          <w:p>
-            <w:pPr>
-              <w:spacing w:after="20" w:line="252" w:lineRule="auto"/>
-            </w:pPr>
-            <w:r/>
-          </w:p>
-        </w:tc>
-      </w:tr>
-      <w:tr>
-        <w:trPr>
-          <w:trHeight w:val="425" w:hRule="atLeast"/>
-        </w:trPr>
-        <w:tc>
-          <w:tcPr>
-            <w:tcW w:type="dxa" w:w="1247"/>
-          </w:tcPr>
-          <w:p>
-            <w:pPr>
-              <w:spacing w:after="20" w:line="252" w:lineRule="auto"/>
-            </w:pPr>
-            <w:r/>
-          </w:p>
-        </w:tc>
-        <w:tc>
-          <w:tcPr>
-            <w:tcW w:type="dxa" w:w="1474"/>
-          </w:tcPr>
-          <w:p>
-            <w:pPr>
-              <w:spacing w:after="20" w:line="252" w:lineRule="auto"/>
-              <w:jc w:val="center"/>
-            </w:pPr>
-            <w:r/>
-            <w:r>
-              <w:rPr>
-                <w:rFonts w:ascii="맑은 고딕" w:hAnsi="맑은 고딕" w:eastAsia="맑은 고딕"/>
-                <w:b w:val="0"/>
-                <w:sz w:val="17"/>
-              </w:rPr>
-              <w:t>☐입고 ☐투입</w:t>
-            </w:r>
-          </w:p>
-        </w:tc>
-        <w:tc>
-          <w:tcPr>
-            <w:tcW w:type="dxa" w:w="1474"/>
-          </w:tcPr>
-          <w:p>
-            <w:pPr>
-              <w:spacing w:after="20" w:line="252" w:lineRule="auto"/>
-            </w:pPr>
-            <w:r/>
-          </w:p>
-        </w:tc>
-        <w:tc>
-          <w:tcPr>
-            <w:tcW w:type="dxa" w:w="1361"/>
-          </w:tcPr>
-          <w:p>
-            <w:pPr>
-              <w:spacing w:after="20" w:line="252" w:lineRule="auto"/>
-            </w:pPr>
-            <w:r/>
-          </w:p>
-        </w:tc>
-        <w:tc>
-          <w:tcPr>
-            <w:tcW w:type="dxa" w:w="1701"/>
-          </w:tcPr>
-          <w:p>
-            <w:pPr>
-              <w:spacing w:after="20" w:line="252" w:lineRule="auto"/>
-            </w:pPr>
-            <w:r/>
-          </w:p>
-        </w:tc>
-        <w:tc>
-          <w:tcPr>
-            <w:tcW w:type="dxa" w:w="1928"/>
-          </w:tcPr>
-          <w:p>
-            <w:pPr>
-              <w:spacing w:after="20" w:line="252" w:lineRule="auto"/>
-            </w:pPr>
-            <w:r/>
-          </w:p>
-        </w:tc>
-        <w:tc>
-          <w:tcPr>
-            <w:tcW w:type="dxa" w:w="1247"/>
-          </w:tcPr>
-          <w:p>
-            <w:pPr>
-              <w:spacing w:after="20" w:line="252" w:lineRule="auto"/>
-            </w:pPr>
-            <w:r/>
-          </w:p>
-        </w:tc>
-        <w:tc>
-          <w:tcPr>
-            <w:tcW w:type="dxa" w:w="2494"/>
-          </w:tcPr>
-          <w:p>
-            <w:pPr>
-              <w:spacing w:after="20" w:line="252" w:lineRule="auto"/>
-            </w:pPr>
-            <w:r/>
-          </w:p>
-        </w:tc>
-        <w:tc>
-          <w:tcPr>
-            <w:tcW w:type="dxa" w:w="1020"/>
-          </w:tcPr>
-          <w:p>
-            <w:pPr>
-              <w:spacing w:after="20" w:line="252" w:lineRule="auto"/>
-            </w:pPr>
-            <w:r/>
-          </w:p>
-        </w:tc>
-        <w:tc>
-          <w:tcPr>
-            <w:tcW w:type="dxa" w:w="907"/>
-          </w:tcPr>
-          <w:p>
-            <w:pPr>
-              <w:spacing w:after="20" w:line="252" w:lineRule="auto"/>
-            </w:pPr>
-            <w:r/>
-          </w:p>
-        </w:tc>
-      </w:tr>
-      <w:tr>
-        <w:trPr>
-          <w:trHeight w:val="425" w:hRule="atLeast"/>
-        </w:trPr>
-        <w:tc>
-          <w:tcPr>
-            <w:tcW w:type="dxa" w:w="1247"/>
-          </w:tcPr>
-          <w:p>
-            <w:pPr>
-              <w:spacing w:after="20" w:line="252" w:lineRule="auto"/>
-            </w:pPr>
-            <w:r/>
-          </w:p>
-        </w:tc>
-        <w:tc>
-          <w:tcPr>
-            <w:tcW w:type="dxa" w:w="1474"/>
-          </w:tcPr>
-          <w:p>
-            <w:pPr>
-              <w:spacing w:after="20" w:line="252" w:lineRule="auto"/>
-              <w:jc w:val="center"/>
-            </w:pPr>
-            <w:r/>
-            <w:r>
-              <w:rPr>
-                <w:rFonts w:ascii="맑은 고딕" w:hAnsi="맑은 고딕" w:eastAsia="맑은 고딕"/>
-                <w:b w:val="0"/>
-                <w:sz w:val="17"/>
-              </w:rPr>
-              <w:t>☐입고 ☐투입</w:t>
-            </w:r>
-          </w:p>
-        </w:tc>
-        <w:tc>
-          <w:tcPr>
-            <w:tcW w:type="dxa" w:w="1474"/>
-          </w:tcPr>
-          <w:p>
-            <w:pPr>
-              <w:spacing w:after="20" w:line="252" w:lineRule="auto"/>
-            </w:pPr>
-            <w:r/>
-          </w:p>
-        </w:tc>
-        <w:tc>
-          <w:tcPr>
-            <w:tcW w:type="dxa" w:w="1361"/>
-          </w:tcPr>
-          <w:p>
-            <w:pPr>
-              <w:spacing w:after="20" w:line="252" w:lineRule="auto"/>
-            </w:pPr>
-            <w:r/>
-          </w:p>
-        </w:tc>
-        <w:tc>
-          <w:tcPr>
-            <w:tcW w:type="dxa" w:w="1701"/>
-          </w:tcPr>
-          <w:p>
-            <w:pPr>
-              <w:spacing w:after="20" w:line="252" w:lineRule="auto"/>
-            </w:pPr>
-            <w:r/>
-          </w:p>
-        </w:tc>
-        <w:tc>
-          <w:tcPr>
-            <w:tcW w:type="dxa" w:w="1928"/>
-          </w:tcPr>
-          <w:p>
-            <w:pPr>
-              <w:spacing w:after="20" w:line="252" w:lineRule="auto"/>
-            </w:pPr>
-            <w:r/>
-          </w:p>
-        </w:tc>
-        <w:tc>
-          <w:tcPr>
-            <w:tcW w:type="dxa" w:w="1247"/>
-          </w:tcPr>
-          <w:p>
-            <w:pPr>
-              <w:spacing w:after="20" w:line="252" w:lineRule="auto"/>
-            </w:pPr>
-            <w:r/>
-          </w:p>
-        </w:tc>
-        <w:tc>
-          <w:tcPr>
-            <w:tcW w:type="dxa" w:w="2494"/>
-          </w:tcPr>
-          <w:p>
-            <w:pPr>
-              <w:spacing w:after="20" w:line="252" w:lineRule="auto"/>
-            </w:pPr>
-            <w:r/>
-          </w:p>
-        </w:tc>
-        <w:tc>
-          <w:tcPr>
-            <w:tcW w:type="dxa" w:w="1020"/>
-          </w:tcPr>
-          <w:p>
-            <w:pPr>
-              <w:spacing w:after="20" w:line="252" w:lineRule="auto"/>
-            </w:pPr>
-            <w:r/>
-          </w:p>
-        </w:tc>
-        <w:tc>
-          <w:tcPr>
-            <w:tcW w:type="dxa" w:w="907"/>
-          </w:tcPr>
-          <w:p>
-            <w:pPr>
-              <w:spacing w:after="20" w:line="252" w:lineRule="auto"/>
-            </w:pPr>
-            <w:r/>
-          </w:p>
-        </w:tc>
-      </w:tr>
-      <w:tr>
-        <w:trPr>
-          <w:trHeight w:val="425" w:hRule="atLeast"/>
-        </w:trPr>
-        <w:tc>
-          <w:tcPr>
-            <w:tcW w:type="dxa" w:w="1247"/>
-          </w:tcPr>
-          <w:p>
-            <w:pPr>
-              <w:spacing w:after="20" w:line="252" w:lineRule="auto"/>
-            </w:pPr>
-            <w:r/>
-          </w:p>
-        </w:tc>
-        <w:tc>
-          <w:tcPr>
-            <w:tcW w:type="dxa" w:w="1474"/>
-          </w:tcPr>
-          <w:p>
-            <w:pPr>
-              <w:spacing w:after="20" w:line="252" w:lineRule="auto"/>
-              <w:jc w:val="center"/>
-            </w:pPr>
-            <w:r/>
-            <w:r>
-              <w:rPr>
-                <w:rFonts w:ascii="맑은 고딕" w:hAnsi="맑은 고딕" w:eastAsia="맑은 고딕"/>
-                <w:b w:val="0"/>
-                <w:sz w:val="17"/>
-              </w:rPr>
-              <w:t>☐입고 ☐투입</w:t>
-            </w:r>
-          </w:p>
-        </w:tc>
-        <w:tc>
-          <w:tcPr>
-            <w:tcW w:type="dxa" w:w="1474"/>
-          </w:tcPr>
-          <w:p>
-            <w:pPr>
-              <w:spacing w:after="20" w:line="252" w:lineRule="auto"/>
-            </w:pPr>
-            <w:r/>
-          </w:p>
-        </w:tc>
-        <w:tc>
-          <w:tcPr>
-            <w:tcW w:type="dxa" w:w="1361"/>
-          </w:tcPr>
-          <w:p>
-            <w:pPr>
-              <w:spacing w:after="20" w:line="252" w:lineRule="auto"/>
-            </w:pPr>
-            <w:r/>
-          </w:p>
-        </w:tc>
-        <w:tc>
-          <w:tcPr>
-            <w:tcW w:type="dxa" w:w="1701"/>
-          </w:tcPr>
-          <w:p>
-            <w:pPr>
-              <w:spacing w:after="20" w:line="252" w:lineRule="auto"/>
-            </w:pPr>
-            <w:r/>
-          </w:p>
-        </w:tc>
-        <w:tc>
-          <w:tcPr>
-            <w:tcW w:type="dxa" w:w="1928"/>
-          </w:tcPr>
-          <w:p>
-            <w:pPr>
-              <w:spacing w:after="20" w:line="252" w:lineRule="auto"/>
-            </w:pPr>
-            <w:r/>
-          </w:p>
-        </w:tc>
-        <w:tc>
-          <w:tcPr>
-            <w:tcW w:type="dxa" w:w="1247"/>
-          </w:tcPr>
-          <w:p>
-            <w:pPr>
-              <w:spacing w:after="20" w:line="252" w:lineRule="auto"/>
-            </w:pPr>
-            <w:r/>
-          </w:p>
-        </w:tc>
-        <w:tc>
-          <w:tcPr>
-            <w:tcW w:type="dxa" w:w="2494"/>
-          </w:tcPr>
-          <w:p>
-            <w:pPr>
-              <w:spacing w:after="20" w:line="252" w:lineRule="auto"/>
-            </w:pPr>
-            <w:r/>
-          </w:p>
-        </w:tc>
-        <w:tc>
-          <w:tcPr>
-            <w:tcW w:type="dxa" w:w="1020"/>
-          </w:tcPr>
-          <w:p>
-            <w:pPr>
-              <w:spacing w:after="20" w:line="252" w:lineRule="auto"/>
-            </w:pPr>
-            <w:r/>
-          </w:p>
-        </w:tc>
-        <w:tc>
-          <w:tcPr>
-            <w:tcW w:type="dxa" w:w="907"/>
-          </w:tcPr>
-          <w:p>
-            <w:pPr>
-              <w:spacing w:after="20" w:line="252" w:lineRule="auto"/>
-            </w:pPr>
-            <w:r/>
-          </w:p>
-        </w:tc>
-      </w:tr>
-      <w:tr>
-        <w:trPr>
-          <w:trHeight w:val="425" w:hRule="atLeast"/>
-        </w:trPr>
-        <w:tc>
-          <w:tcPr>
-            <w:tcW w:type="dxa" w:w="1247"/>
-          </w:tcPr>
-          <w:p>
-            <w:pPr>
-              <w:spacing w:after="20" w:line="252" w:lineRule="auto"/>
-            </w:pPr>
-            <w:r/>
-          </w:p>
-        </w:tc>
-        <w:tc>
-          <w:tcPr>
-            <w:tcW w:type="dxa" w:w="1474"/>
-          </w:tcPr>
-          <w:p>
-            <w:pPr>
-              <w:spacing w:after="20" w:line="252" w:lineRule="auto"/>
-              <w:jc w:val="center"/>
-            </w:pPr>
-            <w:r/>
-            <w:r>
-              <w:rPr>
-                <w:rFonts w:ascii="맑은 고딕" w:hAnsi="맑은 고딕" w:eastAsia="맑은 고딕"/>
-                <w:b w:val="0"/>
-                <w:sz w:val="17"/>
-              </w:rPr>
-              <w:t>☐입고 ☐투입</w:t>
-            </w:r>
-          </w:p>
-        </w:tc>
-        <w:tc>
-          <w:tcPr>
-            <w:tcW w:type="dxa" w:w="1474"/>
-          </w:tcPr>
-          <w:p>
-            <w:pPr>
-              <w:spacing w:after="20" w:line="252" w:lineRule="auto"/>
-            </w:pPr>
-            <w:r/>
-          </w:p>
-        </w:tc>
-        <w:tc>
-          <w:tcPr>
-            <w:tcW w:type="dxa" w:w="1361"/>
-          </w:tcPr>
-          <w:p>
-            <w:pPr>
-              <w:spacing w:after="20" w:line="252" w:lineRule="auto"/>
-            </w:pPr>
-            <w:r/>
-          </w:p>
-        </w:tc>
-        <w:tc>
-          <w:tcPr>
-            <w:tcW w:type="dxa" w:w="1701"/>
-          </w:tcPr>
-          <w:p>
-            <w:pPr>
-              <w:spacing w:after="20" w:line="252" w:lineRule="auto"/>
-            </w:pPr>
-            <w:r/>
-          </w:p>
-        </w:tc>
-        <w:tc>
-          <w:tcPr>
-            <w:tcW w:type="dxa" w:w="1928"/>
-          </w:tcPr>
-          <w:p>
-            <w:pPr>
-              <w:spacing w:after="20" w:line="252" w:lineRule="auto"/>
-            </w:pPr>
-            <w:r/>
-          </w:p>
-        </w:tc>
-        <w:tc>
-          <w:tcPr>
-            <w:tcW w:type="dxa" w:w="1247"/>
-          </w:tcPr>
-          <w:p>
-            <w:pPr>
-              <w:spacing w:after="20" w:line="252" w:lineRule="auto"/>
-            </w:pPr>
-            <w:r/>
-          </w:p>
-        </w:tc>
-        <w:tc>
-          <w:tcPr>
-            <w:tcW w:type="dxa" w:w="2494"/>
-          </w:tcPr>
-          <w:p>
-            <w:pPr>
-              <w:spacing w:after="20" w:line="252" w:lineRule="auto"/>
-            </w:pPr>
-            <w:r/>
-          </w:p>
-        </w:tc>
-        <w:tc>
-          <w:tcPr>
-            <w:tcW w:type="dxa" w:w="1020"/>
-          </w:tcPr>
-          <w:p>
-            <w:pPr>
-              <w:spacing w:after="20" w:line="252" w:lineRule="auto"/>
-            </w:pPr>
-            <w:r/>
-          </w:p>
-        </w:tc>
-        <w:tc>
-          <w:tcPr>
-            <w:tcW w:type="dxa" w:w="907"/>
-          </w:tcPr>
-          <w:p>
-            <w:pPr>
-              <w:spacing w:after="20" w:line="252" w:lineRule="auto"/>
-            </w:pPr>
-            <w:r/>
-          </w:p>
-        </w:tc>
-      </w:tr>
-      <w:tr>
-        <w:trPr>
-          <w:trHeight w:val="425" w:hRule="atLeast"/>
-        </w:trPr>
-        <w:tc>
-          <w:tcPr>
-            <w:tcW w:type="dxa" w:w="1247"/>
-          </w:tcPr>
-          <w:p>
-            <w:pPr>
-              <w:spacing w:after="20" w:line="252" w:lineRule="auto"/>
-            </w:pPr>
-            <w:r/>
-          </w:p>
-        </w:tc>
-        <w:tc>
-          <w:tcPr>
-            <w:tcW w:type="dxa" w:w="1474"/>
-          </w:tcPr>
-          <w:p>
-            <w:pPr>
-              <w:spacing w:after="20" w:line="252" w:lineRule="auto"/>
-              <w:jc w:val="center"/>
-            </w:pPr>
-            <w:r/>
-            <w:r>
-              <w:rPr>
-                <w:rFonts w:ascii="맑은 고딕" w:hAnsi="맑은 고딕" w:eastAsia="맑은 고딕"/>
-                <w:b w:val="0"/>
-                <w:sz w:val="17"/>
-              </w:rPr>
-              <w:t>☐입고 ☐투입</w:t>
-            </w:r>
-          </w:p>
-        </w:tc>
-        <w:tc>
-          <w:tcPr>
-            <w:tcW w:type="dxa" w:w="1474"/>
-          </w:tcPr>
-          <w:p>
-            <w:pPr>
-              <w:spacing w:after="20" w:line="252" w:lineRule="auto"/>
-            </w:pPr>
-            <w:r/>
-          </w:p>
-        </w:tc>
-        <w:tc>
-          <w:tcPr>
-            <w:tcW w:type="dxa" w:w="1361"/>
-          </w:tcPr>
-          <w:p>
-            <w:pPr>
-              <w:spacing w:after="20" w:line="252" w:lineRule="auto"/>
-            </w:pPr>
-            <w:r/>
-          </w:p>
-        </w:tc>
-        <w:tc>
-          <w:tcPr>
-            <w:tcW w:type="dxa" w:w="1701"/>
-          </w:tcPr>
-          <w:p>
-            <w:pPr>
-              <w:spacing w:after="20" w:line="252" w:lineRule="auto"/>
-            </w:pPr>
-            <w:r/>
-          </w:p>
-        </w:tc>
-        <w:tc>
-          <w:tcPr>
-            <w:tcW w:type="dxa" w:w="1928"/>
-          </w:tcPr>
-          <w:p>
-            <w:pPr>
-              <w:spacing w:after="20" w:line="252" w:lineRule="auto"/>
-            </w:pPr>
-            <w:r/>
-          </w:p>
-        </w:tc>
-        <w:tc>
-          <w:tcPr>
-            <w:tcW w:type="dxa" w:w="1247"/>
-          </w:tcPr>
-          <w:p>
-            <w:pPr>
-              <w:spacing w:after="20" w:line="252" w:lineRule="auto"/>
-            </w:pPr>
-            <w:r/>
-          </w:p>
-        </w:tc>
-        <w:tc>
-          <w:tcPr>
-            <w:tcW w:type="dxa" w:w="2494"/>
-          </w:tcPr>
-          <w:p>
-            <w:pPr>
-              <w:spacing w:after="20" w:line="252" w:lineRule="auto"/>
-            </w:pPr>
-            <w:r/>
-          </w:p>
-        </w:tc>
-        <w:tc>
-          <w:tcPr>
-            <w:tcW w:type="dxa" w:w="1020"/>
-          </w:tcPr>
-          <w:p>
-            <w:pPr>
-              <w:spacing w:after="20" w:line="252" w:lineRule="auto"/>
-            </w:pPr>
-            <w:r/>
-          </w:p>
-        </w:tc>
-        <w:tc>
-          <w:tcPr>
-            <w:tcW w:type="dxa" w:w="907"/>
-          </w:tcPr>
-          <w:p>
-            <w:pPr>
-              <w:spacing w:after="20" w:line="252" w:lineRule="auto"/>
-            </w:pPr>
-            <w:r/>
-          </w:p>
-        </w:tc>
-      </w:tr>
-      <w:tr>
-        <w:trPr>
-          <w:trHeight w:val="425" w:hRule="atLeast"/>
-        </w:trPr>
-        <w:tc>
-          <w:tcPr>
-            <w:tcW w:type="dxa" w:w="1247"/>
-          </w:tcPr>
-          <w:p>
-            <w:pPr>
-              <w:spacing w:after="20" w:line="252" w:lineRule="auto"/>
-            </w:pPr>
-            <w:r/>
-          </w:p>
-        </w:tc>
-        <w:tc>
-          <w:tcPr>
-            <w:tcW w:type="dxa" w:w="1474"/>
-          </w:tcPr>
-          <w:p>
-            <w:pPr>
-              <w:spacing w:after="20" w:line="252" w:lineRule="auto"/>
-              <w:jc w:val="center"/>
-            </w:pPr>
-            <w:r/>
-            <w:r>
-              <w:rPr>
-                <w:rFonts w:ascii="맑은 고딕" w:hAnsi="맑은 고딕" w:eastAsia="맑은 고딕"/>
-                <w:b w:val="0"/>
-                <w:sz w:val="17"/>
-              </w:rPr>
-              <w:t>☐입고 ☐투입</w:t>
-            </w:r>
-          </w:p>
-        </w:tc>
-        <w:tc>
-          <w:tcPr>
-            <w:tcW w:type="dxa" w:w="1474"/>
-          </w:tcPr>
-          <w:p>
-            <w:pPr>
-              <w:spacing w:after="20" w:line="252" w:lineRule="auto"/>
-            </w:pPr>
-            <w:r/>
-          </w:p>
-        </w:tc>
-        <w:tc>
-          <w:tcPr>
-            <w:tcW w:type="dxa" w:w="1361"/>
-          </w:tcPr>
-          <w:p>
-            <w:pPr>
-              <w:spacing w:after="20" w:line="252" w:lineRule="auto"/>
-            </w:pPr>
-            <w:r/>
-          </w:p>
-        </w:tc>
-        <w:tc>
-          <w:tcPr>
-            <w:tcW w:type="dxa" w:w="1701"/>
-          </w:tcPr>
-          <w:p>
-            <w:pPr>
-              <w:spacing w:after="20" w:line="252" w:lineRule="auto"/>
-            </w:pPr>
-            <w:r/>
-          </w:p>
-        </w:tc>
-        <w:tc>
-          <w:tcPr>
-            <w:tcW w:type="dxa" w:w="1928"/>
-          </w:tcPr>
-          <w:p>
-            <w:pPr>
-              <w:spacing w:after="20" w:line="252" w:lineRule="auto"/>
-            </w:pPr>
-            <w:r/>
-          </w:p>
-        </w:tc>
-        <w:tc>
-          <w:tcPr>
-            <w:tcW w:type="dxa" w:w="1247"/>
-          </w:tcPr>
-          <w:p>
-            <w:pPr>
-              <w:spacing w:after="20" w:line="252" w:lineRule="auto"/>
-            </w:pPr>
-            <w:r/>
-          </w:p>
-        </w:tc>
-        <w:tc>
-          <w:tcPr>
-            <w:tcW w:type="dxa" w:w="2494"/>
-          </w:tcPr>
-          <w:p>
-            <w:pPr>
-              <w:spacing w:after="20" w:line="252" w:lineRule="auto"/>
-            </w:pPr>
-            <w:r/>
-          </w:p>
-        </w:tc>
-        <w:tc>
-          <w:tcPr>
-            <w:tcW w:type="dxa" w:w="1020"/>
-          </w:tcPr>
-          <w:p>
-            <w:pPr>
-              <w:spacing w:after="20" w:line="252" w:lineRule="auto"/>
-            </w:pPr>
-            <w:r/>
-          </w:p>
-        </w:tc>
-        <w:tc>
-          <w:tcPr>
-            <w:tcW w:type="dxa" w:w="907"/>
-          </w:tcPr>
-          <w:p>
-            <w:pPr>
-              <w:spacing w:after="20" w:line="252" w:lineRule="auto"/>
-            </w:pPr>
-            <w:r/>
-          </w:p>
-        </w:tc>
-      </w:tr>
-      <w:tr>
-        <w:trPr>
-          <w:trHeight w:val="425" w:hRule="atLeast"/>
-        </w:trPr>
-        <w:tc>
-          <w:tcPr>
-            <w:tcW w:type="dxa" w:w="1247"/>
-          </w:tcPr>
-          <w:p>
-            <w:pPr>
-              <w:spacing w:after="20" w:line="252" w:lineRule="auto"/>
-            </w:pPr>
-            <w:r/>
-          </w:p>
-        </w:tc>
-        <w:tc>
-          <w:tcPr>
-            <w:tcW w:type="dxa" w:w="1474"/>
-          </w:tcPr>
-          <w:p>
-            <w:pPr>
-              <w:spacing w:after="20" w:line="252" w:lineRule="auto"/>
-              <w:jc w:val="center"/>
-            </w:pPr>
-            <w:r/>
-            <w:r>
-              <w:rPr>
-                <w:rFonts w:ascii="맑은 고딕" w:hAnsi="맑은 고딕" w:eastAsia="맑은 고딕"/>
-                <w:b w:val="0"/>
-                <w:sz w:val="17"/>
-              </w:rPr>
-              <w:t>☐입고 ☐투입</w:t>
-            </w:r>
-          </w:p>
-        </w:tc>
-        <w:tc>
-          <w:tcPr>
-            <w:tcW w:type="dxa" w:w="1474"/>
-          </w:tcPr>
-          <w:p>
-            <w:pPr>
-              <w:spacing w:after="20" w:line="252" w:lineRule="auto"/>
-            </w:pPr>
-            <w:r/>
-          </w:p>
-        </w:tc>
-        <w:tc>
-          <w:tcPr>
-            <w:tcW w:type="dxa" w:w="1361"/>
-          </w:tcPr>
-          <w:p>
-            <w:pPr>
-              <w:spacing w:after="20" w:line="252" w:lineRule="auto"/>
-            </w:pPr>
-            <w:r/>
-          </w:p>
-        </w:tc>
-        <w:tc>
-          <w:tcPr>
-            <w:tcW w:type="dxa" w:w="1701"/>
-          </w:tcPr>
-          <w:p>
-            <w:pPr>
-              <w:spacing w:after="20" w:line="252" w:lineRule="auto"/>
-            </w:pPr>
-            <w:r/>
-          </w:p>
-        </w:tc>
-        <w:tc>
-          <w:tcPr>
-            <w:tcW w:type="dxa" w:w="1928"/>
-          </w:tcPr>
-          <w:p>
-            <w:pPr>
-              <w:spacing w:after="20" w:line="252" w:lineRule="auto"/>
-            </w:pPr>
-            <w:r/>
-          </w:p>
-        </w:tc>
-        <w:tc>
-          <w:tcPr>
-            <w:tcW w:type="dxa" w:w="1247"/>
-          </w:tcPr>
-          <w:p>
-            <w:pPr>
-              <w:spacing w:after="20" w:line="252" w:lineRule="auto"/>
-            </w:pPr>
-            <w:r/>
-          </w:p>
-        </w:tc>
-        <w:tc>
-          <w:tcPr>
-            <w:tcW w:type="dxa" w:w="2494"/>
-          </w:tcPr>
-          <w:p>
-            <w:pPr>
-              <w:spacing w:after="20" w:line="252" w:lineRule="auto"/>
-            </w:pPr>
-            <w:r/>
-          </w:p>
-        </w:tc>
-        <w:tc>
-          <w:tcPr>
-            <w:tcW w:type="dxa" w:w="1020"/>
-          </w:tcPr>
-          <w:p>
-            <w:pPr>
-              <w:spacing w:after="20" w:line="252" w:lineRule="auto"/>
-            </w:pPr>
-            <w:r/>
-          </w:p>
-        </w:tc>
-        <w:tc>
-          <w:tcPr>
-            <w:tcW w:type="dxa" w:w="907"/>
-          </w:tcPr>
-          <w:p>
-            <w:pPr>
-              <w:spacing w:after="20" w:line="252" w:lineRule="auto"/>
-            </w:pPr>
-            <w:r/>
-          </w:p>
-        </w:tc>
-      </w:tr>
-      <w:tr>
-        <w:trPr>
-          <w:trHeight w:val="425" w:hRule="atLeast"/>
-        </w:trPr>
-        <w:tc>
-          <w:tcPr>
-            <w:tcW w:type="dxa" w:w="1247"/>
-          </w:tcPr>
-          <w:p>
-            <w:pPr>
-              <w:spacing w:after="20" w:line="252" w:lineRule="auto"/>
-            </w:pPr>
-            <w:r/>
-          </w:p>
-        </w:tc>
-        <w:tc>
-          <w:tcPr>
-            <w:tcW w:type="dxa" w:w="1474"/>
-          </w:tcPr>
-          <w:p>
-            <w:pPr>
-              <w:spacing w:after="20" w:line="252" w:lineRule="auto"/>
-              <w:jc w:val="center"/>
-            </w:pPr>
-            <w:r/>
-            <w:r>
-              <w:rPr>
-                <w:rFonts w:ascii="맑은 고딕" w:hAnsi="맑은 고딕" w:eastAsia="맑은 고딕"/>
-                <w:b w:val="0"/>
-                <w:sz w:val="17"/>
-              </w:rPr>
-              <w:t>☐입고 ☐투입</w:t>
-            </w:r>
-          </w:p>
-        </w:tc>
-        <w:tc>
-          <w:tcPr>
-            <w:tcW w:type="dxa" w:w="1474"/>
-          </w:tcPr>
-          <w:p>
-            <w:pPr>
-              <w:spacing w:after="20" w:line="252" w:lineRule="auto"/>
-            </w:pPr>
-            <w:r/>
-          </w:p>
-        </w:tc>
-        <w:tc>
-          <w:tcPr>
-            <w:tcW w:type="dxa" w:w="1361"/>
-          </w:tcPr>
-          <w:p>
-            <w:pPr>
-              <w:spacing w:after="20" w:line="252" w:lineRule="auto"/>
-            </w:pPr>
-            <w:r/>
-          </w:p>
-        </w:tc>
-        <w:tc>
-          <w:tcPr>
-            <w:tcW w:type="dxa" w:w="1701"/>
-          </w:tcPr>
-          <w:p>
-            <w:pPr>
-              <w:spacing w:after="20" w:line="252" w:lineRule="auto"/>
-            </w:pPr>
-            <w:r/>
-          </w:p>
-        </w:tc>
-        <w:tc>
-          <w:tcPr>
-            <w:tcW w:type="dxa" w:w="1928"/>
-          </w:tcPr>
-          <w:p>
-            <w:pPr>
-              <w:spacing w:after="20" w:line="252" w:lineRule="auto"/>
-            </w:pPr>
-            <w:r/>
-          </w:p>
-        </w:tc>
-        <w:tc>
-          <w:tcPr>
-            <w:tcW w:type="dxa" w:w="1247"/>
-          </w:tcPr>
-          <w:p>
-            <w:pPr>
-              <w:spacing w:after="20" w:line="252" w:lineRule="auto"/>
-            </w:pPr>
-            <w:r/>
-          </w:p>
-        </w:tc>
-        <w:tc>
-          <w:tcPr>
-            <w:tcW w:type="dxa" w:w="2494"/>
-          </w:tcPr>
-          <w:p>
-            <w:pPr>
-              <w:spacing w:after="20" w:line="252" w:lineRule="auto"/>
-            </w:pPr>
-            <w:r/>
-          </w:p>
-        </w:tc>
-        <w:tc>
-          <w:tcPr>
-            <w:tcW w:type="dxa" w:w="1020"/>
-          </w:tcPr>
-          <w:p>
-            <w:pPr>
-              <w:spacing w:after="20" w:line="252" w:lineRule="auto"/>
-            </w:pPr>
-            <w:r/>
-          </w:p>
-        </w:tc>
-        <w:tc>
-          <w:tcPr>
-            <w:tcW w:type="dxa" w:w="907"/>
-          </w:tcPr>
-          <w:p>
-            <w:pPr>
-              <w:spacing w:after="20" w:line="252" w:lineRule="auto"/>
-            </w:pPr>
-            <w:r/>
-          </w:p>
-        </w:tc>
-      </w:tr>
-      <w:tr>
-        <w:trPr>
-          <w:trHeight w:val="425" w:hRule="atLeast"/>
-        </w:trPr>
-        <w:tc>
-          <w:tcPr>
-            <w:tcW w:type="dxa" w:w="1247"/>
-          </w:tcPr>
-          <w:p>
-            <w:pPr>
-              <w:spacing w:after="20" w:line="252" w:lineRule="auto"/>
-            </w:pPr>
-            <w:r/>
-          </w:p>
-        </w:tc>
-        <w:tc>
-          <w:tcPr>
-            <w:tcW w:type="dxa" w:w="1474"/>
-          </w:tcPr>
-          <w:p>
-            <w:pPr>
-              <w:spacing w:after="20" w:line="252" w:lineRule="auto"/>
-              <w:jc w:val="center"/>
-            </w:pPr>
-            <w:r/>
-            <w:r>
-              <w:rPr>
-                <w:rFonts w:ascii="맑은 고딕" w:hAnsi="맑은 고딕" w:eastAsia="맑은 고딕"/>
-                <w:b w:val="0"/>
-                <w:sz w:val="17"/>
-              </w:rPr>
-              <w:t>☐입고 ☐투입</w:t>
-            </w:r>
-          </w:p>
-        </w:tc>
-        <w:tc>
-          <w:tcPr>
-            <w:tcW w:type="dxa" w:w="1474"/>
-          </w:tcPr>
-          <w:p>
-            <w:pPr>
-              <w:spacing w:after="20" w:line="252" w:lineRule="auto"/>
-            </w:pPr>
-            <w:r/>
-          </w:p>
-        </w:tc>
-        <w:tc>
-          <w:tcPr>
-            <w:tcW w:type="dxa" w:w="1361"/>
-          </w:tcPr>
-          <w:p>
-            <w:pPr>
-              <w:spacing w:after="20" w:line="252" w:lineRule="auto"/>
-            </w:pPr>
-            <w:r/>
-          </w:p>
-        </w:tc>
-        <w:tc>
-          <w:tcPr>
-            <w:tcW w:type="dxa" w:w="1701"/>
-          </w:tcPr>
-          <w:p>
-            <w:pPr>
-              <w:spacing w:after="20" w:line="252" w:lineRule="auto"/>
-            </w:pPr>
-            <w:r/>
-          </w:p>
-        </w:tc>
-        <w:tc>
-          <w:tcPr>
-            <w:tcW w:type="dxa" w:w="1928"/>
-          </w:tcPr>
-          <w:p>
-            <w:pPr>
-              <w:spacing w:after="20" w:line="252" w:lineRule="auto"/>
-            </w:pPr>
-            <w:r/>
-          </w:p>
-        </w:tc>
-        <w:tc>
-          <w:tcPr>
-            <w:tcW w:type="dxa" w:w="1247"/>
-          </w:tcPr>
-          <w:p>
-            <w:pPr>
-              <w:spacing w:after="20" w:line="252" w:lineRule="auto"/>
-            </w:pPr>
-            <w:r/>
-          </w:p>
-        </w:tc>
-        <w:tc>
-          <w:tcPr>
-            <w:tcW w:type="dxa" w:w="2494"/>
-          </w:tcPr>
-          <w:p>
-            <w:pPr>
-              <w:spacing w:after="20" w:line="252" w:lineRule="auto"/>
-            </w:pPr>
-            <w:r/>
-          </w:p>
-        </w:tc>
-        <w:tc>
-          <w:tcPr>
-            <w:tcW w:type="dxa" w:w="1020"/>
-          </w:tcPr>
-          <w:p>
-            <w:pPr>
-              <w:spacing w:after="20" w:line="252" w:lineRule="auto"/>
-            </w:pPr>
-            <w:r/>
-          </w:p>
-        </w:tc>
-        <w:tc>
-          <w:tcPr>
-            <w:tcW w:type="dxa" w:w="907"/>
-          </w:tcPr>
-          <w:p>
-            <w:pPr>
-              <w:spacing w:after="20" w:line="252" w:lineRule="auto"/>
-            </w:pPr>
-            <w:r/>
-          </w:p>
-        </w:tc>
-      </w:tr>
-      <w:tr>
-        <w:trPr>
-          <w:trHeight w:val="425" w:hRule="atLeast"/>
-        </w:trPr>
-        <w:tc>
-          <w:tcPr>
-            <w:tcW w:type="dxa" w:w="1247"/>
-          </w:tcPr>
-          <w:p>
-            <w:pPr>
-              <w:spacing w:after="20" w:line="252" w:lineRule="auto"/>
-            </w:pPr>
-            <w:r/>
-          </w:p>
-        </w:tc>
-        <w:tc>
-          <w:tcPr>
-            <w:tcW w:type="dxa" w:w="1474"/>
-          </w:tcPr>
-          <w:p>
-            <w:pPr>
-              <w:spacing w:after="20" w:line="252" w:lineRule="auto"/>
-              <w:jc w:val="center"/>
-            </w:pPr>
-            <w:r/>
-            <w:r>
-              <w:rPr>
-                <w:rFonts w:ascii="맑은 고딕" w:hAnsi="맑은 고딕" w:eastAsia="맑은 고딕"/>
-                <w:b w:val="0"/>
-                <w:sz w:val="17"/>
-              </w:rPr>
-              <w:t>☐입고 ☐투입</w:t>
-            </w:r>
-          </w:p>
-        </w:tc>
-        <w:tc>
-          <w:tcPr>
-            <w:tcW w:type="dxa" w:w="1474"/>
-          </w:tcPr>
-          <w:p>
-            <w:pPr>
-              <w:spacing w:after="20" w:line="252" w:lineRule="auto"/>
-            </w:pPr>
-            <w:r/>
-          </w:p>
-        </w:tc>
-        <w:tc>
-          <w:tcPr>
-            <w:tcW w:type="dxa" w:w="1361"/>
-          </w:tcPr>
-          <w:p>
-            <w:pPr>
-              <w:spacing w:after="20" w:line="252" w:lineRule="auto"/>
-            </w:pPr>
-            <w:r/>
-          </w:p>
-        </w:tc>
-        <w:tc>
-          <w:tcPr>
-            <w:tcW w:type="dxa" w:w="1701"/>
-          </w:tcPr>
-          <w:p>
-            <w:pPr>
-              <w:spacing w:after="20" w:line="252" w:lineRule="auto"/>
-            </w:pPr>
-            <w:r/>
-          </w:p>
-        </w:tc>
-        <w:tc>
-          <w:tcPr>
-            <w:tcW w:type="dxa" w:w="1928"/>
-          </w:tcPr>
-          <w:p>
-            <w:pPr>
-              <w:spacing w:after="20" w:line="252" w:lineRule="auto"/>
-            </w:pPr>
-            <w:r/>
-          </w:p>
-        </w:tc>
-        <w:tc>
-          <w:tcPr>
-            <w:tcW w:type="dxa" w:w="1247"/>
-          </w:tcPr>
-          <w:p>
-            <w:pPr>
-              <w:spacing w:after="20" w:line="252" w:lineRule="auto"/>
-            </w:pPr>
-            <w:r/>
-          </w:p>
-        </w:tc>
-        <w:tc>
-          <w:tcPr>
-            <w:tcW w:type="dxa" w:w="2494"/>
-          </w:tcPr>
-          <w:p>
-            <w:pPr>
-              <w:spacing w:after="20" w:line="252" w:lineRule="auto"/>
-            </w:pPr>
-            <w:r/>
-          </w:p>
-        </w:tc>
-        <w:tc>
-          <w:tcPr>
-            <w:tcW w:type="dxa" w:w="1020"/>
-          </w:tcPr>
-          <w:p>
-            <w:pPr>
-              <w:spacing w:after="20" w:line="252" w:lineRule="auto"/>
-            </w:pPr>
-            <w:r/>
-          </w:p>
-        </w:tc>
-        <w:tc>
-          <w:tcPr>
-            <w:tcW w:type="dxa" w:w="907"/>
-          </w:tcPr>
-          <w:p>
-            <w:pPr>
-              <w:spacing w:after="20" w:line="252" w:lineRule="auto"/>
-            </w:pPr>
-            <w:r/>
-          </w:p>
-        </w:tc>
-      </w:tr>
-    </w:tbl>
-    <w:p>
-      <w:pPr>
-        <w:spacing w:after="40"/>
-      </w:pPr>
-    </w:p>
-    <w:p>
-      <w:pPr>
-        <w:pageBreakBefore/>
-        <w:spacing w:after="40" w:before="80"/>
-      </w:pPr>
-      <w:r>
-        <w:rPr>
-          <w:rFonts w:ascii="맑은 고딕" w:hAnsi="맑은 고딕" w:eastAsia="맑은 고딕"/>
-          <w:b/>
-          <w:sz w:val="23"/>
-        </w:rPr>
-        <w:t>기록지 D. 영업·홍보 활동 기록</w:t>
-      </w:r>
-    </w:p>
-    <w:tbl>
-      <w:tblPr>
-        <w:tblStyle w:val="TableGrid"/>
-        <w:tblW w:type="auto" w:w="0"/>
-        <w:jc w:val="center"/>
-        <w:tblLayout w:type="fixed"/>
-        <w:tblLook w:firstColumn="1" w:firstRow="1" w:lastColumn="0" w:lastRow="0" w:noHBand="0" w:noVBand="1" w:val="04A0"/>
-      </w:tblPr>
-      <w:tblGrid>
-        <w:gridCol w:w="1682"/>
-        <w:gridCol w:w="1682"/>
-        <w:gridCol w:w="1682"/>
-        <w:gridCol w:w="1682"/>
-        <w:gridCol w:w="1682"/>
-        <w:gridCol w:w="1682"/>
-        <w:gridCol w:w="1682"/>
-        <w:gridCol w:w="1682"/>
-        <w:gridCol w:w="1682"/>
-      </w:tblGrid>
-      <w:tr>
-        <w:trPr>
-          <w:trHeight w:val="567" w:hRule="atLeast"/>
-        </w:trPr>
-        <w:tc>
-          <w:tcPr>
-            <w:tcW w:type="dxa" w:w="1247"/>
-            <w:shd w:val="clear" w:color="auto" w:fill="EDEDED"/>
-          </w:tcPr>
-          <w:p>
-            <w:pPr>
-              <w:spacing w:after="20" w:line="252" w:lineRule="auto"/>
-              <w:jc w:val="center"/>
-            </w:pPr>
-            <w:r/>
-            <w:r>
-              <w:rPr>
-                <w:rFonts w:ascii="맑은 고딕" w:hAnsi="맑은 고딕" w:eastAsia="맑은 고딕"/>
-                <w:b/>
-                <w:sz w:val="17"/>
-              </w:rPr>
-              <w:t>일자</w:t>
-            </w:r>
-          </w:p>
-        </w:tc>
-        <w:tc>
-          <w:tcPr>
-            <w:tcW w:type="dxa" w:w="2381"/>
-            <w:shd w:val="clear" w:color="auto" w:fill="EDEDED"/>
-          </w:tcPr>
-          <w:p>
-            <w:pPr>
-              <w:spacing w:after="20" w:line="252" w:lineRule="auto"/>
-              <w:jc w:val="center"/>
-            </w:pPr>
-            <w:r/>
-            <w:r>
-              <w:rPr>
-                <w:rFonts w:ascii="맑은 고딕" w:hAnsi="맑은 고딕" w:eastAsia="맑은 고딕"/>
-                <w:b/>
-                <w:sz w:val="17"/>
-              </w:rPr>
-              <w:t>대상 (기관·농가·방문단)</w:t>
-            </w:r>
-          </w:p>
-        </w:tc>
-        <w:tc>
-          <w:tcPr>
-            <w:tcW w:type="dxa" w:w="794"/>
-            <w:shd w:val="clear" w:color="auto" w:fill="EDEDED"/>
-          </w:tcPr>
-          <w:p>
-            <w:pPr>
-              <w:spacing w:after="20" w:line="252" w:lineRule="auto"/>
-              <w:jc w:val="center"/>
-            </w:pPr>
-            <w:r/>
-            <w:r>
-              <w:rPr>
-                <w:rFonts w:ascii="맑은 고딕" w:hAnsi="맑은 고딕" w:eastAsia="맑은 고딕"/>
-                <w:b/>
-                <w:sz w:val="17"/>
-              </w:rPr>
-              <w:t>인원</w:t>
-            </w:r>
-          </w:p>
-        </w:tc>
-        <w:tc>
-          <w:tcPr>
-            <w:tcW w:type="dxa" w:w="1361"/>
-            <w:shd w:val="clear" w:color="auto" w:fill="EDEDED"/>
-          </w:tcPr>
-          <w:p>
-            <w:pPr>
-              <w:spacing w:after="20" w:line="252" w:lineRule="auto"/>
-              <w:jc w:val="center"/>
-            </w:pPr>
-            <w:r/>
-            <w:r>
-              <w:rPr>
-                <w:rFonts w:ascii="맑은 고딕" w:hAnsi="맑은 고딕" w:eastAsia="맑은 고딕"/>
-                <w:b/>
-                <w:sz w:val="17"/>
-              </w:rPr>
-              <w:t>장소</w:t>
-            </w:r>
-          </w:p>
-        </w:tc>
-        <w:tc>
-          <w:tcPr>
-            <w:tcW w:type="dxa" w:w="3061"/>
-            <w:shd w:val="clear" w:color="auto" w:fill="EDEDED"/>
-          </w:tcPr>
-          <w:p>
-            <w:pPr>
-              <w:spacing w:after="20" w:line="252" w:lineRule="auto"/>
-              <w:jc w:val="center"/>
-            </w:pPr>
-            <w:r/>
-            <w:r>
-              <w:rPr>
-                <w:rFonts w:ascii="맑은 고딕" w:hAnsi="맑은 고딕" w:eastAsia="맑은 고딕"/>
-                <w:b/>
-                <w:sz w:val="17"/>
-              </w:rPr>
-              <w:t>소개 내용 (HBP·갈전구리·실증 현황)</w:t>
-            </w:r>
-          </w:p>
-        </w:tc>
-        <w:tc>
-          <w:tcPr>
-            <w:tcW w:type="dxa" w:w="2494"/>
-            <w:shd w:val="clear" w:color="auto" w:fill="EDEDED"/>
-          </w:tcPr>
-          <w:p>
-            <w:pPr>
-              <w:spacing w:after="20" w:line="252" w:lineRule="auto"/>
-              <w:jc w:val="center"/>
-            </w:pPr>
-            <w:r/>
-            <w:r>
-              <w:rPr>
-                <w:rFonts w:ascii="맑은 고딕" w:hAnsi="맑은 고딕" w:eastAsia="맑은 고딕"/>
-                <w:b/>
-                <w:sz w:val="17"/>
-              </w:rPr>
-              <w:t>반응·요청 사항</w:t>
-            </w:r>
-          </w:p>
-        </w:tc>
-        <w:tc>
-          <w:tcPr>
-            <w:tcW w:type="dxa" w:w="1701"/>
-            <w:shd w:val="clear" w:color="auto" w:fill="EDEDED"/>
-          </w:tcPr>
-          <w:p>
-            <w:pPr>
-              <w:spacing w:after="20" w:line="252" w:lineRule="auto"/>
-              <w:jc w:val="center"/>
-            </w:pPr>
-            <w:r/>
-            <w:r>
-              <w:rPr>
-                <w:rFonts w:ascii="맑은 고딕" w:hAnsi="맑은 고딕" w:eastAsia="맑은 고딕"/>
-                <w:b/>
-                <w:sz w:val="17"/>
-              </w:rPr>
-              <w:t>후속 조치</w:t>
-            </w:r>
-          </w:p>
-        </w:tc>
-        <w:tc>
-          <w:tcPr>
-            <w:tcW w:type="dxa" w:w="1134"/>
-            <w:shd w:val="clear" w:color="auto" w:fill="EDEDED"/>
-          </w:tcPr>
-          <w:p>
-            <w:pPr>
-              <w:spacing w:after="20" w:line="252" w:lineRule="auto"/>
-              <w:jc w:val="center"/>
-            </w:pPr>
-            <w:r/>
-            <w:r>
-              <w:rPr>
-                <w:rFonts w:ascii="맑은 고딕" w:hAnsi="맑은 고딕" w:eastAsia="맑은 고딕"/>
-                <w:b/>
-                <w:sz w:val="17"/>
-              </w:rPr>
-              <w:t>증빙 번호</w:t>
-            </w:r>
-          </w:p>
-        </w:tc>
-        <w:tc>
-          <w:tcPr>
-            <w:tcW w:type="dxa" w:w="1247"/>
-            <w:shd w:val="clear" w:color="auto" w:fill="EDEDED"/>
-          </w:tcPr>
-          <w:p>
-            <w:pPr>
-              <w:spacing w:after="20" w:line="252" w:lineRule="auto"/>
-              <w:jc w:val="center"/>
-            </w:pPr>
-            <w:r/>
-            <w:r>
-              <w:rPr>
-                <w:rFonts w:ascii="맑은 고딕" w:hAnsi="맑은 고딕" w:eastAsia="맑은 고딕"/>
-                <w:b/>
-                <w:sz w:val="17"/>
-              </w:rPr>
-              <w:t>작성자 서명</w:t>
-            </w:r>
-          </w:p>
-        </w:tc>
-      </w:tr>
-      <w:tr>
-        <w:trPr>
-          <w:trHeight w:val="567" w:hRule="atLeast"/>
-        </w:trPr>
-        <w:tc>
-          <w:tcPr>
-            <w:tcW w:type="dxa" w:w="1247"/>
-          </w:tcPr>
-          <w:p>
-            <w:pPr>
-              <w:spacing w:after="20" w:line="252" w:lineRule="auto"/>
-            </w:pPr>
-            <w:r/>
-          </w:p>
-        </w:tc>
-        <w:tc>
-          <w:tcPr>
-            <w:tcW w:type="dxa" w:w="2381"/>
-          </w:tcPr>
-          <w:p>
-            <w:pPr>
-              <w:spacing w:after="20" w:line="252" w:lineRule="auto"/>
-            </w:pPr>
-            <w:r/>
-          </w:p>
-        </w:tc>
-        <w:tc>
-          <w:tcPr>
-            <w:tcW w:type="dxa" w:w="794"/>
-          </w:tcPr>
-          <w:p>
-            <w:pPr>
-              <w:spacing w:after="20" w:line="252" w:lineRule="auto"/>
-            </w:pPr>
-            <w:r/>
-          </w:p>
-        </w:tc>
-        <w:tc>
-          <w:tcPr>
-            <w:tcW w:type="dxa" w:w="1361"/>
-          </w:tcPr>
-          <w:p>
-            <w:pPr>
-              <w:spacing w:after="20" w:line="252" w:lineRule="auto"/>
-            </w:pPr>
-            <w:r/>
-          </w:p>
-        </w:tc>
-        <w:tc>
-          <w:tcPr>
-            <w:tcW w:type="dxa" w:w="3061"/>
-          </w:tcPr>
-          <w:p>
-            <w:pPr>
-              <w:spacing w:after="20" w:line="252" w:lineRule="auto"/>
-            </w:pPr>
-            <w:r/>
-          </w:p>
-        </w:tc>
-        <w:tc>
-          <w:tcPr>
-            <w:tcW w:type="dxa" w:w="2494"/>
-          </w:tcPr>
-          <w:p>
-            <w:pPr>
-              <w:spacing w:after="20" w:line="252" w:lineRule="auto"/>
-            </w:pPr>
-            <w:r/>
-          </w:p>
-        </w:tc>
-        <w:tc>
-          <w:tcPr>
-            <w:tcW w:type="dxa" w:w="1701"/>
-          </w:tcPr>
-          <w:p>
-            <w:pPr>
-              <w:spacing w:after="20" w:line="252" w:lineRule="auto"/>
-            </w:pPr>
-            <w:r/>
-          </w:p>
-        </w:tc>
-        <w:tc>
-          <w:tcPr>
-            <w:tcW w:type="dxa" w:w="1134"/>
-          </w:tcPr>
-          <w:p>
-            <w:pPr>
-              <w:spacing w:after="20" w:line="252" w:lineRule="auto"/>
-            </w:pPr>
-            <w:r/>
-          </w:p>
-        </w:tc>
-        <w:tc>
-          <w:tcPr>
-            <w:tcW w:type="dxa" w:w="1247"/>
-          </w:tcPr>
-          <w:p>
-            <w:pPr>
-              <w:spacing w:after="20" w:line="252" w:lineRule="auto"/>
-            </w:pPr>
-            <w:r/>
-          </w:p>
-        </w:tc>
-      </w:tr>
-      <w:tr>
-        <w:trPr>
-          <w:trHeight w:val="567" w:hRule="atLeast"/>
-        </w:trPr>
-        <w:tc>
-          <w:tcPr>
-            <w:tcW w:type="dxa" w:w="1247"/>
-          </w:tcPr>
-          <w:p>
-            <w:pPr>
-              <w:spacing w:after="20" w:line="252" w:lineRule="auto"/>
-            </w:pPr>
-            <w:r/>
-          </w:p>
-        </w:tc>
-        <w:tc>
-          <w:tcPr>
-            <w:tcW w:type="dxa" w:w="2381"/>
-          </w:tcPr>
-          <w:p>
-            <w:pPr>
-              <w:spacing w:after="20" w:line="252" w:lineRule="auto"/>
-            </w:pPr>
-            <w:r/>
-          </w:p>
-        </w:tc>
-        <w:tc>
-          <w:tcPr>
-            <w:tcW w:type="dxa" w:w="794"/>
-          </w:tcPr>
-          <w:p>
-            <w:pPr>
-              <w:spacing w:after="20" w:line="252" w:lineRule="auto"/>
-            </w:pPr>
-            <w:r/>
-          </w:p>
-        </w:tc>
-        <w:tc>
-          <w:tcPr>
-            <w:tcW w:type="dxa" w:w="1361"/>
-          </w:tcPr>
-          <w:p>
-            <w:pPr>
-              <w:spacing w:after="20" w:line="252" w:lineRule="auto"/>
-            </w:pPr>
-            <w:r/>
-          </w:p>
-        </w:tc>
-        <w:tc>
-          <w:tcPr>
-            <w:tcW w:type="dxa" w:w="3061"/>
-          </w:tcPr>
-          <w:p>
-            <w:pPr>
-              <w:spacing w:after="20" w:line="252" w:lineRule="auto"/>
-            </w:pPr>
-            <w:r/>
-          </w:p>
-        </w:tc>
-        <w:tc>
-          <w:tcPr>
-            <w:tcW w:type="dxa" w:w="2494"/>
-          </w:tcPr>
-          <w:p>
-            <w:pPr>
-              <w:spacing w:after="20" w:line="252" w:lineRule="auto"/>
-            </w:pPr>
-            <w:r/>
-          </w:p>
-        </w:tc>
-        <w:tc>
-          <w:tcPr>
-            <w:tcW w:type="dxa" w:w="1701"/>
-          </w:tcPr>
-          <w:p>
-            <w:pPr>
-              <w:spacing w:after="20" w:line="252" w:lineRule="auto"/>
-            </w:pPr>
-            <w:r/>
-          </w:p>
-        </w:tc>
-        <w:tc>
-          <w:tcPr>
-            <w:tcW w:type="dxa" w:w="1134"/>
-          </w:tcPr>
-          <w:p>
-            <w:pPr>
-              <w:spacing w:after="20" w:line="252" w:lineRule="auto"/>
-            </w:pPr>
-            <w:r/>
-          </w:p>
-        </w:tc>
-        <w:tc>
-          <w:tcPr>
-            <w:tcW w:type="dxa" w:w="1247"/>
-          </w:tcPr>
-          <w:p>
-            <w:pPr>
-              <w:spacing w:after="20" w:line="252" w:lineRule="auto"/>
-            </w:pPr>
-            <w:r/>
-          </w:p>
-        </w:tc>
-      </w:tr>
-      <w:tr>
-        <w:trPr>
-          <w:trHeight w:val="567" w:hRule="atLeast"/>
-        </w:trPr>
-        <w:tc>
-          <w:tcPr>
-            <w:tcW w:type="dxa" w:w="1247"/>
-          </w:tcPr>
-          <w:p>
-            <w:pPr>
-              <w:spacing w:after="20" w:line="252" w:lineRule="auto"/>
-            </w:pPr>
-            <w:r/>
-          </w:p>
-        </w:tc>
-        <w:tc>
-          <w:tcPr>
-            <w:tcW w:type="dxa" w:w="2381"/>
-          </w:tcPr>
-          <w:p>
-            <w:pPr>
-              <w:spacing w:after="20" w:line="252" w:lineRule="auto"/>
-            </w:pPr>
-            <w:r/>
-          </w:p>
-        </w:tc>
-        <w:tc>
-          <w:tcPr>
-            <w:tcW w:type="dxa" w:w="794"/>
-          </w:tcPr>
-          <w:p>
-            <w:pPr>
-              <w:spacing w:after="20" w:line="252" w:lineRule="auto"/>
-            </w:pPr>
-            <w:r/>
-          </w:p>
-        </w:tc>
-        <w:tc>
-          <w:tcPr>
-            <w:tcW w:type="dxa" w:w="1361"/>
-          </w:tcPr>
-          <w:p>
-            <w:pPr>
-              <w:spacing w:after="20" w:line="252" w:lineRule="auto"/>
-            </w:pPr>
-            <w:r/>
-          </w:p>
-        </w:tc>
-        <w:tc>
-          <w:tcPr>
-            <w:tcW w:type="dxa" w:w="3061"/>
-          </w:tcPr>
-          <w:p>
-            <w:pPr>
-              <w:spacing w:after="20" w:line="252" w:lineRule="auto"/>
-            </w:pPr>
-            <w:r/>
-          </w:p>
-        </w:tc>
-        <w:tc>
-          <w:tcPr>
-            <w:tcW w:type="dxa" w:w="2494"/>
-          </w:tcPr>
-          <w:p>
-            <w:pPr>
-              <w:spacing w:after="20" w:line="252" w:lineRule="auto"/>
-            </w:pPr>
-            <w:r/>
-          </w:p>
-        </w:tc>
-        <w:tc>
-          <w:tcPr>
-            <w:tcW w:type="dxa" w:w="1701"/>
-          </w:tcPr>
-          <w:p>
-            <w:pPr>
-              <w:spacing w:after="20" w:line="252" w:lineRule="auto"/>
-            </w:pPr>
-            <w:r/>
-          </w:p>
-        </w:tc>
-        <w:tc>
-          <w:tcPr>
-            <w:tcW w:type="dxa" w:w="1134"/>
-          </w:tcPr>
-          <w:p>
-            <w:pPr>
-              <w:spacing w:after="20" w:line="252" w:lineRule="auto"/>
-            </w:pPr>
-            <w:r/>
-          </w:p>
-        </w:tc>
-        <w:tc>
-          <w:tcPr>
-            <w:tcW w:type="dxa" w:w="1247"/>
-          </w:tcPr>
-          <w:p>
-            <w:pPr>
-              <w:spacing w:after="20" w:line="252" w:lineRule="auto"/>
-            </w:pPr>
-            <w:r/>
-          </w:p>
-        </w:tc>
-      </w:tr>
-      <w:tr>
-        <w:trPr>
-          <w:trHeight w:val="567" w:hRule="atLeast"/>
-        </w:trPr>
-        <w:tc>
-          <w:tcPr>
-            <w:tcW w:type="dxa" w:w="1247"/>
-          </w:tcPr>
-          <w:p>
-            <w:pPr>
-              <w:spacing w:after="20" w:line="252" w:lineRule="auto"/>
-            </w:pPr>
-            <w:r/>
-          </w:p>
-        </w:tc>
-        <w:tc>
-          <w:tcPr>
-            <w:tcW w:type="dxa" w:w="2381"/>
-          </w:tcPr>
-          <w:p>
-            <w:pPr>
-              <w:spacing w:after="20" w:line="252" w:lineRule="auto"/>
-            </w:pPr>
-            <w:r/>
-          </w:p>
-        </w:tc>
-        <w:tc>
-          <w:tcPr>
-            <w:tcW w:type="dxa" w:w="794"/>
-          </w:tcPr>
-          <w:p>
-            <w:pPr>
-              <w:spacing w:after="20" w:line="252" w:lineRule="auto"/>
-            </w:pPr>
-            <w:r/>
-          </w:p>
-        </w:tc>
-        <w:tc>
-          <w:tcPr>
-            <w:tcW w:type="dxa" w:w="1361"/>
-          </w:tcPr>
-          <w:p>
-            <w:pPr>
-              <w:spacing w:after="20" w:line="252" w:lineRule="auto"/>
-            </w:pPr>
-            <w:r/>
-          </w:p>
-        </w:tc>
-        <w:tc>
-          <w:tcPr>
-            <w:tcW w:type="dxa" w:w="3061"/>
-          </w:tcPr>
-          <w:p>
-            <w:pPr>
-              <w:spacing w:after="20" w:line="252" w:lineRule="auto"/>
-            </w:pPr>
-            <w:r/>
-          </w:p>
-        </w:tc>
-        <w:tc>
-          <w:tcPr>
-            <w:tcW w:type="dxa" w:w="2494"/>
-          </w:tcPr>
-          <w:p>
-            <w:pPr>
-              <w:spacing w:after="20" w:line="252" w:lineRule="auto"/>
-            </w:pPr>
-            <w:r/>
-          </w:p>
-        </w:tc>
-        <w:tc>
-          <w:tcPr>
-            <w:tcW w:type="dxa" w:w="1701"/>
-          </w:tcPr>
-          <w:p>
-            <w:pPr>
-              <w:spacing w:after="20" w:line="252" w:lineRule="auto"/>
-            </w:pPr>
-            <w:r/>
-          </w:p>
-        </w:tc>
-        <w:tc>
-          <w:tcPr>
-            <w:tcW w:type="dxa" w:w="1134"/>
-          </w:tcPr>
-          <w:p>
-            <w:pPr>
-              <w:spacing w:after="20" w:line="252" w:lineRule="auto"/>
-            </w:pPr>
-            <w:r/>
-          </w:p>
-        </w:tc>
-        <w:tc>
-          <w:tcPr>
-            <w:tcW w:type="dxa" w:w="1247"/>
-          </w:tcPr>
-          <w:p>
-            <w:pPr>
-              <w:spacing w:after="20" w:line="252" w:lineRule="auto"/>
-            </w:pPr>
-            <w:r/>
-          </w:p>
-        </w:tc>
-      </w:tr>
-      <w:tr>
-        <w:trPr>
-          <w:trHeight w:val="567" w:hRule="atLeast"/>
-        </w:trPr>
-        <w:tc>
-          <w:tcPr>
-            <w:tcW w:type="dxa" w:w="1247"/>
-          </w:tcPr>
-          <w:p>
-            <w:pPr>
-              <w:spacing w:after="20" w:line="252" w:lineRule="auto"/>
-            </w:pPr>
-            <w:r/>
-          </w:p>
-        </w:tc>
-        <w:tc>
-          <w:tcPr>
-            <w:tcW w:type="dxa" w:w="2381"/>
-          </w:tcPr>
-          <w:p>
-            <w:pPr>
-              <w:spacing w:after="20" w:line="252" w:lineRule="auto"/>
-            </w:pPr>
-            <w:r/>
-          </w:p>
-        </w:tc>
-        <w:tc>
-          <w:tcPr>
-            <w:tcW w:type="dxa" w:w="794"/>
-          </w:tcPr>
-          <w:p>
-            <w:pPr>
-              <w:spacing w:after="20" w:line="252" w:lineRule="auto"/>
-            </w:pPr>
-            <w:r/>
-          </w:p>
-        </w:tc>
-        <w:tc>
-          <w:tcPr>
-            <w:tcW w:type="dxa" w:w="1361"/>
-          </w:tcPr>
-          <w:p>
-            <w:pPr>
-              <w:spacing w:after="20" w:line="252" w:lineRule="auto"/>
-            </w:pPr>
-            <w:r/>
-          </w:p>
-        </w:tc>
-        <w:tc>
-          <w:tcPr>
-            <w:tcW w:type="dxa" w:w="3061"/>
-          </w:tcPr>
-          <w:p>
-            <w:pPr>
-              <w:spacing w:after="20" w:line="252" w:lineRule="auto"/>
-            </w:pPr>
-            <w:r/>
-          </w:p>
-        </w:tc>
-        <w:tc>
-          <w:tcPr>
-            <w:tcW w:type="dxa" w:w="2494"/>
-          </w:tcPr>
-          <w:p>
-            <w:pPr>
-              <w:spacing w:after="20" w:line="252" w:lineRule="auto"/>
-            </w:pPr>
-            <w:r/>
-          </w:p>
-        </w:tc>
-        <w:tc>
-          <w:tcPr>
-            <w:tcW w:type="dxa" w:w="1701"/>
-          </w:tcPr>
-          <w:p>
-            <w:pPr>
-              <w:spacing w:after="20" w:line="252" w:lineRule="auto"/>
-            </w:pPr>
-            <w:r/>
-          </w:p>
-        </w:tc>
-        <w:tc>
-          <w:tcPr>
-            <w:tcW w:type="dxa" w:w="1134"/>
-          </w:tcPr>
-          <w:p>
-            <w:pPr>
-              <w:spacing w:after="20" w:line="252" w:lineRule="auto"/>
-            </w:pPr>
-            <w:r/>
-          </w:p>
-        </w:tc>
-        <w:tc>
-          <w:tcPr>
-            <w:tcW w:type="dxa" w:w="1247"/>
-          </w:tcPr>
-          <w:p>
-            <w:pPr>
-              <w:spacing w:after="20" w:line="252" w:lineRule="auto"/>
-            </w:pPr>
-            <w:r/>
-          </w:p>
-        </w:tc>
-      </w:tr>
-      <w:tr>
-        <w:trPr>
-          <w:trHeight w:val="567" w:hRule="atLeast"/>
-        </w:trPr>
-        <w:tc>
-          <w:tcPr>
-            <w:tcW w:type="dxa" w:w="1247"/>
-          </w:tcPr>
-          <w:p>
-            <w:pPr>
-              <w:spacing w:after="20" w:line="252" w:lineRule="auto"/>
-            </w:pPr>
-            <w:r/>
-          </w:p>
-        </w:tc>
-        <w:tc>
-          <w:tcPr>
-            <w:tcW w:type="dxa" w:w="2381"/>
-          </w:tcPr>
-          <w:p>
-            <w:pPr>
-              <w:spacing w:after="20" w:line="252" w:lineRule="auto"/>
-            </w:pPr>
-            <w:r/>
-          </w:p>
-        </w:tc>
-        <w:tc>
-          <w:tcPr>
-            <w:tcW w:type="dxa" w:w="794"/>
-          </w:tcPr>
-          <w:p>
-            <w:pPr>
-              <w:spacing w:after="20" w:line="252" w:lineRule="auto"/>
-            </w:pPr>
-            <w:r/>
-          </w:p>
-        </w:tc>
-        <w:tc>
-          <w:tcPr>
-            <w:tcW w:type="dxa" w:w="1361"/>
-          </w:tcPr>
-          <w:p>
-            <w:pPr>
-              <w:spacing w:after="20" w:line="252" w:lineRule="auto"/>
-            </w:pPr>
-            <w:r/>
-          </w:p>
-        </w:tc>
-        <w:tc>
-          <w:tcPr>
-            <w:tcW w:type="dxa" w:w="3061"/>
-          </w:tcPr>
-          <w:p>
-            <w:pPr>
-              <w:spacing w:after="20" w:line="252" w:lineRule="auto"/>
-            </w:pPr>
-            <w:r/>
-          </w:p>
-        </w:tc>
-        <w:tc>
-          <w:tcPr>
-            <w:tcW w:type="dxa" w:w="2494"/>
-          </w:tcPr>
-          <w:p>
-            <w:pPr>
-              <w:spacing w:after="20" w:line="252" w:lineRule="auto"/>
-            </w:pPr>
-            <w:r/>
-          </w:p>
-        </w:tc>
-        <w:tc>
-          <w:tcPr>
-            <w:tcW w:type="dxa" w:w="1701"/>
-          </w:tcPr>
-          <w:p>
-            <w:pPr>
-              <w:spacing w:after="20" w:line="252" w:lineRule="auto"/>
-            </w:pPr>
-            <w:r/>
-          </w:p>
-        </w:tc>
-        <w:tc>
-          <w:tcPr>
-            <w:tcW w:type="dxa" w:w="1134"/>
-          </w:tcPr>
-          <w:p>
-            <w:pPr>
-              <w:spacing w:after="20" w:line="252" w:lineRule="auto"/>
-            </w:pPr>
-            <w:r/>
-          </w:p>
-        </w:tc>
-        <w:tc>
-          <w:tcPr>
-            <w:tcW w:type="dxa" w:w="1247"/>
-          </w:tcPr>
-          <w:p>
-            <w:pPr>
-              <w:spacing w:after="20" w:line="252" w:lineRule="auto"/>
-            </w:pPr>
-            <w:r/>
-          </w:p>
-        </w:tc>
-      </w:tr>
-      <w:tr>
-        <w:trPr>
-          <w:trHeight w:val="567" w:hRule="atLeast"/>
-        </w:trPr>
-        <w:tc>
-          <w:tcPr>
-            <w:tcW w:type="dxa" w:w="1247"/>
-          </w:tcPr>
-          <w:p>
-            <w:pPr>
-              <w:spacing w:after="20" w:line="252" w:lineRule="auto"/>
-            </w:pPr>
-            <w:r/>
-          </w:p>
-        </w:tc>
-        <w:tc>
-          <w:tcPr>
-            <w:tcW w:type="dxa" w:w="2381"/>
-          </w:tcPr>
-          <w:p>
-            <w:pPr>
-              <w:spacing w:after="20" w:line="252" w:lineRule="auto"/>
-            </w:pPr>
-            <w:r/>
-          </w:p>
-        </w:tc>
-        <w:tc>
-          <w:tcPr>
-            <w:tcW w:type="dxa" w:w="794"/>
-          </w:tcPr>
-          <w:p>
-            <w:pPr>
-              <w:spacing w:after="20" w:line="252" w:lineRule="auto"/>
-            </w:pPr>
-            <w:r/>
-          </w:p>
-        </w:tc>
-        <w:tc>
-          <w:tcPr>
-            <w:tcW w:type="dxa" w:w="1361"/>
-          </w:tcPr>
-          <w:p>
-            <w:pPr>
-              <w:spacing w:after="20" w:line="252" w:lineRule="auto"/>
-            </w:pPr>
-            <w:r/>
-          </w:p>
-        </w:tc>
-        <w:tc>
-          <w:tcPr>
-            <w:tcW w:type="dxa" w:w="3061"/>
-          </w:tcPr>
-          <w:p>
-            <w:pPr>
-              <w:spacing w:after="20" w:line="252" w:lineRule="auto"/>
-            </w:pPr>
-            <w:r/>
-          </w:p>
-        </w:tc>
-        <w:tc>
-          <w:tcPr>
-            <w:tcW w:type="dxa" w:w="2494"/>
-          </w:tcPr>
-          <w:p>
-            <w:pPr>
-              <w:spacing w:after="20" w:line="252" w:lineRule="auto"/>
-            </w:pPr>
-            <w:r/>
-          </w:p>
-        </w:tc>
-        <w:tc>
-          <w:tcPr>
-            <w:tcW w:type="dxa" w:w="1701"/>
-          </w:tcPr>
-          <w:p>
-            <w:pPr>
-              <w:spacing w:after="20" w:line="252" w:lineRule="auto"/>
-            </w:pPr>
-            <w:r/>
-          </w:p>
-        </w:tc>
-        <w:tc>
-          <w:tcPr>
-            <w:tcW w:type="dxa" w:w="1134"/>
-          </w:tcPr>
-          <w:p>
-            <w:pPr>
-              <w:spacing w:after="20" w:line="252" w:lineRule="auto"/>
-            </w:pPr>
-            <w:r/>
-          </w:p>
-        </w:tc>
-        <w:tc>
-          <w:tcPr>
-            <w:tcW w:type="dxa" w:w="1247"/>
-          </w:tcPr>
-          <w:p>
-            <w:pPr>
-              <w:spacing w:after="20" w:line="252" w:lineRule="auto"/>
-            </w:pPr>
-            <w:r/>
-          </w:p>
-        </w:tc>
-      </w:tr>
-      <w:tr>
-        <w:trPr>
-          <w:trHeight w:val="567" w:hRule="atLeast"/>
-        </w:trPr>
-        <w:tc>
-          <w:tcPr>
-            <w:tcW w:type="dxa" w:w="1247"/>
-          </w:tcPr>
-          <w:p>
-            <w:pPr>
-              <w:spacing w:after="20" w:line="252" w:lineRule="auto"/>
-            </w:pPr>
-            <w:r/>
-          </w:p>
-        </w:tc>
-        <w:tc>
-          <w:tcPr>
-            <w:tcW w:type="dxa" w:w="2381"/>
-          </w:tcPr>
-          <w:p>
-            <w:pPr>
-              <w:spacing w:after="20" w:line="252" w:lineRule="auto"/>
-            </w:pPr>
-            <w:r/>
-          </w:p>
-        </w:tc>
-        <w:tc>
-          <w:tcPr>
-            <w:tcW w:type="dxa" w:w="794"/>
-          </w:tcPr>
-          <w:p>
-            <w:pPr>
-              <w:spacing w:after="20" w:line="252" w:lineRule="auto"/>
-            </w:pPr>
-            <w:r/>
-          </w:p>
-        </w:tc>
-        <w:tc>
-          <w:tcPr>
-            <w:tcW w:type="dxa" w:w="1361"/>
-          </w:tcPr>
-          <w:p>
-            <w:pPr>
-              <w:spacing w:after="20" w:line="252" w:lineRule="auto"/>
-            </w:pPr>
-            <w:r/>
-          </w:p>
-        </w:tc>
-        <w:tc>
-          <w:tcPr>
-            <w:tcW w:type="dxa" w:w="3061"/>
-          </w:tcPr>
-          <w:p>
-            <w:pPr>
-              <w:spacing w:after="20" w:line="252" w:lineRule="auto"/>
-            </w:pPr>
-            <w:r/>
-          </w:p>
-        </w:tc>
-        <w:tc>
-          <w:tcPr>
-            <w:tcW w:type="dxa" w:w="2494"/>
-          </w:tcPr>
-          <w:p>
-            <w:pPr>
-              <w:spacing w:after="20" w:line="252" w:lineRule="auto"/>
-            </w:pPr>
-            <w:r/>
-          </w:p>
-        </w:tc>
-        <w:tc>
-          <w:tcPr>
-            <w:tcW w:type="dxa" w:w="1701"/>
-          </w:tcPr>
-          <w:p>
-            <w:pPr>
-              <w:spacing w:after="20" w:line="252" w:lineRule="auto"/>
-            </w:pPr>
-            <w:r/>
-          </w:p>
-        </w:tc>
-        <w:tc>
-          <w:tcPr>
-            <w:tcW w:type="dxa" w:w="1134"/>
-          </w:tcPr>
-          <w:p>
-            <w:pPr>
-              <w:spacing w:after="20" w:line="252" w:lineRule="auto"/>
-            </w:pPr>
-            <w:r/>
-          </w:p>
-        </w:tc>
-        <w:tc>
-          <w:tcPr>
-            <w:tcW w:type="dxa" w:w="1247"/>
-          </w:tcPr>
-          <w:p>
-            <w:pPr>
-              <w:spacing w:after="20" w:line="252" w:lineRule="auto"/>
-            </w:pPr>
-            <w:r/>
-          </w:p>
-        </w:tc>
-      </w:tr>
-      <w:tr>
-        <w:trPr>
-          <w:trHeight w:val="567" w:hRule="atLeast"/>
-        </w:trPr>
-        <w:tc>
-          <w:tcPr>
-            <w:tcW w:type="dxa" w:w="1247"/>
-          </w:tcPr>
-          <w:p>
-            <w:pPr>
-              <w:spacing w:after="20" w:line="252" w:lineRule="auto"/>
-            </w:pPr>
-            <w:r/>
-          </w:p>
-        </w:tc>
-        <w:tc>
-          <w:tcPr>
-            <w:tcW w:type="dxa" w:w="2381"/>
-          </w:tcPr>
-          <w:p>
-            <w:pPr>
-              <w:spacing w:after="20" w:line="252" w:lineRule="auto"/>
-            </w:pPr>
-            <w:r/>
-          </w:p>
-        </w:tc>
-        <w:tc>
-          <w:tcPr>
-            <w:tcW w:type="dxa" w:w="794"/>
-          </w:tcPr>
-          <w:p>
-            <w:pPr>
-              <w:spacing w:after="20" w:line="252" w:lineRule="auto"/>
-            </w:pPr>
-            <w:r/>
-          </w:p>
-        </w:tc>
-        <w:tc>
-          <w:tcPr>
-            <w:tcW w:type="dxa" w:w="1361"/>
-          </w:tcPr>
-          <w:p>
-            <w:pPr>
-              <w:spacing w:after="20" w:line="252" w:lineRule="auto"/>
-            </w:pPr>
-            <w:r/>
-          </w:p>
-        </w:tc>
-        <w:tc>
-          <w:tcPr>
-            <w:tcW w:type="dxa" w:w="3061"/>
-          </w:tcPr>
-          <w:p>
-            <w:pPr>
-              <w:spacing w:after="20" w:line="252" w:lineRule="auto"/>
-            </w:pPr>
-            <w:r/>
-          </w:p>
-        </w:tc>
-        <w:tc>
-          <w:tcPr>
-            <w:tcW w:type="dxa" w:w="2494"/>
-          </w:tcPr>
-          <w:p>
-            <w:pPr>
-              <w:spacing w:after="20" w:line="252" w:lineRule="auto"/>
-            </w:pPr>
-            <w:r/>
-          </w:p>
-        </w:tc>
-        <w:tc>
-          <w:tcPr>
-            <w:tcW w:type="dxa" w:w="1701"/>
-          </w:tcPr>
-          <w:p>
-            <w:pPr>
-              <w:spacing w:after="20" w:line="252" w:lineRule="auto"/>
-            </w:pPr>
-            <w:r/>
-          </w:p>
-        </w:tc>
-        <w:tc>
-          <w:tcPr>
-            <w:tcW w:type="dxa" w:w="1134"/>
-          </w:tcPr>
-          <w:p>
-            <w:pPr>
-              <w:spacing w:after="20" w:line="252" w:lineRule="auto"/>
-            </w:pPr>
-            <w:r/>
-          </w:p>
-        </w:tc>
-        <w:tc>
-          <w:tcPr>
-            <w:tcW w:type="dxa" w:w="1247"/>
-          </w:tcPr>
-          <w:p>
-            <w:pPr>
-              <w:spacing w:after="20" w:line="252" w:lineRule="auto"/>
-            </w:pPr>
-            <w:r/>
-          </w:p>
-        </w:tc>
-      </w:tr>
-      <w:tr>
-        <w:trPr>
-          <w:trHeight w:val="567" w:hRule="atLeast"/>
-        </w:trPr>
-        <w:tc>
-          <w:tcPr>
-            <w:tcW w:type="dxa" w:w="1247"/>
-          </w:tcPr>
-          <w:p>
-            <w:pPr>
-              <w:spacing w:after="20" w:line="252" w:lineRule="auto"/>
-            </w:pPr>
-            <w:r/>
-          </w:p>
-        </w:tc>
-        <w:tc>
-          <w:tcPr>
-            <w:tcW w:type="dxa" w:w="2381"/>
-          </w:tcPr>
-          <w:p>
-            <w:pPr>
-              <w:spacing w:after="20" w:line="252" w:lineRule="auto"/>
-            </w:pPr>
-            <w:r/>
-          </w:p>
-        </w:tc>
-        <w:tc>
-          <w:tcPr>
-            <w:tcW w:type="dxa" w:w="794"/>
-          </w:tcPr>
-          <w:p>
-            <w:pPr>
-              <w:spacing w:after="20" w:line="252" w:lineRule="auto"/>
-            </w:pPr>
-            <w:r/>
-          </w:p>
-        </w:tc>
-        <w:tc>
-          <w:tcPr>
-            <w:tcW w:type="dxa" w:w="1361"/>
-          </w:tcPr>
-          <w:p>
-            <w:pPr>
-              <w:spacing w:after="20" w:line="252" w:lineRule="auto"/>
-            </w:pPr>
-            <w:r/>
-          </w:p>
-        </w:tc>
-        <w:tc>
-          <w:tcPr>
-            <w:tcW w:type="dxa" w:w="3061"/>
-          </w:tcPr>
-          <w:p>
-            <w:pPr>
-              <w:spacing w:after="20" w:line="252" w:lineRule="auto"/>
-            </w:pPr>
-            <w:r/>
-          </w:p>
-        </w:tc>
-        <w:tc>
-          <w:tcPr>
-            <w:tcW w:type="dxa" w:w="2494"/>
-          </w:tcPr>
-          <w:p>
-            <w:pPr>
-              <w:spacing w:after="20" w:line="252" w:lineRule="auto"/>
-            </w:pPr>
-            <w:r/>
-          </w:p>
-        </w:tc>
-        <w:tc>
-          <w:tcPr>
-            <w:tcW w:type="dxa" w:w="1701"/>
-          </w:tcPr>
-          <w:p>
-            <w:pPr>
-              <w:spacing w:after="20" w:line="252" w:lineRule="auto"/>
-            </w:pPr>
-            <w:r/>
-          </w:p>
-        </w:tc>
-        <w:tc>
-          <w:tcPr>
-            <w:tcW w:type="dxa" w:w="1134"/>
-          </w:tcPr>
-          <w:p>
-            <w:pPr>
-              <w:spacing w:after="20" w:line="252" w:lineRule="auto"/>
-            </w:pPr>
-            <w:r/>
-          </w:p>
-        </w:tc>
-        <w:tc>
-          <w:tcPr>
-            <w:tcW w:type="dxa" w:w="1247"/>
-          </w:tcPr>
-          <w:p>
-            <w:pPr>
-              <w:spacing w:after="20" w:line="252" w:lineRule="auto"/>
-            </w:pPr>
-            <w:r/>
-          </w:p>
-        </w:tc>
-      </w:tr>
-    </w:tbl>
-    <w:p>
-      <w:pPr>
-        <w:spacing w:after="40"/>
-      </w:pPr>
     </w:p>
     <w:p>
       <w:pPr>
@@ -21970,627 +17740,6 @@
           <w:docGrid w:linePitch="360"/>
         </w:sectPr>
       </w:pPr>
-    </w:p>
-    <w:p>
-      <w:pPr>
-        <w:spacing w:after="80" w:before="0"/>
-      </w:pPr>
-      <w:r>
-        <w:rPr>
-          <w:rFonts w:ascii="맑은 고딕" w:hAnsi="맑은 고딕" w:eastAsia="맑은 고딕"/>
-          <w:b/>
-          <w:sz w:val="23"/>
-        </w:rPr>
-        <w:t>기록지 E. 연구 기록 (공란)</w:t>
-      </w:r>
-    </w:p>
-    <w:tbl>
-      <w:tblPr>
-        <w:tblStyle w:val="TableGrid"/>
-        <w:tblW w:type="auto" w:w="0"/>
-        <w:jc w:val="center"/>
-        <w:tblLayout w:type="fixed"/>
-        <w:tblLook w:firstColumn="1" w:firstRow="1" w:lastColumn="0" w:lastRow="0" w:noHBand="0" w:noVBand="1" w:val="04A0"/>
-      </w:tblPr>
-      <w:tblGrid>
-        <w:gridCol w:w="4819"/>
-        <w:gridCol w:w="4819"/>
-      </w:tblGrid>
-      <w:tr>
-        <w:trPr>
-          <w:trHeight w:val="510" w:hRule="atLeast"/>
-        </w:trPr>
-        <w:tc>
-          <w:tcPr>
-            <w:tcW w:type="dxa" w:w="1814"/>
-            <w:shd w:val="clear" w:color="auto" w:fill="EDEDED"/>
-          </w:tcPr>
-          <w:p>
-            <w:pPr>
-              <w:spacing w:after="20" w:line="252" w:lineRule="auto"/>
-            </w:pPr>
-            <w:r/>
-            <w:r>
-              <w:rPr>
-                <w:rFonts w:ascii="맑은 고딕" w:hAnsi="맑은 고딕" w:eastAsia="맑은 고딕"/>
-                <w:b/>
-                <w:sz w:val="19"/>
-              </w:rPr>
-              <w:t>기록 번호</w:t>
-            </w:r>
-          </w:p>
-        </w:tc>
-        <w:tc>
-          <w:tcPr>
-            <w:tcW w:type="dxa" w:w="7824"/>
-          </w:tcPr>
-          <w:p>
-            <w:pPr>
-              <w:spacing w:after="20" w:line="252" w:lineRule="auto"/>
-            </w:pPr>
-            <w:r/>
-          </w:p>
-        </w:tc>
-      </w:tr>
-      <w:tr>
-        <w:trPr>
-          <w:trHeight w:val="510" w:hRule="atLeast"/>
-        </w:trPr>
-        <w:tc>
-          <w:tcPr>
-            <w:tcW w:type="dxa" w:w="1814"/>
-            <w:shd w:val="clear" w:color="auto" w:fill="EDEDED"/>
-          </w:tcPr>
-          <w:p>
-            <w:pPr>
-              <w:spacing w:after="20" w:line="252" w:lineRule="auto"/>
-            </w:pPr>
-            <w:r/>
-            <w:r>
-              <w:rPr>
-                <w:rFonts w:ascii="맑은 고딕" w:hAnsi="맑은 고딕" w:eastAsia="맑은 고딕"/>
-                <w:b/>
-                <w:sz w:val="19"/>
-              </w:rPr>
-              <w:t>기록일 / 수행일</w:t>
-            </w:r>
-          </w:p>
-        </w:tc>
-        <w:tc>
-          <w:tcPr>
-            <w:tcW w:type="dxa" w:w="7824"/>
-          </w:tcPr>
-          <w:p>
-            <w:pPr>
-              <w:spacing w:after="20" w:line="252" w:lineRule="auto"/>
-            </w:pPr>
-            <w:r/>
-          </w:p>
-        </w:tc>
-      </w:tr>
-      <w:tr>
-        <w:trPr>
-          <w:trHeight w:val="510" w:hRule="atLeast"/>
-        </w:trPr>
-        <w:tc>
-          <w:tcPr>
-            <w:tcW w:type="dxa" w:w="1814"/>
-            <w:shd w:val="clear" w:color="auto" w:fill="EDEDED"/>
-          </w:tcPr>
-          <w:p>
-            <w:pPr>
-              <w:spacing w:after="20" w:line="252" w:lineRule="auto"/>
-            </w:pPr>
-            <w:r/>
-            <w:r>
-              <w:rPr>
-                <w:rFonts w:ascii="맑은 고딕" w:hAnsi="맑은 고딕" w:eastAsia="맑은 고딕"/>
-                <w:b/>
-                <w:sz w:val="19"/>
-              </w:rPr>
-              <w:t>제목</w:t>
-            </w:r>
-          </w:p>
-        </w:tc>
-        <w:tc>
-          <w:tcPr>
-            <w:tcW w:type="dxa" w:w="7824"/>
-          </w:tcPr>
-          <w:p>
-            <w:pPr>
-              <w:spacing w:after="20" w:line="252" w:lineRule="auto"/>
-            </w:pPr>
-            <w:r/>
-          </w:p>
-        </w:tc>
-      </w:tr>
-      <w:tr>
-        <w:trPr>
-          <w:trHeight w:val="510" w:hRule="atLeast"/>
-        </w:trPr>
-        <w:tc>
-          <w:tcPr>
-            <w:tcW w:type="dxa" w:w="1814"/>
-            <w:shd w:val="clear" w:color="auto" w:fill="EDEDED"/>
-          </w:tcPr>
-          <w:p>
-            <w:pPr>
-              <w:spacing w:after="20" w:line="252" w:lineRule="auto"/>
-            </w:pPr>
-            <w:r/>
-            <w:r>
-              <w:rPr>
-                <w:rFonts w:ascii="맑은 고딕" w:hAnsi="맑은 고딕" w:eastAsia="맑은 고딕"/>
-                <w:b/>
-                <w:sz w:val="19"/>
-              </w:rPr>
-              <w:t>목적</w:t>
-            </w:r>
-          </w:p>
-        </w:tc>
-        <w:tc>
-          <w:tcPr>
-            <w:tcW w:type="dxa" w:w="7824"/>
-          </w:tcPr>
-          <w:p>
-            <w:pPr>
-              <w:spacing w:after="20" w:line="252" w:lineRule="auto"/>
-            </w:pPr>
-            <w:r/>
-          </w:p>
-        </w:tc>
-      </w:tr>
-      <w:tr>
-        <w:trPr>
-          <w:trHeight w:val="510" w:hRule="atLeast"/>
-        </w:trPr>
-        <w:tc>
-          <w:tcPr>
-            <w:tcW w:type="dxa" w:w="1814"/>
-            <w:shd w:val="clear" w:color="auto" w:fill="EDEDED"/>
-          </w:tcPr>
-          <w:p>
-            <w:pPr>
-              <w:spacing w:after="20" w:line="252" w:lineRule="auto"/>
-            </w:pPr>
-            <w:r/>
-            <w:r>
-              <w:rPr>
-                <w:rFonts w:ascii="맑은 고딕" w:hAnsi="맑은 고딕" w:eastAsia="맑은 고딕"/>
-                <w:b/>
-                <w:sz w:val="19"/>
-              </w:rPr>
-              <w:t>수행 내용</w:t>
-            </w:r>
-          </w:p>
-        </w:tc>
-        <w:tc>
-          <w:tcPr>
-            <w:tcW w:type="dxa" w:w="7824"/>
-          </w:tcPr>
-          <w:p>
-            <w:pPr>
-              <w:spacing w:after="20" w:line="252" w:lineRule="auto"/>
-            </w:pPr>
-            <w:r/>
-          </w:p>
-          <w:p>
-            <w:pPr>
-              <w:spacing w:after="20" w:line="252" w:lineRule="auto"/>
-            </w:pPr>
-          </w:p>
-          <w:p>
-            <w:pPr>
-              <w:spacing w:after="20" w:line="252" w:lineRule="auto"/>
-            </w:pPr>
-          </w:p>
-          <w:p>
-            <w:pPr>
-              <w:spacing w:after="20" w:line="252" w:lineRule="auto"/>
-            </w:pPr>
-          </w:p>
-          <w:p>
-            <w:pPr>
-              <w:spacing w:after="20" w:line="252" w:lineRule="auto"/>
-            </w:pPr>
-          </w:p>
-          <w:p>
-            <w:pPr>
-              <w:spacing w:after="20" w:line="252" w:lineRule="auto"/>
-            </w:pPr>
-          </w:p>
-          <w:p>
-            <w:pPr>
-              <w:spacing w:after="20" w:line="252" w:lineRule="auto"/>
-            </w:pPr>
-          </w:p>
-        </w:tc>
-      </w:tr>
-      <w:tr>
-        <w:trPr>
-          <w:trHeight w:val="510" w:hRule="atLeast"/>
-        </w:trPr>
-        <w:tc>
-          <w:tcPr>
-            <w:tcW w:type="dxa" w:w="1814"/>
-            <w:shd w:val="clear" w:color="auto" w:fill="EDEDED"/>
-          </w:tcPr>
-          <w:p>
-            <w:pPr>
-              <w:spacing w:after="20" w:line="252" w:lineRule="auto"/>
-            </w:pPr>
-            <w:r/>
-            <w:r>
-              <w:rPr>
-                <w:rFonts w:ascii="맑은 고딕" w:hAnsi="맑은 고딕" w:eastAsia="맑은 고딕"/>
-                <w:b/>
-                <w:sz w:val="19"/>
-              </w:rPr>
-              <w:t>결과 · 관찰</w:t>
-            </w:r>
-          </w:p>
-        </w:tc>
-        <w:tc>
-          <w:tcPr>
-            <w:tcW w:type="dxa" w:w="7824"/>
-          </w:tcPr>
-          <w:p>
-            <w:pPr>
-              <w:spacing w:after="20" w:line="252" w:lineRule="auto"/>
-            </w:pPr>
-            <w:r/>
-          </w:p>
-          <w:p>
-            <w:pPr>
-              <w:spacing w:after="20" w:line="252" w:lineRule="auto"/>
-            </w:pPr>
-          </w:p>
-          <w:p>
-            <w:pPr>
-              <w:spacing w:after="20" w:line="252" w:lineRule="auto"/>
-            </w:pPr>
-          </w:p>
-          <w:p>
-            <w:pPr>
-              <w:spacing w:after="20" w:line="252" w:lineRule="auto"/>
-            </w:pPr>
-          </w:p>
-          <w:p>
-            <w:pPr>
-              <w:spacing w:after="20" w:line="252" w:lineRule="auto"/>
-            </w:pPr>
-          </w:p>
-          <w:p>
-            <w:pPr>
-              <w:spacing w:after="20" w:line="252" w:lineRule="auto"/>
-            </w:pPr>
-          </w:p>
-        </w:tc>
-      </w:tr>
-      <w:tr>
-        <w:trPr>
-          <w:trHeight w:val="510" w:hRule="atLeast"/>
-        </w:trPr>
-        <w:tc>
-          <w:tcPr>
-            <w:tcW w:type="dxa" w:w="1814"/>
-            <w:shd w:val="clear" w:color="auto" w:fill="EDEDED"/>
-          </w:tcPr>
-          <w:p>
-            <w:pPr>
-              <w:spacing w:after="20" w:line="252" w:lineRule="auto"/>
-            </w:pPr>
-            <w:r/>
-            <w:r>
-              <w:rPr>
-                <w:rFonts w:ascii="맑은 고딕" w:hAnsi="맑은 고딕" w:eastAsia="맑은 고딕"/>
-                <w:b/>
-                <w:sz w:val="19"/>
-              </w:rPr>
-              <w:t>향후 계획</w:t>
-            </w:r>
-          </w:p>
-        </w:tc>
-        <w:tc>
-          <w:tcPr>
-            <w:tcW w:type="dxa" w:w="7824"/>
-          </w:tcPr>
-          <w:p>
-            <w:pPr>
-              <w:spacing w:after="20" w:line="252" w:lineRule="auto"/>
-            </w:pPr>
-            <w:r/>
-          </w:p>
-          <w:p>
-            <w:pPr>
-              <w:spacing w:after="20" w:line="252" w:lineRule="auto"/>
-            </w:pPr>
-          </w:p>
-          <w:p>
-            <w:pPr>
-              <w:spacing w:after="20" w:line="252" w:lineRule="auto"/>
-            </w:pPr>
-          </w:p>
-        </w:tc>
-      </w:tr>
-      <w:tr>
-        <w:trPr>
-          <w:trHeight w:val="510" w:hRule="atLeast"/>
-        </w:trPr>
-        <w:tc>
-          <w:tcPr>
-            <w:tcW w:type="dxa" w:w="1814"/>
-            <w:shd w:val="clear" w:color="auto" w:fill="EDEDED"/>
-          </w:tcPr>
-          <w:p>
-            <w:pPr>
-              <w:spacing w:after="20" w:line="252" w:lineRule="auto"/>
-            </w:pPr>
-            <w:r/>
-            <w:r>
-              <w:rPr>
-                <w:rFonts w:ascii="맑은 고딕" w:hAnsi="맑은 고딕" w:eastAsia="맑은 고딕"/>
-                <w:b/>
-                <w:sz w:val="19"/>
-              </w:rPr>
-              <w:t>첨부</w:t>
-            </w:r>
-          </w:p>
-        </w:tc>
-        <w:tc>
-          <w:tcPr>
-            <w:tcW w:type="dxa" w:w="7824"/>
-          </w:tcPr>
-          <w:p>
-            <w:pPr>
-              <w:spacing w:after="20" w:line="252" w:lineRule="auto"/>
-            </w:pPr>
-            <w:r/>
-          </w:p>
-        </w:tc>
-      </w:tr>
-    </w:tbl>
-    <w:p>
-      <w:pPr>
-        <w:spacing w:after="40"/>
-      </w:pPr>
-    </w:p>
-    <w:tbl>
-      <w:tblPr>
-        <w:tblStyle w:val="TableGrid"/>
-        <w:tblW w:type="auto" w:w="0"/>
-        <w:jc w:val="center"/>
-        <w:tblLayout w:type="fixed"/>
-        <w:tblLook w:firstColumn="1" w:firstRow="1" w:lastColumn="0" w:lastRow="0" w:noHBand="0" w:noVBand="1" w:val="04A0"/>
-      </w:tblPr>
-      <w:tblGrid>
-        <w:gridCol w:w="1606"/>
-        <w:gridCol w:w="1606"/>
-        <w:gridCol w:w="1606"/>
-        <w:gridCol w:w="1606"/>
-        <w:gridCol w:w="1606"/>
-        <w:gridCol w:w="1606"/>
-      </w:tblGrid>
-      <w:tr>
-        <w:trPr>
-          <w:trHeight w:val="510" w:hRule="atLeast"/>
-        </w:trPr>
-        <w:tc>
-          <w:tcPr>
-            <w:tcW w:type="dxa" w:w="1474"/>
-            <w:shd w:val="clear" w:color="auto" w:fill="EDEDED"/>
-          </w:tcPr>
-          <w:p>
-            <w:pPr>
-              <w:spacing w:after="20" w:line="252" w:lineRule="auto"/>
-              <w:jc w:val="center"/>
-            </w:pPr>
-            <w:r/>
-            <w:r>
-              <w:rPr>
-                <w:rFonts w:ascii="맑은 고딕" w:hAnsi="맑은 고딕" w:eastAsia="맑은 고딕"/>
-                <w:b/>
-                <w:sz w:val="18"/>
-              </w:rPr>
-              <w:t>작성자</w:t>
-            </w:r>
-          </w:p>
-        </w:tc>
-        <w:tc>
-          <w:tcPr>
-            <w:tcW w:type="dxa" w:w="1361"/>
-            <w:shd w:val="clear" w:color="auto" w:fill="EDEDED"/>
-          </w:tcPr>
-          <w:p>
-            <w:pPr>
-              <w:spacing w:after="20" w:line="252" w:lineRule="auto"/>
-              <w:jc w:val="center"/>
-            </w:pPr>
-            <w:r/>
-            <w:r>
-              <w:rPr>
-                <w:rFonts w:ascii="맑은 고딕" w:hAnsi="맑은 고딕" w:eastAsia="맑은 고딕"/>
-                <w:b/>
-                <w:sz w:val="18"/>
-              </w:rPr>
-              <w:t>서명</w:t>
-            </w:r>
-          </w:p>
-        </w:tc>
-        <w:tc>
-          <w:tcPr>
-            <w:tcW w:type="dxa" w:w="1474"/>
-            <w:shd w:val="clear" w:color="auto" w:fill="EDEDED"/>
-          </w:tcPr>
-          <w:p>
-            <w:pPr>
-              <w:spacing w:after="20" w:line="252" w:lineRule="auto"/>
-              <w:jc w:val="center"/>
-            </w:pPr>
-            <w:r/>
-            <w:r>
-              <w:rPr>
-                <w:rFonts w:ascii="맑은 고딕" w:hAnsi="맑은 고딕" w:eastAsia="맑은 고딕"/>
-                <w:b/>
-                <w:sz w:val="18"/>
-              </w:rPr>
-              <w:t>작성일</w:t>
-            </w:r>
-          </w:p>
-        </w:tc>
-        <w:tc>
-          <w:tcPr>
-            <w:tcW w:type="dxa" w:w="1928"/>
-            <w:shd w:val="clear" w:color="auto" w:fill="EDEDED"/>
-          </w:tcPr>
-          <w:p>
-            <w:pPr>
-              <w:spacing w:after="20" w:line="252" w:lineRule="auto"/>
-              <w:jc w:val="center"/>
-            </w:pPr>
-            <w:r/>
-            <w:r>
-              <w:rPr>
-                <w:rFonts w:ascii="맑은 고딕" w:hAnsi="맑은 고딕" w:eastAsia="맑은 고딕"/>
-                <w:b/>
-                <w:sz w:val="18"/>
-              </w:rPr>
-              <w:t>점검자(연구책임자)</w:t>
-            </w:r>
-          </w:p>
-        </w:tc>
-        <w:tc>
-          <w:tcPr>
-            <w:tcW w:type="dxa" w:w="1361"/>
-            <w:shd w:val="clear" w:color="auto" w:fill="EDEDED"/>
-          </w:tcPr>
-          <w:p>
-            <w:pPr>
-              <w:spacing w:after="20" w:line="252" w:lineRule="auto"/>
-              <w:jc w:val="center"/>
-            </w:pPr>
-            <w:r/>
-            <w:r>
-              <w:rPr>
-                <w:rFonts w:ascii="맑은 고딕" w:hAnsi="맑은 고딕" w:eastAsia="맑은 고딕"/>
-                <w:b/>
-                <w:sz w:val="18"/>
-              </w:rPr>
-              <w:t>서명</w:t>
-            </w:r>
-          </w:p>
-        </w:tc>
-        <w:tc>
-          <w:tcPr>
-            <w:tcW w:type="dxa" w:w="1474"/>
-            <w:shd w:val="clear" w:color="auto" w:fill="EDEDED"/>
-          </w:tcPr>
-          <w:p>
-            <w:pPr>
-              <w:spacing w:after="20" w:line="252" w:lineRule="auto"/>
-              <w:jc w:val="center"/>
-            </w:pPr>
-            <w:r/>
-            <w:r>
-              <w:rPr>
-                <w:rFonts w:ascii="맑은 고딕" w:hAnsi="맑은 고딕" w:eastAsia="맑은 고딕"/>
-                <w:b/>
-                <w:sz w:val="18"/>
-              </w:rPr>
-              <w:t>점검일</w:t>
-            </w:r>
-          </w:p>
-        </w:tc>
-      </w:tr>
-      <w:tr>
-        <w:trPr>
-          <w:trHeight w:val="510" w:hRule="atLeast"/>
-        </w:trPr>
-        <w:tc>
-          <w:tcPr>
-            <w:tcW w:type="dxa" w:w="1474"/>
-          </w:tcPr>
-          <w:p>
-            <w:pPr>
-              <w:spacing w:after="20" w:line="252" w:lineRule="auto"/>
-            </w:pPr>
-            <w:r/>
-          </w:p>
-        </w:tc>
-        <w:tc>
-          <w:tcPr>
-            <w:tcW w:type="dxa" w:w="1361"/>
-          </w:tcPr>
-          <w:p>
-            <w:pPr>
-              <w:spacing w:after="20" w:line="252" w:lineRule="auto"/>
-            </w:pPr>
-            <w:r/>
-          </w:p>
-        </w:tc>
-        <w:tc>
-          <w:tcPr>
-            <w:tcW w:type="dxa" w:w="1474"/>
-          </w:tcPr>
-          <w:p>
-            <w:pPr>
-              <w:spacing w:after="20" w:line="252" w:lineRule="auto"/>
-            </w:pPr>
-            <w:r/>
-          </w:p>
-        </w:tc>
-        <w:tc>
-          <w:tcPr>
-            <w:tcW w:type="dxa" w:w="1928"/>
-          </w:tcPr>
-          <w:p>
-            <w:pPr>
-              <w:spacing w:after="20" w:line="252" w:lineRule="auto"/>
-            </w:pPr>
-            <w:r/>
-            <w:r>
-              <w:rPr>
-                <w:rFonts w:ascii="맑은 고딕" w:hAnsi="맑은 고딕" w:eastAsia="맑은 고딕"/>
-                <w:b w:val="0"/>
-                <w:sz w:val="18"/>
-              </w:rPr>
-              <w:t>하현제</w:t>
-            </w:r>
-          </w:p>
-        </w:tc>
-        <w:tc>
-          <w:tcPr>
-            <w:tcW w:type="dxa" w:w="1361"/>
-          </w:tcPr>
-          <w:p>
-            <w:pPr>
-              <w:spacing w:after="20" w:line="252" w:lineRule="auto"/>
-            </w:pPr>
-            <w:r/>
-          </w:p>
-        </w:tc>
-        <w:tc>
-          <w:tcPr>
-            <w:tcW w:type="dxa" w:w="1474"/>
-          </w:tcPr>
-          <w:p>
-            <w:pPr>
-              <w:spacing w:after="20" w:line="252" w:lineRule="auto"/>
-            </w:pPr>
-            <w:r/>
-          </w:p>
-        </w:tc>
-      </w:tr>
-    </w:tbl>
-    <w:p>
-      <w:pPr>
-        <w:spacing w:after="40"/>
-      </w:pPr>
-    </w:p>
-    <w:p>
-      <w:r>
-        <w:br w:type="page"/>
-      </w:r>
     </w:p>
     <w:p>
       <w:pPr>
@@ -22628,13 +17777,13 @@
         <w:tblLook w:firstColumn="1" w:firstRow="1" w:lastColumn="0" w:lastRow="0" w:noHBand="0" w:noVBand="1" w:val="04A0"/>
       </w:tblPr>
       <w:tblGrid>
-        <w:gridCol w:w="1377"/>
-        <w:gridCol w:w="1377"/>
-        <w:gridCol w:w="1377"/>
-        <w:gridCol w:w="1377"/>
-        <w:gridCol w:w="1377"/>
-        <w:gridCol w:w="1377"/>
-        <w:gridCol w:w="1377"/>
+        <w:gridCol w:w="567"/>
+        <w:gridCol w:w="1360"/>
+        <w:gridCol w:w="1360"/>
+        <w:gridCol w:w="2608"/>
+        <w:gridCol w:w="1814"/>
+        <w:gridCol w:w="1020"/>
+        <w:gridCol w:w="907"/>
       </w:tblGrid>
       <w:tr>
         <w:trPr>

--- a/deliverables/2026_산자부_연구노트_D2O_현장점검제출본.docx
+++ b/deliverables/2026_산자부_연구노트_D2O_현장점검제출본.docx
@@ -12864,6 +12864,104 @@
               <w:rPr>
                 <w:rFonts w:ascii="맑은 고딕" w:hAnsi="맑은 고딕" w:eastAsia="맑은 고딕"/>
                 <w:b w:val="0"/>
+                <w:sz w:val="17"/>
+              </w:rPr>
+              <w:t>2026. 9. 23.</w:t>
+            </w:r>
+          </w:p>
+        </w:tc>
+        <w:tc>
+          <w:tcPr>
+            <w:tcW w:type="dxa" w:w="2608"/>
+          </w:tcPr>
+          <w:p>
+            <w:pPr>
+              <w:spacing w:after="20" w:line="252" w:lineRule="auto"/>
+            </w:pPr>
+            <w:r/>
+            <w:r>
+              <w:rPr>
+                <w:rFonts w:ascii="맑은 고딕" w:hAnsi="맑은 고딕" w:eastAsia="맑은 고딕"/>
+                <w:b w:val="0"/>
+                <w:sz w:val="17"/>
+              </w:rPr>
+              <w:t>베트남 국립농업대학교 및 농업농촌개발부 공무원</w:t>
+            </w:r>
+          </w:p>
+        </w:tc>
+        <w:tc>
+          <w:tcPr>
+            <w:tcW w:type="dxa" w:w="1361"/>
+          </w:tcPr>
+          <w:p>
+            <w:pPr>
+              <w:spacing w:after="20" w:line="252" w:lineRule="auto"/>
+            </w:pPr>
+            <w:r/>
+            <w:r>
+              <w:rPr>
+                <w:rFonts w:ascii="맑은 고딕" w:hAnsi="맑은 고딕" w:eastAsia="맑은 고딕"/>
+                <w:b w:val="0"/>
+                <w:sz w:val="17"/>
+              </w:rPr>
+              <w:t>송영신목장</w:t>
+            </w:r>
+          </w:p>
+        </w:tc>
+        <w:tc>
+          <w:tcPr>
+            <w:tcW w:type="dxa" w:w="3175"/>
+          </w:tcPr>
+          <w:p>
+            <w:pPr>
+              <w:spacing w:after="20" w:line="252" w:lineRule="auto"/>
+            </w:pPr>
+            <w:r/>
+            <w:r>
+              <w:rPr>
+                <w:rFonts w:ascii="맑은 고딕" w:hAnsi="맑은 고딕" w:eastAsia="맑은 고딕"/>
+                <w:b w:val="0"/>
+                <w:sz w:val="17"/>
+              </w:rPr>
+              <w:t>목장 견학, HBP 침상 운영과 본 과제 설명</w:t>
+            </w:r>
+          </w:p>
+        </w:tc>
+        <w:tc>
+          <w:tcPr>
+            <w:tcW w:type="dxa" w:w="907"/>
+          </w:tcPr>
+          <w:p>
+            <w:pPr>
+              <w:spacing w:after="20" w:line="252" w:lineRule="auto"/>
+              <w:jc w:val="center"/>
+            </w:pPr>
+            <w:r/>
+            <w:r>
+              <w:rPr>
+                <w:rFonts w:ascii="맑은 고딕" w:hAnsi="맑은 고딕" w:eastAsia="맑은 고딕"/>
+                <w:b w:val="0"/>
+                <w:sz w:val="17"/>
+              </w:rPr>
+              <w:t>19</w:t>
+            </w:r>
+          </w:p>
+        </w:tc>
+      </w:tr>
+      <w:tr>
+        <w:tc>
+          <w:tcPr>
+            <w:tcW w:type="dxa" w:w="1587"/>
+          </w:tcPr>
+          <w:p>
+            <w:pPr>
+              <w:spacing w:after="20" w:line="252" w:lineRule="auto"/>
+            </w:pPr>
+            <w:r/>
+            <w:r>
+              <w:rPr>
+                <w:rFonts w:ascii="맑은 고딕" w:hAnsi="맑은 고딕" w:eastAsia="맑은 고딕"/>
+                <w:b w:val="0"/>
                 <w:color w:val="C00000"/>
                 <w:sz w:val="17"/>
               </w:rPr>
@@ -13101,7 +13199,7 @@
                 <w:b w:val="0"/>
                 <w:sz w:val="18"/>
               </w:rPr>
-              <w:t>• 국내 정책기관(경기도·농식품부), 대학(연암대·건국대), 해외 연수단(우즈베키스탄·라오스)과 해외 현지(3개국)에 HBP와 갈전구리 과제를 소개함</w:t>
+              <w:t>• 국내 정책기관(경기도·농식품부), 대학(연암대·건국대), 해외 연수단·방문단(우즈베키스탄·베트남·라오스)과 해외 현지(3개국)에 HBP와 갈전구리 과제를 소개함</w:t>
             </w:r>
           </w:p>
           <w:p>
@@ -13209,7 +13307,7 @@
                 <w:b w:val="0"/>
                 <w:sz w:val="18"/>
               </w:rPr>
-              <w:t>사진 14~18, 행사 안내문·현수막·방명록</w:t>
+              <w:t>사진 14~19, 행사 안내문·현수막·방명록</w:t>
             </w:r>
           </w:p>
         </w:tc>
@@ -13515,12 +13613,57 @@
         <w:tblLook w:firstColumn="1" w:firstRow="1" w:lastColumn="0" w:lastRow="0" w:noHBand="0" w:noVBand="1" w:val="04A0"/>
       </w:tblPr>
       <w:tblGrid>
-        <w:gridCol w:w="9638"/>
+        <w:gridCol w:w="4819"/>
+        <w:gridCol w:w="4819"/>
       </w:tblGrid>
       <w:tr>
         <w:tc>
           <w:tcPr>
-            <w:tcW w:type="dxa" w:w="9638"/>
+            <w:tcW w:type="dxa" w:w="4819"/>
+          </w:tcPr>
+          <w:p>
+            <w:pPr>
+              <w:jc w:val="center"/>
+            </w:pPr>
+            <w:r>
+              <w:drawing>
+                <wp:inline xmlns:a="http://schemas.openxmlformats.org/drawingml/2006/main" xmlns:pic="http://schemas.openxmlformats.org/drawingml/2006/picture">
+                  <wp:extent cx="1350000" cy="1800000"/>
+                  <wp:docPr id="19" name="Picture 19"/>
+                  <wp:cNvGraphicFramePr>
+                    <a:graphicFrameLocks noChangeAspect="1"/>
+                  </wp:cNvGraphicFramePr>
+                  <a:graphic>
+                    <a:graphicData uri="http://schemas.openxmlformats.org/drawingml/2006/picture">
+                      <pic:pic>
+                        <pic:nvPicPr>
+                          <pic:cNvPr id="0" name="pr-0923-vietnam-vnua-mard-visit.jpg"/>
+                          <pic:cNvPicPr/>
+                        </pic:nvPicPr>
+                        <pic:blipFill>
+                          <a:blip r:embed="rId28"/>
+                          <a:stretch>
+                            <a:fillRect/>
+                          </a:stretch>
+                        </pic:blipFill>
+                        <pic:spPr>
+                          <a:xfrm>
+                            <a:off x="0" y="0"/>
+                            <a:ext cx="1350000" cy="1800000"/>
+                          </a:xfrm>
+                          <a:prstGeom prst="rect"/>
+                        </pic:spPr>
+                      </pic:pic>
+                    </a:graphicData>
+                  </a:graphic>
+                </wp:inline>
+              </w:drawing>
+            </w:r>
+          </w:p>
+        </w:tc>
+        <w:tc>
+          <w:tcPr>
+            <w:tcW w:type="dxa" w:w="4819"/>
           </w:tcPr>
           <w:p>
             <w:pPr>
@@ -13530,7 +13673,7 @@
               <w:drawing>
                 <wp:inline xmlns:a="http://schemas.openxmlformats.org/drawingml/2006/main" xmlns:pic="http://schemas.openxmlformats.org/drawingml/2006/picture">
                   <wp:extent cx="2400000" cy="1800000"/>
-                  <wp:docPr id="19" name="Picture 19"/>
+                  <wp:docPr id="20" name="Picture 20"/>
                   <wp:cNvGraphicFramePr>
                     <a:graphicFrameLocks noChangeAspect="1"/>
                   </wp:cNvGraphicFramePr>
@@ -13542,7 +13685,7 @@
                           <pic:cNvPicPr/>
                         </pic:nvPicPr>
                         <pic:blipFill>
-                          <a:blip r:embed="rId28"/>
+                          <a:blip r:embed="rId29"/>
                           <a:stretch>
                             <a:fillRect/>
                           </a:stretch>
@@ -13566,7 +13709,25 @@
       <w:tr>
         <w:tc>
           <w:tcPr>
-            <w:tcW w:type="dxa" w:w="9638"/>
+            <w:tcW w:type="dxa" w:w="4819"/>
+          </w:tcPr>
+          <w:p>
+            <w:pPr>
+              <w:jc w:val="center"/>
+            </w:pPr>
+            <w:r>
+              <w:rPr>
+                <w:rFonts w:ascii="맑은 고딕" w:hAnsi="맑은 고딕" w:eastAsia="맑은 고딕"/>
+                <w:b w:val="0"/>
+                <w:sz w:val="16"/>
+              </w:rPr>
+              <w:t>〈사진 19〉 베트남 국립농대·농업농촌개발부 공무원 견학 (2026. 9. 23.)</w:t>
+            </w:r>
+          </w:p>
+        </w:tc>
+        <w:tc>
+          <w:tcPr>
+            <w:tcW w:type="dxa" w:w="4819"/>
           </w:tcPr>
           <w:p>
             <w:pPr>

--- a/deliverables/2026_산자부_연구노트_D2O_현장점검제출본.docx
+++ b/deliverables/2026_산자부_연구노트_D2O_현장점검제출본.docx
@@ -12866,7 +12866,7 @@
                 <w:b w:val="0"/>
                 <w:sz w:val="17"/>
               </w:rPr>
-              <w:t>2026. 9. 23.</w:t>
+              <w:t>2026. 9. 8.</w:t>
             </w:r>
           </w:p>
         </w:tc>
@@ -12885,7 +12885,7 @@
                 <w:b w:val="0"/>
                 <w:sz w:val="17"/>
               </w:rPr>
-              <w:t>베트남 국립농업대학교 및 농업농촌개발부 공무원</w:t>
+              <w:t>라오스 농림부 중앙공무원 (KOICA 연수단)</w:t>
             </w:r>
           </w:p>
         </w:tc>
@@ -12943,7 +12943,7 @@
                 <w:b w:val="0"/>
                 <w:sz w:val="17"/>
               </w:rPr>
-              <w:t>19</w:t>
+              <w:t>18</w:t>
             </w:r>
           </w:p>
         </w:tc>
@@ -12962,10 +12962,9 @@
               <w:rPr>
                 <w:rFonts w:ascii="맑은 고딕" w:hAnsi="맑은 고딕" w:eastAsia="맑은 고딕"/>
                 <w:b w:val="0"/>
-                <w:color w:val="C00000"/>
                 <w:sz w:val="17"/>
               </w:rPr>
-              <w:t>〔일자〕</w:t>
+              <w:t>2026. 9. 23.</w:t>
             </w:r>
           </w:p>
         </w:tc>
@@ -12984,7 +12983,7 @@
                 <w:b w:val="0"/>
                 <w:sz w:val="17"/>
               </w:rPr>
-              <w:t>라오스 농림부 중앙공무원 (KOICA 연수단)</w:t>
+              <w:t>베트남 국립농업대학교 및 농업농촌개발부 공무원</w:t>
             </w:r>
           </w:p>
         </w:tc>
@@ -13042,7 +13041,7 @@
                 <w:b w:val="0"/>
                 <w:sz w:val="17"/>
               </w:rPr>
-              <w:t>18</w:t>
+              <w:t>19</w:t>
             </w:r>
           </w:p>
         </w:tc>
@@ -13739,7 +13738,7 @@
                 <w:b w:val="0"/>
                 <w:sz w:val="16"/>
               </w:rPr>
-              <w:t>〈사진 18〉 라오스 농림부 공무원(KOICA 연수) 목장 견학</w:t>
+              <w:t>〈사진 18〉 라오스 농림부 공무원(KOICA 연수) 견학 (2026. 9. 8.)</w:t>
             </w:r>
           </w:p>
         </w:tc>

--- a/deliverables/2026_산자부_연구노트_D2O_현장점검제출본.docx
+++ b/deliverables/2026_산자부_연구노트_D2O_현장점검제출본.docx
@@ -503,7 +503,7 @@
                 <w:b w:val="0"/>
                 <w:sz w:val="20"/>
               </w:rPr>
-              <w:t xml:space="preserve">2026. 7. 1. ~ </w:t>
+              <w:t xml:space="preserve">2026. 5. 1. ~ </w:t>
             </w:r>
             <w:r>
               <w:rPr>
@@ -2945,7 +2945,7 @@
           <w:b w:val="0"/>
           <w:sz w:val="19"/>
         </w:rPr>
-        <w:t>2026. 7. 1.부터 매일 교반·침상 관리를 수기로 기록해 왔고(2026. 9. 21. 일일 점검 9개 항목으로 정리), 2026. 11.부터 교반을 아침·저녁 1일 2회로 표준화하여 수동 작업 기준선을 확보한다. HBP 침상 관리는 CBP(Compost Bedded Pack barn) 운영 기준(1일 2회 교반, 교반 깊이 25~30 cm, 침상 수분 40~60 %)에 피트모스를 적용한 디투오 기준(수분 65 % 이하, 피트모스 약 30 %)을 따른다.</w:t>
+        <w:t>2026. 5. 1.부터 매일 교반·침상 관리를 수기로 기록해 왔고(2026. 9. 21. 일일 점검 9개 항목으로 정리), 2026. 11.부터 교반을 아침·저녁 1일 2회로 표준화하여 수동 작업 기준선을 확보한다. HBP 침상 관리는 CBP(Compost Bedded Pack barn) 운영 기준(1일 2회 교반, 교반 깊이 25~30 cm, 침상 수분 40~60 %)에 피트모스를 적용한 디투오 기준(수분 65 % 이하, 피트모스 약 30 %)을 따른다.</w:t>
       </w:r>
     </w:p>
     <w:tbl>
@@ -4125,7 +4125,7 @@
                 <w:b w:val="0"/>
                 <w:sz w:val="18"/>
               </w:rPr>
-              <w:t>2026. 10. 26.  /  2026. 7. ~ 10. (문헌 조사)</w:t>
+              <w:t>2026. 10. 26.  /  2026. 5. ~ 10. (문헌 조사)</w:t>
             </w:r>
           </w:p>
         </w:tc>
@@ -4844,7 +4844,7 @@
                 <w:b w:val="0"/>
                 <w:sz w:val="18"/>
               </w:rPr>
-              <w:t>2026. 10. 26.  /  2026. 7. ~ 10.</w:t>
+              <w:t>2026. 10. 26.  /  2026. 5. ~ 10.</w:t>
             </w:r>
           </w:p>
         </w:tc>
@@ -5468,7 +5468,7 @@
                 <w:b w:val="0"/>
                 <w:sz w:val="18"/>
               </w:rPr>
-              <w:t>2026. 10. 26.  /  2026. 7. ~ 10.</w:t>
+              <w:t>2026. 10. 26.  /  2026. 5. ~ 10.</w:t>
             </w:r>
           </w:p>
         </w:tc>
@@ -8035,7 +8035,7 @@
                 <w:b w:val="0"/>
                 <w:sz w:val="18"/>
               </w:rPr>
-              <w:t>2026. 10. 26.  /  2026. 7. ~ 10. (문헌·정책 동향 조사)</w:t>
+              <w:t>2026. 10. 26.  /  2026. 5. ~ 10. (문헌·정책 동향 조사)</w:t>
             </w:r>
           </w:p>
         </w:tc>
@@ -8704,7 +8704,7 @@
                 <w:b w:val="0"/>
                 <w:sz w:val="18"/>
               </w:rPr>
-              <w:t>2026. 7. 1.  /  2026. 7. 1. ~ (계속)</w:t>
+              <w:t>2026. 5. 1.  /  2026. 5. 1. ~ (계속)</w:t>
             </w:r>
           </w:p>
         </w:tc>
@@ -8786,7 +8786,7 @@
                 <w:b w:val="0"/>
                 <w:sz w:val="18"/>
               </w:rPr>
-              <w:t>• 2026. 7. 1.부터 56 HP 트랙터 + 로터리로 매일 아침(필요 시 아침·저녁) 교반하고, 교반 시각·침상 상태·베딩 추가·특이사항을 매일 수기 기록</w:t>
+              <w:t>• 2026. 5. 1.부터 56 HP 트랙터 + 로터리로 매일 아침(필요 시 아침·저녁) 교반하고, 교반 시각·침상 상태·베딩 추가·특이사항을 매일 수기 기록</w:t>
             </w:r>
           </w:p>
           <w:p>
@@ -8840,7 +8840,7 @@
                 <w:b w:val="0"/>
                 <w:sz w:val="18"/>
               </w:rPr>
-              <w:t>• 2026. 7. ~ 10.: 매일 교반 수행 및 일일 수기 기록 유지 (기록철 보관)</w:t>
+              <w:t>• 2026. 5. ~ 10.: 매일 교반 수행 및 일일 수기 기록 유지 (기록철 보관)</w:t>
             </w:r>
           </w:p>
           <w:p>
@@ -8948,7 +8948,7 @@
                 <w:b w:val="0"/>
                 <w:sz w:val="18"/>
               </w:rPr>
-              <w:t>일일 수기 기록(2026. 7.~), 일일 깔개 관리 점검표(2026. 9. 21.~), 작업 사진(사진 4~9)</w:t>
+              <w:t>일일 수기 기록(2026. 5.~), 일일 깔개 관리 점검표(2026. 9. 21.~), 작업 사진(사진 4~9)</w:t>
             </w:r>
           </w:p>
         </w:tc>

--- a/deliverables/2026_산자부_연구노트_D2O_현장점검제출본.docx
+++ b/deliverables/2026_산자부_연구노트_D2O_현장점검제출본.docx
@@ -1058,25 +1058,6 @@
     </w:p>
     <w:p>
       <w:pPr>
-        <w:tabs>
-          <w:tab w:pos="9638" w:val="right" w:leader="dot"/>
-        </w:tabs>
-        <w:spacing w:after="40"/>
-        <w:ind w:left="0"/>
-      </w:pPr>
-      <w:r>
-        <w:rPr>
-          <w:rFonts w:ascii="맑은 고딕" w:hAnsi="맑은 고딕" w:eastAsia="맑은 고딕"/>
-          <w:b/>
-          <w:sz w:val="20"/>
-        </w:rPr>
-        <w:t>8. 점검 기록 (연구책임자·관리자)</w:t>
-        <w:tab/>
-        <w:t>16</w:t>
-      </w:r>
-    </w:p>
-    <w:p>
-      <w:pPr>
         <w:spacing w:after="60" w:before="0"/>
       </w:pPr>
       <w:r>
@@ -1228,7 +1209,7 @@
           <w:b w:val="0"/>
           <w:sz w:val="19"/>
         </w:rPr>
-        <w:t>• 구성: 제1부 기술 기초 조사(문헌·운영 경험 정리) / 제2부 실증 활동 기록(일자순) / 제3부 수기 기록지(매일·매주 작성) / 점검 기록.</w:t>
+        <w:t>• 구성: 제1부 기술 기초 조사(문헌·운영 경험 정리) / 제2부 실증 활동 기록(일자순) / 제3부 수기 기록지(매일 작성).</w:t>
       </w:r>
     </w:p>
     <w:p>
@@ -3198,7 +3179,7 @@
                 <w:b w:val="0"/>
                 <w:sz w:val="17"/>
               </w:rPr>
-              <w:t>주 1회 실측 — 기록지 A 하단</w:t>
+              <w:t>측정장비 도입(11월) 후 실측</w:t>
             </w:r>
           </w:p>
         </w:tc>
@@ -3494,65 +3475,6 @@
                 <w:sz w:val="17"/>
               </w:rPr>
               <w:t>기록지 A (베딩 추가)</w:t>
-            </w:r>
-          </w:p>
-        </w:tc>
-      </w:tr>
-      <w:tr>
-        <w:tc>
-          <w:tcPr>
-            <w:tcW w:type="dxa" w:w="1928"/>
-          </w:tcPr>
-          <w:p>
-            <w:pPr>
-              <w:spacing w:after="20" w:line="252" w:lineRule="auto"/>
-            </w:pPr>
-            <w:r/>
-            <w:r>
-              <w:rPr>
-                <w:rFonts w:ascii="맑은 고딕" w:hAnsi="맑은 고딕" w:eastAsia="맑은 고딕"/>
-                <w:b w:val="0"/>
-                <w:sz w:val="17"/>
-              </w:rPr>
-              <w:t>주 1회(월)</w:t>
-            </w:r>
-          </w:p>
-        </w:tc>
-        <w:tc>
-          <w:tcPr>
-            <w:tcW w:type="dxa" w:w="4876"/>
-          </w:tcPr>
-          <w:p>
-            <w:pPr>
-              <w:spacing w:after="20" w:line="252" w:lineRule="auto"/>
-            </w:pPr>
-            <w:r/>
-            <w:r>
-              <w:rPr>
-                <w:rFonts w:ascii="맑은 고딕" w:hAnsi="맑은 고딕" w:eastAsia="맑은 고딕"/>
-                <w:b w:val="0"/>
-                <w:sz w:val="17"/>
-              </w:rPr>
-              <w:t>침상 두께·교반 깊이·온도·수분·암모니아(교반 전·후) 측정</w:t>
-            </w:r>
-          </w:p>
-        </w:tc>
-        <w:tc>
-          <w:tcPr>
-            <w:tcW w:type="dxa" w:w="2835"/>
-          </w:tcPr>
-          <w:p>
-            <w:pPr>
-              <w:spacing w:after="20" w:line="252" w:lineRule="auto"/>
-            </w:pPr>
-            <w:r/>
-            <w:r>
-              <w:rPr>
-                <w:rFonts w:ascii="맑은 고딕" w:hAnsi="맑은 고딕" w:eastAsia="맑은 고딕"/>
-                <w:b w:val="0"/>
-                <w:sz w:val="17"/>
-              </w:rPr>
-              <w:t>기록지 A 하단</w:t>
             </w:r>
           </w:p>
         </w:tc>
@@ -6921,7 +6843,7 @@
                 <w:b w:val="0"/>
                 <w:sz w:val="18"/>
               </w:rPr>
-              <w:t>매회: 수분·냄새 등급, 덩어리·과습 구역 / 매주: 두께·깊이·온도(표층·20 cm)·수분·암모니아(교반 전·후)</w:t>
+              <w:t>매회: 수분·냄새 등급, 덩어리·과습 구역 (측정장비 도입 후 침상 두께·깊이·온도·수분·암모니아를 정기 측정)</w:t>
             </w:r>
           </w:p>
         </w:tc>
@@ -7126,7 +7048,7 @@
                 <w:b w:val="0"/>
                 <w:sz w:val="18"/>
               </w:rPr>
-              <w:t>기록지 A(매일 교반·재료 투입, 주 1회 측정) 작성, 연구책임자 주간 점검·서명</w:t>
+              <w:t>기록지 A(매일 교반·재료 투입) 작성, 연구책임자 주간 점검·서명</w:t>
             </w:r>
           </w:p>
         </w:tc>
@@ -8866,7 +8788,7 @@
                 <w:b w:val="0"/>
                 <w:sz w:val="18"/>
               </w:rPr>
-              <w:t>• 평균 교반 시간·침상 두께·수분·냄새 등급은 11월부터 기록지 A로 정량 집계</w:t>
+              <w:t>• 평균 교반 시간·수분·냄새 등급은 11월부터 기록지 A로 집계</w:t>
             </w:r>
           </w:p>
         </w:tc>
@@ -14024,7 +13946,7 @@
           <w:b/>
           <w:sz w:val="23"/>
         </w:rPr>
-        <w:t>기록지 A. 일일 교반·침상 관리 기록 (1주 1장 — 매일 아침·저녁, 주 1회 측정 포함)</w:t>
+        <w:t>기록지 A. 일일 교반·침상 관리 기록 (1주 1장 — 매일 아침·저녁)</w:t>
       </w:r>
     </w:p>
     <w:p>
@@ -14169,14 +14091,13 @@
         <w:gridCol w:w="1077"/>
         <w:gridCol w:w="1077"/>
         <w:gridCol w:w="1134"/>
-        <w:gridCol w:w="1134"/>
-        <w:gridCol w:w="623"/>
-        <w:gridCol w:w="3345"/>
+        <w:gridCol w:w="1247"/>
+        <w:gridCol w:w="3969"/>
         <w:gridCol w:w="907"/>
       </w:tblGrid>
       <w:tr>
         <w:trPr>
-          <w:trHeight w:val="362" w:hRule="atLeast"/>
+          <w:trHeight w:val="464" w:hRule="atLeast"/>
         </w:trPr>
         <w:tc>
           <w:tcPr>
@@ -14439,7 +14360,7 @@
         </w:tc>
         <w:tc>
           <w:tcPr>
-            <w:tcW w:type="dxa" w:w="1134"/>
+            <w:tcW w:type="dxa" w:w="1247"/>
             <w:shd w:val="clear" w:color="auto" w:fill="EDEDED"/>
           </w:tcPr>
           <w:p>
@@ -14474,42 +14395,7 @@
         </w:tc>
         <w:tc>
           <w:tcPr>
-            <w:tcW w:type="dxa" w:w="624"/>
-            <w:shd w:val="clear" w:color="auto" w:fill="EDEDED"/>
-          </w:tcPr>
-          <w:p>
-            <w:pPr>
-              <w:spacing w:after="20" w:line="252" w:lineRule="auto"/>
-              <w:jc w:val="center"/>
-            </w:pPr>
-            <w:r/>
-            <w:r>
-              <w:rPr>
-                <w:rFonts w:ascii="맑은 고딕" w:hAnsi="맑은 고딕" w:eastAsia="맑은 고딕"/>
-                <w:b/>
-                <w:sz w:val="16"/>
-              </w:rPr>
-              <w:t>주유</w:t>
-            </w:r>
-          </w:p>
-          <w:p>
-            <w:pPr>
-              <w:spacing w:after="20" w:line="252" w:lineRule="auto"/>
-              <w:jc w:val="center"/>
-            </w:pPr>
-            <w:r>
-              <w:rPr>
-                <w:rFonts w:ascii="맑은 고딕" w:hAnsi="맑은 고딕" w:eastAsia="맑은 고딕"/>
-                <w:b/>
-                <w:sz w:val="16"/>
-              </w:rPr>
-              <w:t>(L)</w:t>
-            </w:r>
-          </w:p>
-        </w:tc>
-        <w:tc>
-          <w:tcPr>
-            <w:tcW w:type="dxa" w:w="3345"/>
+            <w:tcW w:type="dxa" w:w="3969"/>
             <w:shd w:val="clear" w:color="auto" w:fill="EDEDED"/>
           </w:tcPr>
           <w:p>
@@ -14552,7 +14438,7 @@
       </w:tr>
       <w:tr>
         <w:trPr>
-          <w:trHeight w:val="362" w:hRule="atLeast"/>
+          <w:trHeight w:val="464" w:hRule="atLeast"/>
         </w:trPr>
         <w:tc>
           <w:tcPr>
@@ -14705,7 +14591,7 @@
         </w:tc>
         <w:tc>
           <w:tcPr>
-            <w:tcW w:type="dxa" w:w="1134"/>
+            <w:tcW w:type="dxa" w:w="1247"/>
           </w:tcPr>
           <w:p>
             <w:pPr>
@@ -14724,18 +14610,7 @@
         </w:tc>
         <w:tc>
           <w:tcPr>
-            <w:tcW w:type="dxa" w:w="624"/>
-          </w:tcPr>
-          <w:p>
-            <w:pPr>
-              <w:spacing w:after="20" w:line="252" w:lineRule="auto"/>
-            </w:pPr>
-            <w:r/>
-          </w:p>
-        </w:tc>
-        <w:tc>
-          <w:tcPr>
-            <w:tcW w:type="dxa" w:w="3345"/>
+            <w:tcW w:type="dxa" w:w="3969"/>
           </w:tcPr>
           <w:p>
             <w:pPr>
@@ -14758,7 +14633,7 @@
       </w:tr>
       <w:tr>
         <w:trPr>
-          <w:trHeight w:val="362" w:hRule="atLeast"/>
+          <w:trHeight w:val="464" w:hRule="atLeast"/>
         </w:trPr>
         <w:tc>
           <w:tcPr>
@@ -14903,7 +14778,7 @@
         </w:tc>
         <w:tc>
           <w:tcPr>
-            <w:tcW w:type="dxa" w:w="1134"/>
+            <w:tcW w:type="dxa" w:w="1247"/>
           </w:tcPr>
           <w:p>
             <w:pPr>
@@ -14922,18 +14797,7 @@
         </w:tc>
         <w:tc>
           <w:tcPr>
-            <w:tcW w:type="dxa" w:w="624"/>
-          </w:tcPr>
-          <w:p>
-            <w:pPr>
-              <w:spacing w:after="20" w:line="252" w:lineRule="auto"/>
-            </w:pPr>
-            <w:r/>
-          </w:p>
-        </w:tc>
-        <w:tc>
-          <w:tcPr>
-            <w:tcW w:type="dxa" w:w="3345"/>
+            <w:tcW w:type="dxa" w:w="3969"/>
           </w:tcPr>
           <w:p>
             <w:pPr>
@@ -14956,7 +14820,7 @@
       </w:tr>
       <w:tr>
         <w:trPr>
-          <w:trHeight w:val="362" w:hRule="atLeast"/>
+          <w:trHeight w:val="464" w:hRule="atLeast"/>
         </w:trPr>
         <w:tc>
           <w:tcPr>
@@ -15109,7 +14973,7 @@
         </w:tc>
         <w:tc>
           <w:tcPr>
-            <w:tcW w:type="dxa" w:w="1134"/>
+            <w:tcW w:type="dxa" w:w="1247"/>
           </w:tcPr>
           <w:p>
             <w:pPr>
@@ -15128,18 +14992,7 @@
         </w:tc>
         <w:tc>
           <w:tcPr>
-            <w:tcW w:type="dxa" w:w="624"/>
-          </w:tcPr>
-          <w:p>
-            <w:pPr>
-              <w:spacing w:after="20" w:line="252" w:lineRule="auto"/>
-            </w:pPr>
-            <w:r/>
-          </w:p>
-        </w:tc>
-        <w:tc>
-          <w:tcPr>
-            <w:tcW w:type="dxa" w:w="3345"/>
+            <w:tcW w:type="dxa" w:w="3969"/>
           </w:tcPr>
           <w:p>
             <w:pPr>
@@ -15162,7 +15015,7 @@
       </w:tr>
       <w:tr>
         <w:trPr>
-          <w:trHeight w:val="362" w:hRule="atLeast"/>
+          <w:trHeight w:val="464" w:hRule="atLeast"/>
         </w:trPr>
         <w:tc>
           <w:tcPr>
@@ -15307,7 +15160,7 @@
         </w:tc>
         <w:tc>
           <w:tcPr>
-            <w:tcW w:type="dxa" w:w="1134"/>
+            <w:tcW w:type="dxa" w:w="1247"/>
           </w:tcPr>
           <w:p>
             <w:pPr>
@@ -15326,18 +15179,7 @@
         </w:tc>
         <w:tc>
           <w:tcPr>
-            <w:tcW w:type="dxa" w:w="624"/>
-          </w:tcPr>
-          <w:p>
-            <w:pPr>
-              <w:spacing w:after="20" w:line="252" w:lineRule="auto"/>
-            </w:pPr>
-            <w:r/>
-          </w:p>
-        </w:tc>
-        <w:tc>
-          <w:tcPr>
-            <w:tcW w:type="dxa" w:w="3345"/>
+            <w:tcW w:type="dxa" w:w="3969"/>
           </w:tcPr>
           <w:p>
             <w:pPr>
@@ -15360,7 +15202,7 @@
       </w:tr>
       <w:tr>
         <w:trPr>
-          <w:trHeight w:val="362" w:hRule="atLeast"/>
+          <w:trHeight w:val="464" w:hRule="atLeast"/>
         </w:trPr>
         <w:tc>
           <w:tcPr>
@@ -15513,7 +15355,7 @@
         </w:tc>
         <w:tc>
           <w:tcPr>
-            <w:tcW w:type="dxa" w:w="1134"/>
+            <w:tcW w:type="dxa" w:w="1247"/>
           </w:tcPr>
           <w:p>
             <w:pPr>
@@ -15532,18 +15374,7 @@
         </w:tc>
         <w:tc>
           <w:tcPr>
-            <w:tcW w:type="dxa" w:w="624"/>
-          </w:tcPr>
-          <w:p>
-            <w:pPr>
-              <w:spacing w:after="20" w:line="252" w:lineRule="auto"/>
-            </w:pPr>
-            <w:r/>
-          </w:p>
-        </w:tc>
-        <w:tc>
-          <w:tcPr>
-            <w:tcW w:type="dxa" w:w="3345"/>
+            <w:tcW w:type="dxa" w:w="3969"/>
           </w:tcPr>
           <w:p>
             <w:pPr>
@@ -15566,7 +15397,7 @@
       </w:tr>
       <w:tr>
         <w:trPr>
-          <w:trHeight w:val="362" w:hRule="atLeast"/>
+          <w:trHeight w:val="464" w:hRule="atLeast"/>
         </w:trPr>
         <w:tc>
           <w:tcPr>
@@ -15711,7 +15542,7 @@
         </w:tc>
         <w:tc>
           <w:tcPr>
-            <w:tcW w:type="dxa" w:w="1134"/>
+            <w:tcW w:type="dxa" w:w="1247"/>
           </w:tcPr>
           <w:p>
             <w:pPr>
@@ -15730,18 +15561,7 @@
         </w:tc>
         <w:tc>
           <w:tcPr>
-            <w:tcW w:type="dxa" w:w="624"/>
-          </w:tcPr>
-          <w:p>
-            <w:pPr>
-              <w:spacing w:after="20" w:line="252" w:lineRule="auto"/>
-            </w:pPr>
-            <w:r/>
-          </w:p>
-        </w:tc>
-        <w:tc>
-          <w:tcPr>
-            <w:tcW w:type="dxa" w:w="3345"/>
+            <w:tcW w:type="dxa" w:w="3969"/>
           </w:tcPr>
           <w:p>
             <w:pPr>
@@ -15764,7 +15584,7 @@
       </w:tr>
       <w:tr>
         <w:trPr>
-          <w:trHeight w:val="362" w:hRule="atLeast"/>
+          <w:trHeight w:val="464" w:hRule="atLeast"/>
         </w:trPr>
         <w:tc>
           <w:tcPr>
@@ -15917,7 +15737,7 @@
         </w:tc>
         <w:tc>
           <w:tcPr>
-            <w:tcW w:type="dxa" w:w="1134"/>
+            <w:tcW w:type="dxa" w:w="1247"/>
           </w:tcPr>
           <w:p>
             <w:pPr>
@@ -15936,18 +15756,7 @@
         </w:tc>
         <w:tc>
           <w:tcPr>
-            <w:tcW w:type="dxa" w:w="624"/>
-          </w:tcPr>
-          <w:p>
-            <w:pPr>
-              <w:spacing w:after="20" w:line="252" w:lineRule="auto"/>
-            </w:pPr>
-            <w:r/>
-          </w:p>
-        </w:tc>
-        <w:tc>
-          <w:tcPr>
-            <w:tcW w:type="dxa" w:w="3345"/>
+            <w:tcW w:type="dxa" w:w="3969"/>
           </w:tcPr>
           <w:p>
             <w:pPr>
@@ -15970,7 +15779,7 @@
       </w:tr>
       <w:tr>
         <w:trPr>
-          <w:trHeight w:val="362" w:hRule="atLeast"/>
+          <w:trHeight w:val="464" w:hRule="atLeast"/>
         </w:trPr>
         <w:tc>
           <w:tcPr>
@@ -16115,7 +15924,7 @@
         </w:tc>
         <w:tc>
           <w:tcPr>
-            <w:tcW w:type="dxa" w:w="1134"/>
+            <w:tcW w:type="dxa" w:w="1247"/>
           </w:tcPr>
           <w:p>
             <w:pPr>
@@ -16134,18 +15943,7 @@
         </w:tc>
         <w:tc>
           <w:tcPr>
-            <w:tcW w:type="dxa" w:w="624"/>
-          </w:tcPr>
-          <w:p>
-            <w:pPr>
-              <w:spacing w:after="20" w:line="252" w:lineRule="auto"/>
-            </w:pPr>
-            <w:r/>
-          </w:p>
-        </w:tc>
-        <w:tc>
-          <w:tcPr>
-            <w:tcW w:type="dxa" w:w="3345"/>
+            <w:tcW w:type="dxa" w:w="3969"/>
           </w:tcPr>
           <w:p>
             <w:pPr>
@@ -16168,7 +15966,7 @@
       </w:tr>
       <w:tr>
         <w:trPr>
-          <w:trHeight w:val="362" w:hRule="atLeast"/>
+          <w:trHeight w:val="464" w:hRule="atLeast"/>
         </w:trPr>
         <w:tc>
           <w:tcPr>
@@ -16321,7 +16119,7 @@
         </w:tc>
         <w:tc>
           <w:tcPr>
-            <w:tcW w:type="dxa" w:w="1134"/>
+            <w:tcW w:type="dxa" w:w="1247"/>
           </w:tcPr>
           <w:p>
             <w:pPr>
@@ -16340,18 +16138,7 @@
         </w:tc>
         <w:tc>
           <w:tcPr>
-            <w:tcW w:type="dxa" w:w="624"/>
-          </w:tcPr>
-          <w:p>
-            <w:pPr>
-              <w:spacing w:after="20" w:line="252" w:lineRule="auto"/>
-            </w:pPr>
-            <w:r/>
-          </w:p>
-        </w:tc>
-        <w:tc>
-          <w:tcPr>
-            <w:tcW w:type="dxa" w:w="3345"/>
+            <w:tcW w:type="dxa" w:w="3969"/>
           </w:tcPr>
           <w:p>
             <w:pPr>
@@ -16374,7 +16161,7 @@
       </w:tr>
       <w:tr>
         <w:trPr>
-          <w:trHeight w:val="362" w:hRule="atLeast"/>
+          <w:trHeight w:val="464" w:hRule="atLeast"/>
         </w:trPr>
         <w:tc>
           <w:tcPr>
@@ -16519,7 +16306,7 @@
         </w:tc>
         <w:tc>
           <w:tcPr>
-            <w:tcW w:type="dxa" w:w="1134"/>
+            <w:tcW w:type="dxa" w:w="1247"/>
           </w:tcPr>
           <w:p>
             <w:pPr>
@@ -16538,18 +16325,7 @@
         </w:tc>
         <w:tc>
           <w:tcPr>
-            <w:tcW w:type="dxa" w:w="624"/>
-          </w:tcPr>
-          <w:p>
-            <w:pPr>
-              <w:spacing w:after="20" w:line="252" w:lineRule="auto"/>
-            </w:pPr>
-            <w:r/>
-          </w:p>
-        </w:tc>
-        <w:tc>
-          <w:tcPr>
-            <w:tcW w:type="dxa" w:w="3345"/>
+            <w:tcW w:type="dxa" w:w="3969"/>
           </w:tcPr>
           <w:p>
             <w:pPr>
@@ -16572,7 +16348,7 @@
       </w:tr>
       <w:tr>
         <w:trPr>
-          <w:trHeight w:val="362" w:hRule="atLeast"/>
+          <w:trHeight w:val="464" w:hRule="atLeast"/>
         </w:trPr>
         <w:tc>
           <w:tcPr>
@@ -16725,7 +16501,7 @@
         </w:tc>
         <w:tc>
           <w:tcPr>
-            <w:tcW w:type="dxa" w:w="1134"/>
+            <w:tcW w:type="dxa" w:w="1247"/>
           </w:tcPr>
           <w:p>
             <w:pPr>
@@ -16744,18 +16520,7 @@
         </w:tc>
         <w:tc>
           <w:tcPr>
-            <w:tcW w:type="dxa" w:w="624"/>
-          </w:tcPr>
-          <w:p>
-            <w:pPr>
-              <w:spacing w:after="20" w:line="252" w:lineRule="auto"/>
-            </w:pPr>
-            <w:r/>
-          </w:p>
-        </w:tc>
-        <w:tc>
-          <w:tcPr>
-            <w:tcW w:type="dxa" w:w="3345"/>
+            <w:tcW w:type="dxa" w:w="3969"/>
           </w:tcPr>
           <w:p>
             <w:pPr>
@@ -16778,7 +16543,7 @@
       </w:tr>
       <w:tr>
         <w:trPr>
-          <w:trHeight w:val="362" w:hRule="atLeast"/>
+          <w:trHeight w:val="464" w:hRule="atLeast"/>
         </w:trPr>
         <w:tc>
           <w:tcPr>
@@ -16923,7 +16688,7 @@
         </w:tc>
         <w:tc>
           <w:tcPr>
-            <w:tcW w:type="dxa" w:w="1134"/>
+            <w:tcW w:type="dxa" w:w="1247"/>
           </w:tcPr>
           <w:p>
             <w:pPr>
@@ -16942,18 +16707,7 @@
         </w:tc>
         <w:tc>
           <w:tcPr>
-            <w:tcW w:type="dxa" w:w="624"/>
-          </w:tcPr>
-          <w:p>
-            <w:pPr>
-              <w:spacing w:after="20" w:line="252" w:lineRule="auto"/>
-            </w:pPr>
-            <w:r/>
-          </w:p>
-        </w:tc>
-        <w:tc>
-          <w:tcPr>
-            <w:tcW w:type="dxa" w:w="3345"/>
+            <w:tcW w:type="dxa" w:w="3969"/>
           </w:tcPr>
           <w:p>
             <w:pPr>
@@ -16976,7 +16730,7 @@
       </w:tr>
       <w:tr>
         <w:trPr>
-          <w:trHeight w:val="362" w:hRule="atLeast"/>
+          <w:trHeight w:val="464" w:hRule="atLeast"/>
         </w:trPr>
         <w:tc>
           <w:tcPr>
@@ -17129,7 +16883,7 @@
         </w:tc>
         <w:tc>
           <w:tcPr>
-            <w:tcW w:type="dxa" w:w="1134"/>
+            <w:tcW w:type="dxa" w:w="1247"/>
           </w:tcPr>
           <w:p>
             <w:pPr>
@@ -17148,18 +16902,7 @@
         </w:tc>
         <w:tc>
           <w:tcPr>
-            <w:tcW w:type="dxa" w:w="624"/>
-          </w:tcPr>
-          <w:p>
-            <w:pPr>
-              <w:spacing w:after="20" w:line="252" w:lineRule="auto"/>
-            </w:pPr>
-            <w:r/>
-          </w:p>
-        </w:tc>
-        <w:tc>
-          <w:tcPr>
-            <w:tcW w:type="dxa" w:w="3345"/>
+            <w:tcW w:type="dxa" w:w="3969"/>
           </w:tcPr>
           <w:p>
             <w:pPr>
@@ -17182,7 +16925,7 @@
       </w:tr>
       <w:tr>
         <w:trPr>
-          <w:trHeight w:val="362" w:hRule="atLeast"/>
+          <w:trHeight w:val="464" w:hRule="atLeast"/>
         </w:trPr>
         <w:tc>
           <w:tcPr>
@@ -17327,7 +17070,7 @@
         </w:tc>
         <w:tc>
           <w:tcPr>
-            <w:tcW w:type="dxa" w:w="1134"/>
+            <w:tcW w:type="dxa" w:w="1247"/>
           </w:tcPr>
           <w:p>
             <w:pPr>
@@ -17346,18 +17089,7 @@
         </w:tc>
         <w:tc>
           <w:tcPr>
-            <w:tcW w:type="dxa" w:w="624"/>
-          </w:tcPr>
-          <w:p>
-            <w:pPr>
-              <w:spacing w:after="20" w:line="252" w:lineRule="auto"/>
-            </w:pPr>
-            <w:r/>
-          </w:p>
-        </w:tc>
-        <w:tc>
-          <w:tcPr>
-            <w:tcW w:type="dxa" w:w="3345"/>
+            <w:tcW w:type="dxa" w:w="3969"/>
           </w:tcPr>
           <w:p>
             <w:pPr>
@@ -17386,501 +17118,7 @@
     </w:p>
     <w:p>
       <w:pPr>
-        <w:spacing w:after="20" w:before="20"/>
-      </w:pPr>
-      <w:r>
-        <w:rPr>
-          <w:rFonts w:ascii="맑은 고딕" w:hAnsi="맑은 고딕" w:eastAsia="맑은 고딕"/>
-          <w:b/>
-          <w:sz w:val="18"/>
-        </w:rPr>
-        <w:t>주 1회 측정 (월요일 아침 교반 후)   측정일: ________   측정자: ________</w:t>
-      </w:r>
-    </w:p>
-    <w:tbl>
-      <w:tblPr>
-        <w:tblStyle w:val="TableGrid"/>
-        <w:tblW w:type="auto" w:w="0"/>
-        <w:jc w:val="center"/>
-        <w:tblLayout w:type="fixed"/>
-        <w:tblLook w:firstColumn="1" w:firstRow="1" w:lastColumn="0" w:lastRow="0" w:noHBand="0" w:noVBand="1" w:val="04A0"/>
-      </w:tblPr>
-      <w:tblGrid>
-        <w:gridCol w:w="1814"/>
-        <w:gridCol w:w="1587"/>
-        <w:gridCol w:w="1587"/>
-        <w:gridCol w:w="2041"/>
-        <w:gridCol w:w="1814"/>
-        <w:gridCol w:w="2381"/>
-        <w:gridCol w:w="1360"/>
-        <w:gridCol w:w="1360"/>
-      </w:tblGrid>
-      <w:tr>
-        <w:trPr>
-          <w:trHeight w:val="340" w:hRule="atLeast"/>
-        </w:trPr>
-        <w:tc>
-          <w:tcPr>
-            <w:tcW w:type="dxa" w:w="1814"/>
-            <w:shd w:val="clear" w:color="auto" w:fill="EDEDED"/>
-          </w:tcPr>
-          <w:p>
-            <w:pPr>
-              <w:spacing w:after="20" w:line="252" w:lineRule="auto"/>
-              <w:jc w:val="center"/>
-            </w:pPr>
-            <w:r/>
-            <w:r>
-              <w:rPr>
-                <w:rFonts w:ascii="맑은 고딕" w:hAnsi="맑은 고딕" w:eastAsia="맑은 고딕"/>
-                <w:b/>
-                <w:sz w:val="16"/>
-              </w:rPr>
-              <w:t>동</w:t>
-            </w:r>
-          </w:p>
-        </w:tc>
-        <w:tc>
-          <w:tcPr>
-            <w:tcW w:type="dxa" w:w="1587"/>
-            <w:shd w:val="clear" w:color="auto" w:fill="EDEDED"/>
-          </w:tcPr>
-          <w:p>
-            <w:pPr>
-              <w:spacing w:after="20" w:line="252" w:lineRule="auto"/>
-              <w:jc w:val="center"/>
-            </w:pPr>
-            <w:r/>
-            <w:r>
-              <w:rPr>
-                <w:rFonts w:ascii="맑은 고딕" w:hAnsi="맑은 고딕" w:eastAsia="맑은 고딕"/>
-                <w:b/>
-                <w:sz w:val="16"/>
-              </w:rPr>
-              <w:t>침상 두께 (cm)</w:t>
-            </w:r>
-          </w:p>
-        </w:tc>
-        <w:tc>
-          <w:tcPr>
-            <w:tcW w:type="dxa" w:w="1587"/>
-            <w:shd w:val="clear" w:color="auto" w:fill="EDEDED"/>
-          </w:tcPr>
-          <w:p>
-            <w:pPr>
-              <w:spacing w:after="20" w:line="252" w:lineRule="auto"/>
-              <w:jc w:val="center"/>
-            </w:pPr>
-            <w:r/>
-            <w:r>
-              <w:rPr>
-                <w:rFonts w:ascii="맑은 고딕" w:hAnsi="맑은 고딕" w:eastAsia="맑은 고딕"/>
-                <w:b/>
-                <w:sz w:val="16"/>
-              </w:rPr>
-              <w:t>교반 깊이 (cm)</w:t>
-            </w:r>
-          </w:p>
-        </w:tc>
-        <w:tc>
-          <w:tcPr>
-            <w:tcW w:type="dxa" w:w="2041"/>
-            <w:shd w:val="clear" w:color="auto" w:fill="EDEDED"/>
-          </w:tcPr>
-          <w:p>
-            <w:pPr>
-              <w:spacing w:after="20" w:line="252" w:lineRule="auto"/>
-              <w:jc w:val="center"/>
-            </w:pPr>
-            <w:r/>
-            <w:r>
-              <w:rPr>
-                <w:rFonts w:ascii="맑은 고딕" w:hAnsi="맑은 고딕" w:eastAsia="맑은 고딕"/>
-                <w:b/>
-                <w:sz w:val="16"/>
-              </w:rPr>
-              <w:t>온도 표층 / 20 cm (℃)</w:t>
-            </w:r>
-          </w:p>
-        </w:tc>
-        <w:tc>
-          <w:tcPr>
-            <w:tcW w:type="dxa" w:w="1814"/>
-            <w:shd w:val="clear" w:color="auto" w:fill="EDEDED"/>
-          </w:tcPr>
-          <w:p>
-            <w:pPr>
-              <w:spacing w:after="20" w:line="252" w:lineRule="auto"/>
-              <w:jc w:val="center"/>
-            </w:pPr>
-            <w:r/>
-            <w:r>
-              <w:rPr>
-                <w:rFonts w:ascii="맑은 고딕" w:hAnsi="맑은 고딕" w:eastAsia="맑은 고딕"/>
-                <w:b/>
-                <w:sz w:val="16"/>
-              </w:rPr>
-              <w:t>수분 (등급 / %)</w:t>
-            </w:r>
-          </w:p>
-        </w:tc>
-        <w:tc>
-          <w:tcPr>
-            <w:tcW w:type="dxa" w:w="2381"/>
-            <w:shd w:val="clear" w:color="auto" w:fill="EDEDED"/>
-          </w:tcPr>
-          <w:p>
-            <w:pPr>
-              <w:spacing w:after="20" w:line="252" w:lineRule="auto"/>
-              <w:jc w:val="center"/>
-            </w:pPr>
-            <w:r/>
-            <w:r>
-              <w:rPr>
-                <w:rFonts w:ascii="맑은 고딕" w:hAnsi="맑은 고딕" w:eastAsia="맑은 고딕"/>
-                <w:b/>
-                <w:sz w:val="16"/>
-              </w:rPr>
-              <w:t>암모니아 교반 전 / 후 (ppm)</w:t>
-            </w:r>
-          </w:p>
-        </w:tc>
-        <w:tc>
-          <w:tcPr>
-            <w:tcW w:type="dxa" w:w="1361"/>
-            <w:shd w:val="clear" w:color="auto" w:fill="EDEDED"/>
-          </w:tcPr>
-          <w:p>
-            <w:pPr>
-              <w:spacing w:after="20" w:line="252" w:lineRule="auto"/>
-              <w:jc w:val="center"/>
-            </w:pPr>
-            <w:r/>
-            <w:r>
-              <w:rPr>
-                <w:rFonts w:ascii="맑은 고딕" w:hAnsi="맑은 고딕" w:eastAsia="맑은 고딕"/>
-                <w:b/>
-                <w:sz w:val="16"/>
-              </w:rPr>
-              <w:t>통로 분뇨 배출</w:t>
-            </w:r>
-          </w:p>
-        </w:tc>
-        <w:tc>
-          <w:tcPr>
-            <w:tcW w:type="dxa" w:w="1361"/>
-            <w:shd w:val="clear" w:color="auto" w:fill="EDEDED"/>
-          </w:tcPr>
-          <w:p>
-            <w:pPr>
-              <w:spacing w:after="20" w:line="252" w:lineRule="auto"/>
-              <w:jc w:val="center"/>
-            </w:pPr>
-            <w:r/>
-            <w:r>
-              <w:rPr>
-                <w:rFonts w:ascii="맑은 고딕" w:hAnsi="맑은 고딕" w:eastAsia="맑은 고딕"/>
-                <w:b/>
-                <w:sz w:val="16"/>
-              </w:rPr>
-              <w:t>베딩 사용 경과일</w:t>
-            </w:r>
-          </w:p>
-        </w:tc>
-      </w:tr>
-      <w:tr>
-        <w:trPr>
-          <w:trHeight w:val="340" w:hRule="atLeast"/>
-        </w:trPr>
-        <w:tc>
-          <w:tcPr>
-            <w:tcW w:type="dxa" w:w="1814"/>
-          </w:tcPr>
-          <w:p>
-            <w:pPr>
-              <w:spacing w:after="20" w:line="252" w:lineRule="auto"/>
-              <w:jc w:val="center"/>
-            </w:pPr>
-            <w:r/>
-            <w:r>
-              <w:rPr>
-                <w:rFonts w:ascii="맑은 고딕" w:hAnsi="맑은 고딕" w:eastAsia="맑은 고딕"/>
-                <w:b w:val="0"/>
-                <w:sz w:val="16"/>
-              </w:rPr>
-              <w:t>건유·육성우동</w:t>
-            </w:r>
-          </w:p>
-        </w:tc>
-        <w:tc>
-          <w:tcPr>
-            <w:tcW w:type="dxa" w:w="1587"/>
-          </w:tcPr>
-          <w:p>
-            <w:pPr>
-              <w:spacing w:after="20" w:line="252" w:lineRule="auto"/>
-            </w:pPr>
-            <w:r/>
-          </w:p>
-        </w:tc>
-        <w:tc>
-          <w:tcPr>
-            <w:tcW w:type="dxa" w:w="1587"/>
-          </w:tcPr>
-          <w:p>
-            <w:pPr>
-              <w:spacing w:after="20" w:line="252" w:lineRule="auto"/>
-            </w:pPr>
-            <w:r/>
-          </w:p>
-        </w:tc>
-        <w:tc>
-          <w:tcPr>
-            <w:tcW w:type="dxa" w:w="2041"/>
-          </w:tcPr>
-          <w:p>
-            <w:pPr>
-              <w:spacing w:after="20" w:line="252" w:lineRule="auto"/>
-            </w:pPr>
-            <w:r/>
-            <w:r>
-              <w:rPr>
-                <w:rFonts w:ascii="맑은 고딕" w:hAnsi="맑은 고딕" w:eastAsia="맑은 고딕"/>
-                <w:b w:val="0"/>
-                <w:sz w:val="16"/>
-              </w:rPr>
-              <w:t xml:space="preserve">  /  </w:t>
-            </w:r>
-          </w:p>
-        </w:tc>
-        <w:tc>
-          <w:tcPr>
-            <w:tcW w:type="dxa" w:w="1814"/>
-          </w:tcPr>
-          <w:p>
-            <w:pPr>
-              <w:spacing w:after="20" w:line="252" w:lineRule="auto"/>
-            </w:pPr>
-            <w:r/>
-            <w:r>
-              <w:rPr>
-                <w:rFonts w:ascii="맑은 고딕" w:hAnsi="맑은 고딕" w:eastAsia="맑은 고딕"/>
-                <w:b w:val="0"/>
-                <w:sz w:val="16"/>
-              </w:rPr>
-              <w:t xml:space="preserve">  /  </w:t>
-            </w:r>
-          </w:p>
-        </w:tc>
-        <w:tc>
-          <w:tcPr>
-            <w:tcW w:type="dxa" w:w="2381"/>
-          </w:tcPr>
-          <w:p>
-            <w:pPr>
-              <w:spacing w:after="20" w:line="252" w:lineRule="auto"/>
-            </w:pPr>
-            <w:r/>
-            <w:r>
-              <w:rPr>
-                <w:rFonts w:ascii="맑은 고딕" w:hAnsi="맑은 고딕" w:eastAsia="맑은 고딕"/>
-                <w:b w:val="0"/>
-                <w:sz w:val="16"/>
-              </w:rPr>
-              <w:t xml:space="preserve">  /  </w:t>
-            </w:r>
-          </w:p>
-        </w:tc>
-        <w:tc>
-          <w:tcPr>
-            <w:tcW w:type="dxa" w:w="1361"/>
-          </w:tcPr>
-          <w:p>
-            <w:pPr>
-              <w:spacing w:after="20" w:line="252" w:lineRule="auto"/>
-            </w:pPr>
-            <w:r/>
-            <w:r>
-              <w:rPr>
-                <w:rFonts w:ascii="맑은 고딕" w:hAnsi="맑은 고딕" w:eastAsia="맑은 고딕"/>
-                <w:b w:val="0"/>
-                <w:sz w:val="16"/>
-              </w:rPr>
-              <w:t>☐ 매일</w:t>
-            </w:r>
-          </w:p>
-        </w:tc>
-        <w:tc>
-          <w:tcPr>
-            <w:tcW w:type="dxa" w:w="1361"/>
-          </w:tcPr>
-          <w:p>
-            <w:pPr>
-              <w:spacing w:after="20" w:line="252" w:lineRule="auto"/>
-            </w:pPr>
-            <w:r/>
-            <w:r>
-              <w:rPr>
-                <w:rFonts w:ascii="맑은 고딕" w:hAnsi="맑은 고딕" w:eastAsia="맑은 고딕"/>
-                <w:b w:val="0"/>
-                <w:sz w:val="16"/>
-              </w:rPr>
-              <w:t xml:space="preserve">   일</w:t>
-            </w:r>
-          </w:p>
-        </w:tc>
-      </w:tr>
-      <w:tr>
-        <w:trPr>
-          <w:trHeight w:val="340" w:hRule="atLeast"/>
-        </w:trPr>
-        <w:tc>
-          <w:tcPr>
-            <w:tcW w:type="dxa" w:w="1814"/>
-          </w:tcPr>
-          <w:p>
-            <w:pPr>
-              <w:spacing w:after="20" w:line="252" w:lineRule="auto"/>
-              <w:jc w:val="center"/>
-            </w:pPr>
-            <w:r/>
-            <w:r>
-              <w:rPr>
-                <w:rFonts w:ascii="맑은 고딕" w:hAnsi="맑은 고딕" w:eastAsia="맑은 고딕"/>
-                <w:b w:val="0"/>
-                <w:sz w:val="16"/>
-              </w:rPr>
-              <w:t>착유장</w:t>
-            </w:r>
-          </w:p>
-        </w:tc>
-        <w:tc>
-          <w:tcPr>
-            <w:tcW w:type="dxa" w:w="1587"/>
-          </w:tcPr>
-          <w:p>
-            <w:pPr>
-              <w:spacing w:after="20" w:line="252" w:lineRule="auto"/>
-            </w:pPr>
-            <w:r/>
-          </w:p>
-        </w:tc>
-        <w:tc>
-          <w:tcPr>
-            <w:tcW w:type="dxa" w:w="1587"/>
-          </w:tcPr>
-          <w:p>
-            <w:pPr>
-              <w:spacing w:after="20" w:line="252" w:lineRule="auto"/>
-            </w:pPr>
-            <w:r/>
-          </w:p>
-        </w:tc>
-        <w:tc>
-          <w:tcPr>
-            <w:tcW w:type="dxa" w:w="2041"/>
-          </w:tcPr>
-          <w:p>
-            <w:pPr>
-              <w:spacing w:after="20" w:line="252" w:lineRule="auto"/>
-            </w:pPr>
-            <w:r/>
-            <w:r>
-              <w:rPr>
-                <w:rFonts w:ascii="맑은 고딕" w:hAnsi="맑은 고딕" w:eastAsia="맑은 고딕"/>
-                <w:b w:val="0"/>
-                <w:sz w:val="16"/>
-              </w:rPr>
-              <w:t xml:space="preserve">  /  </w:t>
-            </w:r>
-          </w:p>
-        </w:tc>
-        <w:tc>
-          <w:tcPr>
-            <w:tcW w:type="dxa" w:w="1814"/>
-          </w:tcPr>
-          <w:p>
-            <w:pPr>
-              <w:spacing w:after="20" w:line="252" w:lineRule="auto"/>
-            </w:pPr>
-            <w:r/>
-            <w:r>
-              <w:rPr>
-                <w:rFonts w:ascii="맑은 고딕" w:hAnsi="맑은 고딕" w:eastAsia="맑은 고딕"/>
-                <w:b w:val="0"/>
-                <w:sz w:val="16"/>
-              </w:rPr>
-              <w:t xml:space="preserve">  /  </w:t>
-            </w:r>
-          </w:p>
-        </w:tc>
-        <w:tc>
-          <w:tcPr>
-            <w:tcW w:type="dxa" w:w="2381"/>
-          </w:tcPr>
-          <w:p>
-            <w:pPr>
-              <w:spacing w:after="20" w:line="252" w:lineRule="auto"/>
-            </w:pPr>
-            <w:r/>
-            <w:r>
-              <w:rPr>
-                <w:rFonts w:ascii="맑은 고딕" w:hAnsi="맑은 고딕" w:eastAsia="맑은 고딕"/>
-                <w:b w:val="0"/>
-                <w:sz w:val="16"/>
-              </w:rPr>
-              <w:t xml:space="preserve">  /  </w:t>
-            </w:r>
-          </w:p>
-        </w:tc>
-        <w:tc>
-          <w:tcPr>
-            <w:tcW w:type="dxa" w:w="1361"/>
-          </w:tcPr>
-          <w:p>
-            <w:pPr>
-              <w:spacing w:after="20" w:line="252" w:lineRule="auto"/>
-            </w:pPr>
-            <w:r/>
-            <w:r>
-              <w:rPr>
-                <w:rFonts w:ascii="맑은 고딕" w:hAnsi="맑은 고딕" w:eastAsia="맑은 고딕"/>
-                <w:b w:val="0"/>
-                <w:sz w:val="16"/>
-              </w:rPr>
-              <w:t>☐ 매일</w:t>
-            </w:r>
-          </w:p>
-        </w:tc>
-        <w:tc>
-          <w:tcPr>
-            <w:tcW w:type="dxa" w:w="1361"/>
-          </w:tcPr>
-          <w:p>
-            <w:pPr>
-              <w:spacing w:after="20" w:line="252" w:lineRule="auto"/>
-            </w:pPr>
-            <w:r/>
-            <w:r>
-              <w:rPr>
-                <w:rFonts w:ascii="맑은 고딕" w:hAnsi="맑은 고딕" w:eastAsia="맑은 고딕"/>
-                <w:b w:val="0"/>
-                <w:sz w:val="16"/>
-              </w:rPr>
-              <w:t xml:space="preserve">   일</w:t>
-            </w:r>
-          </w:p>
-        </w:tc>
-      </w:tr>
-    </w:tbl>
-    <w:p>
-      <w:pPr>
-        <w:spacing w:after="40"/>
-      </w:pPr>
-    </w:p>
-    <w:p>
-      <w:pPr>
-        <w:spacing w:after="60" w:before="20"/>
+        <w:spacing w:after="60" w:before="40"/>
       </w:pPr>
       <w:r>
         <w:rPr>
@@ -17888,1589 +17126,12 @@
           <w:b w:val="0"/>
           <w:sz w:val="17"/>
         </w:rPr>
-        <w:t>주간 점검(연구책임자): ____________ (서명)   점검일: ________     ※ 재료 입고 시 거래명세서, 방문·교육 시 사진·방명록을 이 쪽 뒤에 붙인다.</w:t>
+        <w:t>통로 분뇨 배출(스키드로더) 매일 ☐     주간 점검(연구책임자): ____________ (서명)   점검일: ________     ※ 재료 입고 시 거래명세서, 방문·교육 시 사진·방명록을 이 쪽 뒤에 붙인다.</w:t>
       </w:r>
     </w:p>
-    <w:p>
-      <w:pPr>
-        <w:sectPr>
-          <w:pgSz w:w="16838" w:h="11906" w:orient="landscape"/>
-          <w:pgMar w:top="850" w:right="850" w:bottom="850" w:left="850" w:header="720" w:footer="720" w:gutter="0"/>
-          <w:cols w:space="720"/>
-          <w:docGrid w:linePitch="360"/>
-        </w:sectPr>
-      </w:pPr>
-    </w:p>
-    <w:p>
-      <w:pPr>
-        <w:keepNext/>
-        <w:spacing w:after="100" w:before="200"/>
-      </w:pPr>
-      <w:r>
-        <w:rPr>
-          <w:rFonts w:ascii="맑은 고딕" w:hAnsi="맑은 고딕" w:eastAsia="맑은 고딕"/>
-          <w:b/>
-          <w:sz w:val="26"/>
-        </w:rPr>
-        <w:t>8. 점검 기록 (연구책임자·관리자)</w:t>
-      </w:r>
-    </w:p>
-    <w:p>
-      <w:pPr>
-        <w:spacing w:after="60" w:before="0"/>
-      </w:pPr>
-      <w:r>
-        <w:rPr>
-          <w:rFonts w:ascii="맑은 고딕" w:hAnsi="맑은 고딕" w:eastAsia="맑은 고딕"/>
-          <w:b w:val="0"/>
-          <w:sz w:val="19"/>
-        </w:rPr>
-        <w:t>연구책임자는 매주, 연구관리 담당자는 분기별로 본 노트를 점검하고 아래에 기록한다.</w:t>
-      </w:r>
-    </w:p>
-    <w:tbl>
-      <w:tblPr>
-        <w:tblStyle w:val="TableGrid"/>
-        <w:tblW w:type="auto" w:w="0"/>
-        <w:jc w:val="center"/>
-        <w:tblLayout w:type="fixed"/>
-        <w:tblLook w:firstColumn="1" w:firstRow="1" w:lastColumn="0" w:lastRow="0" w:noHBand="0" w:noVBand="1" w:val="04A0"/>
-      </w:tblPr>
-      <w:tblGrid>
-        <w:gridCol w:w="567"/>
-        <w:gridCol w:w="1360"/>
-        <w:gridCol w:w="1360"/>
-        <w:gridCol w:w="2608"/>
-        <w:gridCol w:w="1814"/>
-        <w:gridCol w:w="1020"/>
-        <w:gridCol w:w="907"/>
-      </w:tblGrid>
-      <w:tr>
-        <w:trPr>
-          <w:trHeight w:val="510" w:hRule="atLeast"/>
-        </w:trPr>
-        <w:tc>
-          <w:tcPr>
-            <w:tcW w:type="dxa" w:w="567"/>
-            <w:shd w:val="clear" w:color="auto" w:fill="EDEDED"/>
-          </w:tcPr>
-          <w:p>
-            <w:pPr>
-              <w:spacing w:after="20" w:line="252" w:lineRule="auto"/>
-              <w:jc w:val="center"/>
-            </w:pPr>
-            <w:r/>
-            <w:r>
-              <w:rPr>
-                <w:rFonts w:ascii="맑은 고딕" w:hAnsi="맑은 고딕" w:eastAsia="맑은 고딕"/>
-                <w:b/>
-                <w:sz w:val="18"/>
-              </w:rPr>
-              <w:t>No.</w:t>
-            </w:r>
-          </w:p>
-        </w:tc>
-        <w:tc>
-          <w:tcPr>
-            <w:tcW w:type="dxa" w:w="1361"/>
-            <w:shd w:val="clear" w:color="auto" w:fill="EDEDED"/>
-          </w:tcPr>
-          <w:p>
-            <w:pPr>
-              <w:spacing w:after="20" w:line="252" w:lineRule="auto"/>
-              <w:jc w:val="center"/>
-            </w:pPr>
-            <w:r/>
-            <w:r>
-              <w:rPr>
-                <w:rFonts w:ascii="맑은 고딕" w:hAnsi="맑은 고딕" w:eastAsia="맑은 고딕"/>
-                <w:b/>
-                <w:sz w:val="18"/>
-              </w:rPr>
-              <w:t>점검일</w:t>
-            </w:r>
-          </w:p>
-        </w:tc>
-        <w:tc>
-          <w:tcPr>
-            <w:tcW w:type="dxa" w:w="1361"/>
-            <w:shd w:val="clear" w:color="auto" w:fill="EDEDED"/>
-          </w:tcPr>
-          <w:p>
-            <w:pPr>
-              <w:spacing w:after="20" w:line="252" w:lineRule="auto"/>
-              <w:jc w:val="center"/>
-            </w:pPr>
-            <w:r/>
-            <w:r>
-              <w:rPr>
-                <w:rFonts w:ascii="맑은 고딕" w:hAnsi="맑은 고딕" w:eastAsia="맑은 고딕"/>
-                <w:b/>
-                <w:sz w:val="18"/>
-              </w:rPr>
-              <w:t>점검 범위 (쪽)</w:t>
-            </w:r>
-          </w:p>
-        </w:tc>
-        <w:tc>
-          <w:tcPr>
-            <w:tcW w:type="dxa" w:w="2608"/>
-            <w:shd w:val="clear" w:color="auto" w:fill="EDEDED"/>
-          </w:tcPr>
-          <w:p>
-            <w:pPr>
-              <w:spacing w:after="20" w:line="252" w:lineRule="auto"/>
-              <w:jc w:val="center"/>
-            </w:pPr>
-            <w:r/>
-            <w:r>
-              <w:rPr>
-                <w:rFonts w:ascii="맑은 고딕" w:hAnsi="맑은 고딕" w:eastAsia="맑은 고딕"/>
-                <w:b/>
-                <w:sz w:val="18"/>
-              </w:rPr>
-              <w:t>점검 결과 · 지적 사항</w:t>
-            </w:r>
-          </w:p>
-        </w:tc>
-        <w:tc>
-          <w:tcPr>
-            <w:tcW w:type="dxa" w:w="1814"/>
-            <w:shd w:val="clear" w:color="auto" w:fill="EDEDED"/>
-          </w:tcPr>
-          <w:p>
-            <w:pPr>
-              <w:spacing w:after="20" w:line="252" w:lineRule="auto"/>
-              <w:jc w:val="center"/>
-            </w:pPr>
-            <w:r/>
-            <w:r>
-              <w:rPr>
-                <w:rFonts w:ascii="맑은 고딕" w:hAnsi="맑은 고딕" w:eastAsia="맑은 고딕"/>
-                <w:b/>
-                <w:sz w:val="18"/>
-              </w:rPr>
-              <w:t>조치 결과</w:t>
-            </w:r>
-          </w:p>
-        </w:tc>
-        <w:tc>
-          <w:tcPr>
-            <w:tcW w:type="dxa" w:w="1020"/>
-            <w:shd w:val="clear" w:color="auto" w:fill="EDEDED"/>
-          </w:tcPr>
-          <w:p>
-            <w:pPr>
-              <w:spacing w:after="20" w:line="252" w:lineRule="auto"/>
-              <w:jc w:val="center"/>
-            </w:pPr>
-            <w:r/>
-            <w:r>
-              <w:rPr>
-                <w:rFonts w:ascii="맑은 고딕" w:hAnsi="맑은 고딕" w:eastAsia="맑은 고딕"/>
-                <w:b/>
-                <w:sz w:val="18"/>
-              </w:rPr>
-              <w:t>점검자</w:t>
-            </w:r>
-          </w:p>
-        </w:tc>
-        <w:tc>
-          <w:tcPr>
-            <w:tcW w:type="dxa" w:w="907"/>
-            <w:shd w:val="clear" w:color="auto" w:fill="EDEDED"/>
-          </w:tcPr>
-          <w:p>
-            <w:pPr>
-              <w:spacing w:after="20" w:line="252" w:lineRule="auto"/>
-              <w:jc w:val="center"/>
-            </w:pPr>
-            <w:r/>
-            <w:r>
-              <w:rPr>
-                <w:rFonts w:ascii="맑은 고딕" w:hAnsi="맑은 고딕" w:eastAsia="맑은 고딕"/>
-                <w:b/>
-                <w:sz w:val="18"/>
-              </w:rPr>
-              <w:t>서명</w:t>
-            </w:r>
-          </w:p>
-        </w:tc>
-      </w:tr>
-      <w:tr>
-        <w:trPr>
-          <w:trHeight w:val="510" w:hRule="atLeast"/>
-        </w:trPr>
-        <w:tc>
-          <w:tcPr>
-            <w:tcW w:type="dxa" w:w="567"/>
-          </w:tcPr>
-          <w:p>
-            <w:pPr>
-              <w:spacing w:after="20" w:line="252" w:lineRule="auto"/>
-              <w:jc w:val="center"/>
-            </w:pPr>
-            <w:r/>
-            <w:r>
-              <w:rPr>
-                <w:rFonts w:ascii="맑은 고딕" w:hAnsi="맑은 고딕" w:eastAsia="맑은 고딕"/>
-                <w:b w:val="0"/>
-                <w:sz w:val="18"/>
-              </w:rPr>
-              <w:t>1</w:t>
-            </w:r>
-          </w:p>
-        </w:tc>
-        <w:tc>
-          <w:tcPr>
-            <w:tcW w:type="dxa" w:w="1361"/>
-          </w:tcPr>
-          <w:p>
-            <w:pPr>
-              <w:spacing w:after="20" w:line="252" w:lineRule="auto"/>
-            </w:pPr>
-            <w:r/>
-          </w:p>
-        </w:tc>
-        <w:tc>
-          <w:tcPr>
-            <w:tcW w:type="dxa" w:w="1361"/>
-          </w:tcPr>
-          <w:p>
-            <w:pPr>
-              <w:spacing w:after="20" w:line="252" w:lineRule="auto"/>
-            </w:pPr>
-            <w:r/>
-          </w:p>
-        </w:tc>
-        <w:tc>
-          <w:tcPr>
-            <w:tcW w:type="dxa" w:w="2608"/>
-          </w:tcPr>
-          <w:p>
-            <w:pPr>
-              <w:spacing w:after="20" w:line="252" w:lineRule="auto"/>
-            </w:pPr>
-            <w:r/>
-          </w:p>
-        </w:tc>
-        <w:tc>
-          <w:tcPr>
-            <w:tcW w:type="dxa" w:w="1814"/>
-          </w:tcPr>
-          <w:p>
-            <w:pPr>
-              <w:spacing w:after="20" w:line="252" w:lineRule="auto"/>
-            </w:pPr>
-            <w:r/>
-          </w:p>
-        </w:tc>
-        <w:tc>
-          <w:tcPr>
-            <w:tcW w:type="dxa" w:w="1020"/>
-          </w:tcPr>
-          <w:p>
-            <w:pPr>
-              <w:spacing w:after="20" w:line="252" w:lineRule="auto"/>
-            </w:pPr>
-            <w:r/>
-          </w:p>
-        </w:tc>
-        <w:tc>
-          <w:tcPr>
-            <w:tcW w:type="dxa" w:w="907"/>
-          </w:tcPr>
-          <w:p>
-            <w:pPr>
-              <w:spacing w:after="20" w:line="252" w:lineRule="auto"/>
-            </w:pPr>
-            <w:r/>
-          </w:p>
-        </w:tc>
-      </w:tr>
-      <w:tr>
-        <w:trPr>
-          <w:trHeight w:val="510" w:hRule="atLeast"/>
-        </w:trPr>
-        <w:tc>
-          <w:tcPr>
-            <w:tcW w:type="dxa" w:w="567"/>
-          </w:tcPr>
-          <w:p>
-            <w:pPr>
-              <w:spacing w:after="20" w:line="252" w:lineRule="auto"/>
-              <w:jc w:val="center"/>
-            </w:pPr>
-            <w:r/>
-            <w:r>
-              <w:rPr>
-                <w:rFonts w:ascii="맑은 고딕" w:hAnsi="맑은 고딕" w:eastAsia="맑은 고딕"/>
-                <w:b w:val="0"/>
-                <w:sz w:val="18"/>
-              </w:rPr>
-              <w:t>2</w:t>
-            </w:r>
-          </w:p>
-        </w:tc>
-        <w:tc>
-          <w:tcPr>
-            <w:tcW w:type="dxa" w:w="1361"/>
-          </w:tcPr>
-          <w:p>
-            <w:pPr>
-              <w:spacing w:after="20" w:line="252" w:lineRule="auto"/>
-            </w:pPr>
-            <w:r/>
-          </w:p>
-        </w:tc>
-        <w:tc>
-          <w:tcPr>
-            <w:tcW w:type="dxa" w:w="1361"/>
-          </w:tcPr>
-          <w:p>
-            <w:pPr>
-              <w:spacing w:after="20" w:line="252" w:lineRule="auto"/>
-            </w:pPr>
-            <w:r/>
-          </w:p>
-        </w:tc>
-        <w:tc>
-          <w:tcPr>
-            <w:tcW w:type="dxa" w:w="2608"/>
-          </w:tcPr>
-          <w:p>
-            <w:pPr>
-              <w:spacing w:after="20" w:line="252" w:lineRule="auto"/>
-            </w:pPr>
-            <w:r/>
-          </w:p>
-        </w:tc>
-        <w:tc>
-          <w:tcPr>
-            <w:tcW w:type="dxa" w:w="1814"/>
-          </w:tcPr>
-          <w:p>
-            <w:pPr>
-              <w:spacing w:after="20" w:line="252" w:lineRule="auto"/>
-            </w:pPr>
-            <w:r/>
-          </w:p>
-        </w:tc>
-        <w:tc>
-          <w:tcPr>
-            <w:tcW w:type="dxa" w:w="1020"/>
-          </w:tcPr>
-          <w:p>
-            <w:pPr>
-              <w:spacing w:after="20" w:line="252" w:lineRule="auto"/>
-            </w:pPr>
-            <w:r/>
-          </w:p>
-        </w:tc>
-        <w:tc>
-          <w:tcPr>
-            <w:tcW w:type="dxa" w:w="907"/>
-          </w:tcPr>
-          <w:p>
-            <w:pPr>
-              <w:spacing w:after="20" w:line="252" w:lineRule="auto"/>
-            </w:pPr>
-            <w:r/>
-          </w:p>
-        </w:tc>
-      </w:tr>
-      <w:tr>
-        <w:trPr>
-          <w:trHeight w:val="510" w:hRule="atLeast"/>
-        </w:trPr>
-        <w:tc>
-          <w:tcPr>
-            <w:tcW w:type="dxa" w:w="567"/>
-          </w:tcPr>
-          <w:p>
-            <w:pPr>
-              <w:spacing w:after="20" w:line="252" w:lineRule="auto"/>
-              <w:jc w:val="center"/>
-            </w:pPr>
-            <w:r/>
-            <w:r>
-              <w:rPr>
-                <w:rFonts w:ascii="맑은 고딕" w:hAnsi="맑은 고딕" w:eastAsia="맑은 고딕"/>
-                <w:b w:val="0"/>
-                <w:sz w:val="18"/>
-              </w:rPr>
-              <w:t>3</w:t>
-            </w:r>
-          </w:p>
-        </w:tc>
-        <w:tc>
-          <w:tcPr>
-            <w:tcW w:type="dxa" w:w="1361"/>
-          </w:tcPr>
-          <w:p>
-            <w:pPr>
-              <w:spacing w:after="20" w:line="252" w:lineRule="auto"/>
-            </w:pPr>
-            <w:r/>
-          </w:p>
-        </w:tc>
-        <w:tc>
-          <w:tcPr>
-            <w:tcW w:type="dxa" w:w="1361"/>
-          </w:tcPr>
-          <w:p>
-            <w:pPr>
-              <w:spacing w:after="20" w:line="252" w:lineRule="auto"/>
-            </w:pPr>
-            <w:r/>
-          </w:p>
-        </w:tc>
-        <w:tc>
-          <w:tcPr>
-            <w:tcW w:type="dxa" w:w="2608"/>
-          </w:tcPr>
-          <w:p>
-            <w:pPr>
-              <w:spacing w:after="20" w:line="252" w:lineRule="auto"/>
-            </w:pPr>
-            <w:r/>
-          </w:p>
-        </w:tc>
-        <w:tc>
-          <w:tcPr>
-            <w:tcW w:type="dxa" w:w="1814"/>
-          </w:tcPr>
-          <w:p>
-            <w:pPr>
-              <w:spacing w:after="20" w:line="252" w:lineRule="auto"/>
-            </w:pPr>
-            <w:r/>
-          </w:p>
-        </w:tc>
-        <w:tc>
-          <w:tcPr>
-            <w:tcW w:type="dxa" w:w="1020"/>
-          </w:tcPr>
-          <w:p>
-            <w:pPr>
-              <w:spacing w:after="20" w:line="252" w:lineRule="auto"/>
-            </w:pPr>
-            <w:r/>
-          </w:p>
-        </w:tc>
-        <w:tc>
-          <w:tcPr>
-            <w:tcW w:type="dxa" w:w="907"/>
-          </w:tcPr>
-          <w:p>
-            <w:pPr>
-              <w:spacing w:after="20" w:line="252" w:lineRule="auto"/>
-            </w:pPr>
-            <w:r/>
-          </w:p>
-        </w:tc>
-      </w:tr>
-      <w:tr>
-        <w:trPr>
-          <w:trHeight w:val="510" w:hRule="atLeast"/>
-        </w:trPr>
-        <w:tc>
-          <w:tcPr>
-            <w:tcW w:type="dxa" w:w="567"/>
-          </w:tcPr>
-          <w:p>
-            <w:pPr>
-              <w:spacing w:after="20" w:line="252" w:lineRule="auto"/>
-              <w:jc w:val="center"/>
-            </w:pPr>
-            <w:r/>
-            <w:r>
-              <w:rPr>
-                <w:rFonts w:ascii="맑은 고딕" w:hAnsi="맑은 고딕" w:eastAsia="맑은 고딕"/>
-                <w:b w:val="0"/>
-                <w:sz w:val="18"/>
-              </w:rPr>
-              <w:t>4</w:t>
-            </w:r>
-          </w:p>
-        </w:tc>
-        <w:tc>
-          <w:tcPr>
-            <w:tcW w:type="dxa" w:w="1361"/>
-          </w:tcPr>
-          <w:p>
-            <w:pPr>
-              <w:spacing w:after="20" w:line="252" w:lineRule="auto"/>
-            </w:pPr>
-            <w:r/>
-          </w:p>
-        </w:tc>
-        <w:tc>
-          <w:tcPr>
-            <w:tcW w:type="dxa" w:w="1361"/>
-          </w:tcPr>
-          <w:p>
-            <w:pPr>
-              <w:spacing w:after="20" w:line="252" w:lineRule="auto"/>
-            </w:pPr>
-            <w:r/>
-          </w:p>
-        </w:tc>
-        <w:tc>
-          <w:tcPr>
-            <w:tcW w:type="dxa" w:w="2608"/>
-          </w:tcPr>
-          <w:p>
-            <w:pPr>
-              <w:spacing w:after="20" w:line="252" w:lineRule="auto"/>
-            </w:pPr>
-            <w:r/>
-          </w:p>
-        </w:tc>
-        <w:tc>
-          <w:tcPr>
-            <w:tcW w:type="dxa" w:w="1814"/>
-          </w:tcPr>
-          <w:p>
-            <w:pPr>
-              <w:spacing w:after="20" w:line="252" w:lineRule="auto"/>
-            </w:pPr>
-            <w:r/>
-          </w:p>
-        </w:tc>
-        <w:tc>
-          <w:tcPr>
-            <w:tcW w:type="dxa" w:w="1020"/>
-          </w:tcPr>
-          <w:p>
-            <w:pPr>
-              <w:spacing w:after="20" w:line="252" w:lineRule="auto"/>
-            </w:pPr>
-            <w:r/>
-          </w:p>
-        </w:tc>
-        <w:tc>
-          <w:tcPr>
-            <w:tcW w:type="dxa" w:w="907"/>
-          </w:tcPr>
-          <w:p>
-            <w:pPr>
-              <w:spacing w:after="20" w:line="252" w:lineRule="auto"/>
-            </w:pPr>
-            <w:r/>
-          </w:p>
-        </w:tc>
-      </w:tr>
-      <w:tr>
-        <w:trPr>
-          <w:trHeight w:val="510" w:hRule="atLeast"/>
-        </w:trPr>
-        <w:tc>
-          <w:tcPr>
-            <w:tcW w:type="dxa" w:w="567"/>
-          </w:tcPr>
-          <w:p>
-            <w:pPr>
-              <w:spacing w:after="20" w:line="252" w:lineRule="auto"/>
-              <w:jc w:val="center"/>
-            </w:pPr>
-            <w:r/>
-            <w:r>
-              <w:rPr>
-                <w:rFonts w:ascii="맑은 고딕" w:hAnsi="맑은 고딕" w:eastAsia="맑은 고딕"/>
-                <w:b w:val="0"/>
-                <w:sz w:val="18"/>
-              </w:rPr>
-              <w:t>5</w:t>
-            </w:r>
-          </w:p>
-        </w:tc>
-        <w:tc>
-          <w:tcPr>
-            <w:tcW w:type="dxa" w:w="1361"/>
-          </w:tcPr>
-          <w:p>
-            <w:pPr>
-              <w:spacing w:after="20" w:line="252" w:lineRule="auto"/>
-            </w:pPr>
-            <w:r/>
-          </w:p>
-        </w:tc>
-        <w:tc>
-          <w:tcPr>
-            <w:tcW w:type="dxa" w:w="1361"/>
-          </w:tcPr>
-          <w:p>
-            <w:pPr>
-              <w:spacing w:after="20" w:line="252" w:lineRule="auto"/>
-            </w:pPr>
-            <w:r/>
-          </w:p>
-        </w:tc>
-        <w:tc>
-          <w:tcPr>
-            <w:tcW w:type="dxa" w:w="2608"/>
-          </w:tcPr>
-          <w:p>
-            <w:pPr>
-              <w:spacing w:after="20" w:line="252" w:lineRule="auto"/>
-            </w:pPr>
-            <w:r/>
-          </w:p>
-        </w:tc>
-        <w:tc>
-          <w:tcPr>
-            <w:tcW w:type="dxa" w:w="1814"/>
-          </w:tcPr>
-          <w:p>
-            <w:pPr>
-              <w:spacing w:after="20" w:line="252" w:lineRule="auto"/>
-            </w:pPr>
-            <w:r/>
-          </w:p>
-        </w:tc>
-        <w:tc>
-          <w:tcPr>
-            <w:tcW w:type="dxa" w:w="1020"/>
-          </w:tcPr>
-          <w:p>
-            <w:pPr>
-              <w:spacing w:after="20" w:line="252" w:lineRule="auto"/>
-            </w:pPr>
-            <w:r/>
-          </w:p>
-        </w:tc>
-        <w:tc>
-          <w:tcPr>
-            <w:tcW w:type="dxa" w:w="907"/>
-          </w:tcPr>
-          <w:p>
-            <w:pPr>
-              <w:spacing w:after="20" w:line="252" w:lineRule="auto"/>
-            </w:pPr>
-            <w:r/>
-          </w:p>
-        </w:tc>
-      </w:tr>
-      <w:tr>
-        <w:trPr>
-          <w:trHeight w:val="510" w:hRule="atLeast"/>
-        </w:trPr>
-        <w:tc>
-          <w:tcPr>
-            <w:tcW w:type="dxa" w:w="567"/>
-          </w:tcPr>
-          <w:p>
-            <w:pPr>
-              <w:spacing w:after="20" w:line="252" w:lineRule="auto"/>
-              <w:jc w:val="center"/>
-            </w:pPr>
-            <w:r/>
-            <w:r>
-              <w:rPr>
-                <w:rFonts w:ascii="맑은 고딕" w:hAnsi="맑은 고딕" w:eastAsia="맑은 고딕"/>
-                <w:b w:val="0"/>
-                <w:sz w:val="18"/>
-              </w:rPr>
-              <w:t>6</w:t>
-            </w:r>
-          </w:p>
-        </w:tc>
-        <w:tc>
-          <w:tcPr>
-            <w:tcW w:type="dxa" w:w="1361"/>
-          </w:tcPr>
-          <w:p>
-            <w:pPr>
-              <w:spacing w:after="20" w:line="252" w:lineRule="auto"/>
-            </w:pPr>
-            <w:r/>
-          </w:p>
-        </w:tc>
-        <w:tc>
-          <w:tcPr>
-            <w:tcW w:type="dxa" w:w="1361"/>
-          </w:tcPr>
-          <w:p>
-            <w:pPr>
-              <w:spacing w:after="20" w:line="252" w:lineRule="auto"/>
-            </w:pPr>
-            <w:r/>
-          </w:p>
-        </w:tc>
-        <w:tc>
-          <w:tcPr>
-            <w:tcW w:type="dxa" w:w="2608"/>
-          </w:tcPr>
-          <w:p>
-            <w:pPr>
-              <w:spacing w:after="20" w:line="252" w:lineRule="auto"/>
-            </w:pPr>
-            <w:r/>
-          </w:p>
-        </w:tc>
-        <w:tc>
-          <w:tcPr>
-            <w:tcW w:type="dxa" w:w="1814"/>
-          </w:tcPr>
-          <w:p>
-            <w:pPr>
-              <w:spacing w:after="20" w:line="252" w:lineRule="auto"/>
-            </w:pPr>
-            <w:r/>
-          </w:p>
-        </w:tc>
-        <w:tc>
-          <w:tcPr>
-            <w:tcW w:type="dxa" w:w="1020"/>
-          </w:tcPr>
-          <w:p>
-            <w:pPr>
-              <w:spacing w:after="20" w:line="252" w:lineRule="auto"/>
-            </w:pPr>
-            <w:r/>
-          </w:p>
-        </w:tc>
-        <w:tc>
-          <w:tcPr>
-            <w:tcW w:type="dxa" w:w="907"/>
-          </w:tcPr>
-          <w:p>
-            <w:pPr>
-              <w:spacing w:after="20" w:line="252" w:lineRule="auto"/>
-            </w:pPr>
-            <w:r/>
-          </w:p>
-        </w:tc>
-      </w:tr>
-      <w:tr>
-        <w:trPr>
-          <w:trHeight w:val="510" w:hRule="atLeast"/>
-        </w:trPr>
-        <w:tc>
-          <w:tcPr>
-            <w:tcW w:type="dxa" w:w="567"/>
-          </w:tcPr>
-          <w:p>
-            <w:pPr>
-              <w:spacing w:after="20" w:line="252" w:lineRule="auto"/>
-              <w:jc w:val="center"/>
-            </w:pPr>
-            <w:r/>
-            <w:r>
-              <w:rPr>
-                <w:rFonts w:ascii="맑은 고딕" w:hAnsi="맑은 고딕" w:eastAsia="맑은 고딕"/>
-                <w:b w:val="0"/>
-                <w:sz w:val="18"/>
-              </w:rPr>
-              <w:t>7</w:t>
-            </w:r>
-          </w:p>
-        </w:tc>
-        <w:tc>
-          <w:tcPr>
-            <w:tcW w:type="dxa" w:w="1361"/>
-          </w:tcPr>
-          <w:p>
-            <w:pPr>
-              <w:spacing w:after="20" w:line="252" w:lineRule="auto"/>
-            </w:pPr>
-            <w:r/>
-          </w:p>
-        </w:tc>
-        <w:tc>
-          <w:tcPr>
-            <w:tcW w:type="dxa" w:w="1361"/>
-          </w:tcPr>
-          <w:p>
-            <w:pPr>
-              <w:spacing w:after="20" w:line="252" w:lineRule="auto"/>
-            </w:pPr>
-            <w:r/>
-          </w:p>
-        </w:tc>
-        <w:tc>
-          <w:tcPr>
-            <w:tcW w:type="dxa" w:w="2608"/>
-          </w:tcPr>
-          <w:p>
-            <w:pPr>
-              <w:spacing w:after="20" w:line="252" w:lineRule="auto"/>
-            </w:pPr>
-            <w:r/>
-          </w:p>
-        </w:tc>
-        <w:tc>
-          <w:tcPr>
-            <w:tcW w:type="dxa" w:w="1814"/>
-          </w:tcPr>
-          <w:p>
-            <w:pPr>
-              <w:spacing w:after="20" w:line="252" w:lineRule="auto"/>
-            </w:pPr>
-            <w:r/>
-          </w:p>
-        </w:tc>
-        <w:tc>
-          <w:tcPr>
-            <w:tcW w:type="dxa" w:w="1020"/>
-          </w:tcPr>
-          <w:p>
-            <w:pPr>
-              <w:spacing w:after="20" w:line="252" w:lineRule="auto"/>
-            </w:pPr>
-            <w:r/>
-          </w:p>
-        </w:tc>
-        <w:tc>
-          <w:tcPr>
-            <w:tcW w:type="dxa" w:w="907"/>
-          </w:tcPr>
-          <w:p>
-            <w:pPr>
-              <w:spacing w:after="20" w:line="252" w:lineRule="auto"/>
-            </w:pPr>
-            <w:r/>
-          </w:p>
-        </w:tc>
-      </w:tr>
-      <w:tr>
-        <w:trPr>
-          <w:trHeight w:val="510" w:hRule="atLeast"/>
-        </w:trPr>
-        <w:tc>
-          <w:tcPr>
-            <w:tcW w:type="dxa" w:w="567"/>
-          </w:tcPr>
-          <w:p>
-            <w:pPr>
-              <w:spacing w:after="20" w:line="252" w:lineRule="auto"/>
-              <w:jc w:val="center"/>
-            </w:pPr>
-            <w:r/>
-            <w:r>
-              <w:rPr>
-                <w:rFonts w:ascii="맑은 고딕" w:hAnsi="맑은 고딕" w:eastAsia="맑은 고딕"/>
-                <w:b w:val="0"/>
-                <w:sz w:val="18"/>
-              </w:rPr>
-              <w:t>8</w:t>
-            </w:r>
-          </w:p>
-        </w:tc>
-        <w:tc>
-          <w:tcPr>
-            <w:tcW w:type="dxa" w:w="1361"/>
-          </w:tcPr>
-          <w:p>
-            <w:pPr>
-              <w:spacing w:after="20" w:line="252" w:lineRule="auto"/>
-            </w:pPr>
-            <w:r/>
-          </w:p>
-        </w:tc>
-        <w:tc>
-          <w:tcPr>
-            <w:tcW w:type="dxa" w:w="1361"/>
-          </w:tcPr>
-          <w:p>
-            <w:pPr>
-              <w:spacing w:after="20" w:line="252" w:lineRule="auto"/>
-            </w:pPr>
-            <w:r/>
-          </w:p>
-        </w:tc>
-        <w:tc>
-          <w:tcPr>
-            <w:tcW w:type="dxa" w:w="2608"/>
-          </w:tcPr>
-          <w:p>
-            <w:pPr>
-              <w:spacing w:after="20" w:line="252" w:lineRule="auto"/>
-            </w:pPr>
-            <w:r/>
-          </w:p>
-        </w:tc>
-        <w:tc>
-          <w:tcPr>
-            <w:tcW w:type="dxa" w:w="1814"/>
-          </w:tcPr>
-          <w:p>
-            <w:pPr>
-              <w:spacing w:after="20" w:line="252" w:lineRule="auto"/>
-            </w:pPr>
-            <w:r/>
-          </w:p>
-        </w:tc>
-        <w:tc>
-          <w:tcPr>
-            <w:tcW w:type="dxa" w:w="1020"/>
-          </w:tcPr>
-          <w:p>
-            <w:pPr>
-              <w:spacing w:after="20" w:line="252" w:lineRule="auto"/>
-            </w:pPr>
-            <w:r/>
-          </w:p>
-        </w:tc>
-        <w:tc>
-          <w:tcPr>
-            <w:tcW w:type="dxa" w:w="907"/>
-          </w:tcPr>
-          <w:p>
-            <w:pPr>
-              <w:spacing w:after="20" w:line="252" w:lineRule="auto"/>
-            </w:pPr>
-            <w:r/>
-          </w:p>
-        </w:tc>
-      </w:tr>
-      <w:tr>
-        <w:trPr>
-          <w:trHeight w:val="510" w:hRule="atLeast"/>
-        </w:trPr>
-        <w:tc>
-          <w:tcPr>
-            <w:tcW w:type="dxa" w:w="567"/>
-          </w:tcPr>
-          <w:p>
-            <w:pPr>
-              <w:spacing w:after="20" w:line="252" w:lineRule="auto"/>
-              <w:jc w:val="center"/>
-            </w:pPr>
-            <w:r/>
-            <w:r>
-              <w:rPr>
-                <w:rFonts w:ascii="맑은 고딕" w:hAnsi="맑은 고딕" w:eastAsia="맑은 고딕"/>
-                <w:b w:val="0"/>
-                <w:sz w:val="18"/>
-              </w:rPr>
-              <w:t>9</w:t>
-            </w:r>
-          </w:p>
-        </w:tc>
-        <w:tc>
-          <w:tcPr>
-            <w:tcW w:type="dxa" w:w="1361"/>
-          </w:tcPr>
-          <w:p>
-            <w:pPr>
-              <w:spacing w:after="20" w:line="252" w:lineRule="auto"/>
-            </w:pPr>
-            <w:r/>
-          </w:p>
-        </w:tc>
-        <w:tc>
-          <w:tcPr>
-            <w:tcW w:type="dxa" w:w="1361"/>
-          </w:tcPr>
-          <w:p>
-            <w:pPr>
-              <w:spacing w:after="20" w:line="252" w:lineRule="auto"/>
-            </w:pPr>
-            <w:r/>
-          </w:p>
-        </w:tc>
-        <w:tc>
-          <w:tcPr>
-            <w:tcW w:type="dxa" w:w="2608"/>
-          </w:tcPr>
-          <w:p>
-            <w:pPr>
-              <w:spacing w:after="20" w:line="252" w:lineRule="auto"/>
-            </w:pPr>
-            <w:r/>
-          </w:p>
-        </w:tc>
-        <w:tc>
-          <w:tcPr>
-            <w:tcW w:type="dxa" w:w="1814"/>
-          </w:tcPr>
-          <w:p>
-            <w:pPr>
-              <w:spacing w:after="20" w:line="252" w:lineRule="auto"/>
-            </w:pPr>
-            <w:r/>
-          </w:p>
-        </w:tc>
-        <w:tc>
-          <w:tcPr>
-            <w:tcW w:type="dxa" w:w="1020"/>
-          </w:tcPr>
-          <w:p>
-            <w:pPr>
-              <w:spacing w:after="20" w:line="252" w:lineRule="auto"/>
-            </w:pPr>
-            <w:r/>
-          </w:p>
-        </w:tc>
-        <w:tc>
-          <w:tcPr>
-            <w:tcW w:type="dxa" w:w="907"/>
-          </w:tcPr>
-          <w:p>
-            <w:pPr>
-              <w:spacing w:after="20" w:line="252" w:lineRule="auto"/>
-            </w:pPr>
-            <w:r/>
-          </w:p>
-        </w:tc>
-      </w:tr>
-      <w:tr>
-        <w:trPr>
-          <w:trHeight w:val="510" w:hRule="atLeast"/>
-        </w:trPr>
-        <w:tc>
-          <w:tcPr>
-            <w:tcW w:type="dxa" w:w="567"/>
-          </w:tcPr>
-          <w:p>
-            <w:pPr>
-              <w:spacing w:after="20" w:line="252" w:lineRule="auto"/>
-              <w:jc w:val="center"/>
-            </w:pPr>
-            <w:r/>
-            <w:r>
-              <w:rPr>
-                <w:rFonts w:ascii="맑은 고딕" w:hAnsi="맑은 고딕" w:eastAsia="맑은 고딕"/>
-                <w:b w:val="0"/>
-                <w:sz w:val="18"/>
-              </w:rPr>
-              <w:t>10</w:t>
-            </w:r>
-          </w:p>
-        </w:tc>
-        <w:tc>
-          <w:tcPr>
-            <w:tcW w:type="dxa" w:w="1361"/>
-          </w:tcPr>
-          <w:p>
-            <w:pPr>
-              <w:spacing w:after="20" w:line="252" w:lineRule="auto"/>
-            </w:pPr>
-            <w:r/>
-          </w:p>
-        </w:tc>
-        <w:tc>
-          <w:tcPr>
-            <w:tcW w:type="dxa" w:w="1361"/>
-          </w:tcPr>
-          <w:p>
-            <w:pPr>
-              <w:spacing w:after="20" w:line="252" w:lineRule="auto"/>
-            </w:pPr>
-            <w:r/>
-          </w:p>
-        </w:tc>
-        <w:tc>
-          <w:tcPr>
-            <w:tcW w:type="dxa" w:w="2608"/>
-          </w:tcPr>
-          <w:p>
-            <w:pPr>
-              <w:spacing w:after="20" w:line="252" w:lineRule="auto"/>
-            </w:pPr>
-            <w:r/>
-          </w:p>
-        </w:tc>
-        <w:tc>
-          <w:tcPr>
-            <w:tcW w:type="dxa" w:w="1814"/>
-          </w:tcPr>
-          <w:p>
-            <w:pPr>
-              <w:spacing w:after="20" w:line="252" w:lineRule="auto"/>
-            </w:pPr>
-            <w:r/>
-          </w:p>
-        </w:tc>
-        <w:tc>
-          <w:tcPr>
-            <w:tcW w:type="dxa" w:w="1020"/>
-          </w:tcPr>
-          <w:p>
-            <w:pPr>
-              <w:spacing w:after="20" w:line="252" w:lineRule="auto"/>
-            </w:pPr>
-            <w:r/>
-          </w:p>
-        </w:tc>
-        <w:tc>
-          <w:tcPr>
-            <w:tcW w:type="dxa" w:w="907"/>
-          </w:tcPr>
-          <w:p>
-            <w:pPr>
-              <w:spacing w:after="20" w:line="252" w:lineRule="auto"/>
-            </w:pPr>
-            <w:r/>
-          </w:p>
-        </w:tc>
-      </w:tr>
-      <w:tr>
-        <w:trPr>
-          <w:trHeight w:val="510" w:hRule="atLeast"/>
-        </w:trPr>
-        <w:tc>
-          <w:tcPr>
-            <w:tcW w:type="dxa" w:w="567"/>
-          </w:tcPr>
-          <w:p>
-            <w:pPr>
-              <w:spacing w:after="20" w:line="252" w:lineRule="auto"/>
-              <w:jc w:val="center"/>
-            </w:pPr>
-            <w:r/>
-            <w:r>
-              <w:rPr>
-                <w:rFonts w:ascii="맑은 고딕" w:hAnsi="맑은 고딕" w:eastAsia="맑은 고딕"/>
-                <w:b w:val="0"/>
-                <w:sz w:val="18"/>
-              </w:rPr>
-              <w:t>11</w:t>
-            </w:r>
-          </w:p>
-        </w:tc>
-        <w:tc>
-          <w:tcPr>
-            <w:tcW w:type="dxa" w:w="1361"/>
-          </w:tcPr>
-          <w:p>
-            <w:pPr>
-              <w:spacing w:after="20" w:line="252" w:lineRule="auto"/>
-            </w:pPr>
-            <w:r/>
-          </w:p>
-        </w:tc>
-        <w:tc>
-          <w:tcPr>
-            <w:tcW w:type="dxa" w:w="1361"/>
-          </w:tcPr>
-          <w:p>
-            <w:pPr>
-              <w:spacing w:after="20" w:line="252" w:lineRule="auto"/>
-            </w:pPr>
-            <w:r/>
-          </w:p>
-        </w:tc>
-        <w:tc>
-          <w:tcPr>
-            <w:tcW w:type="dxa" w:w="2608"/>
-          </w:tcPr>
-          <w:p>
-            <w:pPr>
-              <w:spacing w:after="20" w:line="252" w:lineRule="auto"/>
-            </w:pPr>
-            <w:r/>
-          </w:p>
-        </w:tc>
-        <w:tc>
-          <w:tcPr>
-            <w:tcW w:type="dxa" w:w="1814"/>
-          </w:tcPr>
-          <w:p>
-            <w:pPr>
-              <w:spacing w:after="20" w:line="252" w:lineRule="auto"/>
-            </w:pPr>
-            <w:r/>
-          </w:p>
-        </w:tc>
-        <w:tc>
-          <w:tcPr>
-            <w:tcW w:type="dxa" w:w="1020"/>
-          </w:tcPr>
-          <w:p>
-            <w:pPr>
-              <w:spacing w:after="20" w:line="252" w:lineRule="auto"/>
-            </w:pPr>
-            <w:r/>
-          </w:p>
-        </w:tc>
-        <w:tc>
-          <w:tcPr>
-            <w:tcW w:type="dxa" w:w="907"/>
-          </w:tcPr>
-          <w:p>
-            <w:pPr>
-              <w:spacing w:after="20" w:line="252" w:lineRule="auto"/>
-            </w:pPr>
-            <w:r/>
-          </w:p>
-        </w:tc>
-      </w:tr>
-      <w:tr>
-        <w:trPr>
-          <w:trHeight w:val="510" w:hRule="atLeast"/>
-        </w:trPr>
-        <w:tc>
-          <w:tcPr>
-            <w:tcW w:type="dxa" w:w="567"/>
-          </w:tcPr>
-          <w:p>
-            <w:pPr>
-              <w:spacing w:after="20" w:line="252" w:lineRule="auto"/>
-              <w:jc w:val="center"/>
-            </w:pPr>
-            <w:r/>
-            <w:r>
-              <w:rPr>
-                <w:rFonts w:ascii="맑은 고딕" w:hAnsi="맑은 고딕" w:eastAsia="맑은 고딕"/>
-                <w:b w:val="0"/>
-                <w:sz w:val="18"/>
-              </w:rPr>
-              <w:t>12</w:t>
-            </w:r>
-          </w:p>
-        </w:tc>
-        <w:tc>
-          <w:tcPr>
-            <w:tcW w:type="dxa" w:w="1361"/>
-          </w:tcPr>
-          <w:p>
-            <w:pPr>
-              <w:spacing w:after="20" w:line="252" w:lineRule="auto"/>
-            </w:pPr>
-            <w:r/>
-          </w:p>
-        </w:tc>
-        <w:tc>
-          <w:tcPr>
-            <w:tcW w:type="dxa" w:w="1361"/>
-          </w:tcPr>
-          <w:p>
-            <w:pPr>
-              <w:spacing w:after="20" w:line="252" w:lineRule="auto"/>
-            </w:pPr>
-            <w:r/>
-          </w:p>
-        </w:tc>
-        <w:tc>
-          <w:tcPr>
-            <w:tcW w:type="dxa" w:w="2608"/>
-          </w:tcPr>
-          <w:p>
-            <w:pPr>
-              <w:spacing w:after="20" w:line="252" w:lineRule="auto"/>
-            </w:pPr>
-            <w:r/>
-          </w:p>
-        </w:tc>
-        <w:tc>
-          <w:tcPr>
-            <w:tcW w:type="dxa" w:w="1814"/>
-          </w:tcPr>
-          <w:p>
-            <w:pPr>
-              <w:spacing w:after="20" w:line="252" w:lineRule="auto"/>
-            </w:pPr>
-            <w:r/>
-          </w:p>
-        </w:tc>
-        <w:tc>
-          <w:tcPr>
-            <w:tcW w:type="dxa" w:w="1020"/>
-          </w:tcPr>
-          <w:p>
-            <w:pPr>
-              <w:spacing w:after="20" w:line="252" w:lineRule="auto"/>
-            </w:pPr>
-            <w:r/>
-          </w:p>
-        </w:tc>
-        <w:tc>
-          <w:tcPr>
-            <w:tcW w:type="dxa" w:w="907"/>
-          </w:tcPr>
-          <w:p>
-            <w:pPr>
-              <w:spacing w:after="20" w:line="252" w:lineRule="auto"/>
-            </w:pPr>
-            <w:r/>
-          </w:p>
-        </w:tc>
-      </w:tr>
-      <w:tr>
-        <w:trPr>
-          <w:trHeight w:val="510" w:hRule="atLeast"/>
-        </w:trPr>
-        <w:tc>
-          <w:tcPr>
-            <w:tcW w:type="dxa" w:w="567"/>
-          </w:tcPr>
-          <w:p>
-            <w:pPr>
-              <w:spacing w:after="20" w:line="252" w:lineRule="auto"/>
-              <w:jc w:val="center"/>
-            </w:pPr>
-            <w:r/>
-            <w:r>
-              <w:rPr>
-                <w:rFonts w:ascii="맑은 고딕" w:hAnsi="맑은 고딕" w:eastAsia="맑은 고딕"/>
-                <w:b w:val="0"/>
-                <w:sz w:val="18"/>
-              </w:rPr>
-              <w:t>13</w:t>
-            </w:r>
-          </w:p>
-        </w:tc>
-        <w:tc>
-          <w:tcPr>
-            <w:tcW w:type="dxa" w:w="1361"/>
-          </w:tcPr>
-          <w:p>
-            <w:pPr>
-              <w:spacing w:after="20" w:line="252" w:lineRule="auto"/>
-            </w:pPr>
-            <w:r/>
-          </w:p>
-        </w:tc>
-        <w:tc>
-          <w:tcPr>
-            <w:tcW w:type="dxa" w:w="1361"/>
-          </w:tcPr>
-          <w:p>
-            <w:pPr>
-              <w:spacing w:after="20" w:line="252" w:lineRule="auto"/>
-            </w:pPr>
-            <w:r/>
-          </w:p>
-        </w:tc>
-        <w:tc>
-          <w:tcPr>
-            <w:tcW w:type="dxa" w:w="2608"/>
-          </w:tcPr>
-          <w:p>
-            <w:pPr>
-              <w:spacing w:after="20" w:line="252" w:lineRule="auto"/>
-            </w:pPr>
-            <w:r/>
-          </w:p>
-        </w:tc>
-        <w:tc>
-          <w:tcPr>
-            <w:tcW w:type="dxa" w:w="1814"/>
-          </w:tcPr>
-          <w:p>
-            <w:pPr>
-              <w:spacing w:after="20" w:line="252" w:lineRule="auto"/>
-            </w:pPr>
-            <w:r/>
-          </w:p>
-        </w:tc>
-        <w:tc>
-          <w:tcPr>
-            <w:tcW w:type="dxa" w:w="1020"/>
-          </w:tcPr>
-          <w:p>
-            <w:pPr>
-              <w:spacing w:after="20" w:line="252" w:lineRule="auto"/>
-            </w:pPr>
-            <w:r/>
-          </w:p>
-        </w:tc>
-        <w:tc>
-          <w:tcPr>
-            <w:tcW w:type="dxa" w:w="907"/>
-          </w:tcPr>
-          <w:p>
-            <w:pPr>
-              <w:spacing w:after="20" w:line="252" w:lineRule="auto"/>
-            </w:pPr>
-            <w:r/>
-          </w:p>
-        </w:tc>
-      </w:tr>
-      <w:tr>
-        <w:trPr>
-          <w:trHeight w:val="510" w:hRule="atLeast"/>
-        </w:trPr>
-        <w:tc>
-          <w:tcPr>
-            <w:tcW w:type="dxa" w:w="567"/>
-          </w:tcPr>
-          <w:p>
-            <w:pPr>
-              <w:spacing w:after="20" w:line="252" w:lineRule="auto"/>
-              <w:jc w:val="center"/>
-            </w:pPr>
-            <w:r/>
-            <w:r>
-              <w:rPr>
-                <w:rFonts w:ascii="맑은 고딕" w:hAnsi="맑은 고딕" w:eastAsia="맑은 고딕"/>
-                <w:b w:val="0"/>
-                <w:sz w:val="18"/>
-              </w:rPr>
-              <w:t>14</w:t>
-            </w:r>
-          </w:p>
-        </w:tc>
-        <w:tc>
-          <w:tcPr>
-            <w:tcW w:type="dxa" w:w="1361"/>
-          </w:tcPr>
-          <w:p>
-            <w:pPr>
-              <w:spacing w:after="20" w:line="252" w:lineRule="auto"/>
-            </w:pPr>
-            <w:r/>
-          </w:p>
-        </w:tc>
-        <w:tc>
-          <w:tcPr>
-            <w:tcW w:type="dxa" w:w="1361"/>
-          </w:tcPr>
-          <w:p>
-            <w:pPr>
-              <w:spacing w:after="20" w:line="252" w:lineRule="auto"/>
-            </w:pPr>
-            <w:r/>
-          </w:p>
-        </w:tc>
-        <w:tc>
-          <w:tcPr>
-            <w:tcW w:type="dxa" w:w="2608"/>
-          </w:tcPr>
-          <w:p>
-            <w:pPr>
-              <w:spacing w:after="20" w:line="252" w:lineRule="auto"/>
-            </w:pPr>
-            <w:r/>
-          </w:p>
-        </w:tc>
-        <w:tc>
-          <w:tcPr>
-            <w:tcW w:type="dxa" w:w="1814"/>
-          </w:tcPr>
-          <w:p>
-            <w:pPr>
-              <w:spacing w:after="20" w:line="252" w:lineRule="auto"/>
-            </w:pPr>
-            <w:r/>
-          </w:p>
-        </w:tc>
-        <w:tc>
-          <w:tcPr>
-            <w:tcW w:type="dxa" w:w="1020"/>
-          </w:tcPr>
-          <w:p>
-            <w:pPr>
-              <w:spacing w:after="20" w:line="252" w:lineRule="auto"/>
-            </w:pPr>
-            <w:r/>
-          </w:p>
-        </w:tc>
-        <w:tc>
-          <w:tcPr>
-            <w:tcW w:type="dxa" w:w="907"/>
-          </w:tcPr>
-          <w:p>
-            <w:pPr>
-              <w:spacing w:after="20" w:line="252" w:lineRule="auto"/>
-            </w:pPr>
-            <w:r/>
-          </w:p>
-        </w:tc>
-      </w:tr>
-      <w:tr>
-        <w:trPr>
-          <w:trHeight w:val="510" w:hRule="atLeast"/>
-        </w:trPr>
-        <w:tc>
-          <w:tcPr>
-            <w:tcW w:type="dxa" w:w="567"/>
-          </w:tcPr>
-          <w:p>
-            <w:pPr>
-              <w:spacing w:after="20" w:line="252" w:lineRule="auto"/>
-              <w:jc w:val="center"/>
-            </w:pPr>
-            <w:r/>
-            <w:r>
-              <w:rPr>
-                <w:rFonts w:ascii="맑은 고딕" w:hAnsi="맑은 고딕" w:eastAsia="맑은 고딕"/>
-                <w:b w:val="0"/>
-                <w:sz w:val="18"/>
-              </w:rPr>
-              <w:t>15</w:t>
-            </w:r>
-          </w:p>
-        </w:tc>
-        <w:tc>
-          <w:tcPr>
-            <w:tcW w:type="dxa" w:w="1361"/>
-          </w:tcPr>
-          <w:p>
-            <w:pPr>
-              <w:spacing w:after="20" w:line="252" w:lineRule="auto"/>
-            </w:pPr>
-            <w:r/>
-          </w:p>
-        </w:tc>
-        <w:tc>
-          <w:tcPr>
-            <w:tcW w:type="dxa" w:w="1361"/>
-          </w:tcPr>
-          <w:p>
-            <w:pPr>
-              <w:spacing w:after="20" w:line="252" w:lineRule="auto"/>
-            </w:pPr>
-            <w:r/>
-          </w:p>
-        </w:tc>
-        <w:tc>
-          <w:tcPr>
-            <w:tcW w:type="dxa" w:w="2608"/>
-          </w:tcPr>
-          <w:p>
-            <w:pPr>
-              <w:spacing w:after="20" w:line="252" w:lineRule="auto"/>
-            </w:pPr>
-            <w:r/>
-          </w:p>
-        </w:tc>
-        <w:tc>
-          <w:tcPr>
-            <w:tcW w:type="dxa" w:w="1814"/>
-          </w:tcPr>
-          <w:p>
-            <w:pPr>
-              <w:spacing w:after="20" w:line="252" w:lineRule="auto"/>
-            </w:pPr>
-            <w:r/>
-          </w:p>
-        </w:tc>
-        <w:tc>
-          <w:tcPr>
-            <w:tcW w:type="dxa" w:w="1020"/>
-          </w:tcPr>
-          <w:p>
-            <w:pPr>
-              <w:spacing w:after="20" w:line="252" w:lineRule="auto"/>
-            </w:pPr>
-            <w:r/>
-          </w:p>
-        </w:tc>
-        <w:tc>
-          <w:tcPr>
-            <w:tcW w:type="dxa" w:w="907"/>
-          </w:tcPr>
-          <w:p>
-            <w:pPr>
-              <w:spacing w:after="20" w:line="252" w:lineRule="auto"/>
-            </w:pPr>
-            <w:r/>
-          </w:p>
-        </w:tc>
-      </w:tr>
-    </w:tbl>
-    <w:p>
-      <w:pPr>
-        <w:spacing w:after="40"/>
-      </w:pPr>
-    </w:p>
     <w:sectPr>
-      <w:pgSz w:w="11906" w:h="16838"/>
-      <w:pgMar w:top="1134" w:right="1134" w:bottom="1020" w:left="1134" w:header="720" w:footer="720" w:gutter="0"/>
+      <w:pgSz w:w="16838" w:h="11906" w:orient="landscape"/>
+      <w:pgMar w:top="850" w:right="850" w:bottom="850" w:left="850" w:header="720" w:footer="720" w:gutter="0"/>
       <w:cols w:space="720"/>
       <w:docGrid w:linePitch="360"/>
     </w:sectPr>

--- a/deliverables/2026_산자부_연구노트_D2O_현장점검제출본.docx
+++ b/deliverables/2026_산자부_연구노트_D2O_현장점검제출본.docx
@@ -503,16 +503,7 @@
                 <w:b w:val="0"/>
                 <w:sz w:val="20"/>
               </w:rPr>
-              <w:t xml:space="preserve">2026. 5. 1. ~ </w:t>
-            </w:r>
-            <w:r>
-              <w:rPr>
-                <w:rFonts w:ascii="맑은 고딕" w:hAnsi="맑은 고딕" w:eastAsia="맑은 고딕"/>
-                <w:b w:val="0"/>
-                <w:color w:val="C00000"/>
-                <w:sz w:val="20"/>
-              </w:rPr>
-              <w:t>〔        〕</w:t>
+              <w:t>2026. 5. 1. ~</w:t>
             </w:r>
           </w:p>
         </w:tc>
@@ -1150,24 +1141,7 @@
           <w:b w:val="0"/>
           <w:sz w:val="19"/>
         </w:rPr>
-        <w:t xml:space="preserve">• 수치는 측정값 그대로 적고, 계획값은 '(계획)'으로 구분한다. 빨간색 </w:t>
-      </w:r>
-      <w:r>
-        <w:rPr>
-          <w:rFonts w:ascii="맑은 고딕" w:hAnsi="맑은 고딕" w:eastAsia="맑은 고딕"/>
-          <w:b w:val="0"/>
-          <w:color w:val="C00000"/>
-          <w:sz w:val="19"/>
-        </w:rPr>
-        <w:t>〔 〕</w:t>
-      </w:r>
-      <w:r>
-        <w:rPr>
-          <w:rFonts w:ascii="맑은 고딕" w:hAnsi="맑은 고딕" w:eastAsia="맑은 고딕"/>
-          <w:b w:val="0"/>
-          <w:sz w:val="19"/>
-        </w:rPr>
-        <w:t xml:space="preserve"> 항목은 확인·측정 후 기재한다.</w:t>
+        <w:t>• 수치는 측정값 그대로 적고, 계획값은 '(계획)'으로 구분한다. 빈칸은 확인·측정 후 기재한다.</w:t>
       </w:r>
     </w:p>
     <w:p>
@@ -13959,118 +13933,7 @@
           <w:b w:val="0"/>
           <w:sz w:val="18"/>
         </w:rPr>
-        <w:t xml:space="preserve">기간: 2026. </w:t>
-      </w:r>
-      <w:r>
-        <w:rPr>
-          <w:rFonts w:ascii="맑은 고딕" w:hAnsi="맑은 고딕" w:eastAsia="맑은 고딕"/>
-          <w:b w:val="0"/>
-          <w:color w:val="C00000"/>
-          <w:sz w:val="18"/>
-        </w:rPr>
-        <w:t>〔  〕</w:t>
-      </w:r>
-      <w:r>
-        <w:rPr>
-          <w:rFonts w:ascii="맑은 고딕" w:hAnsi="맑은 고딕" w:eastAsia="맑은 고딕"/>
-          <w:b w:val="0"/>
-          <w:sz w:val="18"/>
-        </w:rPr>
-        <w:t xml:space="preserve">. </w:t>
-      </w:r>
-      <w:r>
-        <w:rPr>
-          <w:rFonts w:ascii="맑은 고딕" w:hAnsi="맑은 고딕" w:eastAsia="맑은 고딕"/>
-          <w:b w:val="0"/>
-          <w:color w:val="C00000"/>
-          <w:sz w:val="18"/>
-        </w:rPr>
-        <w:t>〔  〕</w:t>
-      </w:r>
-      <w:r>
-        <w:rPr>
-          <w:rFonts w:ascii="맑은 고딕" w:hAnsi="맑은 고딕" w:eastAsia="맑은 고딕"/>
-          <w:b w:val="0"/>
-          <w:sz w:val="18"/>
-        </w:rPr>
-        <w:t xml:space="preserve">. ~ </w:t>
-      </w:r>
-      <w:r>
-        <w:rPr>
-          <w:rFonts w:ascii="맑은 고딕" w:hAnsi="맑은 고딕" w:eastAsia="맑은 고딕"/>
-          <w:b w:val="0"/>
-          <w:color w:val="C00000"/>
-          <w:sz w:val="18"/>
-        </w:rPr>
-        <w:t>〔  〕</w:t>
-      </w:r>
-      <w:r>
-        <w:rPr>
-          <w:rFonts w:ascii="맑은 고딕" w:hAnsi="맑은 고딕" w:eastAsia="맑은 고딕"/>
-          <w:b w:val="0"/>
-          <w:sz w:val="18"/>
-        </w:rPr>
-        <w:t xml:space="preserve">. </w:t>
-      </w:r>
-      <w:r>
-        <w:rPr>
-          <w:rFonts w:ascii="맑은 고딕" w:hAnsi="맑은 고딕" w:eastAsia="맑은 고딕"/>
-          <w:b w:val="0"/>
-          <w:color w:val="C00000"/>
-          <w:sz w:val="18"/>
-        </w:rPr>
-        <w:t>〔  〕</w:t>
-      </w:r>
-      <w:r>
-        <w:rPr>
-          <w:rFonts w:ascii="맑은 고딕" w:hAnsi="맑은 고딕" w:eastAsia="맑은 고딕"/>
-          <w:b w:val="0"/>
-          <w:sz w:val="18"/>
-        </w:rPr>
-        <w:t xml:space="preserve">.     우군: 착유우 </w:t>
-      </w:r>
-      <w:r>
-        <w:rPr>
-          <w:rFonts w:ascii="맑은 고딕" w:hAnsi="맑은 고딕" w:eastAsia="맑은 고딕"/>
-          <w:b w:val="0"/>
-          <w:color w:val="C00000"/>
-          <w:sz w:val="18"/>
-        </w:rPr>
-        <w:t>〔  〕</w:t>
-      </w:r>
-      <w:r>
-        <w:rPr>
-          <w:rFonts w:ascii="맑은 고딕" w:hAnsi="맑은 고딕" w:eastAsia="맑은 고딕"/>
-          <w:b w:val="0"/>
-          <w:sz w:val="18"/>
-        </w:rPr>
-        <w:t xml:space="preserve">두 / 건유·육성우 </w:t>
-      </w:r>
-      <w:r>
-        <w:rPr>
-          <w:rFonts w:ascii="맑은 고딕" w:hAnsi="맑은 고딕" w:eastAsia="맑은 고딕"/>
-          <w:b w:val="0"/>
-          <w:color w:val="C00000"/>
-          <w:sz w:val="18"/>
-        </w:rPr>
-        <w:t>〔  〕</w:t>
-      </w:r>
-      <w:r>
-        <w:rPr>
-          <w:rFonts w:ascii="맑은 고딕" w:hAnsi="맑은 고딕" w:eastAsia="맑은 고딕"/>
-          <w:b w:val="0"/>
-          <w:sz w:val="18"/>
-        </w:rPr>
-        <w:t xml:space="preserve">두     장비: 대동 DK600(56 HP) + 로터리     쪽번호: </w:t>
-      </w:r>
-      <w:r>
-        <w:rPr>
-          <w:rFonts w:ascii="맑은 고딕" w:hAnsi="맑은 고딕" w:eastAsia="맑은 고딕"/>
-          <w:b w:val="0"/>
-          <w:color w:val="C00000"/>
-          <w:sz w:val="18"/>
-        </w:rPr>
-        <w:t>〔  〕</w:t>
+        <w:t>기간:                                    우군:                                    장비:                                    쪽번호:</w:t>
       </w:r>
     </w:p>
     <w:tbl>
@@ -14449,14 +14312,6 @@
               <w:spacing w:after="20" w:line="252" w:lineRule="auto"/>
             </w:pPr>
             <w:r/>
-            <w:r>
-              <w:rPr>
-                <w:rFonts w:ascii="맑은 고딕" w:hAnsi="맑은 고딕" w:eastAsia="맑은 고딕"/>
-                <w:b w:val="0"/>
-                <w:sz w:val="16"/>
-              </w:rPr>
-              <w:t xml:space="preserve"> /  (  )</w:t>
-            </w:r>
           </w:p>
         </w:tc>
         <w:tc>
@@ -14469,14 +14324,6 @@
               <w:jc w:val="center"/>
             </w:pPr>
             <w:r/>
-            <w:r>
-              <w:rPr>
-                <w:rFonts w:ascii="맑은 고딕" w:hAnsi="맑은 고딕" w:eastAsia="맑은 고딕"/>
-                <w:b w:val="0"/>
-                <w:sz w:val="16"/>
-              </w:rPr>
-              <w:t>아침</w:t>
-            </w:r>
           </w:p>
         </w:tc>
         <w:tc>
@@ -14488,14 +14335,6 @@
               <w:spacing w:after="20" w:line="252" w:lineRule="auto"/>
             </w:pPr>
             <w:r/>
-            <w:r>
-              <w:rPr>
-                <w:rFonts w:ascii="맑은 고딕" w:hAnsi="맑은 고딕" w:eastAsia="맑은 고딕"/>
-                <w:b w:val="0"/>
-                <w:sz w:val="16"/>
-              </w:rPr>
-              <w:t xml:space="preserve">  :  ~  :  </w:t>
-            </w:r>
           </w:p>
         </w:tc>
         <w:tc>
@@ -14519,14 +14358,6 @@
               <w:jc w:val="center"/>
             </w:pPr>
             <w:r/>
-            <w:r>
-              <w:rPr>
-                <w:rFonts w:ascii="맑은 고딕" w:hAnsi="맑은 고딕" w:eastAsia="맑은 고딕"/>
-                <w:b w:val="0"/>
-                <w:sz w:val="16"/>
-              </w:rPr>
-              <w:t>☐</w:t>
-            </w:r>
           </w:p>
         </w:tc>
         <w:tc>
@@ -14549,14 +14380,6 @@
               <w:spacing w:after="20" w:line="252" w:lineRule="auto"/>
             </w:pPr>
             <w:r/>
-            <w:r>
-              <w:rPr>
-                <w:rFonts w:ascii="맑은 고딕" w:hAnsi="맑은 고딕" w:eastAsia="맑은 고딕"/>
-                <w:b w:val="0"/>
-                <w:sz w:val="16"/>
-              </w:rPr>
-              <w:t xml:space="preserve">  /  </w:t>
-            </w:r>
           </w:p>
         </w:tc>
         <w:tc>
@@ -14568,14 +14391,6 @@
               <w:spacing w:after="20" w:line="252" w:lineRule="auto"/>
             </w:pPr>
             <w:r/>
-            <w:r>
-              <w:rPr>
-                <w:rFonts w:ascii="맑은 고딕" w:hAnsi="맑은 고딕" w:eastAsia="맑은 고딕"/>
-                <w:b w:val="0"/>
-                <w:sz w:val="16"/>
-              </w:rPr>
-              <w:t xml:space="preserve">  /  </w:t>
-            </w:r>
           </w:p>
         </w:tc>
         <w:tc>
@@ -14598,14 +14413,6 @@
               <w:spacing w:after="20" w:line="252" w:lineRule="auto"/>
             </w:pPr>
             <w:r/>
-            <w:r>
-              <w:rPr>
-                <w:rFonts w:ascii="맑은 고딕" w:hAnsi="맑은 고딕" w:eastAsia="맑은 고딕"/>
-                <w:b w:val="0"/>
-                <w:sz w:val="16"/>
-              </w:rPr>
-              <w:t xml:space="preserve">  /  </w:t>
-            </w:r>
           </w:p>
         </w:tc>
         <w:tc>
@@ -14656,14 +14463,6 @@
               <w:jc w:val="center"/>
             </w:pPr>
             <w:r/>
-            <w:r>
-              <w:rPr>
-                <w:rFonts w:ascii="맑은 고딕" w:hAnsi="맑은 고딕" w:eastAsia="맑은 고딕"/>
-                <w:b w:val="0"/>
-                <w:sz w:val="16"/>
-              </w:rPr>
-              <w:t>저녁</w:t>
-            </w:r>
           </w:p>
         </w:tc>
         <w:tc>
@@ -14675,14 +14474,6 @@
               <w:spacing w:after="20" w:line="252" w:lineRule="auto"/>
             </w:pPr>
             <w:r/>
-            <w:r>
-              <w:rPr>
-                <w:rFonts w:ascii="맑은 고딕" w:hAnsi="맑은 고딕" w:eastAsia="맑은 고딕"/>
-                <w:b w:val="0"/>
-                <w:sz w:val="16"/>
-              </w:rPr>
-              <w:t xml:space="preserve">  :  ~  :  </w:t>
-            </w:r>
           </w:p>
         </w:tc>
         <w:tc>
@@ -14706,14 +14497,6 @@
               <w:jc w:val="center"/>
             </w:pPr>
             <w:r/>
-            <w:r>
-              <w:rPr>
-                <w:rFonts w:ascii="맑은 고딕" w:hAnsi="맑은 고딕" w:eastAsia="맑은 고딕"/>
-                <w:b w:val="0"/>
-                <w:sz w:val="16"/>
-              </w:rPr>
-              <w:t>☐</w:t>
-            </w:r>
           </w:p>
         </w:tc>
         <w:tc>
@@ -14736,14 +14519,6 @@
               <w:spacing w:after="20" w:line="252" w:lineRule="auto"/>
             </w:pPr>
             <w:r/>
-            <w:r>
-              <w:rPr>
-                <w:rFonts w:ascii="맑은 고딕" w:hAnsi="맑은 고딕" w:eastAsia="맑은 고딕"/>
-                <w:b w:val="0"/>
-                <w:sz w:val="16"/>
-              </w:rPr>
-              <w:t xml:space="preserve">  /  </w:t>
-            </w:r>
           </w:p>
         </w:tc>
         <w:tc>
@@ -14755,14 +14530,6 @@
               <w:spacing w:after="20" w:line="252" w:lineRule="auto"/>
             </w:pPr>
             <w:r/>
-            <w:r>
-              <w:rPr>
-                <w:rFonts w:ascii="맑은 고딕" w:hAnsi="맑은 고딕" w:eastAsia="맑은 고딕"/>
-                <w:b w:val="0"/>
-                <w:sz w:val="16"/>
-              </w:rPr>
-              <w:t xml:space="preserve">  /  </w:t>
-            </w:r>
           </w:p>
         </w:tc>
         <w:tc>
@@ -14785,14 +14552,6 @@
               <w:spacing w:after="20" w:line="252" w:lineRule="auto"/>
             </w:pPr>
             <w:r/>
-            <w:r>
-              <w:rPr>
-                <w:rFonts w:ascii="맑은 고딕" w:hAnsi="맑은 고딕" w:eastAsia="맑은 고딕"/>
-                <w:b w:val="0"/>
-                <w:sz w:val="16"/>
-              </w:rPr>
-              <w:t xml:space="preserve">  /  </w:t>
-            </w:r>
           </w:p>
         </w:tc>
         <w:tc>
@@ -14831,14 +14590,6 @@
               <w:spacing w:after="20" w:line="252" w:lineRule="auto"/>
             </w:pPr>
             <w:r/>
-            <w:r>
-              <w:rPr>
-                <w:rFonts w:ascii="맑은 고딕" w:hAnsi="맑은 고딕" w:eastAsia="맑은 고딕"/>
-                <w:b w:val="0"/>
-                <w:sz w:val="16"/>
-              </w:rPr>
-              <w:t xml:space="preserve"> /  (  )</w:t>
-            </w:r>
           </w:p>
         </w:tc>
         <w:tc>
@@ -14851,14 +14602,6 @@
               <w:jc w:val="center"/>
             </w:pPr>
             <w:r/>
-            <w:r>
-              <w:rPr>
-                <w:rFonts w:ascii="맑은 고딕" w:hAnsi="맑은 고딕" w:eastAsia="맑은 고딕"/>
-                <w:b w:val="0"/>
-                <w:sz w:val="16"/>
-              </w:rPr>
-              <w:t>아침</w:t>
-            </w:r>
           </w:p>
         </w:tc>
         <w:tc>
@@ -14870,14 +14613,6 @@
               <w:spacing w:after="20" w:line="252" w:lineRule="auto"/>
             </w:pPr>
             <w:r/>
-            <w:r>
-              <w:rPr>
-                <w:rFonts w:ascii="맑은 고딕" w:hAnsi="맑은 고딕" w:eastAsia="맑은 고딕"/>
-                <w:b w:val="0"/>
-                <w:sz w:val="16"/>
-              </w:rPr>
-              <w:t xml:space="preserve">  :  ~  :  </w:t>
-            </w:r>
           </w:p>
         </w:tc>
         <w:tc>
@@ -14901,14 +14636,6 @@
               <w:jc w:val="center"/>
             </w:pPr>
             <w:r/>
-            <w:r>
-              <w:rPr>
-                <w:rFonts w:ascii="맑은 고딕" w:hAnsi="맑은 고딕" w:eastAsia="맑은 고딕"/>
-                <w:b w:val="0"/>
-                <w:sz w:val="16"/>
-              </w:rPr>
-              <w:t>☐</w:t>
-            </w:r>
           </w:p>
         </w:tc>
         <w:tc>
@@ -14931,14 +14658,6 @@
               <w:spacing w:after="20" w:line="252" w:lineRule="auto"/>
             </w:pPr>
             <w:r/>
-            <w:r>
-              <w:rPr>
-                <w:rFonts w:ascii="맑은 고딕" w:hAnsi="맑은 고딕" w:eastAsia="맑은 고딕"/>
-                <w:b w:val="0"/>
-                <w:sz w:val="16"/>
-              </w:rPr>
-              <w:t xml:space="preserve">  /  </w:t>
-            </w:r>
           </w:p>
         </w:tc>
         <w:tc>
@@ -14950,14 +14669,6 @@
               <w:spacing w:after="20" w:line="252" w:lineRule="auto"/>
             </w:pPr>
             <w:r/>
-            <w:r>
-              <w:rPr>
-                <w:rFonts w:ascii="맑은 고딕" w:hAnsi="맑은 고딕" w:eastAsia="맑은 고딕"/>
-                <w:b w:val="0"/>
-                <w:sz w:val="16"/>
-              </w:rPr>
-              <w:t xml:space="preserve">  /  </w:t>
-            </w:r>
           </w:p>
         </w:tc>
         <w:tc>
@@ -14980,14 +14691,6 @@
               <w:spacing w:after="20" w:line="252" w:lineRule="auto"/>
             </w:pPr>
             <w:r/>
-            <w:r>
-              <w:rPr>
-                <w:rFonts w:ascii="맑은 고딕" w:hAnsi="맑은 고딕" w:eastAsia="맑은 고딕"/>
-                <w:b w:val="0"/>
-                <w:sz w:val="16"/>
-              </w:rPr>
-              <w:t xml:space="preserve">  /  </w:t>
-            </w:r>
           </w:p>
         </w:tc>
         <w:tc>
@@ -15038,14 +14741,6 @@
               <w:jc w:val="center"/>
             </w:pPr>
             <w:r/>
-            <w:r>
-              <w:rPr>
-                <w:rFonts w:ascii="맑은 고딕" w:hAnsi="맑은 고딕" w:eastAsia="맑은 고딕"/>
-                <w:b w:val="0"/>
-                <w:sz w:val="16"/>
-              </w:rPr>
-              <w:t>저녁</w:t>
-            </w:r>
           </w:p>
         </w:tc>
         <w:tc>
@@ -15057,14 +14752,6 @@
               <w:spacing w:after="20" w:line="252" w:lineRule="auto"/>
             </w:pPr>
             <w:r/>
-            <w:r>
-              <w:rPr>
-                <w:rFonts w:ascii="맑은 고딕" w:hAnsi="맑은 고딕" w:eastAsia="맑은 고딕"/>
-                <w:b w:val="0"/>
-                <w:sz w:val="16"/>
-              </w:rPr>
-              <w:t xml:space="preserve">  :  ~  :  </w:t>
-            </w:r>
           </w:p>
         </w:tc>
         <w:tc>
@@ -15088,14 +14775,6 @@
               <w:jc w:val="center"/>
             </w:pPr>
             <w:r/>
-            <w:r>
-              <w:rPr>
-                <w:rFonts w:ascii="맑은 고딕" w:hAnsi="맑은 고딕" w:eastAsia="맑은 고딕"/>
-                <w:b w:val="0"/>
-                <w:sz w:val="16"/>
-              </w:rPr>
-              <w:t>☐</w:t>
-            </w:r>
           </w:p>
         </w:tc>
         <w:tc>
@@ -15118,14 +14797,6 @@
               <w:spacing w:after="20" w:line="252" w:lineRule="auto"/>
             </w:pPr>
             <w:r/>
-            <w:r>
-              <w:rPr>
-                <w:rFonts w:ascii="맑은 고딕" w:hAnsi="맑은 고딕" w:eastAsia="맑은 고딕"/>
-                <w:b w:val="0"/>
-                <w:sz w:val="16"/>
-              </w:rPr>
-              <w:t xml:space="preserve">  /  </w:t>
-            </w:r>
           </w:p>
         </w:tc>
         <w:tc>
@@ -15137,14 +14808,6 @@
               <w:spacing w:after="20" w:line="252" w:lineRule="auto"/>
             </w:pPr>
             <w:r/>
-            <w:r>
-              <w:rPr>
-                <w:rFonts w:ascii="맑은 고딕" w:hAnsi="맑은 고딕" w:eastAsia="맑은 고딕"/>
-                <w:b w:val="0"/>
-                <w:sz w:val="16"/>
-              </w:rPr>
-              <w:t xml:space="preserve">  /  </w:t>
-            </w:r>
           </w:p>
         </w:tc>
         <w:tc>
@@ -15167,14 +14830,6 @@
               <w:spacing w:after="20" w:line="252" w:lineRule="auto"/>
             </w:pPr>
             <w:r/>
-            <w:r>
-              <w:rPr>
-                <w:rFonts w:ascii="맑은 고딕" w:hAnsi="맑은 고딕" w:eastAsia="맑은 고딕"/>
-                <w:b w:val="0"/>
-                <w:sz w:val="16"/>
-              </w:rPr>
-              <w:t xml:space="preserve">  /  </w:t>
-            </w:r>
           </w:p>
         </w:tc>
         <w:tc>
@@ -15213,14 +14868,6 @@
               <w:spacing w:after="20" w:line="252" w:lineRule="auto"/>
             </w:pPr>
             <w:r/>
-            <w:r>
-              <w:rPr>
-                <w:rFonts w:ascii="맑은 고딕" w:hAnsi="맑은 고딕" w:eastAsia="맑은 고딕"/>
-                <w:b w:val="0"/>
-                <w:sz w:val="16"/>
-              </w:rPr>
-              <w:t xml:space="preserve"> /  (  )</w:t>
-            </w:r>
           </w:p>
         </w:tc>
         <w:tc>
@@ -15233,14 +14880,6 @@
               <w:jc w:val="center"/>
             </w:pPr>
             <w:r/>
-            <w:r>
-              <w:rPr>
-                <w:rFonts w:ascii="맑은 고딕" w:hAnsi="맑은 고딕" w:eastAsia="맑은 고딕"/>
-                <w:b w:val="0"/>
-                <w:sz w:val="16"/>
-              </w:rPr>
-              <w:t>아침</w:t>
-            </w:r>
           </w:p>
         </w:tc>
         <w:tc>
@@ -15252,14 +14891,6 @@
               <w:spacing w:after="20" w:line="252" w:lineRule="auto"/>
             </w:pPr>
             <w:r/>
-            <w:r>
-              <w:rPr>
-                <w:rFonts w:ascii="맑은 고딕" w:hAnsi="맑은 고딕" w:eastAsia="맑은 고딕"/>
-                <w:b w:val="0"/>
-                <w:sz w:val="16"/>
-              </w:rPr>
-              <w:t xml:space="preserve">  :  ~  :  </w:t>
-            </w:r>
           </w:p>
         </w:tc>
         <w:tc>
@@ -15283,14 +14914,6 @@
               <w:jc w:val="center"/>
             </w:pPr>
             <w:r/>
-            <w:r>
-              <w:rPr>
-                <w:rFonts w:ascii="맑은 고딕" w:hAnsi="맑은 고딕" w:eastAsia="맑은 고딕"/>
-                <w:b w:val="0"/>
-                <w:sz w:val="16"/>
-              </w:rPr>
-              <w:t>☐</w:t>
-            </w:r>
           </w:p>
         </w:tc>
         <w:tc>
@@ -15313,14 +14936,6 @@
               <w:spacing w:after="20" w:line="252" w:lineRule="auto"/>
             </w:pPr>
             <w:r/>
-            <w:r>
-              <w:rPr>
-                <w:rFonts w:ascii="맑은 고딕" w:hAnsi="맑은 고딕" w:eastAsia="맑은 고딕"/>
-                <w:b w:val="0"/>
-                <w:sz w:val="16"/>
-              </w:rPr>
-              <w:t xml:space="preserve">  /  </w:t>
-            </w:r>
           </w:p>
         </w:tc>
         <w:tc>
@@ -15332,14 +14947,6 @@
               <w:spacing w:after="20" w:line="252" w:lineRule="auto"/>
             </w:pPr>
             <w:r/>
-            <w:r>
-              <w:rPr>
-                <w:rFonts w:ascii="맑은 고딕" w:hAnsi="맑은 고딕" w:eastAsia="맑은 고딕"/>
-                <w:b w:val="0"/>
-                <w:sz w:val="16"/>
-              </w:rPr>
-              <w:t xml:space="preserve">  /  </w:t>
-            </w:r>
           </w:p>
         </w:tc>
         <w:tc>
@@ -15362,14 +14969,6 @@
               <w:spacing w:after="20" w:line="252" w:lineRule="auto"/>
             </w:pPr>
             <w:r/>
-            <w:r>
-              <w:rPr>
-                <w:rFonts w:ascii="맑은 고딕" w:hAnsi="맑은 고딕" w:eastAsia="맑은 고딕"/>
-                <w:b w:val="0"/>
-                <w:sz w:val="16"/>
-              </w:rPr>
-              <w:t xml:space="preserve">  /  </w:t>
-            </w:r>
           </w:p>
         </w:tc>
         <w:tc>
@@ -15420,14 +15019,6 @@
               <w:jc w:val="center"/>
             </w:pPr>
             <w:r/>
-            <w:r>
-              <w:rPr>
-                <w:rFonts w:ascii="맑은 고딕" w:hAnsi="맑은 고딕" w:eastAsia="맑은 고딕"/>
-                <w:b w:val="0"/>
-                <w:sz w:val="16"/>
-              </w:rPr>
-              <w:t>저녁</w:t>
-            </w:r>
           </w:p>
         </w:tc>
         <w:tc>
@@ -15439,14 +15030,6 @@
               <w:spacing w:after="20" w:line="252" w:lineRule="auto"/>
             </w:pPr>
             <w:r/>
-            <w:r>
-              <w:rPr>
-                <w:rFonts w:ascii="맑은 고딕" w:hAnsi="맑은 고딕" w:eastAsia="맑은 고딕"/>
-                <w:b w:val="0"/>
-                <w:sz w:val="16"/>
-              </w:rPr>
-              <w:t xml:space="preserve">  :  ~  :  </w:t>
-            </w:r>
           </w:p>
         </w:tc>
         <w:tc>
@@ -15470,14 +15053,6 @@
               <w:jc w:val="center"/>
             </w:pPr>
             <w:r/>
-            <w:r>
-              <w:rPr>
-                <w:rFonts w:ascii="맑은 고딕" w:hAnsi="맑은 고딕" w:eastAsia="맑은 고딕"/>
-                <w:b w:val="0"/>
-                <w:sz w:val="16"/>
-              </w:rPr>
-              <w:t>☐</w:t>
-            </w:r>
           </w:p>
         </w:tc>
         <w:tc>
@@ -15500,14 +15075,6 @@
               <w:spacing w:after="20" w:line="252" w:lineRule="auto"/>
             </w:pPr>
             <w:r/>
-            <w:r>
-              <w:rPr>
-                <w:rFonts w:ascii="맑은 고딕" w:hAnsi="맑은 고딕" w:eastAsia="맑은 고딕"/>
-                <w:b w:val="0"/>
-                <w:sz w:val="16"/>
-              </w:rPr>
-              <w:t xml:space="preserve">  /  </w:t>
-            </w:r>
           </w:p>
         </w:tc>
         <w:tc>
@@ -15519,14 +15086,6 @@
               <w:spacing w:after="20" w:line="252" w:lineRule="auto"/>
             </w:pPr>
             <w:r/>
-            <w:r>
-              <w:rPr>
-                <w:rFonts w:ascii="맑은 고딕" w:hAnsi="맑은 고딕" w:eastAsia="맑은 고딕"/>
-                <w:b w:val="0"/>
-                <w:sz w:val="16"/>
-              </w:rPr>
-              <w:t xml:space="preserve">  /  </w:t>
-            </w:r>
           </w:p>
         </w:tc>
         <w:tc>
@@ -15549,14 +15108,6 @@
               <w:spacing w:after="20" w:line="252" w:lineRule="auto"/>
             </w:pPr>
             <w:r/>
-            <w:r>
-              <w:rPr>
-                <w:rFonts w:ascii="맑은 고딕" w:hAnsi="맑은 고딕" w:eastAsia="맑은 고딕"/>
-                <w:b w:val="0"/>
-                <w:sz w:val="16"/>
-              </w:rPr>
-              <w:t xml:space="preserve">  /  </w:t>
-            </w:r>
           </w:p>
         </w:tc>
         <w:tc>
@@ -15595,14 +15146,6 @@
               <w:spacing w:after="20" w:line="252" w:lineRule="auto"/>
             </w:pPr>
             <w:r/>
-            <w:r>
-              <w:rPr>
-                <w:rFonts w:ascii="맑은 고딕" w:hAnsi="맑은 고딕" w:eastAsia="맑은 고딕"/>
-                <w:b w:val="0"/>
-                <w:sz w:val="16"/>
-              </w:rPr>
-              <w:t xml:space="preserve"> /  (  )</w:t>
-            </w:r>
           </w:p>
         </w:tc>
         <w:tc>
@@ -15615,14 +15158,6 @@
               <w:jc w:val="center"/>
             </w:pPr>
             <w:r/>
-            <w:r>
-              <w:rPr>
-                <w:rFonts w:ascii="맑은 고딕" w:hAnsi="맑은 고딕" w:eastAsia="맑은 고딕"/>
-                <w:b w:val="0"/>
-                <w:sz w:val="16"/>
-              </w:rPr>
-              <w:t>아침</w:t>
-            </w:r>
           </w:p>
         </w:tc>
         <w:tc>
@@ -15634,14 +15169,6 @@
               <w:spacing w:after="20" w:line="252" w:lineRule="auto"/>
             </w:pPr>
             <w:r/>
-            <w:r>
-              <w:rPr>
-                <w:rFonts w:ascii="맑은 고딕" w:hAnsi="맑은 고딕" w:eastAsia="맑은 고딕"/>
-                <w:b w:val="0"/>
-                <w:sz w:val="16"/>
-              </w:rPr>
-              <w:t xml:space="preserve">  :  ~  :  </w:t>
-            </w:r>
           </w:p>
         </w:tc>
         <w:tc>
@@ -15665,14 +15192,6 @@
               <w:jc w:val="center"/>
             </w:pPr>
             <w:r/>
-            <w:r>
-              <w:rPr>
-                <w:rFonts w:ascii="맑은 고딕" w:hAnsi="맑은 고딕" w:eastAsia="맑은 고딕"/>
-                <w:b w:val="0"/>
-                <w:sz w:val="16"/>
-              </w:rPr>
-              <w:t>☐</w:t>
-            </w:r>
           </w:p>
         </w:tc>
         <w:tc>
@@ -15695,14 +15214,6 @@
               <w:spacing w:after="20" w:line="252" w:lineRule="auto"/>
             </w:pPr>
             <w:r/>
-            <w:r>
-              <w:rPr>
-                <w:rFonts w:ascii="맑은 고딕" w:hAnsi="맑은 고딕" w:eastAsia="맑은 고딕"/>
-                <w:b w:val="0"/>
-                <w:sz w:val="16"/>
-              </w:rPr>
-              <w:t xml:space="preserve">  /  </w:t>
-            </w:r>
           </w:p>
         </w:tc>
         <w:tc>
@@ -15714,14 +15225,6 @@
               <w:spacing w:after="20" w:line="252" w:lineRule="auto"/>
             </w:pPr>
             <w:r/>
-            <w:r>
-              <w:rPr>
-                <w:rFonts w:ascii="맑은 고딕" w:hAnsi="맑은 고딕" w:eastAsia="맑은 고딕"/>
-                <w:b w:val="0"/>
-                <w:sz w:val="16"/>
-              </w:rPr>
-              <w:t xml:space="preserve">  /  </w:t>
-            </w:r>
           </w:p>
         </w:tc>
         <w:tc>
@@ -15744,14 +15247,6 @@
               <w:spacing w:after="20" w:line="252" w:lineRule="auto"/>
             </w:pPr>
             <w:r/>
-            <w:r>
-              <w:rPr>
-                <w:rFonts w:ascii="맑은 고딕" w:hAnsi="맑은 고딕" w:eastAsia="맑은 고딕"/>
-                <w:b w:val="0"/>
-                <w:sz w:val="16"/>
-              </w:rPr>
-              <w:t xml:space="preserve">  /  </w:t>
-            </w:r>
           </w:p>
         </w:tc>
         <w:tc>
@@ -15802,14 +15297,6 @@
               <w:jc w:val="center"/>
             </w:pPr>
             <w:r/>
-            <w:r>
-              <w:rPr>
-                <w:rFonts w:ascii="맑은 고딕" w:hAnsi="맑은 고딕" w:eastAsia="맑은 고딕"/>
-                <w:b w:val="0"/>
-                <w:sz w:val="16"/>
-              </w:rPr>
-              <w:t>저녁</w:t>
-            </w:r>
           </w:p>
         </w:tc>
         <w:tc>
@@ -15821,14 +15308,6 @@
               <w:spacing w:after="20" w:line="252" w:lineRule="auto"/>
             </w:pPr>
             <w:r/>
-            <w:r>
-              <w:rPr>
-                <w:rFonts w:ascii="맑은 고딕" w:hAnsi="맑은 고딕" w:eastAsia="맑은 고딕"/>
-                <w:b w:val="0"/>
-                <w:sz w:val="16"/>
-              </w:rPr>
-              <w:t xml:space="preserve">  :  ~  :  </w:t>
-            </w:r>
           </w:p>
         </w:tc>
         <w:tc>
@@ -15852,14 +15331,6 @@
               <w:jc w:val="center"/>
             </w:pPr>
             <w:r/>
-            <w:r>
-              <w:rPr>
-                <w:rFonts w:ascii="맑은 고딕" w:hAnsi="맑은 고딕" w:eastAsia="맑은 고딕"/>
-                <w:b w:val="0"/>
-                <w:sz w:val="16"/>
-              </w:rPr>
-              <w:t>☐</w:t>
-            </w:r>
           </w:p>
         </w:tc>
         <w:tc>
@@ -15882,14 +15353,6 @@
               <w:spacing w:after="20" w:line="252" w:lineRule="auto"/>
             </w:pPr>
             <w:r/>
-            <w:r>
-              <w:rPr>
-                <w:rFonts w:ascii="맑은 고딕" w:hAnsi="맑은 고딕" w:eastAsia="맑은 고딕"/>
-                <w:b w:val="0"/>
-                <w:sz w:val="16"/>
-              </w:rPr>
-              <w:t xml:space="preserve">  /  </w:t>
-            </w:r>
           </w:p>
         </w:tc>
         <w:tc>
@@ -15901,14 +15364,6 @@
               <w:spacing w:after="20" w:line="252" w:lineRule="auto"/>
             </w:pPr>
             <w:r/>
-            <w:r>
-              <w:rPr>
-                <w:rFonts w:ascii="맑은 고딕" w:hAnsi="맑은 고딕" w:eastAsia="맑은 고딕"/>
-                <w:b w:val="0"/>
-                <w:sz w:val="16"/>
-              </w:rPr>
-              <w:t xml:space="preserve">  /  </w:t>
-            </w:r>
           </w:p>
         </w:tc>
         <w:tc>
@@ -15931,14 +15386,6 @@
               <w:spacing w:after="20" w:line="252" w:lineRule="auto"/>
             </w:pPr>
             <w:r/>
-            <w:r>
-              <w:rPr>
-                <w:rFonts w:ascii="맑은 고딕" w:hAnsi="맑은 고딕" w:eastAsia="맑은 고딕"/>
-                <w:b w:val="0"/>
-                <w:sz w:val="16"/>
-              </w:rPr>
-              <w:t xml:space="preserve">  /  </w:t>
-            </w:r>
           </w:p>
         </w:tc>
         <w:tc>
@@ -15977,14 +15424,6 @@
               <w:spacing w:after="20" w:line="252" w:lineRule="auto"/>
             </w:pPr>
             <w:r/>
-            <w:r>
-              <w:rPr>
-                <w:rFonts w:ascii="맑은 고딕" w:hAnsi="맑은 고딕" w:eastAsia="맑은 고딕"/>
-                <w:b w:val="0"/>
-                <w:sz w:val="16"/>
-              </w:rPr>
-              <w:t xml:space="preserve"> /  (  )</w:t>
-            </w:r>
           </w:p>
         </w:tc>
         <w:tc>
@@ -15997,14 +15436,6 @@
               <w:jc w:val="center"/>
             </w:pPr>
             <w:r/>
-            <w:r>
-              <w:rPr>
-                <w:rFonts w:ascii="맑은 고딕" w:hAnsi="맑은 고딕" w:eastAsia="맑은 고딕"/>
-                <w:b w:val="0"/>
-                <w:sz w:val="16"/>
-              </w:rPr>
-              <w:t>아침</w:t>
-            </w:r>
           </w:p>
         </w:tc>
         <w:tc>
@@ -16016,14 +15447,6 @@
               <w:spacing w:after="20" w:line="252" w:lineRule="auto"/>
             </w:pPr>
             <w:r/>
-            <w:r>
-              <w:rPr>
-                <w:rFonts w:ascii="맑은 고딕" w:hAnsi="맑은 고딕" w:eastAsia="맑은 고딕"/>
-                <w:b w:val="0"/>
-                <w:sz w:val="16"/>
-              </w:rPr>
-              <w:t xml:space="preserve">  :  ~  :  </w:t>
-            </w:r>
           </w:p>
         </w:tc>
         <w:tc>
@@ -16047,14 +15470,6 @@
               <w:jc w:val="center"/>
             </w:pPr>
             <w:r/>
-            <w:r>
-              <w:rPr>
-                <w:rFonts w:ascii="맑은 고딕" w:hAnsi="맑은 고딕" w:eastAsia="맑은 고딕"/>
-                <w:b w:val="0"/>
-                <w:sz w:val="16"/>
-              </w:rPr>
-              <w:t>☐</w:t>
-            </w:r>
           </w:p>
         </w:tc>
         <w:tc>
@@ -16077,14 +15492,6 @@
               <w:spacing w:after="20" w:line="252" w:lineRule="auto"/>
             </w:pPr>
             <w:r/>
-            <w:r>
-              <w:rPr>
-                <w:rFonts w:ascii="맑은 고딕" w:hAnsi="맑은 고딕" w:eastAsia="맑은 고딕"/>
-                <w:b w:val="0"/>
-                <w:sz w:val="16"/>
-              </w:rPr>
-              <w:t xml:space="preserve">  /  </w:t>
-            </w:r>
           </w:p>
         </w:tc>
         <w:tc>
@@ -16096,14 +15503,6 @@
               <w:spacing w:after="20" w:line="252" w:lineRule="auto"/>
             </w:pPr>
             <w:r/>
-            <w:r>
-              <w:rPr>
-                <w:rFonts w:ascii="맑은 고딕" w:hAnsi="맑은 고딕" w:eastAsia="맑은 고딕"/>
-                <w:b w:val="0"/>
-                <w:sz w:val="16"/>
-              </w:rPr>
-              <w:t xml:space="preserve">  /  </w:t>
-            </w:r>
           </w:p>
         </w:tc>
         <w:tc>
@@ -16126,14 +15525,6 @@
               <w:spacing w:after="20" w:line="252" w:lineRule="auto"/>
             </w:pPr>
             <w:r/>
-            <w:r>
-              <w:rPr>
-                <w:rFonts w:ascii="맑은 고딕" w:hAnsi="맑은 고딕" w:eastAsia="맑은 고딕"/>
-                <w:b w:val="0"/>
-                <w:sz w:val="16"/>
-              </w:rPr>
-              <w:t xml:space="preserve">  /  </w:t>
-            </w:r>
           </w:p>
         </w:tc>
         <w:tc>
@@ -16184,14 +15575,6 @@
               <w:jc w:val="center"/>
             </w:pPr>
             <w:r/>
-            <w:r>
-              <w:rPr>
-                <w:rFonts w:ascii="맑은 고딕" w:hAnsi="맑은 고딕" w:eastAsia="맑은 고딕"/>
-                <w:b w:val="0"/>
-                <w:sz w:val="16"/>
-              </w:rPr>
-              <w:t>저녁</w:t>
-            </w:r>
           </w:p>
         </w:tc>
         <w:tc>
@@ -16203,14 +15586,6 @@
               <w:spacing w:after="20" w:line="252" w:lineRule="auto"/>
             </w:pPr>
             <w:r/>
-            <w:r>
-              <w:rPr>
-                <w:rFonts w:ascii="맑은 고딕" w:hAnsi="맑은 고딕" w:eastAsia="맑은 고딕"/>
-                <w:b w:val="0"/>
-                <w:sz w:val="16"/>
-              </w:rPr>
-              <w:t xml:space="preserve">  :  ~  :  </w:t>
-            </w:r>
           </w:p>
         </w:tc>
         <w:tc>
@@ -16234,14 +15609,6 @@
               <w:jc w:val="center"/>
             </w:pPr>
             <w:r/>
-            <w:r>
-              <w:rPr>
-                <w:rFonts w:ascii="맑은 고딕" w:hAnsi="맑은 고딕" w:eastAsia="맑은 고딕"/>
-                <w:b w:val="0"/>
-                <w:sz w:val="16"/>
-              </w:rPr>
-              <w:t>☐</w:t>
-            </w:r>
           </w:p>
         </w:tc>
         <w:tc>
@@ -16264,14 +15631,6 @@
               <w:spacing w:after="20" w:line="252" w:lineRule="auto"/>
             </w:pPr>
             <w:r/>
-            <w:r>
-              <w:rPr>
-                <w:rFonts w:ascii="맑은 고딕" w:hAnsi="맑은 고딕" w:eastAsia="맑은 고딕"/>
-                <w:b w:val="0"/>
-                <w:sz w:val="16"/>
-              </w:rPr>
-              <w:t xml:space="preserve">  /  </w:t>
-            </w:r>
           </w:p>
         </w:tc>
         <w:tc>
@@ -16283,14 +15642,6 @@
               <w:spacing w:after="20" w:line="252" w:lineRule="auto"/>
             </w:pPr>
             <w:r/>
-            <w:r>
-              <w:rPr>
-                <w:rFonts w:ascii="맑은 고딕" w:hAnsi="맑은 고딕" w:eastAsia="맑은 고딕"/>
-                <w:b w:val="0"/>
-                <w:sz w:val="16"/>
-              </w:rPr>
-              <w:t xml:space="preserve">  /  </w:t>
-            </w:r>
           </w:p>
         </w:tc>
         <w:tc>
@@ -16313,14 +15664,6 @@
               <w:spacing w:after="20" w:line="252" w:lineRule="auto"/>
             </w:pPr>
             <w:r/>
-            <w:r>
-              <w:rPr>
-                <w:rFonts w:ascii="맑은 고딕" w:hAnsi="맑은 고딕" w:eastAsia="맑은 고딕"/>
-                <w:b w:val="0"/>
-                <w:sz w:val="16"/>
-              </w:rPr>
-              <w:t xml:space="preserve">  /  </w:t>
-            </w:r>
           </w:p>
         </w:tc>
         <w:tc>
@@ -16359,14 +15702,6 @@
               <w:spacing w:after="20" w:line="252" w:lineRule="auto"/>
             </w:pPr>
             <w:r/>
-            <w:r>
-              <w:rPr>
-                <w:rFonts w:ascii="맑은 고딕" w:hAnsi="맑은 고딕" w:eastAsia="맑은 고딕"/>
-                <w:b w:val="0"/>
-                <w:sz w:val="16"/>
-              </w:rPr>
-              <w:t xml:space="preserve"> /  (  )</w:t>
-            </w:r>
           </w:p>
         </w:tc>
         <w:tc>
@@ -16379,14 +15714,6 @@
               <w:jc w:val="center"/>
             </w:pPr>
             <w:r/>
-            <w:r>
-              <w:rPr>
-                <w:rFonts w:ascii="맑은 고딕" w:hAnsi="맑은 고딕" w:eastAsia="맑은 고딕"/>
-                <w:b w:val="0"/>
-                <w:sz w:val="16"/>
-              </w:rPr>
-              <w:t>아침</w:t>
-            </w:r>
           </w:p>
         </w:tc>
         <w:tc>
@@ -16398,14 +15725,6 @@
               <w:spacing w:after="20" w:line="252" w:lineRule="auto"/>
             </w:pPr>
             <w:r/>
-            <w:r>
-              <w:rPr>
-                <w:rFonts w:ascii="맑은 고딕" w:hAnsi="맑은 고딕" w:eastAsia="맑은 고딕"/>
-                <w:b w:val="0"/>
-                <w:sz w:val="16"/>
-              </w:rPr>
-              <w:t xml:space="preserve">  :  ~  :  </w:t>
-            </w:r>
           </w:p>
         </w:tc>
         <w:tc>
@@ -16429,14 +15748,6 @@
               <w:jc w:val="center"/>
             </w:pPr>
             <w:r/>
-            <w:r>
-              <w:rPr>
-                <w:rFonts w:ascii="맑은 고딕" w:hAnsi="맑은 고딕" w:eastAsia="맑은 고딕"/>
-                <w:b w:val="0"/>
-                <w:sz w:val="16"/>
-              </w:rPr>
-              <w:t>☐</w:t>
-            </w:r>
           </w:p>
         </w:tc>
         <w:tc>
@@ -16459,14 +15770,6 @@
               <w:spacing w:after="20" w:line="252" w:lineRule="auto"/>
             </w:pPr>
             <w:r/>
-            <w:r>
-              <w:rPr>
-                <w:rFonts w:ascii="맑은 고딕" w:hAnsi="맑은 고딕" w:eastAsia="맑은 고딕"/>
-                <w:b w:val="0"/>
-                <w:sz w:val="16"/>
-              </w:rPr>
-              <w:t xml:space="preserve">  /  </w:t>
-            </w:r>
           </w:p>
         </w:tc>
         <w:tc>
@@ -16478,14 +15781,6 @@
               <w:spacing w:after="20" w:line="252" w:lineRule="auto"/>
             </w:pPr>
             <w:r/>
-            <w:r>
-              <w:rPr>
-                <w:rFonts w:ascii="맑은 고딕" w:hAnsi="맑은 고딕" w:eastAsia="맑은 고딕"/>
-                <w:b w:val="0"/>
-                <w:sz w:val="16"/>
-              </w:rPr>
-              <w:t xml:space="preserve">  /  </w:t>
-            </w:r>
           </w:p>
         </w:tc>
         <w:tc>
@@ -16508,14 +15803,6 @@
               <w:spacing w:after="20" w:line="252" w:lineRule="auto"/>
             </w:pPr>
             <w:r/>
-            <w:r>
-              <w:rPr>
-                <w:rFonts w:ascii="맑은 고딕" w:hAnsi="맑은 고딕" w:eastAsia="맑은 고딕"/>
-                <w:b w:val="0"/>
-                <w:sz w:val="16"/>
-              </w:rPr>
-              <w:t xml:space="preserve">  /  </w:t>
-            </w:r>
           </w:p>
         </w:tc>
         <w:tc>
@@ -16566,14 +15853,6 @@
               <w:jc w:val="center"/>
             </w:pPr>
             <w:r/>
-            <w:r>
-              <w:rPr>
-                <w:rFonts w:ascii="맑은 고딕" w:hAnsi="맑은 고딕" w:eastAsia="맑은 고딕"/>
-                <w:b w:val="0"/>
-                <w:sz w:val="16"/>
-              </w:rPr>
-              <w:t>저녁</w:t>
-            </w:r>
           </w:p>
         </w:tc>
         <w:tc>
@@ -16585,14 +15864,6 @@
               <w:spacing w:after="20" w:line="252" w:lineRule="auto"/>
             </w:pPr>
             <w:r/>
-            <w:r>
-              <w:rPr>
-                <w:rFonts w:ascii="맑은 고딕" w:hAnsi="맑은 고딕" w:eastAsia="맑은 고딕"/>
-                <w:b w:val="0"/>
-                <w:sz w:val="16"/>
-              </w:rPr>
-              <w:t xml:space="preserve">  :  ~  :  </w:t>
-            </w:r>
           </w:p>
         </w:tc>
         <w:tc>
@@ -16616,14 +15887,6 @@
               <w:jc w:val="center"/>
             </w:pPr>
             <w:r/>
-            <w:r>
-              <w:rPr>
-                <w:rFonts w:ascii="맑은 고딕" w:hAnsi="맑은 고딕" w:eastAsia="맑은 고딕"/>
-                <w:b w:val="0"/>
-                <w:sz w:val="16"/>
-              </w:rPr>
-              <w:t>☐</w:t>
-            </w:r>
           </w:p>
         </w:tc>
         <w:tc>
@@ -16646,14 +15909,6 @@
               <w:spacing w:after="20" w:line="252" w:lineRule="auto"/>
             </w:pPr>
             <w:r/>
-            <w:r>
-              <w:rPr>
-                <w:rFonts w:ascii="맑은 고딕" w:hAnsi="맑은 고딕" w:eastAsia="맑은 고딕"/>
-                <w:b w:val="0"/>
-                <w:sz w:val="16"/>
-              </w:rPr>
-              <w:t xml:space="preserve">  /  </w:t>
-            </w:r>
           </w:p>
         </w:tc>
         <w:tc>
@@ -16665,14 +15920,6 @@
               <w:spacing w:after="20" w:line="252" w:lineRule="auto"/>
             </w:pPr>
             <w:r/>
-            <w:r>
-              <w:rPr>
-                <w:rFonts w:ascii="맑은 고딕" w:hAnsi="맑은 고딕" w:eastAsia="맑은 고딕"/>
-                <w:b w:val="0"/>
-                <w:sz w:val="16"/>
-              </w:rPr>
-              <w:t xml:space="preserve">  /  </w:t>
-            </w:r>
           </w:p>
         </w:tc>
         <w:tc>
@@ -16695,14 +15942,6 @@
               <w:spacing w:after="20" w:line="252" w:lineRule="auto"/>
             </w:pPr>
             <w:r/>
-            <w:r>
-              <w:rPr>
-                <w:rFonts w:ascii="맑은 고딕" w:hAnsi="맑은 고딕" w:eastAsia="맑은 고딕"/>
-                <w:b w:val="0"/>
-                <w:sz w:val="16"/>
-              </w:rPr>
-              <w:t xml:space="preserve">  /  </w:t>
-            </w:r>
           </w:p>
         </w:tc>
         <w:tc>
@@ -16741,14 +15980,6 @@
               <w:spacing w:after="20" w:line="252" w:lineRule="auto"/>
             </w:pPr>
             <w:r/>
-            <w:r>
-              <w:rPr>
-                <w:rFonts w:ascii="맑은 고딕" w:hAnsi="맑은 고딕" w:eastAsia="맑은 고딕"/>
-                <w:b w:val="0"/>
-                <w:sz w:val="16"/>
-              </w:rPr>
-              <w:t xml:space="preserve"> /  (  )</w:t>
-            </w:r>
           </w:p>
         </w:tc>
         <w:tc>
@@ -16761,14 +15992,6 @@
               <w:jc w:val="center"/>
             </w:pPr>
             <w:r/>
-            <w:r>
-              <w:rPr>
-                <w:rFonts w:ascii="맑은 고딕" w:hAnsi="맑은 고딕" w:eastAsia="맑은 고딕"/>
-                <w:b w:val="0"/>
-                <w:sz w:val="16"/>
-              </w:rPr>
-              <w:t>아침</w:t>
-            </w:r>
           </w:p>
         </w:tc>
         <w:tc>
@@ -16780,14 +16003,6 @@
               <w:spacing w:after="20" w:line="252" w:lineRule="auto"/>
             </w:pPr>
             <w:r/>
-            <w:r>
-              <w:rPr>
-                <w:rFonts w:ascii="맑은 고딕" w:hAnsi="맑은 고딕" w:eastAsia="맑은 고딕"/>
-                <w:b w:val="0"/>
-                <w:sz w:val="16"/>
-              </w:rPr>
-              <w:t xml:space="preserve">  :  ~  :  </w:t>
-            </w:r>
           </w:p>
         </w:tc>
         <w:tc>
@@ -16811,14 +16026,6 @@
               <w:jc w:val="center"/>
             </w:pPr>
             <w:r/>
-            <w:r>
-              <w:rPr>
-                <w:rFonts w:ascii="맑은 고딕" w:hAnsi="맑은 고딕" w:eastAsia="맑은 고딕"/>
-                <w:b w:val="0"/>
-                <w:sz w:val="16"/>
-              </w:rPr>
-              <w:t>☐</w:t>
-            </w:r>
           </w:p>
         </w:tc>
         <w:tc>
@@ -16841,14 +16048,6 @@
               <w:spacing w:after="20" w:line="252" w:lineRule="auto"/>
             </w:pPr>
             <w:r/>
-            <w:r>
-              <w:rPr>
-                <w:rFonts w:ascii="맑은 고딕" w:hAnsi="맑은 고딕" w:eastAsia="맑은 고딕"/>
-                <w:b w:val="0"/>
-                <w:sz w:val="16"/>
-              </w:rPr>
-              <w:t xml:space="preserve">  /  </w:t>
-            </w:r>
           </w:p>
         </w:tc>
         <w:tc>
@@ -16860,14 +16059,6 @@
               <w:spacing w:after="20" w:line="252" w:lineRule="auto"/>
             </w:pPr>
             <w:r/>
-            <w:r>
-              <w:rPr>
-                <w:rFonts w:ascii="맑은 고딕" w:hAnsi="맑은 고딕" w:eastAsia="맑은 고딕"/>
-                <w:b w:val="0"/>
-                <w:sz w:val="16"/>
-              </w:rPr>
-              <w:t xml:space="preserve">  /  </w:t>
-            </w:r>
           </w:p>
         </w:tc>
         <w:tc>
@@ -16890,14 +16081,6 @@
               <w:spacing w:after="20" w:line="252" w:lineRule="auto"/>
             </w:pPr>
             <w:r/>
-            <w:r>
-              <w:rPr>
-                <w:rFonts w:ascii="맑은 고딕" w:hAnsi="맑은 고딕" w:eastAsia="맑은 고딕"/>
-                <w:b w:val="0"/>
-                <w:sz w:val="16"/>
-              </w:rPr>
-              <w:t xml:space="preserve">  /  </w:t>
-            </w:r>
           </w:p>
         </w:tc>
         <w:tc>
@@ -16948,14 +16131,6 @@
               <w:jc w:val="center"/>
             </w:pPr>
             <w:r/>
-            <w:r>
-              <w:rPr>
-                <w:rFonts w:ascii="맑은 고딕" w:hAnsi="맑은 고딕" w:eastAsia="맑은 고딕"/>
-                <w:b w:val="0"/>
-                <w:sz w:val="16"/>
-              </w:rPr>
-              <w:t>저녁</w:t>
-            </w:r>
           </w:p>
         </w:tc>
         <w:tc>
@@ -16967,14 +16142,6 @@
               <w:spacing w:after="20" w:line="252" w:lineRule="auto"/>
             </w:pPr>
             <w:r/>
-            <w:r>
-              <w:rPr>
-                <w:rFonts w:ascii="맑은 고딕" w:hAnsi="맑은 고딕" w:eastAsia="맑은 고딕"/>
-                <w:b w:val="0"/>
-                <w:sz w:val="16"/>
-              </w:rPr>
-              <w:t xml:space="preserve">  :  ~  :  </w:t>
-            </w:r>
           </w:p>
         </w:tc>
         <w:tc>
@@ -16998,14 +16165,6 @@
               <w:jc w:val="center"/>
             </w:pPr>
             <w:r/>
-            <w:r>
-              <w:rPr>
-                <w:rFonts w:ascii="맑은 고딕" w:hAnsi="맑은 고딕" w:eastAsia="맑은 고딕"/>
-                <w:b w:val="0"/>
-                <w:sz w:val="16"/>
-              </w:rPr>
-              <w:t>☐</w:t>
-            </w:r>
           </w:p>
         </w:tc>
         <w:tc>
@@ -17028,14 +16187,6 @@
               <w:spacing w:after="20" w:line="252" w:lineRule="auto"/>
             </w:pPr>
             <w:r/>
-            <w:r>
-              <w:rPr>
-                <w:rFonts w:ascii="맑은 고딕" w:hAnsi="맑은 고딕" w:eastAsia="맑은 고딕"/>
-                <w:b w:val="0"/>
-                <w:sz w:val="16"/>
-              </w:rPr>
-              <w:t xml:space="preserve">  /  </w:t>
-            </w:r>
           </w:p>
         </w:tc>
         <w:tc>
@@ -17047,14 +16198,6 @@
               <w:spacing w:after="20" w:line="252" w:lineRule="auto"/>
             </w:pPr>
             <w:r/>
-            <w:r>
-              <w:rPr>
-                <w:rFonts w:ascii="맑은 고딕" w:hAnsi="맑은 고딕" w:eastAsia="맑은 고딕"/>
-                <w:b w:val="0"/>
-                <w:sz w:val="16"/>
-              </w:rPr>
-              <w:t xml:space="preserve">  /  </w:t>
-            </w:r>
           </w:p>
         </w:tc>
         <w:tc>
@@ -17077,14 +16220,6 @@
               <w:spacing w:after="20" w:line="252" w:lineRule="auto"/>
             </w:pPr>
             <w:r/>
-            <w:r>
-              <w:rPr>
-                <w:rFonts w:ascii="맑은 고딕" w:hAnsi="맑은 고딕" w:eastAsia="맑은 고딕"/>
-                <w:b w:val="0"/>
-                <w:sz w:val="16"/>
-              </w:rPr>
-              <w:t xml:space="preserve">  /  </w:t>
-            </w:r>
           </w:p>
         </w:tc>
         <w:tc>
@@ -17126,7 +16261,7 @@
           <w:b w:val="0"/>
           <w:sz w:val="17"/>
         </w:rPr>
-        <w:t>통로 분뇨 배출(스키드로더) 매일 ☐     주간 점검(연구책임자): ____________ (서명)   점검일: ________     ※ 재료 입고 시 거래명세서, 방문·교육 시 사진·방명록을 이 쪽 뒤에 붙인다.</w:t>
+        <w:t>주간 점검(연구책임자):                              (서명)        점검일:</w:t>
       </w:r>
     </w:p>
     <w:sectPr>

--- a/deliverables/2026_산자부_연구노트_D2O_현장점검제출본.docx
+++ b/deliverables/2026_산자부_연구노트_D2O_현장점검제출본.docx
@@ -1042,7 +1042,7 @@
           <w:b w:val="0"/>
           <w:sz w:val="19"/>
         </w:rPr>
-        <w:t>기록지 A. 일일 교반·침상 관리 기록 (주간)</w:t>
+        <w:t>기록지 A. 교반 수행 확인표 (월간)</w:t>
         <w:tab/>
         <w:t>15</w:t>
       </w:r>
@@ -1057,7 +1057,7 @@
           <w:b w:val="0"/>
           <w:sz w:val="17"/>
         </w:rPr>
-        <w:t>※ 기록지 A(1주 1장)는 필요한 만큼 복사하여 수기로 작성하고, 작성 순서대로 본 노트 뒤에 철하며 연속 쪽번호를 부여한다.</w:t>
+        <w:t>※ 기록지 A(1개월 1장)는 매월 1장씩 복사하여 수기로 작성하고, 월 순서대로 본 노트 뒤에 철하며 연속 쪽번호를 부여한다.</w:t>
       </w:r>
     </w:p>
     <w:p>
@@ -1085,7 +1085,7 @@
           <w:b w:val="0"/>
           <w:sz w:val="19"/>
         </w:rPr>
-        <w:t>• 반복 작업(1일 2회 교반, 침상 관리)은 4장 표준 작업 절차를 기준으로 하고, 매일의 수행 결과는 기록지 A에 수기로 기록한다. 표준과 다르게 수행한 경우 특이사항란에 사유를 적는다.</w:t>
+        <w:t>• 반복 작업(1일 2회 교반, 침상 관리)은 4장 표준 작업 절차를 기준으로 하고, 매일의 수행 여부는 기록지 A에 체크한다. 표준과 다르게 수행했거나 이상이 있을 때만 특이사항란에 사유를 적는다.</w:t>
       </w:r>
     </w:p>
     <w:p>
@@ -1113,7 +1113,7 @@
           <w:b w:val="0"/>
           <w:sz w:val="19"/>
         </w:rPr>
-        <w:t>• 모든 쪽에 작성일·작성자 서명을 기재하고, 연구책임자가 매주 점검·서명한다.</w:t>
+        <w:t>• 모든 쪽에 작성일·작성자 서명을 기재하고, 연구책임자가 매월 점검·서명한다.</w:t>
       </w:r>
     </w:p>
     <w:p>
@@ -3035,7 +3035,7 @@
                 <w:b w:val="0"/>
                 <w:sz w:val="17"/>
               </w:rPr>
-              <w:t>기록지 A — 시작·종료 시각</w:t>
+              <w:t>기록지 A — 아침·저녁 수행 체크</w:t>
             </w:r>
           </w:p>
         </w:tc>
@@ -3330,7 +3330,7 @@
                 <w:b w:val="0"/>
                 <w:sz w:val="17"/>
               </w:rPr>
-              <w:t>정지 횟수 — 기록지 A</w:t>
+              <w:t>이상 시 기록지 A 특이사항</w:t>
             </w:r>
           </w:p>
         </w:tc>
@@ -3370,7 +3370,7 @@
                 <w:b w:val="0"/>
                 <w:sz w:val="17"/>
               </w:rPr>
-              <w:t>침상 수분·냄새 등급(1~5), 덩어리·과습 구역 확인, 고정 지점 사진</w:t>
+              <w:t>침상 수분·냄새·덩어리·과습 구역 육안 확인</w:t>
             </w:r>
           </w:p>
         </w:tc>
@@ -3389,7 +3389,7 @@
                 <w:b w:val="0"/>
                 <w:sz w:val="17"/>
               </w:rPr>
-              <w:t>기록지 A</w:t>
+              <w:t>이상 시 특이사항, 월 1회 침상 상태</w:t>
             </w:r>
           </w:p>
         </w:tc>
@@ -3469,7 +3469,7 @@
           <w:b w:val="0"/>
           <w:sz w:val="17"/>
         </w:rPr>
-        <w:t>※ 일일 점검 9개 항목(작업 동선, 회전반경, 베딩 두께, 로터리 회전수, 교반 깊이, 수분, 베딩 추가, 냄새, 사용기간)은 위 표준과 기록지 A·B·C에 모두 포함된다.</w:t>
+        <w:t>※ 일일 점검 9개 항목(작업 동선, 회전반경, 베딩 두께, 로터리 회전수, 교반 깊이, 수분, 베딩 추가, 냄새, 사용기간)은 위 표준 작업 절차로 고정하고, 기록지 A에는 수행 여부와 표준 이탈·이상만 기록한다(예외 기록 방식).</w:t>
       </w:r>
     </w:p>
     <w:p>
@@ -5569,7 +5569,7 @@
                 <w:b w:val="0"/>
                 <w:sz w:val="18"/>
               </w:rPr>
-              <w:t>침상의 '휴머스화' 정도를 색·냄새·덩어리·수분으로 매일 관찰하여 기록지 A에 등급으로 남긴다.</w:t>
+              <w:t>침상의 '휴머스화' 정도를 색·냄새·덩어리·수분으로 매일 관찰하고, 이상은 기록지 A 특이사항에, 월간 상태는 하단 '이달 침상 상태'에 남긴다.</w:t>
             </w:r>
           </w:p>
         </w:tc>
@@ -6817,7 +6817,7 @@
                 <w:b w:val="0"/>
                 <w:sz w:val="18"/>
               </w:rPr>
-              <w:t>매회: 수분·냄새 등급, 덩어리·과습 구역 (측정장비 도입 후 침상 두께·깊이·온도·수분·암모니아를 정기 측정)</w:t>
+              <w:t>매회 육안 확인(수분·냄새·덩어리·과습 구역), 이상 시 기록 / 측정장비 도입 후 침상 두께·깊이·온도·수분·암모니아 정기 측정</w:t>
             </w:r>
           </w:p>
         </w:tc>
@@ -7022,7 +7022,7 @@
                 <w:b w:val="0"/>
                 <w:sz w:val="18"/>
               </w:rPr>
-              <w:t>기록지 A(매일 교반·재료 투입) 작성, 연구책임자 주간 점검·서명</w:t>
+              <w:t>기록지 A(1개월 1장: 매일 수행 체크, 이상·재료 투입만 기록) 작성, 연구책임자 월 1회 점검·서명</w:t>
             </w:r>
           </w:p>
         </w:tc>
@@ -7618,7 +7618,7 @@
                 <w:b w:val="0"/>
                 <w:sz w:val="18"/>
               </w:rPr>
-              <w:t>수동 교반 기준선(소요시간, 미교반 구간, 소 회피, 침상 상태, 노동 시간)을 기록지 A로 확보해야, 2차년도 시제품 실증에서 자동화 효과를 같은 잣대로 비교할 수 있다.</w:t>
+              <w:t>수동 교반 기준선(소요시간, 미교반 구간, 소 회피, 침상 상태, 노동 시간)은 표준 작업 절차(4장)와 기록지 A의 수행 기록으로 확보해야, 2차년도 시제품 실증에서 자동화 효과를 같은 잣대로 비교할 수 있다.</w:t>
             </w:r>
           </w:p>
         </w:tc>
@@ -8762,7 +8762,7 @@
                 <w:b w:val="0"/>
                 <w:sz w:val="18"/>
               </w:rPr>
-              <w:t>• 평균 교반 시간·수분·냄새 등급은 11월부터 기록지 A로 집계</w:t>
+              <w:t>• 2026. 11.부터 표준 절차에 따른 수행 체크와 이상 기록(기록지 A)으로 관리</w:t>
             </w:r>
           </w:p>
         </w:tc>
@@ -8803,7 +8803,7 @@
                 <w:b w:val="0"/>
                 <w:sz w:val="18"/>
               </w:rPr>
-              <w:t>2026. 11.부터 1일 2회 표준 절차(4장)로 전환하여 기록지 A에 매일 수기 기록</w:t>
+              <w:t>2026. 11.부터 1일 2회 표준 절차(4장)로 전환하여 기록지 A에 매일 수행 체크</w:t>
             </w:r>
           </w:p>
         </w:tc>
@@ -13920,7 +13920,20 @@
           <w:b/>
           <w:sz w:val="23"/>
         </w:rPr>
-        <w:t>기록지 A. 일일 교반·침상 관리 기록 (1주 1장 — 매일 아침·저녁)</w:t>
+        <w:t>기록지 A. 교반 수행 확인표 (1개월 1장)</w:t>
+      </w:r>
+    </w:p>
+    <w:p>
+      <w:pPr>
+        <w:spacing w:after="40" w:before="0"/>
+      </w:pPr>
+      <w:r>
+        <w:rPr>
+          <w:rFonts w:ascii="맑은 고딕" w:hAnsi="맑은 고딕" w:eastAsia="맑은 고딕"/>
+          <w:b w:val="0"/>
+          <w:sz w:val="18"/>
+        </w:rPr>
+        <w:t>2026년      월        장비: 대동 DK600(56 HP) + 로터리        기준: 4장 표준 작업 절차        쪽번호:</w:t>
       </w:r>
     </w:p>
     <w:p>
@@ -13931,9 +13944,9 @@
         <w:rPr>
           <w:rFonts w:ascii="맑은 고딕" w:hAnsi="맑은 고딕" w:eastAsia="맑은 고딕"/>
           <w:b w:val="0"/>
-          <w:sz w:val="18"/>
+          <w:sz w:val="17"/>
         </w:rPr>
-        <w:t>기간:                                    우군:                                    장비:                                    쪽번호:</w:t>
+        <w:t>작성 방법: 표준 절차대로 수행한 회차에 ✓만 표시한다. 생략·변경·이상·방문·재료 투입이 있을 때만 해당 칸에 적는다.</w:t>
       </w:r>
     </w:p>
     <w:tbl>
@@ -13945,26 +13958,20 @@
         <w:tblLook w:firstColumn="1" w:firstRow="1" w:lastColumn="0" w:lastRow="0" w:noHBand="0" w:noVBand="1" w:val="04A0"/>
       </w:tblPr>
       <w:tblGrid>
-        <w:gridCol w:w="1134"/>
-        <w:gridCol w:w="680"/>
-        <w:gridCol w:w="1360"/>
-        <w:gridCol w:w="1020"/>
-        <w:gridCol w:w="623"/>
-        <w:gridCol w:w="850"/>
-        <w:gridCol w:w="1077"/>
-        <w:gridCol w:w="1077"/>
-        <w:gridCol w:w="1134"/>
+        <w:gridCol w:w="567"/>
+        <w:gridCol w:w="793"/>
+        <w:gridCol w:w="793"/>
         <w:gridCol w:w="1247"/>
-        <w:gridCol w:w="3969"/>
-        <w:gridCol w:w="907"/>
+        <w:gridCol w:w="2041"/>
+        <w:gridCol w:w="4195"/>
       </w:tblGrid>
       <w:tr>
         <w:trPr>
-          <w:trHeight w:val="464" w:hRule="atLeast"/>
+          <w:trHeight w:val="317" w:hRule="atLeast"/>
         </w:trPr>
         <w:tc>
           <w:tcPr>
-            <w:tcW w:type="dxa" w:w="1134"/>
+            <w:tcW w:type="dxa" w:w="567"/>
             <w:shd w:val="clear" w:color="auto" w:fill="EDEDED"/>
           </w:tcPr>
           <w:p>
@@ -13977,15 +13984,15 @@
               <w:rPr>
                 <w:rFonts w:ascii="맑은 고딕" w:hAnsi="맑은 고딕" w:eastAsia="맑은 고딕"/>
                 <w:b/>
-                <w:sz w:val="16"/>
-              </w:rPr>
-              <w:t>일자</w:t>
-            </w:r>
-          </w:p>
-        </w:tc>
-        <w:tc>
-          <w:tcPr>
-            <w:tcW w:type="dxa" w:w="680"/>
+                <w:sz w:val="17"/>
+              </w:rPr>
+              <w:t>일</w:t>
+            </w:r>
+          </w:p>
+        </w:tc>
+        <w:tc>
+          <w:tcPr>
+            <w:tcW w:type="dxa" w:w="794"/>
             <w:shd w:val="clear" w:color="auto" w:fill="EDEDED"/>
           </w:tcPr>
           <w:p>
@@ -13998,15 +14005,15 @@
               <w:rPr>
                 <w:rFonts w:ascii="맑은 고딕" w:hAnsi="맑은 고딕" w:eastAsia="맑은 고딕"/>
                 <w:b/>
-                <w:sz w:val="16"/>
-              </w:rPr>
-              <w:t>회차</w:t>
-            </w:r>
-          </w:p>
-        </w:tc>
-        <w:tc>
-          <w:tcPr>
-            <w:tcW w:type="dxa" w:w="1361"/>
+                <w:sz w:val="17"/>
+              </w:rPr>
+              <w:t>아침</w:t>
+            </w:r>
+          </w:p>
+        </w:tc>
+        <w:tc>
+          <w:tcPr>
+            <w:tcW w:type="dxa" w:w="794"/>
             <w:shd w:val="clear" w:color="auto" w:fill="EDEDED"/>
           </w:tcPr>
           <w:p>
@@ -14019,205 +14026,9 @@
               <w:rPr>
                 <w:rFonts w:ascii="맑은 고딕" w:hAnsi="맑은 고딕" w:eastAsia="맑은 고딕"/>
                 <w:b/>
-                <w:sz w:val="16"/>
-              </w:rPr>
-              <w:t>시작~종료</w:t>
-            </w:r>
-          </w:p>
-        </w:tc>
-        <w:tc>
-          <w:tcPr>
-            <w:tcW w:type="dxa" w:w="1020"/>
-            <w:shd w:val="clear" w:color="auto" w:fill="EDEDED"/>
-          </w:tcPr>
-          <w:p>
-            <w:pPr>
-              <w:spacing w:after="20" w:line="252" w:lineRule="auto"/>
-              <w:jc w:val="center"/>
-            </w:pPr>
-            <w:r/>
-            <w:r>
-              <w:rPr>
-                <w:rFonts w:ascii="맑은 고딕" w:hAnsi="맑은 고딕" w:eastAsia="맑은 고딕"/>
-                <w:b/>
-                <w:sz w:val="16"/>
-              </w:rPr>
-              <w:t>작업자</w:t>
-            </w:r>
-          </w:p>
-        </w:tc>
-        <w:tc>
-          <w:tcPr>
-            <w:tcW w:type="dxa" w:w="624"/>
-            <w:shd w:val="clear" w:color="auto" w:fill="EDEDED"/>
-          </w:tcPr>
-          <w:p>
-            <w:pPr>
-              <w:spacing w:after="20" w:line="252" w:lineRule="auto"/>
-              <w:jc w:val="center"/>
-            </w:pPr>
-            <w:r/>
-            <w:r>
-              <w:rPr>
-                <w:rFonts w:ascii="맑은 고딕" w:hAnsi="맑은 고딕" w:eastAsia="맑은 고딕"/>
-                <w:b/>
-                <w:sz w:val="16"/>
-              </w:rPr>
-              <w:t>표준</w:t>
-            </w:r>
-          </w:p>
-          <w:p>
-            <w:pPr>
-              <w:spacing w:after="20" w:line="252" w:lineRule="auto"/>
-              <w:jc w:val="center"/>
-            </w:pPr>
-            <w:r>
-              <w:rPr>
-                <w:rFonts w:ascii="맑은 고딕" w:hAnsi="맑은 고딕" w:eastAsia="맑은 고딕"/>
-                <w:b/>
-                <w:sz w:val="16"/>
-              </w:rPr>
-              <w:t>동일</w:t>
-            </w:r>
-          </w:p>
-        </w:tc>
-        <w:tc>
-          <w:tcPr>
-            <w:tcW w:type="dxa" w:w="850"/>
-            <w:shd w:val="clear" w:color="auto" w:fill="EDEDED"/>
-          </w:tcPr>
-          <w:p>
-            <w:pPr>
-              <w:spacing w:after="20" w:line="252" w:lineRule="auto"/>
-              <w:jc w:val="center"/>
-            </w:pPr>
-            <w:r/>
-            <w:r>
-              <w:rPr>
-                <w:rFonts w:ascii="맑은 고딕" w:hAnsi="맑은 고딕" w:eastAsia="맑은 고딕"/>
-                <w:b/>
-                <w:sz w:val="16"/>
-              </w:rPr>
-              <w:t>소 회피</w:t>
-            </w:r>
-          </w:p>
-          <w:p>
-            <w:pPr>
-              <w:spacing w:after="20" w:line="252" w:lineRule="auto"/>
-              <w:jc w:val="center"/>
-            </w:pPr>
-            <w:r>
-              <w:rPr>
-                <w:rFonts w:ascii="맑은 고딕" w:hAnsi="맑은 고딕" w:eastAsia="맑은 고딕"/>
-                <w:b/>
-                <w:sz w:val="16"/>
-              </w:rPr>
-              <w:t>정지(회)</w:t>
-            </w:r>
-          </w:p>
-        </w:tc>
-        <w:tc>
-          <w:tcPr>
-            <w:tcW w:type="dxa" w:w="1077"/>
-            <w:shd w:val="clear" w:color="auto" w:fill="EDEDED"/>
-          </w:tcPr>
-          <w:p>
-            <w:pPr>
-              <w:spacing w:after="20" w:line="252" w:lineRule="auto"/>
-              <w:jc w:val="center"/>
-            </w:pPr>
-            <w:r/>
-            <w:r>
-              <w:rPr>
-                <w:rFonts w:ascii="맑은 고딕" w:hAnsi="맑은 고딕" w:eastAsia="맑은 고딕"/>
-                <w:b/>
-                <w:sz w:val="16"/>
-              </w:rPr>
-              <w:t>수분 1~5</w:t>
-            </w:r>
-          </w:p>
-          <w:p>
-            <w:pPr>
-              <w:spacing w:after="20" w:line="252" w:lineRule="auto"/>
-              <w:jc w:val="center"/>
-            </w:pPr>
-            <w:r>
-              <w:rPr>
-                <w:rFonts w:ascii="맑은 고딕" w:hAnsi="맑은 고딕" w:eastAsia="맑은 고딕"/>
-                <w:b/>
-                <w:sz w:val="16"/>
-              </w:rPr>
-              <w:t>건유/착유</w:t>
-            </w:r>
-          </w:p>
-        </w:tc>
-        <w:tc>
-          <w:tcPr>
-            <w:tcW w:type="dxa" w:w="1077"/>
-            <w:shd w:val="clear" w:color="auto" w:fill="EDEDED"/>
-          </w:tcPr>
-          <w:p>
-            <w:pPr>
-              <w:spacing w:after="20" w:line="252" w:lineRule="auto"/>
-              <w:jc w:val="center"/>
-            </w:pPr>
-            <w:r/>
-            <w:r>
-              <w:rPr>
-                <w:rFonts w:ascii="맑은 고딕" w:hAnsi="맑은 고딕" w:eastAsia="맑은 고딕"/>
-                <w:b/>
-                <w:sz w:val="16"/>
-              </w:rPr>
-              <w:t>냄새 1~5</w:t>
-            </w:r>
-          </w:p>
-          <w:p>
-            <w:pPr>
-              <w:spacing w:after="20" w:line="252" w:lineRule="auto"/>
-              <w:jc w:val="center"/>
-            </w:pPr>
-            <w:r>
-              <w:rPr>
-                <w:rFonts w:ascii="맑은 고딕" w:hAnsi="맑은 고딕" w:eastAsia="맑은 고딕"/>
-                <w:b/>
-                <w:sz w:val="16"/>
-              </w:rPr>
-              <w:t>건유/착유</w:t>
-            </w:r>
-          </w:p>
-        </w:tc>
-        <w:tc>
-          <w:tcPr>
-            <w:tcW w:type="dxa" w:w="1134"/>
-            <w:shd w:val="clear" w:color="auto" w:fill="EDEDED"/>
-          </w:tcPr>
-          <w:p>
-            <w:pPr>
-              <w:spacing w:after="20" w:line="252" w:lineRule="auto"/>
-              <w:jc w:val="center"/>
-            </w:pPr>
-            <w:r/>
-            <w:r>
-              <w:rPr>
-                <w:rFonts w:ascii="맑은 고딕" w:hAnsi="맑은 고딕" w:eastAsia="맑은 고딕"/>
-                <w:b/>
-                <w:sz w:val="16"/>
-              </w:rPr>
-              <w:t>덩어리·</w:t>
-            </w:r>
-          </w:p>
-          <w:p>
-            <w:pPr>
-              <w:spacing w:after="20" w:line="252" w:lineRule="auto"/>
-              <w:jc w:val="center"/>
-            </w:pPr>
-            <w:r>
-              <w:rPr>
-                <w:rFonts w:ascii="맑은 고딕" w:hAnsi="맑은 고딕" w:eastAsia="맑은 고딕"/>
-                <w:b/>
-                <w:sz w:val="16"/>
-              </w:rPr>
-              <w:t>과습 구역</w:t>
+                <w:sz w:val="17"/>
+              </w:rPr>
+              <w:t>저녁</w:t>
             </w:r>
           </w:p>
         </w:tc>
@@ -14236,29 +14047,36 @@
               <w:rPr>
                 <w:rFonts w:ascii="맑은 고딕" w:hAnsi="맑은 고딕" w:eastAsia="맑은 고딕"/>
                 <w:b/>
-                <w:sz w:val="16"/>
-              </w:rPr>
-              <w:t>베딩 추가 m³</w:t>
-            </w:r>
-          </w:p>
+                <w:sz w:val="17"/>
+              </w:rPr>
+              <w:t>작업자</w:t>
+            </w:r>
+          </w:p>
+        </w:tc>
+        <w:tc>
+          <w:tcPr>
+            <w:tcW w:type="dxa" w:w="2041"/>
+            <w:shd w:val="clear" w:color="auto" w:fill="EDEDED"/>
+          </w:tcPr>
           <w:p>
             <w:pPr>
               <w:spacing w:after="20" w:line="252" w:lineRule="auto"/>
               <w:jc w:val="center"/>
             </w:pPr>
+            <w:r/>
             <w:r>
               <w:rPr>
                 <w:rFonts w:ascii="맑은 고딕" w:hAnsi="맑은 고딕" w:eastAsia="맑은 고딕"/>
                 <w:b/>
-                <w:sz w:val="16"/>
-              </w:rPr>
-              <w:t>톱밥/피트모스</w:t>
-            </w:r>
-          </w:p>
-        </w:tc>
-        <w:tc>
-          <w:tcPr>
-            <w:tcW w:type="dxa" w:w="3969"/>
+                <w:sz w:val="17"/>
+              </w:rPr>
+              <w:t>베딩 추가 (톱밥/피트모스 m³)</w:t>
+            </w:r>
+          </w:p>
+        </w:tc>
+        <w:tc>
+          <w:tcPr>
+            <w:tcW w:type="dxa" w:w="4195"/>
             <w:shd w:val="clear" w:color="auto" w:fill="EDEDED"/>
           </w:tcPr>
           <w:p>
@@ -14271,52 +14089,20 @@
               <w:rPr>
                 <w:rFonts w:ascii="맑은 고딕" w:hAnsi="맑은 고딕" w:eastAsia="맑은 고딕"/>
                 <w:b/>
-                <w:sz w:val="16"/>
-              </w:rPr>
-              <w:t>특이사항 (변경·사유·관찰·방문)</w:t>
-            </w:r>
-          </w:p>
-        </w:tc>
-        <w:tc>
-          <w:tcPr>
-            <w:tcW w:type="dxa" w:w="907"/>
-            <w:shd w:val="clear" w:color="auto" w:fill="EDEDED"/>
-          </w:tcPr>
-          <w:p>
-            <w:pPr>
-              <w:spacing w:after="20" w:line="252" w:lineRule="auto"/>
-              <w:jc w:val="center"/>
-            </w:pPr>
-            <w:r/>
-            <w:r>
-              <w:rPr>
-                <w:rFonts w:ascii="맑은 고딕" w:hAnsi="맑은 고딕" w:eastAsia="맑은 고딕"/>
-                <w:b/>
-                <w:sz w:val="16"/>
-              </w:rPr>
-              <w:t>서명</w:t>
+                <w:sz w:val="17"/>
+              </w:rPr>
+              <w:t>특이사항 (표준과 다를 때·이상·방문만)</w:t>
             </w:r>
           </w:p>
         </w:tc>
       </w:tr>
       <w:tr>
         <w:trPr>
-          <w:trHeight w:val="464" w:hRule="atLeast"/>
+          <w:trHeight w:val="317" w:hRule="atLeast"/>
         </w:trPr>
         <w:tc>
           <w:tcPr>
-            <w:tcW w:type="dxa" w:w="1134"/>
-          </w:tcPr>
-          <w:p>
-            <w:pPr>
-              <w:spacing w:after="20" w:line="252" w:lineRule="auto"/>
-            </w:pPr>
-            <w:r/>
-          </w:p>
-        </w:tc>
-        <w:tc>
-          <w:tcPr>
-            <w:tcW w:type="dxa" w:w="680"/>
+            <w:tcW w:type="dxa" w:w="567"/>
           </w:tcPr>
           <w:p>
             <w:pPr>
@@ -14324,33 +14110,19 @@
               <w:jc w:val="center"/>
             </w:pPr>
             <w:r/>
-          </w:p>
-        </w:tc>
-        <w:tc>
-          <w:tcPr>
-            <w:tcW w:type="dxa" w:w="1361"/>
-          </w:tcPr>
-          <w:p>
-            <w:pPr>
-              <w:spacing w:after="20" w:line="252" w:lineRule="auto"/>
-            </w:pPr>
-            <w:r/>
-          </w:p>
-        </w:tc>
-        <w:tc>
-          <w:tcPr>
-            <w:tcW w:type="dxa" w:w="1020"/>
-          </w:tcPr>
-          <w:p>
-            <w:pPr>
-              <w:spacing w:after="20" w:line="252" w:lineRule="auto"/>
-            </w:pPr>
-            <w:r/>
-          </w:p>
-        </w:tc>
-        <w:tc>
-          <w:tcPr>
-            <w:tcW w:type="dxa" w:w="624"/>
+            <w:r>
+              <w:rPr>
+                <w:rFonts w:ascii="맑은 고딕" w:hAnsi="맑은 고딕" w:eastAsia="맑은 고딕"/>
+                <w:b w:val="0"/>
+                <w:sz w:val="17"/>
+              </w:rPr>
+              <w:t>1</w:t>
+            </w:r>
+          </w:p>
+        </w:tc>
+        <w:tc>
+          <w:tcPr>
+            <w:tcW w:type="dxa" w:w="794"/>
           </w:tcPr>
           <w:p>
             <w:pPr>
@@ -14362,44 +14134,12 @@
         </w:tc>
         <w:tc>
           <w:tcPr>
-            <w:tcW w:type="dxa" w:w="850"/>
-          </w:tcPr>
-          <w:p>
-            <w:pPr>
-              <w:spacing w:after="20" w:line="252" w:lineRule="auto"/>
-            </w:pPr>
-            <w:r/>
-          </w:p>
-        </w:tc>
-        <w:tc>
-          <w:tcPr>
-            <w:tcW w:type="dxa" w:w="1077"/>
-          </w:tcPr>
-          <w:p>
-            <w:pPr>
-              <w:spacing w:after="20" w:line="252" w:lineRule="auto"/>
-            </w:pPr>
-            <w:r/>
-          </w:p>
-        </w:tc>
-        <w:tc>
-          <w:tcPr>
-            <w:tcW w:type="dxa" w:w="1077"/>
-          </w:tcPr>
-          <w:p>
-            <w:pPr>
-              <w:spacing w:after="20" w:line="252" w:lineRule="auto"/>
-            </w:pPr>
-            <w:r/>
-          </w:p>
-        </w:tc>
-        <w:tc>
-          <w:tcPr>
-            <w:tcW w:type="dxa" w:w="1134"/>
-          </w:tcPr>
-          <w:p>
-            <w:pPr>
-              <w:spacing w:after="20" w:line="252" w:lineRule="auto"/>
+            <w:tcW w:type="dxa" w:w="794"/>
+          </w:tcPr>
+          <w:p>
+            <w:pPr>
+              <w:spacing w:after="20" w:line="252" w:lineRule="auto"/>
+              <w:jc w:val="center"/>
             </w:pPr>
             <w:r/>
           </w:p>
@@ -14417,18 +14157,18 @@
         </w:tc>
         <w:tc>
           <w:tcPr>
-            <w:tcW w:type="dxa" w:w="3969"/>
-          </w:tcPr>
-          <w:p>
-            <w:pPr>
-              <w:spacing w:after="20" w:line="252" w:lineRule="auto"/>
-            </w:pPr>
-            <w:r/>
-          </w:p>
-        </w:tc>
-        <w:tc>
-          <w:tcPr>
-            <w:tcW w:type="dxa" w:w="907"/>
+            <w:tcW w:type="dxa" w:w="2041"/>
+          </w:tcPr>
+          <w:p>
+            <w:pPr>
+              <w:spacing w:after="20" w:line="252" w:lineRule="auto"/>
+            </w:pPr>
+            <w:r/>
+          </w:p>
+        </w:tc>
+        <w:tc>
+          <w:tcPr>
+            <w:tcW w:type="dxa" w:w="4195"/>
           </w:tcPr>
           <w:p>
             <w:pPr>
@@ -14440,22 +14180,11 @@
       </w:tr>
       <w:tr>
         <w:trPr>
-          <w:trHeight w:val="464" w:hRule="atLeast"/>
+          <w:trHeight w:val="317" w:hRule="atLeast"/>
         </w:trPr>
         <w:tc>
           <w:tcPr>
-            <w:tcW w:type="dxa" w:w="1134"/>
-          </w:tcPr>
-          <w:p>
-            <w:pPr>
-              <w:spacing w:after="20" w:line="252" w:lineRule="auto"/>
-            </w:pPr>
-            <w:r/>
-          </w:p>
-        </w:tc>
-        <w:tc>
-          <w:tcPr>
-            <w:tcW w:type="dxa" w:w="680"/>
+            <w:tcW w:type="dxa" w:w="567"/>
           </w:tcPr>
           <w:p>
             <w:pPr>
@@ -14463,33 +14192,19 @@
               <w:jc w:val="center"/>
             </w:pPr>
             <w:r/>
-          </w:p>
-        </w:tc>
-        <w:tc>
-          <w:tcPr>
-            <w:tcW w:type="dxa" w:w="1361"/>
-          </w:tcPr>
-          <w:p>
-            <w:pPr>
-              <w:spacing w:after="20" w:line="252" w:lineRule="auto"/>
-            </w:pPr>
-            <w:r/>
-          </w:p>
-        </w:tc>
-        <w:tc>
-          <w:tcPr>
-            <w:tcW w:type="dxa" w:w="1020"/>
-          </w:tcPr>
-          <w:p>
-            <w:pPr>
-              <w:spacing w:after="20" w:line="252" w:lineRule="auto"/>
-            </w:pPr>
-            <w:r/>
-          </w:p>
-        </w:tc>
-        <w:tc>
-          <w:tcPr>
-            <w:tcW w:type="dxa" w:w="624"/>
+            <w:r>
+              <w:rPr>
+                <w:rFonts w:ascii="맑은 고딕" w:hAnsi="맑은 고딕" w:eastAsia="맑은 고딕"/>
+                <w:b w:val="0"/>
+                <w:sz w:val="17"/>
+              </w:rPr>
+              <w:t>2</w:t>
+            </w:r>
+          </w:p>
+        </w:tc>
+        <w:tc>
+          <w:tcPr>
+            <w:tcW w:type="dxa" w:w="794"/>
           </w:tcPr>
           <w:p>
             <w:pPr>
@@ -14501,44 +14216,12 @@
         </w:tc>
         <w:tc>
           <w:tcPr>
-            <w:tcW w:type="dxa" w:w="850"/>
-          </w:tcPr>
-          <w:p>
-            <w:pPr>
-              <w:spacing w:after="20" w:line="252" w:lineRule="auto"/>
-            </w:pPr>
-            <w:r/>
-          </w:p>
-        </w:tc>
-        <w:tc>
-          <w:tcPr>
-            <w:tcW w:type="dxa" w:w="1077"/>
-          </w:tcPr>
-          <w:p>
-            <w:pPr>
-              <w:spacing w:after="20" w:line="252" w:lineRule="auto"/>
-            </w:pPr>
-            <w:r/>
-          </w:p>
-        </w:tc>
-        <w:tc>
-          <w:tcPr>
-            <w:tcW w:type="dxa" w:w="1077"/>
-          </w:tcPr>
-          <w:p>
-            <w:pPr>
-              <w:spacing w:after="20" w:line="252" w:lineRule="auto"/>
-            </w:pPr>
-            <w:r/>
-          </w:p>
-        </w:tc>
-        <w:tc>
-          <w:tcPr>
-            <w:tcW w:type="dxa" w:w="1134"/>
-          </w:tcPr>
-          <w:p>
-            <w:pPr>
-              <w:spacing w:after="20" w:line="252" w:lineRule="auto"/>
+            <w:tcW w:type="dxa" w:w="794"/>
+          </w:tcPr>
+          <w:p>
+            <w:pPr>
+              <w:spacing w:after="20" w:line="252" w:lineRule="auto"/>
+              <w:jc w:val="center"/>
             </w:pPr>
             <w:r/>
           </w:p>
@@ -14556,18 +14239,18 @@
         </w:tc>
         <w:tc>
           <w:tcPr>
-            <w:tcW w:type="dxa" w:w="3969"/>
-          </w:tcPr>
-          <w:p>
-            <w:pPr>
-              <w:spacing w:after="20" w:line="252" w:lineRule="auto"/>
-            </w:pPr>
-            <w:r/>
-          </w:p>
-        </w:tc>
-        <w:tc>
-          <w:tcPr>
-            <w:tcW w:type="dxa" w:w="907"/>
+            <w:tcW w:type="dxa" w:w="2041"/>
+          </w:tcPr>
+          <w:p>
+            <w:pPr>
+              <w:spacing w:after="20" w:line="252" w:lineRule="auto"/>
+            </w:pPr>
+            <w:r/>
+          </w:p>
+        </w:tc>
+        <w:tc>
+          <w:tcPr>
+            <w:tcW w:type="dxa" w:w="4195"/>
           </w:tcPr>
           <w:p>
             <w:pPr>
@@ -14579,22 +14262,11 @@
       </w:tr>
       <w:tr>
         <w:trPr>
-          <w:trHeight w:val="464" w:hRule="atLeast"/>
+          <w:trHeight w:val="317" w:hRule="atLeast"/>
         </w:trPr>
         <w:tc>
           <w:tcPr>
-            <w:tcW w:type="dxa" w:w="1134"/>
-          </w:tcPr>
-          <w:p>
-            <w:pPr>
-              <w:spacing w:after="20" w:line="252" w:lineRule="auto"/>
-            </w:pPr>
-            <w:r/>
-          </w:p>
-        </w:tc>
-        <w:tc>
-          <w:tcPr>
-            <w:tcW w:type="dxa" w:w="680"/>
+            <w:tcW w:type="dxa" w:w="567"/>
           </w:tcPr>
           <w:p>
             <w:pPr>
@@ -14602,33 +14274,19 @@
               <w:jc w:val="center"/>
             </w:pPr>
             <w:r/>
-          </w:p>
-        </w:tc>
-        <w:tc>
-          <w:tcPr>
-            <w:tcW w:type="dxa" w:w="1361"/>
-          </w:tcPr>
-          <w:p>
-            <w:pPr>
-              <w:spacing w:after="20" w:line="252" w:lineRule="auto"/>
-            </w:pPr>
-            <w:r/>
-          </w:p>
-        </w:tc>
-        <w:tc>
-          <w:tcPr>
-            <w:tcW w:type="dxa" w:w="1020"/>
-          </w:tcPr>
-          <w:p>
-            <w:pPr>
-              <w:spacing w:after="20" w:line="252" w:lineRule="auto"/>
-            </w:pPr>
-            <w:r/>
-          </w:p>
-        </w:tc>
-        <w:tc>
-          <w:tcPr>
-            <w:tcW w:type="dxa" w:w="624"/>
+            <w:r>
+              <w:rPr>
+                <w:rFonts w:ascii="맑은 고딕" w:hAnsi="맑은 고딕" w:eastAsia="맑은 고딕"/>
+                <w:b w:val="0"/>
+                <w:sz w:val="17"/>
+              </w:rPr>
+              <w:t>3</w:t>
+            </w:r>
+          </w:p>
+        </w:tc>
+        <w:tc>
+          <w:tcPr>
+            <w:tcW w:type="dxa" w:w="794"/>
           </w:tcPr>
           <w:p>
             <w:pPr>
@@ -14640,44 +14298,12 @@
         </w:tc>
         <w:tc>
           <w:tcPr>
-            <w:tcW w:type="dxa" w:w="850"/>
-          </w:tcPr>
-          <w:p>
-            <w:pPr>
-              <w:spacing w:after="20" w:line="252" w:lineRule="auto"/>
-            </w:pPr>
-            <w:r/>
-          </w:p>
-        </w:tc>
-        <w:tc>
-          <w:tcPr>
-            <w:tcW w:type="dxa" w:w="1077"/>
-          </w:tcPr>
-          <w:p>
-            <w:pPr>
-              <w:spacing w:after="20" w:line="252" w:lineRule="auto"/>
-            </w:pPr>
-            <w:r/>
-          </w:p>
-        </w:tc>
-        <w:tc>
-          <w:tcPr>
-            <w:tcW w:type="dxa" w:w="1077"/>
-          </w:tcPr>
-          <w:p>
-            <w:pPr>
-              <w:spacing w:after="20" w:line="252" w:lineRule="auto"/>
-            </w:pPr>
-            <w:r/>
-          </w:p>
-        </w:tc>
-        <w:tc>
-          <w:tcPr>
-            <w:tcW w:type="dxa" w:w="1134"/>
-          </w:tcPr>
-          <w:p>
-            <w:pPr>
-              <w:spacing w:after="20" w:line="252" w:lineRule="auto"/>
+            <w:tcW w:type="dxa" w:w="794"/>
+          </w:tcPr>
+          <w:p>
+            <w:pPr>
+              <w:spacing w:after="20" w:line="252" w:lineRule="auto"/>
+              <w:jc w:val="center"/>
             </w:pPr>
             <w:r/>
           </w:p>
@@ -14695,18 +14321,18 @@
         </w:tc>
         <w:tc>
           <w:tcPr>
-            <w:tcW w:type="dxa" w:w="3969"/>
-          </w:tcPr>
-          <w:p>
-            <w:pPr>
-              <w:spacing w:after="20" w:line="252" w:lineRule="auto"/>
-            </w:pPr>
-            <w:r/>
-          </w:p>
-        </w:tc>
-        <w:tc>
-          <w:tcPr>
-            <w:tcW w:type="dxa" w:w="907"/>
+            <w:tcW w:type="dxa" w:w="2041"/>
+          </w:tcPr>
+          <w:p>
+            <w:pPr>
+              <w:spacing w:after="20" w:line="252" w:lineRule="auto"/>
+            </w:pPr>
+            <w:r/>
+          </w:p>
+        </w:tc>
+        <w:tc>
+          <w:tcPr>
+            <w:tcW w:type="dxa" w:w="4195"/>
           </w:tcPr>
           <w:p>
             <w:pPr>
@@ -14718,22 +14344,11 @@
       </w:tr>
       <w:tr>
         <w:trPr>
-          <w:trHeight w:val="464" w:hRule="atLeast"/>
+          <w:trHeight w:val="317" w:hRule="atLeast"/>
         </w:trPr>
         <w:tc>
           <w:tcPr>
-            <w:tcW w:type="dxa" w:w="1134"/>
-          </w:tcPr>
-          <w:p>
-            <w:pPr>
-              <w:spacing w:after="20" w:line="252" w:lineRule="auto"/>
-            </w:pPr>
-            <w:r/>
-          </w:p>
-        </w:tc>
-        <w:tc>
-          <w:tcPr>
-            <w:tcW w:type="dxa" w:w="680"/>
+            <w:tcW w:type="dxa" w:w="567"/>
           </w:tcPr>
           <w:p>
             <w:pPr>
@@ -14741,33 +14356,19 @@
               <w:jc w:val="center"/>
             </w:pPr>
             <w:r/>
-          </w:p>
-        </w:tc>
-        <w:tc>
-          <w:tcPr>
-            <w:tcW w:type="dxa" w:w="1361"/>
-          </w:tcPr>
-          <w:p>
-            <w:pPr>
-              <w:spacing w:after="20" w:line="252" w:lineRule="auto"/>
-            </w:pPr>
-            <w:r/>
-          </w:p>
-        </w:tc>
-        <w:tc>
-          <w:tcPr>
-            <w:tcW w:type="dxa" w:w="1020"/>
-          </w:tcPr>
-          <w:p>
-            <w:pPr>
-              <w:spacing w:after="20" w:line="252" w:lineRule="auto"/>
-            </w:pPr>
-            <w:r/>
-          </w:p>
-        </w:tc>
-        <w:tc>
-          <w:tcPr>
-            <w:tcW w:type="dxa" w:w="624"/>
+            <w:r>
+              <w:rPr>
+                <w:rFonts w:ascii="맑은 고딕" w:hAnsi="맑은 고딕" w:eastAsia="맑은 고딕"/>
+                <w:b w:val="0"/>
+                <w:sz w:val="17"/>
+              </w:rPr>
+              <w:t>4</w:t>
+            </w:r>
+          </w:p>
+        </w:tc>
+        <w:tc>
+          <w:tcPr>
+            <w:tcW w:type="dxa" w:w="794"/>
           </w:tcPr>
           <w:p>
             <w:pPr>
@@ -14779,44 +14380,12 @@
         </w:tc>
         <w:tc>
           <w:tcPr>
-            <w:tcW w:type="dxa" w:w="850"/>
-          </w:tcPr>
-          <w:p>
-            <w:pPr>
-              <w:spacing w:after="20" w:line="252" w:lineRule="auto"/>
-            </w:pPr>
-            <w:r/>
-          </w:p>
-        </w:tc>
-        <w:tc>
-          <w:tcPr>
-            <w:tcW w:type="dxa" w:w="1077"/>
-          </w:tcPr>
-          <w:p>
-            <w:pPr>
-              <w:spacing w:after="20" w:line="252" w:lineRule="auto"/>
-            </w:pPr>
-            <w:r/>
-          </w:p>
-        </w:tc>
-        <w:tc>
-          <w:tcPr>
-            <w:tcW w:type="dxa" w:w="1077"/>
-          </w:tcPr>
-          <w:p>
-            <w:pPr>
-              <w:spacing w:after="20" w:line="252" w:lineRule="auto"/>
-            </w:pPr>
-            <w:r/>
-          </w:p>
-        </w:tc>
-        <w:tc>
-          <w:tcPr>
-            <w:tcW w:type="dxa" w:w="1134"/>
-          </w:tcPr>
-          <w:p>
-            <w:pPr>
-              <w:spacing w:after="20" w:line="252" w:lineRule="auto"/>
+            <w:tcW w:type="dxa" w:w="794"/>
+          </w:tcPr>
+          <w:p>
+            <w:pPr>
+              <w:spacing w:after="20" w:line="252" w:lineRule="auto"/>
+              <w:jc w:val="center"/>
             </w:pPr>
             <w:r/>
           </w:p>
@@ -14834,18 +14403,18 @@
         </w:tc>
         <w:tc>
           <w:tcPr>
-            <w:tcW w:type="dxa" w:w="3969"/>
-          </w:tcPr>
-          <w:p>
-            <w:pPr>
-              <w:spacing w:after="20" w:line="252" w:lineRule="auto"/>
-            </w:pPr>
-            <w:r/>
-          </w:p>
-        </w:tc>
-        <w:tc>
-          <w:tcPr>
-            <w:tcW w:type="dxa" w:w="907"/>
+            <w:tcW w:type="dxa" w:w="2041"/>
+          </w:tcPr>
+          <w:p>
+            <w:pPr>
+              <w:spacing w:after="20" w:line="252" w:lineRule="auto"/>
+            </w:pPr>
+            <w:r/>
+          </w:p>
+        </w:tc>
+        <w:tc>
+          <w:tcPr>
+            <w:tcW w:type="dxa" w:w="4195"/>
           </w:tcPr>
           <w:p>
             <w:pPr>
@@ -14857,22 +14426,11 @@
       </w:tr>
       <w:tr>
         <w:trPr>
-          <w:trHeight w:val="464" w:hRule="atLeast"/>
+          <w:trHeight w:val="317" w:hRule="atLeast"/>
         </w:trPr>
         <w:tc>
           <w:tcPr>
-            <w:tcW w:type="dxa" w:w="1134"/>
-          </w:tcPr>
-          <w:p>
-            <w:pPr>
-              <w:spacing w:after="20" w:line="252" w:lineRule="auto"/>
-            </w:pPr>
-            <w:r/>
-          </w:p>
-        </w:tc>
-        <w:tc>
-          <w:tcPr>
-            <w:tcW w:type="dxa" w:w="680"/>
+            <w:tcW w:type="dxa" w:w="567"/>
           </w:tcPr>
           <w:p>
             <w:pPr>
@@ -14880,33 +14438,19 @@
               <w:jc w:val="center"/>
             </w:pPr>
             <w:r/>
-          </w:p>
-        </w:tc>
-        <w:tc>
-          <w:tcPr>
-            <w:tcW w:type="dxa" w:w="1361"/>
-          </w:tcPr>
-          <w:p>
-            <w:pPr>
-              <w:spacing w:after="20" w:line="252" w:lineRule="auto"/>
-            </w:pPr>
-            <w:r/>
-          </w:p>
-        </w:tc>
-        <w:tc>
-          <w:tcPr>
-            <w:tcW w:type="dxa" w:w="1020"/>
-          </w:tcPr>
-          <w:p>
-            <w:pPr>
-              <w:spacing w:after="20" w:line="252" w:lineRule="auto"/>
-            </w:pPr>
-            <w:r/>
-          </w:p>
-        </w:tc>
-        <w:tc>
-          <w:tcPr>
-            <w:tcW w:type="dxa" w:w="624"/>
+            <w:r>
+              <w:rPr>
+                <w:rFonts w:ascii="맑은 고딕" w:hAnsi="맑은 고딕" w:eastAsia="맑은 고딕"/>
+                <w:b w:val="0"/>
+                <w:sz w:val="17"/>
+              </w:rPr>
+              <w:t>5</w:t>
+            </w:r>
+          </w:p>
+        </w:tc>
+        <w:tc>
+          <w:tcPr>
+            <w:tcW w:type="dxa" w:w="794"/>
           </w:tcPr>
           <w:p>
             <w:pPr>
@@ -14918,44 +14462,12 @@
         </w:tc>
         <w:tc>
           <w:tcPr>
-            <w:tcW w:type="dxa" w:w="850"/>
-          </w:tcPr>
-          <w:p>
-            <w:pPr>
-              <w:spacing w:after="20" w:line="252" w:lineRule="auto"/>
-            </w:pPr>
-            <w:r/>
-          </w:p>
-        </w:tc>
-        <w:tc>
-          <w:tcPr>
-            <w:tcW w:type="dxa" w:w="1077"/>
-          </w:tcPr>
-          <w:p>
-            <w:pPr>
-              <w:spacing w:after="20" w:line="252" w:lineRule="auto"/>
-            </w:pPr>
-            <w:r/>
-          </w:p>
-        </w:tc>
-        <w:tc>
-          <w:tcPr>
-            <w:tcW w:type="dxa" w:w="1077"/>
-          </w:tcPr>
-          <w:p>
-            <w:pPr>
-              <w:spacing w:after="20" w:line="252" w:lineRule="auto"/>
-            </w:pPr>
-            <w:r/>
-          </w:p>
-        </w:tc>
-        <w:tc>
-          <w:tcPr>
-            <w:tcW w:type="dxa" w:w="1134"/>
-          </w:tcPr>
-          <w:p>
-            <w:pPr>
-              <w:spacing w:after="20" w:line="252" w:lineRule="auto"/>
+            <w:tcW w:type="dxa" w:w="794"/>
+          </w:tcPr>
+          <w:p>
+            <w:pPr>
+              <w:spacing w:after="20" w:line="252" w:lineRule="auto"/>
+              <w:jc w:val="center"/>
             </w:pPr>
             <w:r/>
           </w:p>
@@ -14973,18 +14485,18 @@
         </w:tc>
         <w:tc>
           <w:tcPr>
-            <w:tcW w:type="dxa" w:w="3969"/>
-          </w:tcPr>
-          <w:p>
-            <w:pPr>
-              <w:spacing w:after="20" w:line="252" w:lineRule="auto"/>
-            </w:pPr>
-            <w:r/>
-          </w:p>
-        </w:tc>
-        <w:tc>
-          <w:tcPr>
-            <w:tcW w:type="dxa" w:w="907"/>
+            <w:tcW w:type="dxa" w:w="2041"/>
+          </w:tcPr>
+          <w:p>
+            <w:pPr>
+              <w:spacing w:after="20" w:line="252" w:lineRule="auto"/>
+            </w:pPr>
+            <w:r/>
+          </w:p>
+        </w:tc>
+        <w:tc>
+          <w:tcPr>
+            <w:tcW w:type="dxa" w:w="4195"/>
           </w:tcPr>
           <w:p>
             <w:pPr>
@@ -14996,22 +14508,11 @@
       </w:tr>
       <w:tr>
         <w:trPr>
-          <w:trHeight w:val="464" w:hRule="atLeast"/>
+          <w:trHeight w:val="317" w:hRule="atLeast"/>
         </w:trPr>
         <w:tc>
           <w:tcPr>
-            <w:tcW w:type="dxa" w:w="1134"/>
-          </w:tcPr>
-          <w:p>
-            <w:pPr>
-              <w:spacing w:after="20" w:line="252" w:lineRule="auto"/>
-            </w:pPr>
-            <w:r/>
-          </w:p>
-        </w:tc>
-        <w:tc>
-          <w:tcPr>
-            <w:tcW w:type="dxa" w:w="680"/>
+            <w:tcW w:type="dxa" w:w="567"/>
           </w:tcPr>
           <w:p>
             <w:pPr>
@@ -15019,33 +14520,19 @@
               <w:jc w:val="center"/>
             </w:pPr>
             <w:r/>
-          </w:p>
-        </w:tc>
-        <w:tc>
-          <w:tcPr>
-            <w:tcW w:type="dxa" w:w="1361"/>
-          </w:tcPr>
-          <w:p>
-            <w:pPr>
-              <w:spacing w:after="20" w:line="252" w:lineRule="auto"/>
-            </w:pPr>
-            <w:r/>
-          </w:p>
-        </w:tc>
-        <w:tc>
-          <w:tcPr>
-            <w:tcW w:type="dxa" w:w="1020"/>
-          </w:tcPr>
-          <w:p>
-            <w:pPr>
-              <w:spacing w:after="20" w:line="252" w:lineRule="auto"/>
-            </w:pPr>
-            <w:r/>
-          </w:p>
-        </w:tc>
-        <w:tc>
-          <w:tcPr>
-            <w:tcW w:type="dxa" w:w="624"/>
+            <w:r>
+              <w:rPr>
+                <w:rFonts w:ascii="맑은 고딕" w:hAnsi="맑은 고딕" w:eastAsia="맑은 고딕"/>
+                <w:b w:val="0"/>
+                <w:sz w:val="17"/>
+              </w:rPr>
+              <w:t>6</w:t>
+            </w:r>
+          </w:p>
+        </w:tc>
+        <w:tc>
+          <w:tcPr>
+            <w:tcW w:type="dxa" w:w="794"/>
           </w:tcPr>
           <w:p>
             <w:pPr>
@@ -15057,44 +14544,12 @@
         </w:tc>
         <w:tc>
           <w:tcPr>
-            <w:tcW w:type="dxa" w:w="850"/>
-          </w:tcPr>
-          <w:p>
-            <w:pPr>
-              <w:spacing w:after="20" w:line="252" w:lineRule="auto"/>
-            </w:pPr>
-            <w:r/>
-          </w:p>
-        </w:tc>
-        <w:tc>
-          <w:tcPr>
-            <w:tcW w:type="dxa" w:w="1077"/>
-          </w:tcPr>
-          <w:p>
-            <w:pPr>
-              <w:spacing w:after="20" w:line="252" w:lineRule="auto"/>
-            </w:pPr>
-            <w:r/>
-          </w:p>
-        </w:tc>
-        <w:tc>
-          <w:tcPr>
-            <w:tcW w:type="dxa" w:w="1077"/>
-          </w:tcPr>
-          <w:p>
-            <w:pPr>
-              <w:spacing w:after="20" w:line="252" w:lineRule="auto"/>
-            </w:pPr>
-            <w:r/>
-          </w:p>
-        </w:tc>
-        <w:tc>
-          <w:tcPr>
-            <w:tcW w:type="dxa" w:w="1134"/>
-          </w:tcPr>
-          <w:p>
-            <w:pPr>
-              <w:spacing w:after="20" w:line="252" w:lineRule="auto"/>
+            <w:tcW w:type="dxa" w:w="794"/>
+          </w:tcPr>
+          <w:p>
+            <w:pPr>
+              <w:spacing w:after="20" w:line="252" w:lineRule="auto"/>
+              <w:jc w:val="center"/>
             </w:pPr>
             <w:r/>
           </w:p>
@@ -15112,18 +14567,18 @@
         </w:tc>
         <w:tc>
           <w:tcPr>
-            <w:tcW w:type="dxa" w:w="3969"/>
-          </w:tcPr>
-          <w:p>
-            <w:pPr>
-              <w:spacing w:after="20" w:line="252" w:lineRule="auto"/>
-            </w:pPr>
-            <w:r/>
-          </w:p>
-        </w:tc>
-        <w:tc>
-          <w:tcPr>
-            <w:tcW w:type="dxa" w:w="907"/>
+            <w:tcW w:type="dxa" w:w="2041"/>
+          </w:tcPr>
+          <w:p>
+            <w:pPr>
+              <w:spacing w:after="20" w:line="252" w:lineRule="auto"/>
+            </w:pPr>
+            <w:r/>
+          </w:p>
+        </w:tc>
+        <w:tc>
+          <w:tcPr>
+            <w:tcW w:type="dxa" w:w="4195"/>
           </w:tcPr>
           <w:p>
             <w:pPr>
@@ -15135,22 +14590,11 @@
       </w:tr>
       <w:tr>
         <w:trPr>
-          <w:trHeight w:val="464" w:hRule="atLeast"/>
+          <w:trHeight w:val="317" w:hRule="atLeast"/>
         </w:trPr>
         <w:tc>
           <w:tcPr>
-            <w:tcW w:type="dxa" w:w="1134"/>
-          </w:tcPr>
-          <w:p>
-            <w:pPr>
-              <w:spacing w:after="20" w:line="252" w:lineRule="auto"/>
-            </w:pPr>
-            <w:r/>
-          </w:p>
-        </w:tc>
-        <w:tc>
-          <w:tcPr>
-            <w:tcW w:type="dxa" w:w="680"/>
+            <w:tcW w:type="dxa" w:w="567"/>
           </w:tcPr>
           <w:p>
             <w:pPr>
@@ -15158,33 +14602,19 @@
               <w:jc w:val="center"/>
             </w:pPr>
             <w:r/>
-          </w:p>
-        </w:tc>
-        <w:tc>
-          <w:tcPr>
-            <w:tcW w:type="dxa" w:w="1361"/>
-          </w:tcPr>
-          <w:p>
-            <w:pPr>
-              <w:spacing w:after="20" w:line="252" w:lineRule="auto"/>
-            </w:pPr>
-            <w:r/>
-          </w:p>
-        </w:tc>
-        <w:tc>
-          <w:tcPr>
-            <w:tcW w:type="dxa" w:w="1020"/>
-          </w:tcPr>
-          <w:p>
-            <w:pPr>
-              <w:spacing w:after="20" w:line="252" w:lineRule="auto"/>
-            </w:pPr>
-            <w:r/>
-          </w:p>
-        </w:tc>
-        <w:tc>
-          <w:tcPr>
-            <w:tcW w:type="dxa" w:w="624"/>
+            <w:r>
+              <w:rPr>
+                <w:rFonts w:ascii="맑은 고딕" w:hAnsi="맑은 고딕" w:eastAsia="맑은 고딕"/>
+                <w:b w:val="0"/>
+                <w:sz w:val="17"/>
+              </w:rPr>
+              <w:t>7</w:t>
+            </w:r>
+          </w:p>
+        </w:tc>
+        <w:tc>
+          <w:tcPr>
+            <w:tcW w:type="dxa" w:w="794"/>
           </w:tcPr>
           <w:p>
             <w:pPr>
@@ -15196,44 +14626,12 @@
         </w:tc>
         <w:tc>
           <w:tcPr>
-            <w:tcW w:type="dxa" w:w="850"/>
-          </w:tcPr>
-          <w:p>
-            <w:pPr>
-              <w:spacing w:after="20" w:line="252" w:lineRule="auto"/>
-            </w:pPr>
-            <w:r/>
-          </w:p>
-        </w:tc>
-        <w:tc>
-          <w:tcPr>
-            <w:tcW w:type="dxa" w:w="1077"/>
-          </w:tcPr>
-          <w:p>
-            <w:pPr>
-              <w:spacing w:after="20" w:line="252" w:lineRule="auto"/>
-            </w:pPr>
-            <w:r/>
-          </w:p>
-        </w:tc>
-        <w:tc>
-          <w:tcPr>
-            <w:tcW w:type="dxa" w:w="1077"/>
-          </w:tcPr>
-          <w:p>
-            <w:pPr>
-              <w:spacing w:after="20" w:line="252" w:lineRule="auto"/>
-            </w:pPr>
-            <w:r/>
-          </w:p>
-        </w:tc>
-        <w:tc>
-          <w:tcPr>
-            <w:tcW w:type="dxa" w:w="1134"/>
-          </w:tcPr>
-          <w:p>
-            <w:pPr>
-              <w:spacing w:after="20" w:line="252" w:lineRule="auto"/>
+            <w:tcW w:type="dxa" w:w="794"/>
+          </w:tcPr>
+          <w:p>
+            <w:pPr>
+              <w:spacing w:after="20" w:line="252" w:lineRule="auto"/>
+              <w:jc w:val="center"/>
             </w:pPr>
             <w:r/>
           </w:p>
@@ -15251,18 +14649,18 @@
         </w:tc>
         <w:tc>
           <w:tcPr>
-            <w:tcW w:type="dxa" w:w="3969"/>
-          </w:tcPr>
-          <w:p>
-            <w:pPr>
-              <w:spacing w:after="20" w:line="252" w:lineRule="auto"/>
-            </w:pPr>
-            <w:r/>
-          </w:p>
-        </w:tc>
-        <w:tc>
-          <w:tcPr>
-            <w:tcW w:type="dxa" w:w="907"/>
+            <w:tcW w:type="dxa" w:w="2041"/>
+          </w:tcPr>
+          <w:p>
+            <w:pPr>
+              <w:spacing w:after="20" w:line="252" w:lineRule="auto"/>
+            </w:pPr>
+            <w:r/>
+          </w:p>
+        </w:tc>
+        <w:tc>
+          <w:tcPr>
+            <w:tcW w:type="dxa" w:w="4195"/>
           </w:tcPr>
           <w:p>
             <w:pPr>
@@ -15274,22 +14672,11 @@
       </w:tr>
       <w:tr>
         <w:trPr>
-          <w:trHeight w:val="464" w:hRule="atLeast"/>
+          <w:trHeight w:val="317" w:hRule="atLeast"/>
         </w:trPr>
         <w:tc>
           <w:tcPr>
-            <w:tcW w:type="dxa" w:w="1134"/>
-          </w:tcPr>
-          <w:p>
-            <w:pPr>
-              <w:spacing w:after="20" w:line="252" w:lineRule="auto"/>
-            </w:pPr>
-            <w:r/>
-          </w:p>
-        </w:tc>
-        <w:tc>
-          <w:tcPr>
-            <w:tcW w:type="dxa" w:w="680"/>
+            <w:tcW w:type="dxa" w:w="567"/>
           </w:tcPr>
           <w:p>
             <w:pPr>
@@ -15297,33 +14684,19 @@
               <w:jc w:val="center"/>
             </w:pPr>
             <w:r/>
-          </w:p>
-        </w:tc>
-        <w:tc>
-          <w:tcPr>
-            <w:tcW w:type="dxa" w:w="1361"/>
-          </w:tcPr>
-          <w:p>
-            <w:pPr>
-              <w:spacing w:after="20" w:line="252" w:lineRule="auto"/>
-            </w:pPr>
-            <w:r/>
-          </w:p>
-        </w:tc>
-        <w:tc>
-          <w:tcPr>
-            <w:tcW w:type="dxa" w:w="1020"/>
-          </w:tcPr>
-          <w:p>
-            <w:pPr>
-              <w:spacing w:after="20" w:line="252" w:lineRule="auto"/>
-            </w:pPr>
-            <w:r/>
-          </w:p>
-        </w:tc>
-        <w:tc>
-          <w:tcPr>
-            <w:tcW w:type="dxa" w:w="624"/>
+            <w:r>
+              <w:rPr>
+                <w:rFonts w:ascii="맑은 고딕" w:hAnsi="맑은 고딕" w:eastAsia="맑은 고딕"/>
+                <w:b w:val="0"/>
+                <w:sz w:val="17"/>
+              </w:rPr>
+              <w:t>8</w:t>
+            </w:r>
+          </w:p>
+        </w:tc>
+        <w:tc>
+          <w:tcPr>
+            <w:tcW w:type="dxa" w:w="794"/>
           </w:tcPr>
           <w:p>
             <w:pPr>
@@ -15335,44 +14708,12 @@
         </w:tc>
         <w:tc>
           <w:tcPr>
-            <w:tcW w:type="dxa" w:w="850"/>
-          </w:tcPr>
-          <w:p>
-            <w:pPr>
-              <w:spacing w:after="20" w:line="252" w:lineRule="auto"/>
-            </w:pPr>
-            <w:r/>
-          </w:p>
-        </w:tc>
-        <w:tc>
-          <w:tcPr>
-            <w:tcW w:type="dxa" w:w="1077"/>
-          </w:tcPr>
-          <w:p>
-            <w:pPr>
-              <w:spacing w:after="20" w:line="252" w:lineRule="auto"/>
-            </w:pPr>
-            <w:r/>
-          </w:p>
-        </w:tc>
-        <w:tc>
-          <w:tcPr>
-            <w:tcW w:type="dxa" w:w="1077"/>
-          </w:tcPr>
-          <w:p>
-            <w:pPr>
-              <w:spacing w:after="20" w:line="252" w:lineRule="auto"/>
-            </w:pPr>
-            <w:r/>
-          </w:p>
-        </w:tc>
-        <w:tc>
-          <w:tcPr>
-            <w:tcW w:type="dxa" w:w="1134"/>
-          </w:tcPr>
-          <w:p>
-            <w:pPr>
-              <w:spacing w:after="20" w:line="252" w:lineRule="auto"/>
+            <w:tcW w:type="dxa" w:w="794"/>
+          </w:tcPr>
+          <w:p>
+            <w:pPr>
+              <w:spacing w:after="20" w:line="252" w:lineRule="auto"/>
+              <w:jc w:val="center"/>
             </w:pPr>
             <w:r/>
           </w:p>
@@ -15390,18 +14731,18 @@
         </w:tc>
         <w:tc>
           <w:tcPr>
-            <w:tcW w:type="dxa" w:w="3969"/>
-          </w:tcPr>
-          <w:p>
-            <w:pPr>
-              <w:spacing w:after="20" w:line="252" w:lineRule="auto"/>
-            </w:pPr>
-            <w:r/>
-          </w:p>
-        </w:tc>
-        <w:tc>
-          <w:tcPr>
-            <w:tcW w:type="dxa" w:w="907"/>
+            <w:tcW w:type="dxa" w:w="2041"/>
+          </w:tcPr>
+          <w:p>
+            <w:pPr>
+              <w:spacing w:after="20" w:line="252" w:lineRule="auto"/>
+            </w:pPr>
+            <w:r/>
+          </w:p>
+        </w:tc>
+        <w:tc>
+          <w:tcPr>
+            <w:tcW w:type="dxa" w:w="4195"/>
           </w:tcPr>
           <w:p>
             <w:pPr>
@@ -15413,22 +14754,11 @@
       </w:tr>
       <w:tr>
         <w:trPr>
-          <w:trHeight w:val="464" w:hRule="atLeast"/>
+          <w:trHeight w:val="317" w:hRule="atLeast"/>
         </w:trPr>
         <w:tc>
           <w:tcPr>
-            <w:tcW w:type="dxa" w:w="1134"/>
-          </w:tcPr>
-          <w:p>
-            <w:pPr>
-              <w:spacing w:after="20" w:line="252" w:lineRule="auto"/>
-            </w:pPr>
-            <w:r/>
-          </w:p>
-        </w:tc>
-        <w:tc>
-          <w:tcPr>
-            <w:tcW w:type="dxa" w:w="680"/>
+            <w:tcW w:type="dxa" w:w="567"/>
           </w:tcPr>
           <w:p>
             <w:pPr>
@@ -15436,33 +14766,19 @@
               <w:jc w:val="center"/>
             </w:pPr>
             <w:r/>
-          </w:p>
-        </w:tc>
-        <w:tc>
-          <w:tcPr>
-            <w:tcW w:type="dxa" w:w="1361"/>
-          </w:tcPr>
-          <w:p>
-            <w:pPr>
-              <w:spacing w:after="20" w:line="252" w:lineRule="auto"/>
-            </w:pPr>
-            <w:r/>
-          </w:p>
-        </w:tc>
-        <w:tc>
-          <w:tcPr>
-            <w:tcW w:type="dxa" w:w="1020"/>
-          </w:tcPr>
-          <w:p>
-            <w:pPr>
-              <w:spacing w:after="20" w:line="252" w:lineRule="auto"/>
-            </w:pPr>
-            <w:r/>
-          </w:p>
-        </w:tc>
-        <w:tc>
-          <w:tcPr>
-            <w:tcW w:type="dxa" w:w="624"/>
+            <w:r>
+              <w:rPr>
+                <w:rFonts w:ascii="맑은 고딕" w:hAnsi="맑은 고딕" w:eastAsia="맑은 고딕"/>
+                <w:b w:val="0"/>
+                <w:sz w:val="17"/>
+              </w:rPr>
+              <w:t>9</w:t>
+            </w:r>
+          </w:p>
+        </w:tc>
+        <w:tc>
+          <w:tcPr>
+            <w:tcW w:type="dxa" w:w="794"/>
           </w:tcPr>
           <w:p>
             <w:pPr>
@@ -15474,44 +14790,12 @@
         </w:tc>
         <w:tc>
           <w:tcPr>
-            <w:tcW w:type="dxa" w:w="850"/>
-          </w:tcPr>
-          <w:p>
-            <w:pPr>
-              <w:spacing w:after="20" w:line="252" w:lineRule="auto"/>
-            </w:pPr>
-            <w:r/>
-          </w:p>
-        </w:tc>
-        <w:tc>
-          <w:tcPr>
-            <w:tcW w:type="dxa" w:w="1077"/>
-          </w:tcPr>
-          <w:p>
-            <w:pPr>
-              <w:spacing w:after="20" w:line="252" w:lineRule="auto"/>
-            </w:pPr>
-            <w:r/>
-          </w:p>
-        </w:tc>
-        <w:tc>
-          <w:tcPr>
-            <w:tcW w:type="dxa" w:w="1077"/>
-          </w:tcPr>
-          <w:p>
-            <w:pPr>
-              <w:spacing w:after="20" w:line="252" w:lineRule="auto"/>
-            </w:pPr>
-            <w:r/>
-          </w:p>
-        </w:tc>
-        <w:tc>
-          <w:tcPr>
-            <w:tcW w:type="dxa" w:w="1134"/>
-          </w:tcPr>
-          <w:p>
-            <w:pPr>
-              <w:spacing w:after="20" w:line="252" w:lineRule="auto"/>
+            <w:tcW w:type="dxa" w:w="794"/>
+          </w:tcPr>
+          <w:p>
+            <w:pPr>
+              <w:spacing w:after="20" w:line="252" w:lineRule="auto"/>
+              <w:jc w:val="center"/>
             </w:pPr>
             <w:r/>
           </w:p>
@@ -15529,18 +14813,18 @@
         </w:tc>
         <w:tc>
           <w:tcPr>
-            <w:tcW w:type="dxa" w:w="3969"/>
-          </w:tcPr>
-          <w:p>
-            <w:pPr>
-              <w:spacing w:after="20" w:line="252" w:lineRule="auto"/>
-            </w:pPr>
-            <w:r/>
-          </w:p>
-        </w:tc>
-        <w:tc>
-          <w:tcPr>
-            <w:tcW w:type="dxa" w:w="907"/>
+            <w:tcW w:type="dxa" w:w="2041"/>
+          </w:tcPr>
+          <w:p>
+            <w:pPr>
+              <w:spacing w:after="20" w:line="252" w:lineRule="auto"/>
+            </w:pPr>
+            <w:r/>
+          </w:p>
+        </w:tc>
+        <w:tc>
+          <w:tcPr>
+            <w:tcW w:type="dxa" w:w="4195"/>
           </w:tcPr>
           <w:p>
             <w:pPr>
@@ -15552,22 +14836,11 @@
       </w:tr>
       <w:tr>
         <w:trPr>
-          <w:trHeight w:val="464" w:hRule="atLeast"/>
+          <w:trHeight w:val="317" w:hRule="atLeast"/>
         </w:trPr>
         <w:tc>
           <w:tcPr>
-            <w:tcW w:type="dxa" w:w="1134"/>
-          </w:tcPr>
-          <w:p>
-            <w:pPr>
-              <w:spacing w:after="20" w:line="252" w:lineRule="auto"/>
-            </w:pPr>
-            <w:r/>
-          </w:p>
-        </w:tc>
-        <w:tc>
-          <w:tcPr>
-            <w:tcW w:type="dxa" w:w="680"/>
+            <w:tcW w:type="dxa" w:w="567"/>
           </w:tcPr>
           <w:p>
             <w:pPr>
@@ -15575,33 +14848,19 @@
               <w:jc w:val="center"/>
             </w:pPr>
             <w:r/>
-          </w:p>
-        </w:tc>
-        <w:tc>
-          <w:tcPr>
-            <w:tcW w:type="dxa" w:w="1361"/>
-          </w:tcPr>
-          <w:p>
-            <w:pPr>
-              <w:spacing w:after="20" w:line="252" w:lineRule="auto"/>
-            </w:pPr>
-            <w:r/>
-          </w:p>
-        </w:tc>
-        <w:tc>
-          <w:tcPr>
-            <w:tcW w:type="dxa" w:w="1020"/>
-          </w:tcPr>
-          <w:p>
-            <w:pPr>
-              <w:spacing w:after="20" w:line="252" w:lineRule="auto"/>
-            </w:pPr>
-            <w:r/>
-          </w:p>
-        </w:tc>
-        <w:tc>
-          <w:tcPr>
-            <w:tcW w:type="dxa" w:w="624"/>
+            <w:r>
+              <w:rPr>
+                <w:rFonts w:ascii="맑은 고딕" w:hAnsi="맑은 고딕" w:eastAsia="맑은 고딕"/>
+                <w:b w:val="0"/>
+                <w:sz w:val="17"/>
+              </w:rPr>
+              <w:t>10</w:t>
+            </w:r>
+          </w:p>
+        </w:tc>
+        <w:tc>
+          <w:tcPr>
+            <w:tcW w:type="dxa" w:w="794"/>
           </w:tcPr>
           <w:p>
             <w:pPr>
@@ -15613,44 +14872,12 @@
         </w:tc>
         <w:tc>
           <w:tcPr>
-            <w:tcW w:type="dxa" w:w="850"/>
-          </w:tcPr>
-          <w:p>
-            <w:pPr>
-              <w:spacing w:after="20" w:line="252" w:lineRule="auto"/>
-            </w:pPr>
-            <w:r/>
-          </w:p>
-        </w:tc>
-        <w:tc>
-          <w:tcPr>
-            <w:tcW w:type="dxa" w:w="1077"/>
-          </w:tcPr>
-          <w:p>
-            <w:pPr>
-              <w:spacing w:after="20" w:line="252" w:lineRule="auto"/>
-            </w:pPr>
-            <w:r/>
-          </w:p>
-        </w:tc>
-        <w:tc>
-          <w:tcPr>
-            <w:tcW w:type="dxa" w:w="1077"/>
-          </w:tcPr>
-          <w:p>
-            <w:pPr>
-              <w:spacing w:after="20" w:line="252" w:lineRule="auto"/>
-            </w:pPr>
-            <w:r/>
-          </w:p>
-        </w:tc>
-        <w:tc>
-          <w:tcPr>
-            <w:tcW w:type="dxa" w:w="1134"/>
-          </w:tcPr>
-          <w:p>
-            <w:pPr>
-              <w:spacing w:after="20" w:line="252" w:lineRule="auto"/>
+            <w:tcW w:type="dxa" w:w="794"/>
+          </w:tcPr>
+          <w:p>
+            <w:pPr>
+              <w:spacing w:after="20" w:line="252" w:lineRule="auto"/>
+              <w:jc w:val="center"/>
             </w:pPr>
             <w:r/>
           </w:p>
@@ -15668,18 +14895,18 @@
         </w:tc>
         <w:tc>
           <w:tcPr>
-            <w:tcW w:type="dxa" w:w="3969"/>
-          </w:tcPr>
-          <w:p>
-            <w:pPr>
-              <w:spacing w:after="20" w:line="252" w:lineRule="auto"/>
-            </w:pPr>
-            <w:r/>
-          </w:p>
-        </w:tc>
-        <w:tc>
-          <w:tcPr>
-            <w:tcW w:type="dxa" w:w="907"/>
+            <w:tcW w:type="dxa" w:w="2041"/>
+          </w:tcPr>
+          <w:p>
+            <w:pPr>
+              <w:spacing w:after="20" w:line="252" w:lineRule="auto"/>
+            </w:pPr>
+            <w:r/>
+          </w:p>
+        </w:tc>
+        <w:tc>
+          <w:tcPr>
+            <w:tcW w:type="dxa" w:w="4195"/>
           </w:tcPr>
           <w:p>
             <w:pPr>
@@ -15691,22 +14918,11 @@
       </w:tr>
       <w:tr>
         <w:trPr>
-          <w:trHeight w:val="464" w:hRule="atLeast"/>
+          <w:trHeight w:val="317" w:hRule="atLeast"/>
         </w:trPr>
         <w:tc>
           <w:tcPr>
-            <w:tcW w:type="dxa" w:w="1134"/>
-          </w:tcPr>
-          <w:p>
-            <w:pPr>
-              <w:spacing w:after="20" w:line="252" w:lineRule="auto"/>
-            </w:pPr>
-            <w:r/>
-          </w:p>
-        </w:tc>
-        <w:tc>
-          <w:tcPr>
-            <w:tcW w:type="dxa" w:w="680"/>
+            <w:tcW w:type="dxa" w:w="567"/>
           </w:tcPr>
           <w:p>
             <w:pPr>
@@ -15714,33 +14930,19 @@
               <w:jc w:val="center"/>
             </w:pPr>
             <w:r/>
-          </w:p>
-        </w:tc>
-        <w:tc>
-          <w:tcPr>
-            <w:tcW w:type="dxa" w:w="1361"/>
-          </w:tcPr>
-          <w:p>
-            <w:pPr>
-              <w:spacing w:after="20" w:line="252" w:lineRule="auto"/>
-            </w:pPr>
-            <w:r/>
-          </w:p>
-        </w:tc>
-        <w:tc>
-          <w:tcPr>
-            <w:tcW w:type="dxa" w:w="1020"/>
-          </w:tcPr>
-          <w:p>
-            <w:pPr>
-              <w:spacing w:after="20" w:line="252" w:lineRule="auto"/>
-            </w:pPr>
-            <w:r/>
-          </w:p>
-        </w:tc>
-        <w:tc>
-          <w:tcPr>
-            <w:tcW w:type="dxa" w:w="624"/>
+            <w:r>
+              <w:rPr>
+                <w:rFonts w:ascii="맑은 고딕" w:hAnsi="맑은 고딕" w:eastAsia="맑은 고딕"/>
+                <w:b w:val="0"/>
+                <w:sz w:val="17"/>
+              </w:rPr>
+              <w:t>11</w:t>
+            </w:r>
+          </w:p>
+        </w:tc>
+        <w:tc>
+          <w:tcPr>
+            <w:tcW w:type="dxa" w:w="794"/>
           </w:tcPr>
           <w:p>
             <w:pPr>
@@ -15752,44 +14954,12 @@
         </w:tc>
         <w:tc>
           <w:tcPr>
-            <w:tcW w:type="dxa" w:w="850"/>
-          </w:tcPr>
-          <w:p>
-            <w:pPr>
-              <w:spacing w:after="20" w:line="252" w:lineRule="auto"/>
-            </w:pPr>
-            <w:r/>
-          </w:p>
-        </w:tc>
-        <w:tc>
-          <w:tcPr>
-            <w:tcW w:type="dxa" w:w="1077"/>
-          </w:tcPr>
-          <w:p>
-            <w:pPr>
-              <w:spacing w:after="20" w:line="252" w:lineRule="auto"/>
-            </w:pPr>
-            <w:r/>
-          </w:p>
-        </w:tc>
-        <w:tc>
-          <w:tcPr>
-            <w:tcW w:type="dxa" w:w="1077"/>
-          </w:tcPr>
-          <w:p>
-            <w:pPr>
-              <w:spacing w:after="20" w:line="252" w:lineRule="auto"/>
-            </w:pPr>
-            <w:r/>
-          </w:p>
-        </w:tc>
-        <w:tc>
-          <w:tcPr>
-            <w:tcW w:type="dxa" w:w="1134"/>
-          </w:tcPr>
-          <w:p>
-            <w:pPr>
-              <w:spacing w:after="20" w:line="252" w:lineRule="auto"/>
+            <w:tcW w:type="dxa" w:w="794"/>
+          </w:tcPr>
+          <w:p>
+            <w:pPr>
+              <w:spacing w:after="20" w:line="252" w:lineRule="auto"/>
+              <w:jc w:val="center"/>
             </w:pPr>
             <w:r/>
           </w:p>
@@ -15807,18 +14977,18 @@
         </w:tc>
         <w:tc>
           <w:tcPr>
-            <w:tcW w:type="dxa" w:w="3969"/>
-          </w:tcPr>
-          <w:p>
-            <w:pPr>
-              <w:spacing w:after="20" w:line="252" w:lineRule="auto"/>
-            </w:pPr>
-            <w:r/>
-          </w:p>
-        </w:tc>
-        <w:tc>
-          <w:tcPr>
-            <w:tcW w:type="dxa" w:w="907"/>
+            <w:tcW w:type="dxa" w:w="2041"/>
+          </w:tcPr>
+          <w:p>
+            <w:pPr>
+              <w:spacing w:after="20" w:line="252" w:lineRule="auto"/>
+            </w:pPr>
+            <w:r/>
+          </w:p>
+        </w:tc>
+        <w:tc>
+          <w:tcPr>
+            <w:tcW w:type="dxa" w:w="4195"/>
           </w:tcPr>
           <w:p>
             <w:pPr>
@@ -15830,22 +15000,11 @@
       </w:tr>
       <w:tr>
         <w:trPr>
-          <w:trHeight w:val="464" w:hRule="atLeast"/>
+          <w:trHeight w:val="317" w:hRule="atLeast"/>
         </w:trPr>
         <w:tc>
           <w:tcPr>
-            <w:tcW w:type="dxa" w:w="1134"/>
-          </w:tcPr>
-          <w:p>
-            <w:pPr>
-              <w:spacing w:after="20" w:line="252" w:lineRule="auto"/>
-            </w:pPr>
-            <w:r/>
-          </w:p>
-        </w:tc>
-        <w:tc>
-          <w:tcPr>
-            <w:tcW w:type="dxa" w:w="680"/>
+            <w:tcW w:type="dxa" w:w="567"/>
           </w:tcPr>
           <w:p>
             <w:pPr>
@@ -15853,33 +15012,19 @@
               <w:jc w:val="center"/>
             </w:pPr>
             <w:r/>
-          </w:p>
-        </w:tc>
-        <w:tc>
-          <w:tcPr>
-            <w:tcW w:type="dxa" w:w="1361"/>
-          </w:tcPr>
-          <w:p>
-            <w:pPr>
-              <w:spacing w:after="20" w:line="252" w:lineRule="auto"/>
-            </w:pPr>
-            <w:r/>
-          </w:p>
-        </w:tc>
-        <w:tc>
-          <w:tcPr>
-            <w:tcW w:type="dxa" w:w="1020"/>
-          </w:tcPr>
-          <w:p>
-            <w:pPr>
-              <w:spacing w:after="20" w:line="252" w:lineRule="auto"/>
-            </w:pPr>
-            <w:r/>
-          </w:p>
-        </w:tc>
-        <w:tc>
-          <w:tcPr>
-            <w:tcW w:type="dxa" w:w="624"/>
+            <w:r>
+              <w:rPr>
+                <w:rFonts w:ascii="맑은 고딕" w:hAnsi="맑은 고딕" w:eastAsia="맑은 고딕"/>
+                <w:b w:val="0"/>
+                <w:sz w:val="17"/>
+              </w:rPr>
+              <w:t>12</w:t>
+            </w:r>
+          </w:p>
+        </w:tc>
+        <w:tc>
+          <w:tcPr>
+            <w:tcW w:type="dxa" w:w="794"/>
           </w:tcPr>
           <w:p>
             <w:pPr>
@@ -15891,44 +15036,12 @@
         </w:tc>
         <w:tc>
           <w:tcPr>
-            <w:tcW w:type="dxa" w:w="850"/>
-          </w:tcPr>
-          <w:p>
-            <w:pPr>
-              <w:spacing w:after="20" w:line="252" w:lineRule="auto"/>
-            </w:pPr>
-            <w:r/>
-          </w:p>
-        </w:tc>
-        <w:tc>
-          <w:tcPr>
-            <w:tcW w:type="dxa" w:w="1077"/>
-          </w:tcPr>
-          <w:p>
-            <w:pPr>
-              <w:spacing w:after="20" w:line="252" w:lineRule="auto"/>
-            </w:pPr>
-            <w:r/>
-          </w:p>
-        </w:tc>
-        <w:tc>
-          <w:tcPr>
-            <w:tcW w:type="dxa" w:w="1077"/>
-          </w:tcPr>
-          <w:p>
-            <w:pPr>
-              <w:spacing w:after="20" w:line="252" w:lineRule="auto"/>
-            </w:pPr>
-            <w:r/>
-          </w:p>
-        </w:tc>
-        <w:tc>
-          <w:tcPr>
-            <w:tcW w:type="dxa" w:w="1134"/>
-          </w:tcPr>
-          <w:p>
-            <w:pPr>
-              <w:spacing w:after="20" w:line="252" w:lineRule="auto"/>
+            <w:tcW w:type="dxa" w:w="794"/>
+          </w:tcPr>
+          <w:p>
+            <w:pPr>
+              <w:spacing w:after="20" w:line="252" w:lineRule="auto"/>
+              <w:jc w:val="center"/>
             </w:pPr>
             <w:r/>
           </w:p>
@@ -15946,18 +15059,18 @@
         </w:tc>
         <w:tc>
           <w:tcPr>
-            <w:tcW w:type="dxa" w:w="3969"/>
-          </w:tcPr>
-          <w:p>
-            <w:pPr>
-              <w:spacing w:after="20" w:line="252" w:lineRule="auto"/>
-            </w:pPr>
-            <w:r/>
-          </w:p>
-        </w:tc>
-        <w:tc>
-          <w:tcPr>
-            <w:tcW w:type="dxa" w:w="907"/>
+            <w:tcW w:type="dxa" w:w="2041"/>
+          </w:tcPr>
+          <w:p>
+            <w:pPr>
+              <w:spacing w:after="20" w:line="252" w:lineRule="auto"/>
+            </w:pPr>
+            <w:r/>
+          </w:p>
+        </w:tc>
+        <w:tc>
+          <w:tcPr>
+            <w:tcW w:type="dxa" w:w="4195"/>
           </w:tcPr>
           <w:p>
             <w:pPr>
@@ -15969,22 +15082,11 @@
       </w:tr>
       <w:tr>
         <w:trPr>
-          <w:trHeight w:val="464" w:hRule="atLeast"/>
+          <w:trHeight w:val="317" w:hRule="atLeast"/>
         </w:trPr>
         <w:tc>
           <w:tcPr>
-            <w:tcW w:type="dxa" w:w="1134"/>
-          </w:tcPr>
-          <w:p>
-            <w:pPr>
-              <w:spacing w:after="20" w:line="252" w:lineRule="auto"/>
-            </w:pPr>
-            <w:r/>
-          </w:p>
-        </w:tc>
-        <w:tc>
-          <w:tcPr>
-            <w:tcW w:type="dxa" w:w="680"/>
+            <w:tcW w:type="dxa" w:w="567"/>
           </w:tcPr>
           <w:p>
             <w:pPr>
@@ -15992,33 +15094,19 @@
               <w:jc w:val="center"/>
             </w:pPr>
             <w:r/>
-          </w:p>
-        </w:tc>
-        <w:tc>
-          <w:tcPr>
-            <w:tcW w:type="dxa" w:w="1361"/>
-          </w:tcPr>
-          <w:p>
-            <w:pPr>
-              <w:spacing w:after="20" w:line="252" w:lineRule="auto"/>
-            </w:pPr>
-            <w:r/>
-          </w:p>
-        </w:tc>
-        <w:tc>
-          <w:tcPr>
-            <w:tcW w:type="dxa" w:w="1020"/>
-          </w:tcPr>
-          <w:p>
-            <w:pPr>
-              <w:spacing w:after="20" w:line="252" w:lineRule="auto"/>
-            </w:pPr>
-            <w:r/>
-          </w:p>
-        </w:tc>
-        <w:tc>
-          <w:tcPr>
-            <w:tcW w:type="dxa" w:w="624"/>
+            <w:r>
+              <w:rPr>
+                <w:rFonts w:ascii="맑은 고딕" w:hAnsi="맑은 고딕" w:eastAsia="맑은 고딕"/>
+                <w:b w:val="0"/>
+                <w:sz w:val="17"/>
+              </w:rPr>
+              <w:t>13</w:t>
+            </w:r>
+          </w:p>
+        </w:tc>
+        <w:tc>
+          <w:tcPr>
+            <w:tcW w:type="dxa" w:w="794"/>
           </w:tcPr>
           <w:p>
             <w:pPr>
@@ -16030,44 +15118,12 @@
         </w:tc>
         <w:tc>
           <w:tcPr>
-            <w:tcW w:type="dxa" w:w="850"/>
-          </w:tcPr>
-          <w:p>
-            <w:pPr>
-              <w:spacing w:after="20" w:line="252" w:lineRule="auto"/>
-            </w:pPr>
-            <w:r/>
-          </w:p>
-        </w:tc>
-        <w:tc>
-          <w:tcPr>
-            <w:tcW w:type="dxa" w:w="1077"/>
-          </w:tcPr>
-          <w:p>
-            <w:pPr>
-              <w:spacing w:after="20" w:line="252" w:lineRule="auto"/>
-            </w:pPr>
-            <w:r/>
-          </w:p>
-        </w:tc>
-        <w:tc>
-          <w:tcPr>
-            <w:tcW w:type="dxa" w:w="1077"/>
-          </w:tcPr>
-          <w:p>
-            <w:pPr>
-              <w:spacing w:after="20" w:line="252" w:lineRule="auto"/>
-            </w:pPr>
-            <w:r/>
-          </w:p>
-        </w:tc>
-        <w:tc>
-          <w:tcPr>
-            <w:tcW w:type="dxa" w:w="1134"/>
-          </w:tcPr>
-          <w:p>
-            <w:pPr>
-              <w:spacing w:after="20" w:line="252" w:lineRule="auto"/>
+            <w:tcW w:type="dxa" w:w="794"/>
+          </w:tcPr>
+          <w:p>
+            <w:pPr>
+              <w:spacing w:after="20" w:line="252" w:lineRule="auto"/>
+              <w:jc w:val="center"/>
             </w:pPr>
             <w:r/>
           </w:p>
@@ -16085,18 +15141,18 @@
         </w:tc>
         <w:tc>
           <w:tcPr>
-            <w:tcW w:type="dxa" w:w="3969"/>
-          </w:tcPr>
-          <w:p>
-            <w:pPr>
-              <w:spacing w:after="20" w:line="252" w:lineRule="auto"/>
-            </w:pPr>
-            <w:r/>
-          </w:p>
-        </w:tc>
-        <w:tc>
-          <w:tcPr>
-            <w:tcW w:type="dxa" w:w="907"/>
+            <w:tcW w:type="dxa" w:w="2041"/>
+          </w:tcPr>
+          <w:p>
+            <w:pPr>
+              <w:spacing w:after="20" w:line="252" w:lineRule="auto"/>
+            </w:pPr>
+            <w:r/>
+          </w:p>
+        </w:tc>
+        <w:tc>
+          <w:tcPr>
+            <w:tcW w:type="dxa" w:w="4195"/>
           </w:tcPr>
           <w:p>
             <w:pPr>
@@ -16108,22 +15164,11 @@
       </w:tr>
       <w:tr>
         <w:trPr>
-          <w:trHeight w:val="464" w:hRule="atLeast"/>
+          <w:trHeight w:val="317" w:hRule="atLeast"/>
         </w:trPr>
         <w:tc>
           <w:tcPr>
-            <w:tcW w:type="dxa" w:w="1134"/>
-          </w:tcPr>
-          <w:p>
-            <w:pPr>
-              <w:spacing w:after="20" w:line="252" w:lineRule="auto"/>
-            </w:pPr>
-            <w:r/>
-          </w:p>
-        </w:tc>
-        <w:tc>
-          <w:tcPr>
-            <w:tcW w:type="dxa" w:w="680"/>
+            <w:tcW w:type="dxa" w:w="567"/>
           </w:tcPr>
           <w:p>
             <w:pPr>
@@ -16131,33 +15176,19 @@
               <w:jc w:val="center"/>
             </w:pPr>
             <w:r/>
-          </w:p>
-        </w:tc>
-        <w:tc>
-          <w:tcPr>
-            <w:tcW w:type="dxa" w:w="1361"/>
-          </w:tcPr>
-          <w:p>
-            <w:pPr>
-              <w:spacing w:after="20" w:line="252" w:lineRule="auto"/>
-            </w:pPr>
-            <w:r/>
-          </w:p>
-        </w:tc>
-        <w:tc>
-          <w:tcPr>
-            <w:tcW w:type="dxa" w:w="1020"/>
-          </w:tcPr>
-          <w:p>
-            <w:pPr>
-              <w:spacing w:after="20" w:line="252" w:lineRule="auto"/>
-            </w:pPr>
-            <w:r/>
-          </w:p>
-        </w:tc>
-        <w:tc>
-          <w:tcPr>
-            <w:tcW w:type="dxa" w:w="624"/>
+            <w:r>
+              <w:rPr>
+                <w:rFonts w:ascii="맑은 고딕" w:hAnsi="맑은 고딕" w:eastAsia="맑은 고딕"/>
+                <w:b w:val="0"/>
+                <w:sz w:val="17"/>
+              </w:rPr>
+              <w:t>14</w:t>
+            </w:r>
+          </w:p>
+        </w:tc>
+        <w:tc>
+          <w:tcPr>
+            <w:tcW w:type="dxa" w:w="794"/>
           </w:tcPr>
           <w:p>
             <w:pPr>
@@ -16169,44 +15200,12 @@
         </w:tc>
         <w:tc>
           <w:tcPr>
-            <w:tcW w:type="dxa" w:w="850"/>
-          </w:tcPr>
-          <w:p>
-            <w:pPr>
-              <w:spacing w:after="20" w:line="252" w:lineRule="auto"/>
-            </w:pPr>
-            <w:r/>
-          </w:p>
-        </w:tc>
-        <w:tc>
-          <w:tcPr>
-            <w:tcW w:type="dxa" w:w="1077"/>
-          </w:tcPr>
-          <w:p>
-            <w:pPr>
-              <w:spacing w:after="20" w:line="252" w:lineRule="auto"/>
-            </w:pPr>
-            <w:r/>
-          </w:p>
-        </w:tc>
-        <w:tc>
-          <w:tcPr>
-            <w:tcW w:type="dxa" w:w="1077"/>
-          </w:tcPr>
-          <w:p>
-            <w:pPr>
-              <w:spacing w:after="20" w:line="252" w:lineRule="auto"/>
-            </w:pPr>
-            <w:r/>
-          </w:p>
-        </w:tc>
-        <w:tc>
-          <w:tcPr>
-            <w:tcW w:type="dxa" w:w="1134"/>
-          </w:tcPr>
-          <w:p>
-            <w:pPr>
-              <w:spacing w:after="20" w:line="252" w:lineRule="auto"/>
+            <w:tcW w:type="dxa" w:w="794"/>
+          </w:tcPr>
+          <w:p>
+            <w:pPr>
+              <w:spacing w:after="20" w:line="252" w:lineRule="auto"/>
+              <w:jc w:val="center"/>
             </w:pPr>
             <w:r/>
           </w:p>
@@ -16224,18 +15223,1412 @@
         </w:tc>
         <w:tc>
           <w:tcPr>
-            <w:tcW w:type="dxa" w:w="3969"/>
-          </w:tcPr>
-          <w:p>
-            <w:pPr>
-              <w:spacing w:after="20" w:line="252" w:lineRule="auto"/>
-            </w:pPr>
-            <w:r/>
-          </w:p>
-        </w:tc>
-        <w:tc>
-          <w:tcPr>
-            <w:tcW w:type="dxa" w:w="907"/>
+            <w:tcW w:type="dxa" w:w="2041"/>
+          </w:tcPr>
+          <w:p>
+            <w:pPr>
+              <w:spacing w:after="20" w:line="252" w:lineRule="auto"/>
+            </w:pPr>
+            <w:r/>
+          </w:p>
+        </w:tc>
+        <w:tc>
+          <w:tcPr>
+            <w:tcW w:type="dxa" w:w="4195"/>
+          </w:tcPr>
+          <w:p>
+            <w:pPr>
+              <w:spacing w:after="20" w:line="252" w:lineRule="auto"/>
+            </w:pPr>
+            <w:r/>
+          </w:p>
+        </w:tc>
+      </w:tr>
+      <w:tr>
+        <w:trPr>
+          <w:trHeight w:val="317" w:hRule="atLeast"/>
+        </w:trPr>
+        <w:tc>
+          <w:tcPr>
+            <w:tcW w:type="dxa" w:w="567"/>
+          </w:tcPr>
+          <w:p>
+            <w:pPr>
+              <w:spacing w:after="20" w:line="252" w:lineRule="auto"/>
+              <w:jc w:val="center"/>
+            </w:pPr>
+            <w:r/>
+            <w:r>
+              <w:rPr>
+                <w:rFonts w:ascii="맑은 고딕" w:hAnsi="맑은 고딕" w:eastAsia="맑은 고딕"/>
+                <w:b w:val="0"/>
+                <w:sz w:val="17"/>
+              </w:rPr>
+              <w:t>15</w:t>
+            </w:r>
+          </w:p>
+        </w:tc>
+        <w:tc>
+          <w:tcPr>
+            <w:tcW w:type="dxa" w:w="794"/>
+          </w:tcPr>
+          <w:p>
+            <w:pPr>
+              <w:spacing w:after="20" w:line="252" w:lineRule="auto"/>
+              <w:jc w:val="center"/>
+            </w:pPr>
+            <w:r/>
+          </w:p>
+        </w:tc>
+        <w:tc>
+          <w:tcPr>
+            <w:tcW w:type="dxa" w:w="794"/>
+          </w:tcPr>
+          <w:p>
+            <w:pPr>
+              <w:spacing w:after="20" w:line="252" w:lineRule="auto"/>
+              <w:jc w:val="center"/>
+            </w:pPr>
+            <w:r/>
+          </w:p>
+        </w:tc>
+        <w:tc>
+          <w:tcPr>
+            <w:tcW w:type="dxa" w:w="1247"/>
+          </w:tcPr>
+          <w:p>
+            <w:pPr>
+              <w:spacing w:after="20" w:line="252" w:lineRule="auto"/>
+            </w:pPr>
+            <w:r/>
+          </w:p>
+        </w:tc>
+        <w:tc>
+          <w:tcPr>
+            <w:tcW w:type="dxa" w:w="2041"/>
+          </w:tcPr>
+          <w:p>
+            <w:pPr>
+              <w:spacing w:after="20" w:line="252" w:lineRule="auto"/>
+            </w:pPr>
+            <w:r/>
+          </w:p>
+        </w:tc>
+        <w:tc>
+          <w:tcPr>
+            <w:tcW w:type="dxa" w:w="4195"/>
+          </w:tcPr>
+          <w:p>
+            <w:pPr>
+              <w:spacing w:after="20" w:line="252" w:lineRule="auto"/>
+            </w:pPr>
+            <w:r/>
+          </w:p>
+        </w:tc>
+      </w:tr>
+      <w:tr>
+        <w:trPr>
+          <w:trHeight w:val="317" w:hRule="atLeast"/>
+        </w:trPr>
+        <w:tc>
+          <w:tcPr>
+            <w:tcW w:type="dxa" w:w="567"/>
+          </w:tcPr>
+          <w:p>
+            <w:pPr>
+              <w:spacing w:after="20" w:line="252" w:lineRule="auto"/>
+              <w:jc w:val="center"/>
+            </w:pPr>
+            <w:r/>
+            <w:r>
+              <w:rPr>
+                <w:rFonts w:ascii="맑은 고딕" w:hAnsi="맑은 고딕" w:eastAsia="맑은 고딕"/>
+                <w:b w:val="0"/>
+                <w:sz w:val="17"/>
+              </w:rPr>
+              <w:t>16</w:t>
+            </w:r>
+          </w:p>
+        </w:tc>
+        <w:tc>
+          <w:tcPr>
+            <w:tcW w:type="dxa" w:w="794"/>
+          </w:tcPr>
+          <w:p>
+            <w:pPr>
+              <w:spacing w:after="20" w:line="252" w:lineRule="auto"/>
+              <w:jc w:val="center"/>
+            </w:pPr>
+            <w:r/>
+          </w:p>
+        </w:tc>
+        <w:tc>
+          <w:tcPr>
+            <w:tcW w:type="dxa" w:w="794"/>
+          </w:tcPr>
+          <w:p>
+            <w:pPr>
+              <w:spacing w:after="20" w:line="252" w:lineRule="auto"/>
+              <w:jc w:val="center"/>
+            </w:pPr>
+            <w:r/>
+          </w:p>
+        </w:tc>
+        <w:tc>
+          <w:tcPr>
+            <w:tcW w:type="dxa" w:w="1247"/>
+          </w:tcPr>
+          <w:p>
+            <w:pPr>
+              <w:spacing w:after="20" w:line="252" w:lineRule="auto"/>
+            </w:pPr>
+            <w:r/>
+          </w:p>
+        </w:tc>
+        <w:tc>
+          <w:tcPr>
+            <w:tcW w:type="dxa" w:w="2041"/>
+          </w:tcPr>
+          <w:p>
+            <w:pPr>
+              <w:spacing w:after="20" w:line="252" w:lineRule="auto"/>
+            </w:pPr>
+            <w:r/>
+          </w:p>
+        </w:tc>
+        <w:tc>
+          <w:tcPr>
+            <w:tcW w:type="dxa" w:w="4195"/>
+          </w:tcPr>
+          <w:p>
+            <w:pPr>
+              <w:spacing w:after="20" w:line="252" w:lineRule="auto"/>
+            </w:pPr>
+            <w:r/>
+          </w:p>
+        </w:tc>
+      </w:tr>
+      <w:tr>
+        <w:trPr>
+          <w:trHeight w:val="317" w:hRule="atLeast"/>
+        </w:trPr>
+        <w:tc>
+          <w:tcPr>
+            <w:tcW w:type="dxa" w:w="567"/>
+          </w:tcPr>
+          <w:p>
+            <w:pPr>
+              <w:spacing w:after="20" w:line="252" w:lineRule="auto"/>
+              <w:jc w:val="center"/>
+            </w:pPr>
+            <w:r/>
+            <w:r>
+              <w:rPr>
+                <w:rFonts w:ascii="맑은 고딕" w:hAnsi="맑은 고딕" w:eastAsia="맑은 고딕"/>
+                <w:b w:val="0"/>
+                <w:sz w:val="17"/>
+              </w:rPr>
+              <w:t>17</w:t>
+            </w:r>
+          </w:p>
+        </w:tc>
+        <w:tc>
+          <w:tcPr>
+            <w:tcW w:type="dxa" w:w="794"/>
+          </w:tcPr>
+          <w:p>
+            <w:pPr>
+              <w:spacing w:after="20" w:line="252" w:lineRule="auto"/>
+              <w:jc w:val="center"/>
+            </w:pPr>
+            <w:r/>
+          </w:p>
+        </w:tc>
+        <w:tc>
+          <w:tcPr>
+            <w:tcW w:type="dxa" w:w="794"/>
+          </w:tcPr>
+          <w:p>
+            <w:pPr>
+              <w:spacing w:after="20" w:line="252" w:lineRule="auto"/>
+              <w:jc w:val="center"/>
+            </w:pPr>
+            <w:r/>
+          </w:p>
+        </w:tc>
+        <w:tc>
+          <w:tcPr>
+            <w:tcW w:type="dxa" w:w="1247"/>
+          </w:tcPr>
+          <w:p>
+            <w:pPr>
+              <w:spacing w:after="20" w:line="252" w:lineRule="auto"/>
+            </w:pPr>
+            <w:r/>
+          </w:p>
+        </w:tc>
+        <w:tc>
+          <w:tcPr>
+            <w:tcW w:type="dxa" w:w="2041"/>
+          </w:tcPr>
+          <w:p>
+            <w:pPr>
+              <w:spacing w:after="20" w:line="252" w:lineRule="auto"/>
+            </w:pPr>
+            <w:r/>
+          </w:p>
+        </w:tc>
+        <w:tc>
+          <w:tcPr>
+            <w:tcW w:type="dxa" w:w="4195"/>
+          </w:tcPr>
+          <w:p>
+            <w:pPr>
+              <w:spacing w:after="20" w:line="252" w:lineRule="auto"/>
+            </w:pPr>
+            <w:r/>
+          </w:p>
+        </w:tc>
+      </w:tr>
+      <w:tr>
+        <w:trPr>
+          <w:trHeight w:val="317" w:hRule="atLeast"/>
+        </w:trPr>
+        <w:tc>
+          <w:tcPr>
+            <w:tcW w:type="dxa" w:w="567"/>
+          </w:tcPr>
+          <w:p>
+            <w:pPr>
+              <w:spacing w:after="20" w:line="252" w:lineRule="auto"/>
+              <w:jc w:val="center"/>
+            </w:pPr>
+            <w:r/>
+            <w:r>
+              <w:rPr>
+                <w:rFonts w:ascii="맑은 고딕" w:hAnsi="맑은 고딕" w:eastAsia="맑은 고딕"/>
+                <w:b w:val="0"/>
+                <w:sz w:val="17"/>
+              </w:rPr>
+              <w:t>18</w:t>
+            </w:r>
+          </w:p>
+        </w:tc>
+        <w:tc>
+          <w:tcPr>
+            <w:tcW w:type="dxa" w:w="794"/>
+          </w:tcPr>
+          <w:p>
+            <w:pPr>
+              <w:spacing w:after="20" w:line="252" w:lineRule="auto"/>
+              <w:jc w:val="center"/>
+            </w:pPr>
+            <w:r/>
+          </w:p>
+        </w:tc>
+        <w:tc>
+          <w:tcPr>
+            <w:tcW w:type="dxa" w:w="794"/>
+          </w:tcPr>
+          <w:p>
+            <w:pPr>
+              <w:spacing w:after="20" w:line="252" w:lineRule="auto"/>
+              <w:jc w:val="center"/>
+            </w:pPr>
+            <w:r/>
+          </w:p>
+        </w:tc>
+        <w:tc>
+          <w:tcPr>
+            <w:tcW w:type="dxa" w:w="1247"/>
+          </w:tcPr>
+          <w:p>
+            <w:pPr>
+              <w:spacing w:after="20" w:line="252" w:lineRule="auto"/>
+            </w:pPr>
+            <w:r/>
+          </w:p>
+        </w:tc>
+        <w:tc>
+          <w:tcPr>
+            <w:tcW w:type="dxa" w:w="2041"/>
+          </w:tcPr>
+          <w:p>
+            <w:pPr>
+              <w:spacing w:after="20" w:line="252" w:lineRule="auto"/>
+            </w:pPr>
+            <w:r/>
+          </w:p>
+        </w:tc>
+        <w:tc>
+          <w:tcPr>
+            <w:tcW w:type="dxa" w:w="4195"/>
+          </w:tcPr>
+          <w:p>
+            <w:pPr>
+              <w:spacing w:after="20" w:line="252" w:lineRule="auto"/>
+            </w:pPr>
+            <w:r/>
+          </w:p>
+        </w:tc>
+      </w:tr>
+      <w:tr>
+        <w:trPr>
+          <w:trHeight w:val="317" w:hRule="atLeast"/>
+        </w:trPr>
+        <w:tc>
+          <w:tcPr>
+            <w:tcW w:type="dxa" w:w="567"/>
+          </w:tcPr>
+          <w:p>
+            <w:pPr>
+              <w:spacing w:after="20" w:line="252" w:lineRule="auto"/>
+              <w:jc w:val="center"/>
+            </w:pPr>
+            <w:r/>
+            <w:r>
+              <w:rPr>
+                <w:rFonts w:ascii="맑은 고딕" w:hAnsi="맑은 고딕" w:eastAsia="맑은 고딕"/>
+                <w:b w:val="0"/>
+                <w:sz w:val="17"/>
+              </w:rPr>
+              <w:t>19</w:t>
+            </w:r>
+          </w:p>
+        </w:tc>
+        <w:tc>
+          <w:tcPr>
+            <w:tcW w:type="dxa" w:w="794"/>
+          </w:tcPr>
+          <w:p>
+            <w:pPr>
+              <w:spacing w:after="20" w:line="252" w:lineRule="auto"/>
+              <w:jc w:val="center"/>
+            </w:pPr>
+            <w:r/>
+          </w:p>
+        </w:tc>
+        <w:tc>
+          <w:tcPr>
+            <w:tcW w:type="dxa" w:w="794"/>
+          </w:tcPr>
+          <w:p>
+            <w:pPr>
+              <w:spacing w:after="20" w:line="252" w:lineRule="auto"/>
+              <w:jc w:val="center"/>
+            </w:pPr>
+            <w:r/>
+          </w:p>
+        </w:tc>
+        <w:tc>
+          <w:tcPr>
+            <w:tcW w:type="dxa" w:w="1247"/>
+          </w:tcPr>
+          <w:p>
+            <w:pPr>
+              <w:spacing w:after="20" w:line="252" w:lineRule="auto"/>
+            </w:pPr>
+            <w:r/>
+          </w:p>
+        </w:tc>
+        <w:tc>
+          <w:tcPr>
+            <w:tcW w:type="dxa" w:w="2041"/>
+          </w:tcPr>
+          <w:p>
+            <w:pPr>
+              <w:spacing w:after="20" w:line="252" w:lineRule="auto"/>
+            </w:pPr>
+            <w:r/>
+          </w:p>
+        </w:tc>
+        <w:tc>
+          <w:tcPr>
+            <w:tcW w:type="dxa" w:w="4195"/>
+          </w:tcPr>
+          <w:p>
+            <w:pPr>
+              <w:spacing w:after="20" w:line="252" w:lineRule="auto"/>
+            </w:pPr>
+            <w:r/>
+          </w:p>
+        </w:tc>
+      </w:tr>
+      <w:tr>
+        <w:trPr>
+          <w:trHeight w:val="317" w:hRule="atLeast"/>
+        </w:trPr>
+        <w:tc>
+          <w:tcPr>
+            <w:tcW w:type="dxa" w:w="567"/>
+          </w:tcPr>
+          <w:p>
+            <w:pPr>
+              <w:spacing w:after="20" w:line="252" w:lineRule="auto"/>
+              <w:jc w:val="center"/>
+            </w:pPr>
+            <w:r/>
+            <w:r>
+              <w:rPr>
+                <w:rFonts w:ascii="맑은 고딕" w:hAnsi="맑은 고딕" w:eastAsia="맑은 고딕"/>
+                <w:b w:val="0"/>
+                <w:sz w:val="17"/>
+              </w:rPr>
+              <w:t>20</w:t>
+            </w:r>
+          </w:p>
+        </w:tc>
+        <w:tc>
+          <w:tcPr>
+            <w:tcW w:type="dxa" w:w="794"/>
+          </w:tcPr>
+          <w:p>
+            <w:pPr>
+              <w:spacing w:after="20" w:line="252" w:lineRule="auto"/>
+              <w:jc w:val="center"/>
+            </w:pPr>
+            <w:r/>
+          </w:p>
+        </w:tc>
+        <w:tc>
+          <w:tcPr>
+            <w:tcW w:type="dxa" w:w="794"/>
+          </w:tcPr>
+          <w:p>
+            <w:pPr>
+              <w:spacing w:after="20" w:line="252" w:lineRule="auto"/>
+              <w:jc w:val="center"/>
+            </w:pPr>
+            <w:r/>
+          </w:p>
+        </w:tc>
+        <w:tc>
+          <w:tcPr>
+            <w:tcW w:type="dxa" w:w="1247"/>
+          </w:tcPr>
+          <w:p>
+            <w:pPr>
+              <w:spacing w:after="20" w:line="252" w:lineRule="auto"/>
+            </w:pPr>
+            <w:r/>
+          </w:p>
+        </w:tc>
+        <w:tc>
+          <w:tcPr>
+            <w:tcW w:type="dxa" w:w="2041"/>
+          </w:tcPr>
+          <w:p>
+            <w:pPr>
+              <w:spacing w:after="20" w:line="252" w:lineRule="auto"/>
+            </w:pPr>
+            <w:r/>
+          </w:p>
+        </w:tc>
+        <w:tc>
+          <w:tcPr>
+            <w:tcW w:type="dxa" w:w="4195"/>
+          </w:tcPr>
+          <w:p>
+            <w:pPr>
+              <w:spacing w:after="20" w:line="252" w:lineRule="auto"/>
+            </w:pPr>
+            <w:r/>
+          </w:p>
+        </w:tc>
+      </w:tr>
+      <w:tr>
+        <w:trPr>
+          <w:trHeight w:val="317" w:hRule="atLeast"/>
+        </w:trPr>
+        <w:tc>
+          <w:tcPr>
+            <w:tcW w:type="dxa" w:w="567"/>
+          </w:tcPr>
+          <w:p>
+            <w:pPr>
+              <w:spacing w:after="20" w:line="252" w:lineRule="auto"/>
+              <w:jc w:val="center"/>
+            </w:pPr>
+            <w:r/>
+            <w:r>
+              <w:rPr>
+                <w:rFonts w:ascii="맑은 고딕" w:hAnsi="맑은 고딕" w:eastAsia="맑은 고딕"/>
+                <w:b w:val="0"/>
+                <w:sz w:val="17"/>
+              </w:rPr>
+              <w:t>21</w:t>
+            </w:r>
+          </w:p>
+        </w:tc>
+        <w:tc>
+          <w:tcPr>
+            <w:tcW w:type="dxa" w:w="794"/>
+          </w:tcPr>
+          <w:p>
+            <w:pPr>
+              <w:spacing w:after="20" w:line="252" w:lineRule="auto"/>
+              <w:jc w:val="center"/>
+            </w:pPr>
+            <w:r/>
+          </w:p>
+        </w:tc>
+        <w:tc>
+          <w:tcPr>
+            <w:tcW w:type="dxa" w:w="794"/>
+          </w:tcPr>
+          <w:p>
+            <w:pPr>
+              <w:spacing w:after="20" w:line="252" w:lineRule="auto"/>
+              <w:jc w:val="center"/>
+            </w:pPr>
+            <w:r/>
+          </w:p>
+        </w:tc>
+        <w:tc>
+          <w:tcPr>
+            <w:tcW w:type="dxa" w:w="1247"/>
+          </w:tcPr>
+          <w:p>
+            <w:pPr>
+              <w:spacing w:after="20" w:line="252" w:lineRule="auto"/>
+            </w:pPr>
+            <w:r/>
+          </w:p>
+        </w:tc>
+        <w:tc>
+          <w:tcPr>
+            <w:tcW w:type="dxa" w:w="2041"/>
+          </w:tcPr>
+          <w:p>
+            <w:pPr>
+              <w:spacing w:after="20" w:line="252" w:lineRule="auto"/>
+            </w:pPr>
+            <w:r/>
+          </w:p>
+        </w:tc>
+        <w:tc>
+          <w:tcPr>
+            <w:tcW w:type="dxa" w:w="4195"/>
+          </w:tcPr>
+          <w:p>
+            <w:pPr>
+              <w:spacing w:after="20" w:line="252" w:lineRule="auto"/>
+            </w:pPr>
+            <w:r/>
+          </w:p>
+        </w:tc>
+      </w:tr>
+      <w:tr>
+        <w:trPr>
+          <w:trHeight w:val="317" w:hRule="atLeast"/>
+        </w:trPr>
+        <w:tc>
+          <w:tcPr>
+            <w:tcW w:type="dxa" w:w="567"/>
+          </w:tcPr>
+          <w:p>
+            <w:pPr>
+              <w:spacing w:after="20" w:line="252" w:lineRule="auto"/>
+              <w:jc w:val="center"/>
+            </w:pPr>
+            <w:r/>
+            <w:r>
+              <w:rPr>
+                <w:rFonts w:ascii="맑은 고딕" w:hAnsi="맑은 고딕" w:eastAsia="맑은 고딕"/>
+                <w:b w:val="0"/>
+                <w:sz w:val="17"/>
+              </w:rPr>
+              <w:t>22</w:t>
+            </w:r>
+          </w:p>
+        </w:tc>
+        <w:tc>
+          <w:tcPr>
+            <w:tcW w:type="dxa" w:w="794"/>
+          </w:tcPr>
+          <w:p>
+            <w:pPr>
+              <w:spacing w:after="20" w:line="252" w:lineRule="auto"/>
+              <w:jc w:val="center"/>
+            </w:pPr>
+            <w:r/>
+          </w:p>
+        </w:tc>
+        <w:tc>
+          <w:tcPr>
+            <w:tcW w:type="dxa" w:w="794"/>
+          </w:tcPr>
+          <w:p>
+            <w:pPr>
+              <w:spacing w:after="20" w:line="252" w:lineRule="auto"/>
+              <w:jc w:val="center"/>
+            </w:pPr>
+            <w:r/>
+          </w:p>
+        </w:tc>
+        <w:tc>
+          <w:tcPr>
+            <w:tcW w:type="dxa" w:w="1247"/>
+          </w:tcPr>
+          <w:p>
+            <w:pPr>
+              <w:spacing w:after="20" w:line="252" w:lineRule="auto"/>
+            </w:pPr>
+            <w:r/>
+          </w:p>
+        </w:tc>
+        <w:tc>
+          <w:tcPr>
+            <w:tcW w:type="dxa" w:w="2041"/>
+          </w:tcPr>
+          <w:p>
+            <w:pPr>
+              <w:spacing w:after="20" w:line="252" w:lineRule="auto"/>
+            </w:pPr>
+            <w:r/>
+          </w:p>
+        </w:tc>
+        <w:tc>
+          <w:tcPr>
+            <w:tcW w:type="dxa" w:w="4195"/>
+          </w:tcPr>
+          <w:p>
+            <w:pPr>
+              <w:spacing w:after="20" w:line="252" w:lineRule="auto"/>
+            </w:pPr>
+            <w:r/>
+          </w:p>
+        </w:tc>
+      </w:tr>
+      <w:tr>
+        <w:trPr>
+          <w:trHeight w:val="317" w:hRule="atLeast"/>
+        </w:trPr>
+        <w:tc>
+          <w:tcPr>
+            <w:tcW w:type="dxa" w:w="567"/>
+          </w:tcPr>
+          <w:p>
+            <w:pPr>
+              <w:spacing w:after="20" w:line="252" w:lineRule="auto"/>
+              <w:jc w:val="center"/>
+            </w:pPr>
+            <w:r/>
+            <w:r>
+              <w:rPr>
+                <w:rFonts w:ascii="맑은 고딕" w:hAnsi="맑은 고딕" w:eastAsia="맑은 고딕"/>
+                <w:b w:val="0"/>
+                <w:sz w:val="17"/>
+              </w:rPr>
+              <w:t>23</w:t>
+            </w:r>
+          </w:p>
+        </w:tc>
+        <w:tc>
+          <w:tcPr>
+            <w:tcW w:type="dxa" w:w="794"/>
+          </w:tcPr>
+          <w:p>
+            <w:pPr>
+              <w:spacing w:after="20" w:line="252" w:lineRule="auto"/>
+              <w:jc w:val="center"/>
+            </w:pPr>
+            <w:r/>
+          </w:p>
+        </w:tc>
+        <w:tc>
+          <w:tcPr>
+            <w:tcW w:type="dxa" w:w="794"/>
+          </w:tcPr>
+          <w:p>
+            <w:pPr>
+              <w:spacing w:after="20" w:line="252" w:lineRule="auto"/>
+              <w:jc w:val="center"/>
+            </w:pPr>
+            <w:r/>
+          </w:p>
+        </w:tc>
+        <w:tc>
+          <w:tcPr>
+            <w:tcW w:type="dxa" w:w="1247"/>
+          </w:tcPr>
+          <w:p>
+            <w:pPr>
+              <w:spacing w:after="20" w:line="252" w:lineRule="auto"/>
+            </w:pPr>
+            <w:r/>
+          </w:p>
+        </w:tc>
+        <w:tc>
+          <w:tcPr>
+            <w:tcW w:type="dxa" w:w="2041"/>
+          </w:tcPr>
+          <w:p>
+            <w:pPr>
+              <w:spacing w:after="20" w:line="252" w:lineRule="auto"/>
+            </w:pPr>
+            <w:r/>
+          </w:p>
+        </w:tc>
+        <w:tc>
+          <w:tcPr>
+            <w:tcW w:type="dxa" w:w="4195"/>
+          </w:tcPr>
+          <w:p>
+            <w:pPr>
+              <w:spacing w:after="20" w:line="252" w:lineRule="auto"/>
+            </w:pPr>
+            <w:r/>
+          </w:p>
+        </w:tc>
+      </w:tr>
+      <w:tr>
+        <w:trPr>
+          <w:trHeight w:val="317" w:hRule="atLeast"/>
+        </w:trPr>
+        <w:tc>
+          <w:tcPr>
+            <w:tcW w:type="dxa" w:w="567"/>
+          </w:tcPr>
+          <w:p>
+            <w:pPr>
+              <w:spacing w:after="20" w:line="252" w:lineRule="auto"/>
+              <w:jc w:val="center"/>
+            </w:pPr>
+            <w:r/>
+            <w:r>
+              <w:rPr>
+                <w:rFonts w:ascii="맑은 고딕" w:hAnsi="맑은 고딕" w:eastAsia="맑은 고딕"/>
+                <w:b w:val="0"/>
+                <w:sz w:val="17"/>
+              </w:rPr>
+              <w:t>24</w:t>
+            </w:r>
+          </w:p>
+        </w:tc>
+        <w:tc>
+          <w:tcPr>
+            <w:tcW w:type="dxa" w:w="794"/>
+          </w:tcPr>
+          <w:p>
+            <w:pPr>
+              <w:spacing w:after="20" w:line="252" w:lineRule="auto"/>
+              <w:jc w:val="center"/>
+            </w:pPr>
+            <w:r/>
+          </w:p>
+        </w:tc>
+        <w:tc>
+          <w:tcPr>
+            <w:tcW w:type="dxa" w:w="794"/>
+          </w:tcPr>
+          <w:p>
+            <w:pPr>
+              <w:spacing w:after="20" w:line="252" w:lineRule="auto"/>
+              <w:jc w:val="center"/>
+            </w:pPr>
+            <w:r/>
+          </w:p>
+        </w:tc>
+        <w:tc>
+          <w:tcPr>
+            <w:tcW w:type="dxa" w:w="1247"/>
+          </w:tcPr>
+          <w:p>
+            <w:pPr>
+              <w:spacing w:after="20" w:line="252" w:lineRule="auto"/>
+            </w:pPr>
+            <w:r/>
+          </w:p>
+        </w:tc>
+        <w:tc>
+          <w:tcPr>
+            <w:tcW w:type="dxa" w:w="2041"/>
+          </w:tcPr>
+          <w:p>
+            <w:pPr>
+              <w:spacing w:after="20" w:line="252" w:lineRule="auto"/>
+            </w:pPr>
+            <w:r/>
+          </w:p>
+        </w:tc>
+        <w:tc>
+          <w:tcPr>
+            <w:tcW w:type="dxa" w:w="4195"/>
+          </w:tcPr>
+          <w:p>
+            <w:pPr>
+              <w:spacing w:after="20" w:line="252" w:lineRule="auto"/>
+            </w:pPr>
+            <w:r/>
+          </w:p>
+        </w:tc>
+      </w:tr>
+      <w:tr>
+        <w:trPr>
+          <w:trHeight w:val="317" w:hRule="atLeast"/>
+        </w:trPr>
+        <w:tc>
+          <w:tcPr>
+            <w:tcW w:type="dxa" w:w="567"/>
+          </w:tcPr>
+          <w:p>
+            <w:pPr>
+              <w:spacing w:after="20" w:line="252" w:lineRule="auto"/>
+              <w:jc w:val="center"/>
+            </w:pPr>
+            <w:r/>
+            <w:r>
+              <w:rPr>
+                <w:rFonts w:ascii="맑은 고딕" w:hAnsi="맑은 고딕" w:eastAsia="맑은 고딕"/>
+                <w:b w:val="0"/>
+                <w:sz w:val="17"/>
+              </w:rPr>
+              <w:t>25</w:t>
+            </w:r>
+          </w:p>
+        </w:tc>
+        <w:tc>
+          <w:tcPr>
+            <w:tcW w:type="dxa" w:w="794"/>
+          </w:tcPr>
+          <w:p>
+            <w:pPr>
+              <w:spacing w:after="20" w:line="252" w:lineRule="auto"/>
+              <w:jc w:val="center"/>
+            </w:pPr>
+            <w:r/>
+          </w:p>
+        </w:tc>
+        <w:tc>
+          <w:tcPr>
+            <w:tcW w:type="dxa" w:w="794"/>
+          </w:tcPr>
+          <w:p>
+            <w:pPr>
+              <w:spacing w:after="20" w:line="252" w:lineRule="auto"/>
+              <w:jc w:val="center"/>
+            </w:pPr>
+            <w:r/>
+          </w:p>
+        </w:tc>
+        <w:tc>
+          <w:tcPr>
+            <w:tcW w:type="dxa" w:w="1247"/>
+          </w:tcPr>
+          <w:p>
+            <w:pPr>
+              <w:spacing w:after="20" w:line="252" w:lineRule="auto"/>
+            </w:pPr>
+            <w:r/>
+          </w:p>
+        </w:tc>
+        <w:tc>
+          <w:tcPr>
+            <w:tcW w:type="dxa" w:w="2041"/>
+          </w:tcPr>
+          <w:p>
+            <w:pPr>
+              <w:spacing w:after="20" w:line="252" w:lineRule="auto"/>
+            </w:pPr>
+            <w:r/>
+          </w:p>
+        </w:tc>
+        <w:tc>
+          <w:tcPr>
+            <w:tcW w:type="dxa" w:w="4195"/>
+          </w:tcPr>
+          <w:p>
+            <w:pPr>
+              <w:spacing w:after="20" w:line="252" w:lineRule="auto"/>
+            </w:pPr>
+            <w:r/>
+          </w:p>
+        </w:tc>
+      </w:tr>
+      <w:tr>
+        <w:trPr>
+          <w:trHeight w:val="317" w:hRule="atLeast"/>
+        </w:trPr>
+        <w:tc>
+          <w:tcPr>
+            <w:tcW w:type="dxa" w:w="567"/>
+          </w:tcPr>
+          <w:p>
+            <w:pPr>
+              <w:spacing w:after="20" w:line="252" w:lineRule="auto"/>
+              <w:jc w:val="center"/>
+            </w:pPr>
+            <w:r/>
+            <w:r>
+              <w:rPr>
+                <w:rFonts w:ascii="맑은 고딕" w:hAnsi="맑은 고딕" w:eastAsia="맑은 고딕"/>
+                <w:b w:val="0"/>
+                <w:sz w:val="17"/>
+              </w:rPr>
+              <w:t>26</w:t>
+            </w:r>
+          </w:p>
+        </w:tc>
+        <w:tc>
+          <w:tcPr>
+            <w:tcW w:type="dxa" w:w="794"/>
+          </w:tcPr>
+          <w:p>
+            <w:pPr>
+              <w:spacing w:after="20" w:line="252" w:lineRule="auto"/>
+              <w:jc w:val="center"/>
+            </w:pPr>
+            <w:r/>
+          </w:p>
+        </w:tc>
+        <w:tc>
+          <w:tcPr>
+            <w:tcW w:type="dxa" w:w="794"/>
+          </w:tcPr>
+          <w:p>
+            <w:pPr>
+              <w:spacing w:after="20" w:line="252" w:lineRule="auto"/>
+              <w:jc w:val="center"/>
+            </w:pPr>
+            <w:r/>
+          </w:p>
+        </w:tc>
+        <w:tc>
+          <w:tcPr>
+            <w:tcW w:type="dxa" w:w="1247"/>
+          </w:tcPr>
+          <w:p>
+            <w:pPr>
+              <w:spacing w:after="20" w:line="252" w:lineRule="auto"/>
+            </w:pPr>
+            <w:r/>
+          </w:p>
+        </w:tc>
+        <w:tc>
+          <w:tcPr>
+            <w:tcW w:type="dxa" w:w="2041"/>
+          </w:tcPr>
+          <w:p>
+            <w:pPr>
+              <w:spacing w:after="20" w:line="252" w:lineRule="auto"/>
+            </w:pPr>
+            <w:r/>
+          </w:p>
+        </w:tc>
+        <w:tc>
+          <w:tcPr>
+            <w:tcW w:type="dxa" w:w="4195"/>
+          </w:tcPr>
+          <w:p>
+            <w:pPr>
+              <w:spacing w:after="20" w:line="252" w:lineRule="auto"/>
+            </w:pPr>
+            <w:r/>
+          </w:p>
+        </w:tc>
+      </w:tr>
+      <w:tr>
+        <w:trPr>
+          <w:trHeight w:val="317" w:hRule="atLeast"/>
+        </w:trPr>
+        <w:tc>
+          <w:tcPr>
+            <w:tcW w:type="dxa" w:w="567"/>
+          </w:tcPr>
+          <w:p>
+            <w:pPr>
+              <w:spacing w:after="20" w:line="252" w:lineRule="auto"/>
+              <w:jc w:val="center"/>
+            </w:pPr>
+            <w:r/>
+            <w:r>
+              <w:rPr>
+                <w:rFonts w:ascii="맑은 고딕" w:hAnsi="맑은 고딕" w:eastAsia="맑은 고딕"/>
+                <w:b w:val="0"/>
+                <w:sz w:val="17"/>
+              </w:rPr>
+              <w:t>27</w:t>
+            </w:r>
+          </w:p>
+        </w:tc>
+        <w:tc>
+          <w:tcPr>
+            <w:tcW w:type="dxa" w:w="794"/>
+          </w:tcPr>
+          <w:p>
+            <w:pPr>
+              <w:spacing w:after="20" w:line="252" w:lineRule="auto"/>
+              <w:jc w:val="center"/>
+            </w:pPr>
+            <w:r/>
+          </w:p>
+        </w:tc>
+        <w:tc>
+          <w:tcPr>
+            <w:tcW w:type="dxa" w:w="794"/>
+          </w:tcPr>
+          <w:p>
+            <w:pPr>
+              <w:spacing w:after="20" w:line="252" w:lineRule="auto"/>
+              <w:jc w:val="center"/>
+            </w:pPr>
+            <w:r/>
+          </w:p>
+        </w:tc>
+        <w:tc>
+          <w:tcPr>
+            <w:tcW w:type="dxa" w:w="1247"/>
+          </w:tcPr>
+          <w:p>
+            <w:pPr>
+              <w:spacing w:after="20" w:line="252" w:lineRule="auto"/>
+            </w:pPr>
+            <w:r/>
+          </w:p>
+        </w:tc>
+        <w:tc>
+          <w:tcPr>
+            <w:tcW w:type="dxa" w:w="2041"/>
+          </w:tcPr>
+          <w:p>
+            <w:pPr>
+              <w:spacing w:after="20" w:line="252" w:lineRule="auto"/>
+            </w:pPr>
+            <w:r/>
+          </w:p>
+        </w:tc>
+        <w:tc>
+          <w:tcPr>
+            <w:tcW w:type="dxa" w:w="4195"/>
+          </w:tcPr>
+          <w:p>
+            <w:pPr>
+              <w:spacing w:after="20" w:line="252" w:lineRule="auto"/>
+            </w:pPr>
+            <w:r/>
+          </w:p>
+        </w:tc>
+      </w:tr>
+      <w:tr>
+        <w:trPr>
+          <w:trHeight w:val="317" w:hRule="atLeast"/>
+        </w:trPr>
+        <w:tc>
+          <w:tcPr>
+            <w:tcW w:type="dxa" w:w="567"/>
+          </w:tcPr>
+          <w:p>
+            <w:pPr>
+              <w:spacing w:after="20" w:line="252" w:lineRule="auto"/>
+              <w:jc w:val="center"/>
+            </w:pPr>
+            <w:r/>
+            <w:r>
+              <w:rPr>
+                <w:rFonts w:ascii="맑은 고딕" w:hAnsi="맑은 고딕" w:eastAsia="맑은 고딕"/>
+                <w:b w:val="0"/>
+                <w:sz w:val="17"/>
+              </w:rPr>
+              <w:t>28</w:t>
+            </w:r>
+          </w:p>
+        </w:tc>
+        <w:tc>
+          <w:tcPr>
+            <w:tcW w:type="dxa" w:w="794"/>
+          </w:tcPr>
+          <w:p>
+            <w:pPr>
+              <w:spacing w:after="20" w:line="252" w:lineRule="auto"/>
+              <w:jc w:val="center"/>
+            </w:pPr>
+            <w:r/>
+          </w:p>
+        </w:tc>
+        <w:tc>
+          <w:tcPr>
+            <w:tcW w:type="dxa" w:w="794"/>
+          </w:tcPr>
+          <w:p>
+            <w:pPr>
+              <w:spacing w:after="20" w:line="252" w:lineRule="auto"/>
+              <w:jc w:val="center"/>
+            </w:pPr>
+            <w:r/>
+          </w:p>
+        </w:tc>
+        <w:tc>
+          <w:tcPr>
+            <w:tcW w:type="dxa" w:w="1247"/>
+          </w:tcPr>
+          <w:p>
+            <w:pPr>
+              <w:spacing w:after="20" w:line="252" w:lineRule="auto"/>
+            </w:pPr>
+            <w:r/>
+          </w:p>
+        </w:tc>
+        <w:tc>
+          <w:tcPr>
+            <w:tcW w:type="dxa" w:w="2041"/>
+          </w:tcPr>
+          <w:p>
+            <w:pPr>
+              <w:spacing w:after="20" w:line="252" w:lineRule="auto"/>
+            </w:pPr>
+            <w:r/>
+          </w:p>
+        </w:tc>
+        <w:tc>
+          <w:tcPr>
+            <w:tcW w:type="dxa" w:w="4195"/>
+          </w:tcPr>
+          <w:p>
+            <w:pPr>
+              <w:spacing w:after="20" w:line="252" w:lineRule="auto"/>
+            </w:pPr>
+            <w:r/>
+          </w:p>
+        </w:tc>
+      </w:tr>
+      <w:tr>
+        <w:trPr>
+          <w:trHeight w:val="317" w:hRule="atLeast"/>
+        </w:trPr>
+        <w:tc>
+          <w:tcPr>
+            <w:tcW w:type="dxa" w:w="567"/>
+          </w:tcPr>
+          <w:p>
+            <w:pPr>
+              <w:spacing w:after="20" w:line="252" w:lineRule="auto"/>
+              <w:jc w:val="center"/>
+            </w:pPr>
+            <w:r/>
+            <w:r>
+              <w:rPr>
+                <w:rFonts w:ascii="맑은 고딕" w:hAnsi="맑은 고딕" w:eastAsia="맑은 고딕"/>
+                <w:b w:val="0"/>
+                <w:sz w:val="17"/>
+              </w:rPr>
+              <w:t>29</w:t>
+            </w:r>
+          </w:p>
+        </w:tc>
+        <w:tc>
+          <w:tcPr>
+            <w:tcW w:type="dxa" w:w="794"/>
+          </w:tcPr>
+          <w:p>
+            <w:pPr>
+              <w:spacing w:after="20" w:line="252" w:lineRule="auto"/>
+              <w:jc w:val="center"/>
+            </w:pPr>
+            <w:r/>
+          </w:p>
+        </w:tc>
+        <w:tc>
+          <w:tcPr>
+            <w:tcW w:type="dxa" w:w="794"/>
+          </w:tcPr>
+          <w:p>
+            <w:pPr>
+              <w:spacing w:after="20" w:line="252" w:lineRule="auto"/>
+              <w:jc w:val="center"/>
+            </w:pPr>
+            <w:r/>
+          </w:p>
+        </w:tc>
+        <w:tc>
+          <w:tcPr>
+            <w:tcW w:type="dxa" w:w="1247"/>
+          </w:tcPr>
+          <w:p>
+            <w:pPr>
+              <w:spacing w:after="20" w:line="252" w:lineRule="auto"/>
+            </w:pPr>
+            <w:r/>
+          </w:p>
+        </w:tc>
+        <w:tc>
+          <w:tcPr>
+            <w:tcW w:type="dxa" w:w="2041"/>
+          </w:tcPr>
+          <w:p>
+            <w:pPr>
+              <w:spacing w:after="20" w:line="252" w:lineRule="auto"/>
+            </w:pPr>
+            <w:r/>
+          </w:p>
+        </w:tc>
+        <w:tc>
+          <w:tcPr>
+            <w:tcW w:type="dxa" w:w="4195"/>
+          </w:tcPr>
+          <w:p>
+            <w:pPr>
+              <w:spacing w:after="20" w:line="252" w:lineRule="auto"/>
+            </w:pPr>
+            <w:r/>
+          </w:p>
+        </w:tc>
+      </w:tr>
+      <w:tr>
+        <w:trPr>
+          <w:trHeight w:val="317" w:hRule="atLeast"/>
+        </w:trPr>
+        <w:tc>
+          <w:tcPr>
+            <w:tcW w:type="dxa" w:w="567"/>
+          </w:tcPr>
+          <w:p>
+            <w:pPr>
+              <w:spacing w:after="20" w:line="252" w:lineRule="auto"/>
+              <w:jc w:val="center"/>
+            </w:pPr>
+            <w:r/>
+            <w:r>
+              <w:rPr>
+                <w:rFonts w:ascii="맑은 고딕" w:hAnsi="맑은 고딕" w:eastAsia="맑은 고딕"/>
+                <w:b w:val="0"/>
+                <w:sz w:val="17"/>
+              </w:rPr>
+              <w:t>30</w:t>
+            </w:r>
+          </w:p>
+        </w:tc>
+        <w:tc>
+          <w:tcPr>
+            <w:tcW w:type="dxa" w:w="794"/>
+          </w:tcPr>
+          <w:p>
+            <w:pPr>
+              <w:spacing w:after="20" w:line="252" w:lineRule="auto"/>
+              <w:jc w:val="center"/>
+            </w:pPr>
+            <w:r/>
+          </w:p>
+        </w:tc>
+        <w:tc>
+          <w:tcPr>
+            <w:tcW w:type="dxa" w:w="794"/>
+          </w:tcPr>
+          <w:p>
+            <w:pPr>
+              <w:spacing w:after="20" w:line="252" w:lineRule="auto"/>
+              <w:jc w:val="center"/>
+            </w:pPr>
+            <w:r/>
+          </w:p>
+        </w:tc>
+        <w:tc>
+          <w:tcPr>
+            <w:tcW w:type="dxa" w:w="1247"/>
+          </w:tcPr>
+          <w:p>
+            <w:pPr>
+              <w:spacing w:after="20" w:line="252" w:lineRule="auto"/>
+            </w:pPr>
+            <w:r/>
+          </w:p>
+        </w:tc>
+        <w:tc>
+          <w:tcPr>
+            <w:tcW w:type="dxa" w:w="2041"/>
+          </w:tcPr>
+          <w:p>
+            <w:pPr>
+              <w:spacing w:after="20" w:line="252" w:lineRule="auto"/>
+            </w:pPr>
+            <w:r/>
+          </w:p>
+        </w:tc>
+        <w:tc>
+          <w:tcPr>
+            <w:tcW w:type="dxa" w:w="4195"/>
+          </w:tcPr>
+          <w:p>
+            <w:pPr>
+              <w:spacing w:after="20" w:line="252" w:lineRule="auto"/>
+            </w:pPr>
+            <w:r/>
+          </w:p>
+        </w:tc>
+      </w:tr>
+      <w:tr>
+        <w:trPr>
+          <w:trHeight w:val="317" w:hRule="atLeast"/>
+        </w:trPr>
+        <w:tc>
+          <w:tcPr>
+            <w:tcW w:type="dxa" w:w="567"/>
+          </w:tcPr>
+          <w:p>
+            <w:pPr>
+              <w:spacing w:after="20" w:line="252" w:lineRule="auto"/>
+              <w:jc w:val="center"/>
+            </w:pPr>
+            <w:r/>
+            <w:r>
+              <w:rPr>
+                <w:rFonts w:ascii="맑은 고딕" w:hAnsi="맑은 고딕" w:eastAsia="맑은 고딕"/>
+                <w:b w:val="0"/>
+                <w:sz w:val="17"/>
+              </w:rPr>
+              <w:t>31</w:t>
+            </w:r>
+          </w:p>
+        </w:tc>
+        <w:tc>
+          <w:tcPr>
+            <w:tcW w:type="dxa" w:w="794"/>
+          </w:tcPr>
+          <w:p>
+            <w:pPr>
+              <w:spacing w:after="20" w:line="252" w:lineRule="auto"/>
+              <w:jc w:val="center"/>
+            </w:pPr>
+            <w:r/>
+          </w:p>
+        </w:tc>
+        <w:tc>
+          <w:tcPr>
+            <w:tcW w:type="dxa" w:w="794"/>
+          </w:tcPr>
+          <w:p>
+            <w:pPr>
+              <w:spacing w:after="20" w:line="252" w:lineRule="auto"/>
+              <w:jc w:val="center"/>
+            </w:pPr>
+            <w:r/>
+          </w:p>
+        </w:tc>
+        <w:tc>
+          <w:tcPr>
+            <w:tcW w:type="dxa" w:w="1247"/>
+          </w:tcPr>
+          <w:p>
+            <w:pPr>
+              <w:spacing w:after="20" w:line="252" w:lineRule="auto"/>
+            </w:pPr>
+            <w:r/>
+          </w:p>
+        </w:tc>
+        <w:tc>
+          <w:tcPr>
+            <w:tcW w:type="dxa" w:w="2041"/>
+          </w:tcPr>
+          <w:p>
+            <w:pPr>
+              <w:spacing w:after="20" w:line="252" w:lineRule="auto"/>
+            </w:pPr>
+            <w:r/>
+          </w:p>
+        </w:tc>
+        <w:tc>
+          <w:tcPr>
+            <w:tcW w:type="dxa" w:w="4195"/>
           </w:tcPr>
           <w:p>
             <w:pPr>
@@ -16251,22 +16644,143 @@
         <w:spacing w:after="40"/>
       </w:pPr>
     </w:p>
+    <w:tbl>
+      <w:tblPr>
+        <w:tblStyle w:val="TableGrid"/>
+        <w:tblW w:type="auto" w:w="0"/>
+        <w:jc w:val="center"/>
+        <w:tblLayout w:type="fixed"/>
+        <w:tblLook w:firstColumn="1" w:firstRow="1" w:lastColumn="0" w:lastRow="0" w:noHBand="0" w:noVBand="1" w:val="04A0"/>
+      </w:tblPr>
+      <w:tblGrid>
+        <w:gridCol w:w="2268"/>
+        <w:gridCol w:w="7371"/>
+      </w:tblGrid>
+      <w:tr>
+        <w:trPr>
+          <w:trHeight w:val="396" w:hRule="atLeast"/>
+        </w:trPr>
+        <w:tc>
+          <w:tcPr>
+            <w:tcW w:type="dxa" w:w="2268"/>
+            <w:shd w:val="clear" w:color="auto" w:fill="EDEDED"/>
+          </w:tcPr>
+          <w:p>
+            <w:pPr>
+              <w:spacing w:after="20" w:line="252" w:lineRule="auto"/>
+            </w:pPr>
+            <w:r/>
+            <w:r>
+              <w:rPr>
+                <w:rFonts w:ascii="맑은 고딕" w:hAnsi="맑은 고딕" w:eastAsia="맑은 고딕"/>
+                <w:b/>
+                <w:sz w:val="18"/>
+              </w:rPr>
+              <w:t>이달 침상 상태</w:t>
+            </w:r>
+          </w:p>
+        </w:tc>
+        <w:tc>
+          <w:tcPr>
+            <w:tcW w:type="dxa" w:w="7370"/>
+          </w:tcPr>
+          <w:p>
+            <w:pPr>
+              <w:spacing w:after="20" w:line="252" w:lineRule="auto"/>
+            </w:pPr>
+            <w:r/>
+          </w:p>
+        </w:tc>
+      </w:tr>
+      <w:tr>
+        <w:trPr>
+          <w:trHeight w:val="396" w:hRule="atLeast"/>
+        </w:trPr>
+        <w:tc>
+          <w:tcPr>
+            <w:tcW w:type="dxa" w:w="2268"/>
+            <w:shd w:val="clear" w:color="auto" w:fill="EDEDED"/>
+          </w:tcPr>
+          <w:p>
+            <w:pPr>
+              <w:spacing w:after="20" w:line="252" w:lineRule="auto"/>
+            </w:pPr>
+            <w:r/>
+            <w:r>
+              <w:rPr>
+                <w:rFonts w:ascii="맑은 고딕" w:hAnsi="맑은 고딕" w:eastAsia="맑은 고딕"/>
+                <w:b/>
+                <w:sz w:val="18"/>
+              </w:rPr>
+              <w:t>이달 베딩 투입 합계</w:t>
+            </w:r>
+          </w:p>
+        </w:tc>
+        <w:tc>
+          <w:tcPr>
+            <w:tcW w:type="dxa" w:w="7370"/>
+          </w:tcPr>
+          <w:p>
+            <w:pPr>
+              <w:spacing w:after="20" w:line="252" w:lineRule="auto"/>
+            </w:pPr>
+            <w:r/>
+          </w:p>
+        </w:tc>
+      </w:tr>
+      <w:tr>
+        <w:trPr>
+          <w:trHeight w:val="396" w:hRule="atLeast"/>
+        </w:trPr>
+        <w:tc>
+          <w:tcPr>
+            <w:tcW w:type="dxa" w:w="2268"/>
+            <w:shd w:val="clear" w:color="auto" w:fill="EDEDED"/>
+          </w:tcPr>
+          <w:p>
+            <w:pPr>
+              <w:spacing w:after="20" w:line="252" w:lineRule="auto"/>
+            </w:pPr>
+            <w:r/>
+            <w:r>
+              <w:rPr>
+                <w:rFonts w:ascii="맑은 고딕" w:hAnsi="맑은 고딕" w:eastAsia="맑은 고딕"/>
+                <w:b/>
+                <w:sz w:val="18"/>
+              </w:rPr>
+              <w:t>연구책임자 확인</w:t>
+            </w:r>
+          </w:p>
+        </w:tc>
+        <w:tc>
+          <w:tcPr>
+            <w:tcW w:type="dxa" w:w="7370"/>
+          </w:tcPr>
+          <w:p>
+            <w:pPr>
+              <w:spacing w:after="20" w:line="252" w:lineRule="auto"/>
+            </w:pPr>
+            <w:r/>
+            <w:r>
+              <w:rPr>
+                <w:rFonts w:ascii="맑은 고딕" w:hAnsi="맑은 고딕" w:eastAsia="맑은 고딕"/>
+                <w:b w:val="0"/>
+                <w:sz w:val="18"/>
+              </w:rPr>
+              <w:t>(서명)                    확인일:</w:t>
+            </w:r>
+          </w:p>
+        </w:tc>
+      </w:tr>
+    </w:tbl>
     <w:p>
       <w:pPr>
-        <w:spacing w:after="60" w:before="40"/>
+        <w:spacing w:after="40"/>
       </w:pPr>
-      <w:r>
-        <w:rPr>
-          <w:rFonts w:ascii="맑은 고딕" w:hAnsi="맑은 고딕" w:eastAsia="맑은 고딕"/>
-          <w:b w:val="0"/>
-          <w:sz w:val="17"/>
-        </w:rPr>
-        <w:t>주간 점검(연구책임자):                              (서명)        점검일:</w:t>
-      </w:r>
     </w:p>
     <w:sectPr>
-      <w:pgSz w:w="16838" w:h="11906" w:orient="landscape"/>
-      <w:pgMar w:top="850" w:right="850" w:bottom="850" w:left="850" w:header="720" w:footer="720" w:gutter="0"/>
+      <w:pgSz w:w="11906" w:h="16838"/>
+      <w:pgMar w:top="1134" w:right="1134" w:bottom="1020" w:left="1134" w:header="720" w:footer="720" w:gutter="0"/>
       <w:cols w:space="720"/>
       <w:docGrid w:linePitch="360"/>
     </w:sectPr>

--- a/deliverables/2026_산자부_연구노트_D2O_현장점검제출본.docx
+++ b/deliverables/2026_산자부_연구노트_D2O_현장점검제출본.docx
@@ -890,7 +890,7 @@
           <w:b w:val="0"/>
           <w:sz w:val="19"/>
         </w:rPr>
-        <w:t>[기록 1] 일일 교반·침상 관리 기록 개시</w:t>
+        <w:t>[기록 1] 일상 교반·침상 관리 개시 (매뉴얼 기반)</w:t>
         <w:tab/>
         <w:t>11</w:t>
       </w:r>
@@ -1011,57 +1011,6 @@
     </w:p>
     <w:p>
       <w:pPr>
-        <w:tabs>
-          <w:tab w:pos="9638" w:val="right" w:leader="dot"/>
-        </w:tabs>
-        <w:spacing w:after="40"/>
-        <w:ind w:left="0"/>
-      </w:pPr>
-      <w:r>
-        <w:rPr>
-          <w:rFonts w:ascii="맑은 고딕" w:hAnsi="맑은 고딕" w:eastAsia="맑은 고딕"/>
-          <w:b/>
-          <w:sz w:val="20"/>
-        </w:rPr>
-        <w:t>7. 제3부 수기 기록지</w:t>
-        <w:tab/>
-        <w:t>15</w:t>
-      </w:r>
-    </w:p>
-    <w:p>
-      <w:pPr>
-        <w:tabs>
-          <w:tab w:pos="9638" w:val="right" w:leader="dot"/>
-        </w:tabs>
-        <w:spacing w:after="40"/>
-        <w:ind w:left="340"/>
-      </w:pPr>
-      <w:r>
-        <w:rPr>
-          <w:rFonts w:ascii="맑은 고딕" w:hAnsi="맑은 고딕" w:eastAsia="맑은 고딕"/>
-          <w:b w:val="0"/>
-          <w:sz w:val="19"/>
-        </w:rPr>
-        <w:t>기록지 A. 교반 수행 확인표 (월간)</w:t>
-        <w:tab/>
-        <w:t>15</w:t>
-      </w:r>
-    </w:p>
-    <w:p>
-      <w:pPr>
-        <w:spacing w:after="60" w:before="0"/>
-      </w:pPr>
-      <w:r>
-        <w:rPr>
-          <w:rFonts w:ascii="맑은 고딕" w:hAnsi="맑은 고딕" w:eastAsia="맑은 고딕"/>
-          <w:b w:val="0"/>
-          <w:sz w:val="17"/>
-        </w:rPr>
-        <w:t>※ 기록지 A(1개월 1장)는 매월 1장씩 복사하여 수기로 작성하고, 월 순서대로 본 노트 뒤에 철하며 연속 쪽번호를 부여한다.</w:t>
-      </w:r>
-    </w:p>
-    <w:p>
-      <w:pPr>
         <w:keepNext/>
         <w:spacing w:after="100" w:before="200"/>
       </w:pPr>
@@ -1085,7 +1034,7 @@
           <w:b w:val="0"/>
           <w:sz w:val="19"/>
         </w:rPr>
-        <w:t>• 반복 작업(1일 2회 교반, 침상 관리)은 4장 표준 작업 절차를 기준으로 하고, 매일의 수행 여부는 기록지 A에 체크한다. 표준과 다르게 수행했거나 이상이 있을 때만 특이사항란에 사유를 적는다.</w:t>
+        <w:t>• 반복 작업(1일 2회 교반, 침상 관리)은 4장 표준 작업 절차(매뉴얼)에 따라 매일 수행하며, 별도의 일일 수기 기록은 작성하지 않는다. 표준과 다르게 수행했거나 이상·재료 투입·방문 등 특이사항이 있을 때만 그때그때 제2부에 [기록 n]으로 추가 기재한다(이벤트 기록).</w:t>
       </w:r>
     </w:p>
     <w:p>
@@ -1183,7 +1132,7 @@
           <w:b w:val="0"/>
           <w:sz w:val="19"/>
         </w:rPr>
-        <w:t>• 구성: 제1부 기술 기초 조사(문헌·운영 경험 정리) / 제2부 실증 활동 기록(일자순) / 제3부 수기 기록지(매일 작성).</w:t>
+        <w:t>• 구성: 제1부 기술 기초 조사(문헌·운영 경험 정리) / 제2부 실증 활동 기록(일자순).</w:t>
       </w:r>
     </w:p>
     <w:p>
@@ -2900,7 +2849,7 @@
           <w:b w:val="0"/>
           <w:sz w:val="19"/>
         </w:rPr>
-        <w:t>2026. 5. 1.부터 매일 교반·침상 관리를 수기로 기록해 왔고(2026. 9. 21. 일일 점검 9개 항목으로 정리), 2026. 11.부터 교반을 아침·저녁 1일 2회로 표준화하여 수동 작업 기준선을 확보한다. HBP 침상 관리는 CBP(Compost Bedded Pack barn) 운영 기준(1일 2회 교반, 교반 깊이 25~30 cm, 침상 수분 40~60 %)에 피트모스를 적용한 디투오 기준(수분 65 % 이하, 피트모스 약 30 %)을 따른다.</w:t>
+        <w:t>2026. 5. 1.부터 매일 교반·침상 관리를 수행해 왔고(2026. 9. 21. 일일 점검 9개 항목으로 정리), 2026. 11.부터 교반을 아침·저녁 1일 2회로 표준화하여 수동 작업 기준선을 확보한다. HBP 침상 관리는 CBP(Compost Bedded Pack barn) 운영 기준(1일 2회 교반, 교반 깊이 25~30 cm, 침상 수분 40~60 %)에 피트모스를 적용한 디투오 기준(수분 65 % 이하, 피트모스 약 30 %)을 따른다.</w:t>
       </w:r>
     </w:p>
     <w:tbl>
@@ -3035,7 +2984,7 @@
                 <w:b w:val="0"/>
                 <w:sz w:val="17"/>
               </w:rPr>
-              <w:t>기록지 A — 아침·저녁 수행 체크</w:t>
+              <w:t>표준 절차 준수 (일일 기록 없음)</w:t>
             </w:r>
           </w:p>
         </w:tc>
@@ -3330,7 +3279,7 @@
                 <w:b w:val="0"/>
                 <w:sz w:val="17"/>
               </w:rPr>
-              <w:t>이상 시 기록지 A 특이사항</w:t>
+              <w:t>이상 시 연구 기록</w:t>
             </w:r>
           </w:p>
         </w:tc>
@@ -3448,7 +3397,7 @@
                 <w:b w:val="0"/>
                 <w:sz w:val="17"/>
               </w:rPr>
-              <w:t>기록지 A (베딩 추가)</w:t>
+              <w:t>투입 시 거래명세서·사진 보관, 연구 기록</w:t>
             </w:r>
           </w:p>
         </w:tc>
@@ -3469,7 +3418,7 @@
           <w:b w:val="0"/>
           <w:sz w:val="17"/>
         </w:rPr>
-        <w:t>※ 일일 점검 9개 항목(작업 동선, 회전반경, 베딩 두께, 로터리 회전수, 교반 깊이, 수분, 베딩 추가, 냄새, 사용기간)은 위 표준 작업 절차로 고정하고, 기록지 A에는 수행 여부와 표준 이탈·이상만 기록한다(예외 기록 방식).</w:t>
+        <w:t>※ 일일 점검 9개 항목(작업 동선, 회전반경, 베딩 두께, 로터리 회전수, 교반 깊이, 수분, 베딩 추가, 냄새, 사용기간)은 위 표준 작업 절차(매뉴얼)로 고정한다. 일상 교반은 매뉴얼에 따라 매일 수행하므로 별도의 일일 수기 기록을 작성하지 않으며, 표준 이탈·이상·재료 투입·방문 등 특이사항이 있을 때만 그때그때 제2부 연구 기록에 남긴다(이벤트 기록 방식). 수행 증빙은 월 1회 고정 지점 사진과 재료 거래 증빙으로 갈음한다.</w:t>
       </w:r>
     </w:p>
     <w:p>
@@ -5010,7 +4959,7 @@
                 <w:b w:val="0"/>
                 <w:sz w:val="18"/>
               </w:rPr>
-              <w:t>피트모스 투입 기준(휴식 공간 50 m²당 1~2 m³, 전체 깔짚의 약 30 %)과 투입 시점·수량을 기록지 A에 기록하여, 침상 수분·냄새 변화와 연결해 분석한다.</w:t>
+              <w:t>피트모스 투입 기준(휴식 공간 50 m²당 1~2 m³, 전체 깔짚의 약 30 %)과 투입 시점·수량을 거래 증빙과 연구 기록으로 남겨, 침상 수분·냄새 변화와 연결해 분석한다.</w:t>
             </w:r>
           </w:p>
         </w:tc>
@@ -5569,7 +5518,7 @@
                 <w:b w:val="0"/>
                 <w:sz w:val="18"/>
               </w:rPr>
-              <w:t>침상의 '휴머스화' 정도를 색·냄새·덩어리·수분으로 매일 관찰하고, 이상은 기록지 A 특이사항에, 월간 상태는 하단 '이달 침상 상태'에 남긴다.</w:t>
+              <w:t>침상의 '휴머스화' 정도를 색·냄새·덩어리·수분으로 매일 관찰하고, 이상이 있을 때 연구 기록에 남긴다.</w:t>
             </w:r>
           </w:p>
         </w:tc>
@@ -7022,7 +6971,7 @@
                 <w:b w:val="0"/>
                 <w:sz w:val="18"/>
               </w:rPr>
-              <w:t>기록지 A(1개월 1장: 매일 수행 체크, 이상·재료 투입만 기록) 작성, 연구책임자 월 1회 점검·서명</w:t>
+              <w:t>일상 교반은 본 매뉴얼에 따라 수행하고 일일 수기 기록은 작성하지 않음. 특이사항 발생 시에만 그때그때 연구 기록에 기재(이벤트 기록), 월 1회 고정 지점 사진 보관, 연구책임자 월 1회 점검·서명</w:t>
             </w:r>
           </w:p>
         </w:tc>
@@ -7618,7 +7567,7 @@
                 <w:b w:val="0"/>
                 <w:sz w:val="18"/>
               </w:rPr>
-              <w:t>수동 교반 기준선(소요시간, 미교반 구간, 소 회피, 침상 상태, 노동 시간)은 표준 작업 절차(4장)와 기록지 A의 수행 기록으로 확보해야, 2차년도 시제품 실증에서 자동화 효과를 같은 잣대로 비교할 수 있다.</w:t>
+              <w:t>수동 교반 기준선(소요시간, 미교반 구간, 소 회피, 침상 상태, 노동 시간)은 표준 작업 절차(4장)를 기준으로 하고, 2차년도 시제품 실증에서 자동화 효과를 같은 잣대로 비교할 수 있다.</w:t>
             </w:r>
           </w:p>
         </w:tc>
@@ -8549,7 +8498,7 @@
           <w:b/>
           <w:sz w:val="21"/>
         </w:rPr>
-        <w:t>[기록 1] 일일 교반·침상 관리 기록 개시</w:t>
+        <w:t>[기록 1] 일상 교반·침상 관리 개시 (매뉴얼 기반)</w:t>
       </w:r>
     </w:p>
     <w:tbl>
@@ -8682,7 +8631,7 @@
                 <w:b w:val="0"/>
                 <w:sz w:val="18"/>
               </w:rPr>
-              <w:t>• 2026. 5. 1.부터 56 HP 트랙터 + 로터리로 매일 아침(필요 시 아침·저녁) 교반하고, 교반 시각·침상 상태·베딩 추가·특이사항을 매일 수기 기록</w:t>
+              <w:t>• 2026. 5. 1.부터 56 HP 트랙터 + 로터리로 매일 아침(필요 시 아침·저녁) 교반</w:t>
             </w:r>
           </w:p>
           <w:p>
@@ -8695,7 +8644,7 @@
                 <w:b w:val="0"/>
                 <w:sz w:val="18"/>
               </w:rPr>
-              <w:t>• 2026. 9. 21.부터 일일 점검 9개 항목(작업 동선, 회전반경, 베딩 두께, 로터리 회전수, 교반 깊이, 수분, 베딩 추가, 냄새, 사용기간)으로 기록 양식 정리</w:t>
+              <w:t>• 2026. 9. 21. 일일 점검 9개 항목(작업 동선, 회전반경, 베딩 두께, 로터리 회전수, 교반 깊이, 수분, 베딩 추가, 냄새, 사용기간)으로 작업 기준 정리 → 4장 표준 작업 절차(매뉴얼)로 고정</w:t>
             </w:r>
           </w:p>
         </w:tc>
@@ -8736,7 +8685,7 @@
                 <w:b w:val="0"/>
                 <w:sz w:val="18"/>
               </w:rPr>
-              <w:t>• 2026. 5. ~ 10.: 매일 교반 수행 및 일일 수기 기록 유지 (기록철 보관)</w:t>
+              <w:t>• 2026. 5. ~ 10.: 매일 교반 수행</w:t>
             </w:r>
           </w:p>
           <w:p>
@@ -8762,7 +8711,7 @@
                 <w:b w:val="0"/>
                 <w:sz w:val="18"/>
               </w:rPr>
-              <w:t>• 2026. 11.부터 표준 절차에 따른 수행 체크와 이상 기록(기록지 A)으로 관리</w:t>
+              <w:t>• 2026. 11.부터 매뉴얼에 따라 수행하고, 일일 수기 기록 없이 특이사항 발생 시에만 그때그때 연구 기록으로 관리</w:t>
             </w:r>
           </w:p>
         </w:tc>
@@ -8803,7 +8752,7 @@
                 <w:b w:val="0"/>
                 <w:sz w:val="18"/>
               </w:rPr>
-              <w:t>2026. 11.부터 1일 2회 표준 절차(4장)로 전환하여 기록지 A에 매일 수행 체크</w:t>
+              <w:t>2026. 11.부터 1일 2회 표준 절차(4장)로 전환, 월 1회 고정 지점 사진 보관</w:t>
             </w:r>
           </w:p>
         </w:tc>
@@ -8844,7 +8793,7 @@
                 <w:b w:val="0"/>
                 <w:sz w:val="18"/>
               </w:rPr>
-              <w:t>일일 수기 기록(2026. 5.~), 일일 깔개 관리 점검표(2026. 9. 21.~), 작업 사진(사진 4~9)</w:t>
+              <w:t>일일 깔개 관리 점검 항목(2026. 9. 21. 정리), 작업 사진(사진 4~9)</w:t>
             </w:r>
           </w:p>
         </w:tc>
@@ -13161,7 +13110,7 @@
                 <w:b w:val="0"/>
                 <w:sz w:val="18"/>
               </w:rPr>
-              <w:t>방문·교육 대상별 관심 사항과 후속 요청을 기록지 A 특이사항란과 연구 기록(제2부)에 누적하고, 2~3년차 시제품 시연·영업 대상 목록으로 관리</w:t>
+              <w:t>방문·교육 대상별 관심 사항과 후속 요청을 연구 기록(제2부)에 누적하고, 2~3년차 시제품 시연·영업 대상 목록으로 관리</w:t>
             </w:r>
           </w:p>
         </w:tc>
@@ -13885,2900 +13834,8 @@
         <w:spacing w:after="40"/>
       </w:pPr>
     </w:p>
-    <w:p>
-      <w:pPr>
-        <w:sectPr>
-          <w:footerReference w:type="default" r:id="rId9"/>
-          <w:pgSz w:w="11906" w:h="16838"/>
-          <w:pgMar w:top="1134" w:right="1134" w:bottom="1020" w:left="1134" w:header="720" w:footer="720" w:gutter="0"/>
-          <w:cols w:space="720"/>
-          <w:docGrid w:linePitch="360"/>
-        </w:sectPr>
-      </w:pPr>
-    </w:p>
-    <w:p>
-      <w:pPr>
-        <w:keepNext/>
-        <w:spacing w:after="100" w:before="200"/>
-      </w:pPr>
-      <w:r>
-        <w:rPr>
-          <w:rFonts w:ascii="맑은 고딕" w:hAnsi="맑은 고딕" w:eastAsia="맑은 고딕"/>
-          <w:b/>
-          <w:sz w:val="26"/>
-        </w:rPr>
-        <w:t>7. 제3부 수기 기록지</w:t>
-      </w:r>
-    </w:p>
-    <w:p>
-      <w:pPr>
-        <w:spacing w:after="40" w:before="0"/>
-      </w:pPr>
-      <w:r>
-        <w:rPr>
-          <w:rFonts w:ascii="맑은 고딕" w:hAnsi="맑은 고딕" w:eastAsia="맑은 고딕"/>
-          <w:b/>
-          <w:sz w:val="23"/>
-        </w:rPr>
-        <w:t>기록지 A. 교반 수행 확인표 (1개월 1장)</w:t>
-      </w:r>
-    </w:p>
-    <w:p>
-      <w:pPr>
-        <w:spacing w:after="40" w:before="0"/>
-      </w:pPr>
-      <w:r>
-        <w:rPr>
-          <w:rFonts w:ascii="맑은 고딕" w:hAnsi="맑은 고딕" w:eastAsia="맑은 고딕"/>
-          <w:b w:val="0"/>
-          <w:sz w:val="18"/>
-        </w:rPr>
-        <w:t>2026년      월        장비: 대동 DK600(56 HP) + 로터리        기준: 4장 표준 작업 절차        쪽번호:</w:t>
-      </w:r>
-    </w:p>
-    <w:p>
-      <w:pPr>
-        <w:spacing w:after="60" w:before="0"/>
-      </w:pPr>
-      <w:r>
-        <w:rPr>
-          <w:rFonts w:ascii="맑은 고딕" w:hAnsi="맑은 고딕" w:eastAsia="맑은 고딕"/>
-          <w:b w:val="0"/>
-          <w:sz w:val="17"/>
-        </w:rPr>
-        <w:t>작성 방법: 표준 절차대로 수행한 회차에 ✓만 표시한다. 생략·변경·이상·방문·재료 투입이 있을 때만 해당 칸에 적는다.</w:t>
-      </w:r>
-    </w:p>
-    <w:tbl>
-      <w:tblPr>
-        <w:tblStyle w:val="TableGrid"/>
-        <w:tblW w:type="auto" w:w="0"/>
-        <w:jc w:val="center"/>
-        <w:tblLayout w:type="fixed"/>
-        <w:tblLook w:firstColumn="1" w:firstRow="1" w:lastColumn="0" w:lastRow="0" w:noHBand="0" w:noVBand="1" w:val="04A0"/>
-      </w:tblPr>
-      <w:tblGrid>
-        <w:gridCol w:w="567"/>
-        <w:gridCol w:w="793"/>
-        <w:gridCol w:w="793"/>
-        <w:gridCol w:w="1247"/>
-        <w:gridCol w:w="2041"/>
-        <w:gridCol w:w="4195"/>
-      </w:tblGrid>
-      <w:tr>
-        <w:trPr>
-          <w:trHeight w:val="317" w:hRule="atLeast"/>
-        </w:trPr>
-        <w:tc>
-          <w:tcPr>
-            <w:tcW w:type="dxa" w:w="567"/>
-            <w:shd w:val="clear" w:color="auto" w:fill="EDEDED"/>
-          </w:tcPr>
-          <w:p>
-            <w:pPr>
-              <w:spacing w:after="20" w:line="252" w:lineRule="auto"/>
-              <w:jc w:val="center"/>
-            </w:pPr>
-            <w:r/>
-            <w:r>
-              <w:rPr>
-                <w:rFonts w:ascii="맑은 고딕" w:hAnsi="맑은 고딕" w:eastAsia="맑은 고딕"/>
-                <w:b/>
-                <w:sz w:val="17"/>
-              </w:rPr>
-              <w:t>일</w:t>
-            </w:r>
-          </w:p>
-        </w:tc>
-        <w:tc>
-          <w:tcPr>
-            <w:tcW w:type="dxa" w:w="794"/>
-            <w:shd w:val="clear" w:color="auto" w:fill="EDEDED"/>
-          </w:tcPr>
-          <w:p>
-            <w:pPr>
-              <w:spacing w:after="20" w:line="252" w:lineRule="auto"/>
-              <w:jc w:val="center"/>
-            </w:pPr>
-            <w:r/>
-            <w:r>
-              <w:rPr>
-                <w:rFonts w:ascii="맑은 고딕" w:hAnsi="맑은 고딕" w:eastAsia="맑은 고딕"/>
-                <w:b/>
-                <w:sz w:val="17"/>
-              </w:rPr>
-              <w:t>아침</w:t>
-            </w:r>
-          </w:p>
-        </w:tc>
-        <w:tc>
-          <w:tcPr>
-            <w:tcW w:type="dxa" w:w="794"/>
-            <w:shd w:val="clear" w:color="auto" w:fill="EDEDED"/>
-          </w:tcPr>
-          <w:p>
-            <w:pPr>
-              <w:spacing w:after="20" w:line="252" w:lineRule="auto"/>
-              <w:jc w:val="center"/>
-            </w:pPr>
-            <w:r/>
-            <w:r>
-              <w:rPr>
-                <w:rFonts w:ascii="맑은 고딕" w:hAnsi="맑은 고딕" w:eastAsia="맑은 고딕"/>
-                <w:b/>
-                <w:sz w:val="17"/>
-              </w:rPr>
-              <w:t>저녁</w:t>
-            </w:r>
-          </w:p>
-        </w:tc>
-        <w:tc>
-          <w:tcPr>
-            <w:tcW w:type="dxa" w:w="1247"/>
-            <w:shd w:val="clear" w:color="auto" w:fill="EDEDED"/>
-          </w:tcPr>
-          <w:p>
-            <w:pPr>
-              <w:spacing w:after="20" w:line="252" w:lineRule="auto"/>
-              <w:jc w:val="center"/>
-            </w:pPr>
-            <w:r/>
-            <w:r>
-              <w:rPr>
-                <w:rFonts w:ascii="맑은 고딕" w:hAnsi="맑은 고딕" w:eastAsia="맑은 고딕"/>
-                <w:b/>
-                <w:sz w:val="17"/>
-              </w:rPr>
-              <w:t>작업자</w:t>
-            </w:r>
-          </w:p>
-        </w:tc>
-        <w:tc>
-          <w:tcPr>
-            <w:tcW w:type="dxa" w:w="2041"/>
-            <w:shd w:val="clear" w:color="auto" w:fill="EDEDED"/>
-          </w:tcPr>
-          <w:p>
-            <w:pPr>
-              <w:spacing w:after="20" w:line="252" w:lineRule="auto"/>
-              <w:jc w:val="center"/>
-            </w:pPr>
-            <w:r/>
-            <w:r>
-              <w:rPr>
-                <w:rFonts w:ascii="맑은 고딕" w:hAnsi="맑은 고딕" w:eastAsia="맑은 고딕"/>
-                <w:b/>
-                <w:sz w:val="17"/>
-              </w:rPr>
-              <w:t>베딩 추가 (톱밥/피트모스 m³)</w:t>
-            </w:r>
-          </w:p>
-        </w:tc>
-        <w:tc>
-          <w:tcPr>
-            <w:tcW w:type="dxa" w:w="4195"/>
-            <w:shd w:val="clear" w:color="auto" w:fill="EDEDED"/>
-          </w:tcPr>
-          <w:p>
-            <w:pPr>
-              <w:spacing w:after="20" w:line="252" w:lineRule="auto"/>
-              <w:jc w:val="center"/>
-            </w:pPr>
-            <w:r/>
-            <w:r>
-              <w:rPr>
-                <w:rFonts w:ascii="맑은 고딕" w:hAnsi="맑은 고딕" w:eastAsia="맑은 고딕"/>
-                <w:b/>
-                <w:sz w:val="17"/>
-              </w:rPr>
-              <w:t>특이사항 (표준과 다를 때·이상·방문만)</w:t>
-            </w:r>
-          </w:p>
-        </w:tc>
-      </w:tr>
-      <w:tr>
-        <w:trPr>
-          <w:trHeight w:val="317" w:hRule="atLeast"/>
-        </w:trPr>
-        <w:tc>
-          <w:tcPr>
-            <w:tcW w:type="dxa" w:w="567"/>
-          </w:tcPr>
-          <w:p>
-            <w:pPr>
-              <w:spacing w:after="20" w:line="252" w:lineRule="auto"/>
-              <w:jc w:val="center"/>
-            </w:pPr>
-            <w:r/>
-            <w:r>
-              <w:rPr>
-                <w:rFonts w:ascii="맑은 고딕" w:hAnsi="맑은 고딕" w:eastAsia="맑은 고딕"/>
-                <w:b w:val="0"/>
-                <w:sz w:val="17"/>
-              </w:rPr>
-              <w:t>1</w:t>
-            </w:r>
-          </w:p>
-        </w:tc>
-        <w:tc>
-          <w:tcPr>
-            <w:tcW w:type="dxa" w:w="794"/>
-          </w:tcPr>
-          <w:p>
-            <w:pPr>
-              <w:spacing w:after="20" w:line="252" w:lineRule="auto"/>
-              <w:jc w:val="center"/>
-            </w:pPr>
-            <w:r/>
-          </w:p>
-        </w:tc>
-        <w:tc>
-          <w:tcPr>
-            <w:tcW w:type="dxa" w:w="794"/>
-          </w:tcPr>
-          <w:p>
-            <w:pPr>
-              <w:spacing w:after="20" w:line="252" w:lineRule="auto"/>
-              <w:jc w:val="center"/>
-            </w:pPr>
-            <w:r/>
-          </w:p>
-        </w:tc>
-        <w:tc>
-          <w:tcPr>
-            <w:tcW w:type="dxa" w:w="1247"/>
-          </w:tcPr>
-          <w:p>
-            <w:pPr>
-              <w:spacing w:after="20" w:line="252" w:lineRule="auto"/>
-            </w:pPr>
-            <w:r/>
-          </w:p>
-        </w:tc>
-        <w:tc>
-          <w:tcPr>
-            <w:tcW w:type="dxa" w:w="2041"/>
-          </w:tcPr>
-          <w:p>
-            <w:pPr>
-              <w:spacing w:after="20" w:line="252" w:lineRule="auto"/>
-            </w:pPr>
-            <w:r/>
-          </w:p>
-        </w:tc>
-        <w:tc>
-          <w:tcPr>
-            <w:tcW w:type="dxa" w:w="4195"/>
-          </w:tcPr>
-          <w:p>
-            <w:pPr>
-              <w:spacing w:after="20" w:line="252" w:lineRule="auto"/>
-            </w:pPr>
-            <w:r/>
-          </w:p>
-        </w:tc>
-      </w:tr>
-      <w:tr>
-        <w:trPr>
-          <w:trHeight w:val="317" w:hRule="atLeast"/>
-        </w:trPr>
-        <w:tc>
-          <w:tcPr>
-            <w:tcW w:type="dxa" w:w="567"/>
-          </w:tcPr>
-          <w:p>
-            <w:pPr>
-              <w:spacing w:after="20" w:line="252" w:lineRule="auto"/>
-              <w:jc w:val="center"/>
-            </w:pPr>
-            <w:r/>
-            <w:r>
-              <w:rPr>
-                <w:rFonts w:ascii="맑은 고딕" w:hAnsi="맑은 고딕" w:eastAsia="맑은 고딕"/>
-                <w:b w:val="0"/>
-                <w:sz w:val="17"/>
-              </w:rPr>
-              <w:t>2</w:t>
-            </w:r>
-          </w:p>
-        </w:tc>
-        <w:tc>
-          <w:tcPr>
-            <w:tcW w:type="dxa" w:w="794"/>
-          </w:tcPr>
-          <w:p>
-            <w:pPr>
-              <w:spacing w:after="20" w:line="252" w:lineRule="auto"/>
-              <w:jc w:val="center"/>
-            </w:pPr>
-            <w:r/>
-          </w:p>
-        </w:tc>
-        <w:tc>
-          <w:tcPr>
-            <w:tcW w:type="dxa" w:w="794"/>
-          </w:tcPr>
-          <w:p>
-            <w:pPr>
-              <w:spacing w:after="20" w:line="252" w:lineRule="auto"/>
-              <w:jc w:val="center"/>
-            </w:pPr>
-            <w:r/>
-          </w:p>
-        </w:tc>
-        <w:tc>
-          <w:tcPr>
-            <w:tcW w:type="dxa" w:w="1247"/>
-          </w:tcPr>
-          <w:p>
-            <w:pPr>
-              <w:spacing w:after="20" w:line="252" w:lineRule="auto"/>
-            </w:pPr>
-            <w:r/>
-          </w:p>
-        </w:tc>
-        <w:tc>
-          <w:tcPr>
-            <w:tcW w:type="dxa" w:w="2041"/>
-          </w:tcPr>
-          <w:p>
-            <w:pPr>
-              <w:spacing w:after="20" w:line="252" w:lineRule="auto"/>
-            </w:pPr>
-            <w:r/>
-          </w:p>
-        </w:tc>
-        <w:tc>
-          <w:tcPr>
-            <w:tcW w:type="dxa" w:w="4195"/>
-          </w:tcPr>
-          <w:p>
-            <w:pPr>
-              <w:spacing w:after="20" w:line="252" w:lineRule="auto"/>
-            </w:pPr>
-            <w:r/>
-          </w:p>
-        </w:tc>
-      </w:tr>
-      <w:tr>
-        <w:trPr>
-          <w:trHeight w:val="317" w:hRule="atLeast"/>
-        </w:trPr>
-        <w:tc>
-          <w:tcPr>
-            <w:tcW w:type="dxa" w:w="567"/>
-          </w:tcPr>
-          <w:p>
-            <w:pPr>
-              <w:spacing w:after="20" w:line="252" w:lineRule="auto"/>
-              <w:jc w:val="center"/>
-            </w:pPr>
-            <w:r/>
-            <w:r>
-              <w:rPr>
-                <w:rFonts w:ascii="맑은 고딕" w:hAnsi="맑은 고딕" w:eastAsia="맑은 고딕"/>
-                <w:b w:val="0"/>
-                <w:sz w:val="17"/>
-              </w:rPr>
-              <w:t>3</w:t>
-            </w:r>
-          </w:p>
-        </w:tc>
-        <w:tc>
-          <w:tcPr>
-            <w:tcW w:type="dxa" w:w="794"/>
-          </w:tcPr>
-          <w:p>
-            <w:pPr>
-              <w:spacing w:after="20" w:line="252" w:lineRule="auto"/>
-              <w:jc w:val="center"/>
-            </w:pPr>
-            <w:r/>
-          </w:p>
-        </w:tc>
-        <w:tc>
-          <w:tcPr>
-            <w:tcW w:type="dxa" w:w="794"/>
-          </w:tcPr>
-          <w:p>
-            <w:pPr>
-              <w:spacing w:after="20" w:line="252" w:lineRule="auto"/>
-              <w:jc w:val="center"/>
-            </w:pPr>
-            <w:r/>
-          </w:p>
-        </w:tc>
-        <w:tc>
-          <w:tcPr>
-            <w:tcW w:type="dxa" w:w="1247"/>
-          </w:tcPr>
-          <w:p>
-            <w:pPr>
-              <w:spacing w:after="20" w:line="252" w:lineRule="auto"/>
-            </w:pPr>
-            <w:r/>
-          </w:p>
-        </w:tc>
-        <w:tc>
-          <w:tcPr>
-            <w:tcW w:type="dxa" w:w="2041"/>
-          </w:tcPr>
-          <w:p>
-            <w:pPr>
-              <w:spacing w:after="20" w:line="252" w:lineRule="auto"/>
-            </w:pPr>
-            <w:r/>
-          </w:p>
-        </w:tc>
-        <w:tc>
-          <w:tcPr>
-            <w:tcW w:type="dxa" w:w="4195"/>
-          </w:tcPr>
-          <w:p>
-            <w:pPr>
-              <w:spacing w:after="20" w:line="252" w:lineRule="auto"/>
-            </w:pPr>
-            <w:r/>
-          </w:p>
-        </w:tc>
-      </w:tr>
-      <w:tr>
-        <w:trPr>
-          <w:trHeight w:val="317" w:hRule="atLeast"/>
-        </w:trPr>
-        <w:tc>
-          <w:tcPr>
-            <w:tcW w:type="dxa" w:w="567"/>
-          </w:tcPr>
-          <w:p>
-            <w:pPr>
-              <w:spacing w:after="20" w:line="252" w:lineRule="auto"/>
-              <w:jc w:val="center"/>
-            </w:pPr>
-            <w:r/>
-            <w:r>
-              <w:rPr>
-                <w:rFonts w:ascii="맑은 고딕" w:hAnsi="맑은 고딕" w:eastAsia="맑은 고딕"/>
-                <w:b w:val="0"/>
-                <w:sz w:val="17"/>
-              </w:rPr>
-              <w:t>4</w:t>
-            </w:r>
-          </w:p>
-        </w:tc>
-        <w:tc>
-          <w:tcPr>
-            <w:tcW w:type="dxa" w:w="794"/>
-          </w:tcPr>
-          <w:p>
-            <w:pPr>
-              <w:spacing w:after="20" w:line="252" w:lineRule="auto"/>
-              <w:jc w:val="center"/>
-            </w:pPr>
-            <w:r/>
-          </w:p>
-        </w:tc>
-        <w:tc>
-          <w:tcPr>
-            <w:tcW w:type="dxa" w:w="794"/>
-          </w:tcPr>
-          <w:p>
-            <w:pPr>
-              <w:spacing w:after="20" w:line="252" w:lineRule="auto"/>
-              <w:jc w:val="center"/>
-            </w:pPr>
-            <w:r/>
-          </w:p>
-        </w:tc>
-        <w:tc>
-          <w:tcPr>
-            <w:tcW w:type="dxa" w:w="1247"/>
-          </w:tcPr>
-          <w:p>
-            <w:pPr>
-              <w:spacing w:after="20" w:line="252" w:lineRule="auto"/>
-            </w:pPr>
-            <w:r/>
-          </w:p>
-        </w:tc>
-        <w:tc>
-          <w:tcPr>
-            <w:tcW w:type="dxa" w:w="2041"/>
-          </w:tcPr>
-          <w:p>
-            <w:pPr>
-              <w:spacing w:after="20" w:line="252" w:lineRule="auto"/>
-            </w:pPr>
-            <w:r/>
-          </w:p>
-        </w:tc>
-        <w:tc>
-          <w:tcPr>
-            <w:tcW w:type="dxa" w:w="4195"/>
-          </w:tcPr>
-          <w:p>
-            <w:pPr>
-              <w:spacing w:after="20" w:line="252" w:lineRule="auto"/>
-            </w:pPr>
-            <w:r/>
-          </w:p>
-        </w:tc>
-      </w:tr>
-      <w:tr>
-        <w:trPr>
-          <w:trHeight w:val="317" w:hRule="atLeast"/>
-        </w:trPr>
-        <w:tc>
-          <w:tcPr>
-            <w:tcW w:type="dxa" w:w="567"/>
-          </w:tcPr>
-          <w:p>
-            <w:pPr>
-              <w:spacing w:after="20" w:line="252" w:lineRule="auto"/>
-              <w:jc w:val="center"/>
-            </w:pPr>
-            <w:r/>
-            <w:r>
-              <w:rPr>
-                <w:rFonts w:ascii="맑은 고딕" w:hAnsi="맑은 고딕" w:eastAsia="맑은 고딕"/>
-                <w:b w:val="0"/>
-                <w:sz w:val="17"/>
-              </w:rPr>
-              <w:t>5</w:t>
-            </w:r>
-          </w:p>
-        </w:tc>
-        <w:tc>
-          <w:tcPr>
-            <w:tcW w:type="dxa" w:w="794"/>
-          </w:tcPr>
-          <w:p>
-            <w:pPr>
-              <w:spacing w:after="20" w:line="252" w:lineRule="auto"/>
-              <w:jc w:val="center"/>
-            </w:pPr>
-            <w:r/>
-          </w:p>
-        </w:tc>
-        <w:tc>
-          <w:tcPr>
-            <w:tcW w:type="dxa" w:w="794"/>
-          </w:tcPr>
-          <w:p>
-            <w:pPr>
-              <w:spacing w:after="20" w:line="252" w:lineRule="auto"/>
-              <w:jc w:val="center"/>
-            </w:pPr>
-            <w:r/>
-          </w:p>
-        </w:tc>
-        <w:tc>
-          <w:tcPr>
-            <w:tcW w:type="dxa" w:w="1247"/>
-          </w:tcPr>
-          <w:p>
-            <w:pPr>
-              <w:spacing w:after="20" w:line="252" w:lineRule="auto"/>
-            </w:pPr>
-            <w:r/>
-          </w:p>
-        </w:tc>
-        <w:tc>
-          <w:tcPr>
-            <w:tcW w:type="dxa" w:w="2041"/>
-          </w:tcPr>
-          <w:p>
-            <w:pPr>
-              <w:spacing w:after="20" w:line="252" w:lineRule="auto"/>
-            </w:pPr>
-            <w:r/>
-          </w:p>
-        </w:tc>
-        <w:tc>
-          <w:tcPr>
-            <w:tcW w:type="dxa" w:w="4195"/>
-          </w:tcPr>
-          <w:p>
-            <w:pPr>
-              <w:spacing w:after="20" w:line="252" w:lineRule="auto"/>
-            </w:pPr>
-            <w:r/>
-          </w:p>
-        </w:tc>
-      </w:tr>
-      <w:tr>
-        <w:trPr>
-          <w:trHeight w:val="317" w:hRule="atLeast"/>
-        </w:trPr>
-        <w:tc>
-          <w:tcPr>
-            <w:tcW w:type="dxa" w:w="567"/>
-          </w:tcPr>
-          <w:p>
-            <w:pPr>
-              <w:spacing w:after="20" w:line="252" w:lineRule="auto"/>
-              <w:jc w:val="center"/>
-            </w:pPr>
-            <w:r/>
-            <w:r>
-              <w:rPr>
-                <w:rFonts w:ascii="맑은 고딕" w:hAnsi="맑은 고딕" w:eastAsia="맑은 고딕"/>
-                <w:b w:val="0"/>
-                <w:sz w:val="17"/>
-              </w:rPr>
-              <w:t>6</w:t>
-            </w:r>
-          </w:p>
-        </w:tc>
-        <w:tc>
-          <w:tcPr>
-            <w:tcW w:type="dxa" w:w="794"/>
-          </w:tcPr>
-          <w:p>
-            <w:pPr>
-              <w:spacing w:after="20" w:line="252" w:lineRule="auto"/>
-              <w:jc w:val="center"/>
-            </w:pPr>
-            <w:r/>
-          </w:p>
-        </w:tc>
-        <w:tc>
-          <w:tcPr>
-            <w:tcW w:type="dxa" w:w="794"/>
-          </w:tcPr>
-          <w:p>
-            <w:pPr>
-              <w:spacing w:after="20" w:line="252" w:lineRule="auto"/>
-              <w:jc w:val="center"/>
-            </w:pPr>
-            <w:r/>
-          </w:p>
-        </w:tc>
-        <w:tc>
-          <w:tcPr>
-            <w:tcW w:type="dxa" w:w="1247"/>
-          </w:tcPr>
-          <w:p>
-            <w:pPr>
-              <w:spacing w:after="20" w:line="252" w:lineRule="auto"/>
-            </w:pPr>
-            <w:r/>
-          </w:p>
-        </w:tc>
-        <w:tc>
-          <w:tcPr>
-            <w:tcW w:type="dxa" w:w="2041"/>
-          </w:tcPr>
-          <w:p>
-            <w:pPr>
-              <w:spacing w:after="20" w:line="252" w:lineRule="auto"/>
-            </w:pPr>
-            <w:r/>
-          </w:p>
-        </w:tc>
-        <w:tc>
-          <w:tcPr>
-            <w:tcW w:type="dxa" w:w="4195"/>
-          </w:tcPr>
-          <w:p>
-            <w:pPr>
-              <w:spacing w:after="20" w:line="252" w:lineRule="auto"/>
-            </w:pPr>
-            <w:r/>
-          </w:p>
-        </w:tc>
-      </w:tr>
-      <w:tr>
-        <w:trPr>
-          <w:trHeight w:val="317" w:hRule="atLeast"/>
-        </w:trPr>
-        <w:tc>
-          <w:tcPr>
-            <w:tcW w:type="dxa" w:w="567"/>
-          </w:tcPr>
-          <w:p>
-            <w:pPr>
-              <w:spacing w:after="20" w:line="252" w:lineRule="auto"/>
-              <w:jc w:val="center"/>
-            </w:pPr>
-            <w:r/>
-            <w:r>
-              <w:rPr>
-                <w:rFonts w:ascii="맑은 고딕" w:hAnsi="맑은 고딕" w:eastAsia="맑은 고딕"/>
-                <w:b w:val="0"/>
-                <w:sz w:val="17"/>
-              </w:rPr>
-              <w:t>7</w:t>
-            </w:r>
-          </w:p>
-        </w:tc>
-        <w:tc>
-          <w:tcPr>
-            <w:tcW w:type="dxa" w:w="794"/>
-          </w:tcPr>
-          <w:p>
-            <w:pPr>
-              <w:spacing w:after="20" w:line="252" w:lineRule="auto"/>
-              <w:jc w:val="center"/>
-            </w:pPr>
-            <w:r/>
-          </w:p>
-        </w:tc>
-        <w:tc>
-          <w:tcPr>
-            <w:tcW w:type="dxa" w:w="794"/>
-          </w:tcPr>
-          <w:p>
-            <w:pPr>
-              <w:spacing w:after="20" w:line="252" w:lineRule="auto"/>
-              <w:jc w:val="center"/>
-            </w:pPr>
-            <w:r/>
-          </w:p>
-        </w:tc>
-        <w:tc>
-          <w:tcPr>
-            <w:tcW w:type="dxa" w:w="1247"/>
-          </w:tcPr>
-          <w:p>
-            <w:pPr>
-              <w:spacing w:after="20" w:line="252" w:lineRule="auto"/>
-            </w:pPr>
-            <w:r/>
-          </w:p>
-        </w:tc>
-        <w:tc>
-          <w:tcPr>
-            <w:tcW w:type="dxa" w:w="2041"/>
-          </w:tcPr>
-          <w:p>
-            <w:pPr>
-              <w:spacing w:after="20" w:line="252" w:lineRule="auto"/>
-            </w:pPr>
-            <w:r/>
-          </w:p>
-        </w:tc>
-        <w:tc>
-          <w:tcPr>
-            <w:tcW w:type="dxa" w:w="4195"/>
-          </w:tcPr>
-          <w:p>
-            <w:pPr>
-              <w:spacing w:after="20" w:line="252" w:lineRule="auto"/>
-            </w:pPr>
-            <w:r/>
-          </w:p>
-        </w:tc>
-      </w:tr>
-      <w:tr>
-        <w:trPr>
-          <w:trHeight w:val="317" w:hRule="atLeast"/>
-        </w:trPr>
-        <w:tc>
-          <w:tcPr>
-            <w:tcW w:type="dxa" w:w="567"/>
-          </w:tcPr>
-          <w:p>
-            <w:pPr>
-              <w:spacing w:after="20" w:line="252" w:lineRule="auto"/>
-              <w:jc w:val="center"/>
-            </w:pPr>
-            <w:r/>
-            <w:r>
-              <w:rPr>
-                <w:rFonts w:ascii="맑은 고딕" w:hAnsi="맑은 고딕" w:eastAsia="맑은 고딕"/>
-                <w:b w:val="0"/>
-                <w:sz w:val="17"/>
-              </w:rPr>
-              <w:t>8</w:t>
-            </w:r>
-          </w:p>
-        </w:tc>
-        <w:tc>
-          <w:tcPr>
-            <w:tcW w:type="dxa" w:w="794"/>
-          </w:tcPr>
-          <w:p>
-            <w:pPr>
-              <w:spacing w:after="20" w:line="252" w:lineRule="auto"/>
-              <w:jc w:val="center"/>
-            </w:pPr>
-            <w:r/>
-          </w:p>
-        </w:tc>
-        <w:tc>
-          <w:tcPr>
-            <w:tcW w:type="dxa" w:w="794"/>
-          </w:tcPr>
-          <w:p>
-            <w:pPr>
-              <w:spacing w:after="20" w:line="252" w:lineRule="auto"/>
-              <w:jc w:val="center"/>
-            </w:pPr>
-            <w:r/>
-          </w:p>
-        </w:tc>
-        <w:tc>
-          <w:tcPr>
-            <w:tcW w:type="dxa" w:w="1247"/>
-          </w:tcPr>
-          <w:p>
-            <w:pPr>
-              <w:spacing w:after="20" w:line="252" w:lineRule="auto"/>
-            </w:pPr>
-            <w:r/>
-          </w:p>
-        </w:tc>
-        <w:tc>
-          <w:tcPr>
-            <w:tcW w:type="dxa" w:w="2041"/>
-          </w:tcPr>
-          <w:p>
-            <w:pPr>
-              <w:spacing w:after="20" w:line="252" w:lineRule="auto"/>
-            </w:pPr>
-            <w:r/>
-          </w:p>
-        </w:tc>
-        <w:tc>
-          <w:tcPr>
-            <w:tcW w:type="dxa" w:w="4195"/>
-          </w:tcPr>
-          <w:p>
-            <w:pPr>
-              <w:spacing w:after="20" w:line="252" w:lineRule="auto"/>
-            </w:pPr>
-            <w:r/>
-          </w:p>
-        </w:tc>
-      </w:tr>
-      <w:tr>
-        <w:trPr>
-          <w:trHeight w:val="317" w:hRule="atLeast"/>
-        </w:trPr>
-        <w:tc>
-          <w:tcPr>
-            <w:tcW w:type="dxa" w:w="567"/>
-          </w:tcPr>
-          <w:p>
-            <w:pPr>
-              <w:spacing w:after="20" w:line="252" w:lineRule="auto"/>
-              <w:jc w:val="center"/>
-            </w:pPr>
-            <w:r/>
-            <w:r>
-              <w:rPr>
-                <w:rFonts w:ascii="맑은 고딕" w:hAnsi="맑은 고딕" w:eastAsia="맑은 고딕"/>
-                <w:b w:val="0"/>
-                <w:sz w:val="17"/>
-              </w:rPr>
-              <w:t>9</w:t>
-            </w:r>
-          </w:p>
-        </w:tc>
-        <w:tc>
-          <w:tcPr>
-            <w:tcW w:type="dxa" w:w="794"/>
-          </w:tcPr>
-          <w:p>
-            <w:pPr>
-              <w:spacing w:after="20" w:line="252" w:lineRule="auto"/>
-              <w:jc w:val="center"/>
-            </w:pPr>
-            <w:r/>
-          </w:p>
-        </w:tc>
-        <w:tc>
-          <w:tcPr>
-            <w:tcW w:type="dxa" w:w="794"/>
-          </w:tcPr>
-          <w:p>
-            <w:pPr>
-              <w:spacing w:after="20" w:line="252" w:lineRule="auto"/>
-              <w:jc w:val="center"/>
-            </w:pPr>
-            <w:r/>
-          </w:p>
-        </w:tc>
-        <w:tc>
-          <w:tcPr>
-            <w:tcW w:type="dxa" w:w="1247"/>
-          </w:tcPr>
-          <w:p>
-            <w:pPr>
-              <w:spacing w:after="20" w:line="252" w:lineRule="auto"/>
-            </w:pPr>
-            <w:r/>
-          </w:p>
-        </w:tc>
-        <w:tc>
-          <w:tcPr>
-            <w:tcW w:type="dxa" w:w="2041"/>
-          </w:tcPr>
-          <w:p>
-            <w:pPr>
-              <w:spacing w:after="20" w:line="252" w:lineRule="auto"/>
-            </w:pPr>
-            <w:r/>
-          </w:p>
-        </w:tc>
-        <w:tc>
-          <w:tcPr>
-            <w:tcW w:type="dxa" w:w="4195"/>
-          </w:tcPr>
-          <w:p>
-            <w:pPr>
-              <w:spacing w:after="20" w:line="252" w:lineRule="auto"/>
-            </w:pPr>
-            <w:r/>
-          </w:p>
-        </w:tc>
-      </w:tr>
-      <w:tr>
-        <w:trPr>
-          <w:trHeight w:val="317" w:hRule="atLeast"/>
-        </w:trPr>
-        <w:tc>
-          <w:tcPr>
-            <w:tcW w:type="dxa" w:w="567"/>
-          </w:tcPr>
-          <w:p>
-            <w:pPr>
-              <w:spacing w:after="20" w:line="252" w:lineRule="auto"/>
-              <w:jc w:val="center"/>
-            </w:pPr>
-            <w:r/>
-            <w:r>
-              <w:rPr>
-                <w:rFonts w:ascii="맑은 고딕" w:hAnsi="맑은 고딕" w:eastAsia="맑은 고딕"/>
-                <w:b w:val="0"/>
-                <w:sz w:val="17"/>
-              </w:rPr>
-              <w:t>10</w:t>
-            </w:r>
-          </w:p>
-        </w:tc>
-        <w:tc>
-          <w:tcPr>
-            <w:tcW w:type="dxa" w:w="794"/>
-          </w:tcPr>
-          <w:p>
-            <w:pPr>
-              <w:spacing w:after="20" w:line="252" w:lineRule="auto"/>
-              <w:jc w:val="center"/>
-            </w:pPr>
-            <w:r/>
-          </w:p>
-        </w:tc>
-        <w:tc>
-          <w:tcPr>
-            <w:tcW w:type="dxa" w:w="794"/>
-          </w:tcPr>
-          <w:p>
-            <w:pPr>
-              <w:spacing w:after="20" w:line="252" w:lineRule="auto"/>
-              <w:jc w:val="center"/>
-            </w:pPr>
-            <w:r/>
-          </w:p>
-        </w:tc>
-        <w:tc>
-          <w:tcPr>
-            <w:tcW w:type="dxa" w:w="1247"/>
-          </w:tcPr>
-          <w:p>
-            <w:pPr>
-              <w:spacing w:after="20" w:line="252" w:lineRule="auto"/>
-            </w:pPr>
-            <w:r/>
-          </w:p>
-        </w:tc>
-        <w:tc>
-          <w:tcPr>
-            <w:tcW w:type="dxa" w:w="2041"/>
-          </w:tcPr>
-          <w:p>
-            <w:pPr>
-              <w:spacing w:after="20" w:line="252" w:lineRule="auto"/>
-            </w:pPr>
-            <w:r/>
-          </w:p>
-        </w:tc>
-        <w:tc>
-          <w:tcPr>
-            <w:tcW w:type="dxa" w:w="4195"/>
-          </w:tcPr>
-          <w:p>
-            <w:pPr>
-              <w:spacing w:after="20" w:line="252" w:lineRule="auto"/>
-            </w:pPr>
-            <w:r/>
-          </w:p>
-        </w:tc>
-      </w:tr>
-      <w:tr>
-        <w:trPr>
-          <w:trHeight w:val="317" w:hRule="atLeast"/>
-        </w:trPr>
-        <w:tc>
-          <w:tcPr>
-            <w:tcW w:type="dxa" w:w="567"/>
-          </w:tcPr>
-          <w:p>
-            <w:pPr>
-              <w:spacing w:after="20" w:line="252" w:lineRule="auto"/>
-              <w:jc w:val="center"/>
-            </w:pPr>
-            <w:r/>
-            <w:r>
-              <w:rPr>
-                <w:rFonts w:ascii="맑은 고딕" w:hAnsi="맑은 고딕" w:eastAsia="맑은 고딕"/>
-                <w:b w:val="0"/>
-                <w:sz w:val="17"/>
-              </w:rPr>
-              <w:t>11</w:t>
-            </w:r>
-          </w:p>
-        </w:tc>
-        <w:tc>
-          <w:tcPr>
-            <w:tcW w:type="dxa" w:w="794"/>
-          </w:tcPr>
-          <w:p>
-            <w:pPr>
-              <w:spacing w:after="20" w:line="252" w:lineRule="auto"/>
-              <w:jc w:val="center"/>
-            </w:pPr>
-            <w:r/>
-          </w:p>
-        </w:tc>
-        <w:tc>
-          <w:tcPr>
-            <w:tcW w:type="dxa" w:w="794"/>
-          </w:tcPr>
-          <w:p>
-            <w:pPr>
-              <w:spacing w:after="20" w:line="252" w:lineRule="auto"/>
-              <w:jc w:val="center"/>
-            </w:pPr>
-            <w:r/>
-          </w:p>
-        </w:tc>
-        <w:tc>
-          <w:tcPr>
-            <w:tcW w:type="dxa" w:w="1247"/>
-          </w:tcPr>
-          <w:p>
-            <w:pPr>
-              <w:spacing w:after="20" w:line="252" w:lineRule="auto"/>
-            </w:pPr>
-            <w:r/>
-          </w:p>
-        </w:tc>
-        <w:tc>
-          <w:tcPr>
-            <w:tcW w:type="dxa" w:w="2041"/>
-          </w:tcPr>
-          <w:p>
-            <w:pPr>
-              <w:spacing w:after="20" w:line="252" w:lineRule="auto"/>
-            </w:pPr>
-            <w:r/>
-          </w:p>
-        </w:tc>
-        <w:tc>
-          <w:tcPr>
-            <w:tcW w:type="dxa" w:w="4195"/>
-          </w:tcPr>
-          <w:p>
-            <w:pPr>
-              <w:spacing w:after="20" w:line="252" w:lineRule="auto"/>
-            </w:pPr>
-            <w:r/>
-          </w:p>
-        </w:tc>
-      </w:tr>
-      <w:tr>
-        <w:trPr>
-          <w:trHeight w:val="317" w:hRule="atLeast"/>
-        </w:trPr>
-        <w:tc>
-          <w:tcPr>
-            <w:tcW w:type="dxa" w:w="567"/>
-          </w:tcPr>
-          <w:p>
-            <w:pPr>
-              <w:spacing w:after="20" w:line="252" w:lineRule="auto"/>
-              <w:jc w:val="center"/>
-            </w:pPr>
-            <w:r/>
-            <w:r>
-              <w:rPr>
-                <w:rFonts w:ascii="맑은 고딕" w:hAnsi="맑은 고딕" w:eastAsia="맑은 고딕"/>
-                <w:b w:val="0"/>
-                <w:sz w:val="17"/>
-              </w:rPr>
-              <w:t>12</w:t>
-            </w:r>
-          </w:p>
-        </w:tc>
-        <w:tc>
-          <w:tcPr>
-            <w:tcW w:type="dxa" w:w="794"/>
-          </w:tcPr>
-          <w:p>
-            <w:pPr>
-              <w:spacing w:after="20" w:line="252" w:lineRule="auto"/>
-              <w:jc w:val="center"/>
-            </w:pPr>
-            <w:r/>
-          </w:p>
-        </w:tc>
-        <w:tc>
-          <w:tcPr>
-            <w:tcW w:type="dxa" w:w="794"/>
-          </w:tcPr>
-          <w:p>
-            <w:pPr>
-              <w:spacing w:after="20" w:line="252" w:lineRule="auto"/>
-              <w:jc w:val="center"/>
-            </w:pPr>
-            <w:r/>
-          </w:p>
-        </w:tc>
-        <w:tc>
-          <w:tcPr>
-            <w:tcW w:type="dxa" w:w="1247"/>
-          </w:tcPr>
-          <w:p>
-            <w:pPr>
-              <w:spacing w:after="20" w:line="252" w:lineRule="auto"/>
-            </w:pPr>
-            <w:r/>
-          </w:p>
-        </w:tc>
-        <w:tc>
-          <w:tcPr>
-            <w:tcW w:type="dxa" w:w="2041"/>
-          </w:tcPr>
-          <w:p>
-            <w:pPr>
-              <w:spacing w:after="20" w:line="252" w:lineRule="auto"/>
-            </w:pPr>
-            <w:r/>
-          </w:p>
-        </w:tc>
-        <w:tc>
-          <w:tcPr>
-            <w:tcW w:type="dxa" w:w="4195"/>
-          </w:tcPr>
-          <w:p>
-            <w:pPr>
-              <w:spacing w:after="20" w:line="252" w:lineRule="auto"/>
-            </w:pPr>
-            <w:r/>
-          </w:p>
-        </w:tc>
-      </w:tr>
-      <w:tr>
-        <w:trPr>
-          <w:trHeight w:val="317" w:hRule="atLeast"/>
-        </w:trPr>
-        <w:tc>
-          <w:tcPr>
-            <w:tcW w:type="dxa" w:w="567"/>
-          </w:tcPr>
-          <w:p>
-            <w:pPr>
-              <w:spacing w:after="20" w:line="252" w:lineRule="auto"/>
-              <w:jc w:val="center"/>
-            </w:pPr>
-            <w:r/>
-            <w:r>
-              <w:rPr>
-                <w:rFonts w:ascii="맑은 고딕" w:hAnsi="맑은 고딕" w:eastAsia="맑은 고딕"/>
-                <w:b w:val="0"/>
-                <w:sz w:val="17"/>
-              </w:rPr>
-              <w:t>13</w:t>
-            </w:r>
-          </w:p>
-        </w:tc>
-        <w:tc>
-          <w:tcPr>
-            <w:tcW w:type="dxa" w:w="794"/>
-          </w:tcPr>
-          <w:p>
-            <w:pPr>
-              <w:spacing w:after="20" w:line="252" w:lineRule="auto"/>
-              <w:jc w:val="center"/>
-            </w:pPr>
-            <w:r/>
-          </w:p>
-        </w:tc>
-        <w:tc>
-          <w:tcPr>
-            <w:tcW w:type="dxa" w:w="794"/>
-          </w:tcPr>
-          <w:p>
-            <w:pPr>
-              <w:spacing w:after="20" w:line="252" w:lineRule="auto"/>
-              <w:jc w:val="center"/>
-            </w:pPr>
-            <w:r/>
-          </w:p>
-        </w:tc>
-        <w:tc>
-          <w:tcPr>
-            <w:tcW w:type="dxa" w:w="1247"/>
-          </w:tcPr>
-          <w:p>
-            <w:pPr>
-              <w:spacing w:after="20" w:line="252" w:lineRule="auto"/>
-            </w:pPr>
-            <w:r/>
-          </w:p>
-        </w:tc>
-        <w:tc>
-          <w:tcPr>
-            <w:tcW w:type="dxa" w:w="2041"/>
-          </w:tcPr>
-          <w:p>
-            <w:pPr>
-              <w:spacing w:after="20" w:line="252" w:lineRule="auto"/>
-            </w:pPr>
-            <w:r/>
-          </w:p>
-        </w:tc>
-        <w:tc>
-          <w:tcPr>
-            <w:tcW w:type="dxa" w:w="4195"/>
-          </w:tcPr>
-          <w:p>
-            <w:pPr>
-              <w:spacing w:after="20" w:line="252" w:lineRule="auto"/>
-            </w:pPr>
-            <w:r/>
-          </w:p>
-        </w:tc>
-      </w:tr>
-      <w:tr>
-        <w:trPr>
-          <w:trHeight w:val="317" w:hRule="atLeast"/>
-        </w:trPr>
-        <w:tc>
-          <w:tcPr>
-            <w:tcW w:type="dxa" w:w="567"/>
-          </w:tcPr>
-          <w:p>
-            <w:pPr>
-              <w:spacing w:after="20" w:line="252" w:lineRule="auto"/>
-              <w:jc w:val="center"/>
-            </w:pPr>
-            <w:r/>
-            <w:r>
-              <w:rPr>
-                <w:rFonts w:ascii="맑은 고딕" w:hAnsi="맑은 고딕" w:eastAsia="맑은 고딕"/>
-                <w:b w:val="0"/>
-                <w:sz w:val="17"/>
-              </w:rPr>
-              <w:t>14</w:t>
-            </w:r>
-          </w:p>
-        </w:tc>
-        <w:tc>
-          <w:tcPr>
-            <w:tcW w:type="dxa" w:w="794"/>
-          </w:tcPr>
-          <w:p>
-            <w:pPr>
-              <w:spacing w:after="20" w:line="252" w:lineRule="auto"/>
-              <w:jc w:val="center"/>
-            </w:pPr>
-            <w:r/>
-          </w:p>
-        </w:tc>
-        <w:tc>
-          <w:tcPr>
-            <w:tcW w:type="dxa" w:w="794"/>
-          </w:tcPr>
-          <w:p>
-            <w:pPr>
-              <w:spacing w:after="20" w:line="252" w:lineRule="auto"/>
-              <w:jc w:val="center"/>
-            </w:pPr>
-            <w:r/>
-          </w:p>
-        </w:tc>
-        <w:tc>
-          <w:tcPr>
-            <w:tcW w:type="dxa" w:w="1247"/>
-          </w:tcPr>
-          <w:p>
-            <w:pPr>
-              <w:spacing w:after="20" w:line="252" w:lineRule="auto"/>
-            </w:pPr>
-            <w:r/>
-          </w:p>
-        </w:tc>
-        <w:tc>
-          <w:tcPr>
-            <w:tcW w:type="dxa" w:w="2041"/>
-          </w:tcPr>
-          <w:p>
-            <w:pPr>
-              <w:spacing w:after="20" w:line="252" w:lineRule="auto"/>
-            </w:pPr>
-            <w:r/>
-          </w:p>
-        </w:tc>
-        <w:tc>
-          <w:tcPr>
-            <w:tcW w:type="dxa" w:w="4195"/>
-          </w:tcPr>
-          <w:p>
-            <w:pPr>
-              <w:spacing w:after="20" w:line="252" w:lineRule="auto"/>
-            </w:pPr>
-            <w:r/>
-          </w:p>
-        </w:tc>
-      </w:tr>
-      <w:tr>
-        <w:trPr>
-          <w:trHeight w:val="317" w:hRule="atLeast"/>
-        </w:trPr>
-        <w:tc>
-          <w:tcPr>
-            <w:tcW w:type="dxa" w:w="567"/>
-          </w:tcPr>
-          <w:p>
-            <w:pPr>
-              <w:spacing w:after="20" w:line="252" w:lineRule="auto"/>
-              <w:jc w:val="center"/>
-            </w:pPr>
-            <w:r/>
-            <w:r>
-              <w:rPr>
-                <w:rFonts w:ascii="맑은 고딕" w:hAnsi="맑은 고딕" w:eastAsia="맑은 고딕"/>
-                <w:b w:val="0"/>
-                <w:sz w:val="17"/>
-              </w:rPr>
-              <w:t>15</w:t>
-            </w:r>
-          </w:p>
-        </w:tc>
-        <w:tc>
-          <w:tcPr>
-            <w:tcW w:type="dxa" w:w="794"/>
-          </w:tcPr>
-          <w:p>
-            <w:pPr>
-              <w:spacing w:after="20" w:line="252" w:lineRule="auto"/>
-              <w:jc w:val="center"/>
-            </w:pPr>
-            <w:r/>
-          </w:p>
-        </w:tc>
-        <w:tc>
-          <w:tcPr>
-            <w:tcW w:type="dxa" w:w="794"/>
-          </w:tcPr>
-          <w:p>
-            <w:pPr>
-              <w:spacing w:after="20" w:line="252" w:lineRule="auto"/>
-              <w:jc w:val="center"/>
-            </w:pPr>
-            <w:r/>
-          </w:p>
-        </w:tc>
-        <w:tc>
-          <w:tcPr>
-            <w:tcW w:type="dxa" w:w="1247"/>
-          </w:tcPr>
-          <w:p>
-            <w:pPr>
-              <w:spacing w:after="20" w:line="252" w:lineRule="auto"/>
-            </w:pPr>
-            <w:r/>
-          </w:p>
-        </w:tc>
-        <w:tc>
-          <w:tcPr>
-            <w:tcW w:type="dxa" w:w="2041"/>
-          </w:tcPr>
-          <w:p>
-            <w:pPr>
-              <w:spacing w:after="20" w:line="252" w:lineRule="auto"/>
-            </w:pPr>
-            <w:r/>
-          </w:p>
-        </w:tc>
-        <w:tc>
-          <w:tcPr>
-            <w:tcW w:type="dxa" w:w="4195"/>
-          </w:tcPr>
-          <w:p>
-            <w:pPr>
-              <w:spacing w:after="20" w:line="252" w:lineRule="auto"/>
-            </w:pPr>
-            <w:r/>
-          </w:p>
-        </w:tc>
-      </w:tr>
-      <w:tr>
-        <w:trPr>
-          <w:trHeight w:val="317" w:hRule="atLeast"/>
-        </w:trPr>
-        <w:tc>
-          <w:tcPr>
-            <w:tcW w:type="dxa" w:w="567"/>
-          </w:tcPr>
-          <w:p>
-            <w:pPr>
-              <w:spacing w:after="20" w:line="252" w:lineRule="auto"/>
-              <w:jc w:val="center"/>
-            </w:pPr>
-            <w:r/>
-            <w:r>
-              <w:rPr>
-                <w:rFonts w:ascii="맑은 고딕" w:hAnsi="맑은 고딕" w:eastAsia="맑은 고딕"/>
-                <w:b w:val="0"/>
-                <w:sz w:val="17"/>
-              </w:rPr>
-              <w:t>16</w:t>
-            </w:r>
-          </w:p>
-        </w:tc>
-        <w:tc>
-          <w:tcPr>
-            <w:tcW w:type="dxa" w:w="794"/>
-          </w:tcPr>
-          <w:p>
-            <w:pPr>
-              <w:spacing w:after="20" w:line="252" w:lineRule="auto"/>
-              <w:jc w:val="center"/>
-            </w:pPr>
-            <w:r/>
-          </w:p>
-        </w:tc>
-        <w:tc>
-          <w:tcPr>
-            <w:tcW w:type="dxa" w:w="794"/>
-          </w:tcPr>
-          <w:p>
-            <w:pPr>
-              <w:spacing w:after="20" w:line="252" w:lineRule="auto"/>
-              <w:jc w:val="center"/>
-            </w:pPr>
-            <w:r/>
-          </w:p>
-        </w:tc>
-        <w:tc>
-          <w:tcPr>
-            <w:tcW w:type="dxa" w:w="1247"/>
-          </w:tcPr>
-          <w:p>
-            <w:pPr>
-              <w:spacing w:after="20" w:line="252" w:lineRule="auto"/>
-            </w:pPr>
-            <w:r/>
-          </w:p>
-        </w:tc>
-        <w:tc>
-          <w:tcPr>
-            <w:tcW w:type="dxa" w:w="2041"/>
-          </w:tcPr>
-          <w:p>
-            <w:pPr>
-              <w:spacing w:after="20" w:line="252" w:lineRule="auto"/>
-            </w:pPr>
-            <w:r/>
-          </w:p>
-        </w:tc>
-        <w:tc>
-          <w:tcPr>
-            <w:tcW w:type="dxa" w:w="4195"/>
-          </w:tcPr>
-          <w:p>
-            <w:pPr>
-              <w:spacing w:after="20" w:line="252" w:lineRule="auto"/>
-            </w:pPr>
-            <w:r/>
-          </w:p>
-        </w:tc>
-      </w:tr>
-      <w:tr>
-        <w:trPr>
-          <w:trHeight w:val="317" w:hRule="atLeast"/>
-        </w:trPr>
-        <w:tc>
-          <w:tcPr>
-            <w:tcW w:type="dxa" w:w="567"/>
-          </w:tcPr>
-          <w:p>
-            <w:pPr>
-              <w:spacing w:after="20" w:line="252" w:lineRule="auto"/>
-              <w:jc w:val="center"/>
-            </w:pPr>
-            <w:r/>
-            <w:r>
-              <w:rPr>
-                <w:rFonts w:ascii="맑은 고딕" w:hAnsi="맑은 고딕" w:eastAsia="맑은 고딕"/>
-                <w:b w:val="0"/>
-                <w:sz w:val="17"/>
-              </w:rPr>
-              <w:t>17</w:t>
-            </w:r>
-          </w:p>
-        </w:tc>
-        <w:tc>
-          <w:tcPr>
-            <w:tcW w:type="dxa" w:w="794"/>
-          </w:tcPr>
-          <w:p>
-            <w:pPr>
-              <w:spacing w:after="20" w:line="252" w:lineRule="auto"/>
-              <w:jc w:val="center"/>
-            </w:pPr>
-            <w:r/>
-          </w:p>
-        </w:tc>
-        <w:tc>
-          <w:tcPr>
-            <w:tcW w:type="dxa" w:w="794"/>
-          </w:tcPr>
-          <w:p>
-            <w:pPr>
-              <w:spacing w:after="20" w:line="252" w:lineRule="auto"/>
-              <w:jc w:val="center"/>
-            </w:pPr>
-            <w:r/>
-          </w:p>
-        </w:tc>
-        <w:tc>
-          <w:tcPr>
-            <w:tcW w:type="dxa" w:w="1247"/>
-          </w:tcPr>
-          <w:p>
-            <w:pPr>
-              <w:spacing w:after="20" w:line="252" w:lineRule="auto"/>
-            </w:pPr>
-            <w:r/>
-          </w:p>
-        </w:tc>
-        <w:tc>
-          <w:tcPr>
-            <w:tcW w:type="dxa" w:w="2041"/>
-          </w:tcPr>
-          <w:p>
-            <w:pPr>
-              <w:spacing w:after="20" w:line="252" w:lineRule="auto"/>
-            </w:pPr>
-            <w:r/>
-          </w:p>
-        </w:tc>
-        <w:tc>
-          <w:tcPr>
-            <w:tcW w:type="dxa" w:w="4195"/>
-          </w:tcPr>
-          <w:p>
-            <w:pPr>
-              <w:spacing w:after="20" w:line="252" w:lineRule="auto"/>
-            </w:pPr>
-            <w:r/>
-          </w:p>
-        </w:tc>
-      </w:tr>
-      <w:tr>
-        <w:trPr>
-          <w:trHeight w:val="317" w:hRule="atLeast"/>
-        </w:trPr>
-        <w:tc>
-          <w:tcPr>
-            <w:tcW w:type="dxa" w:w="567"/>
-          </w:tcPr>
-          <w:p>
-            <w:pPr>
-              <w:spacing w:after="20" w:line="252" w:lineRule="auto"/>
-              <w:jc w:val="center"/>
-            </w:pPr>
-            <w:r/>
-            <w:r>
-              <w:rPr>
-                <w:rFonts w:ascii="맑은 고딕" w:hAnsi="맑은 고딕" w:eastAsia="맑은 고딕"/>
-                <w:b w:val="0"/>
-                <w:sz w:val="17"/>
-              </w:rPr>
-              <w:t>18</w:t>
-            </w:r>
-          </w:p>
-        </w:tc>
-        <w:tc>
-          <w:tcPr>
-            <w:tcW w:type="dxa" w:w="794"/>
-          </w:tcPr>
-          <w:p>
-            <w:pPr>
-              <w:spacing w:after="20" w:line="252" w:lineRule="auto"/>
-              <w:jc w:val="center"/>
-            </w:pPr>
-            <w:r/>
-          </w:p>
-        </w:tc>
-        <w:tc>
-          <w:tcPr>
-            <w:tcW w:type="dxa" w:w="794"/>
-          </w:tcPr>
-          <w:p>
-            <w:pPr>
-              <w:spacing w:after="20" w:line="252" w:lineRule="auto"/>
-              <w:jc w:val="center"/>
-            </w:pPr>
-            <w:r/>
-          </w:p>
-        </w:tc>
-        <w:tc>
-          <w:tcPr>
-            <w:tcW w:type="dxa" w:w="1247"/>
-          </w:tcPr>
-          <w:p>
-            <w:pPr>
-              <w:spacing w:after="20" w:line="252" w:lineRule="auto"/>
-            </w:pPr>
-            <w:r/>
-          </w:p>
-        </w:tc>
-        <w:tc>
-          <w:tcPr>
-            <w:tcW w:type="dxa" w:w="2041"/>
-          </w:tcPr>
-          <w:p>
-            <w:pPr>
-              <w:spacing w:after="20" w:line="252" w:lineRule="auto"/>
-            </w:pPr>
-            <w:r/>
-          </w:p>
-        </w:tc>
-        <w:tc>
-          <w:tcPr>
-            <w:tcW w:type="dxa" w:w="4195"/>
-          </w:tcPr>
-          <w:p>
-            <w:pPr>
-              <w:spacing w:after="20" w:line="252" w:lineRule="auto"/>
-            </w:pPr>
-            <w:r/>
-          </w:p>
-        </w:tc>
-      </w:tr>
-      <w:tr>
-        <w:trPr>
-          <w:trHeight w:val="317" w:hRule="atLeast"/>
-        </w:trPr>
-        <w:tc>
-          <w:tcPr>
-            <w:tcW w:type="dxa" w:w="567"/>
-          </w:tcPr>
-          <w:p>
-            <w:pPr>
-              <w:spacing w:after="20" w:line="252" w:lineRule="auto"/>
-              <w:jc w:val="center"/>
-            </w:pPr>
-            <w:r/>
-            <w:r>
-              <w:rPr>
-                <w:rFonts w:ascii="맑은 고딕" w:hAnsi="맑은 고딕" w:eastAsia="맑은 고딕"/>
-                <w:b w:val="0"/>
-                <w:sz w:val="17"/>
-              </w:rPr>
-              <w:t>19</w:t>
-            </w:r>
-          </w:p>
-        </w:tc>
-        <w:tc>
-          <w:tcPr>
-            <w:tcW w:type="dxa" w:w="794"/>
-          </w:tcPr>
-          <w:p>
-            <w:pPr>
-              <w:spacing w:after="20" w:line="252" w:lineRule="auto"/>
-              <w:jc w:val="center"/>
-            </w:pPr>
-            <w:r/>
-          </w:p>
-        </w:tc>
-        <w:tc>
-          <w:tcPr>
-            <w:tcW w:type="dxa" w:w="794"/>
-          </w:tcPr>
-          <w:p>
-            <w:pPr>
-              <w:spacing w:after="20" w:line="252" w:lineRule="auto"/>
-              <w:jc w:val="center"/>
-            </w:pPr>
-            <w:r/>
-          </w:p>
-        </w:tc>
-        <w:tc>
-          <w:tcPr>
-            <w:tcW w:type="dxa" w:w="1247"/>
-          </w:tcPr>
-          <w:p>
-            <w:pPr>
-              <w:spacing w:after="20" w:line="252" w:lineRule="auto"/>
-            </w:pPr>
-            <w:r/>
-          </w:p>
-        </w:tc>
-        <w:tc>
-          <w:tcPr>
-            <w:tcW w:type="dxa" w:w="2041"/>
-          </w:tcPr>
-          <w:p>
-            <w:pPr>
-              <w:spacing w:after="20" w:line="252" w:lineRule="auto"/>
-            </w:pPr>
-            <w:r/>
-          </w:p>
-        </w:tc>
-        <w:tc>
-          <w:tcPr>
-            <w:tcW w:type="dxa" w:w="4195"/>
-          </w:tcPr>
-          <w:p>
-            <w:pPr>
-              <w:spacing w:after="20" w:line="252" w:lineRule="auto"/>
-            </w:pPr>
-            <w:r/>
-          </w:p>
-        </w:tc>
-      </w:tr>
-      <w:tr>
-        <w:trPr>
-          <w:trHeight w:val="317" w:hRule="atLeast"/>
-        </w:trPr>
-        <w:tc>
-          <w:tcPr>
-            <w:tcW w:type="dxa" w:w="567"/>
-          </w:tcPr>
-          <w:p>
-            <w:pPr>
-              <w:spacing w:after="20" w:line="252" w:lineRule="auto"/>
-              <w:jc w:val="center"/>
-            </w:pPr>
-            <w:r/>
-            <w:r>
-              <w:rPr>
-                <w:rFonts w:ascii="맑은 고딕" w:hAnsi="맑은 고딕" w:eastAsia="맑은 고딕"/>
-                <w:b w:val="0"/>
-                <w:sz w:val="17"/>
-              </w:rPr>
-              <w:t>20</w:t>
-            </w:r>
-          </w:p>
-        </w:tc>
-        <w:tc>
-          <w:tcPr>
-            <w:tcW w:type="dxa" w:w="794"/>
-          </w:tcPr>
-          <w:p>
-            <w:pPr>
-              <w:spacing w:after="20" w:line="252" w:lineRule="auto"/>
-              <w:jc w:val="center"/>
-            </w:pPr>
-            <w:r/>
-          </w:p>
-        </w:tc>
-        <w:tc>
-          <w:tcPr>
-            <w:tcW w:type="dxa" w:w="794"/>
-          </w:tcPr>
-          <w:p>
-            <w:pPr>
-              <w:spacing w:after="20" w:line="252" w:lineRule="auto"/>
-              <w:jc w:val="center"/>
-            </w:pPr>
-            <w:r/>
-          </w:p>
-        </w:tc>
-        <w:tc>
-          <w:tcPr>
-            <w:tcW w:type="dxa" w:w="1247"/>
-          </w:tcPr>
-          <w:p>
-            <w:pPr>
-              <w:spacing w:after="20" w:line="252" w:lineRule="auto"/>
-            </w:pPr>
-            <w:r/>
-          </w:p>
-        </w:tc>
-        <w:tc>
-          <w:tcPr>
-            <w:tcW w:type="dxa" w:w="2041"/>
-          </w:tcPr>
-          <w:p>
-            <w:pPr>
-              <w:spacing w:after="20" w:line="252" w:lineRule="auto"/>
-            </w:pPr>
-            <w:r/>
-          </w:p>
-        </w:tc>
-        <w:tc>
-          <w:tcPr>
-            <w:tcW w:type="dxa" w:w="4195"/>
-          </w:tcPr>
-          <w:p>
-            <w:pPr>
-              <w:spacing w:after="20" w:line="252" w:lineRule="auto"/>
-            </w:pPr>
-            <w:r/>
-          </w:p>
-        </w:tc>
-      </w:tr>
-      <w:tr>
-        <w:trPr>
-          <w:trHeight w:val="317" w:hRule="atLeast"/>
-        </w:trPr>
-        <w:tc>
-          <w:tcPr>
-            <w:tcW w:type="dxa" w:w="567"/>
-          </w:tcPr>
-          <w:p>
-            <w:pPr>
-              <w:spacing w:after="20" w:line="252" w:lineRule="auto"/>
-              <w:jc w:val="center"/>
-            </w:pPr>
-            <w:r/>
-            <w:r>
-              <w:rPr>
-                <w:rFonts w:ascii="맑은 고딕" w:hAnsi="맑은 고딕" w:eastAsia="맑은 고딕"/>
-                <w:b w:val="0"/>
-                <w:sz w:val="17"/>
-              </w:rPr>
-              <w:t>21</w:t>
-            </w:r>
-          </w:p>
-        </w:tc>
-        <w:tc>
-          <w:tcPr>
-            <w:tcW w:type="dxa" w:w="794"/>
-          </w:tcPr>
-          <w:p>
-            <w:pPr>
-              <w:spacing w:after="20" w:line="252" w:lineRule="auto"/>
-              <w:jc w:val="center"/>
-            </w:pPr>
-            <w:r/>
-          </w:p>
-        </w:tc>
-        <w:tc>
-          <w:tcPr>
-            <w:tcW w:type="dxa" w:w="794"/>
-          </w:tcPr>
-          <w:p>
-            <w:pPr>
-              <w:spacing w:after="20" w:line="252" w:lineRule="auto"/>
-              <w:jc w:val="center"/>
-            </w:pPr>
-            <w:r/>
-          </w:p>
-        </w:tc>
-        <w:tc>
-          <w:tcPr>
-            <w:tcW w:type="dxa" w:w="1247"/>
-          </w:tcPr>
-          <w:p>
-            <w:pPr>
-              <w:spacing w:after="20" w:line="252" w:lineRule="auto"/>
-            </w:pPr>
-            <w:r/>
-          </w:p>
-        </w:tc>
-        <w:tc>
-          <w:tcPr>
-            <w:tcW w:type="dxa" w:w="2041"/>
-          </w:tcPr>
-          <w:p>
-            <w:pPr>
-              <w:spacing w:after="20" w:line="252" w:lineRule="auto"/>
-            </w:pPr>
-            <w:r/>
-          </w:p>
-        </w:tc>
-        <w:tc>
-          <w:tcPr>
-            <w:tcW w:type="dxa" w:w="4195"/>
-          </w:tcPr>
-          <w:p>
-            <w:pPr>
-              <w:spacing w:after="20" w:line="252" w:lineRule="auto"/>
-            </w:pPr>
-            <w:r/>
-          </w:p>
-        </w:tc>
-      </w:tr>
-      <w:tr>
-        <w:trPr>
-          <w:trHeight w:val="317" w:hRule="atLeast"/>
-        </w:trPr>
-        <w:tc>
-          <w:tcPr>
-            <w:tcW w:type="dxa" w:w="567"/>
-          </w:tcPr>
-          <w:p>
-            <w:pPr>
-              <w:spacing w:after="20" w:line="252" w:lineRule="auto"/>
-              <w:jc w:val="center"/>
-            </w:pPr>
-            <w:r/>
-            <w:r>
-              <w:rPr>
-                <w:rFonts w:ascii="맑은 고딕" w:hAnsi="맑은 고딕" w:eastAsia="맑은 고딕"/>
-                <w:b w:val="0"/>
-                <w:sz w:val="17"/>
-              </w:rPr>
-              <w:t>22</w:t>
-            </w:r>
-          </w:p>
-        </w:tc>
-        <w:tc>
-          <w:tcPr>
-            <w:tcW w:type="dxa" w:w="794"/>
-          </w:tcPr>
-          <w:p>
-            <w:pPr>
-              <w:spacing w:after="20" w:line="252" w:lineRule="auto"/>
-              <w:jc w:val="center"/>
-            </w:pPr>
-            <w:r/>
-          </w:p>
-        </w:tc>
-        <w:tc>
-          <w:tcPr>
-            <w:tcW w:type="dxa" w:w="794"/>
-          </w:tcPr>
-          <w:p>
-            <w:pPr>
-              <w:spacing w:after="20" w:line="252" w:lineRule="auto"/>
-              <w:jc w:val="center"/>
-            </w:pPr>
-            <w:r/>
-          </w:p>
-        </w:tc>
-        <w:tc>
-          <w:tcPr>
-            <w:tcW w:type="dxa" w:w="1247"/>
-          </w:tcPr>
-          <w:p>
-            <w:pPr>
-              <w:spacing w:after="20" w:line="252" w:lineRule="auto"/>
-            </w:pPr>
-            <w:r/>
-          </w:p>
-        </w:tc>
-        <w:tc>
-          <w:tcPr>
-            <w:tcW w:type="dxa" w:w="2041"/>
-          </w:tcPr>
-          <w:p>
-            <w:pPr>
-              <w:spacing w:after="20" w:line="252" w:lineRule="auto"/>
-            </w:pPr>
-            <w:r/>
-          </w:p>
-        </w:tc>
-        <w:tc>
-          <w:tcPr>
-            <w:tcW w:type="dxa" w:w="4195"/>
-          </w:tcPr>
-          <w:p>
-            <w:pPr>
-              <w:spacing w:after="20" w:line="252" w:lineRule="auto"/>
-            </w:pPr>
-            <w:r/>
-          </w:p>
-        </w:tc>
-      </w:tr>
-      <w:tr>
-        <w:trPr>
-          <w:trHeight w:val="317" w:hRule="atLeast"/>
-        </w:trPr>
-        <w:tc>
-          <w:tcPr>
-            <w:tcW w:type="dxa" w:w="567"/>
-          </w:tcPr>
-          <w:p>
-            <w:pPr>
-              <w:spacing w:after="20" w:line="252" w:lineRule="auto"/>
-              <w:jc w:val="center"/>
-            </w:pPr>
-            <w:r/>
-            <w:r>
-              <w:rPr>
-                <w:rFonts w:ascii="맑은 고딕" w:hAnsi="맑은 고딕" w:eastAsia="맑은 고딕"/>
-                <w:b w:val="0"/>
-                <w:sz w:val="17"/>
-              </w:rPr>
-              <w:t>23</w:t>
-            </w:r>
-          </w:p>
-        </w:tc>
-        <w:tc>
-          <w:tcPr>
-            <w:tcW w:type="dxa" w:w="794"/>
-          </w:tcPr>
-          <w:p>
-            <w:pPr>
-              <w:spacing w:after="20" w:line="252" w:lineRule="auto"/>
-              <w:jc w:val="center"/>
-            </w:pPr>
-            <w:r/>
-          </w:p>
-        </w:tc>
-        <w:tc>
-          <w:tcPr>
-            <w:tcW w:type="dxa" w:w="794"/>
-          </w:tcPr>
-          <w:p>
-            <w:pPr>
-              <w:spacing w:after="20" w:line="252" w:lineRule="auto"/>
-              <w:jc w:val="center"/>
-            </w:pPr>
-            <w:r/>
-          </w:p>
-        </w:tc>
-        <w:tc>
-          <w:tcPr>
-            <w:tcW w:type="dxa" w:w="1247"/>
-          </w:tcPr>
-          <w:p>
-            <w:pPr>
-              <w:spacing w:after="20" w:line="252" w:lineRule="auto"/>
-            </w:pPr>
-            <w:r/>
-          </w:p>
-        </w:tc>
-        <w:tc>
-          <w:tcPr>
-            <w:tcW w:type="dxa" w:w="2041"/>
-          </w:tcPr>
-          <w:p>
-            <w:pPr>
-              <w:spacing w:after="20" w:line="252" w:lineRule="auto"/>
-            </w:pPr>
-            <w:r/>
-          </w:p>
-        </w:tc>
-        <w:tc>
-          <w:tcPr>
-            <w:tcW w:type="dxa" w:w="4195"/>
-          </w:tcPr>
-          <w:p>
-            <w:pPr>
-              <w:spacing w:after="20" w:line="252" w:lineRule="auto"/>
-            </w:pPr>
-            <w:r/>
-          </w:p>
-        </w:tc>
-      </w:tr>
-      <w:tr>
-        <w:trPr>
-          <w:trHeight w:val="317" w:hRule="atLeast"/>
-        </w:trPr>
-        <w:tc>
-          <w:tcPr>
-            <w:tcW w:type="dxa" w:w="567"/>
-          </w:tcPr>
-          <w:p>
-            <w:pPr>
-              <w:spacing w:after="20" w:line="252" w:lineRule="auto"/>
-              <w:jc w:val="center"/>
-            </w:pPr>
-            <w:r/>
-            <w:r>
-              <w:rPr>
-                <w:rFonts w:ascii="맑은 고딕" w:hAnsi="맑은 고딕" w:eastAsia="맑은 고딕"/>
-                <w:b w:val="0"/>
-                <w:sz w:val="17"/>
-              </w:rPr>
-              <w:t>24</w:t>
-            </w:r>
-          </w:p>
-        </w:tc>
-        <w:tc>
-          <w:tcPr>
-            <w:tcW w:type="dxa" w:w="794"/>
-          </w:tcPr>
-          <w:p>
-            <w:pPr>
-              <w:spacing w:after="20" w:line="252" w:lineRule="auto"/>
-              <w:jc w:val="center"/>
-            </w:pPr>
-            <w:r/>
-          </w:p>
-        </w:tc>
-        <w:tc>
-          <w:tcPr>
-            <w:tcW w:type="dxa" w:w="794"/>
-          </w:tcPr>
-          <w:p>
-            <w:pPr>
-              <w:spacing w:after="20" w:line="252" w:lineRule="auto"/>
-              <w:jc w:val="center"/>
-            </w:pPr>
-            <w:r/>
-          </w:p>
-        </w:tc>
-        <w:tc>
-          <w:tcPr>
-            <w:tcW w:type="dxa" w:w="1247"/>
-          </w:tcPr>
-          <w:p>
-            <w:pPr>
-              <w:spacing w:after="20" w:line="252" w:lineRule="auto"/>
-            </w:pPr>
-            <w:r/>
-          </w:p>
-        </w:tc>
-        <w:tc>
-          <w:tcPr>
-            <w:tcW w:type="dxa" w:w="2041"/>
-          </w:tcPr>
-          <w:p>
-            <w:pPr>
-              <w:spacing w:after="20" w:line="252" w:lineRule="auto"/>
-            </w:pPr>
-            <w:r/>
-          </w:p>
-        </w:tc>
-        <w:tc>
-          <w:tcPr>
-            <w:tcW w:type="dxa" w:w="4195"/>
-          </w:tcPr>
-          <w:p>
-            <w:pPr>
-              <w:spacing w:after="20" w:line="252" w:lineRule="auto"/>
-            </w:pPr>
-            <w:r/>
-          </w:p>
-        </w:tc>
-      </w:tr>
-      <w:tr>
-        <w:trPr>
-          <w:trHeight w:val="317" w:hRule="atLeast"/>
-        </w:trPr>
-        <w:tc>
-          <w:tcPr>
-            <w:tcW w:type="dxa" w:w="567"/>
-          </w:tcPr>
-          <w:p>
-            <w:pPr>
-              <w:spacing w:after="20" w:line="252" w:lineRule="auto"/>
-              <w:jc w:val="center"/>
-            </w:pPr>
-            <w:r/>
-            <w:r>
-              <w:rPr>
-                <w:rFonts w:ascii="맑은 고딕" w:hAnsi="맑은 고딕" w:eastAsia="맑은 고딕"/>
-                <w:b w:val="0"/>
-                <w:sz w:val="17"/>
-              </w:rPr>
-              <w:t>25</w:t>
-            </w:r>
-          </w:p>
-        </w:tc>
-        <w:tc>
-          <w:tcPr>
-            <w:tcW w:type="dxa" w:w="794"/>
-          </w:tcPr>
-          <w:p>
-            <w:pPr>
-              <w:spacing w:after="20" w:line="252" w:lineRule="auto"/>
-              <w:jc w:val="center"/>
-            </w:pPr>
-            <w:r/>
-          </w:p>
-        </w:tc>
-        <w:tc>
-          <w:tcPr>
-            <w:tcW w:type="dxa" w:w="794"/>
-          </w:tcPr>
-          <w:p>
-            <w:pPr>
-              <w:spacing w:after="20" w:line="252" w:lineRule="auto"/>
-              <w:jc w:val="center"/>
-            </w:pPr>
-            <w:r/>
-          </w:p>
-        </w:tc>
-        <w:tc>
-          <w:tcPr>
-            <w:tcW w:type="dxa" w:w="1247"/>
-          </w:tcPr>
-          <w:p>
-            <w:pPr>
-              <w:spacing w:after="20" w:line="252" w:lineRule="auto"/>
-            </w:pPr>
-            <w:r/>
-          </w:p>
-        </w:tc>
-        <w:tc>
-          <w:tcPr>
-            <w:tcW w:type="dxa" w:w="2041"/>
-          </w:tcPr>
-          <w:p>
-            <w:pPr>
-              <w:spacing w:after="20" w:line="252" w:lineRule="auto"/>
-            </w:pPr>
-            <w:r/>
-          </w:p>
-        </w:tc>
-        <w:tc>
-          <w:tcPr>
-            <w:tcW w:type="dxa" w:w="4195"/>
-          </w:tcPr>
-          <w:p>
-            <w:pPr>
-              <w:spacing w:after="20" w:line="252" w:lineRule="auto"/>
-            </w:pPr>
-            <w:r/>
-          </w:p>
-        </w:tc>
-      </w:tr>
-      <w:tr>
-        <w:trPr>
-          <w:trHeight w:val="317" w:hRule="atLeast"/>
-        </w:trPr>
-        <w:tc>
-          <w:tcPr>
-            <w:tcW w:type="dxa" w:w="567"/>
-          </w:tcPr>
-          <w:p>
-            <w:pPr>
-              <w:spacing w:after="20" w:line="252" w:lineRule="auto"/>
-              <w:jc w:val="center"/>
-            </w:pPr>
-            <w:r/>
-            <w:r>
-              <w:rPr>
-                <w:rFonts w:ascii="맑은 고딕" w:hAnsi="맑은 고딕" w:eastAsia="맑은 고딕"/>
-                <w:b w:val="0"/>
-                <w:sz w:val="17"/>
-              </w:rPr>
-              <w:t>26</w:t>
-            </w:r>
-          </w:p>
-        </w:tc>
-        <w:tc>
-          <w:tcPr>
-            <w:tcW w:type="dxa" w:w="794"/>
-          </w:tcPr>
-          <w:p>
-            <w:pPr>
-              <w:spacing w:after="20" w:line="252" w:lineRule="auto"/>
-              <w:jc w:val="center"/>
-            </w:pPr>
-            <w:r/>
-          </w:p>
-        </w:tc>
-        <w:tc>
-          <w:tcPr>
-            <w:tcW w:type="dxa" w:w="794"/>
-          </w:tcPr>
-          <w:p>
-            <w:pPr>
-              <w:spacing w:after="20" w:line="252" w:lineRule="auto"/>
-              <w:jc w:val="center"/>
-            </w:pPr>
-            <w:r/>
-          </w:p>
-        </w:tc>
-        <w:tc>
-          <w:tcPr>
-            <w:tcW w:type="dxa" w:w="1247"/>
-          </w:tcPr>
-          <w:p>
-            <w:pPr>
-              <w:spacing w:after="20" w:line="252" w:lineRule="auto"/>
-            </w:pPr>
-            <w:r/>
-          </w:p>
-        </w:tc>
-        <w:tc>
-          <w:tcPr>
-            <w:tcW w:type="dxa" w:w="2041"/>
-          </w:tcPr>
-          <w:p>
-            <w:pPr>
-              <w:spacing w:after="20" w:line="252" w:lineRule="auto"/>
-            </w:pPr>
-            <w:r/>
-          </w:p>
-        </w:tc>
-        <w:tc>
-          <w:tcPr>
-            <w:tcW w:type="dxa" w:w="4195"/>
-          </w:tcPr>
-          <w:p>
-            <w:pPr>
-              <w:spacing w:after="20" w:line="252" w:lineRule="auto"/>
-            </w:pPr>
-            <w:r/>
-          </w:p>
-        </w:tc>
-      </w:tr>
-      <w:tr>
-        <w:trPr>
-          <w:trHeight w:val="317" w:hRule="atLeast"/>
-        </w:trPr>
-        <w:tc>
-          <w:tcPr>
-            <w:tcW w:type="dxa" w:w="567"/>
-          </w:tcPr>
-          <w:p>
-            <w:pPr>
-              <w:spacing w:after="20" w:line="252" w:lineRule="auto"/>
-              <w:jc w:val="center"/>
-            </w:pPr>
-            <w:r/>
-            <w:r>
-              <w:rPr>
-                <w:rFonts w:ascii="맑은 고딕" w:hAnsi="맑은 고딕" w:eastAsia="맑은 고딕"/>
-                <w:b w:val="0"/>
-                <w:sz w:val="17"/>
-              </w:rPr>
-              <w:t>27</w:t>
-            </w:r>
-          </w:p>
-        </w:tc>
-        <w:tc>
-          <w:tcPr>
-            <w:tcW w:type="dxa" w:w="794"/>
-          </w:tcPr>
-          <w:p>
-            <w:pPr>
-              <w:spacing w:after="20" w:line="252" w:lineRule="auto"/>
-              <w:jc w:val="center"/>
-            </w:pPr>
-            <w:r/>
-          </w:p>
-        </w:tc>
-        <w:tc>
-          <w:tcPr>
-            <w:tcW w:type="dxa" w:w="794"/>
-          </w:tcPr>
-          <w:p>
-            <w:pPr>
-              <w:spacing w:after="20" w:line="252" w:lineRule="auto"/>
-              <w:jc w:val="center"/>
-            </w:pPr>
-            <w:r/>
-          </w:p>
-        </w:tc>
-        <w:tc>
-          <w:tcPr>
-            <w:tcW w:type="dxa" w:w="1247"/>
-          </w:tcPr>
-          <w:p>
-            <w:pPr>
-              <w:spacing w:after="20" w:line="252" w:lineRule="auto"/>
-            </w:pPr>
-            <w:r/>
-          </w:p>
-        </w:tc>
-        <w:tc>
-          <w:tcPr>
-            <w:tcW w:type="dxa" w:w="2041"/>
-          </w:tcPr>
-          <w:p>
-            <w:pPr>
-              <w:spacing w:after="20" w:line="252" w:lineRule="auto"/>
-            </w:pPr>
-            <w:r/>
-          </w:p>
-        </w:tc>
-        <w:tc>
-          <w:tcPr>
-            <w:tcW w:type="dxa" w:w="4195"/>
-          </w:tcPr>
-          <w:p>
-            <w:pPr>
-              <w:spacing w:after="20" w:line="252" w:lineRule="auto"/>
-            </w:pPr>
-            <w:r/>
-          </w:p>
-        </w:tc>
-      </w:tr>
-      <w:tr>
-        <w:trPr>
-          <w:trHeight w:val="317" w:hRule="atLeast"/>
-        </w:trPr>
-        <w:tc>
-          <w:tcPr>
-            <w:tcW w:type="dxa" w:w="567"/>
-          </w:tcPr>
-          <w:p>
-            <w:pPr>
-              <w:spacing w:after="20" w:line="252" w:lineRule="auto"/>
-              <w:jc w:val="center"/>
-            </w:pPr>
-            <w:r/>
-            <w:r>
-              <w:rPr>
-                <w:rFonts w:ascii="맑은 고딕" w:hAnsi="맑은 고딕" w:eastAsia="맑은 고딕"/>
-                <w:b w:val="0"/>
-                <w:sz w:val="17"/>
-              </w:rPr>
-              <w:t>28</w:t>
-            </w:r>
-          </w:p>
-        </w:tc>
-        <w:tc>
-          <w:tcPr>
-            <w:tcW w:type="dxa" w:w="794"/>
-          </w:tcPr>
-          <w:p>
-            <w:pPr>
-              <w:spacing w:after="20" w:line="252" w:lineRule="auto"/>
-              <w:jc w:val="center"/>
-            </w:pPr>
-            <w:r/>
-          </w:p>
-        </w:tc>
-        <w:tc>
-          <w:tcPr>
-            <w:tcW w:type="dxa" w:w="794"/>
-          </w:tcPr>
-          <w:p>
-            <w:pPr>
-              <w:spacing w:after="20" w:line="252" w:lineRule="auto"/>
-              <w:jc w:val="center"/>
-            </w:pPr>
-            <w:r/>
-          </w:p>
-        </w:tc>
-        <w:tc>
-          <w:tcPr>
-            <w:tcW w:type="dxa" w:w="1247"/>
-          </w:tcPr>
-          <w:p>
-            <w:pPr>
-              <w:spacing w:after="20" w:line="252" w:lineRule="auto"/>
-            </w:pPr>
-            <w:r/>
-          </w:p>
-        </w:tc>
-        <w:tc>
-          <w:tcPr>
-            <w:tcW w:type="dxa" w:w="2041"/>
-          </w:tcPr>
-          <w:p>
-            <w:pPr>
-              <w:spacing w:after="20" w:line="252" w:lineRule="auto"/>
-            </w:pPr>
-            <w:r/>
-          </w:p>
-        </w:tc>
-        <w:tc>
-          <w:tcPr>
-            <w:tcW w:type="dxa" w:w="4195"/>
-          </w:tcPr>
-          <w:p>
-            <w:pPr>
-              <w:spacing w:after="20" w:line="252" w:lineRule="auto"/>
-            </w:pPr>
-            <w:r/>
-          </w:p>
-        </w:tc>
-      </w:tr>
-      <w:tr>
-        <w:trPr>
-          <w:trHeight w:val="317" w:hRule="atLeast"/>
-        </w:trPr>
-        <w:tc>
-          <w:tcPr>
-            <w:tcW w:type="dxa" w:w="567"/>
-          </w:tcPr>
-          <w:p>
-            <w:pPr>
-              <w:spacing w:after="20" w:line="252" w:lineRule="auto"/>
-              <w:jc w:val="center"/>
-            </w:pPr>
-            <w:r/>
-            <w:r>
-              <w:rPr>
-                <w:rFonts w:ascii="맑은 고딕" w:hAnsi="맑은 고딕" w:eastAsia="맑은 고딕"/>
-                <w:b w:val="0"/>
-                <w:sz w:val="17"/>
-              </w:rPr>
-              <w:t>29</w:t>
-            </w:r>
-          </w:p>
-        </w:tc>
-        <w:tc>
-          <w:tcPr>
-            <w:tcW w:type="dxa" w:w="794"/>
-          </w:tcPr>
-          <w:p>
-            <w:pPr>
-              <w:spacing w:after="20" w:line="252" w:lineRule="auto"/>
-              <w:jc w:val="center"/>
-            </w:pPr>
-            <w:r/>
-          </w:p>
-        </w:tc>
-        <w:tc>
-          <w:tcPr>
-            <w:tcW w:type="dxa" w:w="794"/>
-          </w:tcPr>
-          <w:p>
-            <w:pPr>
-              <w:spacing w:after="20" w:line="252" w:lineRule="auto"/>
-              <w:jc w:val="center"/>
-            </w:pPr>
-            <w:r/>
-          </w:p>
-        </w:tc>
-        <w:tc>
-          <w:tcPr>
-            <w:tcW w:type="dxa" w:w="1247"/>
-          </w:tcPr>
-          <w:p>
-            <w:pPr>
-              <w:spacing w:after="20" w:line="252" w:lineRule="auto"/>
-            </w:pPr>
-            <w:r/>
-          </w:p>
-        </w:tc>
-        <w:tc>
-          <w:tcPr>
-            <w:tcW w:type="dxa" w:w="2041"/>
-          </w:tcPr>
-          <w:p>
-            <w:pPr>
-              <w:spacing w:after="20" w:line="252" w:lineRule="auto"/>
-            </w:pPr>
-            <w:r/>
-          </w:p>
-        </w:tc>
-        <w:tc>
-          <w:tcPr>
-            <w:tcW w:type="dxa" w:w="4195"/>
-          </w:tcPr>
-          <w:p>
-            <w:pPr>
-              <w:spacing w:after="20" w:line="252" w:lineRule="auto"/>
-            </w:pPr>
-            <w:r/>
-          </w:p>
-        </w:tc>
-      </w:tr>
-      <w:tr>
-        <w:trPr>
-          <w:trHeight w:val="317" w:hRule="atLeast"/>
-        </w:trPr>
-        <w:tc>
-          <w:tcPr>
-            <w:tcW w:type="dxa" w:w="567"/>
-          </w:tcPr>
-          <w:p>
-            <w:pPr>
-              <w:spacing w:after="20" w:line="252" w:lineRule="auto"/>
-              <w:jc w:val="center"/>
-            </w:pPr>
-            <w:r/>
-            <w:r>
-              <w:rPr>
-                <w:rFonts w:ascii="맑은 고딕" w:hAnsi="맑은 고딕" w:eastAsia="맑은 고딕"/>
-                <w:b w:val="0"/>
-                <w:sz w:val="17"/>
-              </w:rPr>
-              <w:t>30</w:t>
-            </w:r>
-          </w:p>
-        </w:tc>
-        <w:tc>
-          <w:tcPr>
-            <w:tcW w:type="dxa" w:w="794"/>
-          </w:tcPr>
-          <w:p>
-            <w:pPr>
-              <w:spacing w:after="20" w:line="252" w:lineRule="auto"/>
-              <w:jc w:val="center"/>
-            </w:pPr>
-            <w:r/>
-          </w:p>
-        </w:tc>
-        <w:tc>
-          <w:tcPr>
-            <w:tcW w:type="dxa" w:w="794"/>
-          </w:tcPr>
-          <w:p>
-            <w:pPr>
-              <w:spacing w:after="20" w:line="252" w:lineRule="auto"/>
-              <w:jc w:val="center"/>
-            </w:pPr>
-            <w:r/>
-          </w:p>
-        </w:tc>
-        <w:tc>
-          <w:tcPr>
-            <w:tcW w:type="dxa" w:w="1247"/>
-          </w:tcPr>
-          <w:p>
-            <w:pPr>
-              <w:spacing w:after="20" w:line="252" w:lineRule="auto"/>
-            </w:pPr>
-            <w:r/>
-          </w:p>
-        </w:tc>
-        <w:tc>
-          <w:tcPr>
-            <w:tcW w:type="dxa" w:w="2041"/>
-          </w:tcPr>
-          <w:p>
-            <w:pPr>
-              <w:spacing w:after="20" w:line="252" w:lineRule="auto"/>
-            </w:pPr>
-            <w:r/>
-          </w:p>
-        </w:tc>
-        <w:tc>
-          <w:tcPr>
-            <w:tcW w:type="dxa" w:w="4195"/>
-          </w:tcPr>
-          <w:p>
-            <w:pPr>
-              <w:spacing w:after="20" w:line="252" w:lineRule="auto"/>
-            </w:pPr>
-            <w:r/>
-          </w:p>
-        </w:tc>
-      </w:tr>
-      <w:tr>
-        <w:trPr>
-          <w:trHeight w:val="317" w:hRule="atLeast"/>
-        </w:trPr>
-        <w:tc>
-          <w:tcPr>
-            <w:tcW w:type="dxa" w:w="567"/>
-          </w:tcPr>
-          <w:p>
-            <w:pPr>
-              <w:spacing w:after="20" w:line="252" w:lineRule="auto"/>
-              <w:jc w:val="center"/>
-            </w:pPr>
-            <w:r/>
-            <w:r>
-              <w:rPr>
-                <w:rFonts w:ascii="맑은 고딕" w:hAnsi="맑은 고딕" w:eastAsia="맑은 고딕"/>
-                <w:b w:val="0"/>
-                <w:sz w:val="17"/>
-              </w:rPr>
-              <w:t>31</w:t>
-            </w:r>
-          </w:p>
-        </w:tc>
-        <w:tc>
-          <w:tcPr>
-            <w:tcW w:type="dxa" w:w="794"/>
-          </w:tcPr>
-          <w:p>
-            <w:pPr>
-              <w:spacing w:after="20" w:line="252" w:lineRule="auto"/>
-              <w:jc w:val="center"/>
-            </w:pPr>
-            <w:r/>
-          </w:p>
-        </w:tc>
-        <w:tc>
-          <w:tcPr>
-            <w:tcW w:type="dxa" w:w="794"/>
-          </w:tcPr>
-          <w:p>
-            <w:pPr>
-              <w:spacing w:after="20" w:line="252" w:lineRule="auto"/>
-              <w:jc w:val="center"/>
-            </w:pPr>
-            <w:r/>
-          </w:p>
-        </w:tc>
-        <w:tc>
-          <w:tcPr>
-            <w:tcW w:type="dxa" w:w="1247"/>
-          </w:tcPr>
-          <w:p>
-            <w:pPr>
-              <w:spacing w:after="20" w:line="252" w:lineRule="auto"/>
-            </w:pPr>
-            <w:r/>
-          </w:p>
-        </w:tc>
-        <w:tc>
-          <w:tcPr>
-            <w:tcW w:type="dxa" w:w="2041"/>
-          </w:tcPr>
-          <w:p>
-            <w:pPr>
-              <w:spacing w:after="20" w:line="252" w:lineRule="auto"/>
-            </w:pPr>
-            <w:r/>
-          </w:p>
-        </w:tc>
-        <w:tc>
-          <w:tcPr>
-            <w:tcW w:type="dxa" w:w="4195"/>
-          </w:tcPr>
-          <w:p>
-            <w:pPr>
-              <w:spacing w:after="20" w:line="252" w:lineRule="auto"/>
-            </w:pPr>
-            <w:r/>
-          </w:p>
-        </w:tc>
-      </w:tr>
-    </w:tbl>
-    <w:p>
-      <w:pPr>
-        <w:spacing w:after="40"/>
-      </w:pPr>
-    </w:p>
-    <w:tbl>
-      <w:tblPr>
-        <w:tblStyle w:val="TableGrid"/>
-        <w:tblW w:type="auto" w:w="0"/>
-        <w:jc w:val="center"/>
-        <w:tblLayout w:type="fixed"/>
-        <w:tblLook w:firstColumn="1" w:firstRow="1" w:lastColumn="0" w:lastRow="0" w:noHBand="0" w:noVBand="1" w:val="04A0"/>
-      </w:tblPr>
-      <w:tblGrid>
-        <w:gridCol w:w="2268"/>
-        <w:gridCol w:w="7371"/>
-      </w:tblGrid>
-      <w:tr>
-        <w:trPr>
-          <w:trHeight w:val="396" w:hRule="atLeast"/>
-        </w:trPr>
-        <w:tc>
-          <w:tcPr>
-            <w:tcW w:type="dxa" w:w="2268"/>
-            <w:shd w:val="clear" w:color="auto" w:fill="EDEDED"/>
-          </w:tcPr>
-          <w:p>
-            <w:pPr>
-              <w:spacing w:after="20" w:line="252" w:lineRule="auto"/>
-            </w:pPr>
-            <w:r/>
-            <w:r>
-              <w:rPr>
-                <w:rFonts w:ascii="맑은 고딕" w:hAnsi="맑은 고딕" w:eastAsia="맑은 고딕"/>
-                <w:b/>
-                <w:sz w:val="18"/>
-              </w:rPr>
-              <w:t>이달 침상 상태</w:t>
-            </w:r>
-          </w:p>
-        </w:tc>
-        <w:tc>
-          <w:tcPr>
-            <w:tcW w:type="dxa" w:w="7370"/>
-          </w:tcPr>
-          <w:p>
-            <w:pPr>
-              <w:spacing w:after="20" w:line="252" w:lineRule="auto"/>
-            </w:pPr>
-            <w:r/>
-          </w:p>
-        </w:tc>
-      </w:tr>
-      <w:tr>
-        <w:trPr>
-          <w:trHeight w:val="396" w:hRule="atLeast"/>
-        </w:trPr>
-        <w:tc>
-          <w:tcPr>
-            <w:tcW w:type="dxa" w:w="2268"/>
-            <w:shd w:val="clear" w:color="auto" w:fill="EDEDED"/>
-          </w:tcPr>
-          <w:p>
-            <w:pPr>
-              <w:spacing w:after="20" w:line="252" w:lineRule="auto"/>
-            </w:pPr>
-            <w:r/>
-            <w:r>
-              <w:rPr>
-                <w:rFonts w:ascii="맑은 고딕" w:hAnsi="맑은 고딕" w:eastAsia="맑은 고딕"/>
-                <w:b/>
-                <w:sz w:val="18"/>
-              </w:rPr>
-              <w:t>이달 베딩 투입 합계</w:t>
-            </w:r>
-          </w:p>
-        </w:tc>
-        <w:tc>
-          <w:tcPr>
-            <w:tcW w:type="dxa" w:w="7370"/>
-          </w:tcPr>
-          <w:p>
-            <w:pPr>
-              <w:spacing w:after="20" w:line="252" w:lineRule="auto"/>
-            </w:pPr>
-            <w:r/>
-          </w:p>
-        </w:tc>
-      </w:tr>
-      <w:tr>
-        <w:trPr>
-          <w:trHeight w:val="396" w:hRule="atLeast"/>
-        </w:trPr>
-        <w:tc>
-          <w:tcPr>
-            <w:tcW w:type="dxa" w:w="2268"/>
-            <w:shd w:val="clear" w:color="auto" w:fill="EDEDED"/>
-          </w:tcPr>
-          <w:p>
-            <w:pPr>
-              <w:spacing w:after="20" w:line="252" w:lineRule="auto"/>
-            </w:pPr>
-            <w:r/>
-            <w:r>
-              <w:rPr>
-                <w:rFonts w:ascii="맑은 고딕" w:hAnsi="맑은 고딕" w:eastAsia="맑은 고딕"/>
-                <w:b/>
-                <w:sz w:val="18"/>
-              </w:rPr>
-              <w:t>연구책임자 확인</w:t>
-            </w:r>
-          </w:p>
-        </w:tc>
-        <w:tc>
-          <w:tcPr>
-            <w:tcW w:type="dxa" w:w="7370"/>
-          </w:tcPr>
-          <w:p>
-            <w:pPr>
-              <w:spacing w:after="20" w:line="252" w:lineRule="auto"/>
-            </w:pPr>
-            <w:r/>
-            <w:r>
-              <w:rPr>
-                <w:rFonts w:ascii="맑은 고딕" w:hAnsi="맑은 고딕" w:eastAsia="맑은 고딕"/>
-                <w:b w:val="0"/>
-                <w:sz w:val="18"/>
-              </w:rPr>
-              <w:t>(서명)                    확인일:</w:t>
-            </w:r>
-          </w:p>
-        </w:tc>
-      </w:tr>
-    </w:tbl>
-    <w:p>
-      <w:pPr>
-        <w:spacing w:after="40"/>
-      </w:pPr>
-    </w:p>
     <w:sectPr>
+      <w:footerReference w:type="default" r:id="rId9"/>
       <w:pgSz w:w="11906" w:h="16838"/>
       <w:pgMar w:top="1134" w:right="1134" w:bottom="1020" w:left="1134" w:header="720" w:footer="720" w:gutter="0"/>
       <w:cols w:space="720"/>
